--- a/docs/INTERFACES.docx
+++ b/docs/INTERFACES.docx
@@ -4524,7 +4524,7 @@
         <w:rPr>
           <w:b/>
         </w:rPr>
-        <w:t>Photon:</w:t>
+        <w:t>Photon: decided (2026-10-17).</w:t>
       </w:r>
       <w:r>
         <w:t xml:space="preserve"> </w:t>
@@ -4538,7 +4538,7 @@
         <w:t>photon/</w:t>
       </w:r>
       <w:r>
-        <w:t xml:space="preserve"> uses </w:t>
+        <w:t xml:space="preserve"> adopted §5 as written, on Photon 2.0, with no format changes. The phone never talks to </w:t>
       </w:r>
       <w:r>
         <w:rPr>
@@ -4546,10 +4546,10 @@
           <w:color w:val="374151"/>
           <w:sz w:val="19"/>
         </w:rPr>
-        <w:t>/labels/request</w:t>
-      </w:r>
-      <w:r>
-        <w:t xml:space="preserve"> (the phone to Photon), </w:t>
+        <w:t>photon/</w:t>
+      </w:r>
+      <w:r>
+        <w:t xml:space="preserve">. Two optional additions are proposed in </w:t>
       </w:r>
       <w:r>
         <w:rPr>
@@ -4557,10 +4557,10 @@
           <w:color w:val="374151"/>
           <w:sz w:val="19"/>
         </w:rPr>
-        <w:t>POST /labels/reply</w:t>
-      </w:r>
-      <w:r>
-        <w:t xml:space="preserve"> (JSON) and </w:t>
+        <w:t>STATUS.md</w:t>
+      </w:r>
+      <w:r>
+        <w:t xml:space="preserve"> (</w:t>
       </w:r>
       <w:r>
         <w:rPr>
@@ -4568,10 +4568,10 @@
           <w:color w:val="374151"/>
           <w:sz w:val="19"/>
         </w:rPr>
-        <w:t>POST /items</w:t>
-      </w:r>
-      <w:r>
-        <w:t xml:space="preserve">. §5 has </w:t>
+        <w:t>label_request_seen</w:t>
+      </w:r>
+      <w:r>
+        <w:t xml:space="preserve">, </w:t>
       </w:r>
       <w:r>
         <w:rPr>
@@ -4579,43 +4579,10 @@
           <w:color w:val="374151"/>
           <w:sz w:val="19"/>
         </w:rPr>
-        <w:t>label_request</w:t>
-      </w:r>
-      <w:r>
-        <w:t xml:space="preserve"> on </w:t>
-      </w:r>
-      <w:r>
-        <w:rPr>
-          <w:rFonts w:ascii="Courier New" w:hAnsi="Courier New" w:eastAsia="Courier New" w:cs="Courier New"/>
-          <w:color w:val="374151"/>
-          <w:sz w:val="19"/>
-        </w:rPr>
-        <w:t>/v1/photon</w:t>
-      </w:r>
-      <w:r>
-        <w:t xml:space="preserve"> and multipart </w:t>
-      </w:r>
-      <w:r>
-        <w:rPr>
-          <w:rFonts w:ascii="Courier New" w:hAnsi="Courier New" w:eastAsia="Courier New" w:cs="Courier New"/>
-          <w:color w:val="374151"/>
-          <w:sz w:val="19"/>
-        </w:rPr>
-        <w:t>POST /v1/labels</w:t>
-      </w:r>
-      <w:r>
-        <w:t xml:space="preserve">; </w:t>
-      </w:r>
-      <w:r>
-        <w:rPr>
-          <w:rFonts w:ascii="Courier New" w:hAnsi="Courier New" w:eastAsia="Courier New" w:cs="Courier New"/>
-          <w:color w:val="374151"/>
-          <w:sz w:val="19"/>
-        </w:rPr>
-        <w:t>photon-scaffold/</w:t>
-      </w:r>
-      <w:r>
-        <w:t xml:space="preserve"> implements §5.</w:t>
+        <w:t>label_unknown</w:t>
+      </w:r>
+      <w:r>
+        <w:t>); they are not part of this contract.</w:t>
       </w:r>
     </w:p>
     <w:p>

--- a/docs/INTERFACES.docx
+++ b/docs/INTERFACES.docx
@@ -4448,10 +4448,32 @@
         <w:rPr>
           <w:b/>
         </w:rPr>
-        <w:t>Where the server runs:</w:t>
-      </w:r>
-      <w:r>
-        <w:t xml:space="preserve"> a teammate's laptop at the venue (lowest latency, best for touch) or Vultr (the sponsor prize). Possibly both: laptop for the demo, Vultr as backup.</w:t>
+        <w:t>Where the server runs: decided (2026-10-17).</w:t>
+      </w:r>
+      <w:r>
+        <w:t xml:space="preserve"> The Vultr GPU box (</w:t>
+      </w:r>
+      <w:r>
+        <w:rPr>
+          <w:rFonts w:ascii="Courier New" w:hAnsi="Courier New" w:eastAsia="Courier New" w:cs="Courier New"/>
+          <w:color w:val="374151"/>
+          <w:sz w:val="19"/>
+        </w:rPr>
+        <w:t>deploy/vultr/</w:t>
+      </w:r>
+      <w:r>
+        <w:t xml:space="preserve">, </w:t>
+      </w:r>
+      <w:r>
+        <w:rPr>
+          <w:rFonts w:ascii="Courier New" w:hAnsi="Courier New" w:eastAsia="Courier New" w:cs="Courier New"/>
+          <w:color w:val="374151"/>
+          <w:sz w:val="19"/>
+        </w:rPr>
+        <w:t>marco-gpu</w:t>
+      </w:r>
+      <w:r>
+        <w:t>) is the primary server; a laptop at the venue is the fallback. Nothing in this contract changes: clients only change the base URL.</w:t>
       </w:r>
     </w:p>
     <w:p>

--- a/docs/INTERFACES.docx
+++ b/docs/INTERFACES.docx
@@ -7,7 +7,7 @@
         <w:pStyle w:val="Title"/>
       </w:pPr>
       <w:r>
-        <w:t>Marco: who builds what, and the interfaces between us (v0.2, 2026-10-17)</w:t>
+        <w:t>Marco: who builds what, and the interfaces between us (v0.3, 2026-10-17)</w:t>
       </w:r>
     </w:p>
     <w:p>
@@ -19,7 +19,7 @@
           <w:i/>
           <w:color w:val="5F6368"/>
         </w:rPr>
-        <w:t>Three owners, one contract. Change a message format only by updating this file, the code and tests on both sides, and telling the others. What changed since v0.1 is listed in §11.</w:t>
+        <w:t>Three owners, one contract. Change a message format only by updating this file, the code and tests on both sides, and telling the others. What changed since v0.1 is listed in §11, and since v0.2 in §12.</w:t>
       </w:r>
     </w:p>
     <w:p>
@@ -2100,6 +2100,46 @@
         <w:rPr>
           <w:b/>
         </w:rPr>
+        <w:t>`source`</w:t>
+      </w:r>
+      <w:r>
+        <w:t xml:space="preserve"> (optional form field): who registers it, </w:t>
+      </w:r>
+      <w:r>
+        <w:rPr>
+          <w:rFonts w:ascii="Courier New" w:hAnsi="Courier New" w:eastAsia="Courier New" w:cs="Courier New"/>
+          <w:color w:val="374151"/>
+          <w:sz w:val="19"/>
+        </w:rPr>
+        <w:t>app</w:t>
+      </w:r>
+      <w:r>
+        <w:t xml:space="preserve"> (the default: the app's setup flow) or </w:t>
+      </w:r>
+      <w:r>
+        <w:rPr>
+          <w:rFonts w:ascii="Courier New" w:hAnsi="Courier New" w:eastAsia="Courier New" w:cs="Courier New"/>
+          <w:color w:val="374151"/>
+          <w:sz w:val="19"/>
+        </w:rPr>
+        <w:t>photon</w:t>
+      </w:r>
+      <w:r>
+        <w:t xml:space="preserve"> (a caretaker). It lets one source's items be removed together (§5).</w:t>
+      </w:r>
+    </w:p>
+    <w:p>
+      <w:pPr>
+        <w:numPr>
+          <w:ilvl w:val="0"/>
+          <w:numId w:val="916"/>
+        </w:numPr>
+        <w:pStyle w:val="ListParagraph"/>
+      </w:pPr>
+      <w:r>
+        <w:rPr>
+          <w:b/>
+        </w:rPr>
         <w:t>Reply:</w:t>
       </w:r>
       <w:r>
@@ -2275,22 +2315,139 @@
         <w:t>size_m</w:t>
       </w:r>
       <w:r>
-        <w:t>.</w:t>
+        <w:t>;</w:t>
       </w:r>
     </w:p>
     <w:p>
       <w:pPr>
-        <w:pStyle w:val="Heading2"/>
-      </w:pPr>
-      <w:r>
-        <w:t>3.4 ARWorldMap rules (Utkarsh), so positions survive relaunch</w:t>
+        <w:numPr>
+          <w:ilvl w:val="1"/>
+          <w:numId w:val="917"/>
+        </w:numPr>
+        <w:pStyle w:val="ListParagraph"/>
+      </w:pPr>
+      <w:r>
+        <w:rPr>
+          <w:rFonts w:ascii="Courier New" w:hAnsi="Courier New" w:eastAsia="Courier New" w:cs="Courier New"/>
+          <w:color w:val="374151"/>
+          <w:sz w:val="19"/>
+        </w:rPr>
+        <w:t>source</w:t>
+      </w:r>
+      <w:r>
+        <w:t xml:space="preserve">: </w:t>
+      </w:r>
+      <w:r>
+        <w:rPr>
+          <w:rFonts w:ascii="Courier New" w:hAnsi="Courier New" w:eastAsia="Courier New" w:cs="Courier New"/>
+          <w:color w:val="374151"/>
+          <w:sz w:val="19"/>
+        </w:rPr>
+        <w:t>app</w:t>
+      </w:r>
+      <w:r>
+        <w:t xml:space="preserve">, </w:t>
+      </w:r>
+      <w:r>
+        <w:rPr>
+          <w:rFonts w:ascii="Courier New" w:hAnsi="Courier New" w:eastAsia="Courier New" w:cs="Courier New"/>
+          <w:color w:val="374151"/>
+          <w:sz w:val="19"/>
+        </w:rPr>
+        <w:t>photon</w:t>
+      </w:r>
+      <w:r>
+        <w:t xml:space="preserve">, or </w:t>
+      </w:r>
+      <w:r>
+        <w:rPr>
+          <w:rFonts w:ascii="Courier New" w:hAnsi="Courier New" w:eastAsia="Courier New" w:cs="Courier New"/>
+          <w:color w:val="374151"/>
+          <w:sz w:val="19"/>
+        </w:rPr>
+        <w:t>seed</w:t>
+      </w:r>
+      <w:r>
+        <w:t xml:space="preserve"> (the stub's built-in fake items).</w:t>
       </w:r>
     </w:p>
     <w:p>
       <w:pPr>
         <w:numPr>
           <w:ilvl w:val="0"/>
+          <w:numId w:val="916"/>
+        </w:numPr>
+        <w:pStyle w:val="ListParagraph"/>
+      </w:pPr>
+      <w:r>
+        <w:rPr>
+          <w:b/>
+        </w:rPr>
+        <w:t>Saved across server restarts:</w:t>
+      </w:r>
+      <w:r>
+        <w:t xml:space="preserve"> every registration and label, with its photo (or touch crop) and voice note, under </w:t>
+      </w:r>
+      <w:r>
+        <w:rPr>
+          <w:rFonts w:ascii="Courier New" w:hAnsi="Courier New" w:eastAsia="Courier New" w:cs="Courier New"/>
+          <w:color w:val="374151"/>
+          <w:sz w:val="19"/>
+        </w:rPr>
+        <w:t>MARCO_DATA/registry/</w:t>
+      </w:r>
+      <w:r>
+        <w:t>.</w:t>
+      </w:r>
+    </w:p>
+    <w:p>
+      <w:pPr>
+        <w:numPr>
+          <w:ilvl w:val="1"/>
           <w:numId w:val="918"/>
+        </w:numPr>
+        <w:pStyle w:val="ListParagraph"/>
+      </w:pPr>
+      <w:r>
+        <w:t>On start, the server reloads them and registers the photos with the detector again, so detection works at once.</w:t>
+      </w:r>
+    </w:p>
+    <w:p>
+      <w:pPr>
+        <w:numPr>
+          <w:ilvl w:val="1"/>
+          <w:numId w:val="918"/>
+        </w:numPr>
+        <w:pStyle w:val="ListParagraph"/>
+      </w:pPr>
+      <w:r>
+        <w:t xml:space="preserve">Positions are not saved: an item is placed again when the camera next sees it. Until then it reads </w:t>
+      </w:r>
+      <w:r>
+        <w:rPr>
+          <w:rFonts w:ascii="Courier New" w:hAnsi="Courier New" w:eastAsia="Courier New" w:cs="Courier New"/>
+          <w:color w:val="374151"/>
+          <w:sz w:val="19"/>
+        </w:rPr>
+        <w:t>state: "registered"</w:t>
+      </w:r>
+      <w:r>
+        <w:t>.</w:t>
+      </w:r>
+    </w:p>
+    <w:p>
+      <w:pPr>
+        <w:pStyle w:val="Heading2"/>
+      </w:pPr>
+      <w:r>
+        <w:t>3.4 ARWorldMap rules (Utkarsh), so positions survive relaunch</w:t>
+      </w:r>
+    </w:p>
+    <w:p>
+      <w:pPr>
+        <w:numPr>
+          <w:ilvl w:val="0"/>
+          <w:numId w:val="919"/>
         </w:numPr>
         <w:pStyle w:val="ListParagraph"/>
       </w:pPr>
@@ -2313,7 +2470,7 @@
       <w:pPr>
         <w:numPr>
           <w:ilvl w:val="0"/>
-          <w:numId w:val="918"/>
+          <w:numId w:val="919"/>
         </w:numPr>
         <w:pStyle w:val="ListParagraph"/>
       </w:pPr>
@@ -2358,31 +2515,31 @@
       <w:pPr>
         <w:numPr>
           <w:ilvl w:val="0"/>
-          <w:numId w:val="918"/>
-        </w:numPr>
-        <w:pStyle w:val="ListParagraph"/>
-      </w:pPr>
-      <w:r>
-        <w:t>If relocalizing hasn't worked after 30 s of walking:</w:t>
-      </w:r>
-    </w:p>
-    <w:p>
-      <w:pPr>
-        <w:numPr>
-          <w:ilvl w:val="1"/>
           <w:numId w:val="919"/>
         </w:numPr>
         <w:pStyle w:val="ListParagraph"/>
       </w:pPr>
       <w:r>
-        <w:t>start a fresh map;</w:t>
+        <w:t>If relocalizing hasn't worked after 30 s of walking:</w:t>
       </w:r>
     </w:p>
     <w:p>
       <w:pPr>
         <w:numPr>
           <w:ilvl w:val="1"/>
-          <w:numId w:val="919"/>
+          <w:numId w:val="920"/>
+        </w:numPr>
+        <w:pStyle w:val="ListParagraph"/>
+      </w:pPr>
+      <w:r>
+        <w:t>start a fresh map;</w:t>
+      </w:r>
+    </w:p>
+    <w:p>
+      <w:pPr>
+        <w:numPr>
+          <w:ilvl w:val="1"/>
+          <w:numId w:val="920"/>
         </w:numPr>
         <w:pStyle w:val="ListParagraph"/>
       </w:pPr>
@@ -2405,7 +2562,7 @@
       <w:pPr>
         <w:numPr>
           <w:ilvl w:val="1"/>
-          <w:numId w:val="919"/>
+          <w:numId w:val="920"/>
         </w:numPr>
         <w:pStyle w:val="ListParagraph"/>
       </w:pPr>
@@ -2657,7 +2814,7 @@
       <w:pPr>
         <w:numPr>
           <w:ilvl w:val="0"/>
-          <w:numId w:val="920"/>
+          <w:numId w:val="921"/>
         </w:numPr>
         <w:pStyle w:val="ListParagraph"/>
       </w:pPr>
@@ -2688,7 +2845,7 @@
       <w:pPr>
         <w:numPr>
           <w:ilvl w:val="0"/>
-          <w:numId w:val="920"/>
+          <w:numId w:val="921"/>
         </w:numPr>
         <w:pStyle w:val="ListParagraph"/>
       </w:pPr>
@@ -2719,7 +2876,7 @@
       <w:pPr>
         <w:numPr>
           <w:ilvl w:val="0"/>
-          <w:numId w:val="920"/>
+          <w:numId w:val="921"/>
         </w:numPr>
         <w:pStyle w:val="ListParagraph"/>
       </w:pPr>
@@ -2739,7 +2896,7 @@
       <w:pPr>
         <w:numPr>
           <w:ilvl w:val="0"/>
-          <w:numId w:val="920"/>
+          <w:numId w:val="921"/>
         </w:numPr>
         <w:pStyle w:val="ListParagraph"/>
       </w:pPr>
@@ -2757,7 +2914,7 @@
       <w:pPr>
         <w:numPr>
           <w:ilvl w:val="0"/>
-          <w:numId w:val="920"/>
+          <w:numId w:val="921"/>
         </w:numPr>
         <w:pStyle w:val="ListParagraph"/>
       </w:pPr>
@@ -2799,7 +2956,7 @@
       <w:pPr>
         <w:numPr>
           <w:ilvl w:val="0"/>
-          <w:numId w:val="921"/>
+          <w:numId w:val="922"/>
         </w:numPr>
         <w:pStyle w:val="ListParagraph"/>
       </w:pPr>
@@ -2817,7 +2974,7 @@
       <w:pPr>
         <w:numPr>
           <w:ilvl w:val="0"/>
-          <w:numId w:val="921"/>
+          <w:numId w:val="922"/>
         </w:numPr>
         <w:pStyle w:val="ListParagraph"/>
       </w:pPr>
@@ -2857,7 +3014,7 @@
       <w:pPr>
         <w:numPr>
           <w:ilvl w:val="0"/>
-          <w:numId w:val="921"/>
+          <w:numId w:val="922"/>
         </w:numPr>
         <w:pStyle w:val="ListParagraph"/>
       </w:pPr>
@@ -2875,7 +3032,7 @@
       <w:pPr>
         <w:numPr>
           <w:ilvl w:val="0"/>
-          <w:numId w:val="921"/>
+          <w:numId w:val="922"/>
         </w:numPr>
         <w:pStyle w:val="ListParagraph"/>
       </w:pPr>
@@ -2904,7 +3061,7 @@
       <w:pPr>
         <w:numPr>
           <w:ilvl w:val="1"/>
-          <w:numId w:val="922"/>
+          <w:numId w:val="923"/>
         </w:numPr>
         <w:pStyle w:val="ListParagraph"/>
       </w:pPr>
@@ -2946,7 +3103,7 @@
       <w:pPr>
         <w:numPr>
           <w:ilvl w:val="1"/>
-          <w:numId w:val="922"/>
+          <w:numId w:val="923"/>
         </w:numPr>
         <w:pStyle w:val="ListParagraph"/>
       </w:pPr>
@@ -2974,7 +3131,7 @@
       <w:pPr>
         <w:numPr>
           <w:ilvl w:val="1"/>
-          <w:numId w:val="923"/>
+          <w:numId w:val="924"/>
         </w:numPr>
         <w:pStyle w:val="ListParagraph"/>
       </w:pPr>
@@ -2986,7 +3143,7 @@
       <w:pPr>
         <w:numPr>
           <w:ilvl w:val="1"/>
-          <w:numId w:val="923"/>
+          <w:numId w:val="924"/>
         </w:numPr>
         <w:pStyle w:val="ListParagraph"/>
       </w:pPr>
@@ -2998,7 +3155,7 @@
       <w:pPr>
         <w:numPr>
           <w:ilvl w:val="1"/>
-          <w:numId w:val="923"/>
+          <w:numId w:val="924"/>
         </w:numPr>
         <w:pStyle w:val="ListParagraph"/>
       </w:pPr>
@@ -3021,7 +3178,7 @@
       <w:pPr>
         <w:numPr>
           <w:ilvl w:val="1"/>
-          <w:numId w:val="923"/>
+          <w:numId w:val="924"/>
         </w:numPr>
         <w:pStyle w:val="ListParagraph"/>
       </w:pPr>
@@ -3044,7 +3201,7 @@
       <w:pPr>
         <w:numPr>
           <w:ilvl w:val="0"/>
-          <w:numId w:val="924"/>
+          <w:numId w:val="925"/>
         </w:numPr>
         <w:pStyle w:val="ListParagraph"/>
       </w:pPr>
@@ -3117,7 +3274,7 @@
       <w:pPr>
         <w:numPr>
           <w:ilvl w:val="0"/>
-          <w:numId w:val="924"/>
+          <w:numId w:val="925"/>
         </w:numPr>
         <w:pStyle w:val="ListParagraph"/>
       </w:pPr>
@@ -3151,6 +3308,164 @@
       </w:r>
       <w:r>
         <w:t xml:space="preserve"> = the caption.</w:t>
+      </w:r>
+    </w:p>
+    <w:p>
+      <w:pPr>
+        <w:numPr>
+          <w:ilvl w:val="0"/>
+          <w:numId w:val="925"/>
+        </w:numPr>
+        <w:pStyle w:val="ListParagraph"/>
+      </w:pPr>
+      <w:r>
+        <w:rPr>
+          <w:b/>
+        </w:rPr>
+        <w:t>`source=photon`</w:t>
+      </w:r>
+      <w:r>
+        <w:t xml:space="preserve"> goes on every Photon </w:t>
+      </w:r>
+      <w:r>
+        <w:rPr>
+          <w:rFonts w:ascii="Courier New" w:hAnsi="Courier New" w:eastAsia="Courier New" w:cs="Courier New"/>
+          <w:color w:val="374151"/>
+          <w:sz w:val="19"/>
+        </w:rPr>
+        <w:t>POST /v1/items</w:t>
+      </w:r>
+      <w:r>
+        <w:t xml:space="preserve"> and </w:t>
+      </w:r>
+      <w:r>
+        <w:rPr>
+          <w:rFonts w:ascii="Courier New" w:hAnsi="Courier New" w:eastAsia="Courier New" w:cs="Courier New"/>
+          <w:color w:val="374151"/>
+          <w:sz w:val="19"/>
+        </w:rPr>
+        <w:t>POST /v1/labels</w:t>
+      </w:r>
+      <w:r>
+        <w:t xml:space="preserve"> (an item a label creates gets this source).</w:t>
+      </w:r>
+    </w:p>
+    <w:p>
+      <w:pPr>
+        <w:numPr>
+          <w:ilvl w:val="0"/>
+          <w:numId w:val="925"/>
+        </w:numPr>
+        <w:pStyle w:val="ListParagraph"/>
+      </w:pPr>
+      <w:r>
+        <w:rPr>
+          <w:b/>
+        </w:rPr>
+        <w:t>Starting over (testing):</w:t>
+      </w:r>
+      <w:r>
+        <w:t xml:space="preserve"> when a caretaker texts </w:t>
+      </w:r>
+      <w:r>
+        <w:rPr>
+          <w:rFonts w:ascii="Courier New" w:hAnsi="Courier New" w:eastAsia="Courier New" w:cs="Courier New"/>
+          <w:color w:val="374151"/>
+          <w:sz w:val="19"/>
+        </w:rPr>
+        <w:t>/restart</w:t>
+      </w:r>
+      <w:r>
+        <w:t xml:space="preserve">, the bridge calls </w:t>
+      </w:r>
+      <w:r>
+        <w:rPr>
+          <w:rFonts w:ascii="Courier New" w:hAnsi="Courier New" w:eastAsia="Courier New" w:cs="Courier New"/>
+          <w:color w:val="374151"/>
+          <w:sz w:val="19"/>
+        </w:rPr>
+        <w:t>DELETE /v1/items?source=photon</w:t>
+      </w:r>
+      <w:r>
+        <w:t>.</w:t>
+      </w:r>
+    </w:p>
+    <w:p>
+      <w:pPr>
+        <w:numPr>
+          <w:ilvl w:val="1"/>
+          <w:numId w:val="926"/>
+        </w:numPr>
+        <w:pStyle w:val="ListParagraph"/>
+      </w:pPr>
+      <w:r>
+        <w:t>The server forgets every Photon item, with its label, voice note and saved files.</w:t>
+      </w:r>
+    </w:p>
+    <w:p>
+      <w:pPr>
+        <w:numPr>
+          <w:ilvl w:val="1"/>
+          <w:numId w:val="926"/>
+        </w:numPr>
+        <w:pStyle w:val="ListParagraph"/>
+      </w:pPr>
+      <w:r>
+        <w:t>The app's own setup items (</w:t>
+      </w:r>
+      <w:r>
+        <w:rPr>
+          <w:rFonts w:ascii="Courier New" w:hAnsi="Courier New" w:eastAsia="Courier New" w:cs="Courier New"/>
+          <w:color w:val="374151"/>
+          <w:sz w:val="19"/>
+        </w:rPr>
+        <w:t>source=app</w:t>
+      </w:r>
+      <w:r>
+        <w:t>) are untouched.</w:t>
+      </w:r>
+    </w:p>
+    <w:p>
+      <w:pPr>
+        <w:numPr>
+          <w:ilvl w:val="1"/>
+          <w:numId w:val="926"/>
+        </w:numPr>
+        <w:pStyle w:val="ListParagraph"/>
+      </w:pPr>
+      <w:r>
+        <w:t xml:space="preserve">The reply is </w:t>
+      </w:r>
+      <w:r>
+        <w:rPr>
+          <w:rFonts w:ascii="Courier New" w:hAnsi="Courier New" w:eastAsia="Courier New" w:cs="Courier New"/>
+          <w:color w:val="374151"/>
+          <w:sz w:val="19"/>
+        </w:rPr>
+        <w:t>{"status": "ok", "removed": [{"item_id": "…", "name": "…"}]}</w:t>
+      </w:r>
+      <w:r>
+        <w:t>.</w:t>
+      </w:r>
+    </w:p>
+    <w:p>
+      <w:pPr>
+        <w:numPr>
+          <w:ilvl w:val="1"/>
+          <w:numId w:val="926"/>
+        </w:numPr>
+        <w:pStyle w:val="ListParagraph"/>
+      </w:pPr>
+      <w:r>
+        <w:rPr>
+          <w:rFonts w:ascii="Courier New" w:hAnsi="Courier New" w:eastAsia="Courier New" w:cs="Courier New"/>
+          <w:color w:val="374151"/>
+          <w:sz w:val="19"/>
+        </w:rPr>
+        <w:t>source</w:t>
+      </w:r>
+      <w:r>
+        <w:t xml:space="preserve"> is required (422 without it), so nothing is ever removed by accident. The route sits behind the same auth gate.</w:t>
       </w:r>
     </w:p>
     <w:p>
@@ -3622,7 +3937,7 @@
       <w:pPr>
         <w:numPr>
           <w:ilvl w:val="0"/>
-          <w:numId w:val="925"/>
+          <w:numId w:val="927"/>
         </w:numPr>
         <w:pStyle w:val="ListParagraph"/>
       </w:pPr>
@@ -3651,7 +3966,7 @@
       <w:pPr>
         <w:numPr>
           <w:ilvl w:val="0"/>
-          <w:numId w:val="925"/>
+          <w:numId w:val="927"/>
         </w:numPr>
         <w:pStyle w:val="ListParagraph"/>
       </w:pPr>
@@ -3689,7 +4004,7 @@
       <w:pPr>
         <w:numPr>
           <w:ilvl w:val="1"/>
-          <w:numId w:val="926"/>
+          <w:numId w:val="928"/>
         </w:numPr>
         <w:pStyle w:val="ListParagraph"/>
       </w:pPr>
@@ -3710,7 +4025,7 @@
       <w:pPr>
         <w:numPr>
           <w:ilvl w:val="1"/>
-          <w:numId w:val="926"/>
+          <w:numId w:val="928"/>
         </w:numPr>
         <w:pStyle w:val="ListParagraph"/>
       </w:pPr>
@@ -3722,7 +4037,7 @@
       <w:pPr>
         <w:numPr>
           <w:ilvl w:val="1"/>
-          <w:numId w:val="926"/>
+          <w:numId w:val="928"/>
         </w:numPr>
         <w:pStyle w:val="ListParagraph"/>
       </w:pPr>
@@ -3734,7 +4049,7 @@
       <w:pPr>
         <w:numPr>
           <w:ilvl w:val="1"/>
-          <w:numId w:val="926"/>
+          <w:numId w:val="928"/>
         </w:numPr>
         <w:pStyle w:val="ListParagraph"/>
       </w:pPr>
@@ -3755,7 +4070,7 @@
       <w:pPr>
         <w:numPr>
           <w:ilvl w:val="0"/>
-          <w:numId w:val="925"/>
+          <w:numId w:val="927"/>
         </w:numPr>
         <w:pStyle w:val="ListParagraph"/>
       </w:pPr>
@@ -3793,7 +4108,7 @@
       <w:pPr>
         <w:numPr>
           <w:ilvl w:val="0"/>
-          <w:numId w:val="925"/>
+          <w:numId w:val="927"/>
         </w:numPr>
         <w:pStyle w:val="ListParagraph"/>
       </w:pPr>
@@ -3811,7 +4126,7 @@
       <w:pPr>
         <w:numPr>
           <w:ilvl w:val="0"/>
-          <w:numId w:val="925"/>
+          <w:numId w:val="927"/>
         </w:numPr>
         <w:pStyle w:val="ListParagraph"/>
       </w:pPr>
@@ -3838,7 +4153,7 @@
       <w:pPr>
         <w:numPr>
           <w:ilvl w:val="0"/>
-          <w:numId w:val="925"/>
+          <w:numId w:val="927"/>
         </w:numPr>
         <w:pStyle w:val="ListParagraph"/>
       </w:pPr>
@@ -3867,7 +4182,7 @@
       <w:pPr>
         <w:numPr>
           <w:ilvl w:val="0"/>
-          <w:numId w:val="925"/>
+          <w:numId w:val="927"/>
         </w:numPr>
         <w:pStyle w:val="ListParagraph"/>
       </w:pPr>
@@ -3945,7 +4260,7 @@
       <w:pPr>
         <w:numPr>
           <w:ilvl w:val="0"/>
-          <w:numId w:val="927"/>
+          <w:numId w:val="929"/>
         </w:numPr>
         <w:pStyle w:val="ListParagraph"/>
       </w:pPr>
@@ -3957,7 +4272,7 @@
       <w:pPr>
         <w:numPr>
           <w:ilvl w:val="0"/>
-          <w:numId w:val="927"/>
+          <w:numId w:val="929"/>
         </w:numPr>
         <w:pStyle w:val="ListParagraph"/>
       </w:pPr>
@@ -3969,7 +4284,7 @@
       <w:pPr>
         <w:numPr>
           <w:ilvl w:val="0"/>
-          <w:numId w:val="927"/>
+          <w:numId w:val="929"/>
         </w:numPr>
         <w:pStyle w:val="ListParagraph"/>
       </w:pPr>
@@ -3992,7 +4307,7 @@
       <w:pPr>
         <w:numPr>
           <w:ilvl w:val="0"/>
-          <w:numId w:val="927"/>
+          <w:numId w:val="929"/>
         </w:numPr>
         <w:pStyle w:val="ListParagraph"/>
       </w:pPr>
@@ -4004,7 +4319,7 @@
       <w:pPr>
         <w:numPr>
           <w:ilvl w:val="1"/>
-          <w:numId w:val="928"/>
+          <w:numId w:val="930"/>
         </w:numPr>
         <w:pStyle w:val="ListParagraph"/>
       </w:pPr>
@@ -4027,7 +4342,7 @@
       <w:pPr>
         <w:numPr>
           <w:ilvl w:val="1"/>
-          <w:numId w:val="928"/>
+          <w:numId w:val="930"/>
         </w:numPr>
         <w:pStyle w:val="ListParagraph"/>
       </w:pPr>
@@ -4058,7 +4373,7 @@
       <w:pPr>
         <w:numPr>
           <w:ilvl w:val="0"/>
-          <w:numId w:val="929"/>
+          <w:numId w:val="931"/>
         </w:numPr>
         <w:pStyle w:val="ListParagraph"/>
       </w:pPr>
@@ -4114,7 +4429,7 @@
       <w:pPr>
         <w:numPr>
           <w:ilvl w:val="0"/>
-          <w:numId w:val="929"/>
+          <w:numId w:val="931"/>
         </w:numPr>
         <w:pStyle w:val="ListParagraph"/>
       </w:pPr>
@@ -4137,7 +4452,7 @@
       <w:pPr>
         <w:numPr>
           <w:ilvl w:val="0"/>
-          <w:numId w:val="929"/>
+          <w:numId w:val="931"/>
         </w:numPr>
         <w:pStyle w:val="ListParagraph"/>
       </w:pPr>
@@ -4149,7 +4464,7 @@
       <w:pPr>
         <w:numPr>
           <w:ilvl w:val="0"/>
-          <w:numId w:val="929"/>
+          <w:numId w:val="931"/>
         </w:numPr>
         <w:pStyle w:val="ListParagraph"/>
       </w:pPr>
@@ -4177,7 +4492,7 @@
       <w:pPr>
         <w:numPr>
           <w:ilvl w:val="0"/>
-          <w:numId w:val="930"/>
+          <w:numId w:val="932"/>
         </w:numPr>
         <w:pStyle w:val="ListParagraph"/>
       </w:pPr>
@@ -4222,7 +4537,7 @@
       <w:pPr>
         <w:numPr>
           <w:ilvl w:val="0"/>
-          <w:numId w:val="931"/>
+          <w:numId w:val="933"/>
         </w:numPr>
         <w:pStyle w:val="ListParagraph"/>
       </w:pPr>
@@ -4245,7 +4560,7 @@
       <w:pPr>
         <w:numPr>
           <w:ilvl w:val="0"/>
-          <w:numId w:val="931"/>
+          <w:numId w:val="933"/>
         </w:numPr>
         <w:pStyle w:val="ListParagraph"/>
       </w:pPr>
@@ -4287,7 +4602,7 @@
       <w:pPr>
         <w:numPr>
           <w:ilvl w:val="0"/>
-          <w:numId w:val="932"/>
+          <w:numId w:val="934"/>
         </w:numPr>
         <w:pStyle w:val="ListParagraph"/>
       </w:pPr>
@@ -4305,7 +4620,7 @@
       <w:pPr>
         <w:numPr>
           <w:ilvl w:val="0"/>
-          <w:numId w:val="932"/>
+          <w:numId w:val="934"/>
         </w:numPr>
         <w:pStyle w:val="ListParagraph"/>
       </w:pPr>
@@ -4323,7 +4638,7 @@
       <w:pPr>
         <w:numPr>
           <w:ilvl w:val="0"/>
-          <w:numId w:val="932"/>
+          <w:numId w:val="934"/>
         </w:numPr>
         <w:pStyle w:val="ListParagraph"/>
       </w:pPr>
@@ -4341,7 +4656,7 @@
       <w:pPr>
         <w:numPr>
           <w:ilvl w:val="0"/>
-          <w:numId w:val="932"/>
+          <w:numId w:val="934"/>
         </w:numPr>
         <w:pStyle w:val="ListParagraph"/>
       </w:pPr>
@@ -4356,7 +4671,7 @@
       <w:pPr>
         <w:numPr>
           <w:ilvl w:val="1"/>
-          <w:numId w:val="933"/>
+          <w:numId w:val="935"/>
         </w:numPr>
         <w:pStyle w:val="ListParagraph"/>
       </w:pPr>
@@ -4368,7 +4683,7 @@
       <w:pPr>
         <w:numPr>
           <w:ilvl w:val="1"/>
-          <w:numId w:val="933"/>
+          <w:numId w:val="935"/>
         </w:numPr>
         <w:pStyle w:val="ListParagraph"/>
       </w:pPr>
@@ -4380,7 +4695,7 @@
       <w:pPr>
         <w:numPr>
           <w:ilvl w:val="1"/>
-          <w:numId w:val="933"/>
+          <w:numId w:val="935"/>
         </w:numPr>
         <w:pStyle w:val="ListParagraph"/>
       </w:pPr>
@@ -4400,7 +4715,7 @@
       <w:pPr>
         <w:numPr>
           <w:ilvl w:val="0"/>
-          <w:numId w:val="934"/>
+          <w:numId w:val="936"/>
         </w:numPr>
         <w:pStyle w:val="ListParagraph"/>
       </w:pPr>
@@ -4440,7 +4755,7 @@
       <w:pPr>
         <w:numPr>
           <w:ilvl w:val="0"/>
-          <w:numId w:val="934"/>
+          <w:numId w:val="936"/>
         </w:numPr>
         <w:pStyle w:val="ListParagraph"/>
       </w:pPr>
@@ -4480,7 +4795,7 @@
       <w:pPr>
         <w:numPr>
           <w:ilvl w:val="0"/>
-          <w:numId w:val="934"/>
+          <w:numId w:val="936"/>
         </w:numPr>
         <w:pStyle w:val="ListParagraph"/>
       </w:pPr>
@@ -4498,7 +4813,7 @@
       <w:pPr>
         <w:numPr>
           <w:ilvl w:val="0"/>
-          <w:numId w:val="934"/>
+          <w:numId w:val="936"/>
         </w:numPr>
         <w:pStyle w:val="ListParagraph"/>
       </w:pPr>
@@ -4538,7 +4853,7 @@
       <w:pPr>
         <w:numPr>
           <w:ilvl w:val="1"/>
-          <w:numId w:val="935"/>
+          <w:numId w:val="937"/>
         </w:numPr>
         <w:pStyle w:val="ListParagraph"/>
       </w:pPr>
@@ -4611,7 +4926,7 @@
       <w:pPr>
         <w:numPr>
           <w:ilvl w:val="1"/>
-          <w:numId w:val="935"/>
+          <w:numId w:val="937"/>
         </w:numPr>
         <w:pStyle w:val="ListParagraph"/>
       </w:pPr>
@@ -4692,7 +5007,7 @@
       <w:pPr>
         <w:numPr>
           <w:ilvl w:val="0"/>
-          <w:numId w:val="936"/>
+          <w:numId w:val="938"/>
         </w:numPr>
         <w:pStyle w:val="ListParagraph"/>
       </w:pPr>
@@ -4721,7 +5036,7 @@
       <w:pPr>
         <w:numPr>
           <w:ilvl w:val="0"/>
-          <w:numId w:val="936"/>
+          <w:numId w:val="938"/>
         </w:numPr>
         <w:pStyle w:val="ListParagraph"/>
       </w:pPr>
@@ -4739,7 +5054,7 @@
       <w:pPr>
         <w:numPr>
           <w:ilvl w:val="0"/>
-          <w:numId w:val="936"/>
+          <w:numId w:val="938"/>
         </w:numPr>
         <w:pStyle w:val="ListParagraph"/>
       </w:pPr>
@@ -4768,7 +5083,7 @@
       <w:pPr>
         <w:numPr>
           <w:ilvl w:val="0"/>
-          <w:numId w:val="936"/>
+          <w:numId w:val="938"/>
         </w:numPr>
         <w:pStyle w:val="ListParagraph"/>
       </w:pPr>
@@ -4797,7 +5112,7 @@
       <w:pPr>
         <w:numPr>
           <w:ilvl w:val="0"/>
-          <w:numId w:val="936"/>
+          <w:numId w:val="938"/>
         </w:numPr>
         <w:pStyle w:val="ListParagraph"/>
       </w:pPr>
@@ -4812,7 +5127,7 @@
       <w:pPr>
         <w:numPr>
           <w:ilvl w:val="1"/>
-          <w:numId w:val="937"/>
+          <w:numId w:val="939"/>
         </w:numPr>
         <w:pStyle w:val="ListParagraph"/>
       </w:pPr>
@@ -4843,7 +5158,7 @@
       <w:pPr>
         <w:numPr>
           <w:ilvl w:val="1"/>
-          <w:numId w:val="937"/>
+          <w:numId w:val="939"/>
         </w:numPr>
         <w:pStyle w:val="ListParagraph"/>
       </w:pPr>
@@ -4885,7 +5200,7 @@
       <w:pPr>
         <w:numPr>
           <w:ilvl w:val="1"/>
-          <w:numId w:val="937"/>
+          <w:numId w:val="939"/>
         </w:numPr>
         <w:pStyle w:val="ListParagraph"/>
       </w:pPr>
@@ -4908,7 +5223,7 @@
       <w:pPr>
         <w:numPr>
           <w:ilvl w:val="0"/>
-          <w:numId w:val="936"/>
+          <w:numId w:val="938"/>
         </w:numPr>
         <w:pStyle w:val="ListParagraph"/>
       </w:pPr>
@@ -4959,7 +5274,7 @@
       <w:pPr>
         <w:numPr>
           <w:ilvl w:val="0"/>
-          <w:numId w:val="936"/>
+          <w:numId w:val="938"/>
         </w:numPr>
         <w:pStyle w:val="ListParagraph"/>
       </w:pPr>
@@ -5010,7 +5325,7 @@
       <w:pPr>
         <w:numPr>
           <w:ilvl w:val="0"/>
-          <w:numId w:val="936"/>
+          <w:numId w:val="938"/>
         </w:numPr>
         <w:pStyle w:val="ListParagraph"/>
       </w:pPr>
@@ -5028,7 +5343,7 @@
       <w:pPr>
         <w:numPr>
           <w:ilvl w:val="0"/>
-          <w:numId w:val="936"/>
+          <w:numId w:val="938"/>
         </w:numPr>
         <w:pStyle w:val="ListParagraph"/>
       </w:pPr>
@@ -5046,7 +5361,7 @@
       <w:pPr>
         <w:numPr>
           <w:ilvl w:val="0"/>
-          <w:numId w:val="936"/>
+          <w:numId w:val="938"/>
         </w:numPr>
         <w:pStyle w:val="ListParagraph"/>
       </w:pPr>
@@ -5058,6 +5373,177 @@
       </w:r>
       <w:r>
         <w:t xml:space="preserve"> replaces "Marco is getting its bearings."</w:t>
+      </w:r>
+    </w:p>
+    <w:p>
+      <w:pPr>
+        <w:pStyle w:val="Heading1"/>
+      </w:pPr>
+      <w:r>
+        <w:t>12. Changes since v0.2</w:t>
+      </w:r>
+    </w:p>
+    <w:p>
+      <w:pPr>
+        <w:numPr>
+          <w:ilvl w:val="0"/>
+          <w:numId w:val="940"/>
+        </w:numPr>
+        <w:pStyle w:val="ListParagraph"/>
+      </w:pPr>
+      <w:r>
+        <w:rPr>
+          <w:b/>
+        </w:rPr>
+        <w:t>Registrations and labels persist</w:t>
+      </w:r>
+      <w:r>
+        <w:t xml:space="preserve"> across server restarts (§3.3), under </w:t>
+      </w:r>
+      <w:r>
+        <w:rPr>
+          <w:rFonts w:ascii="Courier New" w:hAnsi="Courier New" w:eastAsia="Courier New" w:cs="Courier New"/>
+          <w:color w:val="374151"/>
+          <w:sz w:val="19"/>
+        </w:rPr>
+        <w:t>MARCO_DATA/registry/</w:t>
+      </w:r>
+      <w:r>
+        <w:t>.</w:t>
+      </w:r>
+    </w:p>
+    <w:p>
+      <w:pPr>
+        <w:numPr>
+          <w:ilvl w:val="0"/>
+          <w:numId w:val="940"/>
+        </w:numPr>
+        <w:pStyle w:val="ListParagraph"/>
+      </w:pPr>
+      <w:r>
+        <w:rPr>
+          <w:b/>
+        </w:rPr>
+        <w:t>`source`:</w:t>
+      </w:r>
+    </w:p>
+    <w:p>
+      <w:pPr>
+        <w:numPr>
+          <w:ilvl w:val="1"/>
+          <w:numId w:val="941"/>
+        </w:numPr>
+        <w:pStyle w:val="ListParagraph"/>
+      </w:pPr>
+      <w:r>
+        <w:t xml:space="preserve">optional on </w:t>
+      </w:r>
+      <w:r>
+        <w:rPr>
+          <w:rFonts w:ascii="Courier New" w:hAnsi="Courier New" w:eastAsia="Courier New" w:cs="Courier New"/>
+          <w:color w:val="374151"/>
+          <w:sz w:val="19"/>
+        </w:rPr>
+        <w:t>POST /v1/items</w:t>
+      </w:r>
+      <w:r>
+        <w:t xml:space="preserve"> (default </w:t>
+      </w:r>
+      <w:r>
+        <w:rPr>
+          <w:rFonts w:ascii="Courier New" w:hAnsi="Courier New" w:eastAsia="Courier New" w:cs="Courier New"/>
+          <w:color w:val="374151"/>
+          <w:sz w:val="19"/>
+        </w:rPr>
+        <w:t>app</w:t>
+      </w:r>
+      <w:r>
+        <w:t xml:space="preserve">) and </w:t>
+      </w:r>
+      <w:r>
+        <w:rPr>
+          <w:rFonts w:ascii="Courier New" w:hAnsi="Courier New" w:eastAsia="Courier New" w:cs="Courier New"/>
+          <w:color w:val="374151"/>
+          <w:sz w:val="19"/>
+        </w:rPr>
+        <w:t>POST /v1/labels</w:t>
+      </w:r>
+      <w:r>
+        <w:t xml:space="preserve"> (default </w:t>
+      </w:r>
+      <w:r>
+        <w:rPr>
+          <w:rFonts w:ascii="Courier New" w:hAnsi="Courier New" w:eastAsia="Courier New" w:cs="Courier New"/>
+          <w:color w:val="374151"/>
+          <w:sz w:val="19"/>
+        </w:rPr>
+        <w:t>photon</w:t>
+      </w:r>
+      <w:r>
+        <w:t>);</w:t>
+      </w:r>
+    </w:p>
+    <w:p>
+      <w:pPr>
+        <w:numPr>
+          <w:ilvl w:val="1"/>
+          <w:numId w:val="941"/>
+        </w:numPr>
+        <w:pStyle w:val="ListParagraph"/>
+      </w:pPr>
+      <w:r>
+        <w:t xml:space="preserve">listed in </w:t>
+      </w:r>
+      <w:r>
+        <w:rPr>
+          <w:rFonts w:ascii="Courier New" w:hAnsi="Courier New" w:eastAsia="Courier New" w:cs="Courier New"/>
+          <w:color w:val="374151"/>
+          <w:sz w:val="19"/>
+        </w:rPr>
+        <w:t>GET /v1/items</w:t>
+      </w:r>
+      <w:r>
+        <w:t>.</w:t>
+      </w:r>
+    </w:p>
+    <w:p>
+      <w:pPr>
+        <w:numPr>
+          <w:ilvl w:val="0"/>
+          <w:numId w:val="940"/>
+        </w:numPr>
+        <w:pStyle w:val="ListParagraph"/>
+      </w:pPr>
+      <w:r>
+        <w:rPr>
+          <w:b/>
+        </w:rPr>
+        <w:t>New route</w:t>
+      </w:r>
+      <w:r>
+        <w:t xml:space="preserve"> </w:t>
+      </w:r>
+      <w:r>
+        <w:rPr>
+          <w:rFonts w:ascii="Courier New" w:hAnsi="Courier New" w:eastAsia="Courier New" w:cs="Courier New"/>
+          <w:color w:val="374151"/>
+          <w:sz w:val="19"/>
+        </w:rPr>
+        <w:t>DELETE /v1/items?source=…</w:t>
+      </w:r>
+      <w:r>
+        <w:t xml:space="preserve">, which forgets one source's items. Photon's </w:t>
+      </w:r>
+      <w:r>
+        <w:rPr>
+          <w:rFonts w:ascii="Courier New" w:hAnsi="Courier New" w:eastAsia="Courier New" w:cs="Courier New"/>
+          <w:color w:val="374151"/>
+          <w:sz w:val="19"/>
+        </w:rPr>
+        <w:t>/restart</w:t>
+      </w:r>
+      <w:r>
+        <w:t xml:space="preserve"> command uses it (§5).</w:t>
       </w:r>
     </w:p>
     <w:sectPr>
@@ -5601,20 +6087,20 @@
     </w:lvlOverride>
   </w:num>
   <w:num w:numId="918">
+    <w:abstractNumId w:val="900"/>
+    <w:lvlOverride w:ilvl="1">
+      <w:startOverride w:val="1"/>
+    </w:lvlOverride>
+  </w:num>
+  <w:num w:numId="919">
     <w:abstractNumId w:val="901"/>
     <w:lvlOverride w:ilvl="0">
       <w:startOverride w:val="1"/>
     </w:lvlOverride>
   </w:num>
-  <w:num w:numId="919">
+  <w:num w:numId="920">
     <w:abstractNumId w:val="900"/>
     <w:lvlOverride w:ilvl="1">
-      <w:startOverride w:val="1"/>
-    </w:lvlOverride>
-  </w:num>
-  <w:num w:numId="920">
-    <w:abstractNumId w:val="900"/>
-    <w:lvlOverride w:ilvl="0">
       <w:startOverride w:val="1"/>
     </w:lvlOverride>
   </w:num>
@@ -5626,7 +6112,7 @@
   </w:num>
   <w:num w:numId="922">
     <w:abstractNumId w:val="900"/>
-    <w:lvlOverride w:ilvl="1">
+    <w:lvlOverride w:ilvl="0">
       <w:startOverride w:val="1"/>
     </w:lvlOverride>
   </w:num>
@@ -5638,12 +6124,12 @@
   </w:num>
   <w:num w:numId="924">
     <w:abstractNumId w:val="900"/>
-    <w:lvlOverride w:ilvl="0">
+    <w:lvlOverride w:ilvl="1">
       <w:startOverride w:val="1"/>
     </w:lvlOverride>
   </w:num>
   <w:num w:numId="925">
-    <w:abstractNumId w:val="901"/>
+    <w:abstractNumId w:val="900"/>
     <w:lvlOverride w:ilvl="0">
       <w:startOverride w:val="1"/>
     </w:lvlOverride>
@@ -5674,30 +6160,30 @@
   </w:num>
   <w:num w:numId="930">
     <w:abstractNumId w:val="900"/>
-    <w:lvlOverride w:ilvl="0">
+    <w:lvlOverride w:ilvl="1">
       <w:startOverride w:val="1"/>
     </w:lvlOverride>
   </w:num>
   <w:num w:numId="931">
-    <w:abstractNumId w:val="900"/>
+    <w:abstractNumId w:val="901"/>
     <w:lvlOverride w:ilvl="0">
       <w:startOverride w:val="1"/>
     </w:lvlOverride>
   </w:num>
   <w:num w:numId="932">
-    <w:abstractNumId w:val="901"/>
+    <w:abstractNumId w:val="900"/>
     <w:lvlOverride w:ilvl="0">
       <w:startOverride w:val="1"/>
     </w:lvlOverride>
   </w:num>
   <w:num w:numId="933">
     <w:abstractNumId w:val="900"/>
-    <w:lvlOverride w:ilvl="1">
+    <w:lvlOverride w:ilvl="0">
       <w:startOverride w:val="1"/>
     </w:lvlOverride>
   </w:num>
   <w:num w:numId="934">
-    <w:abstractNumId w:val="900"/>
+    <w:abstractNumId w:val="901"/>
     <w:lvlOverride w:ilvl="0">
       <w:startOverride w:val="1"/>
     </w:lvlOverride>
@@ -5715,6 +6201,30 @@
     </w:lvlOverride>
   </w:num>
   <w:num w:numId="937">
+    <w:abstractNumId w:val="900"/>
+    <w:lvlOverride w:ilvl="1">
+      <w:startOverride w:val="1"/>
+    </w:lvlOverride>
+  </w:num>
+  <w:num w:numId="938">
+    <w:abstractNumId w:val="900"/>
+    <w:lvlOverride w:ilvl="0">
+      <w:startOverride w:val="1"/>
+    </w:lvlOverride>
+  </w:num>
+  <w:num w:numId="939">
+    <w:abstractNumId w:val="900"/>
+    <w:lvlOverride w:ilvl="1">
+      <w:startOverride w:val="1"/>
+    </w:lvlOverride>
+  </w:num>
+  <w:num w:numId="940">
+    <w:abstractNumId w:val="900"/>
+    <w:lvlOverride w:ilvl="0">
+      <w:startOverride w:val="1"/>
+    </w:lvlOverride>
+  </w:num>
+  <w:num w:numId="941">
     <w:abstractNumId w:val="900"/>
     <w:lvlOverride w:ilvl="1">
       <w:startOverride w:val="1"/>

--- a/docs/INTERFACES.docx
+++ b/docs/INTERFACES.docx
@@ -2063,12 +2063,62 @@
       </w:r>
     </w:p>
     <w:p>
-      <w:pPr>
-        <w:pStyle w:val="Heading2"/>
-      </w:pPr>
-      <w:r>
-        <w:t>3.3 Registration: `POST /v1/items` (multipart `photo` + `name`), from the app's setup flow or from Photon</w:t>
-      </w:r>
+      <w:r>
+        <w:rPr>
+          <w:b/>
+        </w:rPr>
+        <w:t>Command acknowledgement</w:t>
+      </w:r>
+      <w:r>
+        <w:t xml:space="preserve"> (the answer to a dashboard </w:t>
+      </w:r>
+      <w:r>
+        <w:rPr>
+          <w:rFonts w:ascii="Courier New" w:hAnsi="Courier New" w:eastAsia="Courier New" w:cs="Courier New"/>
+          <w:color w:val="374151"/>
+          <w:sz w:val="19"/>
+        </w:rPr>
+        <w:t>command</w:t>
+      </w:r>
+      <w:r>
+        <w:t>, §4):</w:t>
+      </w:r>
+    </w:p>
+    <w:tbl>
+      <w:tblPr>
+        <w:tblW w:type="auto" w:w="0"/>
+        <w:tblLayout w:type="fixed"/>
+        <w:tblLook w:firstColumn="1" w:firstRow="1" w:lastColumn="0" w:lastRow="0" w:noHBand="0" w:noVBand="1" w:val="04A0"/>
+      </w:tblPr>
+      <w:tblGrid>
+        <w:gridCol w:w="9648"/>
+      </w:tblGrid>
+      <w:tr>
+        <w:tc>
+          <w:tcPr>
+            <w:tcW w:type="dxa" w:w="9648"/>
+            <w:shd w:val="clear" w:color="auto" w:fill="F3F4F6"/>
+          </w:tcPr>
+          <w:p>
+            <w:pPr>
+              <w:spacing w:after="0" w:line="240" w:lineRule="auto"/>
+            </w:pPr>
+            <w:r>
+              <w:rPr>
+                <w:rFonts w:ascii="Courier New" w:hAnsi="Courier New" w:eastAsia="Courier New" w:cs="Courier New"/>
+                <w:color w:val="1F2937"/>
+                <w:sz w:val="17"/>
+              </w:rPr>
+              <w:t>{"type": "command_ack", "session_id": "…", "command_id": "…", "status": "accepted|applied|rejected", "reason": "…"}</w:t>
+            </w:r>
+          </w:p>
+        </w:tc>
+      </w:tr>
+    </w:tbl>
+    <w:p>
+      <w:pPr>
+        <w:spacing w:after="40"/>
+      </w:pPr>
     </w:p>
     <w:p>
       <w:pPr>
@@ -2079,13 +2129,29 @@
         <w:pStyle w:val="ListParagraph"/>
       </w:pPr>
       <w:r>
-        <w:rPr>
-          <w:b/>
-        </w:rPr>
-        <w:t>Photo:</w:t>
-      </w:r>
-      <w:r>
-        <w:t xml:space="preserve"> any normal upright photo; EXIF is fine here, and the server applies it. Send JPEG (convert HEIC on the phone).</w:t>
+        <w:t xml:space="preserve">Send </w:t>
+      </w:r>
+      <w:r>
+        <w:rPr>
+          <w:rFonts w:ascii="Courier New" w:hAnsi="Courier New" w:eastAsia="Courier New" w:cs="Courier New"/>
+          <w:color w:val="374151"/>
+          <w:sz w:val="19"/>
+        </w:rPr>
+        <w:t>accepted</w:t>
+      </w:r>
+      <w:r>
+        <w:t xml:space="preserve"> when you take the command, then </w:t>
+      </w:r>
+      <w:r>
+        <w:rPr>
+          <w:rFonts w:ascii="Courier New" w:hAnsi="Courier New" w:eastAsia="Courier New" w:cs="Courier New"/>
+          <w:color w:val="374151"/>
+          <w:sz w:val="19"/>
+        </w:rPr>
+        <w:t>applied</w:t>
+      </w:r>
+      <w:r>
+        <w:t xml:space="preserve"> once guidance has started (Find) or stopped (Stop).</w:t>
       </w:r>
     </w:p>
     <w:p>
@@ -2097,13 +2163,7 @@
         <w:pStyle w:val="ListParagraph"/>
       </w:pPr>
       <w:r>
-        <w:rPr>
-          <w:b/>
-        </w:rPr>
-        <w:t>`source`</w:t>
-      </w:r>
-      <w:r>
-        <w:t xml:space="preserve"> (optional form field): who registers it, </w:t>
+        <w:t xml:space="preserve">Or send </w:t>
       </w:r>
       <w:r>
         <w:rPr>
@@ -2111,10 +2171,10 @@
           <w:color w:val="374151"/>
           <w:sz w:val="19"/>
         </w:rPr>
-        <w:t>app</w:t>
-      </w:r>
-      <w:r>
-        <w:t xml:space="preserve"> (the default: the app's setup flow) or </w:t>
+        <w:t>rejected</w:t>
+      </w:r>
+      <w:r>
+        <w:t xml:space="preserve"> with a reason, such as </w:t>
       </w:r>
       <w:r>
         <w:rPr>
@@ -2122,10 +2182,32 @@
           <w:color w:val="374151"/>
           <w:sz w:val="19"/>
         </w:rPr>
-        <w:t>photon</w:t>
-      </w:r>
-      <w:r>
-        <w:t xml:space="preserve"> (a caretaker). It lets one source's items be removed together (§5).</w:t>
+        <w:t>session_mismatch</w:t>
+      </w:r>
+      <w:r>
+        <w:t xml:space="preserve">, </w:t>
+      </w:r>
+      <w:r>
+        <w:rPr>
+          <w:rFonts w:ascii="Courier New" w:hAnsi="Courier New" w:eastAsia="Courier New" w:cs="Courier New"/>
+          <w:color w:val="374151"/>
+          <w:sz w:val="19"/>
+        </w:rPr>
+        <w:t>expired</w:t>
+      </w:r>
+      <w:r>
+        <w:t xml:space="preserve"> or </w:t>
+      </w:r>
+      <w:r>
+        <w:rPr>
+          <w:rFonts w:ascii="Courier New" w:hAnsi="Courier New" w:eastAsia="Courier New" w:cs="Courier New"/>
+          <w:color w:val="374151"/>
+          <w:sz w:val="19"/>
+        </w:rPr>
+        <w:t>position_unavailable</w:t>
+      </w:r>
+      <w:r>
+        <w:t>.</w:t>
       </w:r>
     </w:p>
     <w:p>
@@ -2137,13 +2219,51 @@
         <w:pStyle w:val="ListParagraph"/>
       </w:pPr>
       <w:r>
+        <w:t>The server ignores acks for unknown, other-session or already-finished commands, and never replies to them.</w:t>
+      </w:r>
+    </w:p>
+    <w:p>
+      <w:pPr>
+        <w:pStyle w:val="Heading2"/>
+      </w:pPr>
+      <w:r>
+        <w:t>3.3 Registration: `POST /v1/items` (multipart `photo` + `name`), from the app's setup flow or from Photon</w:t>
+      </w:r>
+    </w:p>
+    <w:p>
+      <w:pPr>
+        <w:numPr>
+          <w:ilvl w:val="0"/>
+          <w:numId w:val="917"/>
+        </w:numPr>
+        <w:pStyle w:val="ListParagraph"/>
+      </w:pPr>
+      <w:r>
         <w:rPr>
           <w:b/>
         </w:rPr>
-        <w:t>Reply:</w:t>
-      </w:r>
-      <w:r>
-        <w:t xml:space="preserve"> </w:t>
+        <w:t>Photo:</w:t>
+      </w:r>
+      <w:r>
+        <w:t xml:space="preserve"> any normal upright photo; EXIF is fine here, and the server applies it. Send JPEG (convert HEIC on the phone).</w:t>
+      </w:r>
+    </w:p>
+    <w:p>
+      <w:pPr>
+        <w:numPr>
+          <w:ilvl w:val="0"/>
+          <w:numId w:val="917"/>
+        </w:numPr>
+        <w:pStyle w:val="ListParagraph"/>
+      </w:pPr>
+      <w:r>
+        <w:rPr>
+          <w:b/>
+        </w:rPr>
+        <w:t>`source`</w:t>
+      </w:r>
+      <w:r>
+        <w:t xml:space="preserve"> (optional form field): who registers it, </w:t>
       </w:r>
       <w:r>
         <w:rPr>
@@ -2151,10 +2271,10 @@
           <w:color w:val="374151"/>
           <w:sz w:val="19"/>
         </w:rPr>
-        <w:t>{item_id, quality: "ok"|"retake", reason}</w:t>
-      </w:r>
-      <w:r>
-        <w:t xml:space="preserve">. On </w:t>
+        <w:t>app</w:t>
+      </w:r>
+      <w:r>
+        <w:t xml:space="preserve"> (the default: the app's setup flow) or </w:t>
       </w:r>
       <w:r>
         <w:rPr>
@@ -2162,54 +2282,39 @@
           <w:color w:val="374151"/>
           <w:sz w:val="19"/>
         </w:rPr>
-        <w:t>retake</w:t>
-      </w:r>
-      <w:r>
-        <w:t xml:space="preserve">, say </w:t>
-      </w:r>
-      <w:r>
-        <w:rPr>
-          <w:i/>
-        </w:rPr>
-        <w:t>"I can't see the {name} clearly, try again."</w:t>
+        <w:t>photon</w:t>
+      </w:r>
+      <w:r>
+        <w:t xml:space="preserve"> (a caretaker). It lets one source's items be removed together (§5).</w:t>
       </w:r>
     </w:p>
     <w:p>
       <w:pPr>
         <w:numPr>
           <w:ilvl w:val="0"/>
-          <w:numId w:val="916"/>
-        </w:numPr>
-        <w:pStyle w:val="ListParagraph"/>
-      </w:pPr>
-      <w:r>
-        <w:rPr>
-          <w:b/>
-        </w:rPr>
-        <w:t>`GET /v1/items`</w:t>
-      </w:r>
-      <w:r>
-        <w:t xml:space="preserve"> lists every item, with these fields (labels made before an app launch come from here):</w:t>
-      </w:r>
-    </w:p>
-    <w:p>
-      <w:pPr>
-        <w:numPr>
-          <w:ilvl w:val="1"/>
           <w:numId w:val="917"/>
         </w:numPr>
         <w:pStyle w:val="ListParagraph"/>
       </w:pPr>
       <w:r>
         <w:rPr>
+          <w:b/>
+        </w:rPr>
+        <w:t>Reply:</w:t>
+      </w:r>
+      <w:r>
+        <w:t xml:space="preserve"> </w:t>
+      </w:r>
+      <w:r>
+        <w:rPr>
           <w:rFonts w:ascii="Courier New" w:hAnsi="Courier New" w:eastAsia="Courier New" w:cs="Courier New"/>
           <w:color w:val="374151"/>
           <w:sz w:val="19"/>
         </w:rPr>
-        <w:t>item_id</w:t>
-      </w:r>
-      <w:r>
-        <w:t xml:space="preserve">, </w:t>
+        <w:t>{item_id, quality: "ok"|"retake", reason}</w:t>
+      </w:r>
+      <w:r>
+        <w:t xml:space="preserve">. On </w:t>
       </w:r>
       <w:r>
         <w:rPr>
@@ -2217,187 +2322,34 @@
           <w:color w:val="374151"/>
           <w:sz w:val="19"/>
         </w:rPr>
-        <w:t>name</w:t>
-      </w:r>
-      <w:r>
-        <w:t xml:space="preserve">, </w:t>
-      </w:r>
-      <w:r>
-        <w:rPr>
-          <w:rFonts w:ascii="Courier New" w:hAnsi="Courier New" w:eastAsia="Courier New" w:cs="Courier New"/>
-          <w:color w:val="374151"/>
-          <w:sz w:val="19"/>
-        </w:rPr>
-        <w:t>position</w:t>
-      </w:r>
-      <w:r>
-        <w:t xml:space="preserve">, </w:t>
-      </w:r>
-      <w:r>
-        <w:rPr>
-          <w:rFonts w:ascii="Courier New" w:hAnsi="Courier New" w:eastAsia="Courier New" w:cs="Courier New"/>
-          <w:color w:val="374151"/>
-          <w:sz w:val="19"/>
-        </w:rPr>
-        <w:t>surface</w:t>
-      </w:r>
-      <w:r>
-        <w:t xml:space="preserve">, </w:t>
-      </w:r>
-      <w:r>
-        <w:rPr>
-          <w:rFonts w:ascii="Courier New" w:hAnsi="Courier New" w:eastAsia="Courier New" w:cs="Courier New"/>
-          <w:color w:val="374151"/>
-          <w:sz w:val="19"/>
-        </w:rPr>
-        <w:t>state</w:t>
-      </w:r>
-      <w:r>
-        <w:t>;</w:t>
+        <w:t>retake</w:t>
+      </w:r>
+      <w:r>
+        <w:t xml:space="preserve">, say </w:t>
+      </w:r>
+      <w:r>
+        <w:rPr>
+          <w:i/>
+        </w:rPr>
+        <w:t>"I can't see the {name} clearly, try again."</w:t>
       </w:r>
     </w:p>
     <w:p>
       <w:pPr>
         <w:numPr>
-          <w:ilvl w:val="1"/>
+          <w:ilvl w:val="0"/>
           <w:numId w:val="917"/>
         </w:numPr>
         <w:pStyle w:val="ListParagraph"/>
       </w:pPr>
       <w:r>
         <w:rPr>
-          <w:rFonts w:ascii="Courier New" w:hAnsi="Courier New" w:eastAsia="Courier New" w:cs="Courier New"/>
-          <w:color w:val="374151"/>
-          <w:sz w:val="19"/>
-        </w:rPr>
-        <w:t>last_seen_wall</w:t>
-      </w:r>
-      <w:r>
-        <w:t>;</w:t>
-      </w:r>
-    </w:p>
-    <w:p>
-      <w:pPr>
-        <w:numPr>
-          <w:ilvl w:val="1"/>
-          <w:numId w:val="917"/>
-        </w:numPr>
-        <w:pStyle w:val="ListParagraph"/>
-      </w:pPr>
-      <w:r>
-        <w:rPr>
-          <w:rFonts w:ascii="Courier New" w:hAnsi="Courier New" w:eastAsia="Courier New" w:cs="Courier New"/>
-          <w:color w:val="374151"/>
-          <w:sz w:val="19"/>
-        </w:rPr>
-        <w:t>label_text</w:t>
-      </w:r>
-      <w:r>
-        <w:t xml:space="preserve">, </w:t>
-      </w:r>
-      <w:r>
-        <w:rPr>
-          <w:rFonts w:ascii="Courier New" w:hAnsi="Courier New" w:eastAsia="Courier New" w:cs="Courier New"/>
-          <w:color w:val="374151"/>
-          <w:sz w:val="19"/>
-        </w:rPr>
-        <w:t>label_audio_url</w:t>
-      </w:r>
-      <w:r>
-        <w:t xml:space="preserve">, </w:t>
-      </w:r>
-      <w:r>
-        <w:rPr>
-          <w:rFonts w:ascii="Courier New" w:hAnsi="Courier New" w:eastAsia="Courier New" w:cs="Courier New"/>
-          <w:color w:val="374151"/>
-          <w:sz w:val="19"/>
-        </w:rPr>
-        <w:t>size_m</w:t>
-      </w:r>
-      <w:r>
-        <w:t>;</w:t>
-      </w:r>
-    </w:p>
-    <w:p>
-      <w:pPr>
-        <w:numPr>
-          <w:ilvl w:val="1"/>
-          <w:numId w:val="917"/>
-        </w:numPr>
-        <w:pStyle w:val="ListParagraph"/>
-      </w:pPr>
-      <w:r>
-        <w:rPr>
-          <w:rFonts w:ascii="Courier New" w:hAnsi="Courier New" w:eastAsia="Courier New" w:cs="Courier New"/>
-          <w:color w:val="374151"/>
-          <w:sz w:val="19"/>
-        </w:rPr>
-        <w:t>source</w:t>
-      </w:r>
-      <w:r>
-        <w:t xml:space="preserve">: </w:t>
-      </w:r>
-      <w:r>
-        <w:rPr>
-          <w:rFonts w:ascii="Courier New" w:hAnsi="Courier New" w:eastAsia="Courier New" w:cs="Courier New"/>
-          <w:color w:val="374151"/>
-          <w:sz w:val="19"/>
-        </w:rPr>
-        <w:t>app</w:t>
-      </w:r>
-      <w:r>
-        <w:t xml:space="preserve">, </w:t>
-      </w:r>
-      <w:r>
-        <w:rPr>
-          <w:rFonts w:ascii="Courier New" w:hAnsi="Courier New" w:eastAsia="Courier New" w:cs="Courier New"/>
-          <w:color w:val="374151"/>
-          <w:sz w:val="19"/>
-        </w:rPr>
-        <w:t>photon</w:t>
-      </w:r>
-      <w:r>
-        <w:t xml:space="preserve">, or </w:t>
-      </w:r>
-      <w:r>
-        <w:rPr>
-          <w:rFonts w:ascii="Courier New" w:hAnsi="Courier New" w:eastAsia="Courier New" w:cs="Courier New"/>
-          <w:color w:val="374151"/>
-          <w:sz w:val="19"/>
-        </w:rPr>
-        <w:t>seed</w:t>
-      </w:r>
-      <w:r>
-        <w:t xml:space="preserve"> (the stub's built-in fake items).</w:t>
-      </w:r>
-    </w:p>
-    <w:p>
-      <w:pPr>
-        <w:numPr>
-          <w:ilvl w:val="0"/>
-          <w:numId w:val="916"/>
-        </w:numPr>
-        <w:pStyle w:val="ListParagraph"/>
-      </w:pPr>
-      <w:r>
-        <w:rPr>
           <w:b/>
         </w:rPr>
-        <w:t>Saved across server restarts:</w:t>
-      </w:r>
-      <w:r>
-        <w:t xml:space="preserve"> every registration and label, with its photo (or touch crop) and voice note, under </w:t>
-      </w:r>
-      <w:r>
-        <w:rPr>
-          <w:rFonts w:ascii="Courier New" w:hAnsi="Courier New" w:eastAsia="Courier New" w:cs="Courier New"/>
-          <w:color w:val="374151"/>
-          <w:sz w:val="19"/>
-        </w:rPr>
-        <w:t>MARCO_DATA/registry/</w:t>
-      </w:r>
-      <w:r>
-        <w:t>.</w:t>
+        <w:t>`GET /v1/items`</w:t>
+      </w:r>
+      <w:r>
+        <w:t xml:space="preserve"> lists every item, with these fields (labels made before an app launch come from here):</w:t>
       </w:r>
     </w:p>
     <w:p>
@@ -2409,7 +2361,59 @@
         <w:pStyle w:val="ListParagraph"/>
       </w:pPr>
       <w:r>
-        <w:t>On start, the server reloads them and registers the photos with the detector again, so detection works at once.</w:t>
+        <w:rPr>
+          <w:rFonts w:ascii="Courier New" w:hAnsi="Courier New" w:eastAsia="Courier New" w:cs="Courier New"/>
+          <w:color w:val="374151"/>
+          <w:sz w:val="19"/>
+        </w:rPr>
+        <w:t>item_id</w:t>
+      </w:r>
+      <w:r>
+        <w:t xml:space="preserve">, </w:t>
+      </w:r>
+      <w:r>
+        <w:rPr>
+          <w:rFonts w:ascii="Courier New" w:hAnsi="Courier New" w:eastAsia="Courier New" w:cs="Courier New"/>
+          <w:color w:val="374151"/>
+          <w:sz w:val="19"/>
+        </w:rPr>
+        <w:t>name</w:t>
+      </w:r>
+      <w:r>
+        <w:t xml:space="preserve">, </w:t>
+      </w:r>
+      <w:r>
+        <w:rPr>
+          <w:rFonts w:ascii="Courier New" w:hAnsi="Courier New" w:eastAsia="Courier New" w:cs="Courier New"/>
+          <w:color w:val="374151"/>
+          <w:sz w:val="19"/>
+        </w:rPr>
+        <w:t>position</w:t>
+      </w:r>
+      <w:r>
+        <w:t xml:space="preserve">, </w:t>
+      </w:r>
+      <w:r>
+        <w:rPr>
+          <w:rFonts w:ascii="Courier New" w:hAnsi="Courier New" w:eastAsia="Courier New" w:cs="Courier New"/>
+          <w:color w:val="374151"/>
+          <w:sz w:val="19"/>
+        </w:rPr>
+        <w:t>surface</w:t>
+      </w:r>
+      <w:r>
+        <w:t xml:space="preserve">, </w:t>
+      </w:r>
+      <w:r>
+        <w:rPr>
+          <w:rFonts w:ascii="Courier New" w:hAnsi="Courier New" w:eastAsia="Courier New" w:cs="Courier New"/>
+          <w:color w:val="374151"/>
+          <w:sz w:val="19"/>
+        </w:rPr>
+        <w:t>state</w:t>
+      </w:r>
+      <w:r>
+        <w:t>;</w:t>
       </w:r>
     </w:p>
     <w:p>
@@ -2421,38 +2425,163 @@
         <w:pStyle w:val="ListParagraph"/>
       </w:pPr>
       <w:r>
-        <w:t xml:space="preserve">Positions are not saved: an item is placed again when the camera next sees it. Until then it reads </w:t>
-      </w:r>
-      <w:r>
         <w:rPr>
           <w:rFonts w:ascii="Courier New" w:hAnsi="Courier New" w:eastAsia="Courier New" w:cs="Courier New"/>
           <w:color w:val="374151"/>
           <w:sz w:val="19"/>
         </w:rPr>
-        <w:t>state: "registered"</w:t>
-      </w:r>
-      <w:r>
-        <w:t>.</w:t>
+        <w:t>last_seen_wall</w:t>
+      </w:r>
+      <w:r>
+        <w:t>;</w:t>
       </w:r>
     </w:p>
     <w:p>
       <w:pPr>
-        <w:pStyle w:val="Heading2"/>
-      </w:pPr>
-      <w:r>
-        <w:t>3.4 ARWorldMap rules (Utkarsh), so positions survive relaunch</w:t>
+        <w:numPr>
+          <w:ilvl w:val="1"/>
+          <w:numId w:val="918"/>
+        </w:numPr>
+        <w:pStyle w:val="ListParagraph"/>
+      </w:pPr>
+      <w:r>
+        <w:rPr>
+          <w:rFonts w:ascii="Courier New" w:hAnsi="Courier New" w:eastAsia="Courier New" w:cs="Courier New"/>
+          <w:color w:val="374151"/>
+          <w:sz w:val="19"/>
+        </w:rPr>
+        <w:t>label_text</w:t>
+      </w:r>
+      <w:r>
+        <w:t xml:space="preserve">, </w:t>
+      </w:r>
+      <w:r>
+        <w:rPr>
+          <w:rFonts w:ascii="Courier New" w:hAnsi="Courier New" w:eastAsia="Courier New" w:cs="Courier New"/>
+          <w:color w:val="374151"/>
+          <w:sz w:val="19"/>
+        </w:rPr>
+        <w:t>label_audio_url</w:t>
+      </w:r>
+      <w:r>
+        <w:t xml:space="preserve">, </w:t>
+      </w:r>
+      <w:r>
+        <w:rPr>
+          <w:rFonts w:ascii="Courier New" w:hAnsi="Courier New" w:eastAsia="Courier New" w:cs="Courier New"/>
+          <w:color w:val="374151"/>
+          <w:sz w:val="19"/>
+        </w:rPr>
+        <w:t>size_m</w:t>
+      </w:r>
+      <w:r>
+        <w:t>;</w:t>
       </w:r>
     </w:p>
     <w:p>
       <w:pPr>
         <w:numPr>
+          <w:ilvl w:val="1"/>
+          <w:numId w:val="918"/>
+        </w:numPr>
+        <w:pStyle w:val="ListParagraph"/>
+      </w:pPr>
+      <w:r>
+        <w:rPr>
+          <w:rFonts w:ascii="Courier New" w:hAnsi="Courier New" w:eastAsia="Courier New" w:cs="Courier New"/>
+          <w:color w:val="374151"/>
+          <w:sz w:val="19"/>
+        </w:rPr>
+        <w:t>source</w:t>
+      </w:r>
+      <w:r>
+        <w:t xml:space="preserve">: </w:t>
+      </w:r>
+      <w:r>
+        <w:rPr>
+          <w:rFonts w:ascii="Courier New" w:hAnsi="Courier New" w:eastAsia="Courier New" w:cs="Courier New"/>
+          <w:color w:val="374151"/>
+          <w:sz w:val="19"/>
+        </w:rPr>
+        <w:t>app</w:t>
+      </w:r>
+      <w:r>
+        <w:t xml:space="preserve">, </w:t>
+      </w:r>
+      <w:r>
+        <w:rPr>
+          <w:rFonts w:ascii="Courier New" w:hAnsi="Courier New" w:eastAsia="Courier New" w:cs="Courier New"/>
+          <w:color w:val="374151"/>
+          <w:sz w:val="19"/>
+        </w:rPr>
+        <w:t>photon</w:t>
+      </w:r>
+      <w:r>
+        <w:t xml:space="preserve">, or </w:t>
+      </w:r>
+      <w:r>
+        <w:rPr>
+          <w:rFonts w:ascii="Courier New" w:hAnsi="Courier New" w:eastAsia="Courier New" w:cs="Courier New"/>
+          <w:color w:val="374151"/>
+          <w:sz w:val="19"/>
+        </w:rPr>
+        <w:t>seed</w:t>
+      </w:r>
+      <w:r>
+        <w:t xml:space="preserve"> (the stub's built-in fake items).</w:t>
+      </w:r>
+    </w:p>
+    <w:p>
+      <w:pPr>
+        <w:numPr>
           <w:ilvl w:val="0"/>
+          <w:numId w:val="917"/>
+        </w:numPr>
+        <w:pStyle w:val="ListParagraph"/>
+      </w:pPr>
+      <w:r>
+        <w:rPr>
+          <w:b/>
+        </w:rPr>
+        <w:t>Saved across server restarts:</w:t>
+      </w:r>
+      <w:r>
+        <w:t xml:space="preserve"> every registration and label, with its photo (or touch crop) and voice note, under </w:t>
+      </w:r>
+      <w:r>
+        <w:rPr>
+          <w:rFonts w:ascii="Courier New" w:hAnsi="Courier New" w:eastAsia="Courier New" w:cs="Courier New"/>
+          <w:color w:val="374151"/>
+          <w:sz w:val="19"/>
+        </w:rPr>
+        <w:t>MARCO_DATA/registry/</w:t>
+      </w:r>
+      <w:r>
+        <w:t>.</w:t>
+      </w:r>
+    </w:p>
+    <w:p>
+      <w:pPr>
+        <w:numPr>
+          <w:ilvl w:val="1"/>
           <w:numId w:val="919"/>
         </w:numPr>
         <w:pStyle w:val="ListParagraph"/>
       </w:pPr>
       <w:r>
-        <w:t xml:space="preserve">Save </w:t>
+        <w:t>On start, the server reloads them and registers the photos with the detector again, so detection works at once.</w:t>
+      </w:r>
+    </w:p>
+    <w:p>
+      <w:pPr>
+        <w:numPr>
+          <w:ilvl w:val="1"/>
+          <w:numId w:val="919"/>
+        </w:numPr>
+        <w:pStyle w:val="ListParagraph"/>
+      </w:pPr>
+      <w:r>
+        <w:t xml:space="preserve">Positions are not saved: an item is placed again when the camera next sees it. Until then it reads </w:t>
       </w:r>
       <w:r>
         <w:rPr>
@@ -2460,22 +2589,30 @@
           <w:color w:val="374151"/>
           <w:sz w:val="19"/>
         </w:rPr>
-        <w:t>getCurrentWorldMap</w:t>
-      </w:r>
-      <w:r>
-        <w:t xml:space="preserve"> about every 30 s and when the app goes to the background.</w:t>
+        <w:t>state: "registered"</w:t>
+      </w:r>
+      <w:r>
+        <w:t>.</w:t>
       </w:r>
     </w:p>
     <w:p>
       <w:pPr>
+        <w:pStyle w:val="Heading2"/>
+      </w:pPr>
+      <w:r>
+        <w:t>3.4 ARWorldMap rules (Utkarsh), so positions survive relaunch</w:t>
+      </w:r>
+    </w:p>
+    <w:p>
+      <w:pPr>
         <w:numPr>
           <w:ilvl w:val="0"/>
-          <w:numId w:val="919"/>
+          <w:numId w:val="920"/>
         </w:numPr>
         <w:pStyle w:val="ListParagraph"/>
       </w:pPr>
       <w:r>
-        <w:t xml:space="preserve">On launch, load it as </w:t>
+        <w:t xml:space="preserve">Save </w:t>
       </w:r>
       <w:r>
         <w:rPr>
@@ -2483,10 +2620,22 @@
           <w:color w:val="374151"/>
           <w:sz w:val="19"/>
         </w:rPr>
-        <w:t>initialWorldMap</w:t>
-      </w:r>
-      <w:r>
-        <w:t xml:space="preserve">. Wait until tracking is </w:t>
+        <w:t>getCurrentWorldMap</w:t>
+      </w:r>
+      <w:r>
+        <w:t xml:space="preserve"> about every 30 s and when the app goes to the background.</w:t>
+      </w:r>
+    </w:p>
+    <w:p>
+      <w:pPr>
+        <w:numPr>
+          <w:ilvl w:val="0"/>
+          <w:numId w:val="920"/>
+        </w:numPr>
+        <w:pStyle w:val="ListParagraph"/>
+      </w:pPr>
+      <w:r>
+        <w:t xml:space="preserve">On launch, load it as </w:t>
       </w:r>
       <w:r>
         <w:rPr>
@@ -2494,10 +2643,10 @@
           <w:color w:val="374151"/>
           <w:sz w:val="19"/>
         </w:rPr>
-        <w:t>normal</w:t>
-      </w:r>
-      <w:r>
-        <w:t xml:space="preserve"> after relocalizing, then send </w:t>
+        <w:t>initialWorldMap</w:t>
+      </w:r>
+      <w:r>
+        <w:t xml:space="preserve">. Wait until tracking is </w:t>
       </w:r>
       <w:r>
         <w:rPr>
@@ -2505,6 +2654,17 @@
           <w:color w:val="374151"/>
           <w:sz w:val="19"/>
         </w:rPr>
+        <w:t>normal</w:t>
+      </w:r>
+      <w:r>
+        <w:t xml:space="preserve"> after relocalizing, then send </w:t>
+      </w:r>
+      <w:r>
+        <w:rPr>
+          <w:rFonts w:ascii="Courier New" w:hAnsi="Courier New" w:eastAsia="Courier New" w:cs="Courier New"/>
+          <w:color w:val="374151"/>
+          <w:sz w:val="19"/>
+        </w:rPr>
         <w:t>map: relocalized</w:t>
       </w:r>
       <w:r>
@@ -2515,31 +2675,31 @@
       <w:pPr>
         <w:numPr>
           <w:ilvl w:val="0"/>
-          <w:numId w:val="919"/>
-        </w:numPr>
-        <w:pStyle w:val="ListParagraph"/>
-      </w:pPr>
-      <w:r>
-        <w:t>If relocalizing hasn't worked after 30 s of walking:</w:t>
-      </w:r>
-    </w:p>
-    <w:p>
-      <w:pPr>
-        <w:numPr>
-          <w:ilvl w:val="1"/>
           <w:numId w:val="920"/>
         </w:numPr>
         <w:pStyle w:val="ListParagraph"/>
       </w:pPr>
       <w:r>
-        <w:t>start a fresh map;</w:t>
+        <w:t>If relocalizing hasn't worked after 30 s of walking:</w:t>
       </w:r>
     </w:p>
     <w:p>
       <w:pPr>
         <w:numPr>
           <w:ilvl w:val="1"/>
-          <w:numId w:val="920"/>
+          <w:numId w:val="921"/>
+        </w:numPr>
+        <w:pStyle w:val="ListParagraph"/>
+      </w:pPr>
+      <w:r>
+        <w:t>start a fresh map;</w:t>
+      </w:r>
+    </w:p>
+    <w:p>
+      <w:pPr>
+        <w:numPr>
+          <w:ilvl w:val="1"/>
+          <w:numId w:val="921"/>
         </w:numPr>
         <w:pStyle w:val="ListParagraph"/>
       </w:pPr>
@@ -2562,7 +2722,7 @@
       <w:pPr>
         <w:numPr>
           <w:ilvl w:val="1"/>
-          <w:numId w:val="920"/>
+          <w:numId w:val="921"/>
         </w:numPr>
         <w:pStyle w:val="ListParagraph"/>
       </w:pPr>
@@ -2814,7 +2974,7 @@
       <w:pPr>
         <w:numPr>
           <w:ilvl w:val="0"/>
-          <w:numId w:val="921"/>
+          <w:numId w:val="922"/>
         </w:numPr>
         <w:pStyle w:val="ListParagraph"/>
       </w:pPr>
@@ -2839,117 +2999,6 @@
       </w:r>
       <w:r>
         <w:t>.</w:t>
-      </w:r>
-    </w:p>
-    <w:p>
-      <w:pPr>
-        <w:numPr>
-          <w:ilvl w:val="0"/>
-          <w:numId w:val="921"/>
-        </w:numPr>
-        <w:pStyle w:val="ListParagraph"/>
-      </w:pPr>
-      <w:r>
-        <w:rPr>
-          <w:rFonts w:ascii="Courier New" w:hAnsi="Courier New" w:eastAsia="Courier New" w:cs="Courier New"/>
-          <w:color w:val="374151"/>
-          <w:sz w:val="19"/>
-        </w:rPr>
-        <w:t>touch.item_id</w:t>
-      </w:r>
-      <w:r>
-        <w:t xml:space="preserve"> is </w:t>
-      </w:r>
-      <w:r>
-        <w:rPr>
-          <w:rFonts w:ascii="Courier New" w:hAnsi="Courier New" w:eastAsia="Courier New" w:cs="Courier New"/>
-          <w:color w:val="374151"/>
-          <w:sz w:val="19"/>
-        </w:rPr>
-        <w:t>null</w:t>
-      </w:r>
-      <w:r>
-        <w:t xml:space="preserve"> for an unknown thing being touched.</w:t>
-      </w:r>
-    </w:p>
-    <w:p>
-      <w:pPr>
-        <w:numPr>
-          <w:ilvl w:val="0"/>
-          <w:numId w:val="921"/>
-        </w:numPr>
-        <w:pStyle w:val="ListParagraph"/>
-      </w:pPr>
-      <w:r>
-        <w:rPr>
-          <w:rFonts w:ascii="Courier New" w:hAnsi="Courier New" w:eastAsia="Courier New" w:cs="Courier New"/>
-          <w:color w:val="374151"/>
-          <w:sz w:val="19"/>
-        </w:rPr>
-        <w:t>hand_proximity</w:t>
-      </w:r>
-      <w:r>
-        <w:t xml:space="preserve"> is sent 15 times a second while guiding: the fingertip's distance to the target, which drives the steady tone in §7.</w:t>
-      </w:r>
-    </w:p>
-    <w:p>
-      <w:pPr>
-        <w:numPr>
-          <w:ilvl w:val="0"/>
-          <w:numId w:val="921"/>
-        </w:numPr>
-        <w:pStyle w:val="ListParagraph"/>
-      </w:pPr>
-      <w:r>
-        <w:rPr>
-          <w:b/>
-        </w:rPr>
-        <w:t>Touching a known item</w:t>
-      </w:r>
-      <w:r>
-        <w:t xml:space="preserve"> while not being guided to it names it: the phone plays its label audio, or says its label text, or "That's the {name}."</w:t>
-      </w:r>
-    </w:p>
-    <w:p>
-      <w:pPr>
-        <w:numPr>
-          <w:ilvl w:val="0"/>
-          <w:numId w:val="921"/>
-        </w:numPr>
-        <w:pStyle w:val="ListParagraph"/>
-      </w:pPr>
-      <w:r>
-        <w:t xml:space="preserve">The phone caches label audio, so touch playback never waits for the network. </w:t>
-      </w:r>
-      <w:r>
-        <w:rPr>
-          <w:rFonts w:ascii="Courier New" w:hAnsi="Courier New" w:eastAsia="Courier New" w:cs="Courier New"/>
-          <w:color w:val="374151"/>
-          <w:sz w:val="19"/>
-        </w:rPr>
-        <w:t>GET /v1/audio/{id}</w:t>
-      </w:r>
-      <w:r>
-        <w:t xml:space="preserve"> returns the original format (an iMessage voice note is </w:t>
-      </w:r>
-      <w:r>
-        <w:rPr>
-          <w:rFonts w:ascii="Courier New" w:hAnsi="Courier New" w:eastAsia="Courier New" w:cs="Courier New"/>
-          <w:color w:val="374151"/>
-          <w:sz w:val="19"/>
-        </w:rPr>
-        <w:t>.caf</w:t>
-      </w:r>
-      <w:r>
-        <w:t>).</w:t>
-      </w:r>
-    </w:p>
-    <w:p>
-      <w:pPr>
-        <w:pStyle w:val="Heading1"/>
-      </w:pPr>
-      <w:r>
-        <w:t>5. Photon to server (Utkarsh's Photon service)</w:t>
       </w:r>
     </w:p>
     <w:p>
@@ -2962,12 +3011,25 @@
       </w:pPr>
       <w:r>
         <w:rPr>
-          <w:b/>
-        </w:rPr>
-        <w:t>Connect through the `tailscale serve` URL,</w:t>
-      </w:r>
-      <w:r>
-        <w:t xml:space="preserve"> even on the server Mac, so the allow-list sees the bridge's tailnet login.</w:t>
+          <w:rFonts w:ascii="Courier New" w:hAnsi="Courier New" w:eastAsia="Courier New" w:cs="Courier New"/>
+          <w:color w:val="374151"/>
+          <w:sz w:val="19"/>
+        </w:rPr>
+        <w:t>touch.item_id</w:t>
+      </w:r>
+      <w:r>
+        <w:t xml:space="preserve"> is </w:t>
+      </w:r>
+      <w:r>
+        <w:rPr>
+          <w:rFonts w:ascii="Courier New" w:hAnsi="Courier New" w:eastAsia="Courier New" w:cs="Courier New"/>
+          <w:color w:val="374151"/>
+          <w:sz w:val="19"/>
+        </w:rPr>
+        <w:t>null</w:t>
+      </w:r>
+      <w:r>
+        <w:t xml:space="preserve"> for an unknown thing being touched.</w:t>
       </w:r>
     </w:p>
     <w:p>
@@ -2980,34 +3042,14 @@
       </w:pPr>
       <w:r>
         <w:rPr>
-          <w:b/>
-        </w:rPr>
-        <w:t>Requests:</w:t>
-      </w:r>
-      <w:r>
-        <w:t xml:space="preserve"> listen on WebSocket </w:t>
-      </w:r>
-      <w:r>
-        <w:rPr>
           <w:rFonts w:ascii="Courier New" w:hAnsi="Courier New" w:eastAsia="Courier New" w:cs="Courier New"/>
           <w:color w:val="374151"/>
           <w:sz w:val="19"/>
         </w:rPr>
-        <w:t>/v1/photon</w:t>
-      </w:r>
-      <w:r>
-        <w:t xml:space="preserve"> for </w:t>
-      </w:r>
-      <w:r>
-        <w:rPr>
-          <w:rFonts w:ascii="Courier New" w:hAnsi="Courier New" w:eastAsia="Courier New" w:cs="Courier New"/>
-          <w:color w:val="374151"/>
-          <w:sz w:val="19"/>
-        </w:rPr>
-        <w:t>{"type": "label_request", "touch_id": "…", "crop_url": "/v1/touch/…/crop.jpg", "question": "What is this?"}</w:t>
-      </w:r>
-      <w:r>
-        <w:t>. These are sent when the user asks "what is this?" about an unknown item.</w:t>
+        <w:t>hand_proximity</w:t>
+      </w:r>
+      <w:r>
+        <w:t xml:space="preserve"> is sent 15 times a second while guiding: the fingertip's distance to the target, which drives the steady tone in §7.</w:t>
       </w:r>
     </w:p>
     <w:p>
@@ -3022,10 +3064,10 @@
         <w:rPr>
           <w:b/>
         </w:rPr>
-        <w:t>Asking:</w:t>
-      </w:r>
-      <w:r>
-        <w:t xml:space="preserve"> send the crop (the touched item boxed) to the caretaker over iMessage.</w:t>
+        <w:t>Touching a known item</w:t>
+      </w:r>
+      <w:r>
+        <w:t xml:space="preserve"> while not being guided to it names it: the phone plays its label audio, or says its label text, or "That's the {name}."</w:t>
       </w:r>
     </w:p>
     <w:p>
@@ -3037,13 +3079,7 @@
         <w:pStyle w:val="ListParagraph"/>
       </w:pPr>
       <w:r>
-        <w:rPr>
-          <w:b/>
-        </w:rPr>
-        <w:t>Replying:</w:t>
-      </w:r>
-      <w:r>
-        <w:t xml:space="preserve"> post the answer to </w:t>
+        <w:t xml:space="preserve">The phone caches label audio, so touch playback never waits for the network. </w:t>
       </w:r>
       <w:r>
         <w:rPr>
@@ -3051,80 +3087,96 @@
           <w:color w:val="374151"/>
           <w:sz w:val="19"/>
         </w:rPr>
-        <w:t>POST /v1/labels</w:t>
-      </w:r>
-      <w:r>
-        <w:t xml:space="preserve"> as multipart:</w:t>
+        <w:t>GET /v1/audio/{id}</w:t>
+      </w:r>
+      <w:r>
+        <w:t xml:space="preserve"> returns the original format (an iMessage voice note is </w:t>
+      </w:r>
+      <w:r>
+        <w:rPr>
+          <w:rFonts w:ascii="Courier New" w:hAnsi="Courier New" w:eastAsia="Courier New" w:cs="Courier New"/>
+          <w:color w:val="374151"/>
+          <w:sz w:val="19"/>
+        </w:rPr>
+        <w:t>.caf</w:t>
+      </w:r>
+      <w:r>
+        <w:t>).</w:t>
       </w:r>
     </w:p>
     <w:p>
+      <w:r>
+        <w:rPr>
+          <w:b/>
+        </w:rPr>
+        <w:t>Dashboard command</w:t>
+      </w:r>
+      <w:r>
+        <w:t xml:space="preserve"> (Find or Stop pressed on the dashboard, §6), sent only to the socket bound to the current session:</w:t>
+      </w:r>
+    </w:p>
+    <w:tbl>
+      <w:tblPr>
+        <w:tblW w:type="auto" w:w="0"/>
+        <w:tblLayout w:type="fixed"/>
+        <w:tblLook w:firstColumn="1" w:firstRow="1" w:lastColumn="0" w:lastRow="0" w:noHBand="0" w:noVBand="1" w:val="04A0"/>
+      </w:tblPr>
+      <w:tblGrid>
+        <w:gridCol w:w="9648"/>
+      </w:tblGrid>
+      <w:tr>
+        <w:tc>
+          <w:tcPr>
+            <w:tcW w:type="dxa" w:w="9648"/>
+            <w:shd w:val="clear" w:color="auto" w:fill="F3F4F6"/>
+          </w:tcPr>
+          <w:p>
+            <w:pPr>
+              <w:spacing w:after="0" w:line="240" w:lineRule="auto"/>
+            </w:pPr>
+            <w:r>
+              <w:rPr>
+                <w:rFonts w:ascii="Courier New" w:hAnsi="Courier New" w:eastAsia="Courier New" w:cs="Courier New"/>
+                <w:color w:val="1F2937"/>
+                <w:sz w:val="17"/>
+              </w:rPr>
+              <w:t>{"type": "command", "command_id": "…", "session_id": "…", "action": "find|stop",</w:t>
+            </w:r>
+          </w:p>
+          <w:p>
+            <w:pPr>
+              <w:spacing w:after="0" w:line="240" w:lineRule="auto"/>
+            </w:pPr>
+            <w:r>
+              <w:rPr>
+                <w:rFonts w:ascii="Courier New" w:hAnsi="Courier New" w:eastAsia="Courier New" w:cs="Courier New"/>
+                <w:color w:val="1F2937"/>
+                <w:sz w:val="17"/>
+              </w:rPr>
+              <w:t xml:space="preserve"> "item_id": "…", "name": "keys", "position": [x, y, z], "surface": "table", "expires_wall": "2026-10-17T22:00:10.000Z"}</w:t>
+            </w:r>
+          </w:p>
+        </w:tc>
+      </w:tr>
+    </w:tbl>
+    <w:p>
+      <w:pPr>
+        <w:spacing w:after="40"/>
+      </w:pPr>
+    </w:p>
+    <w:p>
       <w:pPr>
         <w:numPr>
-          <w:ilvl w:val="1"/>
+          <w:ilvl w:val="0"/>
           <w:numId w:val="923"/>
         </w:numPr>
         <w:pStyle w:val="ListParagraph"/>
       </w:pPr>
       <w:r>
         <w:rPr>
-          <w:rFonts w:ascii="Courier New" w:hAnsi="Courier New" w:eastAsia="Courier New" w:cs="Courier New"/>
-          <w:color w:val="374151"/>
-          <w:sz w:val="19"/>
-        </w:rPr>
-        <w:t>touch_id</w:t>
-      </w:r>
-      <w:r>
-        <w:t xml:space="preserve">, </w:t>
-      </w:r>
-      <w:r>
-        <w:rPr>
-          <w:rFonts w:ascii="Courier New" w:hAnsi="Courier New" w:eastAsia="Courier New" w:cs="Courier New"/>
-          <w:color w:val="374151"/>
-          <w:sz w:val="19"/>
-        </w:rPr>
-        <w:t>name</w:t>
-      </w:r>
-      <w:r>
-        <w:t xml:space="preserve"> (short, e.g. "cumin"), and </w:t>
-      </w:r>
-      <w:r>
-        <w:rPr>
-          <w:rFonts w:ascii="Courier New" w:hAnsi="Courier New" w:eastAsia="Courier New" w:cs="Courier New"/>
-          <w:color w:val="374151"/>
-          <w:sz w:val="19"/>
-        </w:rPr>
-        <w:t>text</w:t>
-      </w:r>
-      <w:r>
-        <w:t xml:space="preserve"> (the caretaker's words, which the phone speaks);</w:t>
-      </w:r>
-    </w:p>
-    <w:p>
-      <w:pPr>
-        <w:numPr>
-          <w:ilvl w:val="1"/>
-          <w:numId w:val="923"/>
-        </w:numPr>
-        <w:pStyle w:val="ListParagraph"/>
-      </w:pPr>
-      <w:r>
-        <w:t xml:space="preserve">optionally </w:t>
-      </w:r>
-      <w:r>
-        <w:rPr>
-          <w:rFonts w:ascii="Courier New" w:hAnsi="Courier New" w:eastAsia="Courier New" w:cs="Courier New"/>
-          <w:color w:val="374151"/>
-          <w:sz w:val="19"/>
-        </w:rPr>
-        <w:t>audio</w:t>
-      </w:r>
-      <w:r>
-        <w:t xml:space="preserve"> (the voice memo, any format).</w:t>
-      </w:r>
-    </w:p>
-    <w:p>
-      <w:r>
-        <w:t>The server:</w:t>
+          <w:b/>
+        </w:rPr>
+        <w:t>Ignore and reject:</w:t>
       </w:r>
     </w:p>
     <w:p>
@@ -3136,7 +3188,18 @@
         <w:pStyle w:val="ListParagraph"/>
       </w:pPr>
       <w:r>
-        <w:t>registers the item from the crop;</w:t>
+        <w:t xml:space="preserve">drop a repeated </w:t>
+      </w:r>
+      <w:r>
+        <w:rPr>
+          <w:rFonts w:ascii="Courier New" w:hAnsi="Courier New" w:eastAsia="Courier New" w:cs="Courier New"/>
+          <w:color w:val="374151"/>
+          <w:sz w:val="19"/>
+        </w:rPr>
+        <w:t>command_id</w:t>
+      </w:r>
+      <w:r>
+        <w:t>;</w:t>
       </w:r>
     </w:p>
     <w:p>
@@ -3148,7 +3211,18 @@
         <w:pStyle w:val="ListParagraph"/>
       </w:pPr>
       <w:r>
-        <w:t>anchors it where it was touched;</w:t>
+        <w:t xml:space="preserve">reject a command for another </w:t>
+      </w:r>
+      <w:r>
+        <w:rPr>
+          <w:rFonts w:ascii="Courier New" w:hAnsi="Courier New" w:eastAsia="Courier New" w:cs="Courier New"/>
+          <w:color w:val="374151"/>
+          <w:sz w:val="19"/>
+        </w:rPr>
+        <w:t>session_id</w:t>
+      </w:r>
+      <w:r>
+        <w:t>;</w:t>
       </w:r>
     </w:p>
     <w:p>
@@ -3160,7 +3234,7 @@
         <w:pStyle w:val="ListParagraph"/>
       </w:pPr>
       <w:r>
-        <w:t xml:space="preserve">sends </w:t>
+        <w:t xml:space="preserve">reject one that arrives after </w:t>
       </w:r>
       <w:r>
         <w:rPr>
@@ -3168,22 +3242,28 @@
           <w:color w:val="374151"/>
           <w:sz w:val="19"/>
         </w:rPr>
-        <w:t>label_ready</w:t>
-      </w:r>
-      <w:r>
-        <w:t xml:space="preserve"> to the phone;</w:t>
+        <w:t>expires_wall</w:t>
+      </w:r>
+      <w:r>
+        <w:t xml:space="preserve"> (with about 2 s of clock slack): never start it late.</w:t>
       </w:r>
     </w:p>
     <w:p>
       <w:pPr>
         <w:numPr>
-          <w:ilvl w:val="1"/>
-          <w:numId w:val="924"/>
+          <w:ilvl w:val="0"/>
+          <w:numId w:val="923"/>
         </w:numPr>
         <w:pStyle w:val="ListParagraph"/>
       </w:pPr>
       <w:r>
-        <w:t xml:space="preserve">replies </w:t>
+        <w:rPr>
+          <w:b/>
+        </w:rPr>
+        <w:t>Find:</w:t>
+      </w:r>
+      <w:r>
+        <w:t xml:space="preserve"> guide to exactly </w:t>
       </w:r>
       <w:r>
         <w:rPr>
@@ -3191,10 +3271,87 @@
           <w:color w:val="374151"/>
           <w:sz w:val="19"/>
         </w:rPr>
-        <w:t>{"status": "ok", "item_id": "…"}</w:t>
-      </w:r>
-      <w:r>
-        <w:t>.</w:t>
+        <w:t>item_id</w:t>
+      </w:r>
+      <w:r>
+        <w:t xml:space="preserve"> at </w:t>
+      </w:r>
+      <w:r>
+        <w:rPr>
+          <w:rFonts w:ascii="Courier New" w:hAnsi="Courier New" w:eastAsia="Courier New" w:cs="Courier New"/>
+          <w:color w:val="374151"/>
+          <w:sz w:val="19"/>
+        </w:rPr>
+        <w:t>position</w:t>
+      </w:r>
+      <w:r>
+        <w:t xml:space="preserve">, the same way as a voice Find; don't look the item up by name. Reject with </w:t>
+      </w:r>
+      <w:r>
+        <w:rPr>
+          <w:rFonts w:ascii="Courier New" w:hAnsi="Courier New" w:eastAsia="Courier New" w:cs="Courier New"/>
+          <w:color w:val="374151"/>
+          <w:sz w:val="19"/>
+        </w:rPr>
+        <w:t>position_unavailable</w:t>
+      </w:r>
+      <w:r>
+        <w:t xml:space="preserve"> when tracking isn't usable.</w:t>
+      </w:r>
+    </w:p>
+    <w:p>
+      <w:pPr>
+        <w:numPr>
+          <w:ilvl w:val="0"/>
+          <w:numId w:val="923"/>
+        </w:numPr>
+        <w:pStyle w:val="ListParagraph"/>
+      </w:pPr>
+      <w:r>
+        <w:rPr>
+          <w:b/>
+        </w:rPr>
+        <w:t>Stop:</w:t>
+      </w:r>
+      <w:r>
+        <w:t xml:space="preserve"> stop guidance only; the camera and streams stay on.</w:t>
+      </w:r>
+    </w:p>
+    <w:p>
+      <w:pPr>
+        <w:numPr>
+          <w:ilvl w:val="0"/>
+          <w:numId w:val="923"/>
+        </w:numPr>
+        <w:pStyle w:val="ListParagraph"/>
+      </w:pPr>
+      <w:r>
+        <w:rPr>
+          <w:b/>
+        </w:rPr>
+        <w:t>Ack:</w:t>
+      </w:r>
+      <w:r>
+        <w:t xml:space="preserve"> send </w:t>
+      </w:r>
+      <w:r>
+        <w:rPr>
+          <w:rFonts w:ascii="Courier New" w:hAnsi="Courier New" w:eastAsia="Courier New" w:cs="Courier New"/>
+          <w:color w:val="374151"/>
+          <w:sz w:val="19"/>
+        </w:rPr>
+        <w:t>command_ack</w:t>
+      </w:r>
+      <w:r>
+        <w:t xml:space="preserve"> (§3.2) for every command you act on or refuse.</w:t>
+      </w:r>
+    </w:p>
+    <w:p>
+      <w:pPr>
+        <w:pStyle w:val="Heading1"/>
+      </w:pPr>
+      <w:r>
+        <w:t>5. Photon to server (Utkarsh's Photon service)</w:t>
       </w:r>
     </w:p>
     <w:p>
@@ -3209,65 +3366,10 @@
         <w:rPr>
           <w:b/>
         </w:rPr>
-        <w:t>A voice note after the name:</w:t>
-      </w:r>
-      <w:r>
-        <w:t xml:space="preserve"> post again with that </w:t>
-      </w:r>
-      <w:r>
-        <w:rPr>
-          <w:rFonts w:ascii="Courier New" w:hAnsi="Courier New" w:eastAsia="Courier New" w:cs="Courier New"/>
-          <w:color w:val="374151"/>
-          <w:sz w:val="19"/>
-        </w:rPr>
-        <w:t>item_id</w:t>
-      </w:r>
-      <w:r>
-        <w:t xml:space="preserve"> (instead of </w:t>
-      </w:r>
-      <w:r>
-        <w:rPr>
-          <w:rFonts w:ascii="Courier New" w:hAnsi="Courier New" w:eastAsia="Courier New" w:cs="Courier New"/>
-          <w:color w:val="374151"/>
-          <w:sz w:val="19"/>
-        </w:rPr>
-        <w:t>touch_id</w:t>
-      </w:r>
-      <w:r>
-        <w:t xml:space="preserve">), the same </w:t>
-      </w:r>
-      <w:r>
-        <w:rPr>
-          <w:rFonts w:ascii="Courier New" w:hAnsi="Courier New" w:eastAsia="Courier New" w:cs="Courier New"/>
-          <w:color w:val="374151"/>
-          <w:sz w:val="19"/>
-        </w:rPr>
-        <w:t>name</w:t>
-      </w:r>
-      <w:r>
-        <w:t xml:space="preserve"> and </w:t>
-      </w:r>
-      <w:r>
-        <w:rPr>
-          <w:rFonts w:ascii="Courier New" w:hAnsi="Courier New" w:eastAsia="Courier New" w:cs="Courier New"/>
-          <w:color w:val="374151"/>
-          <w:sz w:val="19"/>
-        </w:rPr>
-        <w:t>text</w:t>
-      </w:r>
-      <w:r>
-        <w:t xml:space="preserve">, and the </w:t>
-      </w:r>
-      <w:r>
-        <w:rPr>
-          <w:rFonts w:ascii="Courier New" w:hAnsi="Courier New" w:eastAsia="Courier New" w:cs="Courier New"/>
-          <w:color w:val="374151"/>
-          <w:sz w:val="19"/>
-        </w:rPr>
-        <w:t>audio</w:t>
-      </w:r>
-      <w:r>
-        <w:t>.</w:t>
+        <w:t>Connect through the `tailscale serve` URL,</w:t>
+      </w:r>
+      <w:r>
+        <w:t xml:space="preserve"> even on the server Mac, so the allow-list sees the bridge's tailnet login.</w:t>
       </w:r>
     </w:p>
     <w:p>
@@ -3282,10 +3384,10 @@
         <w:rPr>
           <w:b/>
         </w:rPr>
-        <w:t>Caretaker-initiated setup:</w:t>
-      </w:r>
-      <w:r>
-        <w:t xml:space="preserve"> the caretaker sends a photo with a caption. Post it to </w:t>
+        <w:t>Requests:</w:t>
+      </w:r>
+      <w:r>
+        <w:t xml:space="preserve"> listen on WebSocket </w:t>
       </w:r>
       <w:r>
         <w:rPr>
@@ -3293,10 +3395,10 @@
           <w:color w:val="374151"/>
           <w:sz w:val="19"/>
         </w:rPr>
-        <w:t>POST /v1/items</w:t>
-      </w:r>
-      <w:r>
-        <w:t xml:space="preserve"> with </w:t>
+        <w:t>/v1/photon</w:t>
+      </w:r>
+      <w:r>
+        <w:t xml:space="preserve"> for </w:t>
       </w:r>
       <w:r>
         <w:rPr>
@@ -3304,10 +3406,10 @@
           <w:color w:val="374151"/>
           <w:sz w:val="19"/>
         </w:rPr>
-        <w:t>name</w:t>
-      </w:r>
-      <w:r>
-        <w:t xml:space="preserve"> = the caption.</w:t>
+        <w:t>{"type": "label_request", "touch_id": "…", "crop_url": "/v1/touch/…/crop.jpg", "question": "What is this?"}</w:t>
+      </w:r>
+      <w:r>
+        <w:t>. These are sent when the user asks "what is this?" about an unknown item.</w:t>
       </w:r>
     </w:p>
     <w:p>
@@ -3322,32 +3424,10 @@
         <w:rPr>
           <w:b/>
         </w:rPr>
-        <w:t>`source=photon`</w:t>
-      </w:r>
-      <w:r>
-        <w:t xml:space="preserve"> goes on every Photon </w:t>
-      </w:r>
-      <w:r>
-        <w:rPr>
-          <w:rFonts w:ascii="Courier New" w:hAnsi="Courier New" w:eastAsia="Courier New" w:cs="Courier New"/>
-          <w:color w:val="374151"/>
-          <w:sz w:val="19"/>
-        </w:rPr>
-        <w:t>POST /v1/items</w:t>
-      </w:r>
-      <w:r>
-        <w:t xml:space="preserve"> and </w:t>
-      </w:r>
-      <w:r>
-        <w:rPr>
-          <w:rFonts w:ascii="Courier New" w:hAnsi="Courier New" w:eastAsia="Courier New" w:cs="Courier New"/>
-          <w:color w:val="374151"/>
-          <w:sz w:val="19"/>
-        </w:rPr>
-        <w:t>POST /v1/labels</w:t>
-      </w:r>
-      <w:r>
-        <w:t xml:space="preserve"> (an item a label creates gets this source).</w:t>
+        <w:t>Asking:</w:t>
+      </w:r>
+      <w:r>
+        <w:t xml:space="preserve"> send the crop (the touched item boxed) to the caretaker over iMessage.</w:t>
       </w:r>
     </w:p>
     <w:p>
@@ -3362,10 +3442,10 @@
         <w:rPr>
           <w:b/>
         </w:rPr>
-        <w:t>Starting over (testing):</w:t>
-      </w:r>
-      <w:r>
-        <w:t xml:space="preserve"> when a caretaker texts </w:t>
+        <w:t>Replying:</w:t>
+      </w:r>
+      <w:r>
+        <w:t xml:space="preserve"> post the answer to </w:t>
       </w:r>
       <w:r>
         <w:rPr>
@@ -3373,21 +3453,10 @@
           <w:color w:val="374151"/>
           <w:sz w:val="19"/>
         </w:rPr>
-        <w:t>/restart</w:t>
-      </w:r>
-      <w:r>
-        <w:t xml:space="preserve">, the bridge calls </w:t>
-      </w:r>
-      <w:r>
-        <w:rPr>
-          <w:rFonts w:ascii="Courier New" w:hAnsi="Courier New" w:eastAsia="Courier New" w:cs="Courier New"/>
-          <w:color w:val="374151"/>
-          <w:sz w:val="19"/>
-        </w:rPr>
-        <w:t>DELETE /v1/items?source=photon</w:t>
-      </w:r>
-      <w:r>
-        <w:t>.</w:t>
+        <w:t>POST /v1/labels</w:t>
+      </w:r>
+      <w:r>
+        <w:t xml:space="preserve"> as multipart:</w:t>
       </w:r>
     </w:p>
     <w:p>
@@ -3399,7 +3468,37 @@
         <w:pStyle w:val="ListParagraph"/>
       </w:pPr>
       <w:r>
-        <w:t>The server forgets every Photon item, with its label, voice note and saved files.</w:t>
+        <w:rPr>
+          <w:rFonts w:ascii="Courier New" w:hAnsi="Courier New" w:eastAsia="Courier New" w:cs="Courier New"/>
+          <w:color w:val="374151"/>
+          <w:sz w:val="19"/>
+        </w:rPr>
+        <w:t>touch_id</w:t>
+      </w:r>
+      <w:r>
+        <w:t xml:space="preserve">, </w:t>
+      </w:r>
+      <w:r>
+        <w:rPr>
+          <w:rFonts w:ascii="Courier New" w:hAnsi="Courier New" w:eastAsia="Courier New" w:cs="Courier New"/>
+          <w:color w:val="374151"/>
+          <w:sz w:val="19"/>
+        </w:rPr>
+        <w:t>name</w:t>
+      </w:r>
+      <w:r>
+        <w:t xml:space="preserve"> (short, e.g. "cumin"), and </w:t>
+      </w:r>
+      <w:r>
+        <w:rPr>
+          <w:rFonts w:ascii="Courier New" w:hAnsi="Courier New" w:eastAsia="Courier New" w:cs="Courier New"/>
+          <w:color w:val="374151"/>
+          <w:sz w:val="19"/>
+        </w:rPr>
+        <w:t>text</w:t>
+      </w:r>
+      <w:r>
+        <w:t xml:space="preserve"> (the caretaker's words, which the phone speaks);</w:t>
       </w:r>
     </w:p>
     <w:p>
@@ -3411,7 +3510,7 @@
         <w:pStyle w:val="ListParagraph"/>
       </w:pPr>
       <w:r>
-        <w:t>The app's own setup items (</w:t>
+        <w:t xml:space="preserve">optionally </w:t>
       </w:r>
       <w:r>
         <w:rPr>
@@ -3419,22 +3518,51 @@
           <w:color w:val="374151"/>
           <w:sz w:val="19"/>
         </w:rPr>
-        <w:t>source=app</w:t>
-      </w:r>
-      <w:r>
-        <w:t>) are untouched.</w:t>
+        <w:t>audio</w:t>
+      </w:r>
+      <w:r>
+        <w:t xml:space="preserve"> (the voice memo, any format).</w:t>
       </w:r>
     </w:p>
     <w:p>
+      <w:r>
+        <w:t>The server:</w:t>
+      </w:r>
+    </w:p>
+    <w:p>
       <w:pPr>
         <w:numPr>
           <w:ilvl w:val="1"/>
-          <w:numId w:val="926"/>
+          <w:numId w:val="927"/>
         </w:numPr>
         <w:pStyle w:val="ListParagraph"/>
       </w:pPr>
       <w:r>
-        <w:t xml:space="preserve">The reply is </w:t>
+        <w:t>registers the item from the crop;</w:t>
+      </w:r>
+    </w:p>
+    <w:p>
+      <w:pPr>
+        <w:numPr>
+          <w:ilvl w:val="1"/>
+          <w:numId w:val="927"/>
+        </w:numPr>
+        <w:pStyle w:val="ListParagraph"/>
+      </w:pPr>
+      <w:r>
+        <w:t>anchors it where it was touched;</w:t>
+      </w:r>
+    </w:p>
+    <w:p>
+      <w:pPr>
+        <w:numPr>
+          <w:ilvl w:val="1"/>
+          <w:numId w:val="927"/>
+        </w:numPr>
+        <w:pStyle w:val="ListParagraph"/>
+      </w:pPr>
+      <w:r>
+        <w:t xml:space="preserve">sends </w:t>
       </w:r>
       <w:r>
         <w:rPr>
@@ -3442,38 +3570,1533 @@
           <w:color w:val="374151"/>
           <w:sz w:val="19"/>
         </w:rPr>
-        <w:t>{"status": "ok", "removed": [{"item_id": "…", "name": "…"}]}</w:t>
-      </w:r>
-      <w:r>
-        <w:t>.</w:t>
+        <w:t>label_ready</w:t>
+      </w:r>
+      <w:r>
+        <w:t xml:space="preserve"> to the phone;</w:t>
       </w:r>
     </w:p>
     <w:p>
       <w:pPr>
         <w:numPr>
           <w:ilvl w:val="1"/>
-          <w:numId w:val="926"/>
+          <w:numId w:val="927"/>
         </w:numPr>
         <w:pStyle w:val="ListParagraph"/>
       </w:pPr>
+      <w:r>
+        <w:t xml:space="preserve">replies </w:t>
+      </w:r>
       <w:r>
         <w:rPr>
           <w:rFonts w:ascii="Courier New" w:hAnsi="Courier New" w:eastAsia="Courier New" w:cs="Courier New"/>
           <w:color w:val="374151"/>
           <w:sz w:val="19"/>
         </w:rPr>
-        <w:t>source</w:t>
-      </w:r>
-      <w:r>
-        <w:t xml:space="preserve"> is required (422 without it), so nothing is ever removed by accident. The route sits behind the same auth gate.</w:t>
+        <w:t>{"status": "ok", "item_id": "…"}</w:t>
+      </w:r>
+      <w:r>
+        <w:t>.</w:t>
       </w:r>
     </w:p>
     <w:p>
       <w:pPr>
+        <w:numPr>
+          <w:ilvl w:val="0"/>
+          <w:numId w:val="928"/>
+        </w:numPr>
+        <w:pStyle w:val="ListParagraph"/>
+      </w:pPr>
+      <w:r>
+        <w:rPr>
+          <w:b/>
+        </w:rPr>
+        <w:t>A voice note after the name:</w:t>
+      </w:r>
+      <w:r>
+        <w:t xml:space="preserve"> post again with that </w:t>
+      </w:r>
+      <w:r>
+        <w:rPr>
+          <w:rFonts w:ascii="Courier New" w:hAnsi="Courier New" w:eastAsia="Courier New" w:cs="Courier New"/>
+          <w:color w:val="374151"/>
+          <w:sz w:val="19"/>
+        </w:rPr>
+        <w:t>item_id</w:t>
+      </w:r>
+      <w:r>
+        <w:t xml:space="preserve"> (instead of </w:t>
+      </w:r>
+      <w:r>
+        <w:rPr>
+          <w:rFonts w:ascii="Courier New" w:hAnsi="Courier New" w:eastAsia="Courier New" w:cs="Courier New"/>
+          <w:color w:val="374151"/>
+          <w:sz w:val="19"/>
+        </w:rPr>
+        <w:t>touch_id</w:t>
+      </w:r>
+      <w:r>
+        <w:t xml:space="preserve">), the same </w:t>
+      </w:r>
+      <w:r>
+        <w:rPr>
+          <w:rFonts w:ascii="Courier New" w:hAnsi="Courier New" w:eastAsia="Courier New" w:cs="Courier New"/>
+          <w:color w:val="374151"/>
+          <w:sz w:val="19"/>
+        </w:rPr>
+        <w:t>name</w:t>
+      </w:r>
+      <w:r>
+        <w:t xml:space="preserve"> and </w:t>
+      </w:r>
+      <w:r>
+        <w:rPr>
+          <w:rFonts w:ascii="Courier New" w:hAnsi="Courier New" w:eastAsia="Courier New" w:cs="Courier New"/>
+          <w:color w:val="374151"/>
+          <w:sz w:val="19"/>
+        </w:rPr>
+        <w:t>text</w:t>
+      </w:r>
+      <w:r>
+        <w:t xml:space="preserve">, and the </w:t>
+      </w:r>
+      <w:r>
+        <w:rPr>
+          <w:rFonts w:ascii="Courier New" w:hAnsi="Courier New" w:eastAsia="Courier New" w:cs="Courier New"/>
+          <w:color w:val="374151"/>
+          <w:sz w:val="19"/>
+        </w:rPr>
+        <w:t>audio</w:t>
+      </w:r>
+      <w:r>
+        <w:t>.</w:t>
+      </w:r>
+    </w:p>
+    <w:p>
+      <w:pPr>
+        <w:numPr>
+          <w:ilvl w:val="0"/>
+          <w:numId w:val="928"/>
+        </w:numPr>
+        <w:pStyle w:val="ListParagraph"/>
+      </w:pPr>
+      <w:r>
+        <w:rPr>
+          <w:b/>
+        </w:rPr>
+        <w:t>Caretaker-initiated setup:</w:t>
+      </w:r>
+      <w:r>
+        <w:t xml:space="preserve"> the caretaker sends a photo with a caption. Post it to </w:t>
+      </w:r>
+      <w:r>
+        <w:rPr>
+          <w:rFonts w:ascii="Courier New" w:hAnsi="Courier New" w:eastAsia="Courier New" w:cs="Courier New"/>
+          <w:color w:val="374151"/>
+          <w:sz w:val="19"/>
+        </w:rPr>
+        <w:t>POST /v1/items</w:t>
+      </w:r>
+      <w:r>
+        <w:t xml:space="preserve"> with </w:t>
+      </w:r>
+      <w:r>
+        <w:rPr>
+          <w:rFonts w:ascii="Courier New" w:hAnsi="Courier New" w:eastAsia="Courier New" w:cs="Courier New"/>
+          <w:color w:val="374151"/>
+          <w:sz w:val="19"/>
+        </w:rPr>
+        <w:t>name</w:t>
+      </w:r>
+      <w:r>
+        <w:t xml:space="preserve"> = the caption.</w:t>
+      </w:r>
+    </w:p>
+    <w:p>
+      <w:pPr>
+        <w:numPr>
+          <w:ilvl w:val="0"/>
+          <w:numId w:val="928"/>
+        </w:numPr>
+        <w:pStyle w:val="ListParagraph"/>
+      </w:pPr>
+      <w:r>
+        <w:rPr>
+          <w:b/>
+        </w:rPr>
+        <w:t>`source=photon`</w:t>
+      </w:r>
+      <w:r>
+        <w:t xml:space="preserve"> goes on every Photon </w:t>
+      </w:r>
+      <w:r>
+        <w:rPr>
+          <w:rFonts w:ascii="Courier New" w:hAnsi="Courier New" w:eastAsia="Courier New" w:cs="Courier New"/>
+          <w:color w:val="374151"/>
+          <w:sz w:val="19"/>
+        </w:rPr>
+        <w:t>POST /v1/items</w:t>
+      </w:r>
+      <w:r>
+        <w:t xml:space="preserve"> and </w:t>
+      </w:r>
+      <w:r>
+        <w:rPr>
+          <w:rFonts w:ascii="Courier New" w:hAnsi="Courier New" w:eastAsia="Courier New" w:cs="Courier New"/>
+          <w:color w:val="374151"/>
+          <w:sz w:val="19"/>
+        </w:rPr>
+        <w:t>POST /v1/labels</w:t>
+      </w:r>
+      <w:r>
+        <w:t xml:space="preserve"> (an item a label creates gets this source).</w:t>
+      </w:r>
+    </w:p>
+    <w:p>
+      <w:pPr>
+        <w:numPr>
+          <w:ilvl w:val="0"/>
+          <w:numId w:val="928"/>
+        </w:numPr>
+        <w:pStyle w:val="ListParagraph"/>
+      </w:pPr>
+      <w:r>
+        <w:rPr>
+          <w:b/>
+        </w:rPr>
+        <w:t>Starting over (testing):</w:t>
+      </w:r>
+      <w:r>
+        <w:t xml:space="preserve"> when a caretaker texts </w:t>
+      </w:r>
+      <w:r>
+        <w:rPr>
+          <w:rFonts w:ascii="Courier New" w:hAnsi="Courier New" w:eastAsia="Courier New" w:cs="Courier New"/>
+          <w:color w:val="374151"/>
+          <w:sz w:val="19"/>
+        </w:rPr>
+        <w:t>/restart</w:t>
+      </w:r>
+      <w:r>
+        <w:t xml:space="preserve">, the bridge calls </w:t>
+      </w:r>
+      <w:r>
+        <w:rPr>
+          <w:rFonts w:ascii="Courier New" w:hAnsi="Courier New" w:eastAsia="Courier New" w:cs="Courier New"/>
+          <w:color w:val="374151"/>
+          <w:sz w:val="19"/>
+        </w:rPr>
+        <w:t>DELETE /v1/items?source=photon</w:t>
+      </w:r>
+      <w:r>
+        <w:t>.</w:t>
+      </w:r>
+    </w:p>
+    <w:p>
+      <w:pPr>
+        <w:numPr>
+          <w:ilvl w:val="1"/>
+          <w:numId w:val="929"/>
+        </w:numPr>
+        <w:pStyle w:val="ListParagraph"/>
+      </w:pPr>
+      <w:r>
+        <w:t>The server forgets every Photon item, with its label, voice note and saved files.</w:t>
+      </w:r>
+    </w:p>
+    <w:p>
+      <w:pPr>
+        <w:numPr>
+          <w:ilvl w:val="1"/>
+          <w:numId w:val="929"/>
+        </w:numPr>
+        <w:pStyle w:val="ListParagraph"/>
+      </w:pPr>
+      <w:r>
+        <w:t>The app's own setup items (</w:t>
+      </w:r>
+      <w:r>
+        <w:rPr>
+          <w:rFonts w:ascii="Courier New" w:hAnsi="Courier New" w:eastAsia="Courier New" w:cs="Courier New"/>
+          <w:color w:val="374151"/>
+          <w:sz w:val="19"/>
+        </w:rPr>
+        <w:t>source=app</w:t>
+      </w:r>
+      <w:r>
+        <w:t>) are untouched.</w:t>
+      </w:r>
+    </w:p>
+    <w:p>
+      <w:pPr>
+        <w:numPr>
+          <w:ilvl w:val="1"/>
+          <w:numId w:val="929"/>
+        </w:numPr>
+        <w:pStyle w:val="ListParagraph"/>
+      </w:pPr>
+      <w:r>
+        <w:t xml:space="preserve">The reply is </w:t>
+      </w:r>
+      <w:r>
+        <w:rPr>
+          <w:rFonts w:ascii="Courier New" w:hAnsi="Courier New" w:eastAsia="Courier New" w:cs="Courier New"/>
+          <w:color w:val="374151"/>
+          <w:sz w:val="19"/>
+        </w:rPr>
+        <w:t>{"status": "ok", "removed": [{"item_id": "…", "name": "…"}]}</w:t>
+      </w:r>
+      <w:r>
+        <w:t>.</w:t>
+      </w:r>
+    </w:p>
+    <w:p>
+      <w:pPr>
+        <w:numPr>
+          <w:ilvl w:val="1"/>
+          <w:numId w:val="929"/>
+        </w:numPr>
+        <w:pStyle w:val="ListParagraph"/>
+      </w:pPr>
+      <w:r>
+        <w:rPr>
+          <w:rFonts w:ascii="Courier New" w:hAnsi="Courier New" w:eastAsia="Courier New" w:cs="Courier New"/>
+          <w:color w:val="374151"/>
+          <w:sz w:val="19"/>
+        </w:rPr>
+        <w:t>source</w:t>
+      </w:r>
+      <w:r>
+        <w:t xml:space="preserve"> is required (422 without it), so nothing is ever removed by accident. The route sits behind the same auth gate.</w:t>
+      </w:r>
+    </w:p>
+    <w:p>
+      <w:pPr>
         <w:pStyle w:val="Heading1"/>
       </w:pPr>
       <w:r>
-        <w:t>6. Server to dashboard: WebSocket `/v1/dashboard` (read-only)</w:t>
+        <w:t>6. Server to dashboard</w:t>
+      </w:r>
+    </w:p>
+    <w:p>
+      <w:r>
+        <w:rPr>
+          <w:b/>
+        </w:rPr>
+        <w:t>The dashboard's API</w:t>
+      </w:r>
+      <w:r>
+        <w:t xml:space="preserve"> (</w:t>
+      </w:r>
+      <w:r>
+        <w:rPr>
+          <w:rFonts w:ascii="Courier New" w:hAnsi="Courier New" w:eastAsia="Courier New" w:cs="Courier New"/>
+          <w:color w:val="374151"/>
+          <w:sz w:val="19"/>
+        </w:rPr>
+        <w:t>server/marco/dashboard.py</w:t>
+      </w:r>
+      <w:r>
+        <w:t xml:space="preserve">). Its payload is </w:t>
+      </w:r>
+      <w:r>
+        <w:rPr>
+          <w:rFonts w:ascii="Courier New" w:hAnsi="Courier New" w:eastAsia="Courier New" w:cs="Courier New"/>
+          <w:color w:val="374151"/>
+          <w:sz w:val="19"/>
+        </w:rPr>
+        <w:t>frontend/src/lib/schema.ts</w:t>
+      </w:r>
+      <w:r>
+        <w:t xml:space="preserve">, exported as </w:t>
+      </w:r>
+      <w:r>
+        <w:rPr>
+          <w:rFonts w:ascii="Courier New" w:hAnsi="Courier New" w:eastAsia="Courier New" w:cs="Courier New"/>
+          <w:color w:val="374151"/>
+          <w:sz w:val="19"/>
+        </w:rPr>
+        <w:t>frontend/docs/dashboard.snapshot.schema.json</w:t>
+      </w:r>
+      <w:r>
+        <w:t xml:space="preserve">; the behaviour is in </w:t>
+      </w:r>
+      <w:r>
+        <w:rPr>
+          <w:rFonts w:ascii="Courier New" w:hAnsi="Courier New" w:eastAsia="Courier New" w:cs="Courier New"/>
+          <w:color w:val="374151"/>
+          <w:sz w:val="19"/>
+        </w:rPr>
+        <w:t>frontend/docs/fastapi-handoff.md</w:t>
+      </w:r>
+      <w:r>
+        <w:t xml:space="preserve">. Every route also answers under </w:t>
+      </w:r>
+      <w:r>
+        <w:rPr>
+          <w:rFonts w:ascii="Courier New" w:hAnsi="Courier New" w:eastAsia="Courier New" w:cs="Courier New"/>
+          <w:color w:val="374151"/>
+          <w:sz w:val="19"/>
+        </w:rPr>
+        <w:t>/api/…</w:t>
+      </w:r>
+      <w:r>
+        <w:t>, the browser's base path, and every route is behind the auth gate.</w:t>
+      </w:r>
+    </w:p>
+    <w:tbl>
+      <w:tblPr>
+        <w:tblStyle w:val="TableGrid"/>
+        <w:tblW w:type="auto" w:w="0"/>
+        <w:tblLayout w:type="fixed"/>
+        <w:tblLook w:firstColumn="1" w:firstRow="1" w:lastColumn="0" w:lastRow="0" w:noHBand="0" w:noVBand="1" w:val="04A0"/>
+      </w:tblPr>
+      <w:tblGrid>
+        <w:gridCol w:w="4824"/>
+        <w:gridCol w:w="4824"/>
+      </w:tblGrid>
+      <w:tr>
+        <w:tc>
+          <w:tcPr>
+            <w:tcW w:type="dxa" w:w="4824"/>
+            <w:shd w:val="clear" w:color="auto" w:fill="E8EEF7"/>
+          </w:tcPr>
+          <w:p>
+            <w:pPr>
+              <w:spacing w:after="40"/>
+            </w:pPr>
+            <w:r>
+              <w:rPr>
+                <w:b/>
+                <w:sz w:val="20"/>
+              </w:rPr>
+              <w:t>Route</w:t>
+            </w:r>
+          </w:p>
+        </w:tc>
+        <w:tc>
+          <w:tcPr>
+            <w:tcW w:type="dxa" w:w="4824"/>
+            <w:shd w:val="clear" w:color="auto" w:fill="E8EEF7"/>
+          </w:tcPr>
+          <w:p>
+            <w:pPr>
+              <w:spacing w:after="40"/>
+            </w:pPr>
+            <w:r>
+              <w:rPr>
+                <w:b/>
+                <w:sz w:val="20"/>
+              </w:rPr>
+              <w:t>What it does</w:t>
+            </w:r>
+          </w:p>
+        </w:tc>
+      </w:tr>
+      <w:tr>
+        <w:tc>
+          <w:tcPr>
+            <w:tcW w:type="dxa" w:w="4824"/>
+          </w:tcPr>
+          <w:p>
+            <w:pPr>
+              <w:spacing w:after="40"/>
+            </w:pPr>
+            <w:r>
+              <w:rPr>
+                <w:rFonts w:ascii="Courier New" w:hAnsi="Courier New" w:eastAsia="Courier New" w:cs="Courier New"/>
+                <w:color w:val="374151"/>
+                <w:sz w:val="19"/>
+              </w:rPr>
+              <w:t>GET /dashboard/snapshot</w:t>
+            </w:r>
+          </w:p>
+        </w:tc>
+        <w:tc>
+          <w:tcPr>
+            <w:tcW w:type="dxa" w:w="4824"/>
+          </w:tcPr>
+          <w:p>
+            <w:pPr>
+              <w:spacing w:after="40"/>
+            </w:pPr>
+            <w:r>
+              <w:rPr>
+                <w:sz w:val="20"/>
+              </w:rPr>
+              <w:t xml:space="preserve">one complete </w:t>
+            </w:r>
+            <w:r>
+              <w:rPr>
+                <w:rFonts w:ascii="Courier New" w:hAnsi="Courier New" w:eastAsia="Courier New" w:cs="Courier New"/>
+                <w:color w:val="374151"/>
+                <w:sz w:val="19"/>
+              </w:rPr>
+              <w:t>dashboard.snapshot</w:t>
+            </w:r>
+            <w:r>
+              <w:rPr>
+                <w:sz w:val="20"/>
+              </w:rPr>
+              <w:t xml:space="preserve"> envelope: </w:t>
+            </w:r>
+            <w:r>
+              <w:rPr>
+                <w:rFonts w:ascii="Courier New" w:hAnsi="Courier New" w:eastAsia="Courier New" w:cs="Courier New"/>
+                <w:color w:val="374151"/>
+                <w:sz w:val="19"/>
+              </w:rPr>
+              <w:t>schemaVersion</w:t>
+            </w:r>
+            <w:r>
+              <w:rPr>
+                <w:sz w:val="20"/>
+              </w:rPr>
+              <w:t xml:space="preserve"> 1, </w:t>
+            </w:r>
+            <w:r>
+              <w:rPr>
+                <w:rFonts w:ascii="Courier New" w:hAnsi="Courier New" w:eastAsia="Courier New" w:cs="Courier New"/>
+                <w:color w:val="374151"/>
+                <w:sz w:val="19"/>
+              </w:rPr>
+              <w:t>streamId</w:t>
+            </w:r>
+            <w:r>
+              <w:rPr>
+                <w:sz w:val="20"/>
+              </w:rPr>
+              <w:t xml:space="preserve">, a strictly increasing </w:t>
+            </w:r>
+            <w:r>
+              <w:rPr>
+                <w:rFonts w:ascii="Courier New" w:hAnsi="Courier New" w:eastAsia="Courier New" w:cs="Courier New"/>
+                <w:color w:val="374151"/>
+                <w:sz w:val="19"/>
+              </w:rPr>
+              <w:t>sequence</w:t>
+            </w:r>
+            <w:r>
+              <w:rPr>
+                <w:sz w:val="20"/>
+              </w:rPr>
+              <w:t xml:space="preserve"> shared with </w:t>
+            </w:r>
+            <w:r>
+              <w:rPr>
+                <w:rFonts w:ascii="Courier New" w:hAnsi="Courier New" w:eastAsia="Courier New" w:cs="Courier New"/>
+                <w:color w:val="374151"/>
+                <w:sz w:val="19"/>
+              </w:rPr>
+              <w:t>/events</w:t>
+            </w:r>
+            <w:r>
+              <w:rPr>
+                <w:sz w:val="20"/>
+              </w:rPr>
+              <w:t xml:space="preserve">, and </w:t>
+            </w:r>
+            <w:r>
+              <w:rPr>
+                <w:rFonts w:ascii="Courier New" w:hAnsi="Courier New" w:eastAsia="Courier New" w:cs="Courier New"/>
+                <w:color w:val="374151"/>
+                <w:sz w:val="19"/>
+              </w:rPr>
+              <w:t>sentAt</w:t>
+            </w:r>
+          </w:p>
+        </w:tc>
+      </w:tr>
+      <w:tr>
+        <w:tc>
+          <w:tcPr>
+            <w:tcW w:type="dxa" w:w="4824"/>
+          </w:tcPr>
+          <w:p>
+            <w:pPr>
+              <w:spacing w:after="40"/>
+            </w:pPr>
+            <w:r>
+              <w:rPr>
+                <w:rFonts w:ascii="Courier New" w:hAnsi="Courier New" w:eastAsia="Courier New" w:cs="Courier New"/>
+                <w:color w:val="374151"/>
+                <w:sz w:val="19"/>
+              </w:rPr>
+              <w:t>WS /events</w:t>
+            </w:r>
+          </w:p>
+        </w:tc>
+        <w:tc>
+          <w:tcPr>
+            <w:tcW w:type="dxa" w:w="4824"/>
+          </w:tcPr>
+          <w:p>
+            <w:pPr>
+              <w:spacing w:after="40"/>
+            </w:pPr>
+            <w:r>
+              <w:rPr>
+                <w:sz w:val="20"/>
+              </w:rPr>
+              <w:t>a snapshot at once, then after each change (at most 5 per second) and at least once a second</w:t>
+            </w:r>
+          </w:p>
+        </w:tc>
+      </w:tr>
+      <w:tr>
+        <w:tc>
+          <w:tcPr>
+            <w:tcW w:type="dxa" w:w="4824"/>
+          </w:tcPr>
+          <w:p>
+            <w:pPr>
+              <w:spacing w:after="40"/>
+            </w:pPr>
+            <w:r>
+              <w:rPr>
+                <w:rFonts w:ascii="Courier New" w:hAnsi="Courier New" w:eastAsia="Courier New" w:cs="Courier New"/>
+                <w:color w:val="374151"/>
+                <w:sz w:val="19"/>
+              </w:rPr>
+              <w:t>POST /dashboard/commands</w:t>
+            </w:r>
+          </w:p>
+        </w:tc>
+        <w:tc>
+          <w:tcPr>
+            <w:tcW w:type="dxa" w:w="4824"/>
+          </w:tcPr>
+          <w:p>
+            <w:pPr>
+              <w:spacing w:after="40"/>
+            </w:pPr>
+            <w:r>
+              <w:rPr>
+                <w:sz w:val="20"/>
+              </w:rPr>
+              <w:t>Find (</w:t>
+            </w:r>
+            <w:r>
+              <w:rPr>
+                <w:rFonts w:ascii="Courier New" w:hAnsi="Courier New" w:eastAsia="Courier New" w:cs="Courier New"/>
+                <w:color w:val="374151"/>
+                <w:sz w:val="19"/>
+              </w:rPr>
+              <w:t>{commandId, deviceId, type: "find", itemId}</w:t>
+            </w:r>
+            <w:r>
+              <w:rPr>
+                <w:sz w:val="20"/>
+              </w:rPr>
+              <w:t>) or Stop (</w:t>
+            </w:r>
+            <w:r>
+              <w:rPr>
+                <w:rFonts w:ascii="Courier New" w:hAnsi="Courier New" w:eastAsia="Courier New" w:cs="Courier New"/>
+                <w:color w:val="374151"/>
+                <w:sz w:val="19"/>
+              </w:rPr>
+              <w:t>{commandId, deviceId, type: "stop"}</w:t>
+            </w:r>
+            <w:r>
+              <w:rPr>
+                <w:sz w:val="20"/>
+              </w:rPr>
+              <w:t>)</w:t>
+            </w:r>
+          </w:p>
+        </w:tc>
+      </w:tr>
+      <w:tr>
+        <w:tc>
+          <w:tcPr>
+            <w:tcW w:type="dxa" w:w="4824"/>
+          </w:tcPr>
+          <w:p>
+            <w:pPr>
+              <w:spacing w:after="40"/>
+            </w:pPr>
+            <w:r>
+              <w:rPr>
+                <w:rFonts w:ascii="Courier New" w:hAnsi="Courier New" w:eastAsia="Courier New" w:cs="Courier New"/>
+                <w:color w:val="374151"/>
+                <w:sz w:val="19"/>
+              </w:rPr>
+              <w:t>GET /media/frames/&lt;token&gt;.jpg</w:t>
+            </w:r>
+            <w:r>
+              <w:rPr>
+                <w:sz w:val="20"/>
+              </w:rPr>
+              <w:t xml:space="preserve">, </w:t>
+            </w:r>
+            <w:r>
+              <w:rPr>
+                <w:rFonts w:ascii="Courier New" w:hAnsi="Courier New" w:eastAsia="Courier New" w:cs="Courier New"/>
+                <w:color w:val="374151"/>
+                <w:sz w:val="19"/>
+              </w:rPr>
+              <w:t>/media/items/&lt;item_id&gt;.jpg</w:t>
+            </w:r>
+            <w:r>
+              <w:rPr>
+                <w:sz w:val="20"/>
+              </w:rPr>
+              <w:t xml:space="preserve">, </w:t>
+            </w:r>
+            <w:r>
+              <w:rPr>
+                <w:rFonts w:ascii="Courier New" w:hAnsi="Courier New" w:eastAsia="Courier New" w:cs="Courier New"/>
+                <w:color w:val="374151"/>
+                <w:sz w:val="19"/>
+              </w:rPr>
+              <w:t>/media/audio/&lt;id&gt;</w:t>
+            </w:r>
+            <w:r>
+              <w:rPr>
+                <w:sz w:val="20"/>
+              </w:rPr>
+              <w:t xml:space="preserve">, </w:t>
+            </w:r>
+            <w:r>
+              <w:rPr>
+                <w:rFonts w:ascii="Courier New" w:hAnsi="Courier New" w:eastAsia="Courier New" w:cs="Courier New"/>
+                <w:color w:val="374151"/>
+                <w:sz w:val="19"/>
+              </w:rPr>
+              <w:t>/media/touch/&lt;touch_id&gt;.jpg</w:t>
+            </w:r>
+          </w:p>
+        </w:tc>
+        <w:tc>
+          <w:tcPr>
+            <w:tcW w:type="dxa" w:w="4824"/>
+          </w:tcPr>
+          <w:p>
+            <w:pPr>
+              <w:spacing w:after="40"/>
+            </w:pPr>
+            <w:r>
+              <w:rPr>
+                <w:sz w:val="20"/>
+              </w:rPr>
+              <w:t>the recent upright frames (the last 30), item photos, label audio and touch crops</w:t>
+            </w:r>
+          </w:p>
+        </w:tc>
+      </w:tr>
+      <w:tr>
+        <w:tc>
+          <w:tcPr>
+            <w:tcW w:type="dxa" w:w="4824"/>
+          </w:tcPr>
+          <w:p>
+            <w:pPr>
+              <w:spacing w:after="40"/>
+            </w:pPr>
+            <w:r>
+              <w:rPr>
+                <w:rFonts w:ascii="Courier New" w:hAnsi="Courier New" w:eastAsia="Courier New" w:cs="Courier New"/>
+                <w:color w:val="374151"/>
+                <w:sz w:val="19"/>
+              </w:rPr>
+              <w:t>GET /app/…</w:t>
+            </w:r>
+          </w:p>
+        </w:tc>
+        <w:tc>
+          <w:tcPr>
+            <w:tcW w:type="dxa" w:w="4824"/>
+          </w:tcPr>
+          <w:p>
+            <w:pPr>
+              <w:spacing w:after="40"/>
+            </w:pPr>
+            <w:r>
+              <w:rPr>
+                <w:sz w:val="20"/>
+              </w:rPr>
+              <w:t xml:space="preserve">the built dashboard, when </w:t>
+            </w:r>
+            <w:r>
+              <w:rPr>
+                <w:rFonts w:ascii="Courier New" w:hAnsi="Courier New" w:eastAsia="Courier New" w:cs="Courier New"/>
+                <w:color w:val="374151"/>
+                <w:sz w:val="19"/>
+              </w:rPr>
+              <w:t>MARCO_DASHBOARD_DIR</w:t>
+            </w:r>
+            <w:r>
+              <w:rPr>
+                <w:sz w:val="20"/>
+              </w:rPr>
+              <w:t xml:space="preserve"> points at </w:t>
+            </w:r>
+            <w:r>
+              <w:rPr>
+                <w:rFonts w:ascii="Courier New" w:hAnsi="Courier New" w:eastAsia="Courier New" w:cs="Courier New"/>
+                <w:color w:val="374151"/>
+                <w:sz w:val="19"/>
+              </w:rPr>
+              <w:t>frontend/dist</w:t>
+            </w:r>
+            <w:r>
+              <w:rPr>
+                <w:sz w:val="20"/>
+              </w:rPr>
+              <w:t xml:space="preserve"> (one origin with the API)</w:t>
+            </w:r>
+          </w:p>
+        </w:tc>
+      </w:tr>
+    </w:tbl>
+    <w:p>
+      <w:pPr>
+        <w:spacing w:after="40"/>
+      </w:pPr>
+    </w:p>
+    <w:p>
+      <w:pPr>
+        <w:numPr>
+          <w:ilvl w:val="0"/>
+          <w:numId w:val="930"/>
+        </w:numPr>
+        <w:pStyle w:val="ListParagraph"/>
+      </w:pPr>
+      <w:r>
+        <w:rPr>
+          <w:b/>
+        </w:rPr>
+        <w:t>`deviceId`</w:t>
+      </w:r>
+      <w:r>
+        <w:t xml:space="preserve"> is the phone's current </w:t>
+      </w:r>
+      <w:r>
+        <w:rPr>
+          <w:rFonts w:ascii="Courier New" w:hAnsi="Courier New" w:eastAsia="Courier New" w:cs="Courier New"/>
+          <w:color w:val="374151"/>
+          <w:sz w:val="19"/>
+        </w:rPr>
+        <w:t>session_id</w:t>
+      </w:r>
+      <w:r>
+        <w:t>.</w:t>
+      </w:r>
+    </w:p>
+    <w:p>
+      <w:pPr>
+        <w:numPr>
+          <w:ilvl w:val="0"/>
+          <w:numId w:val="930"/>
+        </w:numPr>
+        <w:pStyle w:val="ListParagraph"/>
+      </w:pPr>
+      <w:r>
+        <w:rPr>
+          <w:b/>
+        </w:rPr>
+        <w:t>Commands:</w:t>
+      </w:r>
+      <w:r>
+        <w:t xml:space="preserve"> they go to the bound phone as </w:t>
+      </w:r>
+      <w:r>
+        <w:rPr>
+          <w:rFonts w:ascii="Courier New" w:hAnsi="Courier New" w:eastAsia="Courier New" w:cs="Courier New"/>
+          <w:color w:val="374151"/>
+          <w:sz w:val="19"/>
+        </w:rPr>
+        <w:t>command</w:t>
+      </w:r>
+      <w:r>
+        <w:t xml:space="preserve"> (§4) and come back as </w:t>
+      </w:r>
+      <w:r>
+        <w:rPr>
+          <w:rFonts w:ascii="Courier New" w:hAnsi="Courier New" w:eastAsia="Courier New" w:cs="Courier New"/>
+          <w:color w:val="374151"/>
+          <w:sz w:val="19"/>
+        </w:rPr>
+        <w:t>command_ack</w:t>
+      </w:r>
+      <w:r>
+        <w:t xml:space="preserve"> (§3.2).</w:t>
+      </w:r>
+    </w:p>
+    <w:p>
+      <w:pPr>
+        <w:numPr>
+          <w:ilvl w:val="1"/>
+          <w:numId w:val="931"/>
+        </w:numPr>
+        <w:pStyle w:val="ListParagraph"/>
+      </w:pPr>
+      <w:r>
+        <w:rPr>
+          <w:b/>
+        </w:rPr>
+        <w:t>Success:</w:t>
+      </w:r>
+      <w:r>
+        <w:t xml:space="preserve"> HTTP 202 </w:t>
+      </w:r>
+      <w:r>
+        <w:rPr>
+          <w:rFonts w:ascii="Courier New" w:hAnsi="Courier New" w:eastAsia="Courier New" w:cs="Courier New"/>
+          <w:color w:val="374151"/>
+          <w:sz w:val="19"/>
+        </w:rPr>
+        <w:t>{commandId, status: "pending"}</w:t>
+      </w:r>
+      <w:r>
+        <w:t xml:space="preserve"> means only that the command was sent.</w:t>
+      </w:r>
+    </w:p>
+    <w:p>
+      <w:pPr>
+        <w:numPr>
+          <w:ilvl w:val="1"/>
+          <w:numId w:val="931"/>
+        </w:numPr>
+        <w:pStyle w:val="ListParagraph"/>
+      </w:pPr>
+      <w:r>
+        <w:rPr>
+          <w:b/>
+        </w:rPr>
+        <w:t>Status:</w:t>
+      </w:r>
+      <w:r>
+        <w:t xml:space="preserve"> the snapshot's </w:t>
+      </w:r>
+      <w:r>
+        <w:rPr>
+          <w:rFonts w:ascii="Courier New" w:hAnsi="Courier New" w:eastAsia="Courier New" w:cs="Courier New"/>
+          <w:color w:val="374151"/>
+          <w:sz w:val="19"/>
+        </w:rPr>
+        <w:t>lastCommand</w:t>
+      </w:r>
+      <w:r>
+        <w:t xml:space="preserve"> follows the phone: </w:t>
+      </w:r>
+      <w:r>
+        <w:rPr>
+          <w:rFonts w:ascii="Courier New" w:hAnsi="Courier New" w:eastAsia="Courier New" w:cs="Courier New"/>
+          <w:color w:val="374151"/>
+          <w:sz w:val="19"/>
+        </w:rPr>
+        <w:t>accepted</w:t>
+      </w:r>
+      <w:r>
+        <w:t xml:space="preserve">, then </w:t>
+      </w:r>
+      <w:r>
+        <w:rPr>
+          <w:rFonts w:ascii="Courier New" w:hAnsi="Courier New" w:eastAsia="Courier New" w:cs="Courier New"/>
+          <w:color w:val="374151"/>
+          <w:sz w:val="19"/>
+        </w:rPr>
+        <w:t>completed</w:t>
+      </w:r>
+      <w:r>
+        <w:t xml:space="preserve"> (guidance started or stopped) or </w:t>
+      </w:r>
+      <w:r>
+        <w:rPr>
+          <w:rFonts w:ascii="Courier New" w:hAnsi="Courier New" w:eastAsia="Courier New" w:cs="Courier New"/>
+          <w:color w:val="374151"/>
+          <w:sz w:val="19"/>
+        </w:rPr>
+        <w:t>rejected</w:t>
+      </w:r>
+      <w:r>
+        <w:t xml:space="preserve"> with a reason.</w:t>
+      </w:r>
+    </w:p>
+    <w:p>
+      <w:pPr>
+        <w:numPr>
+          <w:ilvl w:val="1"/>
+          <w:numId w:val="931"/>
+        </w:numPr>
+        <w:pStyle w:val="ListParagraph"/>
+      </w:pPr>
+      <w:r>
+        <w:rPr>
+          <w:b/>
+        </w:rPr>
+        <w:t>No answer:</w:t>
+      </w:r>
+      <w:r>
+        <w:t xml:space="preserve"> after 10 s the command is </w:t>
+      </w:r>
+      <w:r>
+        <w:rPr>
+          <w:rFonts w:ascii="Courier New" w:hAnsi="Courier New" w:eastAsia="Courier New" w:cs="Courier New"/>
+          <w:color w:val="374151"/>
+          <w:sz w:val="19"/>
+        </w:rPr>
+        <w:t>rejected</w:t>
+      </w:r>
+      <w:r>
+        <w:t xml:space="preserve"> with </w:t>
+      </w:r>
+      <w:r>
+        <w:rPr>
+          <w:rFonts w:ascii="Courier New" w:hAnsi="Courier New" w:eastAsia="Courier New" w:cs="Courier New"/>
+          <w:color w:val="374151"/>
+          <w:sz w:val="19"/>
+        </w:rPr>
+        <w:t>no_answer</w:t>
+      </w:r>
+      <w:r>
+        <w:t>, which means the outcome is unknown.</w:t>
+      </w:r>
+    </w:p>
+    <w:p>
+      <w:pPr>
+        <w:numPr>
+          <w:ilvl w:val="1"/>
+          <w:numId w:val="931"/>
+        </w:numPr>
+        <w:pStyle w:val="ListParagraph"/>
+      </w:pPr>
+      <w:r>
+        <w:rPr>
+          <w:b/>
+        </w:rPr>
+        <w:t>Retries:</w:t>
+      </w:r>
+      <w:r>
+        <w:t xml:space="preserve"> a retry with the same </w:t>
+      </w:r>
+      <w:r>
+        <w:rPr>
+          <w:rFonts w:ascii="Courier New" w:hAnsi="Courier New" w:eastAsia="Courier New" w:cs="Courier New"/>
+          <w:color w:val="374151"/>
+          <w:sz w:val="19"/>
+        </w:rPr>
+        <w:t>commandId</w:t>
+      </w:r>
+      <w:r>
+        <w:t xml:space="preserve"> and body sends nothing again; reusing an ID for a different command gets 409.</w:t>
+      </w:r>
+    </w:p>
+    <w:p>
+      <w:pPr>
+        <w:numPr>
+          <w:ilvl w:val="1"/>
+          <w:numId w:val="931"/>
+        </w:numPr>
+        <w:pStyle w:val="ListParagraph"/>
+      </w:pPr>
+      <w:r>
+        <w:rPr>
+          <w:b/>
+        </w:rPr>
+        <w:t>Errors:</w:t>
+      </w:r>
+      <w:r>
+        <w:t xml:space="preserve"> 400 </w:t>
+      </w:r>
+      <w:r>
+        <w:rPr>
+          <w:rFonts w:ascii="Courier New" w:hAnsi="Courier New" w:eastAsia="Courier New" w:cs="Courier New"/>
+          <w:color w:val="374151"/>
+          <w:sz w:val="19"/>
+        </w:rPr>
+        <w:t>invalid_request</w:t>
+      </w:r>
+      <w:r>
+        <w:t xml:space="preserve">; 404 </w:t>
+      </w:r>
+      <w:r>
+        <w:rPr>
+          <w:rFonts w:ascii="Courier New" w:hAnsi="Courier New" w:eastAsia="Courier New" w:cs="Courier New"/>
+          <w:color w:val="374151"/>
+          <w:sz w:val="19"/>
+        </w:rPr>
+        <w:t>unknown_item</w:t>
+      </w:r>
+      <w:r>
+        <w:t xml:space="preserve">; 409 </w:t>
+      </w:r>
+      <w:r>
+        <w:rPr>
+          <w:rFonts w:ascii="Courier New" w:hAnsi="Courier New" w:eastAsia="Courier New" w:cs="Courier New"/>
+          <w:color w:val="374151"/>
+          <w:sz w:val="19"/>
+        </w:rPr>
+        <w:t>phone_disconnected</w:t>
+      </w:r>
+      <w:r>
+        <w:t xml:space="preserve">, </w:t>
+      </w:r>
+      <w:r>
+        <w:rPr>
+          <w:rFonts w:ascii="Courier New" w:hAnsi="Courier New" w:eastAsia="Courier New" w:cs="Courier New"/>
+          <w:color w:val="374151"/>
+          <w:sz w:val="19"/>
+        </w:rPr>
+        <w:t>session_mismatch</w:t>
+      </w:r>
+      <w:r>
+        <w:t xml:space="preserve">, </w:t>
+      </w:r>
+      <w:r>
+        <w:rPr>
+          <w:rFonts w:ascii="Courier New" w:hAnsi="Courier New" w:eastAsia="Courier New" w:cs="Courier New"/>
+          <w:color w:val="374151"/>
+          <w:sz w:val="19"/>
+        </w:rPr>
+        <w:t>busy</w:t>
+      </w:r>
+      <w:r>
+        <w:t xml:space="preserve">, </w:t>
+      </w:r>
+      <w:r>
+        <w:rPr>
+          <w:rFonts w:ascii="Courier New" w:hAnsi="Courier New" w:eastAsia="Courier New" w:cs="Courier New"/>
+          <w:color w:val="374151"/>
+          <w:sz w:val="19"/>
+        </w:rPr>
+        <w:t>location_unavailable</w:t>
+      </w:r>
+      <w:r>
+        <w:t xml:space="preserve"> or </w:t>
+      </w:r>
+      <w:r>
+        <w:rPr>
+          <w:rFonts w:ascii="Courier New" w:hAnsi="Courier New" w:eastAsia="Courier New" w:cs="Courier New"/>
+          <w:color w:val="374151"/>
+          <w:sz w:val="19"/>
+        </w:rPr>
+        <w:t>command_conflict</w:t>
+      </w:r>
+      <w:r>
+        <w:t xml:space="preserve">, each with a body </w:t>
+      </w:r>
+      <w:r>
+        <w:rPr>
+          <w:rFonts w:ascii="Courier New" w:hAnsi="Courier New" w:eastAsia="Courier New" w:cs="Courier New"/>
+          <w:color w:val="374151"/>
+          <w:sz w:val="19"/>
+        </w:rPr>
+        <w:t>{"error": {"code", "message"}}</w:t>
+      </w:r>
+      <w:r>
+        <w:t>.</w:t>
+      </w:r>
+    </w:p>
+    <w:p>
+      <w:pPr>
+        <w:numPr>
+          <w:ilvl w:val="0"/>
+          <w:numId w:val="930"/>
+        </w:numPr>
+        <w:pStyle w:val="ListParagraph"/>
+      </w:pPr>
+      <w:r>
+        <w:rPr>
+          <w:b/>
+        </w:rPr>
+        <w:t>Mapping:</w:t>
+      </w:r>
+    </w:p>
+    <w:p>
+      <w:pPr>
+        <w:numPr>
+          <w:ilvl w:val="1"/>
+          <w:numId w:val="932"/>
+        </w:numPr>
+        <w:pStyle w:val="ListParagraph"/>
+      </w:pPr>
+      <w:r>
+        <w:rPr>
+          <w:b/>
+        </w:rPr>
+        <w:t>Items:</w:t>
+      </w:r>
+      <w:r>
+        <w:t xml:space="preserve"> the core's world items; </w:t>
+      </w:r>
+      <w:r>
+        <w:rPr>
+          <w:rFonts w:ascii="Courier New" w:hAnsi="Courier New" w:eastAsia="Courier New" w:cs="Courier New"/>
+          <w:color w:val="374151"/>
+          <w:sz w:val="19"/>
+        </w:rPr>
+        <w:t>lastSeen.position</w:t>
+      </w:r>
+      <w:r>
+        <w:t xml:space="preserve"> is null when the item's position is stale (a new map).</w:t>
+      </w:r>
+    </w:p>
+    <w:p>
+      <w:pPr>
+        <w:numPr>
+          <w:ilvl w:val="1"/>
+          <w:numId w:val="932"/>
+        </w:numPr>
+        <w:pStyle w:val="ListParagraph"/>
+      </w:pPr>
+      <w:r>
+        <w:rPr>
+          <w:b/>
+        </w:rPr>
+        <w:t>Wearer:</w:t>
+      </w:r>
+      <w:r>
+        <w:t xml:space="preserve"> the latest pose in the current map.</w:t>
+      </w:r>
+    </w:p>
+    <w:p>
+      <w:pPr>
+        <w:numPr>
+          <w:ilvl w:val="1"/>
+          <w:numId w:val="932"/>
+        </w:numPr>
+        <w:pStyle w:val="ListParagraph"/>
+      </w:pPr>
+      <w:r>
+        <w:rPr>
+          <w:b/>
+        </w:rPr>
+        <w:t>Navigation:</w:t>
+      </w:r>
+      <w:r>
+        <w:t xml:space="preserve"> the phone's guidance telemetry:</w:t>
+      </w:r>
+    </w:p>
+    <w:p>
+      <w:pPr>
+        <w:numPr>
+          <w:ilvl w:val="2"/>
+          <w:numId w:val="933"/>
+        </w:numPr>
+        <w:pStyle w:val="ListParagraph"/>
+      </w:pPr>
+      <w:r>
+        <w:t xml:space="preserve">behind, turning, facing or approach become </w:t>
+      </w:r>
+      <w:r>
+        <w:rPr>
+          <w:rFonts w:ascii="Courier New" w:hAnsi="Courier New" w:eastAsia="Courier New" w:cs="Courier New"/>
+          <w:color w:val="374151"/>
+          <w:sz w:val="19"/>
+        </w:rPr>
+        <w:t>guiding</w:t>
+      </w:r>
+      <w:r>
+        <w:t>;</w:t>
+      </w:r>
+    </w:p>
+    <w:p>
+      <w:pPr>
+        <w:numPr>
+          <w:ilvl w:val="2"/>
+          <w:numId w:val="933"/>
+        </w:numPr>
+        <w:pStyle w:val="ListParagraph"/>
+      </w:pPr>
+      <w:r>
+        <w:t xml:space="preserve">reach becomes </w:t>
+      </w:r>
+      <w:r>
+        <w:rPr>
+          <w:rFonts w:ascii="Courier New" w:hAnsi="Courier New" w:eastAsia="Courier New" w:cs="Courier New"/>
+          <w:color w:val="374151"/>
+          <w:sz w:val="19"/>
+        </w:rPr>
+        <w:t>within_reach</w:t>
+      </w:r>
+      <w:r>
+        <w:t>;</w:t>
+      </w:r>
+    </w:p>
+    <w:p>
+      <w:pPr>
+        <w:numPr>
+          <w:ilvl w:val="2"/>
+          <w:numId w:val="933"/>
+        </w:numPr>
+        <w:pStyle w:val="ListParagraph"/>
+      </w:pPr>
+      <w:r>
+        <w:t xml:space="preserve">touched becomes </w:t>
+      </w:r>
+      <w:r>
+        <w:rPr>
+          <w:rFonts w:ascii="Courier New" w:hAnsi="Courier New" w:eastAsia="Courier New" w:cs="Courier New"/>
+          <w:color w:val="374151"/>
+          <w:sz w:val="19"/>
+        </w:rPr>
+        <w:t>found</w:t>
+      </w:r>
+      <w:r>
+        <w:t>;</w:t>
+      </w:r>
+    </w:p>
+    <w:p>
+      <w:pPr>
+        <w:numPr>
+          <w:ilvl w:val="2"/>
+          <w:numId w:val="933"/>
+        </w:numPr>
+        <w:pStyle w:val="ListParagraph"/>
+      </w:pPr>
+      <w:r>
+        <w:t xml:space="preserve">after 3 s of silence it's </w:t>
+      </w:r>
+      <w:r>
+        <w:rPr>
+          <w:rFonts w:ascii="Courier New" w:hAnsi="Courier New" w:eastAsia="Courier New" w:cs="Courier New"/>
+          <w:color w:val="374151"/>
+          <w:sz w:val="19"/>
+        </w:rPr>
+        <w:t>idle</w:t>
+      </w:r>
+      <w:r>
+        <w:t xml:space="preserve"> (or </w:t>
+      </w:r>
+      <w:r>
+        <w:rPr>
+          <w:rFonts w:ascii="Courier New" w:hAnsi="Courier New" w:eastAsia="Courier New" w:cs="Courier New"/>
+          <w:color w:val="374151"/>
+          <w:sz w:val="19"/>
+        </w:rPr>
+        <w:t>unavailable</w:t>
+      </w:r>
+      <w:r>
+        <w:t xml:space="preserve"> if the phone is gone).</w:t>
+      </w:r>
+    </w:p>
+    <w:p>
+      <w:pPr>
+        <w:numPr>
+          <w:ilvl w:val="1"/>
+          <w:numId w:val="932"/>
+        </w:numPr>
+        <w:pStyle w:val="ListParagraph"/>
+      </w:pPr>
+      <w:r>
+        <w:rPr>
+          <w:b/>
+        </w:rPr>
+        <w:t>Devices:</w:t>
+      </w:r>
+      <w:r>
+        <w:t xml:space="preserve"> the phone is </w:t>
+      </w:r>
+      <w:r>
+        <w:rPr>
+          <w:rFonts w:ascii="Courier New" w:hAnsi="Courier New" w:eastAsia="Courier New" w:cs="Courier New"/>
+          <w:color w:val="374151"/>
+          <w:sz w:val="19"/>
+        </w:rPr>
+        <w:t>connected</w:t>
+      </w:r>
+      <w:r>
+        <w:t xml:space="preserve"> while a message arrived in the last 5 s. AirPods are </w:t>
+      </w:r>
+      <w:r>
+        <w:rPr>
+          <w:rFonts w:ascii="Courier New" w:hAnsi="Courier New" w:eastAsia="Courier New" w:cs="Courier New"/>
+          <w:color w:val="374151"/>
+          <w:sz w:val="19"/>
+        </w:rPr>
+        <w:t>connected</w:t>
+      </w:r>
+      <w:r>
+        <w:t xml:space="preserve"> while poses are AirPods-fused, and </w:t>
+      </w:r>
+      <w:r>
+        <w:rPr>
+          <w:rFonts w:ascii="Courier New" w:hAnsi="Courier New" w:eastAsia="Courier New" w:cs="Courier New"/>
+          <w:color w:val="374151"/>
+          <w:sz w:val="19"/>
+        </w:rPr>
+        <w:t>unknown</w:t>
+      </w:r>
+      <w:r>
+        <w:t xml:space="preserve"> otherwise.</w:t>
+      </w:r>
+    </w:p>
+    <w:p>
+      <w:pPr>
+        <w:numPr>
+          <w:ilvl w:val="1"/>
+          <w:numId w:val="932"/>
+        </w:numPr>
+        <w:pStyle w:val="ListParagraph"/>
+      </w:pPr>
+      <w:r>
+        <w:rPr>
+          <w:b/>
+        </w:rPr>
+        <w:t>Registrations:</w:t>
+      </w:r>
+      <w:r>
+        <w:t xml:space="preserve"> </w:t>
+      </w:r>
+      <w:r>
+        <w:rPr>
+          <w:rFonts w:ascii="Courier New" w:hAnsi="Courier New" w:eastAsia="Courier New" w:cs="Courier New"/>
+          <w:color w:val="374151"/>
+          <w:sz w:val="19"/>
+        </w:rPr>
+        <w:t>label_request</w:t>
+      </w:r>
+      <w:r>
+        <w:t xml:space="preserve"> and </w:t>
+      </w:r>
+      <w:r>
+        <w:rPr>
+          <w:rFonts w:ascii="Courier New" w:hAnsi="Courier New" w:eastAsia="Courier New" w:cs="Courier New"/>
+          <w:color w:val="374151"/>
+          <w:sz w:val="19"/>
+        </w:rPr>
+        <w:t>label_ready</w:t>
+      </w:r>
+      <w:r>
+        <w:t xml:space="preserve">, plus </w:t>
+      </w:r>
+      <w:r>
+        <w:rPr>
+          <w:rFonts w:ascii="Courier New" w:hAnsi="Courier New" w:eastAsia="Courier New" w:cs="Courier New"/>
+          <w:color w:val="374151"/>
+          <w:sz w:val="19"/>
+        </w:rPr>
+        <w:t>POST /v1/items</w:t>
+      </w:r>
+      <w:r>
+        <w:t xml:space="preserve"> results.</w:t>
+      </w:r>
+    </w:p>
+    <w:p>
+      <w:pPr>
+        <w:numPr>
+          <w:ilvl w:val="1"/>
+          <w:numId w:val="932"/>
+        </w:numPr>
+        <w:pStyle w:val="ListParagraph"/>
+      </w:pPr>
+      <w:r>
+        <w:rPr>
+          <w:b/>
+        </w:rPr>
+        <w:t>recentMemory:</w:t>
+      </w:r>
+      <w:r>
+        <w:t xml:space="preserve"> </w:t>
+      </w:r>
+      <w:r>
+        <w:rPr>
+          <w:rFonts w:ascii="Courier New" w:hAnsi="Courier New" w:eastAsia="Courier New" w:cs="Courier New"/>
+          <w:color w:val="374151"/>
+          <w:sz w:val="19"/>
+        </w:rPr>
+        <w:t>seen</w:t>
+      </w:r>
+      <w:r>
+        <w:t xml:space="preserve">, </w:t>
+      </w:r>
+      <w:r>
+        <w:rPr>
+          <w:rFonts w:ascii="Courier New" w:hAnsi="Courier New" w:eastAsia="Courier New" w:cs="Courier New"/>
+          <w:color w:val="374151"/>
+          <w:sz w:val="19"/>
+        </w:rPr>
+        <w:t>moved</w:t>
+      </w:r>
+      <w:r>
+        <w:t>/</w:t>
+      </w:r>
+      <w:r>
+        <w:rPr>
+          <w:rFonts w:ascii="Courier New" w:hAnsi="Courier New" w:eastAsia="Courier New" w:cs="Courier New"/>
+          <w:color w:val="374151"/>
+          <w:sz w:val="19"/>
+        </w:rPr>
+        <w:t>put_down</w:t>
+      </w:r>
+      <w:r>
+        <w:t xml:space="preserve"> and </w:t>
+      </w:r>
+      <w:r>
+        <w:rPr>
+          <w:rFonts w:ascii="Courier New" w:hAnsi="Courier New" w:eastAsia="Courier New" w:cs="Courier New"/>
+          <w:color w:val="374151"/>
+          <w:sz w:val="19"/>
+        </w:rPr>
+        <w:t>label_added</w:t>
+      </w:r>
+      <w:r>
+        <w:t xml:space="preserve"> timeline events.</w:t>
+      </w:r>
+    </w:p>
+    <w:p>
+      <w:pPr>
+        <w:numPr>
+          <w:ilvl w:val="0"/>
+          <w:numId w:val="930"/>
+        </w:numPr>
+        <w:pStyle w:val="ListParagraph"/>
+      </w:pPr>
+      <w:r>
+        <w:rPr>
+          <w:b/>
+        </w:rPr>
+        <w:t>Room name:</w:t>
+      </w:r>
+      <w:r>
+        <w:t xml:space="preserve"> </w:t>
+      </w:r>
+      <w:r>
+        <w:rPr>
+          <w:rFonts w:ascii="Courier New" w:hAnsi="Courier New" w:eastAsia="Courier New" w:cs="Courier New"/>
+          <w:color w:val="374151"/>
+          <w:sz w:val="19"/>
+        </w:rPr>
+        <w:t>MARCO_ROOM_ID</w:t>
+      </w:r>
+      <w:r>
+        <w:t xml:space="preserve"> and </w:t>
+      </w:r>
+      <w:r>
+        <w:rPr>
+          <w:rFonts w:ascii="Courier New" w:hAnsi="Courier New" w:eastAsia="Courier New" w:cs="Courier New"/>
+          <w:color w:val="374151"/>
+          <w:sz w:val="19"/>
+        </w:rPr>
+        <w:t>MARCO_ROOM_NAME</w:t>
+      </w:r>
+      <w:r>
+        <w:t>.</w:t>
+      </w:r>
+    </w:p>
+    <w:p>
+      <w:r>
+        <w:rPr>
+          <w:b/>
+        </w:rPr>
+        <w:t>The raw feed</w:t>
+      </w:r>
+      <w:r>
+        <w:t xml:space="preserve">, WebSocket </w:t>
+      </w:r>
+      <w:r>
+        <w:rPr>
+          <w:rFonts w:ascii="Courier New" w:hAnsi="Courier New" w:eastAsia="Courier New" w:cs="Courier New"/>
+          <w:color w:val="374151"/>
+          <w:sz w:val="19"/>
+        </w:rPr>
+        <w:t>/v1/dashboard</w:t>
+      </w:r>
+      <w:r>
+        <w:t xml:space="preserve"> (read-only), which the adapter itself is built from:</w:t>
       </w:r>
     </w:p>
     <w:tbl>
@@ -3937,7 +5560,7 @@
       <w:pPr>
         <w:numPr>
           <w:ilvl w:val="0"/>
-          <w:numId w:val="927"/>
+          <w:numId w:val="934"/>
         </w:numPr>
         <w:pStyle w:val="ListParagraph"/>
       </w:pPr>
@@ -3960,642 +5583,6 @@
       </w:r>
       <w:r>
         <w:t>.</w:t>
-      </w:r>
-    </w:p>
-    <w:p>
-      <w:pPr>
-        <w:numPr>
-          <w:ilvl w:val="0"/>
-          <w:numId w:val="927"/>
-        </w:numPr>
-        <w:pStyle w:val="ListParagraph"/>
-      </w:pPr>
-      <w:r>
-        <w:rPr>
-          <w:b/>
-        </w:rPr>
-        <w:t>The answer arrives.</w:t>
-      </w:r>
-      <w:r>
-        <w:t xml:space="preserve"> The phone speaks </w:t>
-      </w:r>
-      <w:r>
-        <w:rPr>
-          <w:i/>
-        </w:rPr>
-        <w:t>"Polo! Behind you, two steps, on the table,"</w:t>
-      </w:r>
-      <w:r>
-        <w:t xml:space="preserve"> spatialised at </w:t>
-      </w:r>
-      <w:r>
-        <w:rPr>
-          <w:rFonts w:ascii="Courier New" w:hAnsi="Courier New" w:eastAsia="Courier New" w:cs="Courier New"/>
-          <w:color w:val="374151"/>
-          <w:sz w:val="19"/>
-        </w:rPr>
-        <w:t>position</w:t>
-      </w:r>
-      <w:r>
-        <w:t>:</w:t>
-      </w:r>
-    </w:p>
-    <w:p>
-      <w:pPr>
-        <w:numPr>
-          <w:ilvl w:val="1"/>
-          <w:numId w:val="928"/>
-        </w:numPr>
-        <w:pStyle w:val="ListParagraph"/>
-      </w:pPr>
-      <w:r>
-        <w:t xml:space="preserve">the direction is relative to the </w:t>
-      </w:r>
-      <w:r>
-        <w:rPr>
-          <w:b/>
-        </w:rPr>
-        <w:t>body</w:t>
-      </w:r>
-      <w:r>
-        <w:t xml:space="preserve"> (chest heading), because "behind you" means behind your body;</w:t>
-      </w:r>
-    </w:p>
-    <w:p>
-      <w:pPr>
-        <w:numPr>
-          <w:ilvl w:val="1"/>
-          <w:numId w:val="928"/>
-        </w:numPr>
-        <w:pStyle w:val="ListParagraph"/>
-      </w:pPr>
-      <w:r>
-        <w:t>clock position = round(relative azimuth / 30°), where 12 o'clock means ahead; 12, 3, 6 and 9 are said as "straight ahead", "on your right", "behind you" and "on your left";</w:t>
-      </w:r>
-    </w:p>
-    <w:p>
-      <w:pPr>
-        <w:numPr>
-          <w:ilvl w:val="1"/>
-          <w:numId w:val="928"/>
-        </w:numPr>
-        <w:pStyle w:val="ListParagraph"/>
-      </w:pPr>
-      <w:r>
-        <w:t>steps = round(horizontal distance / 0.7 m), at least one;</w:t>
-      </w:r>
-    </w:p>
-    <w:p>
-      <w:pPr>
-        <w:numPr>
-          <w:ilvl w:val="1"/>
-          <w:numId w:val="928"/>
-        </w:numPr>
-        <w:pStyle w:val="ListParagraph"/>
-      </w:pPr>
-      <w:r>
-        <w:t xml:space="preserve">within 0.6 m it says </w:t>
-      </w:r>
-      <w:r>
-        <w:rPr>
-          <w:i/>
-        </w:rPr>
-        <w:t>"Polo! Within reach, …"</w:t>
-      </w:r>
-      <w:r>
-        <w:t xml:space="preserve"> instead.</w:t>
-      </w:r>
-    </w:p>
-    <w:p>
-      <w:pPr>
-        <w:numPr>
-          <w:ilvl w:val="0"/>
-          <w:numId w:val="927"/>
-        </w:numPr>
-        <w:pStyle w:val="ListParagraph"/>
-      </w:pPr>
-      <w:r>
-        <w:rPr>
-          <w:b/>
-        </w:rPr>
-        <w:t>Beacon:</w:t>
-      </w:r>
-      <w:r>
-        <w:t xml:space="preserve"> beeps from </w:t>
-      </w:r>
-      <w:r>
-        <w:rPr>
-          <w:rFonts w:ascii="Courier New" w:hAnsi="Courier New" w:eastAsia="Courier New" w:cs="Courier New"/>
-          <w:color w:val="374151"/>
-          <w:sz w:val="19"/>
-        </w:rPr>
-        <w:t>position</w:t>
-      </w:r>
-      <w:r>
-        <w:t xml:space="preserve">, rendered relative to the </w:t>
-      </w:r>
-      <w:r>
-        <w:rPr>
-          <w:b/>
-        </w:rPr>
-        <w:t>head</w:t>
-      </w:r>
-      <w:r>
-        <w:t xml:space="preserve"> (fused yaw). They're muffled and lower while the item is behind the head (|relative azimuth| more than 90°).</w:t>
-      </w:r>
-    </w:p>
-    <w:p>
-      <w:pPr>
-        <w:numPr>
-          <w:ilvl w:val="0"/>
-          <w:numId w:val="927"/>
-        </w:numPr>
-        <w:pStyle w:val="ListParagraph"/>
-      </w:pPr>
-      <w:r>
-        <w:rPr>
-          <w:b/>
-        </w:rPr>
-        <w:t>Facing</w:t>
-      </w:r>
-      <w:r>
-        <w:t xml:space="preserve"> (|relative azimuth| 12° or less): a double ding plus a haptic, once per lock. The lock releases past 20°.</w:t>
-      </w:r>
-    </w:p>
-    <w:p>
-      <w:pPr>
-        <w:numPr>
-          <w:ilvl w:val="0"/>
-          <w:numId w:val="927"/>
-        </w:numPr>
-        <w:pStyle w:val="ListParagraph"/>
-      </w:pPr>
-      <w:r>
-        <w:rPr>
-          <w:b/>
-        </w:rPr>
-        <w:t>Walking:</w:t>
-      </w:r>
-      <w:r>
-        <w:t xml:space="preserve"> the gap between beeps = clamp(0.15 + 0.35 × distance, 0.15, 1.0) s. </w:t>
-      </w:r>
-      <w:r>
-        <w:rPr>
-          <w:i/>
-        </w:rPr>
-        <w:t>"Within reach, on the {surface}"</w:t>
-      </w:r>
-      <w:r>
-        <w:t xml:space="preserve"> is said once at 0.6 m (POC 5).</w:t>
-      </w:r>
-    </w:p>
-    <w:p>
-      <w:pPr>
-        <w:numPr>
-          <w:ilvl w:val="0"/>
-          <w:numId w:val="927"/>
-        </w:numPr>
-        <w:pStyle w:val="ListParagraph"/>
-      </w:pPr>
-      <w:r>
-        <w:rPr>
-          <w:b/>
-        </w:rPr>
-        <w:t>Steady tone</w:t>
-      </w:r>
-      <w:r>
-        <w:t xml:space="preserve"> once </w:t>
-      </w:r>
-      <w:r>
-        <w:rPr>
-          <w:rFonts w:ascii="Courier New" w:hAnsi="Courier New" w:eastAsia="Courier New" w:cs="Courier New"/>
-          <w:color w:val="374151"/>
-          <w:sz w:val="19"/>
-        </w:rPr>
-        <w:t>hand_proximity.distance_m</w:t>
-      </w:r>
-      <w:r>
-        <w:t xml:space="preserve"> is 0.30 or less. It releases above 0.40, or when proximity is older than 0.5 s.</w:t>
-      </w:r>
-    </w:p>
-    <w:p>
-      <w:pPr>
-        <w:numPr>
-          <w:ilvl w:val="0"/>
-          <w:numId w:val="927"/>
-        </w:numPr>
-        <w:pStyle w:val="ListParagraph"/>
-      </w:pPr>
-      <w:r>
-        <w:rPr>
-          <w:b/>
-        </w:rPr>
-        <w:t>On `touch` for that item:</w:t>
-      </w:r>
-      <w:r>
-        <w:t xml:space="preserve"> silence, then the item's label (audio, or its text) or </w:t>
-      </w:r>
-      <w:r>
-        <w:rPr>
-          <w:i/>
-        </w:rPr>
-        <w:t>"Got it."</w:t>
-      </w:r>
-    </w:p>
-    <w:p>
-      <w:r>
-        <w:t xml:space="preserve">If an </w:t>
-      </w:r>
-      <w:r>
-        <w:rPr>
-          <w:rFonts w:ascii="Courier New" w:hAnsi="Courier New" w:eastAsia="Courier New" w:cs="Courier New"/>
-          <w:color w:val="374151"/>
-          <w:sz w:val="19"/>
-        </w:rPr>
-        <w:t>event moved</w:t>
-      </w:r>
-      <w:r>
-        <w:t xml:space="preserve"> (or </w:t>
-      </w:r>
-      <w:r>
-        <w:rPr>
-          <w:rFonts w:ascii="Courier New" w:hAnsi="Courier New" w:eastAsia="Courier New" w:cs="Courier New"/>
-          <w:color w:val="374151"/>
-          <w:sz w:val="19"/>
-        </w:rPr>
-        <w:t>put_down</w:t>
-      </w:r>
-      <w:r>
-        <w:t xml:space="preserve">) arrives for the target, retarget to its new </w:t>
-      </w:r>
-      <w:r>
-        <w:rPr>
-          <w:rFonts w:ascii="Courier New" w:hAnsi="Courier New" w:eastAsia="Courier New" w:cs="Courier New"/>
-          <w:color w:val="374151"/>
-          <w:sz w:val="19"/>
-        </w:rPr>
-        <w:t>position</w:t>
-      </w:r>
-      <w:r>
-        <w:t>.</w:t>
-      </w:r>
-    </w:p>
-    <w:p>
-      <w:pPr>
-        <w:pStyle w:val="Heading1"/>
-      </w:pPr>
-      <w:r>
-        <w:t>8. What each person needs from the others</w:t>
-      </w:r>
-    </w:p>
-    <w:p>
-      <w:r>
-        <w:rPr>
-          <w:b/>
-        </w:rPr>
-        <w:t>Vedant needs from Utkarsh:</w:t>
-      </w:r>
-    </w:p>
-    <w:p>
-      <w:pPr>
-        <w:numPr>
-          <w:ilvl w:val="0"/>
-          <w:numId w:val="929"/>
-        </w:numPr>
-        <w:pStyle w:val="ListParagraph"/>
-      </w:pPr>
-      <w:r>
-        <w:t>The frame upload (§3.1).</w:t>
-      </w:r>
-    </w:p>
-    <w:p>
-      <w:pPr>
-        <w:numPr>
-          <w:ilvl w:val="0"/>
-          <w:numId w:val="929"/>
-        </w:numPr>
-        <w:pStyle w:val="ListParagraph"/>
-      </w:pPr>
-      <w:r>
-        <w:t>The pose stream and the hand stream (§3.2).</w:t>
-      </w:r>
-    </w:p>
-    <w:p>
-      <w:pPr>
-        <w:numPr>
-          <w:ilvl w:val="0"/>
-          <w:numId w:val="929"/>
-        </w:numPr>
-        <w:pStyle w:val="ListParagraph"/>
-      </w:pPr>
-      <w:r>
-        <w:t xml:space="preserve">The </w:t>
-      </w:r>
-      <w:r>
-        <w:rPr>
-          <w:rFonts w:ascii="Courier New" w:hAnsi="Courier New" w:eastAsia="Courier New" w:cs="Courier New"/>
-          <w:color w:val="374151"/>
-          <w:sz w:val="19"/>
-        </w:rPr>
-        <w:t>map</w:t>
-      </w:r>
-      <w:r>
-        <w:t xml:space="preserve"> messages (§3.4).</w:t>
-      </w:r>
-    </w:p>
-    <w:p>
-      <w:pPr>
-        <w:numPr>
-          <w:ilvl w:val="0"/>
-          <w:numId w:val="929"/>
-        </w:numPr>
-        <w:pStyle w:val="ListParagraph"/>
-      </w:pPr>
-      <w:r>
-        <w:t>A 5-minute recorded session saved to disk in exactly these formats (frames, poses, hands), so Vedant can build against real data before the app is finished.</w:t>
-      </w:r>
-    </w:p>
-    <w:p>
-      <w:pPr>
-        <w:numPr>
-          <w:ilvl w:val="1"/>
-          <w:numId w:val="930"/>
-        </w:numPr>
-        <w:pStyle w:val="ListParagraph"/>
-      </w:pPr>
-      <w:r>
-        <w:t xml:space="preserve">The server records every session it receives under </w:t>
-      </w:r>
-      <w:r>
-        <w:rPr>
-          <w:rFonts w:ascii="Courier New" w:hAnsi="Courier New" w:eastAsia="Courier New" w:cs="Courier New"/>
-          <w:color w:val="374151"/>
-          <w:sz w:val="19"/>
-        </w:rPr>
-        <w:t>server/data/sessions/&lt;session_id&gt;/</w:t>
-      </w:r>
-      <w:r>
-        <w:t>. Running the app against the server is enough.</w:t>
-      </w:r>
-    </w:p>
-    <w:p>
-      <w:pPr>
-        <w:numPr>
-          <w:ilvl w:val="1"/>
-          <w:numId w:val="930"/>
-        </w:numPr>
-        <w:pStyle w:val="ListParagraph"/>
-      </w:pPr>
-      <w:r>
-        <w:t xml:space="preserve">Until then, a Stray Scanner recording converts with </w:t>
-      </w:r>
-      <w:r>
-        <w:rPr>
-          <w:rFonts w:ascii="Courier New" w:hAnsi="Courier New" w:eastAsia="Courier New" w:cs="Courier New"/>
-          <w:color w:val="374151"/>
-          <w:sz w:val="19"/>
-        </w:rPr>
-        <w:t>server/tools/stray_session.py</w:t>
-      </w:r>
-      <w:r>
-        <w:t>.</w:t>
-      </w:r>
-    </w:p>
-    <w:p>
-      <w:r>
-        <w:rPr>
-          <w:b/>
-        </w:rPr>
-        <w:t>Utkarsh needs from Vedant:</w:t>
-      </w:r>
-    </w:p>
-    <w:p>
-      <w:pPr>
-        <w:numPr>
-          <w:ilvl w:val="0"/>
-          <w:numId w:val="931"/>
-        </w:numPr>
-        <w:pStyle w:val="ListParagraph"/>
-      </w:pPr>
-      <w:r>
-        <w:t xml:space="preserve">A stub server that accepts everything above and returns fake </w:t>
-      </w:r>
-      <w:r>
-        <w:rPr>
-          <w:rFonts w:ascii="Courier New" w:hAnsi="Courier New" w:eastAsia="Courier New" w:cs="Courier New"/>
-          <w:color w:val="374151"/>
-          <w:sz w:val="19"/>
-        </w:rPr>
-        <w:t>answer</w:t>
-      </w:r>
-      <w:r>
-        <w:t xml:space="preserve"> / </w:t>
-      </w:r>
-      <w:r>
-        <w:rPr>
-          <w:rFonts w:ascii="Courier New" w:hAnsi="Courier New" w:eastAsia="Courier New" w:cs="Courier New"/>
-          <w:color w:val="374151"/>
-          <w:sz w:val="19"/>
-        </w:rPr>
-        <w:t>touch</w:t>
-      </w:r>
-      <w:r>
-        <w:t xml:space="preserve"> / </w:t>
-      </w:r>
-      <w:r>
-        <w:rPr>
-          <w:rFonts w:ascii="Courier New" w:hAnsi="Courier New" w:eastAsia="Courier New" w:cs="Courier New"/>
-          <w:color w:val="374151"/>
-          <w:sz w:val="19"/>
-        </w:rPr>
-        <w:t>event</w:t>
-      </w:r>
-      <w:r>
-        <w:t xml:space="preserve"> messages (</w:t>
-      </w:r>
-      <w:r>
-        <w:rPr>
-          <w:rFonts w:ascii="Courier New" w:hAnsi="Courier New" w:eastAsia="Courier New" w:cs="Courier New"/>
-          <w:color w:val="374151"/>
-          <w:sz w:val="19"/>
-        </w:rPr>
-        <w:t>MARCO_MODE=stub</w:t>
-      </w:r>
-      <w:r>
-        <w:t>, the default).</w:t>
-      </w:r>
-    </w:p>
-    <w:p>
-      <w:pPr>
-        <w:numPr>
-          <w:ilvl w:val="0"/>
-          <w:numId w:val="931"/>
-        </w:numPr>
-        <w:pStyle w:val="ListParagraph"/>
-      </w:pPr>
-      <w:r>
-        <w:t>Then the real ones (</w:t>
-      </w:r>
-      <w:r>
-        <w:rPr>
-          <w:rFonts w:ascii="Courier New" w:hAnsi="Courier New" w:eastAsia="Courier New" w:cs="Courier New"/>
-          <w:color w:val="374151"/>
-          <w:sz w:val="19"/>
-        </w:rPr>
-        <w:t>MARCO_MODE=real</w:t>
-      </w:r>
-      <w:r>
-        <w:t>).</w:t>
-      </w:r>
-    </w:p>
-    <w:p>
-      <w:pPr>
-        <w:numPr>
-          <w:ilvl w:val="0"/>
-          <w:numId w:val="931"/>
-        </w:numPr>
-        <w:pStyle w:val="ListParagraph"/>
-      </w:pPr>
-      <w:r>
-        <w:t>Label audio URLs.</w:t>
-      </w:r>
-    </w:p>
-    <w:p>
-      <w:pPr>
-        <w:numPr>
-          <w:ilvl w:val="0"/>
-          <w:numId w:val="931"/>
-        </w:numPr>
-        <w:pStyle w:val="ListParagraph"/>
-      </w:pPr>
-      <w:r>
-        <w:rPr>
-          <w:rFonts w:ascii="Courier New" w:hAnsi="Courier New" w:eastAsia="Courier New" w:cs="Courier New"/>
-          <w:color w:val="374151"/>
-          <w:sz w:val="19"/>
-        </w:rPr>
-        <w:t>label_request</w:t>
-      </w:r>
-      <w:r>
-        <w:t xml:space="preserve"> events for Photon.</w:t>
-      </w:r>
-    </w:p>
-    <w:p>
-      <w:r>
-        <w:rPr>
-          <w:b/>
-        </w:rPr>
-        <w:t>The dashboard needs from Vedant:</w:t>
-      </w:r>
-    </w:p>
-    <w:p>
-      <w:pPr>
-        <w:numPr>
-          <w:ilvl w:val="0"/>
-          <w:numId w:val="932"/>
-        </w:numPr>
-        <w:pStyle w:val="ListParagraph"/>
-      </w:pPr>
-      <w:r>
-        <w:t xml:space="preserve">the </w:t>
-      </w:r>
-      <w:r>
-        <w:rPr>
-          <w:rFonts w:ascii="Courier New" w:hAnsi="Courier New" w:eastAsia="Courier New" w:cs="Courier New"/>
-          <w:color w:val="374151"/>
-          <w:sz w:val="19"/>
-        </w:rPr>
-        <w:t>/v1/dashboard</w:t>
-      </w:r>
-      <w:r>
-        <w:t xml:space="preserve"> feed with recorded or fake data first (</w:t>
-      </w:r>
-      <w:r>
-        <w:rPr>
-          <w:rFonts w:ascii="Courier New" w:hAnsi="Courier New" w:eastAsia="Courier New" w:cs="Courier New"/>
-          <w:color w:val="374151"/>
-          <w:sz w:val="19"/>
-        </w:rPr>
-        <w:t>server/tools/replay.py</w:t>
-      </w:r>
-      <w:r>
-        <w:t>), then live.</w:t>
-      </w:r>
-    </w:p>
-    <w:p>
-      <w:r>
-        <w:rPr>
-          <w:b/>
-        </w:rPr>
-        <w:t>Everyone:</w:t>
-      </w:r>
-      <w:r>
-        <w:t xml:space="preserve"> the server is private:</w:t>
-      </w:r>
-    </w:p>
-    <w:p>
-      <w:pPr>
-        <w:numPr>
-          <w:ilvl w:val="0"/>
-          <w:numId w:val="933"/>
-        </w:numPr>
-        <w:pStyle w:val="ListParagraph"/>
-      </w:pPr>
-      <w:r>
-        <w:t xml:space="preserve">it binds 127.0.0.1 only and is reached through </w:t>
-      </w:r>
-      <w:r>
-        <w:rPr>
-          <w:rFonts w:ascii="Courier New" w:hAnsi="Courier New" w:eastAsia="Courier New" w:cs="Courier New"/>
-          <w:color w:val="374151"/>
-          <w:sz w:val="19"/>
-        </w:rPr>
-        <w:t>tailscale serve</w:t>
-      </w:r>
-      <w:r>
-        <w:t>;</w:t>
-      </w:r>
-    </w:p>
-    <w:p>
-      <w:pPr>
-        <w:numPr>
-          <w:ilvl w:val="0"/>
-          <w:numId w:val="933"/>
-        </w:numPr>
-        <w:pStyle w:val="ListParagraph"/>
-      </w:pPr>
-      <w:r>
-        <w:t>every route goes through the fail-closed auth gate (</w:t>
-      </w:r>
-      <w:r>
-        <w:rPr>
-          <w:rFonts w:ascii="Courier New" w:hAnsi="Courier New" w:eastAsia="Courier New" w:cs="Courier New"/>
-          <w:color w:val="374151"/>
-          <w:sz w:val="19"/>
-        </w:rPr>
-        <w:t>server/marco/auth.py</w:t>
-      </w:r>
-      <w:r>
-        <w:t xml:space="preserve">), which admits only </w:t>
-      </w:r>
-      <w:r>
-        <w:rPr>
-          <w:rFonts w:ascii="Courier New" w:hAnsi="Courier New" w:eastAsia="Courier New" w:cs="Courier New"/>
-          <w:color w:val="374151"/>
-          <w:sz w:val="19"/>
-        </w:rPr>
-        <w:t>TAILSCALE_ALLOWED_LOGINS</w:t>
-      </w:r>
-      <w:r>
-        <w:t>.</w:t>
-      </w:r>
-    </w:p>
-    <w:p>
-      <w:pPr>
-        <w:pStyle w:val="Heading1"/>
-      </w:pPr>
-      <w:r>
-        <w:t>9. Integration order</w:t>
       </w:r>
     </w:p>
     <w:p>
@@ -4610,10 +5597,96 @@
         <w:rPr>
           <w:b/>
         </w:rPr>
-        <w:t>Hour 0–2:</w:t>
-      </w:r>
-      <w:r>
-        <w:t xml:space="preserve"> agree this file. Vedant ships the stub server; Utkarsh gets the ARKit session and frame upload working; the dashboard renders fake feeds.</w:t>
+        <w:t>The answer arrives.</w:t>
+      </w:r>
+      <w:r>
+        <w:t xml:space="preserve"> The phone speaks </w:t>
+      </w:r>
+      <w:r>
+        <w:rPr>
+          <w:i/>
+        </w:rPr>
+        <w:t>"Polo! Behind you, two steps, on the table,"</w:t>
+      </w:r>
+      <w:r>
+        <w:t xml:space="preserve"> spatialised at </w:t>
+      </w:r>
+      <w:r>
+        <w:rPr>
+          <w:rFonts w:ascii="Courier New" w:hAnsi="Courier New" w:eastAsia="Courier New" w:cs="Courier New"/>
+          <w:color w:val="374151"/>
+          <w:sz w:val="19"/>
+        </w:rPr>
+        <w:t>position</w:t>
+      </w:r>
+      <w:r>
+        <w:t>:</w:t>
+      </w:r>
+    </w:p>
+    <w:p>
+      <w:pPr>
+        <w:numPr>
+          <w:ilvl w:val="1"/>
+          <w:numId w:val="935"/>
+        </w:numPr>
+        <w:pStyle w:val="ListParagraph"/>
+      </w:pPr>
+      <w:r>
+        <w:t xml:space="preserve">the direction is relative to the </w:t>
+      </w:r>
+      <w:r>
+        <w:rPr>
+          <w:b/>
+        </w:rPr>
+        <w:t>body</w:t>
+      </w:r>
+      <w:r>
+        <w:t xml:space="preserve"> (chest heading), because "behind you" means behind your body;</w:t>
+      </w:r>
+    </w:p>
+    <w:p>
+      <w:pPr>
+        <w:numPr>
+          <w:ilvl w:val="1"/>
+          <w:numId w:val="935"/>
+        </w:numPr>
+        <w:pStyle w:val="ListParagraph"/>
+      </w:pPr>
+      <w:r>
+        <w:t>clock position = round(relative azimuth / 30°), where 12 o'clock means ahead; 12, 3, 6 and 9 are said as "straight ahead", "on your right", "behind you" and "on your left";</w:t>
+      </w:r>
+    </w:p>
+    <w:p>
+      <w:pPr>
+        <w:numPr>
+          <w:ilvl w:val="1"/>
+          <w:numId w:val="935"/>
+        </w:numPr>
+        <w:pStyle w:val="ListParagraph"/>
+      </w:pPr>
+      <w:r>
+        <w:t>steps = round(horizontal distance / 0.7 m), at least one;</w:t>
+      </w:r>
+    </w:p>
+    <w:p>
+      <w:pPr>
+        <w:numPr>
+          <w:ilvl w:val="1"/>
+          <w:numId w:val="935"/>
+        </w:numPr>
+        <w:pStyle w:val="ListParagraph"/>
+      </w:pPr>
+      <w:r>
+        <w:t xml:space="preserve">within 0.6 m it says </w:t>
+      </w:r>
+      <w:r>
+        <w:rPr>
+          <w:i/>
+        </w:rPr>
+        <w:t>"Polo! Within reach, …"</w:t>
+      </w:r>
+      <w:r>
+        <w:t xml:space="preserve"> instead.</w:t>
       </w:r>
     </w:p>
     <w:p>
@@ -4628,10 +5701,30 @@
         <w:rPr>
           <w:b/>
         </w:rPr>
-        <w:t>Then:</w:t>
-      </w:r>
-      <w:r>
-        <w:t xml:space="preserve"> the recorded 5-minute session from the vest. Vedant runs the real pipeline on it offline; the dashboard replays it.</w:t>
+        <w:t>Beacon:</w:t>
+      </w:r>
+      <w:r>
+        <w:t xml:space="preserve"> beeps from </w:t>
+      </w:r>
+      <w:r>
+        <w:rPr>
+          <w:rFonts w:ascii="Courier New" w:hAnsi="Courier New" w:eastAsia="Courier New" w:cs="Courier New"/>
+          <w:color w:val="374151"/>
+          <w:sz w:val="19"/>
+        </w:rPr>
+        <w:t>position</w:t>
+      </w:r>
+      <w:r>
+        <w:t xml:space="preserve">, rendered relative to the </w:t>
+      </w:r>
+      <w:r>
+        <w:rPr>
+          <w:b/>
+        </w:rPr>
+        <w:t>head</w:t>
+      </w:r>
+      <w:r>
+        <w:t xml:space="preserve"> (fused yaw). They're muffled and lower while the item is behind the head (|relative azimuth| more than 90°).</w:t>
       </w:r>
     </w:p>
     <w:p>
@@ -4646,10 +5739,10 @@
         <w:rPr>
           <w:b/>
         </w:rPr>
-        <w:t>First live path:</w:t>
-      </w:r>
-      <w:r>
-        <w:t xml:space="preserve"> register keys, put them down, ask "where are my keys?", and follow the sound to them, end to end.</w:t>
+        <w:t>Facing</w:t>
+      </w:r>
+      <w:r>
+        <w:t xml:space="preserve"> (|relative azimuth| 12° or less): a double ding plus a haptic, once per lock. The lock releases past 20°.</w:t>
       </w:r>
     </w:p>
     <w:p>
@@ -4664,43 +5757,110 @@
         <w:rPr>
           <w:b/>
         </w:rPr>
-        <w:t>Then:</w:t>
+        <w:t>Walking:</w:t>
+      </w:r>
+      <w:r>
+        <w:t xml:space="preserve"> the gap between beeps = clamp(0.15 + 0.35 × distance, 0.15, 1.0) s. </w:t>
+      </w:r>
+      <w:r>
+        <w:rPr>
+          <w:i/>
+        </w:rPr>
+        <w:t>"Within reach, on the {surface}"</w:t>
+      </w:r>
+      <w:r>
+        <w:t xml:space="preserve"> is said once at 0.6 m (POC 5).</w:t>
       </w:r>
     </w:p>
     <w:p>
       <w:pPr>
         <w:numPr>
-          <w:ilvl w:val="1"/>
-          <w:numId w:val="935"/>
+          <w:ilvl w:val="0"/>
+          <w:numId w:val="934"/>
         </w:numPr>
         <w:pStyle w:val="ListParagraph"/>
       </w:pPr>
       <w:r>
-        <w:t>touch and "what is this?" with Photon labeling;</w:t>
+        <w:rPr>
+          <w:b/>
+        </w:rPr>
+        <w:t>Steady tone</w:t>
+      </w:r>
+      <w:r>
+        <w:t xml:space="preserve"> once </w:t>
+      </w:r>
+      <w:r>
+        <w:rPr>
+          <w:rFonts w:ascii="Courier New" w:hAnsi="Courier New" w:eastAsia="Courier New" w:cs="Courier New"/>
+          <w:color w:val="374151"/>
+          <w:sz w:val="19"/>
+        </w:rPr>
+        <w:t>hand_proximity.distance_m</w:t>
+      </w:r>
+      <w:r>
+        <w:t xml:space="preserve"> is 0.30 or less. It releases above 0.40, or when proximity is older than 0.5 s.</w:t>
       </w:r>
     </w:p>
     <w:p>
       <w:pPr>
         <w:numPr>
-          <w:ilvl w:val="1"/>
-          <w:numId w:val="935"/>
+          <w:ilvl w:val="0"/>
+          <w:numId w:val="934"/>
         </w:numPr>
         <w:pStyle w:val="ListParagraph"/>
       </w:pPr>
       <w:r>
-        <w:t>moved and left-behind events;</w:t>
+        <w:rPr>
+          <w:b/>
+        </w:rPr>
+        <w:t>On `touch` for that item:</w:t>
+      </w:r>
+      <w:r>
+        <w:t xml:space="preserve"> silence, then the item's label (audio, or its text) or </w:t>
+      </w:r>
+      <w:r>
+        <w:rPr>
+          <w:i/>
+        </w:rPr>
+        <w:t>"Got it."</w:t>
       </w:r>
     </w:p>
     <w:p>
-      <w:pPr>
-        <w:numPr>
-          <w:ilvl w:val="1"/>
-          <w:numId w:val="935"/>
-        </w:numPr>
-        <w:pStyle w:val="ListParagraph"/>
-      </w:pPr>
-      <w:r>
-        <w:t>relaunch persistence.</w:t>
+      <w:r>
+        <w:t xml:space="preserve">If an </w:t>
+      </w:r>
+      <w:r>
+        <w:rPr>
+          <w:rFonts w:ascii="Courier New" w:hAnsi="Courier New" w:eastAsia="Courier New" w:cs="Courier New"/>
+          <w:color w:val="374151"/>
+          <w:sz w:val="19"/>
+        </w:rPr>
+        <w:t>event moved</w:t>
+      </w:r>
+      <w:r>
+        <w:t xml:space="preserve"> (or </w:t>
+      </w:r>
+      <w:r>
+        <w:rPr>
+          <w:rFonts w:ascii="Courier New" w:hAnsi="Courier New" w:eastAsia="Courier New" w:cs="Courier New"/>
+          <w:color w:val="374151"/>
+          <w:sz w:val="19"/>
+        </w:rPr>
+        <w:t>put_down</w:t>
+      </w:r>
+      <w:r>
+        <w:t xml:space="preserve">) arrives for the target, retarget to its new </w:t>
+      </w:r>
+      <w:r>
+        <w:rPr>
+          <w:rFonts w:ascii="Courier New" w:hAnsi="Courier New" w:eastAsia="Courier New" w:cs="Courier New"/>
+          <w:color w:val="374151"/>
+          <w:sz w:val="19"/>
+        </w:rPr>
+        <w:t>position</w:t>
+      </w:r>
+      <w:r>
+        <w:t>.</w:t>
       </w:r>
     </w:p>
     <w:p>
@@ -4708,7 +5868,15 @@
         <w:pStyle w:val="Heading1"/>
       </w:pPr>
       <w:r>
-        <w:t>10. Open questions (decide together)</w:t>
+        <w:t>8. What each person needs from the others</w:t>
+      </w:r>
+    </w:p>
+    <w:p>
+      <w:r>
+        <w:rPr>
+          <w:b/>
+        </w:rPr>
+        <w:t>Vedant needs from Utkarsh:</w:t>
       </w:r>
     </w:p>
     <w:p>
@@ -4720,35 +5888,7 @@
         <w:pStyle w:val="ListParagraph"/>
       </w:pPr>
       <w:r>
-        <w:rPr>
-          <w:b/>
-        </w:rPr>
-        <w:t>Vision orientation:</w:t>
-      </w:r>
-      <w:r>
-        <w:t xml:space="preserve"> </w:t>
-      </w:r>
-      <w:r>
-        <w:rPr>
-          <w:rFonts w:ascii="Courier New" w:hAnsi="Courier New" w:eastAsia="Courier New" w:cs="Courier New"/>
-          <w:color w:val="374151"/>
-          <w:sz w:val="19"/>
-        </w:rPr>
-        <w:t>.up</w:t>
-      </w:r>
-      <w:r>
-        <w:t xml:space="preserve"> versus </w:t>
-      </w:r>
-      <w:r>
-        <w:rPr>
-          <w:rFonts w:ascii="Courier New" w:hAnsi="Courier New" w:eastAsia="Courier New" w:cs="Courier New"/>
-          <w:color w:val="374151"/>
-          <w:sz w:val="19"/>
-        </w:rPr>
-        <w:t>.right</w:t>
-      </w:r>
-      <w:r>
-        <w:t xml:space="preserve"> for the hand pose. Test in hour one.</w:t>
+        <w:t>The frame upload (§3.1).</w:t>
       </w:r>
     </w:p>
     <w:p>
@@ -4760,35 +5900,7 @@
         <w:pStyle w:val="ListParagraph"/>
       </w:pPr>
       <w:r>
-        <w:rPr>
-          <w:b/>
-        </w:rPr>
-        <w:t>Where the server runs: decided (2026-10-17).</w:t>
-      </w:r>
-      <w:r>
-        <w:t xml:space="preserve"> The Vultr GPU box (</w:t>
-      </w:r>
-      <w:r>
-        <w:rPr>
-          <w:rFonts w:ascii="Courier New" w:hAnsi="Courier New" w:eastAsia="Courier New" w:cs="Courier New"/>
-          <w:color w:val="374151"/>
-          <w:sz w:val="19"/>
-        </w:rPr>
-        <w:t>deploy/vultr/</w:t>
-      </w:r>
-      <w:r>
-        <w:t xml:space="preserve">, </w:t>
-      </w:r>
-      <w:r>
-        <w:rPr>
-          <w:rFonts w:ascii="Courier New" w:hAnsi="Courier New" w:eastAsia="Courier New" w:cs="Courier New"/>
-          <w:color w:val="374151"/>
-          <w:sz w:val="19"/>
-        </w:rPr>
-        <w:t>marco-gpu</w:t>
-      </w:r>
-      <w:r>
-        <w:t>) is the primary server; a laptop at the venue is the fallback. Nothing in this contract changes: clients only change the base URL.</w:t>
+        <w:t>The pose stream and the hand stream (§3.2).</w:t>
       </w:r>
     </w:p>
     <w:p>
@@ -4800,13 +5912,18 @@
         <w:pStyle w:val="ListParagraph"/>
       </w:pPr>
       <w:r>
-        <w:rPr>
-          <w:b/>
-        </w:rPr>
-        <w:t>Who names places</w:t>
-      </w:r>
-      <w:r>
-        <w:t xml:space="preserve"> ("entry table"): the server names them by height, or the user names them during setup.</w:t>
+        <w:t xml:space="preserve">The </w:t>
+      </w:r>
+      <w:r>
+        <w:rPr>
+          <w:rFonts w:ascii="Courier New" w:hAnsi="Courier New" w:eastAsia="Courier New" w:cs="Courier New"/>
+          <w:color w:val="374151"/>
+          <w:sz w:val="19"/>
+        </w:rPr>
+        <w:t>map</w:t>
+      </w:r>
+      <w:r>
+        <w:t xml:space="preserve"> messages (§3.4).</w:t>
       </w:r>
     </w:p>
     <w:p>
@@ -4818,35 +5935,7 @@
         <w:pStyle w:val="ListParagraph"/>
       </w:pPr>
       <w:r>
-        <w:rPr>
-          <w:b/>
-        </w:rPr>
-        <w:t>Photon and dashboard routes.</w:t>
-      </w:r>
-      <w:r>
-        <w:t xml:space="preserve"> </w:t>
-      </w:r>
-      <w:r>
-        <w:rPr>
-          <w:rFonts w:ascii="Courier New" w:hAnsi="Courier New" w:eastAsia="Courier New" w:cs="Courier New"/>
-          <w:color w:val="374151"/>
-          <w:sz w:val="19"/>
-        </w:rPr>
-        <w:t>photon/</w:t>
-      </w:r>
-      <w:r>
-        <w:t xml:space="preserve"> and </w:t>
-      </w:r>
-      <w:r>
-        <w:rPr>
-          <w:rFonts w:ascii="Courier New" w:hAnsi="Courier New" w:eastAsia="Courier New" w:cs="Courier New"/>
-          <w:color w:val="374151"/>
-          <w:sz w:val="19"/>
-        </w:rPr>
-        <w:t>frontend/</w:t>
-      </w:r>
-      <w:r>
-        <w:t xml:space="preserve"> were built against the earlier requirements and POC 26 paths. Decide which side changes, then update this file:</w:t>
+        <w:t>A 5-minute recorded session saved to disk in exactly these formats (frames, poses, hands), so Vedant can build against real data before the app is finished.</w:t>
       </w:r>
     </w:p>
     <w:p>
@@ -4858,13 +5947,7 @@
         <w:pStyle w:val="ListParagraph"/>
       </w:pPr>
       <w:r>
-        <w:rPr>
-          <w:b/>
-        </w:rPr>
-        <w:t>Photon: decided (2026-10-17).</w:t>
-      </w:r>
-      <w:r>
-        <w:t xml:space="preserve"> </w:t>
+        <w:t xml:space="preserve">The server records every session it receives under </w:t>
       </w:r>
       <w:r>
         <w:rPr>
@@ -4872,54 +5955,10 @@
           <w:color w:val="374151"/>
           <w:sz w:val="19"/>
         </w:rPr>
-        <w:t>photon/</w:t>
-      </w:r>
-      <w:r>
-        <w:t xml:space="preserve"> adopted §5 as written, on Photon 2.0, with no format changes. The phone never talks to </w:t>
-      </w:r>
-      <w:r>
-        <w:rPr>
-          <w:rFonts w:ascii="Courier New" w:hAnsi="Courier New" w:eastAsia="Courier New" w:cs="Courier New"/>
-          <w:color w:val="374151"/>
-          <w:sz w:val="19"/>
-        </w:rPr>
-        <w:t>photon/</w:t>
-      </w:r>
-      <w:r>
-        <w:t xml:space="preserve">. Two optional additions are proposed in </w:t>
-      </w:r>
-      <w:r>
-        <w:rPr>
-          <w:rFonts w:ascii="Courier New" w:hAnsi="Courier New" w:eastAsia="Courier New" w:cs="Courier New"/>
-          <w:color w:val="374151"/>
-          <w:sz w:val="19"/>
-        </w:rPr>
-        <w:t>STATUS.md</w:t>
-      </w:r>
-      <w:r>
-        <w:t xml:space="preserve"> (</w:t>
-      </w:r>
-      <w:r>
-        <w:rPr>
-          <w:rFonts w:ascii="Courier New" w:hAnsi="Courier New" w:eastAsia="Courier New" w:cs="Courier New"/>
-          <w:color w:val="374151"/>
-          <w:sz w:val="19"/>
-        </w:rPr>
-        <w:t>label_request_seen</w:t>
-      </w:r>
-      <w:r>
-        <w:t xml:space="preserve">, </w:t>
-      </w:r>
-      <w:r>
-        <w:rPr>
-          <w:rFonts w:ascii="Courier New" w:hAnsi="Courier New" w:eastAsia="Courier New" w:cs="Courier New"/>
-          <w:color w:val="374151"/>
-          <w:sz w:val="19"/>
-        </w:rPr>
-        <w:t>label_unknown</w:t>
-      </w:r>
-      <w:r>
-        <w:t>); they are not part of this contract.</w:t>
+        <w:t>server/data/sessions/&lt;session_id&gt;/</w:t>
+      </w:r>
+      <w:r>
+        <w:t>. Running the app against the server is enough.</w:t>
       </w:r>
     </w:p>
     <w:p>
@@ -4931,13 +5970,7 @@
         <w:pStyle w:val="ListParagraph"/>
       </w:pPr>
       <w:r>
-        <w:rPr>
-          <w:b/>
-        </w:rPr>
-        <w:t>Dashboard:</w:t>
-      </w:r>
-      <w:r>
-        <w:t xml:space="preserve"> </w:t>
+        <w:t xml:space="preserve">Until then, a Stray Scanner recording converts with </w:t>
       </w:r>
       <w:r>
         <w:rPr>
@@ -4945,62 +5978,18 @@
           <w:color w:val="374151"/>
           <w:sz w:val="19"/>
         </w:rPr>
-        <w:t>frontend/</w:t>
-      </w:r>
-      <w:r>
-        <w:t xml:space="preserve"> expects </w:t>
-      </w:r>
-      <w:r>
-        <w:rPr>
-          <w:rFonts w:ascii="Courier New" w:hAnsi="Courier New" w:eastAsia="Courier New" w:cs="Courier New"/>
-          <w:color w:val="374151"/>
-          <w:sz w:val="19"/>
-        </w:rPr>
-        <w:t>GET /dashboard/snapshot</w:t>
-      </w:r>
-      <w:r>
-        <w:t xml:space="preserve">, </w:t>
-      </w:r>
-      <w:r>
-        <w:rPr>
-          <w:rFonts w:ascii="Courier New" w:hAnsi="Courier New" w:eastAsia="Courier New" w:cs="Courier New"/>
-          <w:color w:val="374151"/>
-          <w:sz w:val="19"/>
-        </w:rPr>
-        <w:t>WS /events</w:t>
-      </w:r>
-      <w:r>
-        <w:t xml:space="preserve"> (full snapshots at least once a second) and </w:t>
-      </w:r>
-      <w:r>
-        <w:rPr>
-          <w:rFonts w:ascii="Courier New" w:hAnsi="Courier New" w:eastAsia="Courier New" w:cs="Courier New"/>
-          <w:color w:val="374151"/>
-          <w:sz w:val="19"/>
-        </w:rPr>
-        <w:t>POST /dashboard/commands</w:t>
-      </w:r>
-      <w:r>
-        <w:t xml:space="preserve"> (Find and Stop, relayed to the phone). §6 has the </w:t>
-      </w:r>
-      <w:r>
-        <w:rPr>
-          <w:rFonts w:ascii="Courier New" w:hAnsi="Courier New" w:eastAsia="Courier New" w:cs="Courier New"/>
-          <w:color w:val="374151"/>
-          <w:sz w:val="19"/>
-        </w:rPr>
-        <w:t>/v1/dashboard</w:t>
-      </w:r>
-      <w:r>
-        <w:t xml:space="preserve"> stream. The likely path is a server adapter that serves the snapshot routes, plus a new phone message for dashboard commands.</w:t>
+        <w:t>server/tools/stray_session.py</w:t>
+      </w:r>
+      <w:r>
+        <w:t>.</w:t>
       </w:r>
     </w:p>
     <w:p>
-      <w:pPr>
-        <w:pStyle w:val="Heading1"/>
-      </w:pPr>
-      <w:r>
-        <w:t>11. Changes since v0.1</w:t>
+      <w:r>
+        <w:rPr>
+          <w:b/>
+        </w:rPr>
+        <w:t>Utkarsh needs from Vedant:</w:t>
       </w:r>
     </w:p>
     <w:p>
@@ -5012,13 +6001,7 @@
         <w:pStyle w:val="ListParagraph"/>
       </w:pPr>
       <w:r>
-        <w:rPr>
-          <w:b/>
-        </w:rPr>
-        <w:t>Compression:</w:t>
-      </w:r>
-      <w:r>
-        <w:t xml:space="preserve"> DEFLATE, where raw DEFLATE (Apple's </w:t>
+        <w:t xml:space="preserve">A stub server that accepts everything above and returns fake </w:t>
       </w:r>
       <w:r>
         <w:rPr>
@@ -5026,10 +6009,43 @@
           <w:color w:val="374151"/>
           <w:sz w:val="19"/>
         </w:rPr>
-        <w:t>.zlib</w:t>
-      </w:r>
-      <w:r>
-        <w:t>) and zlib are both accepted.</w:t>
+        <w:t>answer</w:t>
+      </w:r>
+      <w:r>
+        <w:t xml:space="preserve"> / </w:t>
+      </w:r>
+      <w:r>
+        <w:rPr>
+          <w:rFonts w:ascii="Courier New" w:hAnsi="Courier New" w:eastAsia="Courier New" w:cs="Courier New"/>
+          <w:color w:val="374151"/>
+          <w:sz w:val="19"/>
+        </w:rPr>
+        <w:t>touch</w:t>
+      </w:r>
+      <w:r>
+        <w:t xml:space="preserve"> / </w:t>
+      </w:r>
+      <w:r>
+        <w:rPr>
+          <w:rFonts w:ascii="Courier New" w:hAnsi="Courier New" w:eastAsia="Courier New" w:cs="Courier New"/>
+          <w:color w:val="374151"/>
+          <w:sz w:val="19"/>
+        </w:rPr>
+        <w:t>event</w:t>
+      </w:r>
+      <w:r>
+        <w:t xml:space="preserve"> messages (</w:t>
+      </w:r>
+      <w:r>
+        <w:rPr>
+          <w:rFonts w:ascii="Courier New" w:hAnsi="Courier New" w:eastAsia="Courier New" w:cs="Courier New"/>
+          <w:color w:val="374151"/>
+          <w:sz w:val="19"/>
+        </w:rPr>
+        <w:t>MARCO_MODE=stub</w:t>
+      </w:r>
+      <w:r>
+        <w:t>, the default).</w:t>
       </w:r>
     </w:p>
     <w:p>
@@ -5041,13 +6057,18 @@
         <w:pStyle w:val="ListParagraph"/>
       </w:pPr>
       <w:r>
-        <w:rPr>
-          <w:b/>
-        </w:rPr>
-        <w:t>`session_id`</w:t>
-      </w:r>
-      <w:r>
-        <w:t xml:space="preserve"> is on every phone message (hand, guidance, query and map too).</w:t>
+        <w:t>Then the real ones (</w:t>
+      </w:r>
+      <w:r>
+        <w:rPr>
+          <w:rFonts w:ascii="Courier New" w:hAnsi="Courier New" w:eastAsia="Courier New" w:cs="Courier New"/>
+          <w:color w:val="374151"/>
+          <w:sz w:val="19"/>
+        </w:rPr>
+        <w:t>MARCO_MODE=real</w:t>
+      </w:r>
+      <w:r>
+        <w:t>).</w:t>
       </w:r>
     </w:p>
     <w:p>
@@ -5059,24 +6080,7 @@
         <w:pStyle w:val="ListParagraph"/>
       </w:pPr>
       <w:r>
-        <w:rPr>
-          <w:b/>
-        </w:rPr>
-        <w:t>Hand message:</w:t>
-      </w:r>
-      <w:r>
-        <w:t xml:space="preserve"> gains </w:t>
-      </w:r>
-      <w:r>
-        <w:rPr>
-          <w:rFonts w:ascii="Courier New" w:hAnsi="Courier New" w:eastAsia="Courier New" w:cs="Courier New"/>
-          <w:color w:val="374151"/>
-          <w:sz w:val="19"/>
-        </w:rPr>
-        <w:t>map_id</w:t>
-      </w:r>
-      <w:r>
-        <w:t>. The server uses the latest frame's intrinsics, and the joint names are spelled out.</w:t>
+        <w:t>Label audio URLs.</w:t>
       </w:r>
     </w:p>
     <w:p>
@@ -5089,58 +6093,45 @@
       </w:pPr>
       <w:r>
         <w:rPr>
-          <w:b/>
-        </w:rPr>
-        <w:t>New query</w:t>
-      </w:r>
-      <w:r>
-        <w:t xml:space="preserve"> </w:t>
-      </w:r>
-      <w:r>
-        <w:rPr>
           <w:rFonts w:ascii="Courier New" w:hAnsi="Courier New" w:eastAsia="Courier New" w:cs="Courier New"/>
           <w:color w:val="374151"/>
           <w:sz w:val="19"/>
         </w:rPr>
-        <w:t>set_place door</w:t>
-      </w:r>
-      <w:r>
-        <w:t>, with its answer.</w:t>
+        <w:t>label_request</w:t>
+      </w:r>
+      <w:r>
+        <w:t xml:space="preserve"> events for Photon.</w:t>
       </w:r>
     </w:p>
     <w:p>
+      <w:r>
+        <w:rPr>
+          <w:b/>
+        </w:rPr>
+        <w:t>The dashboard needs from Vedant:</w:t>
+      </w:r>
+    </w:p>
+    <w:p>
       <w:pPr>
         <w:numPr>
           <w:ilvl w:val="0"/>
-          <w:numId w:val="938"/>
-        </w:numPr>
-        <w:pStyle w:val="ListParagraph"/>
-      </w:pPr>
-      <w:r>
-        <w:rPr>
-          <w:b/>
-        </w:rPr>
-        <w:t>Find answers:</w:t>
-      </w:r>
-    </w:p>
-    <w:p>
-      <w:pPr>
-        <w:numPr>
-          <w:ilvl w:val="1"/>
           <w:numId w:val="939"/>
         </w:numPr>
         <w:pStyle w:val="ListParagraph"/>
       </w:pPr>
       <w:r>
+        <w:t xml:space="preserve">the </w:t>
+      </w:r>
+      <w:r>
         <w:rPr>
           <w:rFonts w:ascii="Courier New" w:hAnsi="Courier New" w:eastAsia="Courier New" w:cs="Courier New"/>
           <w:color w:val="374151"/>
           <w:sz w:val="19"/>
         </w:rPr>
-        <w:t>reason</w:t>
-      </w:r>
-      <w:r>
-        <w:t xml:space="preserve"> adds </w:t>
+        <w:t>/v1/dashboard</w:t>
+      </w:r>
+      <w:r>
+        <w:t xml:space="preserve"> feed with recorded or fake data first (</w:t>
       </w:r>
       <w:r>
         <w:rPr>
@@ -5148,239 +6139,21 @@
           <w:color w:val="374151"/>
           <w:sz w:val="19"/>
         </w:rPr>
-        <w:t>not_registered</w:t>
-      </w:r>
-      <w:r>
-        <w:t>;</w:t>
+        <w:t>server/tools/replay.py</w:t>
+      </w:r>
+      <w:r>
+        <w:t>), then live.</w:t>
       </w:r>
     </w:p>
     <w:p>
-      <w:pPr>
-        <w:numPr>
-          <w:ilvl w:val="1"/>
-          <w:numId w:val="939"/>
-        </w:numPr>
-        <w:pStyle w:val="ListParagraph"/>
-      </w:pPr>
-      <w:r>
-        <w:rPr>
-          <w:rFonts w:ascii="Courier New" w:hAnsi="Courier New" w:eastAsia="Courier New" w:cs="Courier New"/>
-          <w:color w:val="374151"/>
-          <w:sz w:val="19"/>
-        </w:rPr>
-        <w:t>not_where_last_seen</w:t>
-      </w:r>
-      <w:r>
-        <w:t xml:space="preserve"> carries </w:t>
-      </w:r>
-      <w:r>
-        <w:rPr>
-          <w:rFonts w:ascii="Courier New" w:hAnsi="Courier New" w:eastAsia="Courier New" w:cs="Courier New"/>
-          <w:color w:val="374151"/>
-          <w:sz w:val="19"/>
-        </w:rPr>
-        <w:t>last_position</w:t>
-      </w:r>
-      <w:r>
-        <w:t xml:space="preserve"> and </w:t>
-      </w:r>
-      <w:r>
-        <w:rPr>
-          <w:rFonts w:ascii="Courier New" w:hAnsi="Courier New" w:eastAsia="Courier New" w:cs="Courier New"/>
-          <w:color w:val="374151"/>
-          <w:sz w:val="19"/>
-        </w:rPr>
-        <w:t>surface</w:t>
-      </w:r>
-      <w:r>
-        <w:t>;</w:t>
-      </w:r>
-    </w:p>
-    <w:p>
-      <w:pPr>
-        <w:numPr>
-          <w:ilvl w:val="1"/>
-          <w:numId w:val="939"/>
-        </w:numPr>
-        <w:pStyle w:val="ListParagraph"/>
-      </w:pPr>
-      <w:r>
-        <w:t xml:space="preserve">found answers carry </w:t>
-      </w:r>
-      <w:r>
-        <w:rPr>
-          <w:rFonts w:ascii="Courier New" w:hAnsi="Courier New" w:eastAsia="Courier New" w:cs="Courier New"/>
-          <w:color w:val="374151"/>
-          <w:sz w:val="19"/>
-        </w:rPr>
-        <w:t>state</w:t>
-      </w:r>
-      <w:r>
-        <w:t>.</w:t>
-      </w:r>
-    </w:p>
-    <w:p>
-      <w:pPr>
-        <w:numPr>
-          <w:ilvl w:val="0"/>
-          <w:numId w:val="938"/>
-        </w:numPr>
-        <w:pStyle w:val="ListParagraph"/>
-      </w:pPr>
       <w:r>
         <w:rPr>
           <w:b/>
         </w:rPr>
-        <w:t>Event kinds:</w:t>
-      </w:r>
-      <w:r>
-        <w:t xml:space="preserve"> added </w:t>
-      </w:r>
-      <w:r>
-        <w:rPr>
-          <w:rFonts w:ascii="Courier New" w:hAnsi="Courier New" w:eastAsia="Courier New" w:cs="Courier New"/>
-          <w:color w:val="374151"/>
-          <w:sz w:val="19"/>
-        </w:rPr>
-        <w:t>seen</w:t>
-      </w:r>
-      <w:r>
-        <w:t xml:space="preserve">, </w:t>
-      </w:r>
-      <w:r>
-        <w:rPr>
-          <w:rFonts w:ascii="Courier New" w:hAnsi="Courier New" w:eastAsia="Courier New" w:cs="Courier New"/>
-          <w:color w:val="374151"/>
-          <w:sz w:val="19"/>
-        </w:rPr>
-        <w:t>missing</w:t>
-      </w:r>
-      <w:r>
-        <w:t xml:space="preserve"> and </w:t>
-      </w:r>
-      <w:r>
-        <w:rPr>
-          <w:rFonts w:ascii="Courier New" w:hAnsi="Courier New" w:eastAsia="Courier New" w:cs="Courier New"/>
-          <w:color w:val="374151"/>
-          <w:sz w:val="19"/>
-        </w:rPr>
-        <w:t>label_added</w:t>
-      </w:r>
-      <w:r>
-        <w:t>.</w:t>
-      </w:r>
-    </w:p>
-    <w:p>
-      <w:pPr>
-        <w:numPr>
-          <w:ilvl w:val="0"/>
-          <w:numId w:val="938"/>
-        </w:numPr>
-        <w:pStyle w:val="ListParagraph"/>
-      </w:pPr>
-      <w:r>
-        <w:rPr>
-          <w:b/>
-        </w:rPr>
-        <w:t>`POST /v1/labels`:</w:t>
-      </w:r>
-      <w:r>
-        <w:t xml:space="preserve"> takes </w:t>
-      </w:r>
-      <w:r>
-        <w:rPr>
-          <w:rFonts w:ascii="Courier New" w:hAnsi="Courier New" w:eastAsia="Courier New" w:cs="Courier New"/>
-          <w:color w:val="374151"/>
-          <w:sz w:val="19"/>
-        </w:rPr>
-        <w:t>text</w:t>
-      </w:r>
-      <w:r>
-        <w:t xml:space="preserve">, and </w:t>
-      </w:r>
-      <w:r>
-        <w:rPr>
-          <w:rFonts w:ascii="Courier New" w:hAnsi="Courier New" w:eastAsia="Courier New" w:cs="Courier New"/>
-          <w:color w:val="374151"/>
-          <w:sz w:val="19"/>
-        </w:rPr>
-        <w:t>item_id</w:t>
-      </w:r>
-      <w:r>
-        <w:t xml:space="preserve"> for a follow-up voice note; it returns </w:t>
-      </w:r>
-      <w:r>
-        <w:rPr>
-          <w:rFonts w:ascii="Courier New" w:hAnsi="Courier New" w:eastAsia="Courier New" w:cs="Courier New"/>
-          <w:color w:val="374151"/>
-          <w:sz w:val="19"/>
-        </w:rPr>
-        <w:t>item_id</w:t>
-      </w:r>
-      <w:r>
-        <w:t>.</w:t>
-      </w:r>
-    </w:p>
-    <w:p>
-      <w:pPr>
-        <w:numPr>
-          <w:ilvl w:val="0"/>
-          <w:numId w:val="938"/>
-        </w:numPr>
-        <w:pStyle w:val="ListParagraph"/>
-      </w:pPr>
-      <w:r>
-        <w:rPr>
-          <w:b/>
-        </w:rPr>
-        <w:t>`GET /v1/items` fields</w:t>
-      </w:r>
-      <w:r>
-        <w:t xml:space="preserve"> are listed.</w:t>
-      </w:r>
-    </w:p>
-    <w:p>
-      <w:pPr>
-        <w:numPr>
-          <w:ilvl w:val="0"/>
-          <w:numId w:val="938"/>
-        </w:numPr>
-        <w:pStyle w:val="ListParagraph"/>
-      </w:pPr>
-      <w:r>
-        <w:rPr>
-          <w:b/>
-        </w:rPr>
-        <w:t>§7:</w:t>
-      </w:r>
-      <w:r>
-        <w:t xml:space="preserve"> directions are relative to the body and sound to the head; there is a "within reach" line, the facing lock releases past 20°, and the steady tone releases above 40 cm.</w:t>
-      </w:r>
-    </w:p>
-    <w:p>
-      <w:pPr>
-        <w:numPr>
-          <w:ilvl w:val="0"/>
-          <w:numId w:val="938"/>
-        </w:numPr>
-        <w:pStyle w:val="ListParagraph"/>
-      </w:pPr>
-      <w:r>
-        <w:rPr>
-          <w:b/>
-        </w:rPr>
-        <w:t>"Getting my bearings."</w:t>
-      </w:r>
-      <w:r>
-        <w:t xml:space="preserve"> replaces "Marco is getting its bearings."</w:t>
-      </w:r>
-    </w:p>
-    <w:p>
-      <w:pPr>
-        <w:pStyle w:val="Heading1"/>
-      </w:pPr>
-      <w:r>
-        <w:t>12. Changes since v0.2</w:t>
+        <w:t>Everyone:</w:t>
+      </w:r>
+      <w:r>
+        <w:t xml:space="preserve"> the server is private:</w:t>
       </w:r>
     </w:p>
     <w:p>
@@ -5392,13 +6165,7 @@
         <w:pStyle w:val="ListParagraph"/>
       </w:pPr>
       <w:r>
-        <w:rPr>
-          <w:b/>
-        </w:rPr>
-        <w:t>Registrations and labels persist</w:t>
-      </w:r>
-      <w:r>
-        <w:t xml:space="preserve"> across server restarts (§3.3), under </w:t>
+        <w:t xml:space="preserve">it binds 127.0.0.1 only and is reached through </w:t>
       </w:r>
       <w:r>
         <w:rPr>
@@ -5406,10 +6173,10 @@
           <w:color w:val="374151"/>
           <w:sz w:val="19"/>
         </w:rPr>
-        <w:t>MARCO_DATA/registry/</w:t>
-      </w:r>
-      <w:r>
-        <w:t>.</w:t>
+        <w:t>tailscale serve</w:t>
+      </w:r>
+      <w:r>
+        <w:t>;</w:t>
       </w:r>
     </w:p>
     <w:p>
@@ -5421,22 +6188,168 @@
         <w:pStyle w:val="ListParagraph"/>
       </w:pPr>
       <w:r>
-        <w:rPr>
-          <w:b/>
-        </w:rPr>
-        <w:t>`source`:</w:t>
+        <w:t>every route goes through the fail-closed auth gate (</w:t>
+      </w:r>
+      <w:r>
+        <w:rPr>
+          <w:rFonts w:ascii="Courier New" w:hAnsi="Courier New" w:eastAsia="Courier New" w:cs="Courier New"/>
+          <w:color w:val="374151"/>
+          <w:sz w:val="19"/>
+        </w:rPr>
+        <w:t>server/marco/auth.py</w:t>
+      </w:r>
+      <w:r>
+        <w:t xml:space="preserve">), which admits only </w:t>
+      </w:r>
+      <w:r>
+        <w:rPr>
+          <w:rFonts w:ascii="Courier New" w:hAnsi="Courier New" w:eastAsia="Courier New" w:cs="Courier New"/>
+          <w:color w:val="374151"/>
+          <w:sz w:val="19"/>
+        </w:rPr>
+        <w:t>TAILSCALE_ALLOWED_LOGINS</w:t>
+      </w:r>
+      <w:r>
+        <w:t>.</w:t>
       </w:r>
     </w:p>
     <w:p>
       <w:pPr>
+        <w:pStyle w:val="Heading1"/>
+      </w:pPr>
+      <w:r>
+        <w:t>9. Integration order</w:t>
+      </w:r>
+    </w:p>
+    <w:p>
+      <w:pPr>
         <w:numPr>
-          <w:ilvl w:val="1"/>
+          <w:ilvl w:val="0"/>
           <w:numId w:val="941"/>
         </w:numPr>
         <w:pStyle w:val="ListParagraph"/>
       </w:pPr>
       <w:r>
-        <w:t xml:space="preserve">optional on </w:t>
+        <w:rPr>
+          <w:b/>
+        </w:rPr>
+        <w:t>Hour 0–2:</w:t>
+      </w:r>
+      <w:r>
+        <w:t xml:space="preserve"> agree this file. Vedant ships the stub server; Utkarsh gets the ARKit session and frame upload working; the dashboard renders fake feeds.</w:t>
+      </w:r>
+    </w:p>
+    <w:p>
+      <w:pPr>
+        <w:numPr>
+          <w:ilvl w:val="0"/>
+          <w:numId w:val="941"/>
+        </w:numPr>
+        <w:pStyle w:val="ListParagraph"/>
+      </w:pPr>
+      <w:r>
+        <w:rPr>
+          <w:b/>
+        </w:rPr>
+        <w:t>Then:</w:t>
+      </w:r>
+      <w:r>
+        <w:t xml:space="preserve"> the recorded 5-minute session from the vest. Vedant runs the real pipeline on it offline; the dashboard replays it.</w:t>
+      </w:r>
+    </w:p>
+    <w:p>
+      <w:pPr>
+        <w:numPr>
+          <w:ilvl w:val="0"/>
+          <w:numId w:val="941"/>
+        </w:numPr>
+        <w:pStyle w:val="ListParagraph"/>
+      </w:pPr>
+      <w:r>
+        <w:rPr>
+          <w:b/>
+        </w:rPr>
+        <w:t>First live path:</w:t>
+      </w:r>
+      <w:r>
+        <w:t xml:space="preserve"> register keys, put them down, ask "where are my keys?", and follow the sound to them, end to end.</w:t>
+      </w:r>
+    </w:p>
+    <w:p>
+      <w:pPr>
+        <w:numPr>
+          <w:ilvl w:val="0"/>
+          <w:numId w:val="941"/>
+        </w:numPr>
+        <w:pStyle w:val="ListParagraph"/>
+      </w:pPr>
+      <w:r>
+        <w:rPr>
+          <w:b/>
+        </w:rPr>
+        <w:t>Then:</w:t>
+      </w:r>
+    </w:p>
+    <w:p>
+      <w:pPr>
+        <w:numPr>
+          <w:ilvl w:val="1"/>
+          <w:numId w:val="942"/>
+        </w:numPr>
+        <w:pStyle w:val="ListParagraph"/>
+      </w:pPr>
+      <w:r>
+        <w:t>touch and "what is this?" with Photon labeling;</w:t>
+      </w:r>
+    </w:p>
+    <w:p>
+      <w:pPr>
+        <w:numPr>
+          <w:ilvl w:val="1"/>
+          <w:numId w:val="942"/>
+        </w:numPr>
+        <w:pStyle w:val="ListParagraph"/>
+      </w:pPr>
+      <w:r>
+        <w:t>moved and left-behind events;</w:t>
+      </w:r>
+    </w:p>
+    <w:p>
+      <w:pPr>
+        <w:numPr>
+          <w:ilvl w:val="1"/>
+          <w:numId w:val="942"/>
+        </w:numPr>
+        <w:pStyle w:val="ListParagraph"/>
+      </w:pPr>
+      <w:r>
+        <w:t>relaunch persistence.</w:t>
+      </w:r>
+    </w:p>
+    <w:p>
+      <w:pPr>
+        <w:pStyle w:val="Heading1"/>
+      </w:pPr>
+      <w:r>
+        <w:t>10. Open questions (decide together)</w:t>
+      </w:r>
+    </w:p>
+    <w:p>
+      <w:pPr>
+        <w:numPr>
+          <w:ilvl w:val="0"/>
+          <w:numId w:val="943"/>
+        </w:numPr>
+        <w:pStyle w:val="ListParagraph"/>
+      </w:pPr>
+      <w:r>
+        <w:rPr>
+          <w:b/>
+        </w:rPr>
+        <w:t>Vision orientation:</w:t>
+      </w:r>
+      <w:r>
+        <w:t xml:space="preserve"> </w:t>
       </w:r>
       <w:r>
         <w:rPr>
@@ -5444,10 +6357,10 @@
           <w:color w:val="374151"/>
           <w:sz w:val="19"/>
         </w:rPr>
-        <w:t>POST /v1/items</w:t>
-      </w:r>
-      <w:r>
-        <w:t xml:space="preserve"> (default </w:t>
+        <w:t>.up</w:t>
+      </w:r>
+      <w:r>
+        <w:t xml:space="preserve"> versus </w:t>
       </w:r>
       <w:r>
         <w:rPr>
@@ -5455,10 +6368,28 @@
           <w:color w:val="374151"/>
           <w:sz w:val="19"/>
         </w:rPr>
-        <w:t>app</w:t>
-      </w:r>
-      <w:r>
-        <w:t xml:space="preserve">) and </w:t>
+        <w:t>.right</w:t>
+      </w:r>
+      <w:r>
+        <w:t xml:space="preserve"> for the hand pose. Test in hour one.</w:t>
+      </w:r>
+    </w:p>
+    <w:p>
+      <w:pPr>
+        <w:numPr>
+          <w:ilvl w:val="0"/>
+          <w:numId w:val="943"/>
+        </w:numPr>
+        <w:pStyle w:val="ListParagraph"/>
+      </w:pPr>
+      <w:r>
+        <w:rPr>
+          <w:b/>
+        </w:rPr>
+        <w:t>Where the server runs: decided (2026-10-17).</w:t>
+      </w:r>
+      <w:r>
+        <w:t xml:space="preserve"> The Vultr GPU box (</w:t>
       </w:r>
       <w:r>
         <w:rPr>
@@ -5466,10 +6397,10 @@
           <w:color w:val="374151"/>
           <w:sz w:val="19"/>
         </w:rPr>
-        <w:t>POST /v1/labels</w:t>
-      </w:r>
-      <w:r>
-        <w:t xml:space="preserve"> (default </w:t>
+        <w:t>deploy/vultr/</w:t>
+      </w:r>
+      <w:r>
+        <w:t xml:space="preserve">, </w:t>
       </w:r>
       <w:r>
         <w:rPr>
@@ -5477,22 +6408,46 @@
           <w:color w:val="374151"/>
           <w:sz w:val="19"/>
         </w:rPr>
-        <w:t>photon</w:t>
-      </w:r>
-      <w:r>
-        <w:t>);</w:t>
+        <w:t>marco-gpu</w:t>
+      </w:r>
+      <w:r>
+        <w:t>) is the primary server; a laptop at the venue is the fallback. Nothing in this contract changes: clients only change the base URL.</w:t>
       </w:r>
     </w:p>
     <w:p>
       <w:pPr>
         <w:numPr>
-          <w:ilvl w:val="1"/>
-          <w:numId w:val="941"/>
+          <w:ilvl w:val="0"/>
+          <w:numId w:val="943"/>
         </w:numPr>
         <w:pStyle w:val="ListParagraph"/>
       </w:pPr>
       <w:r>
-        <w:t xml:space="preserve">listed in </w:t>
+        <w:rPr>
+          <w:b/>
+        </w:rPr>
+        <w:t>Who names places</w:t>
+      </w:r>
+      <w:r>
+        <w:t xml:space="preserve"> ("entry table"): the server names them by height, or the user names them during setup.</w:t>
+      </w:r>
+    </w:p>
+    <w:p>
+      <w:pPr>
+        <w:numPr>
+          <w:ilvl w:val="0"/>
+          <w:numId w:val="943"/>
+        </w:numPr>
+        <w:pStyle w:val="ListParagraph"/>
+      </w:pPr>
+      <w:r>
+        <w:rPr>
+          <w:b/>
+        </w:rPr>
+        <w:t>Photon and dashboard routes.</w:t>
+      </w:r>
+      <w:r>
+        <w:t xml:space="preserve"> </w:t>
       </w:r>
       <w:r>
         <w:rPr>
@@ -5500,28 +6455,10 @@
           <w:color w:val="374151"/>
           <w:sz w:val="19"/>
         </w:rPr>
-        <w:t>GET /v1/items</w:t>
-      </w:r>
-      <w:r>
-        <w:t>.</w:t>
-      </w:r>
-    </w:p>
-    <w:p>
-      <w:pPr>
-        <w:numPr>
-          <w:ilvl w:val="0"/>
-          <w:numId w:val="940"/>
-        </w:numPr>
-        <w:pStyle w:val="ListParagraph"/>
-      </w:pPr>
-      <w:r>
-        <w:rPr>
-          <w:b/>
-        </w:rPr>
-        <w:t>New route</w:t>
-      </w:r>
-      <w:r>
-        <w:t xml:space="preserve"> </w:t>
+        <w:t>photon/</w:t>
+      </w:r>
+      <w:r>
+        <w:t xml:space="preserve"> and </w:t>
       </w:r>
       <w:r>
         <w:rPr>
@@ -5529,10 +6466,28 @@
           <w:color w:val="374151"/>
           <w:sz w:val="19"/>
         </w:rPr>
-        <w:t>DELETE /v1/items?source=…</w:t>
-      </w:r>
-      <w:r>
-        <w:t xml:space="preserve">, which forgets one source's items. Photon's </w:t>
+        <w:t>frontend/</w:t>
+      </w:r>
+      <w:r>
+        <w:t xml:space="preserve"> were built against the earlier requirements and POC 26 paths. Status of each:</w:t>
+      </w:r>
+    </w:p>
+    <w:p>
+      <w:pPr>
+        <w:numPr>
+          <w:ilvl w:val="1"/>
+          <w:numId w:val="944"/>
+        </w:numPr>
+        <w:pStyle w:val="ListParagraph"/>
+      </w:pPr>
+      <w:r>
+        <w:rPr>
+          <w:b/>
+        </w:rPr>
+        <w:t>Photon: decided (2026-10-17).</w:t>
+      </w:r>
+      <w:r>
+        <w:t xml:space="preserve"> </w:t>
       </w:r>
       <w:r>
         <w:rPr>
@@ -5540,10 +6495,791 @@
           <w:color w:val="374151"/>
           <w:sz w:val="19"/>
         </w:rPr>
+        <w:t>photon/</w:t>
+      </w:r>
+      <w:r>
+        <w:t xml:space="preserve"> adopted §5 as written, on Photon 2.0, with no format changes. The phone never talks to </w:t>
+      </w:r>
+      <w:r>
+        <w:rPr>
+          <w:rFonts w:ascii="Courier New" w:hAnsi="Courier New" w:eastAsia="Courier New" w:cs="Courier New"/>
+          <w:color w:val="374151"/>
+          <w:sz w:val="19"/>
+        </w:rPr>
+        <w:t>photon/</w:t>
+      </w:r>
+      <w:r>
+        <w:t xml:space="preserve">. Two optional additions are proposed in </w:t>
+      </w:r>
+      <w:r>
+        <w:rPr>
+          <w:rFonts w:ascii="Courier New" w:hAnsi="Courier New" w:eastAsia="Courier New" w:cs="Courier New"/>
+          <w:color w:val="374151"/>
+          <w:sz w:val="19"/>
+        </w:rPr>
+        <w:t>STATUS.md</w:t>
+      </w:r>
+      <w:r>
+        <w:t xml:space="preserve"> (</w:t>
+      </w:r>
+      <w:r>
+        <w:rPr>
+          <w:rFonts w:ascii="Courier New" w:hAnsi="Courier New" w:eastAsia="Courier New" w:cs="Courier New"/>
+          <w:color w:val="374151"/>
+          <w:sz w:val="19"/>
+        </w:rPr>
+        <w:t>label_request_seen</w:t>
+      </w:r>
+      <w:r>
+        <w:t xml:space="preserve">, </w:t>
+      </w:r>
+      <w:r>
+        <w:rPr>
+          <w:rFonts w:ascii="Courier New" w:hAnsi="Courier New" w:eastAsia="Courier New" w:cs="Courier New"/>
+          <w:color w:val="374151"/>
+          <w:sz w:val="19"/>
+        </w:rPr>
+        <w:t>label_unknown</w:t>
+      </w:r>
+      <w:r>
+        <w:t>); they are not part of this contract.</w:t>
+      </w:r>
+    </w:p>
+    <w:p>
+      <w:pPr>
+        <w:numPr>
+          <w:ilvl w:val="1"/>
+          <w:numId w:val="944"/>
+        </w:numPr>
+        <w:pStyle w:val="ListParagraph"/>
+      </w:pPr>
+      <w:r>
+        <w:rPr>
+          <w:b/>
+        </w:rPr>
+        <w:t>Dashboard: decided (2026-10-18).</w:t>
+      </w:r>
+      <w:r>
+        <w:t xml:space="preserve"> The server serves </w:t>
+      </w:r>
+      <w:r>
+        <w:rPr>
+          <w:rFonts w:ascii="Courier New" w:hAnsi="Courier New" w:eastAsia="Courier New" w:cs="Courier New"/>
+          <w:color w:val="374151"/>
+          <w:sz w:val="19"/>
+        </w:rPr>
+        <w:t>frontend/</w:t>
+      </w:r>
+      <w:r>
+        <w:t xml:space="preserve">'s own contract (§6, </w:t>
+      </w:r>
+      <w:r>
+        <w:rPr>
+          <w:rFonts w:ascii="Courier New" w:hAnsi="Courier New" w:eastAsia="Courier New" w:cs="Courier New"/>
+          <w:color w:val="374151"/>
+          <w:sz w:val="19"/>
+        </w:rPr>
+        <w:t>marco/dashboard.py</w:t>
+      </w:r>
+      <w:r>
+        <w:t xml:space="preserve">). The phone gained </w:t>
+      </w:r>
+      <w:r>
+        <w:rPr>
+          <w:rFonts w:ascii="Courier New" w:hAnsi="Courier New" w:eastAsia="Courier New" w:cs="Courier New"/>
+          <w:color w:val="374151"/>
+          <w:sz w:val="19"/>
+        </w:rPr>
+        <w:t>command</w:t>
+      </w:r>
+      <w:r>
+        <w:t xml:space="preserve"> and </w:t>
+      </w:r>
+      <w:r>
+        <w:rPr>
+          <w:rFonts w:ascii="Courier New" w:hAnsi="Courier New" w:eastAsia="Courier New" w:cs="Courier New"/>
+          <w:color w:val="374151"/>
+          <w:sz w:val="19"/>
+        </w:rPr>
+        <w:t>command_ack</w:t>
+      </w:r>
+      <w:r>
+        <w:t xml:space="preserve"> for Find and Stop.</w:t>
+      </w:r>
+    </w:p>
+    <w:p>
+      <w:pPr>
+        <w:pStyle w:val="Heading1"/>
+      </w:pPr>
+      <w:r>
+        <w:t>11. Changes since v0.1</w:t>
+      </w:r>
+    </w:p>
+    <w:p>
+      <w:pPr>
+        <w:numPr>
+          <w:ilvl w:val="0"/>
+          <w:numId w:val="945"/>
+        </w:numPr>
+        <w:pStyle w:val="ListParagraph"/>
+      </w:pPr>
+      <w:r>
+        <w:rPr>
+          <w:b/>
+        </w:rPr>
+        <w:t>Compression:</w:t>
+      </w:r>
+      <w:r>
+        <w:t xml:space="preserve"> DEFLATE, where raw DEFLATE (Apple's </w:t>
+      </w:r>
+      <w:r>
+        <w:rPr>
+          <w:rFonts w:ascii="Courier New" w:hAnsi="Courier New" w:eastAsia="Courier New" w:cs="Courier New"/>
+          <w:color w:val="374151"/>
+          <w:sz w:val="19"/>
+        </w:rPr>
+        <w:t>.zlib</w:t>
+      </w:r>
+      <w:r>
+        <w:t>) and zlib are both accepted.</w:t>
+      </w:r>
+    </w:p>
+    <w:p>
+      <w:pPr>
+        <w:numPr>
+          <w:ilvl w:val="0"/>
+          <w:numId w:val="945"/>
+        </w:numPr>
+        <w:pStyle w:val="ListParagraph"/>
+      </w:pPr>
+      <w:r>
+        <w:rPr>
+          <w:b/>
+        </w:rPr>
+        <w:t>`session_id`</w:t>
+      </w:r>
+      <w:r>
+        <w:t xml:space="preserve"> is on every phone message (hand, guidance, query and map too).</w:t>
+      </w:r>
+    </w:p>
+    <w:p>
+      <w:pPr>
+        <w:numPr>
+          <w:ilvl w:val="0"/>
+          <w:numId w:val="945"/>
+        </w:numPr>
+        <w:pStyle w:val="ListParagraph"/>
+      </w:pPr>
+      <w:r>
+        <w:rPr>
+          <w:b/>
+        </w:rPr>
+        <w:t>Hand message:</w:t>
+      </w:r>
+      <w:r>
+        <w:t xml:space="preserve"> gains </w:t>
+      </w:r>
+      <w:r>
+        <w:rPr>
+          <w:rFonts w:ascii="Courier New" w:hAnsi="Courier New" w:eastAsia="Courier New" w:cs="Courier New"/>
+          <w:color w:val="374151"/>
+          <w:sz w:val="19"/>
+        </w:rPr>
+        <w:t>map_id</w:t>
+      </w:r>
+      <w:r>
+        <w:t>. The server uses the latest frame's intrinsics, and the joint names are spelled out.</w:t>
+      </w:r>
+    </w:p>
+    <w:p>
+      <w:pPr>
+        <w:numPr>
+          <w:ilvl w:val="0"/>
+          <w:numId w:val="945"/>
+        </w:numPr>
+        <w:pStyle w:val="ListParagraph"/>
+      </w:pPr>
+      <w:r>
+        <w:rPr>
+          <w:b/>
+        </w:rPr>
+        <w:t>New query</w:t>
+      </w:r>
+      <w:r>
+        <w:t xml:space="preserve"> </w:t>
+      </w:r>
+      <w:r>
+        <w:rPr>
+          <w:rFonts w:ascii="Courier New" w:hAnsi="Courier New" w:eastAsia="Courier New" w:cs="Courier New"/>
+          <w:color w:val="374151"/>
+          <w:sz w:val="19"/>
+        </w:rPr>
+        <w:t>set_place door</w:t>
+      </w:r>
+      <w:r>
+        <w:t>, with its answer.</w:t>
+      </w:r>
+    </w:p>
+    <w:p>
+      <w:pPr>
+        <w:numPr>
+          <w:ilvl w:val="0"/>
+          <w:numId w:val="945"/>
+        </w:numPr>
+        <w:pStyle w:val="ListParagraph"/>
+      </w:pPr>
+      <w:r>
+        <w:rPr>
+          <w:b/>
+        </w:rPr>
+        <w:t>Find answers:</w:t>
+      </w:r>
+    </w:p>
+    <w:p>
+      <w:pPr>
+        <w:numPr>
+          <w:ilvl w:val="1"/>
+          <w:numId w:val="946"/>
+        </w:numPr>
+        <w:pStyle w:val="ListParagraph"/>
+      </w:pPr>
+      <w:r>
+        <w:rPr>
+          <w:rFonts w:ascii="Courier New" w:hAnsi="Courier New" w:eastAsia="Courier New" w:cs="Courier New"/>
+          <w:color w:val="374151"/>
+          <w:sz w:val="19"/>
+        </w:rPr>
+        <w:t>reason</w:t>
+      </w:r>
+      <w:r>
+        <w:t xml:space="preserve"> adds </w:t>
+      </w:r>
+      <w:r>
+        <w:rPr>
+          <w:rFonts w:ascii="Courier New" w:hAnsi="Courier New" w:eastAsia="Courier New" w:cs="Courier New"/>
+          <w:color w:val="374151"/>
+          <w:sz w:val="19"/>
+        </w:rPr>
+        <w:t>not_registered</w:t>
+      </w:r>
+      <w:r>
+        <w:t>;</w:t>
+      </w:r>
+    </w:p>
+    <w:p>
+      <w:pPr>
+        <w:numPr>
+          <w:ilvl w:val="1"/>
+          <w:numId w:val="946"/>
+        </w:numPr>
+        <w:pStyle w:val="ListParagraph"/>
+      </w:pPr>
+      <w:r>
+        <w:rPr>
+          <w:rFonts w:ascii="Courier New" w:hAnsi="Courier New" w:eastAsia="Courier New" w:cs="Courier New"/>
+          <w:color w:val="374151"/>
+          <w:sz w:val="19"/>
+        </w:rPr>
+        <w:t>not_where_last_seen</w:t>
+      </w:r>
+      <w:r>
+        <w:t xml:space="preserve"> carries </w:t>
+      </w:r>
+      <w:r>
+        <w:rPr>
+          <w:rFonts w:ascii="Courier New" w:hAnsi="Courier New" w:eastAsia="Courier New" w:cs="Courier New"/>
+          <w:color w:val="374151"/>
+          <w:sz w:val="19"/>
+        </w:rPr>
+        <w:t>last_position</w:t>
+      </w:r>
+      <w:r>
+        <w:t xml:space="preserve"> and </w:t>
+      </w:r>
+      <w:r>
+        <w:rPr>
+          <w:rFonts w:ascii="Courier New" w:hAnsi="Courier New" w:eastAsia="Courier New" w:cs="Courier New"/>
+          <w:color w:val="374151"/>
+          <w:sz w:val="19"/>
+        </w:rPr>
+        <w:t>surface</w:t>
+      </w:r>
+      <w:r>
+        <w:t>;</w:t>
+      </w:r>
+    </w:p>
+    <w:p>
+      <w:pPr>
+        <w:numPr>
+          <w:ilvl w:val="1"/>
+          <w:numId w:val="946"/>
+        </w:numPr>
+        <w:pStyle w:val="ListParagraph"/>
+      </w:pPr>
+      <w:r>
+        <w:t xml:space="preserve">found answers carry </w:t>
+      </w:r>
+      <w:r>
+        <w:rPr>
+          <w:rFonts w:ascii="Courier New" w:hAnsi="Courier New" w:eastAsia="Courier New" w:cs="Courier New"/>
+          <w:color w:val="374151"/>
+          <w:sz w:val="19"/>
+        </w:rPr>
+        <w:t>state</w:t>
+      </w:r>
+      <w:r>
+        <w:t>.</w:t>
+      </w:r>
+    </w:p>
+    <w:p>
+      <w:pPr>
+        <w:numPr>
+          <w:ilvl w:val="0"/>
+          <w:numId w:val="945"/>
+        </w:numPr>
+        <w:pStyle w:val="ListParagraph"/>
+      </w:pPr>
+      <w:r>
+        <w:rPr>
+          <w:b/>
+        </w:rPr>
+        <w:t>Event kinds:</w:t>
+      </w:r>
+      <w:r>
+        <w:t xml:space="preserve"> added </w:t>
+      </w:r>
+      <w:r>
+        <w:rPr>
+          <w:rFonts w:ascii="Courier New" w:hAnsi="Courier New" w:eastAsia="Courier New" w:cs="Courier New"/>
+          <w:color w:val="374151"/>
+          <w:sz w:val="19"/>
+        </w:rPr>
+        <w:t>seen</w:t>
+      </w:r>
+      <w:r>
+        <w:t xml:space="preserve">, </w:t>
+      </w:r>
+      <w:r>
+        <w:rPr>
+          <w:rFonts w:ascii="Courier New" w:hAnsi="Courier New" w:eastAsia="Courier New" w:cs="Courier New"/>
+          <w:color w:val="374151"/>
+          <w:sz w:val="19"/>
+        </w:rPr>
+        <w:t>missing</w:t>
+      </w:r>
+      <w:r>
+        <w:t xml:space="preserve"> and </w:t>
+      </w:r>
+      <w:r>
+        <w:rPr>
+          <w:rFonts w:ascii="Courier New" w:hAnsi="Courier New" w:eastAsia="Courier New" w:cs="Courier New"/>
+          <w:color w:val="374151"/>
+          <w:sz w:val="19"/>
+        </w:rPr>
+        <w:t>label_added</w:t>
+      </w:r>
+      <w:r>
+        <w:t>.</w:t>
+      </w:r>
+    </w:p>
+    <w:p>
+      <w:pPr>
+        <w:numPr>
+          <w:ilvl w:val="0"/>
+          <w:numId w:val="945"/>
+        </w:numPr>
+        <w:pStyle w:val="ListParagraph"/>
+      </w:pPr>
+      <w:r>
+        <w:rPr>
+          <w:b/>
+        </w:rPr>
+        <w:t>`POST /v1/labels`:</w:t>
+      </w:r>
+      <w:r>
+        <w:t xml:space="preserve"> takes </w:t>
+      </w:r>
+      <w:r>
+        <w:rPr>
+          <w:rFonts w:ascii="Courier New" w:hAnsi="Courier New" w:eastAsia="Courier New" w:cs="Courier New"/>
+          <w:color w:val="374151"/>
+          <w:sz w:val="19"/>
+        </w:rPr>
+        <w:t>text</w:t>
+      </w:r>
+      <w:r>
+        <w:t xml:space="preserve">, and </w:t>
+      </w:r>
+      <w:r>
+        <w:rPr>
+          <w:rFonts w:ascii="Courier New" w:hAnsi="Courier New" w:eastAsia="Courier New" w:cs="Courier New"/>
+          <w:color w:val="374151"/>
+          <w:sz w:val="19"/>
+        </w:rPr>
+        <w:t>item_id</w:t>
+      </w:r>
+      <w:r>
+        <w:t xml:space="preserve"> for a follow-up voice note; it returns </w:t>
+      </w:r>
+      <w:r>
+        <w:rPr>
+          <w:rFonts w:ascii="Courier New" w:hAnsi="Courier New" w:eastAsia="Courier New" w:cs="Courier New"/>
+          <w:color w:val="374151"/>
+          <w:sz w:val="19"/>
+        </w:rPr>
+        <w:t>item_id</w:t>
+      </w:r>
+      <w:r>
+        <w:t>.</w:t>
+      </w:r>
+    </w:p>
+    <w:p>
+      <w:pPr>
+        <w:numPr>
+          <w:ilvl w:val="0"/>
+          <w:numId w:val="945"/>
+        </w:numPr>
+        <w:pStyle w:val="ListParagraph"/>
+      </w:pPr>
+      <w:r>
+        <w:rPr>
+          <w:b/>
+        </w:rPr>
+        <w:t>`GET /v1/items` fields</w:t>
+      </w:r>
+      <w:r>
+        <w:t xml:space="preserve"> are listed.</w:t>
+      </w:r>
+    </w:p>
+    <w:p>
+      <w:pPr>
+        <w:numPr>
+          <w:ilvl w:val="0"/>
+          <w:numId w:val="945"/>
+        </w:numPr>
+        <w:pStyle w:val="ListParagraph"/>
+      </w:pPr>
+      <w:r>
+        <w:rPr>
+          <w:b/>
+        </w:rPr>
+        <w:t>§7:</w:t>
+      </w:r>
+      <w:r>
+        <w:t xml:space="preserve"> directions are relative to the body and sound to the head; there is a "within reach" line, the facing lock releases past 20°, and the steady tone releases above 40 cm.</w:t>
+      </w:r>
+    </w:p>
+    <w:p>
+      <w:pPr>
+        <w:numPr>
+          <w:ilvl w:val="0"/>
+          <w:numId w:val="945"/>
+        </w:numPr>
+        <w:pStyle w:val="ListParagraph"/>
+      </w:pPr>
+      <w:r>
+        <w:rPr>
+          <w:b/>
+        </w:rPr>
+        <w:t>"Getting my bearings."</w:t>
+      </w:r>
+      <w:r>
+        <w:t xml:space="preserve"> replaces "Marco is getting its bearings."</w:t>
+      </w:r>
+    </w:p>
+    <w:p>
+      <w:pPr>
+        <w:pStyle w:val="Heading1"/>
+      </w:pPr>
+      <w:r>
+        <w:t>12. Changes since v0.2</w:t>
+      </w:r>
+    </w:p>
+    <w:p>
+      <w:pPr>
+        <w:numPr>
+          <w:ilvl w:val="0"/>
+          <w:numId w:val="947"/>
+        </w:numPr>
+        <w:pStyle w:val="ListParagraph"/>
+      </w:pPr>
+      <w:r>
+        <w:rPr>
+          <w:b/>
+        </w:rPr>
+        <w:t>Registrations and labels persist</w:t>
+      </w:r>
+      <w:r>
+        <w:t xml:space="preserve"> across server restarts (§3.3), under </w:t>
+      </w:r>
+      <w:r>
+        <w:rPr>
+          <w:rFonts w:ascii="Courier New" w:hAnsi="Courier New" w:eastAsia="Courier New" w:cs="Courier New"/>
+          <w:color w:val="374151"/>
+          <w:sz w:val="19"/>
+        </w:rPr>
+        <w:t>MARCO_DATA/registry/</w:t>
+      </w:r>
+      <w:r>
+        <w:t>.</w:t>
+      </w:r>
+    </w:p>
+    <w:p>
+      <w:pPr>
+        <w:numPr>
+          <w:ilvl w:val="0"/>
+          <w:numId w:val="947"/>
+        </w:numPr>
+        <w:pStyle w:val="ListParagraph"/>
+      </w:pPr>
+      <w:r>
+        <w:rPr>
+          <w:b/>
+        </w:rPr>
+        <w:t>`source`:</w:t>
+      </w:r>
+    </w:p>
+    <w:p>
+      <w:pPr>
+        <w:numPr>
+          <w:ilvl w:val="1"/>
+          <w:numId w:val="948"/>
+        </w:numPr>
+        <w:pStyle w:val="ListParagraph"/>
+      </w:pPr>
+      <w:r>
+        <w:t xml:space="preserve">optional on </w:t>
+      </w:r>
+      <w:r>
+        <w:rPr>
+          <w:rFonts w:ascii="Courier New" w:hAnsi="Courier New" w:eastAsia="Courier New" w:cs="Courier New"/>
+          <w:color w:val="374151"/>
+          <w:sz w:val="19"/>
+        </w:rPr>
+        <w:t>POST /v1/items</w:t>
+      </w:r>
+      <w:r>
+        <w:t xml:space="preserve"> (default </w:t>
+      </w:r>
+      <w:r>
+        <w:rPr>
+          <w:rFonts w:ascii="Courier New" w:hAnsi="Courier New" w:eastAsia="Courier New" w:cs="Courier New"/>
+          <w:color w:val="374151"/>
+          <w:sz w:val="19"/>
+        </w:rPr>
+        <w:t>app</w:t>
+      </w:r>
+      <w:r>
+        <w:t xml:space="preserve">) and </w:t>
+      </w:r>
+      <w:r>
+        <w:rPr>
+          <w:rFonts w:ascii="Courier New" w:hAnsi="Courier New" w:eastAsia="Courier New" w:cs="Courier New"/>
+          <w:color w:val="374151"/>
+          <w:sz w:val="19"/>
+        </w:rPr>
+        <w:t>POST /v1/labels</w:t>
+      </w:r>
+      <w:r>
+        <w:t xml:space="preserve"> (default </w:t>
+      </w:r>
+      <w:r>
+        <w:rPr>
+          <w:rFonts w:ascii="Courier New" w:hAnsi="Courier New" w:eastAsia="Courier New" w:cs="Courier New"/>
+          <w:color w:val="374151"/>
+          <w:sz w:val="19"/>
+        </w:rPr>
+        <w:t>photon</w:t>
+      </w:r>
+      <w:r>
+        <w:t>);</w:t>
+      </w:r>
+    </w:p>
+    <w:p>
+      <w:pPr>
+        <w:numPr>
+          <w:ilvl w:val="1"/>
+          <w:numId w:val="948"/>
+        </w:numPr>
+        <w:pStyle w:val="ListParagraph"/>
+      </w:pPr>
+      <w:r>
+        <w:t xml:space="preserve">listed in </w:t>
+      </w:r>
+      <w:r>
+        <w:rPr>
+          <w:rFonts w:ascii="Courier New" w:hAnsi="Courier New" w:eastAsia="Courier New" w:cs="Courier New"/>
+          <w:color w:val="374151"/>
+          <w:sz w:val="19"/>
+        </w:rPr>
+        <w:t>GET /v1/items</w:t>
+      </w:r>
+      <w:r>
+        <w:t>.</w:t>
+      </w:r>
+    </w:p>
+    <w:p>
+      <w:pPr>
+        <w:numPr>
+          <w:ilvl w:val="0"/>
+          <w:numId w:val="947"/>
+        </w:numPr>
+        <w:pStyle w:val="ListParagraph"/>
+      </w:pPr>
+      <w:r>
+        <w:rPr>
+          <w:b/>
+        </w:rPr>
+        <w:t>New route</w:t>
+      </w:r>
+      <w:r>
+        <w:t xml:space="preserve"> </w:t>
+      </w:r>
+      <w:r>
+        <w:rPr>
+          <w:rFonts w:ascii="Courier New" w:hAnsi="Courier New" w:eastAsia="Courier New" w:cs="Courier New"/>
+          <w:color w:val="374151"/>
+          <w:sz w:val="19"/>
+        </w:rPr>
+        <w:t>DELETE /v1/items?source=…</w:t>
+      </w:r>
+      <w:r>
+        <w:t xml:space="preserve">, which forgets one source's items. Photon's </w:t>
+      </w:r>
+      <w:r>
+        <w:rPr>
+          <w:rFonts w:ascii="Courier New" w:hAnsi="Courier New" w:eastAsia="Courier New" w:cs="Courier New"/>
+          <w:color w:val="374151"/>
+          <w:sz w:val="19"/>
+        </w:rPr>
         <w:t>/restart</w:t>
       </w:r>
       <w:r>
         <w:t xml:space="preserve"> command uses it (§5).</w:t>
+      </w:r>
+    </w:p>
+    <w:p>
+      <w:pPr>
+        <w:numPr>
+          <w:ilvl w:val="0"/>
+          <w:numId w:val="947"/>
+        </w:numPr>
+        <w:pStyle w:val="ListParagraph"/>
+      </w:pPr>
+      <w:r>
+        <w:rPr>
+          <w:b/>
+        </w:rPr>
+        <w:t>Dashboard API</w:t>
+      </w:r>
+      <w:r>
+        <w:t xml:space="preserve"> (§6): </w:t>
+      </w:r>
+      <w:r>
+        <w:rPr>
+          <w:rFonts w:ascii="Courier New" w:hAnsi="Courier New" w:eastAsia="Courier New" w:cs="Courier New"/>
+          <w:color w:val="374151"/>
+          <w:sz w:val="19"/>
+        </w:rPr>
+        <w:t>GET /dashboard/snapshot</w:t>
+      </w:r>
+      <w:r>
+        <w:t xml:space="preserve">, </w:t>
+      </w:r>
+      <w:r>
+        <w:rPr>
+          <w:rFonts w:ascii="Courier New" w:hAnsi="Courier New" w:eastAsia="Courier New" w:cs="Courier New"/>
+          <w:color w:val="374151"/>
+          <w:sz w:val="19"/>
+        </w:rPr>
+        <w:t>WS /events</w:t>
+      </w:r>
+      <w:r>
+        <w:t xml:space="preserve">, </w:t>
+      </w:r>
+      <w:r>
+        <w:rPr>
+          <w:rFonts w:ascii="Courier New" w:hAnsi="Courier New" w:eastAsia="Courier New" w:cs="Courier New"/>
+          <w:color w:val="374151"/>
+          <w:sz w:val="19"/>
+        </w:rPr>
+        <w:t>POST /dashboard/commands</w:t>
+      </w:r>
+      <w:r>
+        <w:t xml:space="preserve">, </w:t>
+      </w:r>
+      <w:r>
+        <w:rPr>
+          <w:rFonts w:ascii="Courier New" w:hAnsi="Courier New" w:eastAsia="Courier New" w:cs="Courier New"/>
+          <w:color w:val="374151"/>
+          <w:sz w:val="19"/>
+        </w:rPr>
+        <w:t>GET /media/…</w:t>
+      </w:r>
+      <w:r>
+        <w:t xml:space="preserve"> and </w:t>
+      </w:r>
+      <w:r>
+        <w:rPr>
+          <w:rFonts w:ascii="Courier New" w:hAnsi="Courier New" w:eastAsia="Courier New" w:cs="Courier New"/>
+          <w:color w:val="374151"/>
+          <w:sz w:val="19"/>
+        </w:rPr>
+        <w:t>/app/…</w:t>
+      </w:r>
+      <w:r>
+        <w:t xml:space="preserve">, each also under </w:t>
+      </w:r>
+      <w:r>
+        <w:rPr>
+          <w:rFonts w:ascii="Courier New" w:hAnsi="Courier New" w:eastAsia="Courier New" w:cs="Courier New"/>
+          <w:color w:val="374151"/>
+          <w:sz w:val="19"/>
+        </w:rPr>
+        <w:t>/api/…</w:t>
+      </w:r>
+      <w:r>
+        <w:t>, all behind the auth gate.</w:t>
+      </w:r>
+    </w:p>
+    <w:p>
+      <w:pPr>
+        <w:numPr>
+          <w:ilvl w:val="0"/>
+          <w:numId w:val="947"/>
+        </w:numPr>
+        <w:pStyle w:val="ListParagraph"/>
+      </w:pPr>
+      <w:r>
+        <w:rPr>
+          <w:b/>
+        </w:rPr>
+        <w:t>New phone messages for dashboard Find and Stop:</w:t>
+      </w:r>
+      <w:r>
+        <w:t xml:space="preserve"> </w:t>
+      </w:r>
+      <w:r>
+        <w:rPr>
+          <w:rFonts w:ascii="Courier New" w:hAnsi="Courier New" w:eastAsia="Courier New" w:cs="Courier New"/>
+          <w:color w:val="374151"/>
+          <w:sz w:val="19"/>
+        </w:rPr>
+        <w:t>command</w:t>
+      </w:r>
+      <w:r>
+        <w:t xml:space="preserve"> (server to phone, §4) and </w:t>
+      </w:r>
+      <w:r>
+        <w:rPr>
+          <w:rFonts w:ascii="Courier New" w:hAnsi="Courier New" w:eastAsia="Courier New" w:cs="Courier New"/>
+          <w:color w:val="374151"/>
+          <w:sz w:val="19"/>
+        </w:rPr>
+        <w:t>command_ack</w:t>
+      </w:r>
+      <w:r>
+        <w:t xml:space="preserve"> (phone to server, §3.2).</w:t>
       </w:r>
     </w:p>
     <w:sectPr>
@@ -6082,7 +7818,7 @@
   </w:num>
   <w:num w:numId="917">
     <w:abstractNumId w:val="900"/>
-    <w:lvlOverride w:ilvl="1">
+    <w:lvlOverride w:ilvl="0">
       <w:startOverride w:val="1"/>
     </w:lvlOverride>
   </w:num>
@@ -6093,20 +7829,20 @@
     </w:lvlOverride>
   </w:num>
   <w:num w:numId="919">
+    <w:abstractNumId w:val="900"/>
+    <w:lvlOverride w:ilvl="1">
+      <w:startOverride w:val="1"/>
+    </w:lvlOverride>
+  </w:num>
+  <w:num w:numId="920">
     <w:abstractNumId w:val="901"/>
     <w:lvlOverride w:ilvl="0">
       <w:startOverride w:val="1"/>
     </w:lvlOverride>
   </w:num>
-  <w:num w:numId="920">
+  <w:num w:numId="921">
     <w:abstractNumId w:val="900"/>
     <w:lvlOverride w:ilvl="1">
-      <w:startOverride w:val="1"/>
-    </w:lvlOverride>
-  </w:num>
-  <w:num w:numId="921">
-    <w:abstractNumId w:val="900"/>
-    <w:lvlOverride w:ilvl="0">
       <w:startOverride w:val="1"/>
     </w:lvlOverride>
   </w:num>
@@ -6118,7 +7854,7 @@
   </w:num>
   <w:num w:numId="923">
     <w:abstractNumId w:val="900"/>
-    <w:lvlOverride w:ilvl="1">
+    <w:lvlOverride w:ilvl="0">
       <w:startOverride w:val="1"/>
     </w:lvlOverride>
   </w:num>
@@ -6141,44 +7877,44 @@
     </w:lvlOverride>
   </w:num>
   <w:num w:numId="927">
-    <w:abstractNumId w:val="901"/>
-    <w:lvlOverride w:ilvl="0">
+    <w:abstractNumId w:val="900"/>
+    <w:lvlOverride w:ilvl="1">
       <w:startOverride w:val="1"/>
     </w:lvlOverride>
   </w:num>
   <w:num w:numId="928">
     <w:abstractNumId w:val="900"/>
-    <w:lvlOverride w:ilvl="1">
+    <w:lvlOverride w:ilvl="0">
       <w:startOverride w:val="1"/>
     </w:lvlOverride>
   </w:num>
   <w:num w:numId="929">
-    <w:abstractNumId w:val="901"/>
-    <w:lvlOverride w:ilvl="0">
+    <w:abstractNumId w:val="900"/>
+    <w:lvlOverride w:ilvl="1">
       <w:startOverride w:val="1"/>
     </w:lvlOverride>
   </w:num>
   <w:num w:numId="930">
     <w:abstractNumId w:val="900"/>
-    <w:lvlOverride w:ilvl="1">
+    <w:lvlOverride w:ilvl="0">
       <w:startOverride w:val="1"/>
     </w:lvlOverride>
   </w:num>
   <w:num w:numId="931">
-    <w:abstractNumId w:val="901"/>
-    <w:lvlOverride w:ilvl="0">
+    <w:abstractNumId w:val="900"/>
+    <w:lvlOverride w:ilvl="1">
       <w:startOverride w:val="1"/>
     </w:lvlOverride>
   </w:num>
   <w:num w:numId="932">
     <w:abstractNumId w:val="900"/>
-    <w:lvlOverride w:ilvl="0">
+    <w:lvlOverride w:ilvl="1">
       <w:startOverride w:val="1"/>
     </w:lvlOverride>
   </w:num>
   <w:num w:numId="933">
     <w:abstractNumId w:val="900"/>
-    <w:lvlOverride w:ilvl="0">
+    <w:lvlOverride w:ilvl="2">
       <w:startOverride w:val="1"/>
     </w:lvlOverride>
   </w:num>
@@ -6195,7 +7931,7 @@
     </w:lvlOverride>
   </w:num>
   <w:num w:numId="936">
-    <w:abstractNumId w:val="900"/>
+    <w:abstractNumId w:val="901"/>
     <w:lvlOverride w:ilvl="0">
       <w:startOverride w:val="1"/>
     </w:lvlOverride>
@@ -6207,14 +7943,14 @@
     </w:lvlOverride>
   </w:num>
   <w:num w:numId="938">
-    <w:abstractNumId w:val="900"/>
+    <w:abstractNumId w:val="901"/>
     <w:lvlOverride w:ilvl="0">
       <w:startOverride w:val="1"/>
     </w:lvlOverride>
   </w:num>
   <w:num w:numId="939">
     <w:abstractNumId w:val="900"/>
-    <w:lvlOverride w:ilvl="1">
+    <w:lvlOverride w:ilvl="0">
       <w:startOverride w:val="1"/>
     </w:lvlOverride>
   </w:num>
@@ -6225,6 +7961,48 @@
     </w:lvlOverride>
   </w:num>
   <w:num w:numId="941">
+    <w:abstractNumId w:val="901"/>
+    <w:lvlOverride w:ilvl="0">
+      <w:startOverride w:val="1"/>
+    </w:lvlOverride>
+  </w:num>
+  <w:num w:numId="942">
+    <w:abstractNumId w:val="900"/>
+    <w:lvlOverride w:ilvl="1">
+      <w:startOverride w:val="1"/>
+    </w:lvlOverride>
+  </w:num>
+  <w:num w:numId="943">
+    <w:abstractNumId w:val="900"/>
+    <w:lvlOverride w:ilvl="0">
+      <w:startOverride w:val="1"/>
+    </w:lvlOverride>
+  </w:num>
+  <w:num w:numId="944">
+    <w:abstractNumId w:val="900"/>
+    <w:lvlOverride w:ilvl="1">
+      <w:startOverride w:val="1"/>
+    </w:lvlOverride>
+  </w:num>
+  <w:num w:numId="945">
+    <w:abstractNumId w:val="900"/>
+    <w:lvlOverride w:ilvl="0">
+      <w:startOverride w:val="1"/>
+    </w:lvlOverride>
+  </w:num>
+  <w:num w:numId="946">
+    <w:abstractNumId w:val="900"/>
+    <w:lvlOverride w:ilvl="1">
+      <w:startOverride w:val="1"/>
+    </w:lvlOverride>
+  </w:num>
+  <w:num w:numId="947">
+    <w:abstractNumId w:val="900"/>
+    <w:lvlOverride w:ilvl="0">
+      <w:startOverride w:val="1"/>
+    </w:lvlOverride>
+  </w:num>
+  <w:num w:numId="948">
     <w:abstractNumId w:val="900"/>
     <w:lvlOverride w:ilvl="1">
       <w:startOverride w:val="1"/>

--- a/docs/INTERFACES.docx
+++ b/docs/INTERFACES.docx
@@ -7,7 +7,7 @@
         <w:pStyle w:val="Title"/>
       </w:pPr>
       <w:r>
-        <w:t>Marco: who builds what, and the interfaces between us (v0.3, 2026-10-17)</w:t>
+        <w:t>Marco: who builds what, and the interfaces between us (v0.4, 2026-10-18)</w:t>
       </w:r>
     </w:p>
     <w:p>
@@ -19,7 +19,7 @@
           <w:i/>
           <w:color w:val="5F6368"/>
         </w:rPr>
-        <w:t>Three owners, one contract. Change a message format only by updating this file, the code and tests on both sides, and telling the others. What changed since v0.1 is listed in §11, and since v0.2 in §12.</w:t>
+        <w:t>Three owners, one contract. Change a message format only by updating this file, the code and tests on both sides, and telling the others. Changes are listed in §11–13.</w:t>
       </w:r>
     </w:p>
     <w:p>
@@ -328,7 +328,7 @@
         <w:t>Photon:</w:t>
       </w:r>
       <w:r>
-        <w:t xml:space="preserve"> sends the caretaker the photo of an unknown item, receives the label (text or voice memo), and posts it to the server.</w:t>
+        <w:t xml:space="preserve"> sends the caretaker the photo of an unknown item, receives its typed name, and posts it to the server. Voice recordings are not labels.</w:t>
       </w:r>
     </w:p>
     <w:p>
@@ -2742,6 +2742,331 @@
     <w:p>
       <w:r>
         <w:t>The server keeps the items but marks their positions stale until they're seen again.</w:t>
+      </w:r>
+    </w:p>
+    <w:p>
+      <w:pPr>
+        <w:pStyle w:val="Heading2"/>
+      </w:pPr>
+      <w:r>
+        <w:t>3.5 Spoken replies: `POST /v1/speech` (JSON)</w:t>
+      </w:r>
+    </w:p>
+    <w:p>
+      <w:r>
+        <w:t xml:space="preserve">The phone's existing </w:t>
+      </w:r>
+      <w:r>
+        <w:rPr>
+          <w:rFonts w:ascii="Courier New" w:hAnsi="Courier New" w:eastAsia="Courier New" w:cs="Courier New"/>
+          <w:color w:val="374151"/>
+          <w:sz w:val="19"/>
+        </w:rPr>
+        <w:t>Lines</w:t>
+      </w:r>
+      <w:r>
+        <w:t xml:space="preserve"> and guidance logic decide what to say. This route</w:t>
+      </w:r>
+    </w:p>
+    <w:p>
+      <w:r>
+        <w:t>converts that exact text to speech; it does not generate an answer or recognize</w:t>
+      </w:r>
+    </w:p>
+    <w:p>
+      <w:r>
+        <w:t>speech. It uses the same fail-closed Tailscale authentication as every other route.</w:t>
+      </w:r>
+    </w:p>
+    <w:tbl>
+      <w:tblPr>
+        <w:tblW w:type="auto" w:w="0"/>
+        <w:tblLayout w:type="fixed"/>
+        <w:tblLook w:firstColumn="1" w:firstRow="1" w:lastColumn="0" w:lastRow="0" w:noHBand="0" w:noVBand="1" w:val="04A0"/>
+      </w:tblPr>
+      <w:tblGrid>
+        <w:gridCol w:w="9648"/>
+      </w:tblGrid>
+      <w:tr>
+        <w:tc>
+          <w:tcPr>
+            <w:tcW w:type="dxa" w:w="9648"/>
+            <w:shd w:val="clear" w:color="auto" w:fill="F3F4F6"/>
+          </w:tcPr>
+          <w:p>
+            <w:pPr>
+              <w:spacing w:after="0" w:line="240" w:lineRule="auto"/>
+            </w:pPr>
+            <w:r>
+              <w:rPr>
+                <w:rFonts w:ascii="Courier New" w:hAnsi="Courier New" w:eastAsia="Courier New" w:cs="Courier New"/>
+                <w:color w:val="1F2937"/>
+                <w:sz w:val="17"/>
+              </w:rPr>
+              <w:t>{"text": "Polo! On your left, two steps, on the table."}</w:t>
+            </w:r>
+          </w:p>
+        </w:tc>
+      </w:tr>
+    </w:tbl>
+    <w:p>
+      <w:pPr>
+        <w:spacing w:after="40"/>
+      </w:pPr>
+    </w:p>
+    <w:p>
+      <w:pPr>
+        <w:numPr>
+          <w:ilvl w:val="0"/>
+          <w:numId w:val="922"/>
+        </w:numPr>
+        <w:pStyle w:val="ListParagraph"/>
+      </w:pPr>
+      <w:r>
+        <w:rPr>
+          <w:rFonts w:ascii="Courier New" w:hAnsi="Courier New" w:eastAsia="Courier New" w:cs="Courier New"/>
+          <w:color w:val="374151"/>
+          <w:sz w:val="19"/>
+        </w:rPr>
+        <w:t>text</w:t>
+      </w:r>
+      <w:r>
+        <w:t>: 1–360 characters; whitespace is trimmed. Blank text and NUL are rejected (422).</w:t>
+      </w:r>
+    </w:p>
+    <w:p>
+      <w:pPr>
+        <w:numPr>
+          <w:ilvl w:val="0"/>
+          <w:numId w:val="922"/>
+        </w:numPr>
+        <w:pStyle w:val="ListParagraph"/>
+      </w:pPr>
+      <w:r>
+        <w:rPr>
+          <w:b/>
+        </w:rPr>
+        <w:t>200:</w:t>
+      </w:r>
+      <w:r>
+        <w:t xml:space="preserve"> </w:t>
+      </w:r>
+      <w:r>
+        <w:rPr>
+          <w:rFonts w:ascii="Courier New" w:hAnsi="Courier New" w:eastAsia="Courier New" w:cs="Courier New"/>
+          <w:color w:val="374151"/>
+          <w:sz w:val="19"/>
+        </w:rPr>
+        <w:t>Content-Type: audio/wav</w:t>
+      </w:r>
+      <w:r>
+        <w:t>, mono 24 kHz signed 16-bit PCM in a WAV</w:t>
+      </w:r>
+    </w:p>
+    <w:p>
+      <w:r>
+        <w:t>container, at most 20 seconds. The server uses the standard 44-byte PCM RIFF</w:t>
+      </w:r>
+    </w:p>
+    <w:p>
+      <w:r>
+        <w:t>header followed by sample data; the phone validates format and lengths before</w:t>
+      </w:r>
+    </w:p>
+    <w:p>
+      <w:r>
+        <w:t xml:space="preserve">caching. </w:t>
+      </w:r>
+      <w:r>
+        <w:rPr>
+          <w:rFonts w:ascii="Courier New" w:hAnsi="Courier New" w:eastAsia="Courier New" w:cs="Courier New"/>
+          <w:color w:val="374151"/>
+          <w:sz w:val="19"/>
+        </w:rPr>
+        <w:t>Cache-Control: private, no-store</w:t>
+      </w:r>
+      <w:r>
+        <w:t xml:space="preserve"> prevents HTTP</w:t>
+      </w:r>
+    </w:p>
+    <w:p>
+      <w:r>
+        <w:t xml:space="preserve">caching; </w:t>
+      </w:r>
+      <w:r>
+        <w:rPr>
+          <w:rFonts w:ascii="Courier New" w:hAnsi="Courier New" w:eastAsia="Courier New" w:cs="Courier New"/>
+          <w:color w:val="374151"/>
+          <w:sz w:val="19"/>
+        </w:rPr>
+        <w:t>X-Marco-Speech-Provider: elevenlabs</w:t>
+      </w:r>
+      <w:r>
+        <w:t xml:space="preserve"> identifies the provider and</w:t>
+      </w:r>
+    </w:p>
+    <w:p>
+      <w:r>
+        <w:rPr>
+          <w:rFonts w:ascii="Courier New" w:hAnsi="Courier New" w:eastAsia="Courier New" w:cs="Courier New"/>
+          <w:color w:val="374151"/>
+          <w:sz w:val="19"/>
+        </w:rPr>
+        <w:t>X-Marco-Speech-Cache: hit|miss</w:t>
+      </w:r>
+      <w:r>
+        <w:t xml:space="preserve"> identifies reuse of a cached/pending request.</w:t>
+      </w:r>
+    </w:p>
+    <w:p>
+      <w:pPr>
+        <w:numPr>
+          <w:ilvl w:val="0"/>
+          <w:numId w:val="923"/>
+        </w:numPr>
+        <w:pStyle w:val="ListParagraph"/>
+      </w:pPr>
+      <w:r>
+        <w:rPr>
+          <w:b/>
+        </w:rPr>
+        <w:t>503:</w:t>
+      </w:r>
+      <w:r>
+        <w:t xml:space="preserve"> unconfigured key, provider failure, invalid audio, saturation or</w:t>
+      </w:r>
+    </w:p>
+    <w:p>
+      <w:r>
+        <w:t xml:space="preserve">timeout. The phone falls back to Apple's </w:t>
+      </w:r>
+      <w:r>
+        <w:rPr>
+          <w:rFonts w:ascii="Courier New" w:hAnsi="Courier New" w:eastAsia="Courier New" w:cs="Courier New"/>
+          <w:color w:val="374151"/>
+          <w:sz w:val="19"/>
+        </w:rPr>
+        <w:t>AVSpeechSynthesizer</w:t>
+      </w:r>
+      <w:r>
+        <w:t>. The server's</w:t>
+      </w:r>
+    </w:p>
+    <w:p>
+      <w:r>
+        <w:t>deadline is 2.5 s and the phone's is 3 s; after failure the phone uses Apple for</w:t>
+      </w:r>
+    </w:p>
+    <w:p>
+      <w:r>
+        <w:t xml:space="preserve">uncached lines for 15 s before trying again. </w:t>
+      </w:r>
+      <w:r>
+        <w:rPr>
+          <w:b/>
+        </w:rPr>
+        <w:t>403:</w:t>
+      </w:r>
+      <w:r>
+        <w:t xml:space="preserve"> caller not authorized.</w:t>
+      </w:r>
+    </w:p>
+    <w:p>
+      <w:pPr>
+        <w:numPr>
+          <w:ilvl w:val="0"/>
+          <w:numId w:val="924"/>
+        </w:numPr>
+        <w:pStyle w:val="ListParagraph"/>
+      </w:pPr>
+      <w:r>
+        <w:t>Server cache: at most 128 entries / 8 MiB, keyed by voice, model and text;</w:t>
+      </w:r>
+    </w:p>
+    <w:p>
+      <w:r>
+        <w:t>duplicate pending lines share generation. Phone cache: 64 entries / 8 MiB,</w:t>
+      </w:r>
+    </w:p>
+    <w:p>
+      <w:r>
+        <w:t>cleared when the configured server changes. Caches are memory-only.</w:t>
+      </w:r>
+    </w:p>
+    <w:p>
+      <w:pPr>
+        <w:numPr>
+          <w:ilvl w:val="0"/>
+          <w:numId w:val="925"/>
+        </w:numPr>
+        <w:pStyle w:val="ListParagraph"/>
+      </w:pPr>
+      <w:r>
+        <w:t>A newer line, wake blip, Stop or stopped session cancels pending playback.</w:t>
+      </w:r>
+    </w:p>
+    <w:p>
+      <w:r>
+        <w:t>Late replies cannot speak an old instruction. The phone converts the WAV to</w:t>
+      </w:r>
+    </w:p>
+    <w:p>
+      <w:r>
+        <w:t>its existing mono spatial voice node; world anchors, beeps, head fusion and</w:t>
+      </w:r>
+    </w:p>
+    <w:p>
+      <w:r>
+        <w:t>the 60 Hz guidance loop remain on the phone. No TTS request per sensor tick.</w:t>
+      </w:r>
+    </w:p>
+    <w:p>
+      <w:pPr>
+        <w:numPr>
+          <w:ilvl w:val="0"/>
+          <w:numId w:val="926"/>
+        </w:numPr>
+        <w:pStyle w:val="ListParagraph"/>
+      </w:pPr>
+      <w:r>
+        <w:t>Key and stock voice/model configuration stay on the server. Defaults:</w:t>
+      </w:r>
+    </w:p>
+    <w:p>
+      <w:r>
+        <w:rPr>
+          <w:rFonts w:ascii="Courier New" w:hAnsi="Courier New" w:eastAsia="Courier New" w:cs="Courier New"/>
+          <w:color w:val="374151"/>
+          <w:sz w:val="19"/>
+        </w:rPr>
+        <w:t>ELEVENLABS_VOICE_ID=JBFqnCBsd6RMkjVDRZzb</w:t>
+      </w:r>
+      <w:r>
+        <w:t>,</w:t>
+      </w:r>
+    </w:p>
+    <w:p>
+      <w:r>
+        <w:rPr>
+          <w:rFonts w:ascii="Courier New" w:hAnsi="Courier New" w:eastAsia="Courier New" w:cs="Courier New"/>
+          <w:color w:val="374151"/>
+          <w:sz w:val="19"/>
+        </w:rPr>
+        <w:t>ELEVENLABS_TTS_MODEL=eleven_flash_v2_5</w:t>
+      </w:r>
+      <w:r>
+        <w:t xml:space="preserve">. See </w:t>
+      </w:r>
+      <w:r>
+        <w:rPr>
+          <w:rFonts w:ascii="Courier New" w:hAnsi="Courier New" w:eastAsia="Courier New" w:cs="Courier New"/>
+          <w:color w:val="374151"/>
+          <w:sz w:val="19"/>
+        </w:rPr>
+        <w:t>server/.env.example</w:t>
+      </w:r>
+      <w:r>
+        <w:t>.</w:t>
       </w:r>
     </w:p>
     <w:p>
@@ -2974,7 +3299,7 @@
       <w:pPr>
         <w:numPr>
           <w:ilvl w:val="0"/>
-          <w:numId w:val="922"/>
+          <w:numId w:val="927"/>
         </w:numPr>
         <w:pStyle w:val="ListParagraph"/>
       </w:pPr>
@@ -3005,7 +3330,7 @@
       <w:pPr>
         <w:numPr>
           <w:ilvl w:val="0"/>
-          <w:numId w:val="922"/>
+          <w:numId w:val="927"/>
         </w:numPr>
         <w:pStyle w:val="ListParagraph"/>
       </w:pPr>
@@ -3036,7 +3361,7 @@
       <w:pPr>
         <w:numPr>
           <w:ilvl w:val="0"/>
-          <w:numId w:val="922"/>
+          <w:numId w:val="927"/>
         </w:numPr>
         <w:pStyle w:val="ListParagraph"/>
       </w:pPr>
@@ -3056,7 +3381,7 @@
       <w:pPr>
         <w:numPr>
           <w:ilvl w:val="0"/>
-          <w:numId w:val="922"/>
+          <w:numId w:val="927"/>
         </w:numPr>
         <w:pStyle w:val="ListParagraph"/>
       </w:pPr>
@@ -3067,30 +3392,27 @@
         <w:t>Touching a known item</w:t>
       </w:r>
       <w:r>
-        <w:t xml:space="preserve"> while not being guided to it names it: the phone plays its label audio, or says its label text, or "That's the {name}."</w:t>
+        <w:t xml:space="preserve"> while not being guided to it names it: the phone says its label text, or "That's the {name}," through §3.5 with Apple fallback.</w:t>
       </w:r>
     </w:p>
     <w:p>
       <w:pPr>
         <w:numPr>
           <w:ilvl w:val="0"/>
-          <w:numId w:val="922"/>
+          <w:numId w:val="927"/>
         </w:numPr>
         <w:pStyle w:val="ListParagraph"/>
       </w:pPr>
-      <w:r>
-        <w:t xml:space="preserve">The phone caches label audio, so touch playback never waits for the network. </w:t>
-      </w:r>
       <w:r>
         <w:rPr>
           <w:rFonts w:ascii="Courier New" w:hAnsi="Courier New" w:eastAsia="Courier New" w:cs="Courier New"/>
           <w:color w:val="374151"/>
           <w:sz w:val="19"/>
         </w:rPr>
-        <w:t>GET /v1/audio/{id}</w:t>
-      </w:r>
-      <w:r>
-        <w:t xml:space="preserve"> returns the original format (an iMessage voice note is </w:t>
+        <w:t>label_audio_url</w:t>
+      </w:r>
+      <w:r>
+        <w:t xml:space="preserve"> and </w:t>
       </w:r>
       <w:r>
         <w:rPr>
@@ -3098,10 +3420,10 @@
           <w:color w:val="374151"/>
           <w:sz w:val="19"/>
         </w:rPr>
-        <w:t>.caf</w:t>
-      </w:r>
-      <w:r>
-        <w:t>).</w:t>
+        <w:t>GET /v1/audio/{id}</w:t>
+      </w:r>
+      <w:r>
+        <w:t xml:space="preserve"> remain for stored-data and older-client compatibility. The current iOS app does not download or prefer caretaker recordings; it caches synthesized replies instead.</w:t>
       </w:r>
     </w:p>
     <w:p>
@@ -3168,7 +3490,7 @@
       <w:pPr>
         <w:numPr>
           <w:ilvl w:val="0"/>
-          <w:numId w:val="923"/>
+          <w:numId w:val="928"/>
         </w:numPr>
         <w:pStyle w:val="ListParagraph"/>
       </w:pPr>
@@ -3183,7 +3505,7 @@
       <w:pPr>
         <w:numPr>
           <w:ilvl w:val="1"/>
-          <w:numId w:val="924"/>
+          <w:numId w:val="929"/>
         </w:numPr>
         <w:pStyle w:val="ListParagraph"/>
       </w:pPr>
@@ -3206,7 +3528,7 @@
       <w:pPr>
         <w:numPr>
           <w:ilvl w:val="1"/>
-          <w:numId w:val="924"/>
+          <w:numId w:val="929"/>
         </w:numPr>
         <w:pStyle w:val="ListParagraph"/>
       </w:pPr>
@@ -3229,7 +3551,7 @@
       <w:pPr>
         <w:numPr>
           <w:ilvl w:val="1"/>
-          <w:numId w:val="924"/>
+          <w:numId w:val="929"/>
         </w:numPr>
         <w:pStyle w:val="ListParagraph"/>
       </w:pPr>
@@ -3246,357 +3568,6 @@
       </w:r>
       <w:r>
         <w:t xml:space="preserve"> (with about 2 s of clock slack): never start it late.</w:t>
-      </w:r>
-    </w:p>
-    <w:p>
-      <w:pPr>
-        <w:numPr>
-          <w:ilvl w:val="0"/>
-          <w:numId w:val="923"/>
-        </w:numPr>
-        <w:pStyle w:val="ListParagraph"/>
-      </w:pPr>
-      <w:r>
-        <w:rPr>
-          <w:b/>
-        </w:rPr>
-        <w:t>Find:</w:t>
-      </w:r>
-      <w:r>
-        <w:t xml:space="preserve"> guide to exactly </w:t>
-      </w:r>
-      <w:r>
-        <w:rPr>
-          <w:rFonts w:ascii="Courier New" w:hAnsi="Courier New" w:eastAsia="Courier New" w:cs="Courier New"/>
-          <w:color w:val="374151"/>
-          <w:sz w:val="19"/>
-        </w:rPr>
-        <w:t>item_id</w:t>
-      </w:r>
-      <w:r>
-        <w:t xml:space="preserve"> at </w:t>
-      </w:r>
-      <w:r>
-        <w:rPr>
-          <w:rFonts w:ascii="Courier New" w:hAnsi="Courier New" w:eastAsia="Courier New" w:cs="Courier New"/>
-          <w:color w:val="374151"/>
-          <w:sz w:val="19"/>
-        </w:rPr>
-        <w:t>position</w:t>
-      </w:r>
-      <w:r>
-        <w:t xml:space="preserve">, the same way as a voice Find; don't look the item up by name. Reject with </w:t>
-      </w:r>
-      <w:r>
-        <w:rPr>
-          <w:rFonts w:ascii="Courier New" w:hAnsi="Courier New" w:eastAsia="Courier New" w:cs="Courier New"/>
-          <w:color w:val="374151"/>
-          <w:sz w:val="19"/>
-        </w:rPr>
-        <w:t>position_unavailable</w:t>
-      </w:r>
-      <w:r>
-        <w:t xml:space="preserve"> when tracking isn't usable.</w:t>
-      </w:r>
-    </w:p>
-    <w:p>
-      <w:pPr>
-        <w:numPr>
-          <w:ilvl w:val="0"/>
-          <w:numId w:val="923"/>
-        </w:numPr>
-        <w:pStyle w:val="ListParagraph"/>
-      </w:pPr>
-      <w:r>
-        <w:rPr>
-          <w:b/>
-        </w:rPr>
-        <w:t>Stop:</w:t>
-      </w:r>
-      <w:r>
-        <w:t xml:space="preserve"> stop guidance only; the camera and streams stay on.</w:t>
-      </w:r>
-    </w:p>
-    <w:p>
-      <w:pPr>
-        <w:numPr>
-          <w:ilvl w:val="0"/>
-          <w:numId w:val="923"/>
-        </w:numPr>
-        <w:pStyle w:val="ListParagraph"/>
-      </w:pPr>
-      <w:r>
-        <w:rPr>
-          <w:b/>
-        </w:rPr>
-        <w:t>Ack:</w:t>
-      </w:r>
-      <w:r>
-        <w:t xml:space="preserve"> send </w:t>
-      </w:r>
-      <w:r>
-        <w:rPr>
-          <w:rFonts w:ascii="Courier New" w:hAnsi="Courier New" w:eastAsia="Courier New" w:cs="Courier New"/>
-          <w:color w:val="374151"/>
-          <w:sz w:val="19"/>
-        </w:rPr>
-        <w:t>command_ack</w:t>
-      </w:r>
-      <w:r>
-        <w:t xml:space="preserve"> (§3.2) for every command you act on or refuse.</w:t>
-      </w:r>
-    </w:p>
-    <w:p>
-      <w:pPr>
-        <w:pStyle w:val="Heading1"/>
-      </w:pPr>
-      <w:r>
-        <w:t>5. Photon to server (Utkarsh's Photon service)</w:t>
-      </w:r>
-    </w:p>
-    <w:p>
-      <w:pPr>
-        <w:numPr>
-          <w:ilvl w:val="0"/>
-          <w:numId w:val="925"/>
-        </w:numPr>
-        <w:pStyle w:val="ListParagraph"/>
-      </w:pPr>
-      <w:r>
-        <w:rPr>
-          <w:b/>
-        </w:rPr>
-        <w:t>Connect through the `tailscale serve` URL,</w:t>
-      </w:r>
-      <w:r>
-        <w:t xml:space="preserve"> even on the server Mac, so the allow-list sees the bridge's tailnet login.</w:t>
-      </w:r>
-    </w:p>
-    <w:p>
-      <w:pPr>
-        <w:numPr>
-          <w:ilvl w:val="0"/>
-          <w:numId w:val="925"/>
-        </w:numPr>
-        <w:pStyle w:val="ListParagraph"/>
-      </w:pPr>
-      <w:r>
-        <w:rPr>
-          <w:b/>
-        </w:rPr>
-        <w:t>Requests:</w:t>
-      </w:r>
-      <w:r>
-        <w:t xml:space="preserve"> listen on WebSocket </w:t>
-      </w:r>
-      <w:r>
-        <w:rPr>
-          <w:rFonts w:ascii="Courier New" w:hAnsi="Courier New" w:eastAsia="Courier New" w:cs="Courier New"/>
-          <w:color w:val="374151"/>
-          <w:sz w:val="19"/>
-        </w:rPr>
-        <w:t>/v1/photon</w:t>
-      </w:r>
-      <w:r>
-        <w:t xml:space="preserve"> for </w:t>
-      </w:r>
-      <w:r>
-        <w:rPr>
-          <w:rFonts w:ascii="Courier New" w:hAnsi="Courier New" w:eastAsia="Courier New" w:cs="Courier New"/>
-          <w:color w:val="374151"/>
-          <w:sz w:val="19"/>
-        </w:rPr>
-        <w:t>{"type": "label_request", "touch_id": "…", "crop_url": "/v1/touch/…/crop.jpg", "question": "What is this?"}</w:t>
-      </w:r>
-      <w:r>
-        <w:t>. These are sent when the user asks "what is this?" about an unknown item.</w:t>
-      </w:r>
-    </w:p>
-    <w:p>
-      <w:pPr>
-        <w:numPr>
-          <w:ilvl w:val="0"/>
-          <w:numId w:val="925"/>
-        </w:numPr>
-        <w:pStyle w:val="ListParagraph"/>
-      </w:pPr>
-      <w:r>
-        <w:rPr>
-          <w:b/>
-        </w:rPr>
-        <w:t>Asking:</w:t>
-      </w:r>
-      <w:r>
-        <w:t xml:space="preserve"> send the crop (the touched item boxed) to the caretaker over iMessage.</w:t>
-      </w:r>
-    </w:p>
-    <w:p>
-      <w:pPr>
-        <w:numPr>
-          <w:ilvl w:val="0"/>
-          <w:numId w:val="925"/>
-        </w:numPr>
-        <w:pStyle w:val="ListParagraph"/>
-      </w:pPr>
-      <w:r>
-        <w:rPr>
-          <w:b/>
-        </w:rPr>
-        <w:t>Replying:</w:t>
-      </w:r>
-      <w:r>
-        <w:t xml:space="preserve"> post the answer to </w:t>
-      </w:r>
-      <w:r>
-        <w:rPr>
-          <w:rFonts w:ascii="Courier New" w:hAnsi="Courier New" w:eastAsia="Courier New" w:cs="Courier New"/>
-          <w:color w:val="374151"/>
-          <w:sz w:val="19"/>
-        </w:rPr>
-        <w:t>POST /v1/labels</w:t>
-      </w:r>
-      <w:r>
-        <w:t xml:space="preserve"> as multipart:</w:t>
-      </w:r>
-    </w:p>
-    <w:p>
-      <w:pPr>
-        <w:numPr>
-          <w:ilvl w:val="1"/>
-          <w:numId w:val="926"/>
-        </w:numPr>
-        <w:pStyle w:val="ListParagraph"/>
-      </w:pPr>
-      <w:r>
-        <w:rPr>
-          <w:rFonts w:ascii="Courier New" w:hAnsi="Courier New" w:eastAsia="Courier New" w:cs="Courier New"/>
-          <w:color w:val="374151"/>
-          <w:sz w:val="19"/>
-        </w:rPr>
-        <w:t>touch_id</w:t>
-      </w:r>
-      <w:r>
-        <w:t xml:space="preserve">, </w:t>
-      </w:r>
-      <w:r>
-        <w:rPr>
-          <w:rFonts w:ascii="Courier New" w:hAnsi="Courier New" w:eastAsia="Courier New" w:cs="Courier New"/>
-          <w:color w:val="374151"/>
-          <w:sz w:val="19"/>
-        </w:rPr>
-        <w:t>name</w:t>
-      </w:r>
-      <w:r>
-        <w:t xml:space="preserve"> (short, e.g. "cumin"), and </w:t>
-      </w:r>
-      <w:r>
-        <w:rPr>
-          <w:rFonts w:ascii="Courier New" w:hAnsi="Courier New" w:eastAsia="Courier New" w:cs="Courier New"/>
-          <w:color w:val="374151"/>
-          <w:sz w:val="19"/>
-        </w:rPr>
-        <w:t>text</w:t>
-      </w:r>
-      <w:r>
-        <w:t xml:space="preserve"> (the caretaker's words, which the phone speaks);</w:t>
-      </w:r>
-    </w:p>
-    <w:p>
-      <w:pPr>
-        <w:numPr>
-          <w:ilvl w:val="1"/>
-          <w:numId w:val="926"/>
-        </w:numPr>
-        <w:pStyle w:val="ListParagraph"/>
-      </w:pPr>
-      <w:r>
-        <w:t xml:space="preserve">optionally </w:t>
-      </w:r>
-      <w:r>
-        <w:rPr>
-          <w:rFonts w:ascii="Courier New" w:hAnsi="Courier New" w:eastAsia="Courier New" w:cs="Courier New"/>
-          <w:color w:val="374151"/>
-          <w:sz w:val="19"/>
-        </w:rPr>
-        <w:t>audio</w:t>
-      </w:r>
-      <w:r>
-        <w:t xml:space="preserve"> (the voice memo, any format).</w:t>
-      </w:r>
-    </w:p>
-    <w:p>
-      <w:r>
-        <w:t>The server:</w:t>
-      </w:r>
-    </w:p>
-    <w:p>
-      <w:pPr>
-        <w:numPr>
-          <w:ilvl w:val="1"/>
-          <w:numId w:val="927"/>
-        </w:numPr>
-        <w:pStyle w:val="ListParagraph"/>
-      </w:pPr>
-      <w:r>
-        <w:t>registers the item from the crop;</w:t>
-      </w:r>
-    </w:p>
-    <w:p>
-      <w:pPr>
-        <w:numPr>
-          <w:ilvl w:val="1"/>
-          <w:numId w:val="927"/>
-        </w:numPr>
-        <w:pStyle w:val="ListParagraph"/>
-      </w:pPr>
-      <w:r>
-        <w:t>anchors it where it was touched;</w:t>
-      </w:r>
-    </w:p>
-    <w:p>
-      <w:pPr>
-        <w:numPr>
-          <w:ilvl w:val="1"/>
-          <w:numId w:val="927"/>
-        </w:numPr>
-        <w:pStyle w:val="ListParagraph"/>
-      </w:pPr>
-      <w:r>
-        <w:t xml:space="preserve">sends </w:t>
-      </w:r>
-      <w:r>
-        <w:rPr>
-          <w:rFonts w:ascii="Courier New" w:hAnsi="Courier New" w:eastAsia="Courier New" w:cs="Courier New"/>
-          <w:color w:val="374151"/>
-          <w:sz w:val="19"/>
-        </w:rPr>
-        <w:t>label_ready</w:t>
-      </w:r>
-      <w:r>
-        <w:t xml:space="preserve"> to the phone;</w:t>
-      </w:r>
-    </w:p>
-    <w:p>
-      <w:pPr>
-        <w:numPr>
-          <w:ilvl w:val="1"/>
-          <w:numId w:val="927"/>
-        </w:numPr>
-        <w:pStyle w:val="ListParagraph"/>
-      </w:pPr>
-      <w:r>
-        <w:t xml:space="preserve">replies </w:t>
-      </w:r>
-      <w:r>
-        <w:rPr>
-          <w:rFonts w:ascii="Courier New" w:hAnsi="Courier New" w:eastAsia="Courier New" w:cs="Courier New"/>
-          <w:color w:val="374151"/>
-          <w:sz w:val="19"/>
-        </w:rPr>
-        <w:t>{"status": "ok", "item_id": "…"}</w:t>
-      </w:r>
-      <w:r>
-        <w:t>.</w:t>
       </w:r>
     </w:p>
     <w:p>
@@ -3611,10 +3582,10 @@
         <w:rPr>
           <w:b/>
         </w:rPr>
-        <w:t>A voice note after the name:</w:t>
-      </w:r>
-      <w:r>
-        <w:t xml:space="preserve"> post again with that </w:t>
+        <w:t>Find:</w:t>
+      </w:r>
+      <w:r>
+        <w:t xml:space="preserve"> guide to exactly </w:t>
       </w:r>
       <w:r>
         <w:rPr>
@@ -3625,7 +3596,7 @@
         <w:t>item_id</w:t>
       </w:r>
       <w:r>
-        <w:t xml:space="preserve"> (instead of </w:t>
+        <w:t xml:space="preserve"> at </w:t>
       </w:r>
       <w:r>
         <w:rPr>
@@ -3633,10 +3604,10 @@
           <w:color w:val="374151"/>
           <w:sz w:val="19"/>
         </w:rPr>
-        <w:t>touch_id</w:t>
-      </w:r>
-      <w:r>
-        <w:t xml:space="preserve">), the same </w:t>
+        <w:t>position</w:t>
+      </w:r>
+      <w:r>
+        <w:t xml:space="preserve">, the same way as a voice Find; don't look the item up by name. Reject with </w:t>
       </w:r>
       <w:r>
         <w:rPr>
@@ -3644,32 +3615,10 @@
           <w:color w:val="374151"/>
           <w:sz w:val="19"/>
         </w:rPr>
-        <w:t>name</w:t>
-      </w:r>
-      <w:r>
-        <w:t xml:space="preserve"> and </w:t>
-      </w:r>
-      <w:r>
-        <w:rPr>
-          <w:rFonts w:ascii="Courier New" w:hAnsi="Courier New" w:eastAsia="Courier New" w:cs="Courier New"/>
-          <w:color w:val="374151"/>
-          <w:sz w:val="19"/>
-        </w:rPr>
-        <w:t>text</w:t>
-      </w:r>
-      <w:r>
-        <w:t xml:space="preserve">, and the </w:t>
-      </w:r>
-      <w:r>
-        <w:rPr>
-          <w:rFonts w:ascii="Courier New" w:hAnsi="Courier New" w:eastAsia="Courier New" w:cs="Courier New"/>
-          <w:color w:val="374151"/>
-          <w:sz w:val="19"/>
-        </w:rPr>
-        <w:t>audio</w:t>
-      </w:r>
-      <w:r>
-        <w:t>.</w:t>
+        <w:t>position_unavailable</w:t>
+      </w:r>
+      <w:r>
+        <w:t xml:space="preserve"> when tracking isn't usable.</w:t>
       </w:r>
     </w:p>
     <w:p>
@@ -3684,32 +3633,10 @@
         <w:rPr>
           <w:b/>
         </w:rPr>
-        <w:t>Caretaker-initiated setup:</w:t>
-      </w:r>
-      <w:r>
-        <w:t xml:space="preserve"> the caretaker sends a photo with a caption. Post it to </w:t>
-      </w:r>
-      <w:r>
-        <w:rPr>
-          <w:rFonts w:ascii="Courier New" w:hAnsi="Courier New" w:eastAsia="Courier New" w:cs="Courier New"/>
-          <w:color w:val="374151"/>
-          <w:sz w:val="19"/>
-        </w:rPr>
-        <w:t>POST /v1/items</w:t>
-      </w:r>
-      <w:r>
-        <w:t xml:space="preserve"> with </w:t>
-      </w:r>
-      <w:r>
-        <w:rPr>
-          <w:rFonts w:ascii="Courier New" w:hAnsi="Courier New" w:eastAsia="Courier New" w:cs="Courier New"/>
-          <w:color w:val="374151"/>
-          <w:sz w:val="19"/>
-        </w:rPr>
-        <w:t>name</w:t>
-      </w:r>
-      <w:r>
-        <w:t xml:space="preserve"> = the caption.</w:t>
+        <w:t>Stop:</w:t>
+      </w:r>
+      <w:r>
+        <w:t xml:space="preserve"> stop guidance only; the camera and streams stay on.</w:t>
       </w:r>
     </w:p>
     <w:p>
@@ -3724,10 +3651,10 @@
         <w:rPr>
           <w:b/>
         </w:rPr>
-        <w:t>`source=photon`</w:t>
-      </w:r>
-      <w:r>
-        <w:t xml:space="preserve"> goes on every Photon </w:t>
+        <w:t>Ack:</w:t>
+      </w:r>
+      <w:r>
+        <w:t xml:space="preserve"> send </w:t>
       </w:r>
       <w:r>
         <w:rPr>
@@ -3735,10 +3662,54 @@
           <w:color w:val="374151"/>
           <w:sz w:val="19"/>
         </w:rPr>
-        <w:t>POST /v1/items</w:t>
-      </w:r>
-      <w:r>
-        <w:t xml:space="preserve"> and </w:t>
+        <w:t>command_ack</w:t>
+      </w:r>
+      <w:r>
+        <w:t xml:space="preserve"> (§3.2) for every command you act on or refuse.</w:t>
+      </w:r>
+    </w:p>
+    <w:p>
+      <w:pPr>
+        <w:pStyle w:val="Heading1"/>
+      </w:pPr>
+      <w:r>
+        <w:t>5. Photon to server (Utkarsh's Photon service)</w:t>
+      </w:r>
+    </w:p>
+    <w:p>
+      <w:pPr>
+        <w:numPr>
+          <w:ilvl w:val="0"/>
+          <w:numId w:val="930"/>
+        </w:numPr>
+        <w:pStyle w:val="ListParagraph"/>
+      </w:pPr>
+      <w:r>
+        <w:rPr>
+          <w:b/>
+        </w:rPr>
+        <w:t>Connect through the `tailscale serve` URL,</w:t>
+      </w:r>
+      <w:r>
+        <w:t xml:space="preserve"> even on the server Mac, so the allow-list sees the bridge's tailnet login.</w:t>
+      </w:r>
+    </w:p>
+    <w:p>
+      <w:pPr>
+        <w:numPr>
+          <w:ilvl w:val="0"/>
+          <w:numId w:val="930"/>
+        </w:numPr>
+        <w:pStyle w:val="ListParagraph"/>
+      </w:pPr>
+      <w:r>
+        <w:rPr>
+          <w:b/>
+        </w:rPr>
+        <w:t>Requests:</w:t>
+      </w:r>
+      <w:r>
+        <w:t xml:space="preserve"> listen on WebSocket </w:t>
       </w:r>
       <w:r>
         <w:rPr>
@@ -3746,28 +3717,10 @@
           <w:color w:val="374151"/>
           <w:sz w:val="19"/>
         </w:rPr>
-        <w:t>POST /v1/labels</w:t>
-      </w:r>
-      <w:r>
-        <w:t xml:space="preserve"> (an item a label creates gets this source).</w:t>
-      </w:r>
-    </w:p>
-    <w:p>
-      <w:pPr>
-        <w:numPr>
-          <w:ilvl w:val="0"/>
-          <w:numId w:val="928"/>
-        </w:numPr>
-        <w:pStyle w:val="ListParagraph"/>
-      </w:pPr>
-      <w:r>
-        <w:rPr>
-          <w:b/>
-        </w:rPr>
-        <w:t>Starting over (testing):</w:t>
-      </w:r>
-      <w:r>
-        <w:t xml:space="preserve"> when a caretaker texts </w:t>
+        <w:t>/v1/photon</w:t>
+      </w:r>
+      <w:r>
+        <w:t xml:space="preserve"> for </w:t>
       </w:r>
       <w:r>
         <w:rPr>
@@ -3775,10 +3728,46 @@
           <w:color w:val="374151"/>
           <w:sz w:val="19"/>
         </w:rPr>
-        <w:t>/restart</w:t>
-      </w:r>
-      <w:r>
-        <w:t xml:space="preserve">, the bridge calls </w:t>
+        <w:t>{"type": "label_request", "touch_id": "…", "crop_url": "/v1/touch/…/crop.jpg", "question": "What is this?"}</w:t>
+      </w:r>
+      <w:r>
+        <w:t>. These are sent when the user asks "what is this?" about an unknown item.</w:t>
+      </w:r>
+    </w:p>
+    <w:p>
+      <w:pPr>
+        <w:numPr>
+          <w:ilvl w:val="0"/>
+          <w:numId w:val="930"/>
+        </w:numPr>
+        <w:pStyle w:val="ListParagraph"/>
+      </w:pPr>
+      <w:r>
+        <w:rPr>
+          <w:b/>
+        </w:rPr>
+        <w:t>Asking:</w:t>
+      </w:r>
+      <w:r>
+        <w:t xml:space="preserve"> send the crop (the touched item boxed) to the caretaker over iMessage.</w:t>
+      </w:r>
+    </w:p>
+    <w:p>
+      <w:pPr>
+        <w:numPr>
+          <w:ilvl w:val="0"/>
+          <w:numId w:val="930"/>
+        </w:numPr>
+        <w:pStyle w:val="ListParagraph"/>
+      </w:pPr>
+      <w:r>
+        <w:rPr>
+          <w:b/>
+        </w:rPr>
+        <w:t>Replying:</w:t>
+      </w:r>
+      <w:r>
+        <w:t xml:space="preserve"> post the answer to </w:t>
       </w:r>
       <w:r>
         <w:rPr>
@@ -3786,57 +3775,30 @@
           <w:color w:val="374151"/>
           <w:sz w:val="19"/>
         </w:rPr>
-        <w:t>DELETE /v1/items?source=photon</w:t>
-      </w:r>
-      <w:r>
-        <w:t>.</w:t>
+        <w:t>POST /v1/labels</w:t>
+      </w:r>
+      <w:r>
+        <w:t xml:space="preserve"> as multipart:</w:t>
       </w:r>
     </w:p>
     <w:p>
       <w:pPr>
         <w:numPr>
           <w:ilvl w:val="1"/>
-          <w:numId w:val="929"/>
+          <w:numId w:val="931"/>
         </w:numPr>
         <w:pStyle w:val="ListParagraph"/>
       </w:pPr>
-      <w:r>
-        <w:t>The server forgets every Photon item, with its label, voice note and saved files.</w:t>
-      </w:r>
-    </w:p>
-    <w:p>
-      <w:pPr>
-        <w:numPr>
-          <w:ilvl w:val="1"/>
-          <w:numId w:val="929"/>
-        </w:numPr>
-        <w:pStyle w:val="ListParagraph"/>
-      </w:pPr>
-      <w:r>
-        <w:t>The app's own setup items (</w:t>
-      </w:r>
       <w:r>
         <w:rPr>
           <w:rFonts w:ascii="Courier New" w:hAnsi="Courier New" w:eastAsia="Courier New" w:cs="Courier New"/>
           <w:color w:val="374151"/>
           <w:sz w:val="19"/>
         </w:rPr>
-        <w:t>source=app</w:t>
-      </w:r>
-      <w:r>
-        <w:t>) are untouched.</w:t>
-      </w:r>
-    </w:p>
-    <w:p>
-      <w:pPr>
-        <w:numPr>
-          <w:ilvl w:val="1"/>
-          <w:numId w:val="929"/>
-        </w:numPr>
-        <w:pStyle w:val="ListParagraph"/>
-      </w:pPr>
-      <w:r>
-        <w:t xml:space="preserve">The reply is </w:t>
+        <w:t>touch_id</w:t>
+      </w:r>
+      <w:r>
+        <w:t xml:space="preserve">, </w:t>
       </w:r>
       <w:r>
         <w:rPr>
@@ -3844,17 +3806,366 @@
           <w:color w:val="374151"/>
           <w:sz w:val="19"/>
         </w:rPr>
-        <w:t>{"status": "ok", "removed": [{"item_id": "…", "name": "…"}]}</w:t>
-      </w:r>
-      <w:r>
-        <w:t>.</w:t>
+        <w:t>name</w:t>
+      </w:r>
+      <w:r>
+        <w:t xml:space="preserve"> (short, e.g. "cumin"), and </w:t>
+      </w:r>
+      <w:r>
+        <w:rPr>
+          <w:rFonts w:ascii="Courier New" w:hAnsi="Courier New" w:eastAsia="Courier New" w:cs="Courier New"/>
+          <w:color w:val="374151"/>
+          <w:sz w:val="19"/>
+        </w:rPr>
+        <w:t>text</w:t>
+      </w:r>
+      <w:r>
+        <w:t xml:space="preserve"> (the caretaker's words, which the phone speaks);</w:t>
       </w:r>
     </w:p>
     <w:p>
       <w:pPr>
         <w:numPr>
           <w:ilvl w:val="1"/>
-          <w:numId w:val="929"/>
+          <w:numId w:val="931"/>
+        </w:numPr>
+        <w:pStyle w:val="ListParagraph"/>
+      </w:pPr>
+      <w:r>
+        <w:t xml:space="preserve">no </w:t>
+      </w:r>
+      <w:r>
+        <w:rPr>
+          <w:rFonts w:ascii="Courier New" w:hAnsi="Courier New" w:eastAsia="Courier New" w:cs="Courier New"/>
+          <w:color w:val="374151"/>
+          <w:sz w:val="19"/>
+        </w:rPr>
+        <w:t>audio</w:t>
+      </w:r>
+      <w:r>
+        <w:t xml:space="preserve"> is sent by the current bridge. The optional legacy upload field remains compatible with older clients and saved data.</w:t>
+      </w:r>
+    </w:p>
+    <w:p>
+      <w:r>
+        <w:t>The server:</w:t>
+      </w:r>
+    </w:p>
+    <w:p>
+      <w:pPr>
+        <w:numPr>
+          <w:ilvl w:val="1"/>
+          <w:numId w:val="932"/>
+        </w:numPr>
+        <w:pStyle w:val="ListParagraph"/>
+      </w:pPr>
+      <w:r>
+        <w:t>registers the item from the crop;</w:t>
+      </w:r>
+    </w:p>
+    <w:p>
+      <w:pPr>
+        <w:numPr>
+          <w:ilvl w:val="1"/>
+          <w:numId w:val="932"/>
+        </w:numPr>
+        <w:pStyle w:val="ListParagraph"/>
+      </w:pPr>
+      <w:r>
+        <w:t>anchors it where it was touched;</w:t>
+      </w:r>
+    </w:p>
+    <w:p>
+      <w:pPr>
+        <w:numPr>
+          <w:ilvl w:val="1"/>
+          <w:numId w:val="932"/>
+        </w:numPr>
+        <w:pStyle w:val="ListParagraph"/>
+      </w:pPr>
+      <w:r>
+        <w:t xml:space="preserve">sends </w:t>
+      </w:r>
+      <w:r>
+        <w:rPr>
+          <w:rFonts w:ascii="Courier New" w:hAnsi="Courier New" w:eastAsia="Courier New" w:cs="Courier New"/>
+          <w:color w:val="374151"/>
+          <w:sz w:val="19"/>
+        </w:rPr>
+        <w:t>label_ready</w:t>
+      </w:r>
+      <w:r>
+        <w:t xml:space="preserve"> to the phone;</w:t>
+      </w:r>
+    </w:p>
+    <w:p>
+      <w:pPr>
+        <w:numPr>
+          <w:ilvl w:val="1"/>
+          <w:numId w:val="932"/>
+        </w:numPr>
+        <w:pStyle w:val="ListParagraph"/>
+      </w:pPr>
+      <w:r>
+        <w:t xml:space="preserve">replies </w:t>
+      </w:r>
+      <w:r>
+        <w:rPr>
+          <w:rFonts w:ascii="Courier New" w:hAnsi="Courier New" w:eastAsia="Courier New" w:cs="Courier New"/>
+          <w:color w:val="374151"/>
+          <w:sz w:val="19"/>
+        </w:rPr>
+        <w:t>{"status": "ok", "item_id": "…"}</w:t>
+      </w:r>
+      <w:r>
+        <w:t>.</w:t>
+      </w:r>
+    </w:p>
+    <w:p>
+      <w:pPr>
+        <w:numPr>
+          <w:ilvl w:val="0"/>
+          <w:numId w:val="933"/>
+        </w:numPr>
+        <w:pStyle w:val="ListParagraph"/>
+      </w:pPr>
+      <w:r>
+        <w:rPr>
+          <w:b/>
+        </w:rPr>
+        <w:t>Corrections:</w:t>
+      </w:r>
+      <w:r>
+        <w:t xml:space="preserve"> post again with that </w:t>
+      </w:r>
+      <w:r>
+        <w:rPr>
+          <w:rFonts w:ascii="Courier New" w:hAnsi="Courier New" w:eastAsia="Courier New" w:cs="Courier New"/>
+          <w:color w:val="374151"/>
+          <w:sz w:val="19"/>
+        </w:rPr>
+        <w:t>item_id</w:t>
+      </w:r>
+      <w:r>
+        <w:t xml:space="preserve"> (instead of </w:t>
+      </w:r>
+      <w:r>
+        <w:rPr>
+          <w:rFonts w:ascii="Courier New" w:hAnsi="Courier New" w:eastAsia="Courier New" w:cs="Courier New"/>
+          <w:color w:val="374151"/>
+          <w:sz w:val="19"/>
+        </w:rPr>
+        <w:t>touch_id</w:t>
+      </w:r>
+      <w:r>
+        <w:t xml:space="preserve">), the corrected </w:t>
+      </w:r>
+      <w:r>
+        <w:rPr>
+          <w:rFonts w:ascii="Courier New" w:hAnsi="Courier New" w:eastAsia="Courier New" w:cs="Courier New"/>
+          <w:color w:val="374151"/>
+          <w:sz w:val="19"/>
+        </w:rPr>
+        <w:t>name</w:t>
+      </w:r>
+      <w:r>
+        <w:t xml:space="preserve"> and typed </w:t>
+      </w:r>
+      <w:r>
+        <w:rPr>
+          <w:rFonts w:ascii="Courier New" w:hAnsi="Courier New" w:eastAsia="Courier New" w:cs="Courier New"/>
+          <w:color w:val="374151"/>
+          <w:sz w:val="19"/>
+        </w:rPr>
+        <w:t>text</w:t>
+      </w:r>
+      <w:r>
+        <w:t>. A standalone recording gets a request to type the name; it is not downloaded, transcribed or uploaded as a label.</w:t>
+      </w:r>
+    </w:p>
+    <w:p>
+      <w:pPr>
+        <w:numPr>
+          <w:ilvl w:val="0"/>
+          <w:numId w:val="933"/>
+        </w:numPr>
+        <w:pStyle w:val="ListParagraph"/>
+      </w:pPr>
+      <w:r>
+        <w:rPr>
+          <w:b/>
+        </w:rPr>
+        <w:t>Caretaker-initiated setup:</w:t>
+      </w:r>
+      <w:r>
+        <w:t xml:space="preserve"> the caretaker sends a photo with a caption. Post it to </w:t>
+      </w:r>
+      <w:r>
+        <w:rPr>
+          <w:rFonts w:ascii="Courier New" w:hAnsi="Courier New" w:eastAsia="Courier New" w:cs="Courier New"/>
+          <w:color w:val="374151"/>
+          <w:sz w:val="19"/>
+        </w:rPr>
+        <w:t>POST /v1/items</w:t>
+      </w:r>
+      <w:r>
+        <w:t xml:space="preserve"> with </w:t>
+      </w:r>
+      <w:r>
+        <w:rPr>
+          <w:rFonts w:ascii="Courier New" w:hAnsi="Courier New" w:eastAsia="Courier New" w:cs="Courier New"/>
+          <w:color w:val="374151"/>
+          <w:sz w:val="19"/>
+        </w:rPr>
+        <w:t>name</w:t>
+      </w:r>
+      <w:r>
+        <w:t xml:space="preserve"> = the caption.</w:t>
+      </w:r>
+    </w:p>
+    <w:p>
+      <w:pPr>
+        <w:numPr>
+          <w:ilvl w:val="0"/>
+          <w:numId w:val="933"/>
+        </w:numPr>
+        <w:pStyle w:val="ListParagraph"/>
+      </w:pPr>
+      <w:r>
+        <w:rPr>
+          <w:b/>
+        </w:rPr>
+        <w:t>`source=photon`</w:t>
+      </w:r>
+      <w:r>
+        <w:t xml:space="preserve"> goes on every Photon </w:t>
+      </w:r>
+      <w:r>
+        <w:rPr>
+          <w:rFonts w:ascii="Courier New" w:hAnsi="Courier New" w:eastAsia="Courier New" w:cs="Courier New"/>
+          <w:color w:val="374151"/>
+          <w:sz w:val="19"/>
+        </w:rPr>
+        <w:t>POST /v1/items</w:t>
+      </w:r>
+      <w:r>
+        <w:t xml:space="preserve"> and </w:t>
+      </w:r>
+      <w:r>
+        <w:rPr>
+          <w:rFonts w:ascii="Courier New" w:hAnsi="Courier New" w:eastAsia="Courier New" w:cs="Courier New"/>
+          <w:color w:val="374151"/>
+          <w:sz w:val="19"/>
+        </w:rPr>
+        <w:t>POST /v1/labels</w:t>
+      </w:r>
+      <w:r>
+        <w:t xml:space="preserve"> (an item a label creates gets this source).</w:t>
+      </w:r>
+    </w:p>
+    <w:p>
+      <w:pPr>
+        <w:numPr>
+          <w:ilvl w:val="0"/>
+          <w:numId w:val="933"/>
+        </w:numPr>
+        <w:pStyle w:val="ListParagraph"/>
+      </w:pPr>
+      <w:r>
+        <w:rPr>
+          <w:b/>
+        </w:rPr>
+        <w:t>Starting over (testing):</w:t>
+      </w:r>
+      <w:r>
+        <w:t xml:space="preserve"> when a caretaker texts </w:t>
+      </w:r>
+      <w:r>
+        <w:rPr>
+          <w:rFonts w:ascii="Courier New" w:hAnsi="Courier New" w:eastAsia="Courier New" w:cs="Courier New"/>
+          <w:color w:val="374151"/>
+          <w:sz w:val="19"/>
+        </w:rPr>
+        <w:t>/restart</w:t>
+      </w:r>
+      <w:r>
+        <w:t xml:space="preserve">, the bridge calls </w:t>
+      </w:r>
+      <w:r>
+        <w:rPr>
+          <w:rFonts w:ascii="Courier New" w:hAnsi="Courier New" w:eastAsia="Courier New" w:cs="Courier New"/>
+          <w:color w:val="374151"/>
+          <w:sz w:val="19"/>
+        </w:rPr>
+        <w:t>DELETE /v1/items?source=photon</w:t>
+      </w:r>
+      <w:r>
+        <w:t>.</w:t>
+      </w:r>
+    </w:p>
+    <w:p>
+      <w:pPr>
+        <w:numPr>
+          <w:ilvl w:val="1"/>
+          <w:numId w:val="934"/>
+        </w:numPr>
+        <w:pStyle w:val="ListParagraph"/>
+      </w:pPr>
+      <w:r>
+        <w:t>The server forgets every Photon item, with its label, voice note and saved files.</w:t>
+      </w:r>
+    </w:p>
+    <w:p>
+      <w:pPr>
+        <w:numPr>
+          <w:ilvl w:val="1"/>
+          <w:numId w:val="934"/>
+        </w:numPr>
+        <w:pStyle w:val="ListParagraph"/>
+      </w:pPr>
+      <w:r>
+        <w:t>The app's own setup items (</w:t>
+      </w:r>
+      <w:r>
+        <w:rPr>
+          <w:rFonts w:ascii="Courier New" w:hAnsi="Courier New" w:eastAsia="Courier New" w:cs="Courier New"/>
+          <w:color w:val="374151"/>
+          <w:sz w:val="19"/>
+        </w:rPr>
+        <w:t>source=app</w:t>
+      </w:r>
+      <w:r>
+        <w:t>) are untouched.</w:t>
+      </w:r>
+    </w:p>
+    <w:p>
+      <w:pPr>
+        <w:numPr>
+          <w:ilvl w:val="1"/>
+          <w:numId w:val="934"/>
+        </w:numPr>
+        <w:pStyle w:val="ListParagraph"/>
+      </w:pPr>
+      <w:r>
+        <w:t xml:space="preserve">The reply is </w:t>
+      </w:r>
+      <w:r>
+        <w:rPr>
+          <w:rFonts w:ascii="Courier New" w:hAnsi="Courier New" w:eastAsia="Courier New" w:cs="Courier New"/>
+          <w:color w:val="374151"/>
+          <w:sz w:val="19"/>
+        </w:rPr>
+        <w:t>{"status": "ok", "removed": [{"item_id": "…", "name": "…"}]}</w:t>
+      </w:r>
+      <w:r>
+        <w:t>.</w:t>
+      </w:r>
+    </w:p>
+    <w:p>
+      <w:pPr>
+        <w:numPr>
+          <w:ilvl w:val="1"/>
+          <w:numId w:val="934"/>
         </w:numPr>
         <w:pStyle w:val="ListParagraph"/>
       </w:pPr>
@@ -4359,7 +4670,7 @@
       <w:pPr>
         <w:numPr>
           <w:ilvl w:val="0"/>
-          <w:numId w:val="930"/>
+          <w:numId w:val="935"/>
         </w:numPr>
         <w:pStyle w:val="ListParagraph"/>
       </w:pPr>
@@ -4388,7 +4699,7 @@
       <w:pPr>
         <w:numPr>
           <w:ilvl w:val="0"/>
-          <w:numId w:val="930"/>
+          <w:numId w:val="935"/>
         </w:numPr>
         <w:pStyle w:val="ListParagraph"/>
       </w:pPr>
@@ -4428,7 +4739,7 @@
       <w:pPr>
         <w:numPr>
           <w:ilvl w:val="1"/>
-          <w:numId w:val="931"/>
+          <w:numId w:val="936"/>
         </w:numPr>
         <w:pStyle w:val="ListParagraph"/>
       </w:pPr>
@@ -4457,7 +4768,7 @@
       <w:pPr>
         <w:numPr>
           <w:ilvl w:val="1"/>
-          <w:numId w:val="931"/>
+          <w:numId w:val="936"/>
         </w:numPr>
         <w:pStyle w:val="ListParagraph"/>
       </w:pPr>
@@ -4519,7 +4830,7 @@
       <w:pPr>
         <w:numPr>
           <w:ilvl w:val="1"/>
-          <w:numId w:val="931"/>
+          <w:numId w:val="936"/>
         </w:numPr>
         <w:pStyle w:val="ListParagraph"/>
       </w:pPr>
@@ -4559,7 +4870,7 @@
       <w:pPr>
         <w:numPr>
           <w:ilvl w:val="1"/>
-          <w:numId w:val="931"/>
+          <w:numId w:val="936"/>
         </w:numPr>
         <w:pStyle w:val="ListParagraph"/>
       </w:pPr>
@@ -4588,7 +4899,7 @@
       <w:pPr>
         <w:numPr>
           <w:ilvl w:val="1"/>
-          <w:numId w:val="931"/>
+          <w:numId w:val="936"/>
         </w:numPr>
         <w:pStyle w:val="ListParagraph"/>
       </w:pPr>
@@ -4694,7 +5005,7 @@
       <w:pPr>
         <w:numPr>
           <w:ilvl w:val="0"/>
-          <w:numId w:val="930"/>
+          <w:numId w:val="935"/>
         </w:numPr>
         <w:pStyle w:val="ListParagraph"/>
       </w:pPr>
@@ -4709,7 +5020,7 @@
       <w:pPr>
         <w:numPr>
           <w:ilvl w:val="1"/>
-          <w:numId w:val="932"/>
+          <w:numId w:val="937"/>
         </w:numPr>
         <w:pStyle w:val="ListParagraph"/>
       </w:pPr>
@@ -4738,7 +5049,7 @@
       <w:pPr>
         <w:numPr>
           <w:ilvl w:val="1"/>
-          <w:numId w:val="932"/>
+          <w:numId w:val="937"/>
         </w:numPr>
         <w:pStyle w:val="ListParagraph"/>
       </w:pPr>
@@ -4756,7 +5067,7 @@
       <w:pPr>
         <w:numPr>
           <w:ilvl w:val="1"/>
-          <w:numId w:val="932"/>
+          <w:numId w:val="937"/>
         </w:numPr>
         <w:pStyle w:val="ListParagraph"/>
       </w:pPr>
@@ -4774,7 +5085,7 @@
       <w:pPr>
         <w:numPr>
           <w:ilvl w:val="2"/>
-          <w:numId w:val="933"/>
+          <w:numId w:val="938"/>
         </w:numPr>
         <w:pStyle w:val="ListParagraph"/>
       </w:pPr>
@@ -4797,7 +5108,7 @@
       <w:pPr>
         <w:numPr>
           <w:ilvl w:val="2"/>
-          <w:numId w:val="933"/>
+          <w:numId w:val="938"/>
         </w:numPr>
         <w:pStyle w:val="ListParagraph"/>
       </w:pPr>
@@ -4820,7 +5131,7 @@
       <w:pPr>
         <w:numPr>
           <w:ilvl w:val="2"/>
-          <w:numId w:val="933"/>
+          <w:numId w:val="938"/>
         </w:numPr>
         <w:pStyle w:val="ListParagraph"/>
       </w:pPr>
@@ -4843,7 +5154,7 @@
       <w:pPr>
         <w:numPr>
           <w:ilvl w:val="2"/>
-          <w:numId w:val="933"/>
+          <w:numId w:val="938"/>
         </w:numPr>
         <w:pStyle w:val="ListParagraph"/>
       </w:pPr>
@@ -4877,7 +5188,7 @@
       <w:pPr>
         <w:numPr>
           <w:ilvl w:val="1"/>
-          <w:numId w:val="932"/>
+          <w:numId w:val="937"/>
         </w:numPr>
         <w:pStyle w:val="ListParagraph"/>
       </w:pPr>
@@ -4928,7 +5239,7 @@
       <w:pPr>
         <w:numPr>
           <w:ilvl w:val="1"/>
-          <w:numId w:val="932"/>
+          <w:numId w:val="937"/>
         </w:numPr>
         <w:pStyle w:val="ListParagraph"/>
       </w:pPr>
@@ -4979,7 +5290,7 @@
       <w:pPr>
         <w:numPr>
           <w:ilvl w:val="1"/>
-          <w:numId w:val="932"/>
+          <w:numId w:val="937"/>
         </w:numPr>
         <w:pStyle w:val="ListParagraph"/>
       </w:pPr>
@@ -5041,7 +5352,7 @@
       <w:pPr>
         <w:numPr>
           <w:ilvl w:val="0"/>
-          <w:numId w:val="930"/>
+          <w:numId w:val="935"/>
         </w:numPr>
         <w:pStyle w:val="ListParagraph"/>
       </w:pPr>
@@ -5560,7 +5871,7 @@
       <w:pPr>
         <w:numPr>
           <w:ilvl w:val="0"/>
-          <w:numId w:val="934"/>
+          <w:numId w:val="939"/>
         </w:numPr>
         <w:pStyle w:val="ListParagraph"/>
       </w:pPr>
@@ -5583,532 +5894,6 @@
       </w:r>
       <w:r>
         <w:t>.</w:t>
-      </w:r>
-    </w:p>
-    <w:p>
-      <w:pPr>
-        <w:numPr>
-          <w:ilvl w:val="0"/>
-          <w:numId w:val="934"/>
-        </w:numPr>
-        <w:pStyle w:val="ListParagraph"/>
-      </w:pPr>
-      <w:r>
-        <w:rPr>
-          <w:b/>
-        </w:rPr>
-        <w:t>The answer arrives.</w:t>
-      </w:r>
-      <w:r>
-        <w:t xml:space="preserve"> The phone speaks </w:t>
-      </w:r>
-      <w:r>
-        <w:rPr>
-          <w:i/>
-        </w:rPr>
-        <w:t>"Polo! Behind you, two steps, on the table,"</w:t>
-      </w:r>
-      <w:r>
-        <w:t xml:space="preserve"> spatialised at </w:t>
-      </w:r>
-      <w:r>
-        <w:rPr>
-          <w:rFonts w:ascii="Courier New" w:hAnsi="Courier New" w:eastAsia="Courier New" w:cs="Courier New"/>
-          <w:color w:val="374151"/>
-          <w:sz w:val="19"/>
-        </w:rPr>
-        <w:t>position</w:t>
-      </w:r>
-      <w:r>
-        <w:t>:</w:t>
-      </w:r>
-    </w:p>
-    <w:p>
-      <w:pPr>
-        <w:numPr>
-          <w:ilvl w:val="1"/>
-          <w:numId w:val="935"/>
-        </w:numPr>
-        <w:pStyle w:val="ListParagraph"/>
-      </w:pPr>
-      <w:r>
-        <w:t xml:space="preserve">the direction is relative to the </w:t>
-      </w:r>
-      <w:r>
-        <w:rPr>
-          <w:b/>
-        </w:rPr>
-        <w:t>body</w:t>
-      </w:r>
-      <w:r>
-        <w:t xml:space="preserve"> (chest heading), because "behind you" means behind your body;</w:t>
-      </w:r>
-    </w:p>
-    <w:p>
-      <w:pPr>
-        <w:numPr>
-          <w:ilvl w:val="1"/>
-          <w:numId w:val="935"/>
-        </w:numPr>
-        <w:pStyle w:val="ListParagraph"/>
-      </w:pPr>
-      <w:r>
-        <w:t>clock position = round(relative azimuth / 30°), where 12 o'clock means ahead; 12, 3, 6 and 9 are said as "straight ahead", "on your right", "behind you" and "on your left";</w:t>
-      </w:r>
-    </w:p>
-    <w:p>
-      <w:pPr>
-        <w:numPr>
-          <w:ilvl w:val="1"/>
-          <w:numId w:val="935"/>
-        </w:numPr>
-        <w:pStyle w:val="ListParagraph"/>
-      </w:pPr>
-      <w:r>
-        <w:t>steps = round(horizontal distance / 0.7 m), at least one;</w:t>
-      </w:r>
-    </w:p>
-    <w:p>
-      <w:pPr>
-        <w:numPr>
-          <w:ilvl w:val="1"/>
-          <w:numId w:val="935"/>
-        </w:numPr>
-        <w:pStyle w:val="ListParagraph"/>
-      </w:pPr>
-      <w:r>
-        <w:t xml:space="preserve">within 0.6 m it says </w:t>
-      </w:r>
-      <w:r>
-        <w:rPr>
-          <w:i/>
-        </w:rPr>
-        <w:t>"Polo! Within reach, …"</w:t>
-      </w:r>
-      <w:r>
-        <w:t xml:space="preserve"> instead.</w:t>
-      </w:r>
-    </w:p>
-    <w:p>
-      <w:pPr>
-        <w:numPr>
-          <w:ilvl w:val="0"/>
-          <w:numId w:val="934"/>
-        </w:numPr>
-        <w:pStyle w:val="ListParagraph"/>
-      </w:pPr>
-      <w:r>
-        <w:rPr>
-          <w:b/>
-        </w:rPr>
-        <w:t>Beacon:</w:t>
-      </w:r>
-      <w:r>
-        <w:t xml:space="preserve"> beeps from </w:t>
-      </w:r>
-      <w:r>
-        <w:rPr>
-          <w:rFonts w:ascii="Courier New" w:hAnsi="Courier New" w:eastAsia="Courier New" w:cs="Courier New"/>
-          <w:color w:val="374151"/>
-          <w:sz w:val="19"/>
-        </w:rPr>
-        <w:t>position</w:t>
-      </w:r>
-      <w:r>
-        <w:t xml:space="preserve">, rendered relative to the </w:t>
-      </w:r>
-      <w:r>
-        <w:rPr>
-          <w:b/>
-        </w:rPr>
-        <w:t>head</w:t>
-      </w:r>
-      <w:r>
-        <w:t xml:space="preserve"> (fused yaw). They're muffled and lower while the item is behind the head (|relative azimuth| more than 90°).</w:t>
-      </w:r>
-    </w:p>
-    <w:p>
-      <w:pPr>
-        <w:numPr>
-          <w:ilvl w:val="0"/>
-          <w:numId w:val="934"/>
-        </w:numPr>
-        <w:pStyle w:val="ListParagraph"/>
-      </w:pPr>
-      <w:r>
-        <w:rPr>
-          <w:b/>
-        </w:rPr>
-        <w:t>Facing</w:t>
-      </w:r>
-      <w:r>
-        <w:t xml:space="preserve"> (|relative azimuth| 12° or less): a double ding plus a haptic, once per lock. The lock releases past 20°.</w:t>
-      </w:r>
-    </w:p>
-    <w:p>
-      <w:pPr>
-        <w:numPr>
-          <w:ilvl w:val="0"/>
-          <w:numId w:val="934"/>
-        </w:numPr>
-        <w:pStyle w:val="ListParagraph"/>
-      </w:pPr>
-      <w:r>
-        <w:rPr>
-          <w:b/>
-        </w:rPr>
-        <w:t>Walking:</w:t>
-      </w:r>
-      <w:r>
-        <w:t xml:space="preserve"> the gap between beeps = clamp(0.15 + 0.35 × distance, 0.15, 1.0) s. </w:t>
-      </w:r>
-      <w:r>
-        <w:rPr>
-          <w:i/>
-        </w:rPr>
-        <w:t>"Within reach, on the {surface}"</w:t>
-      </w:r>
-      <w:r>
-        <w:t xml:space="preserve"> is said once at 0.6 m (POC 5).</w:t>
-      </w:r>
-    </w:p>
-    <w:p>
-      <w:pPr>
-        <w:numPr>
-          <w:ilvl w:val="0"/>
-          <w:numId w:val="934"/>
-        </w:numPr>
-        <w:pStyle w:val="ListParagraph"/>
-      </w:pPr>
-      <w:r>
-        <w:rPr>
-          <w:b/>
-        </w:rPr>
-        <w:t>Steady tone</w:t>
-      </w:r>
-      <w:r>
-        <w:t xml:space="preserve"> once </w:t>
-      </w:r>
-      <w:r>
-        <w:rPr>
-          <w:rFonts w:ascii="Courier New" w:hAnsi="Courier New" w:eastAsia="Courier New" w:cs="Courier New"/>
-          <w:color w:val="374151"/>
-          <w:sz w:val="19"/>
-        </w:rPr>
-        <w:t>hand_proximity.distance_m</w:t>
-      </w:r>
-      <w:r>
-        <w:t xml:space="preserve"> is 0.30 or less. It releases above 0.40, or when proximity is older than 0.5 s.</w:t>
-      </w:r>
-    </w:p>
-    <w:p>
-      <w:pPr>
-        <w:numPr>
-          <w:ilvl w:val="0"/>
-          <w:numId w:val="934"/>
-        </w:numPr>
-        <w:pStyle w:val="ListParagraph"/>
-      </w:pPr>
-      <w:r>
-        <w:rPr>
-          <w:b/>
-        </w:rPr>
-        <w:t>On `touch` for that item:</w:t>
-      </w:r>
-      <w:r>
-        <w:t xml:space="preserve"> silence, then the item's label (audio, or its text) or </w:t>
-      </w:r>
-      <w:r>
-        <w:rPr>
-          <w:i/>
-        </w:rPr>
-        <w:t>"Got it."</w:t>
-      </w:r>
-    </w:p>
-    <w:p>
-      <w:r>
-        <w:t xml:space="preserve">If an </w:t>
-      </w:r>
-      <w:r>
-        <w:rPr>
-          <w:rFonts w:ascii="Courier New" w:hAnsi="Courier New" w:eastAsia="Courier New" w:cs="Courier New"/>
-          <w:color w:val="374151"/>
-          <w:sz w:val="19"/>
-        </w:rPr>
-        <w:t>event moved</w:t>
-      </w:r>
-      <w:r>
-        <w:t xml:space="preserve"> (or </w:t>
-      </w:r>
-      <w:r>
-        <w:rPr>
-          <w:rFonts w:ascii="Courier New" w:hAnsi="Courier New" w:eastAsia="Courier New" w:cs="Courier New"/>
-          <w:color w:val="374151"/>
-          <w:sz w:val="19"/>
-        </w:rPr>
-        <w:t>put_down</w:t>
-      </w:r>
-      <w:r>
-        <w:t xml:space="preserve">) arrives for the target, retarget to its new </w:t>
-      </w:r>
-      <w:r>
-        <w:rPr>
-          <w:rFonts w:ascii="Courier New" w:hAnsi="Courier New" w:eastAsia="Courier New" w:cs="Courier New"/>
-          <w:color w:val="374151"/>
-          <w:sz w:val="19"/>
-        </w:rPr>
-        <w:t>position</w:t>
-      </w:r>
-      <w:r>
-        <w:t>.</w:t>
-      </w:r>
-    </w:p>
-    <w:p>
-      <w:pPr>
-        <w:pStyle w:val="Heading1"/>
-      </w:pPr>
-      <w:r>
-        <w:t>8. What each person needs from the others</w:t>
-      </w:r>
-    </w:p>
-    <w:p>
-      <w:r>
-        <w:rPr>
-          <w:b/>
-        </w:rPr>
-        <w:t>Vedant needs from Utkarsh:</w:t>
-      </w:r>
-    </w:p>
-    <w:p>
-      <w:pPr>
-        <w:numPr>
-          <w:ilvl w:val="0"/>
-          <w:numId w:val="936"/>
-        </w:numPr>
-        <w:pStyle w:val="ListParagraph"/>
-      </w:pPr>
-      <w:r>
-        <w:t>The frame upload (§3.1).</w:t>
-      </w:r>
-    </w:p>
-    <w:p>
-      <w:pPr>
-        <w:numPr>
-          <w:ilvl w:val="0"/>
-          <w:numId w:val="936"/>
-        </w:numPr>
-        <w:pStyle w:val="ListParagraph"/>
-      </w:pPr>
-      <w:r>
-        <w:t>The pose stream and the hand stream (§3.2).</w:t>
-      </w:r>
-    </w:p>
-    <w:p>
-      <w:pPr>
-        <w:numPr>
-          <w:ilvl w:val="0"/>
-          <w:numId w:val="936"/>
-        </w:numPr>
-        <w:pStyle w:val="ListParagraph"/>
-      </w:pPr>
-      <w:r>
-        <w:t xml:space="preserve">The </w:t>
-      </w:r>
-      <w:r>
-        <w:rPr>
-          <w:rFonts w:ascii="Courier New" w:hAnsi="Courier New" w:eastAsia="Courier New" w:cs="Courier New"/>
-          <w:color w:val="374151"/>
-          <w:sz w:val="19"/>
-        </w:rPr>
-        <w:t>map</w:t>
-      </w:r>
-      <w:r>
-        <w:t xml:space="preserve"> messages (§3.4).</w:t>
-      </w:r>
-    </w:p>
-    <w:p>
-      <w:pPr>
-        <w:numPr>
-          <w:ilvl w:val="0"/>
-          <w:numId w:val="936"/>
-        </w:numPr>
-        <w:pStyle w:val="ListParagraph"/>
-      </w:pPr>
-      <w:r>
-        <w:t>A 5-minute recorded session saved to disk in exactly these formats (frames, poses, hands), so Vedant can build against real data before the app is finished.</w:t>
-      </w:r>
-    </w:p>
-    <w:p>
-      <w:pPr>
-        <w:numPr>
-          <w:ilvl w:val="1"/>
-          <w:numId w:val="937"/>
-        </w:numPr>
-        <w:pStyle w:val="ListParagraph"/>
-      </w:pPr>
-      <w:r>
-        <w:t xml:space="preserve">The server records every session it receives under </w:t>
-      </w:r>
-      <w:r>
-        <w:rPr>
-          <w:rFonts w:ascii="Courier New" w:hAnsi="Courier New" w:eastAsia="Courier New" w:cs="Courier New"/>
-          <w:color w:val="374151"/>
-          <w:sz w:val="19"/>
-        </w:rPr>
-        <w:t>server/data/sessions/&lt;session_id&gt;/</w:t>
-      </w:r>
-      <w:r>
-        <w:t>. Running the app against the server is enough.</w:t>
-      </w:r>
-    </w:p>
-    <w:p>
-      <w:pPr>
-        <w:numPr>
-          <w:ilvl w:val="1"/>
-          <w:numId w:val="937"/>
-        </w:numPr>
-        <w:pStyle w:val="ListParagraph"/>
-      </w:pPr>
-      <w:r>
-        <w:t xml:space="preserve">Until then, a Stray Scanner recording converts with </w:t>
-      </w:r>
-      <w:r>
-        <w:rPr>
-          <w:rFonts w:ascii="Courier New" w:hAnsi="Courier New" w:eastAsia="Courier New" w:cs="Courier New"/>
-          <w:color w:val="374151"/>
-          <w:sz w:val="19"/>
-        </w:rPr>
-        <w:t>server/tools/stray_session.py</w:t>
-      </w:r>
-      <w:r>
-        <w:t>.</w:t>
-      </w:r>
-    </w:p>
-    <w:p>
-      <w:r>
-        <w:rPr>
-          <w:b/>
-        </w:rPr>
-        <w:t>Utkarsh needs from Vedant:</w:t>
-      </w:r>
-    </w:p>
-    <w:p>
-      <w:pPr>
-        <w:numPr>
-          <w:ilvl w:val="0"/>
-          <w:numId w:val="938"/>
-        </w:numPr>
-        <w:pStyle w:val="ListParagraph"/>
-      </w:pPr>
-      <w:r>
-        <w:t xml:space="preserve">A stub server that accepts everything above and returns fake </w:t>
-      </w:r>
-      <w:r>
-        <w:rPr>
-          <w:rFonts w:ascii="Courier New" w:hAnsi="Courier New" w:eastAsia="Courier New" w:cs="Courier New"/>
-          <w:color w:val="374151"/>
-          <w:sz w:val="19"/>
-        </w:rPr>
-        <w:t>answer</w:t>
-      </w:r>
-      <w:r>
-        <w:t xml:space="preserve"> / </w:t>
-      </w:r>
-      <w:r>
-        <w:rPr>
-          <w:rFonts w:ascii="Courier New" w:hAnsi="Courier New" w:eastAsia="Courier New" w:cs="Courier New"/>
-          <w:color w:val="374151"/>
-          <w:sz w:val="19"/>
-        </w:rPr>
-        <w:t>touch</w:t>
-      </w:r>
-      <w:r>
-        <w:t xml:space="preserve"> / </w:t>
-      </w:r>
-      <w:r>
-        <w:rPr>
-          <w:rFonts w:ascii="Courier New" w:hAnsi="Courier New" w:eastAsia="Courier New" w:cs="Courier New"/>
-          <w:color w:val="374151"/>
-          <w:sz w:val="19"/>
-        </w:rPr>
-        <w:t>event</w:t>
-      </w:r>
-      <w:r>
-        <w:t xml:space="preserve"> messages (</w:t>
-      </w:r>
-      <w:r>
-        <w:rPr>
-          <w:rFonts w:ascii="Courier New" w:hAnsi="Courier New" w:eastAsia="Courier New" w:cs="Courier New"/>
-          <w:color w:val="374151"/>
-          <w:sz w:val="19"/>
-        </w:rPr>
-        <w:t>MARCO_MODE=stub</w:t>
-      </w:r>
-      <w:r>
-        <w:t>, the default).</w:t>
-      </w:r>
-    </w:p>
-    <w:p>
-      <w:pPr>
-        <w:numPr>
-          <w:ilvl w:val="0"/>
-          <w:numId w:val="938"/>
-        </w:numPr>
-        <w:pStyle w:val="ListParagraph"/>
-      </w:pPr>
-      <w:r>
-        <w:t>Then the real ones (</w:t>
-      </w:r>
-      <w:r>
-        <w:rPr>
-          <w:rFonts w:ascii="Courier New" w:hAnsi="Courier New" w:eastAsia="Courier New" w:cs="Courier New"/>
-          <w:color w:val="374151"/>
-          <w:sz w:val="19"/>
-        </w:rPr>
-        <w:t>MARCO_MODE=real</w:t>
-      </w:r>
-      <w:r>
-        <w:t>).</w:t>
-      </w:r>
-    </w:p>
-    <w:p>
-      <w:pPr>
-        <w:numPr>
-          <w:ilvl w:val="0"/>
-          <w:numId w:val="938"/>
-        </w:numPr>
-        <w:pStyle w:val="ListParagraph"/>
-      </w:pPr>
-      <w:r>
-        <w:t>Label audio URLs.</w:t>
-      </w:r>
-    </w:p>
-    <w:p>
-      <w:pPr>
-        <w:numPr>
-          <w:ilvl w:val="0"/>
-          <w:numId w:val="938"/>
-        </w:numPr>
-        <w:pStyle w:val="ListParagraph"/>
-      </w:pPr>
-      <w:r>
-        <w:rPr>
-          <w:rFonts w:ascii="Courier New" w:hAnsi="Courier New" w:eastAsia="Courier New" w:cs="Courier New"/>
-          <w:color w:val="374151"/>
-          <w:sz w:val="19"/>
-        </w:rPr>
-        <w:t>label_request</w:t>
-      </w:r>
-      <w:r>
-        <w:t xml:space="preserve"> events for Photon.</w:t>
-      </w:r>
-    </w:p>
-    <w:p>
-      <w:r>
-        <w:rPr>
-          <w:b/>
-        </w:rPr>
-        <w:t>The dashboard needs from Vedant:</w:t>
       </w:r>
     </w:p>
     <w:p>
@@ -6120,7 +5905,22 @@
         <w:pStyle w:val="ListParagraph"/>
       </w:pPr>
       <w:r>
-        <w:t xml:space="preserve">the </w:t>
+        <w:rPr>
+          <w:b/>
+        </w:rPr>
+        <w:t>The answer arrives.</w:t>
+      </w:r>
+      <w:r>
+        <w:t xml:space="preserve"> The phone speaks </w:t>
+      </w:r>
+      <w:r>
+        <w:rPr>
+          <w:i/>
+        </w:rPr>
+        <w:t>"Polo! Behind you, two steps, on the table,"</w:t>
+      </w:r>
+      <w:r>
+        <w:t xml:space="preserve"> spatialised at </w:t>
       </w:r>
       <w:r>
         <w:rPr>
@@ -6128,10 +5928,94 @@
           <w:color w:val="374151"/>
           <w:sz w:val="19"/>
         </w:rPr>
-        <w:t>/v1/dashboard</w:t>
-      </w:r>
-      <w:r>
-        <w:t xml:space="preserve"> feed with recorded or fake data first (</w:t>
+        <w:t>position</w:t>
+      </w:r>
+      <w:r>
+        <w:t>:</w:t>
+      </w:r>
+    </w:p>
+    <w:p>
+      <w:pPr>
+        <w:numPr>
+          <w:ilvl w:val="1"/>
+          <w:numId w:val="940"/>
+        </w:numPr>
+        <w:pStyle w:val="ListParagraph"/>
+      </w:pPr>
+      <w:r>
+        <w:t xml:space="preserve">the direction is relative to the </w:t>
+      </w:r>
+      <w:r>
+        <w:rPr>
+          <w:b/>
+        </w:rPr>
+        <w:t>body</w:t>
+      </w:r>
+      <w:r>
+        <w:t xml:space="preserve"> (chest heading), because "behind you" means behind your body;</w:t>
+      </w:r>
+    </w:p>
+    <w:p>
+      <w:pPr>
+        <w:numPr>
+          <w:ilvl w:val="1"/>
+          <w:numId w:val="940"/>
+        </w:numPr>
+        <w:pStyle w:val="ListParagraph"/>
+      </w:pPr>
+      <w:r>
+        <w:t>clock position = round(relative azimuth / 30°), where 12 o'clock means ahead; 12, 3, 6 and 9 are said as "straight ahead", "on your right", "behind you" and "on your left";</w:t>
+      </w:r>
+    </w:p>
+    <w:p>
+      <w:pPr>
+        <w:numPr>
+          <w:ilvl w:val="1"/>
+          <w:numId w:val="940"/>
+        </w:numPr>
+        <w:pStyle w:val="ListParagraph"/>
+      </w:pPr>
+      <w:r>
+        <w:t>steps = round(horizontal distance / 0.7 m), at least one;</w:t>
+      </w:r>
+    </w:p>
+    <w:p>
+      <w:pPr>
+        <w:numPr>
+          <w:ilvl w:val="1"/>
+          <w:numId w:val="940"/>
+        </w:numPr>
+        <w:pStyle w:val="ListParagraph"/>
+      </w:pPr>
+      <w:r>
+        <w:t xml:space="preserve">within 0.6 m it says </w:t>
+      </w:r>
+      <w:r>
+        <w:rPr>
+          <w:i/>
+        </w:rPr>
+        <w:t>"Polo! Within reach, …"</w:t>
+      </w:r>
+      <w:r>
+        <w:t xml:space="preserve"> instead.</w:t>
+      </w:r>
+    </w:p>
+    <w:p>
+      <w:pPr>
+        <w:numPr>
+          <w:ilvl w:val="0"/>
+          <w:numId w:val="939"/>
+        </w:numPr>
+        <w:pStyle w:val="ListParagraph"/>
+      </w:pPr>
+      <w:r>
+        <w:rPr>
+          <w:b/>
+        </w:rPr>
+        <w:t>Beacon:</w:t>
+      </w:r>
+      <w:r>
+        <w:t xml:space="preserve"> beeps from </w:t>
       </w:r>
       <w:r>
         <w:rPr>
@@ -6139,33 +6023,82 @@
           <w:color w:val="374151"/>
           <w:sz w:val="19"/>
         </w:rPr>
-        <w:t>server/tools/replay.py</w:t>
-      </w:r>
-      <w:r>
-        <w:t>), then live.</w:t>
+        <w:t>position</w:t>
+      </w:r>
+      <w:r>
+        <w:t xml:space="preserve">, rendered relative to the </w:t>
+      </w:r>
+      <w:r>
+        <w:rPr>
+          <w:b/>
+        </w:rPr>
+        <w:t>head</w:t>
+      </w:r>
+      <w:r>
+        <w:t xml:space="preserve"> (fused yaw). They're muffled and lower while the item is behind the head (|relative azimuth| more than 90°).</w:t>
       </w:r>
     </w:p>
     <w:p>
+      <w:pPr>
+        <w:numPr>
+          <w:ilvl w:val="0"/>
+          <w:numId w:val="939"/>
+        </w:numPr>
+        <w:pStyle w:val="ListParagraph"/>
+      </w:pPr>
       <w:r>
         <w:rPr>
           <w:b/>
         </w:rPr>
-        <w:t>Everyone:</w:t>
-      </w:r>
-      <w:r>
-        <w:t xml:space="preserve"> the server is private:</w:t>
+        <w:t>Facing</w:t>
+      </w:r>
+      <w:r>
+        <w:t xml:space="preserve"> (|relative azimuth| 12° or less): a double ding plus a haptic, once per lock. The lock releases past 20°.</w:t>
       </w:r>
     </w:p>
     <w:p>
       <w:pPr>
         <w:numPr>
           <w:ilvl w:val="0"/>
-          <w:numId w:val="940"/>
+          <w:numId w:val="939"/>
         </w:numPr>
         <w:pStyle w:val="ListParagraph"/>
       </w:pPr>
       <w:r>
-        <w:t xml:space="preserve">it binds 127.0.0.1 only and is reached through </w:t>
+        <w:rPr>
+          <w:b/>
+        </w:rPr>
+        <w:t>Walking:</w:t>
+      </w:r>
+      <w:r>
+        <w:t xml:space="preserve"> the gap between beeps = clamp(0.15 + 0.35 × distance, 0.15, 1.0) s. </w:t>
+      </w:r>
+      <w:r>
+        <w:rPr>
+          <w:i/>
+        </w:rPr>
+        <w:t>"Within reach, on the {surface}"</w:t>
+      </w:r>
+      <w:r>
+        <w:t xml:space="preserve"> is said once at 0.6 m (POC 5).</w:t>
+      </w:r>
+    </w:p>
+    <w:p>
+      <w:pPr>
+        <w:numPr>
+          <w:ilvl w:val="0"/>
+          <w:numId w:val="939"/>
+        </w:numPr>
+        <w:pStyle w:val="ListParagraph"/>
+      </w:pPr>
+      <w:r>
+        <w:rPr>
+          <w:b/>
+        </w:rPr>
+        <w:t>Steady tone</w:t>
+      </w:r>
+      <w:r>
+        <w:t xml:space="preserve"> once </w:t>
       </w:r>
       <w:r>
         <w:rPr>
@@ -6173,22 +6106,42 @@
           <w:color w:val="374151"/>
           <w:sz w:val="19"/>
         </w:rPr>
-        <w:t>tailscale serve</w:t>
-      </w:r>
-      <w:r>
-        <w:t>;</w:t>
+        <w:t>hand_proximity.distance_m</w:t>
+      </w:r>
+      <w:r>
+        <w:t xml:space="preserve"> is 0.30 or less. It releases above 0.40, or when proximity is older than 0.5 s.</w:t>
       </w:r>
     </w:p>
     <w:p>
       <w:pPr>
         <w:numPr>
           <w:ilvl w:val="0"/>
-          <w:numId w:val="940"/>
+          <w:numId w:val="939"/>
         </w:numPr>
         <w:pStyle w:val="ListParagraph"/>
       </w:pPr>
       <w:r>
-        <w:t>every route goes through the fail-closed auth gate (</w:t>
+        <w:rPr>
+          <w:b/>
+        </w:rPr>
+        <w:t>On `touch` for that item:</w:t>
+      </w:r>
+      <w:r>
+        <w:t xml:space="preserve"> silence, then the item's typed label or </w:t>
+      </w:r>
+      <w:r>
+        <w:rPr>
+          <w:i/>
+        </w:rPr>
+        <w:t>"Got it."</w:t>
+      </w:r>
+      <w:r>
+        <w:t xml:space="preserve"> through §3.5. The phone's guidance sequence does not wait for cloud speech.</w:t>
+      </w:r>
+    </w:p>
+    <w:p>
+      <w:r>
+        <w:t xml:space="preserve">If an </w:t>
       </w:r>
       <w:r>
         <w:rPr>
@@ -6196,10 +6149,10 @@
           <w:color w:val="374151"/>
           <w:sz w:val="19"/>
         </w:rPr>
-        <w:t>server/marco/auth.py</w:t>
-      </w:r>
-      <w:r>
-        <w:t xml:space="preserve">), which admits only </w:t>
+        <w:t>event moved</w:t>
+      </w:r>
+      <w:r>
+        <w:t xml:space="preserve"> (or </w:t>
       </w:r>
       <w:r>
         <w:rPr>
@@ -6207,7 +6160,18 @@
           <w:color w:val="374151"/>
           <w:sz w:val="19"/>
         </w:rPr>
-        <w:t>TAILSCALE_ALLOWED_LOGINS</w:t>
+        <w:t>put_down</w:t>
+      </w:r>
+      <w:r>
+        <w:t xml:space="preserve">) arrives for the target, retarget to its new </w:t>
+      </w:r>
+      <w:r>
+        <w:rPr>
+          <w:rFonts w:ascii="Courier New" w:hAnsi="Courier New" w:eastAsia="Courier New" w:cs="Courier New"/>
+          <w:color w:val="374151"/>
+          <w:sz w:val="19"/>
+        </w:rPr>
+        <w:t>position</w:t>
       </w:r>
       <w:r>
         <w:t>.</w:t>
@@ -6218,7 +6182,15 @@
         <w:pStyle w:val="Heading1"/>
       </w:pPr>
       <w:r>
-        <w:t>9. Integration order</w:t>
+        <w:t>8. What each person needs from the others</w:t>
+      </w:r>
+    </w:p>
+    <w:p>
+      <w:r>
+        <w:rPr>
+          <w:b/>
+        </w:rPr>
+        <w:t>Vedant needs from Utkarsh:</w:t>
       </w:r>
     </w:p>
     <w:p>
@@ -6230,13 +6202,7 @@
         <w:pStyle w:val="ListParagraph"/>
       </w:pPr>
       <w:r>
-        <w:rPr>
-          <w:b/>
-        </w:rPr>
-        <w:t>Hour 0–2:</w:t>
-      </w:r>
-      <w:r>
-        <w:t xml:space="preserve"> agree this file. Vedant ships the stub server; Utkarsh gets the ARKit session and frame upload working; the dashboard renders fake feeds.</w:t>
+        <w:t>The frame upload (§3.1).</w:t>
       </w:r>
     </w:p>
     <w:p>
@@ -6248,13 +6214,7 @@
         <w:pStyle w:val="ListParagraph"/>
       </w:pPr>
       <w:r>
-        <w:rPr>
-          <w:b/>
-        </w:rPr>
-        <w:t>Then:</w:t>
-      </w:r>
-      <w:r>
-        <w:t xml:space="preserve"> the recorded 5-minute session from the vest. Vedant runs the real pipeline on it offline; the dashboard replays it.</w:t>
+        <w:t>The pose stream and the hand stream (§3.2).</w:t>
       </w:r>
     </w:p>
     <w:p>
@@ -6266,13 +6226,18 @@
         <w:pStyle w:val="ListParagraph"/>
       </w:pPr>
       <w:r>
-        <w:rPr>
-          <w:b/>
-        </w:rPr>
-        <w:t>First live path:</w:t>
-      </w:r>
-      <w:r>
-        <w:t xml:space="preserve"> register keys, put them down, ask "where are my keys?", and follow the sound to them, end to end.</w:t>
+        <w:t xml:space="preserve">The </w:t>
+      </w:r>
+      <w:r>
+        <w:rPr>
+          <w:rFonts w:ascii="Courier New" w:hAnsi="Courier New" w:eastAsia="Courier New" w:cs="Courier New"/>
+          <w:color w:val="374151"/>
+          <w:sz w:val="19"/>
+        </w:rPr>
+        <w:t>map</w:t>
+      </w:r>
+      <w:r>
+        <w:t xml:space="preserve"> messages (§3.4).</w:t>
       </w:r>
     </w:p>
     <w:p>
@@ -6284,10 +6249,7 @@
         <w:pStyle w:val="ListParagraph"/>
       </w:pPr>
       <w:r>
-        <w:rPr>
-          <w:b/>
-        </w:rPr>
-        <w:t>Then:</w:t>
+        <w:t>A 5-minute recorded session saved to disk in exactly these formats (frames, poses, hands), so Vedant can build against real data before the app is finished.</w:t>
       </w:r>
     </w:p>
     <w:p>
@@ -6299,7 +6261,18 @@
         <w:pStyle w:val="ListParagraph"/>
       </w:pPr>
       <w:r>
-        <w:t>touch and "what is this?" with Photon labeling;</w:t>
+        <w:t xml:space="preserve">The server records every session it receives under </w:t>
+      </w:r>
+      <w:r>
+        <w:rPr>
+          <w:rFonts w:ascii="Courier New" w:hAnsi="Courier New" w:eastAsia="Courier New" w:cs="Courier New"/>
+          <w:color w:val="374151"/>
+          <w:sz w:val="19"/>
+        </w:rPr>
+        <w:t>server/data/sessions/&lt;session_id&gt;/</w:t>
+      </w:r>
+      <w:r>
+        <w:t>. Running the app against the server is enough.</w:t>
       </w:r>
     </w:p>
     <w:p>
@@ -6311,27 +6284,26 @@
         <w:pStyle w:val="ListParagraph"/>
       </w:pPr>
       <w:r>
-        <w:t>moved and left-behind events;</w:t>
+        <w:t xml:space="preserve">Until then, a Stray Scanner recording converts with </w:t>
+      </w:r>
+      <w:r>
+        <w:rPr>
+          <w:rFonts w:ascii="Courier New" w:hAnsi="Courier New" w:eastAsia="Courier New" w:cs="Courier New"/>
+          <w:color w:val="374151"/>
+          <w:sz w:val="19"/>
+        </w:rPr>
+        <w:t>server/tools/stray_session.py</w:t>
+      </w:r>
+      <w:r>
+        <w:t>.</w:t>
       </w:r>
     </w:p>
     <w:p>
-      <w:pPr>
-        <w:numPr>
-          <w:ilvl w:val="1"/>
-          <w:numId w:val="942"/>
-        </w:numPr>
-        <w:pStyle w:val="ListParagraph"/>
-      </w:pPr>
-      <w:r>
-        <w:t>relaunch persistence.</w:t>
-      </w:r>
-    </w:p>
-    <w:p>
-      <w:pPr>
-        <w:pStyle w:val="Heading1"/>
-      </w:pPr>
-      <w:r>
-        <w:t>10. Open questions (decide together)</w:t>
+      <w:r>
+        <w:rPr>
+          <w:b/>
+        </w:rPr>
+        <w:t>Utkarsh needs from Vedant:</w:t>
       </w:r>
     </w:p>
     <w:p>
@@ -6343,13 +6315,7 @@
         <w:pStyle w:val="ListParagraph"/>
       </w:pPr>
       <w:r>
-        <w:rPr>
-          <w:b/>
-        </w:rPr>
-        <w:t>Vision orientation:</w:t>
-      </w:r>
-      <w:r>
-        <w:t xml:space="preserve"> </w:t>
+        <w:t xml:space="preserve">A stub server that accepts everything above and returns fake </w:t>
       </w:r>
       <w:r>
         <w:rPr>
@@ -6357,10 +6323,10 @@
           <w:color w:val="374151"/>
           <w:sz w:val="19"/>
         </w:rPr>
-        <w:t>.up</w:t>
-      </w:r>
-      <w:r>
-        <w:t xml:space="preserve"> versus </w:t>
+        <w:t>answer</w:t>
+      </w:r>
+      <w:r>
+        <w:t xml:space="preserve"> / </w:t>
       </w:r>
       <w:r>
         <w:rPr>
@@ -6368,10 +6334,32 @@
           <w:color w:val="374151"/>
           <w:sz w:val="19"/>
         </w:rPr>
-        <w:t>.right</w:t>
-      </w:r>
-      <w:r>
-        <w:t xml:space="preserve"> for the hand pose. Test in hour one.</w:t>
+        <w:t>touch</w:t>
+      </w:r>
+      <w:r>
+        <w:t xml:space="preserve"> / </w:t>
+      </w:r>
+      <w:r>
+        <w:rPr>
+          <w:rFonts w:ascii="Courier New" w:hAnsi="Courier New" w:eastAsia="Courier New" w:cs="Courier New"/>
+          <w:color w:val="374151"/>
+          <w:sz w:val="19"/>
+        </w:rPr>
+        <w:t>event</w:t>
+      </w:r>
+      <w:r>
+        <w:t xml:space="preserve"> messages (</w:t>
+      </w:r>
+      <w:r>
+        <w:rPr>
+          <w:rFonts w:ascii="Courier New" w:hAnsi="Courier New" w:eastAsia="Courier New" w:cs="Courier New"/>
+          <w:color w:val="374151"/>
+          <w:sz w:val="19"/>
+        </w:rPr>
+        <w:t>MARCO_MODE=stub</w:t>
+      </w:r>
+      <w:r>
+        <w:t>, the default).</w:t>
       </w:r>
     </w:p>
     <w:p>
@@ -6383,13 +6371,7 @@
         <w:pStyle w:val="ListParagraph"/>
       </w:pPr>
       <w:r>
-        <w:rPr>
-          <w:b/>
-        </w:rPr>
-        <w:t>Where the server runs: decided (2026-10-17).</w:t>
-      </w:r>
-      <w:r>
-        <w:t xml:space="preserve"> The Vultr GPU box (</w:t>
+        <w:t>Then the real ones (</w:t>
       </w:r>
       <w:r>
         <w:rPr>
@@ -6397,21 +6379,10 @@
           <w:color w:val="374151"/>
           <w:sz w:val="19"/>
         </w:rPr>
-        <w:t>deploy/vultr/</w:t>
-      </w:r>
-      <w:r>
-        <w:t xml:space="preserve">, </w:t>
-      </w:r>
-      <w:r>
-        <w:rPr>
-          <w:rFonts w:ascii="Courier New" w:hAnsi="Courier New" w:eastAsia="Courier New" w:cs="Courier New"/>
-          <w:color w:val="374151"/>
-          <w:sz w:val="19"/>
-        </w:rPr>
-        <w:t>marco-gpu</w:t>
-      </w:r>
-      <w:r>
-        <w:t>) is the primary server; a laptop at the venue is the fallback. Nothing in this contract changes: clients only change the base URL.</w:t>
+        <w:t>MARCO_MODE=real</w:t>
+      </w:r>
+      <w:r>
+        <w:t>).</w:t>
       </w:r>
     </w:p>
     <w:p>
@@ -6423,13 +6394,7 @@
         <w:pStyle w:val="ListParagraph"/>
       </w:pPr>
       <w:r>
-        <w:rPr>
-          <w:b/>
-        </w:rPr>
-        <w:t>Who names places</w:t>
-      </w:r>
-      <w:r>
-        <w:t xml:space="preserve"> ("entry table"): the server names them by height, or the user names them during setup.</w:t>
+        <w:t>Typed labels and the speech route (§3.5). Legacy label audio URLs remain optional compatibility fields.</w:t>
       </w:r>
     </w:p>
     <w:p>
@@ -6442,23 +6407,34 @@
       </w:pPr>
       <w:r>
         <w:rPr>
-          <w:b/>
-        </w:rPr>
-        <w:t>Photon and dashboard routes.</w:t>
-      </w:r>
-      <w:r>
-        <w:t xml:space="preserve"> </w:t>
-      </w:r>
-      <w:r>
-        <w:rPr>
           <w:rFonts w:ascii="Courier New" w:hAnsi="Courier New" w:eastAsia="Courier New" w:cs="Courier New"/>
           <w:color w:val="374151"/>
           <w:sz w:val="19"/>
         </w:rPr>
-        <w:t>photon/</w:t>
-      </w:r>
-      <w:r>
-        <w:t xml:space="preserve"> and </w:t>
+        <w:t>label_request</w:t>
+      </w:r>
+      <w:r>
+        <w:t xml:space="preserve"> events for Photon.</w:t>
+      </w:r>
+    </w:p>
+    <w:p>
+      <w:r>
+        <w:rPr>
+          <w:b/>
+        </w:rPr>
+        <w:t>The dashboard needs from Vedant:</w:t>
+      </w:r>
+    </w:p>
+    <w:p>
+      <w:pPr>
+        <w:numPr>
+          <w:ilvl w:val="0"/>
+          <w:numId w:val="944"/>
+        </w:numPr>
+        <w:pStyle w:val="ListParagraph"/>
+      </w:pPr>
+      <w:r>
+        <w:t xml:space="preserve">the </w:t>
       </w:r>
       <w:r>
         <w:rPr>
@@ -6466,28 +6442,10 @@
           <w:color w:val="374151"/>
           <w:sz w:val="19"/>
         </w:rPr>
-        <w:t>frontend/</w:t>
-      </w:r>
-      <w:r>
-        <w:t xml:space="preserve"> were built against the earlier requirements and POC 26 paths. Status of each:</w:t>
-      </w:r>
-    </w:p>
-    <w:p>
-      <w:pPr>
-        <w:numPr>
-          <w:ilvl w:val="1"/>
-          <w:numId w:val="944"/>
-        </w:numPr>
-        <w:pStyle w:val="ListParagraph"/>
-      </w:pPr>
-      <w:r>
-        <w:rPr>
-          <w:b/>
-        </w:rPr>
-        <w:t>Photon: decided (2026-10-17).</w:t>
-      </w:r>
-      <w:r>
-        <w:t xml:space="preserve"> </w:t>
+        <w:t>/v1/dashboard</w:t>
+      </w:r>
+      <w:r>
+        <w:t xml:space="preserve"> feed with recorded or fake data first (</w:t>
       </w:r>
       <w:r>
         <w:rPr>
@@ -6495,124 +6453,21 @@
           <w:color w:val="374151"/>
           <w:sz w:val="19"/>
         </w:rPr>
-        <w:t>photon/</w:t>
-      </w:r>
-      <w:r>
-        <w:t xml:space="preserve"> adopted §5 as written, on Photon 2.0, with no format changes. The phone never talks to </w:t>
-      </w:r>
-      <w:r>
-        <w:rPr>
-          <w:rFonts w:ascii="Courier New" w:hAnsi="Courier New" w:eastAsia="Courier New" w:cs="Courier New"/>
-          <w:color w:val="374151"/>
-          <w:sz w:val="19"/>
-        </w:rPr>
-        <w:t>photon/</w:t>
-      </w:r>
-      <w:r>
-        <w:t xml:space="preserve">. Two optional additions are proposed in </w:t>
-      </w:r>
-      <w:r>
-        <w:rPr>
-          <w:rFonts w:ascii="Courier New" w:hAnsi="Courier New" w:eastAsia="Courier New" w:cs="Courier New"/>
-          <w:color w:val="374151"/>
-          <w:sz w:val="19"/>
-        </w:rPr>
-        <w:t>STATUS.md</w:t>
-      </w:r>
-      <w:r>
-        <w:t xml:space="preserve"> (</w:t>
-      </w:r>
-      <w:r>
-        <w:rPr>
-          <w:rFonts w:ascii="Courier New" w:hAnsi="Courier New" w:eastAsia="Courier New" w:cs="Courier New"/>
-          <w:color w:val="374151"/>
-          <w:sz w:val="19"/>
-        </w:rPr>
-        <w:t>label_request_seen</w:t>
-      </w:r>
-      <w:r>
-        <w:t xml:space="preserve">, </w:t>
-      </w:r>
-      <w:r>
-        <w:rPr>
-          <w:rFonts w:ascii="Courier New" w:hAnsi="Courier New" w:eastAsia="Courier New" w:cs="Courier New"/>
-          <w:color w:val="374151"/>
-          <w:sz w:val="19"/>
-        </w:rPr>
-        <w:t>label_unknown</w:t>
-      </w:r>
-      <w:r>
-        <w:t>); they are not part of this contract.</w:t>
+        <w:t>server/tools/replay.py</w:t>
+      </w:r>
+      <w:r>
+        <w:t>), then live.</w:t>
       </w:r>
     </w:p>
     <w:p>
-      <w:pPr>
-        <w:numPr>
-          <w:ilvl w:val="1"/>
-          <w:numId w:val="944"/>
-        </w:numPr>
-        <w:pStyle w:val="ListParagraph"/>
-      </w:pPr>
       <w:r>
         <w:rPr>
           <w:b/>
         </w:rPr>
-        <w:t>Dashboard: decided (2026-10-18).</w:t>
-      </w:r>
-      <w:r>
-        <w:t xml:space="preserve"> The server serves </w:t>
-      </w:r>
-      <w:r>
-        <w:rPr>
-          <w:rFonts w:ascii="Courier New" w:hAnsi="Courier New" w:eastAsia="Courier New" w:cs="Courier New"/>
-          <w:color w:val="374151"/>
-          <w:sz w:val="19"/>
-        </w:rPr>
-        <w:t>frontend/</w:t>
-      </w:r>
-      <w:r>
-        <w:t xml:space="preserve">'s own contract (§6, </w:t>
-      </w:r>
-      <w:r>
-        <w:rPr>
-          <w:rFonts w:ascii="Courier New" w:hAnsi="Courier New" w:eastAsia="Courier New" w:cs="Courier New"/>
-          <w:color w:val="374151"/>
-          <w:sz w:val="19"/>
-        </w:rPr>
-        <w:t>marco/dashboard.py</w:t>
-      </w:r>
-      <w:r>
-        <w:t xml:space="preserve">). The phone gained </w:t>
-      </w:r>
-      <w:r>
-        <w:rPr>
-          <w:rFonts w:ascii="Courier New" w:hAnsi="Courier New" w:eastAsia="Courier New" w:cs="Courier New"/>
-          <w:color w:val="374151"/>
-          <w:sz w:val="19"/>
-        </w:rPr>
-        <w:t>command</w:t>
-      </w:r>
-      <w:r>
-        <w:t xml:space="preserve"> and </w:t>
-      </w:r>
-      <w:r>
-        <w:rPr>
-          <w:rFonts w:ascii="Courier New" w:hAnsi="Courier New" w:eastAsia="Courier New" w:cs="Courier New"/>
-          <w:color w:val="374151"/>
-          <w:sz w:val="19"/>
-        </w:rPr>
-        <w:t>command_ack</w:t>
-      </w:r>
-      <w:r>
-        <w:t xml:space="preserve"> for Find and Stop.</w:t>
-      </w:r>
-    </w:p>
-    <w:p>
-      <w:pPr>
-        <w:pStyle w:val="Heading1"/>
-      </w:pPr>
-      <w:r>
-        <w:t>11. Changes since v0.1</w:t>
+        <w:t>Everyone:</w:t>
+      </w:r>
+      <w:r>
+        <w:t xml:space="preserve"> the server is private:</w:t>
       </w:r>
     </w:p>
     <w:p>
@@ -6624,13 +6479,7 @@
         <w:pStyle w:val="ListParagraph"/>
       </w:pPr>
       <w:r>
-        <w:rPr>
-          <w:b/>
-        </w:rPr>
-        <w:t>Compression:</w:t>
-      </w:r>
-      <w:r>
-        <w:t xml:space="preserve"> DEFLATE, where raw DEFLATE (Apple's </w:t>
+        <w:t xml:space="preserve">it binds 127.0.0.1 only and is reached through </w:t>
       </w:r>
       <w:r>
         <w:rPr>
@@ -6638,10 +6487,10 @@
           <w:color w:val="374151"/>
           <w:sz w:val="19"/>
         </w:rPr>
-        <w:t>.zlib</w:t>
-      </w:r>
-      <w:r>
-        <w:t>) and zlib are both accepted.</w:t>
+        <w:t>tailscale serve</w:t>
+      </w:r>
+      <w:r>
+        <w:t>;</w:t>
       </w:r>
     </w:p>
     <w:p>
@@ -6653,31 +6502,7 @@
         <w:pStyle w:val="ListParagraph"/>
       </w:pPr>
       <w:r>
-        <w:rPr>
-          <w:b/>
-        </w:rPr>
-        <w:t>`session_id`</w:t>
-      </w:r>
-      <w:r>
-        <w:t xml:space="preserve"> is on every phone message (hand, guidance, query and map too).</w:t>
-      </w:r>
-    </w:p>
-    <w:p>
-      <w:pPr>
-        <w:numPr>
-          <w:ilvl w:val="0"/>
-          <w:numId w:val="945"/>
-        </w:numPr>
-        <w:pStyle w:val="ListParagraph"/>
-      </w:pPr>
-      <w:r>
-        <w:rPr>
-          <w:b/>
-        </w:rPr>
-        <w:t>Hand message:</w:t>
-      </w:r>
-      <w:r>
-        <w:t xml:space="preserve"> gains </w:t>
+        <w:t>every route goes through the fail-closed auth gate (</w:t>
       </w:r>
       <w:r>
         <w:rPr>
@@ -6685,28 +6510,10 @@
           <w:color w:val="374151"/>
           <w:sz w:val="19"/>
         </w:rPr>
-        <w:t>map_id</w:t>
-      </w:r>
-      <w:r>
-        <w:t>. The server uses the latest frame's intrinsics, and the joint names are spelled out.</w:t>
-      </w:r>
-    </w:p>
-    <w:p>
-      <w:pPr>
-        <w:numPr>
-          <w:ilvl w:val="0"/>
-          <w:numId w:val="945"/>
-        </w:numPr>
-        <w:pStyle w:val="ListParagraph"/>
-      </w:pPr>
-      <w:r>
-        <w:rPr>
-          <w:b/>
-        </w:rPr>
-        <w:t>New query</w:t>
-      </w:r>
-      <w:r>
-        <w:t xml:space="preserve"> </w:t>
+        <w:t>server/marco/auth.py</w:t>
+      </w:r>
+      <w:r>
+        <w:t xml:space="preserve">), which admits only </w:t>
       </w:r>
       <w:r>
         <w:rPr>
@@ -6714,45 +6521,160 @@
           <w:color w:val="374151"/>
           <w:sz w:val="19"/>
         </w:rPr>
-        <w:t>set_place door</w:t>
-      </w:r>
-      <w:r>
-        <w:t>, with its answer.</w:t>
+        <w:t>TAILSCALE_ALLOWED_LOGINS</w:t>
+      </w:r>
+      <w:r>
+        <w:t>.</w:t>
       </w:r>
     </w:p>
     <w:p>
       <w:pPr>
+        <w:pStyle w:val="Heading1"/>
+      </w:pPr>
+      <w:r>
+        <w:t>9. Integration order</w:t>
+      </w:r>
+    </w:p>
+    <w:p>
+      <w:pPr>
         <w:numPr>
           <w:ilvl w:val="0"/>
-          <w:numId w:val="945"/>
-        </w:numPr>
-        <w:pStyle w:val="ListParagraph"/>
-      </w:pPr>
-      <w:r>
-        <w:rPr>
-          <w:b/>
-        </w:rPr>
-        <w:t>Find answers:</w:t>
-      </w:r>
-    </w:p>
-    <w:p>
-      <w:pPr>
-        <w:numPr>
-          <w:ilvl w:val="1"/>
           <w:numId w:val="946"/>
         </w:numPr>
         <w:pStyle w:val="ListParagraph"/>
       </w:pPr>
       <w:r>
         <w:rPr>
+          <w:b/>
+        </w:rPr>
+        <w:t>Hour 0–2:</w:t>
+      </w:r>
+      <w:r>
+        <w:t xml:space="preserve"> agree this file. Vedant ships the stub server; Utkarsh gets the ARKit session and frame upload working; the dashboard renders fake feeds.</w:t>
+      </w:r>
+    </w:p>
+    <w:p>
+      <w:pPr>
+        <w:numPr>
+          <w:ilvl w:val="0"/>
+          <w:numId w:val="946"/>
+        </w:numPr>
+        <w:pStyle w:val="ListParagraph"/>
+      </w:pPr>
+      <w:r>
+        <w:rPr>
+          <w:b/>
+        </w:rPr>
+        <w:t>Then:</w:t>
+      </w:r>
+      <w:r>
+        <w:t xml:space="preserve"> the recorded 5-minute session from the vest. Vedant runs the real pipeline on it offline; the dashboard replays it.</w:t>
+      </w:r>
+    </w:p>
+    <w:p>
+      <w:pPr>
+        <w:numPr>
+          <w:ilvl w:val="0"/>
+          <w:numId w:val="946"/>
+        </w:numPr>
+        <w:pStyle w:val="ListParagraph"/>
+      </w:pPr>
+      <w:r>
+        <w:rPr>
+          <w:b/>
+        </w:rPr>
+        <w:t>First live path:</w:t>
+      </w:r>
+      <w:r>
+        <w:t xml:space="preserve"> register keys, put them down, ask "where are my keys?", and follow the sound to them, end to end.</w:t>
+      </w:r>
+    </w:p>
+    <w:p>
+      <w:pPr>
+        <w:numPr>
+          <w:ilvl w:val="0"/>
+          <w:numId w:val="946"/>
+        </w:numPr>
+        <w:pStyle w:val="ListParagraph"/>
+      </w:pPr>
+      <w:r>
+        <w:rPr>
+          <w:b/>
+        </w:rPr>
+        <w:t>Then:</w:t>
+      </w:r>
+    </w:p>
+    <w:p>
+      <w:pPr>
+        <w:numPr>
+          <w:ilvl w:val="1"/>
+          <w:numId w:val="947"/>
+        </w:numPr>
+        <w:pStyle w:val="ListParagraph"/>
+      </w:pPr>
+      <w:r>
+        <w:t>touch and "what is this?" with Photon labeling;</w:t>
+      </w:r>
+    </w:p>
+    <w:p>
+      <w:pPr>
+        <w:numPr>
+          <w:ilvl w:val="1"/>
+          <w:numId w:val="947"/>
+        </w:numPr>
+        <w:pStyle w:val="ListParagraph"/>
+      </w:pPr>
+      <w:r>
+        <w:t>moved and left-behind events;</w:t>
+      </w:r>
+    </w:p>
+    <w:p>
+      <w:pPr>
+        <w:numPr>
+          <w:ilvl w:val="1"/>
+          <w:numId w:val="947"/>
+        </w:numPr>
+        <w:pStyle w:val="ListParagraph"/>
+      </w:pPr>
+      <w:r>
+        <w:t>relaunch persistence.</w:t>
+      </w:r>
+    </w:p>
+    <w:p>
+      <w:pPr>
+        <w:pStyle w:val="Heading1"/>
+      </w:pPr>
+      <w:r>
+        <w:t>10. Open questions (decide together)</w:t>
+      </w:r>
+    </w:p>
+    <w:p>
+      <w:pPr>
+        <w:numPr>
+          <w:ilvl w:val="0"/>
+          <w:numId w:val="948"/>
+        </w:numPr>
+        <w:pStyle w:val="ListParagraph"/>
+      </w:pPr>
+      <w:r>
+        <w:rPr>
+          <w:b/>
+        </w:rPr>
+        <w:t>Vision orientation:</w:t>
+      </w:r>
+      <w:r>
+        <w:t xml:space="preserve"> </w:t>
+      </w:r>
+      <w:r>
+        <w:rPr>
           <w:rFonts w:ascii="Courier New" w:hAnsi="Courier New" w:eastAsia="Courier New" w:cs="Courier New"/>
           <w:color w:val="374151"/>
           <w:sz w:val="19"/>
         </w:rPr>
-        <w:t>reason</w:t>
-      </w:r>
-      <w:r>
-        <w:t xml:space="preserve"> adds </w:t>
+        <w:t>.up</w:t>
+      </w:r>
+      <w:r>
+        <w:t xml:space="preserve"> versus </w:t>
       </w:r>
       <w:r>
         <w:rPr>
@@ -6760,30 +6682,39 @@
           <w:color w:val="374151"/>
           <w:sz w:val="19"/>
         </w:rPr>
-        <w:t>not_registered</w:t>
-      </w:r>
-      <w:r>
-        <w:t>;</w:t>
+        <w:t>.right</w:t>
+      </w:r>
+      <w:r>
+        <w:t xml:space="preserve"> for the hand pose. Test in hour one.</w:t>
       </w:r>
     </w:p>
     <w:p>
       <w:pPr>
         <w:numPr>
-          <w:ilvl w:val="1"/>
-          <w:numId w:val="946"/>
+          <w:ilvl w:val="0"/>
+          <w:numId w:val="948"/>
         </w:numPr>
         <w:pStyle w:val="ListParagraph"/>
       </w:pPr>
+      <w:r>
+        <w:rPr>
+          <w:b/>
+        </w:rPr>
+        <w:t>Where the server runs: decided (2026-10-17).</w:t>
+      </w:r>
+      <w:r>
+        <w:t xml:space="preserve"> The Vultr GPU box (</w:t>
+      </w:r>
       <w:r>
         <w:rPr>
           <w:rFonts w:ascii="Courier New" w:hAnsi="Courier New" w:eastAsia="Courier New" w:cs="Courier New"/>
           <w:color w:val="374151"/>
           <w:sz w:val="19"/>
         </w:rPr>
-        <w:t>not_where_last_seen</w:t>
-      </w:r>
-      <w:r>
-        <w:t xml:space="preserve"> carries </w:t>
+        <w:t>deploy/vultr/</w:t>
+      </w:r>
+      <w:r>
+        <w:t xml:space="preserve">, </w:t>
       </w:r>
       <w:r>
         <w:rPr>
@@ -6791,10 +6722,46 @@
           <w:color w:val="374151"/>
           <w:sz w:val="19"/>
         </w:rPr>
-        <w:t>last_position</w:t>
-      </w:r>
-      <w:r>
-        <w:t xml:space="preserve"> and </w:t>
+        <w:t>marco-gpu</w:t>
+      </w:r>
+      <w:r>
+        <w:t>) is the primary server; a laptop at the venue is the fallback. Nothing in this contract changes: clients only change the base URL.</w:t>
+      </w:r>
+    </w:p>
+    <w:p>
+      <w:pPr>
+        <w:numPr>
+          <w:ilvl w:val="0"/>
+          <w:numId w:val="948"/>
+        </w:numPr>
+        <w:pStyle w:val="ListParagraph"/>
+      </w:pPr>
+      <w:r>
+        <w:rPr>
+          <w:b/>
+        </w:rPr>
+        <w:t>Who names places</w:t>
+      </w:r>
+      <w:r>
+        <w:t xml:space="preserve"> ("entry table"): the server names them by height, or the user names them during setup.</w:t>
+      </w:r>
+    </w:p>
+    <w:p>
+      <w:pPr>
+        <w:numPr>
+          <w:ilvl w:val="0"/>
+          <w:numId w:val="948"/>
+        </w:numPr>
+        <w:pStyle w:val="ListParagraph"/>
+      </w:pPr>
+      <w:r>
+        <w:rPr>
+          <w:b/>
+        </w:rPr>
+        <w:t>Photon and dashboard routes.</w:t>
+      </w:r>
+      <w:r>
+        <w:t xml:space="preserve"> </w:t>
       </w:r>
       <w:r>
         <w:rPr>
@@ -6802,22 +6769,10 @@
           <w:color w:val="374151"/>
           <w:sz w:val="19"/>
         </w:rPr>
-        <w:t>surface</w:t>
-      </w:r>
-      <w:r>
-        <w:t>;</w:t>
-      </w:r>
-    </w:p>
-    <w:p>
-      <w:pPr>
-        <w:numPr>
-          <w:ilvl w:val="1"/>
-          <w:numId w:val="946"/>
-        </w:numPr>
-        <w:pStyle w:val="ListParagraph"/>
-      </w:pPr>
-      <w:r>
-        <w:t xml:space="preserve">found answers carry </w:t>
+        <w:t>photon/</w:t>
+      </w:r>
+      <w:r>
+        <w:t xml:space="preserve"> and </w:t>
       </w:r>
       <w:r>
         <w:rPr>
@@ -6825,17 +6780,17 @@
           <w:color w:val="374151"/>
           <w:sz w:val="19"/>
         </w:rPr>
-        <w:t>state</w:t>
-      </w:r>
-      <w:r>
-        <w:t>.</w:t>
+        <w:t>frontend/</w:t>
+      </w:r>
+      <w:r>
+        <w:t xml:space="preserve"> were built against the earlier requirements and POC 26 paths. Status of each:</w:t>
       </w:r>
     </w:p>
     <w:p>
       <w:pPr>
         <w:numPr>
-          <w:ilvl w:val="0"/>
-          <w:numId w:val="945"/>
+          <w:ilvl w:val="1"/>
+          <w:numId w:val="949"/>
         </w:numPr>
         <w:pStyle w:val="ListParagraph"/>
       </w:pPr>
@@ -6843,10 +6798,10 @@
         <w:rPr>
           <w:b/>
         </w:rPr>
-        <w:t>Event kinds:</w:t>
-      </w:r>
-      <w:r>
-        <w:t xml:space="preserve"> added </w:t>
+        <w:t>Photon: decided (2026-10-17).</w:t>
+      </w:r>
+      <w:r>
+        <w:t xml:space="preserve"> </w:t>
       </w:r>
       <w:r>
         <w:rPr>
@@ -6854,10 +6809,10 @@
           <w:color w:val="374151"/>
           <w:sz w:val="19"/>
         </w:rPr>
-        <w:t>seen</w:t>
-      </w:r>
-      <w:r>
-        <w:t xml:space="preserve">, </w:t>
+        <w:t>photon/</w:t>
+      </w:r>
+      <w:r>
+        <w:t xml:space="preserve"> adopted §5 as written, on Photon 2.0, with no format changes. The phone never talks to </w:t>
       </w:r>
       <w:r>
         <w:rPr>
@@ -6865,10 +6820,10 @@
           <w:color w:val="374151"/>
           <w:sz w:val="19"/>
         </w:rPr>
-        <w:t>missing</w:t>
-      </w:r>
-      <w:r>
-        <w:t xml:space="preserve"> and </w:t>
+        <w:t>photon/</w:t>
+      </w:r>
+      <w:r>
+        <w:t xml:space="preserve">. Two optional additions are proposed in </w:t>
       </w:r>
       <w:r>
         <w:rPr>
@@ -6876,28 +6831,10 @@
           <w:color w:val="374151"/>
           <w:sz w:val="19"/>
         </w:rPr>
-        <w:t>label_added</w:t>
-      </w:r>
-      <w:r>
-        <w:t>.</w:t>
-      </w:r>
-    </w:p>
-    <w:p>
-      <w:pPr>
-        <w:numPr>
-          <w:ilvl w:val="0"/>
-          <w:numId w:val="945"/>
-        </w:numPr>
-        <w:pStyle w:val="ListParagraph"/>
-      </w:pPr>
-      <w:r>
-        <w:rPr>
-          <w:b/>
-        </w:rPr>
-        <w:t>`POST /v1/labels`:</w:t>
-      </w:r>
-      <w:r>
-        <w:t xml:space="preserve"> takes </w:t>
+        <w:t>STATUS.md</w:t>
+      </w:r>
+      <w:r>
+        <w:t xml:space="preserve"> (</w:t>
       </w:r>
       <w:r>
         <w:rPr>
@@ -6905,10 +6842,10 @@
           <w:color w:val="374151"/>
           <w:sz w:val="19"/>
         </w:rPr>
-        <w:t>text</w:t>
-      </w:r>
-      <w:r>
-        <w:t xml:space="preserve">, and </w:t>
+        <w:t>label_request_seen</w:t>
+      </w:r>
+      <w:r>
+        <w:t xml:space="preserve">, </w:t>
       </w:r>
       <w:r>
         <w:rPr>
@@ -6916,10 +6853,28 @@
           <w:color w:val="374151"/>
           <w:sz w:val="19"/>
         </w:rPr>
-        <w:t>item_id</w:t>
-      </w:r>
-      <w:r>
-        <w:t xml:space="preserve"> for a follow-up voice note; it returns </w:t>
+        <w:t>label_unknown</w:t>
+      </w:r>
+      <w:r>
+        <w:t>); they are not part of this contract.</w:t>
+      </w:r>
+    </w:p>
+    <w:p>
+      <w:pPr>
+        <w:numPr>
+          <w:ilvl w:val="1"/>
+          <w:numId w:val="949"/>
+        </w:numPr>
+        <w:pStyle w:val="ListParagraph"/>
+      </w:pPr>
+      <w:r>
+        <w:rPr>
+          <w:b/>
+        </w:rPr>
+        <w:t>Dashboard: decided (2026-10-18).</w:t>
+      </w:r>
+      <w:r>
+        <w:t xml:space="preserve"> The server serves </w:t>
       </w:r>
       <w:r>
         <w:rPr>
@@ -6927,90 +6882,10 @@
           <w:color w:val="374151"/>
           <w:sz w:val="19"/>
         </w:rPr>
-        <w:t>item_id</w:t>
-      </w:r>
-      <w:r>
-        <w:t>.</w:t>
-      </w:r>
-    </w:p>
-    <w:p>
-      <w:pPr>
-        <w:numPr>
-          <w:ilvl w:val="0"/>
-          <w:numId w:val="945"/>
-        </w:numPr>
-        <w:pStyle w:val="ListParagraph"/>
-      </w:pPr>
-      <w:r>
-        <w:rPr>
-          <w:b/>
-        </w:rPr>
-        <w:t>`GET /v1/items` fields</w:t>
-      </w:r>
-      <w:r>
-        <w:t xml:space="preserve"> are listed.</w:t>
-      </w:r>
-    </w:p>
-    <w:p>
-      <w:pPr>
-        <w:numPr>
-          <w:ilvl w:val="0"/>
-          <w:numId w:val="945"/>
-        </w:numPr>
-        <w:pStyle w:val="ListParagraph"/>
-      </w:pPr>
-      <w:r>
-        <w:rPr>
-          <w:b/>
-        </w:rPr>
-        <w:t>§7:</w:t>
-      </w:r>
-      <w:r>
-        <w:t xml:space="preserve"> directions are relative to the body and sound to the head; there is a "within reach" line, the facing lock releases past 20°, and the steady tone releases above 40 cm.</w:t>
-      </w:r>
-    </w:p>
-    <w:p>
-      <w:pPr>
-        <w:numPr>
-          <w:ilvl w:val="0"/>
-          <w:numId w:val="945"/>
-        </w:numPr>
-        <w:pStyle w:val="ListParagraph"/>
-      </w:pPr>
-      <w:r>
-        <w:rPr>
-          <w:b/>
-        </w:rPr>
-        <w:t>"Getting my bearings."</w:t>
-      </w:r>
-      <w:r>
-        <w:t xml:space="preserve"> replaces "Marco is getting its bearings."</w:t>
-      </w:r>
-    </w:p>
-    <w:p>
-      <w:pPr>
-        <w:pStyle w:val="Heading1"/>
-      </w:pPr>
-      <w:r>
-        <w:t>12. Changes since v0.2</w:t>
-      </w:r>
-    </w:p>
-    <w:p>
-      <w:pPr>
-        <w:numPr>
-          <w:ilvl w:val="0"/>
-          <w:numId w:val="947"/>
-        </w:numPr>
-        <w:pStyle w:val="ListParagraph"/>
-      </w:pPr>
-      <w:r>
-        <w:rPr>
-          <w:b/>
-        </w:rPr>
-        <w:t>Registrations and labels persist</w:t>
-      </w:r>
-      <w:r>
-        <w:t xml:space="preserve"> across server restarts (§3.3), under </w:t>
+        <w:t>frontend/</w:t>
+      </w:r>
+      <w:r>
+        <w:t xml:space="preserve">'s own contract (§6, </w:t>
       </w:r>
       <w:r>
         <w:rPr>
@@ -7018,37 +6893,10 @@
           <w:color w:val="374151"/>
           <w:sz w:val="19"/>
         </w:rPr>
-        <w:t>MARCO_DATA/registry/</w:t>
-      </w:r>
-      <w:r>
-        <w:t>.</w:t>
-      </w:r>
-    </w:p>
-    <w:p>
-      <w:pPr>
-        <w:numPr>
-          <w:ilvl w:val="0"/>
-          <w:numId w:val="947"/>
-        </w:numPr>
-        <w:pStyle w:val="ListParagraph"/>
-      </w:pPr>
-      <w:r>
-        <w:rPr>
-          <w:b/>
-        </w:rPr>
-        <w:t>`source`:</w:t>
-      </w:r>
-    </w:p>
-    <w:p>
-      <w:pPr>
-        <w:numPr>
-          <w:ilvl w:val="1"/>
-          <w:numId w:val="948"/>
-        </w:numPr>
-        <w:pStyle w:val="ListParagraph"/>
-      </w:pPr>
-      <w:r>
-        <w:t xml:space="preserve">optional on </w:t>
+        <w:t>marco/dashboard.py</w:t>
+      </w:r>
+      <w:r>
+        <w:t xml:space="preserve">). The phone gained </w:t>
       </w:r>
       <w:r>
         <w:rPr>
@@ -7056,10 +6904,10 @@
           <w:color w:val="374151"/>
           <w:sz w:val="19"/>
         </w:rPr>
-        <w:t>POST /v1/items</w:t>
-      </w:r>
-      <w:r>
-        <w:t xml:space="preserve"> (default </w:t>
+        <w:t>command</w:t>
+      </w:r>
+      <w:r>
+        <w:t xml:space="preserve"> and </w:t>
       </w:r>
       <w:r>
         <w:rPr>
@@ -7067,10 +6915,36 @@
           <w:color w:val="374151"/>
           <w:sz w:val="19"/>
         </w:rPr>
-        <w:t>app</w:t>
-      </w:r>
-      <w:r>
-        <w:t xml:space="preserve">) and </w:t>
+        <w:t>command_ack</w:t>
+      </w:r>
+      <w:r>
+        <w:t xml:space="preserve"> for Find and Stop.</w:t>
+      </w:r>
+    </w:p>
+    <w:p>
+      <w:pPr>
+        <w:pStyle w:val="Heading1"/>
+      </w:pPr>
+      <w:r>
+        <w:t>11. Changes since v0.1</w:t>
+      </w:r>
+    </w:p>
+    <w:p>
+      <w:pPr>
+        <w:numPr>
+          <w:ilvl w:val="0"/>
+          <w:numId w:val="950"/>
+        </w:numPr>
+        <w:pStyle w:val="ListParagraph"/>
+      </w:pPr>
+      <w:r>
+        <w:rPr>
+          <w:b/>
+        </w:rPr>
+        <w:t>Compression:</w:t>
+      </w:r>
+      <w:r>
+        <w:t xml:space="preserve"> DEFLATE, where raw DEFLATE (Apple's </w:t>
       </w:r>
       <w:r>
         <w:rPr>
@@ -7078,10 +6952,46 @@
           <w:color w:val="374151"/>
           <w:sz w:val="19"/>
         </w:rPr>
-        <w:t>POST /v1/labels</w:t>
-      </w:r>
-      <w:r>
-        <w:t xml:space="preserve"> (default </w:t>
+        <w:t>.zlib</w:t>
+      </w:r>
+      <w:r>
+        <w:t>) and zlib are both accepted.</w:t>
+      </w:r>
+    </w:p>
+    <w:p>
+      <w:pPr>
+        <w:numPr>
+          <w:ilvl w:val="0"/>
+          <w:numId w:val="950"/>
+        </w:numPr>
+        <w:pStyle w:val="ListParagraph"/>
+      </w:pPr>
+      <w:r>
+        <w:rPr>
+          <w:b/>
+        </w:rPr>
+        <w:t>`session_id`</w:t>
+      </w:r>
+      <w:r>
+        <w:t xml:space="preserve"> is on every phone message (hand, guidance, query and map too).</w:t>
+      </w:r>
+    </w:p>
+    <w:p>
+      <w:pPr>
+        <w:numPr>
+          <w:ilvl w:val="0"/>
+          <w:numId w:val="950"/>
+        </w:numPr>
+        <w:pStyle w:val="ListParagraph"/>
+      </w:pPr>
+      <w:r>
+        <w:rPr>
+          <w:b/>
+        </w:rPr>
+        <w:t>Hand message:</w:t>
+      </w:r>
+      <w:r>
+        <w:t xml:space="preserve"> gains </w:t>
       </w:r>
       <w:r>
         <w:rPr>
@@ -7089,22 +6999,28 @@
           <w:color w:val="374151"/>
           <w:sz w:val="19"/>
         </w:rPr>
-        <w:t>photon</w:t>
-      </w:r>
-      <w:r>
-        <w:t>);</w:t>
+        <w:t>map_id</w:t>
+      </w:r>
+      <w:r>
+        <w:t>. The server uses the latest frame's intrinsics, and the joint names are spelled out.</w:t>
       </w:r>
     </w:p>
     <w:p>
       <w:pPr>
         <w:numPr>
-          <w:ilvl w:val="1"/>
-          <w:numId w:val="948"/>
+          <w:ilvl w:val="0"/>
+          <w:numId w:val="950"/>
         </w:numPr>
         <w:pStyle w:val="ListParagraph"/>
       </w:pPr>
       <w:r>
-        <w:t xml:space="preserve">listed in </w:t>
+        <w:rPr>
+          <w:b/>
+        </w:rPr>
+        <w:t>New query</w:t>
+      </w:r>
+      <w:r>
+        <w:t xml:space="preserve"> </w:t>
       </w:r>
       <w:r>
         <w:rPr>
@@ -7112,17 +7028,17 @@
           <w:color w:val="374151"/>
           <w:sz w:val="19"/>
         </w:rPr>
-        <w:t>GET /v1/items</w:t>
-      </w:r>
-      <w:r>
-        <w:t>.</w:t>
+        <w:t>set_place door</w:t>
+      </w:r>
+      <w:r>
+        <w:t>, with its answer.</w:t>
       </w:r>
     </w:p>
     <w:p>
       <w:pPr>
         <w:numPr>
           <w:ilvl w:val="0"/>
-          <w:numId w:val="947"/>
+          <w:numId w:val="950"/>
         </w:numPr>
         <w:pStyle w:val="ListParagraph"/>
       </w:pPr>
@@ -7130,21 +7046,27 @@
         <w:rPr>
           <w:b/>
         </w:rPr>
-        <w:t>New route</w:t>
-      </w:r>
-      <w:r>
-        <w:t xml:space="preserve"> </w:t>
-      </w:r>
+        <w:t>Find answers:</w:t>
+      </w:r>
+    </w:p>
+    <w:p>
+      <w:pPr>
+        <w:numPr>
+          <w:ilvl w:val="1"/>
+          <w:numId w:val="951"/>
+        </w:numPr>
+        <w:pStyle w:val="ListParagraph"/>
+      </w:pPr>
       <w:r>
         <w:rPr>
           <w:rFonts w:ascii="Courier New" w:hAnsi="Courier New" w:eastAsia="Courier New" w:cs="Courier New"/>
           <w:color w:val="374151"/>
           <w:sz w:val="19"/>
         </w:rPr>
-        <w:t>DELETE /v1/items?source=…</w:t>
-      </w:r>
-      <w:r>
-        <w:t xml:space="preserve">, which forgets one source's items. Photon's </w:t>
+        <w:t>reason</w:t>
+      </w:r>
+      <w:r>
+        <w:t xml:space="preserve"> adds </w:t>
       </w:r>
       <w:r>
         <w:rPr>
@@ -7152,39 +7074,30 @@
           <w:color w:val="374151"/>
           <w:sz w:val="19"/>
         </w:rPr>
-        <w:t>/restart</w:t>
-      </w:r>
-      <w:r>
-        <w:t xml:space="preserve"> command uses it (§5).</w:t>
+        <w:t>not_registered</w:t>
+      </w:r>
+      <w:r>
+        <w:t>;</w:t>
       </w:r>
     </w:p>
     <w:p>
       <w:pPr>
         <w:numPr>
-          <w:ilvl w:val="0"/>
-          <w:numId w:val="947"/>
+          <w:ilvl w:val="1"/>
+          <w:numId w:val="951"/>
         </w:numPr>
         <w:pStyle w:val="ListParagraph"/>
       </w:pPr>
-      <w:r>
-        <w:rPr>
-          <w:b/>
-        </w:rPr>
-        <w:t>Dashboard API</w:t>
-      </w:r>
-      <w:r>
-        <w:t xml:space="preserve"> (§6): </w:t>
-      </w:r>
       <w:r>
         <w:rPr>
           <w:rFonts w:ascii="Courier New" w:hAnsi="Courier New" w:eastAsia="Courier New" w:cs="Courier New"/>
           <w:color w:val="374151"/>
           <w:sz w:val="19"/>
         </w:rPr>
-        <w:t>GET /dashboard/snapshot</w:t>
-      </w:r>
-      <w:r>
-        <w:t xml:space="preserve">, </w:t>
+        <w:t>not_where_last_seen</w:t>
+      </w:r>
+      <w:r>
+        <w:t xml:space="preserve"> carries </w:t>
       </w:r>
       <w:r>
         <w:rPr>
@@ -7192,10 +7105,10 @@
           <w:color w:val="374151"/>
           <w:sz w:val="19"/>
         </w:rPr>
-        <w:t>WS /events</w:t>
-      </w:r>
-      <w:r>
-        <w:t xml:space="preserve">, </w:t>
+        <w:t>last_position</w:t>
+      </w:r>
+      <w:r>
+        <w:t xml:space="preserve"> and </w:t>
       </w:r>
       <w:r>
         <w:rPr>
@@ -7203,10 +7116,22 @@
           <w:color w:val="374151"/>
           <w:sz w:val="19"/>
         </w:rPr>
-        <w:t>POST /dashboard/commands</w:t>
-      </w:r>
-      <w:r>
-        <w:t xml:space="preserve">, </w:t>
+        <w:t>surface</w:t>
+      </w:r>
+      <w:r>
+        <w:t>;</w:t>
+      </w:r>
+    </w:p>
+    <w:p>
+      <w:pPr>
+        <w:numPr>
+          <w:ilvl w:val="1"/>
+          <w:numId w:val="951"/>
+        </w:numPr>
+        <w:pStyle w:val="ListParagraph"/>
+      </w:pPr>
+      <w:r>
+        <w:t xml:space="preserve">found answers carry </w:t>
       </w:r>
       <w:r>
         <w:rPr>
@@ -7214,10 +7139,28 @@
           <w:color w:val="374151"/>
           <w:sz w:val="19"/>
         </w:rPr>
-        <w:t>GET /media/…</w:t>
-      </w:r>
-      <w:r>
-        <w:t xml:space="preserve"> and </w:t>
+        <w:t>state</w:t>
+      </w:r>
+      <w:r>
+        <w:t>.</w:t>
+      </w:r>
+    </w:p>
+    <w:p>
+      <w:pPr>
+        <w:numPr>
+          <w:ilvl w:val="0"/>
+          <w:numId w:val="950"/>
+        </w:numPr>
+        <w:pStyle w:val="ListParagraph"/>
+      </w:pPr>
+      <w:r>
+        <w:rPr>
+          <w:b/>
+        </w:rPr>
+        <w:t>Event kinds:</w:t>
+      </w:r>
+      <w:r>
+        <w:t xml:space="preserve"> added </w:t>
       </w:r>
       <w:r>
         <w:rPr>
@@ -7225,10 +7168,10 @@
           <w:color w:val="374151"/>
           <w:sz w:val="19"/>
         </w:rPr>
-        <w:t>/app/…</w:t>
-      </w:r>
-      <w:r>
-        <w:t xml:space="preserve">, each also under </w:t>
+        <w:t>seen</w:t>
+      </w:r>
+      <w:r>
+        <w:t xml:space="preserve">, </w:t>
       </w:r>
       <w:r>
         <w:rPr>
@@ -7236,28 +7179,10 @@
           <w:color w:val="374151"/>
           <w:sz w:val="19"/>
         </w:rPr>
-        <w:t>/api/…</w:t>
-      </w:r>
-      <w:r>
-        <w:t>, all behind the auth gate.</w:t>
-      </w:r>
-    </w:p>
-    <w:p>
-      <w:pPr>
-        <w:numPr>
-          <w:ilvl w:val="0"/>
-          <w:numId w:val="947"/>
-        </w:numPr>
-        <w:pStyle w:val="ListParagraph"/>
-      </w:pPr>
-      <w:r>
-        <w:rPr>
-          <w:b/>
-        </w:rPr>
-        <w:t>New phone messages for dashboard Find and Stop:</w:t>
-      </w:r>
-      <w:r>
-        <w:t xml:space="preserve"> </w:t>
+        <w:t>missing</w:t>
+      </w:r>
+      <w:r>
+        <w:t xml:space="preserve"> and </w:t>
       </w:r>
       <w:r>
         <w:rPr>
@@ -7265,10 +7190,28 @@
           <w:color w:val="374151"/>
           <w:sz w:val="19"/>
         </w:rPr>
-        <w:t>command</w:t>
-      </w:r>
-      <w:r>
-        <w:t xml:space="preserve"> (server to phone, §4) and </w:t>
+        <w:t>label_added</w:t>
+      </w:r>
+      <w:r>
+        <w:t>.</w:t>
+      </w:r>
+    </w:p>
+    <w:p>
+      <w:pPr>
+        <w:numPr>
+          <w:ilvl w:val="0"/>
+          <w:numId w:val="950"/>
+        </w:numPr>
+        <w:pStyle w:val="ListParagraph"/>
+      </w:pPr>
+      <w:r>
+        <w:rPr>
+          <w:b/>
+        </w:rPr>
+        <w:t>`POST /v1/labels`:</w:t>
+      </w:r>
+      <w:r>
+        <w:t xml:space="preserve"> takes </w:t>
       </w:r>
       <w:r>
         <w:rPr>
@@ -7276,10 +7219,436 @@
           <w:color w:val="374151"/>
           <w:sz w:val="19"/>
         </w:rPr>
+        <w:t>text</w:t>
+      </w:r>
+      <w:r>
+        <w:t xml:space="preserve">, and </w:t>
+      </w:r>
+      <w:r>
+        <w:rPr>
+          <w:rFonts w:ascii="Courier New" w:hAnsi="Courier New" w:eastAsia="Courier New" w:cs="Courier New"/>
+          <w:color w:val="374151"/>
+          <w:sz w:val="19"/>
+        </w:rPr>
+        <w:t>item_id</w:t>
+      </w:r>
+      <w:r>
+        <w:t xml:space="preserve"> for a follow-up voice note; it returns </w:t>
+      </w:r>
+      <w:r>
+        <w:rPr>
+          <w:rFonts w:ascii="Courier New" w:hAnsi="Courier New" w:eastAsia="Courier New" w:cs="Courier New"/>
+          <w:color w:val="374151"/>
+          <w:sz w:val="19"/>
+        </w:rPr>
+        <w:t>item_id</w:t>
+      </w:r>
+      <w:r>
+        <w:t>.</w:t>
+      </w:r>
+    </w:p>
+    <w:p>
+      <w:pPr>
+        <w:numPr>
+          <w:ilvl w:val="0"/>
+          <w:numId w:val="950"/>
+        </w:numPr>
+        <w:pStyle w:val="ListParagraph"/>
+      </w:pPr>
+      <w:r>
+        <w:rPr>
+          <w:b/>
+        </w:rPr>
+        <w:t>`GET /v1/items` fields</w:t>
+      </w:r>
+      <w:r>
+        <w:t xml:space="preserve"> are listed.</w:t>
+      </w:r>
+    </w:p>
+    <w:p>
+      <w:pPr>
+        <w:numPr>
+          <w:ilvl w:val="0"/>
+          <w:numId w:val="950"/>
+        </w:numPr>
+        <w:pStyle w:val="ListParagraph"/>
+      </w:pPr>
+      <w:r>
+        <w:rPr>
+          <w:b/>
+        </w:rPr>
+        <w:t>§7:</w:t>
+      </w:r>
+      <w:r>
+        <w:t xml:space="preserve"> directions are relative to the body and sound to the head; there is a "within reach" line, the facing lock releases past 20°, and the steady tone releases above 40 cm.</w:t>
+      </w:r>
+    </w:p>
+    <w:p>
+      <w:pPr>
+        <w:numPr>
+          <w:ilvl w:val="0"/>
+          <w:numId w:val="950"/>
+        </w:numPr>
+        <w:pStyle w:val="ListParagraph"/>
+      </w:pPr>
+      <w:r>
+        <w:rPr>
+          <w:b/>
+        </w:rPr>
+        <w:t>"Getting my bearings."</w:t>
+      </w:r>
+      <w:r>
+        <w:t xml:space="preserve"> replaces "Marco is getting its bearings."</w:t>
+      </w:r>
+    </w:p>
+    <w:p>
+      <w:pPr>
+        <w:pStyle w:val="Heading1"/>
+      </w:pPr>
+      <w:r>
+        <w:t>12. Changes since v0.2</w:t>
+      </w:r>
+    </w:p>
+    <w:p>
+      <w:pPr>
+        <w:numPr>
+          <w:ilvl w:val="0"/>
+          <w:numId w:val="952"/>
+        </w:numPr>
+        <w:pStyle w:val="ListParagraph"/>
+      </w:pPr>
+      <w:r>
+        <w:rPr>
+          <w:b/>
+        </w:rPr>
+        <w:t>Registrations and labels persist</w:t>
+      </w:r>
+      <w:r>
+        <w:t xml:space="preserve"> across server restarts (§3.3), under </w:t>
+      </w:r>
+      <w:r>
+        <w:rPr>
+          <w:rFonts w:ascii="Courier New" w:hAnsi="Courier New" w:eastAsia="Courier New" w:cs="Courier New"/>
+          <w:color w:val="374151"/>
+          <w:sz w:val="19"/>
+        </w:rPr>
+        <w:t>MARCO_DATA/registry/</w:t>
+      </w:r>
+      <w:r>
+        <w:t>.</w:t>
+      </w:r>
+    </w:p>
+    <w:p>
+      <w:pPr>
+        <w:numPr>
+          <w:ilvl w:val="0"/>
+          <w:numId w:val="952"/>
+        </w:numPr>
+        <w:pStyle w:val="ListParagraph"/>
+      </w:pPr>
+      <w:r>
+        <w:rPr>
+          <w:b/>
+        </w:rPr>
+        <w:t>`source`:</w:t>
+      </w:r>
+    </w:p>
+    <w:p>
+      <w:pPr>
+        <w:numPr>
+          <w:ilvl w:val="1"/>
+          <w:numId w:val="953"/>
+        </w:numPr>
+        <w:pStyle w:val="ListParagraph"/>
+      </w:pPr>
+      <w:r>
+        <w:t xml:space="preserve">optional on </w:t>
+      </w:r>
+      <w:r>
+        <w:rPr>
+          <w:rFonts w:ascii="Courier New" w:hAnsi="Courier New" w:eastAsia="Courier New" w:cs="Courier New"/>
+          <w:color w:val="374151"/>
+          <w:sz w:val="19"/>
+        </w:rPr>
+        <w:t>POST /v1/items</w:t>
+      </w:r>
+      <w:r>
+        <w:t xml:space="preserve"> (default </w:t>
+      </w:r>
+      <w:r>
+        <w:rPr>
+          <w:rFonts w:ascii="Courier New" w:hAnsi="Courier New" w:eastAsia="Courier New" w:cs="Courier New"/>
+          <w:color w:val="374151"/>
+          <w:sz w:val="19"/>
+        </w:rPr>
+        <w:t>app</w:t>
+      </w:r>
+      <w:r>
+        <w:t xml:space="preserve">) and </w:t>
+      </w:r>
+      <w:r>
+        <w:rPr>
+          <w:rFonts w:ascii="Courier New" w:hAnsi="Courier New" w:eastAsia="Courier New" w:cs="Courier New"/>
+          <w:color w:val="374151"/>
+          <w:sz w:val="19"/>
+        </w:rPr>
+        <w:t>POST /v1/labels</w:t>
+      </w:r>
+      <w:r>
+        <w:t xml:space="preserve"> (default </w:t>
+      </w:r>
+      <w:r>
+        <w:rPr>
+          <w:rFonts w:ascii="Courier New" w:hAnsi="Courier New" w:eastAsia="Courier New" w:cs="Courier New"/>
+          <w:color w:val="374151"/>
+          <w:sz w:val="19"/>
+        </w:rPr>
+        <w:t>photon</w:t>
+      </w:r>
+      <w:r>
+        <w:t>);</w:t>
+      </w:r>
+    </w:p>
+    <w:p>
+      <w:pPr>
+        <w:numPr>
+          <w:ilvl w:val="1"/>
+          <w:numId w:val="953"/>
+        </w:numPr>
+        <w:pStyle w:val="ListParagraph"/>
+      </w:pPr>
+      <w:r>
+        <w:t xml:space="preserve">listed in </w:t>
+      </w:r>
+      <w:r>
+        <w:rPr>
+          <w:rFonts w:ascii="Courier New" w:hAnsi="Courier New" w:eastAsia="Courier New" w:cs="Courier New"/>
+          <w:color w:val="374151"/>
+          <w:sz w:val="19"/>
+        </w:rPr>
+        <w:t>GET /v1/items</w:t>
+      </w:r>
+      <w:r>
+        <w:t>.</w:t>
+      </w:r>
+    </w:p>
+    <w:p>
+      <w:pPr>
+        <w:numPr>
+          <w:ilvl w:val="0"/>
+          <w:numId w:val="952"/>
+        </w:numPr>
+        <w:pStyle w:val="ListParagraph"/>
+      </w:pPr>
+      <w:r>
+        <w:rPr>
+          <w:b/>
+        </w:rPr>
+        <w:t>New route</w:t>
+      </w:r>
+      <w:r>
+        <w:t xml:space="preserve"> </w:t>
+      </w:r>
+      <w:r>
+        <w:rPr>
+          <w:rFonts w:ascii="Courier New" w:hAnsi="Courier New" w:eastAsia="Courier New" w:cs="Courier New"/>
+          <w:color w:val="374151"/>
+          <w:sz w:val="19"/>
+        </w:rPr>
+        <w:t>DELETE /v1/items?source=…</w:t>
+      </w:r>
+      <w:r>
+        <w:t xml:space="preserve">, which forgets one source's items. Photon's </w:t>
+      </w:r>
+      <w:r>
+        <w:rPr>
+          <w:rFonts w:ascii="Courier New" w:hAnsi="Courier New" w:eastAsia="Courier New" w:cs="Courier New"/>
+          <w:color w:val="374151"/>
+          <w:sz w:val="19"/>
+        </w:rPr>
+        <w:t>/restart</w:t>
+      </w:r>
+      <w:r>
+        <w:t xml:space="preserve"> command uses it (§5).</w:t>
+      </w:r>
+    </w:p>
+    <w:p>
+      <w:pPr>
+        <w:numPr>
+          <w:ilvl w:val="0"/>
+          <w:numId w:val="952"/>
+        </w:numPr>
+        <w:pStyle w:val="ListParagraph"/>
+      </w:pPr>
+      <w:r>
+        <w:rPr>
+          <w:b/>
+        </w:rPr>
+        <w:t>Dashboard API</w:t>
+      </w:r>
+      <w:r>
+        <w:t xml:space="preserve"> (§6): </w:t>
+      </w:r>
+      <w:r>
+        <w:rPr>
+          <w:rFonts w:ascii="Courier New" w:hAnsi="Courier New" w:eastAsia="Courier New" w:cs="Courier New"/>
+          <w:color w:val="374151"/>
+          <w:sz w:val="19"/>
+        </w:rPr>
+        <w:t>GET /dashboard/snapshot</w:t>
+      </w:r>
+      <w:r>
+        <w:t xml:space="preserve">, </w:t>
+      </w:r>
+      <w:r>
+        <w:rPr>
+          <w:rFonts w:ascii="Courier New" w:hAnsi="Courier New" w:eastAsia="Courier New" w:cs="Courier New"/>
+          <w:color w:val="374151"/>
+          <w:sz w:val="19"/>
+        </w:rPr>
+        <w:t>WS /events</w:t>
+      </w:r>
+      <w:r>
+        <w:t xml:space="preserve">, </w:t>
+      </w:r>
+      <w:r>
+        <w:rPr>
+          <w:rFonts w:ascii="Courier New" w:hAnsi="Courier New" w:eastAsia="Courier New" w:cs="Courier New"/>
+          <w:color w:val="374151"/>
+          <w:sz w:val="19"/>
+        </w:rPr>
+        <w:t>POST /dashboard/commands</w:t>
+      </w:r>
+      <w:r>
+        <w:t xml:space="preserve">, </w:t>
+      </w:r>
+      <w:r>
+        <w:rPr>
+          <w:rFonts w:ascii="Courier New" w:hAnsi="Courier New" w:eastAsia="Courier New" w:cs="Courier New"/>
+          <w:color w:val="374151"/>
+          <w:sz w:val="19"/>
+        </w:rPr>
+        <w:t>GET /media/…</w:t>
+      </w:r>
+      <w:r>
+        <w:t xml:space="preserve"> and </w:t>
+      </w:r>
+      <w:r>
+        <w:rPr>
+          <w:rFonts w:ascii="Courier New" w:hAnsi="Courier New" w:eastAsia="Courier New" w:cs="Courier New"/>
+          <w:color w:val="374151"/>
+          <w:sz w:val="19"/>
+        </w:rPr>
+        <w:t>/app/…</w:t>
+      </w:r>
+      <w:r>
+        <w:t xml:space="preserve">, each also under </w:t>
+      </w:r>
+      <w:r>
+        <w:rPr>
+          <w:rFonts w:ascii="Courier New" w:hAnsi="Courier New" w:eastAsia="Courier New" w:cs="Courier New"/>
+          <w:color w:val="374151"/>
+          <w:sz w:val="19"/>
+        </w:rPr>
+        <w:t>/api/…</w:t>
+      </w:r>
+      <w:r>
+        <w:t>, all behind the auth gate.</w:t>
+      </w:r>
+    </w:p>
+    <w:p>
+      <w:pPr>
+        <w:numPr>
+          <w:ilvl w:val="0"/>
+          <w:numId w:val="952"/>
+        </w:numPr>
+        <w:pStyle w:val="ListParagraph"/>
+      </w:pPr>
+      <w:r>
+        <w:rPr>
+          <w:b/>
+        </w:rPr>
+        <w:t>New phone messages for dashboard Find and Stop:</w:t>
+      </w:r>
+      <w:r>
+        <w:t xml:space="preserve"> </w:t>
+      </w:r>
+      <w:r>
+        <w:rPr>
+          <w:rFonts w:ascii="Courier New" w:hAnsi="Courier New" w:eastAsia="Courier New" w:cs="Courier New"/>
+          <w:color w:val="374151"/>
+          <w:sz w:val="19"/>
+        </w:rPr>
+        <w:t>command</w:t>
+      </w:r>
+      <w:r>
+        <w:t xml:space="preserve"> (server to phone, §4) and </w:t>
+      </w:r>
+      <w:r>
+        <w:rPr>
+          <w:rFonts w:ascii="Courier New" w:hAnsi="Courier New" w:eastAsia="Courier New" w:cs="Courier New"/>
+          <w:color w:val="374151"/>
+          <w:sz w:val="19"/>
+        </w:rPr>
         <w:t>command_ack</w:t>
       </w:r>
       <w:r>
         <w:t xml:space="preserve"> (phone to server, §3.2).</w:t>
+      </w:r>
+    </w:p>
+    <w:p>
+      <w:pPr>
+        <w:pStyle w:val="Heading1"/>
+      </w:pPr>
+      <w:r>
+        <w:t>13. Changes since v0.3</w:t>
+      </w:r>
+    </w:p>
+    <w:p>
+      <w:pPr>
+        <w:numPr>
+          <w:ilvl w:val="0"/>
+          <w:numId w:val="954"/>
+        </w:numPr>
+        <w:pStyle w:val="ListParagraph"/>
+      </w:pPr>
+      <w:r>
+        <w:rPr>
+          <w:b/>
+        </w:rPr>
+        <w:t>Output-only ElevenLabs:</w:t>
+      </w:r>
+      <w:r>
+        <w:t xml:space="preserve"> authenticated </w:t>
+      </w:r>
+      <w:r>
+        <w:rPr>
+          <w:rFonts w:ascii="Courier New" w:hAnsi="Courier New" w:eastAsia="Courier New" w:cs="Courier New"/>
+          <w:color w:val="374151"/>
+          <w:sz w:val="19"/>
+        </w:rPr>
+        <w:t>POST /v1/speech</w:t>
+      </w:r>
+      <w:r>
+        <w:t xml:space="preserve"> (§3.5), short exact text to mono WAV, bounded caching/timeouts and Apple fallback. iOS plays it through the existing spatial voice node.</w:t>
+      </w:r>
+    </w:p>
+    <w:p>
+      <w:pPr>
+        <w:numPr>
+          <w:ilvl w:val="0"/>
+          <w:numId w:val="954"/>
+        </w:numPr>
+        <w:pStyle w:val="ListParagraph"/>
+      </w:pPr>
+      <w:r>
+        <w:rPr>
+          <w:b/>
+        </w:rPr>
+        <w:t>Typed Photon labels:</w:t>
+      </w:r>
+      <w:r>
+        <w:t xml:space="preserve"> no Scribe, transcription or new caregiver audio labels. Photos and typed names, retries, corrections and source attribution stay. Stored legacy media and optional wire fields remain compatible.</w:t>
       </w:r>
     </w:p>
     <w:sectPr>
@@ -7860,7 +8229,7 @@
   </w:num>
   <w:num w:numId="924">
     <w:abstractNumId w:val="900"/>
-    <w:lvlOverride w:ilvl="1">
+    <w:lvlOverride w:ilvl="0">
       <w:startOverride w:val="1"/>
     </w:lvlOverride>
   </w:num>
@@ -7872,13 +8241,13 @@
   </w:num>
   <w:num w:numId="926">
     <w:abstractNumId w:val="900"/>
-    <w:lvlOverride w:ilvl="1">
+    <w:lvlOverride w:ilvl="0">
       <w:startOverride w:val="1"/>
     </w:lvlOverride>
   </w:num>
   <w:num w:numId="927">
     <w:abstractNumId w:val="900"/>
-    <w:lvlOverride w:ilvl="1">
+    <w:lvlOverride w:ilvl="0">
       <w:startOverride w:val="1"/>
     </w:lvlOverride>
   </w:num>
@@ -7914,25 +8283,25 @@
   </w:num>
   <w:num w:numId="933">
     <w:abstractNumId w:val="900"/>
-    <w:lvlOverride w:ilvl="2">
+    <w:lvlOverride w:ilvl="0">
       <w:startOverride w:val="1"/>
     </w:lvlOverride>
   </w:num>
   <w:num w:numId="934">
-    <w:abstractNumId w:val="901"/>
-    <w:lvlOverride w:ilvl="0">
+    <w:abstractNumId w:val="900"/>
+    <w:lvlOverride w:ilvl="1">
       <w:startOverride w:val="1"/>
     </w:lvlOverride>
   </w:num>
   <w:num w:numId="935">
     <w:abstractNumId w:val="900"/>
-    <w:lvlOverride w:ilvl="1">
+    <w:lvlOverride w:ilvl="0">
       <w:startOverride w:val="1"/>
     </w:lvlOverride>
   </w:num>
   <w:num w:numId="936">
-    <w:abstractNumId w:val="901"/>
-    <w:lvlOverride w:ilvl="0">
+    <w:abstractNumId w:val="900"/>
+    <w:lvlOverride w:ilvl="1">
       <w:startOverride w:val="1"/>
     </w:lvlOverride>
   </w:num>
@@ -7943,20 +8312,20 @@
     </w:lvlOverride>
   </w:num>
   <w:num w:numId="938">
-    <w:abstractNumId w:val="901"/>
-    <w:lvlOverride w:ilvl="0">
+    <w:abstractNumId w:val="900"/>
+    <w:lvlOverride w:ilvl="2">
       <w:startOverride w:val="1"/>
     </w:lvlOverride>
   </w:num>
   <w:num w:numId="939">
-    <w:abstractNumId w:val="900"/>
+    <w:abstractNumId w:val="901"/>
     <w:lvlOverride w:ilvl="0">
       <w:startOverride w:val="1"/>
     </w:lvlOverride>
   </w:num>
   <w:num w:numId="940">
     <w:abstractNumId w:val="900"/>
-    <w:lvlOverride w:ilvl="0">
+    <w:lvlOverride w:ilvl="1">
       <w:startOverride w:val="1"/>
     </w:lvlOverride>
   </w:num>
@@ -7973,14 +8342,14 @@
     </w:lvlOverride>
   </w:num>
   <w:num w:numId="943">
-    <w:abstractNumId w:val="900"/>
+    <w:abstractNumId w:val="901"/>
     <w:lvlOverride w:ilvl="0">
       <w:startOverride w:val="1"/>
     </w:lvlOverride>
   </w:num>
   <w:num w:numId="944">
     <w:abstractNumId w:val="900"/>
-    <w:lvlOverride w:ilvl="1">
+    <w:lvlOverride w:ilvl="0">
       <w:startOverride w:val="1"/>
     </w:lvlOverride>
   </w:num>
@@ -7991,20 +8360,56 @@
     </w:lvlOverride>
   </w:num>
   <w:num w:numId="946">
+    <w:abstractNumId w:val="901"/>
+    <w:lvlOverride w:ilvl="0">
+      <w:startOverride w:val="1"/>
+    </w:lvlOverride>
+  </w:num>
+  <w:num w:numId="947">
     <w:abstractNumId w:val="900"/>
     <w:lvlOverride w:ilvl="1">
       <w:startOverride w:val="1"/>
     </w:lvlOverride>
   </w:num>
-  <w:num w:numId="947">
+  <w:num w:numId="948">
     <w:abstractNumId w:val="900"/>
     <w:lvlOverride w:ilvl="0">
       <w:startOverride w:val="1"/>
     </w:lvlOverride>
   </w:num>
-  <w:num w:numId="948">
+  <w:num w:numId="949">
     <w:abstractNumId w:val="900"/>
     <w:lvlOverride w:ilvl="1">
+      <w:startOverride w:val="1"/>
+    </w:lvlOverride>
+  </w:num>
+  <w:num w:numId="950">
+    <w:abstractNumId w:val="900"/>
+    <w:lvlOverride w:ilvl="0">
+      <w:startOverride w:val="1"/>
+    </w:lvlOverride>
+  </w:num>
+  <w:num w:numId="951">
+    <w:abstractNumId w:val="900"/>
+    <w:lvlOverride w:ilvl="1">
+      <w:startOverride w:val="1"/>
+    </w:lvlOverride>
+  </w:num>
+  <w:num w:numId="952">
+    <w:abstractNumId w:val="900"/>
+    <w:lvlOverride w:ilvl="0">
+      <w:startOverride w:val="1"/>
+    </w:lvlOverride>
+  </w:num>
+  <w:num w:numId="953">
+    <w:abstractNumId w:val="900"/>
+    <w:lvlOverride w:ilvl="1">
+      <w:startOverride w:val="1"/>
+    </w:lvlOverride>
+  </w:num>
+  <w:num w:numId="954">
+    <w:abstractNumId w:val="900"/>
+    <w:lvlOverride w:ilvl="0">
       <w:startOverride w:val="1"/>
     </w:lvlOverride>
   </w:num>

--- a/docs/INTERFACES.docx
+++ b/docs/INTERFACES.docx
@@ -3746,10 +3746,21 @@
         <w:rPr>
           <w:b/>
         </w:rPr>
-        <w:t>Asking:</w:t>
-      </w:r>
-      <w:r>
-        <w:t xml:space="preserve"> send the crop (the touched item boxed) to the caretaker over iMessage.</w:t>
+        <w:t>Reconnect delivery:</w:t>
+      </w:r>
+      <w:r>
+        <w:t xml:space="preserve"> the server retains up to 128 unanswered requests for 10 minutes and replays them to an authenticated bridge when it connects. Delivery is at least once: deduplicate by </w:t>
+      </w:r>
+      <w:r>
+        <w:rPr>
+          <w:rFonts w:ascii="Courier New" w:hAnsi="Courier New" w:eastAsia="Courier New" w:cs="Courier New"/>
+          <w:color w:val="374151"/>
+          <w:sz w:val="19"/>
+        </w:rPr>
+        <w:t>touch_id</w:t>
+      </w:r>
+      <w:r>
+        <w:t>, including across bridge restarts. Saving a label resolves that request. This buffer and touch crops are memory-only; a server restart loses them. The bridge can use its saved crop if a later answer encounters an expired touch (404).</w:t>
       </w:r>
     </w:p>
     <w:p>
@@ -3764,6 +3775,24 @@
         <w:rPr>
           <w:b/>
         </w:rPr>
+        <w:t>Asking:</w:t>
+      </w:r>
+      <w:r>
+        <w:t xml:space="preserve"> send the crop (the touched item boxed) to the caretaker over iMessage.</w:t>
+      </w:r>
+    </w:p>
+    <w:p>
+      <w:pPr>
+        <w:numPr>
+          <w:ilvl w:val="0"/>
+          <w:numId w:val="930"/>
+        </w:numPr>
+        <w:pStyle w:val="ListParagraph"/>
+      </w:pPr>
+      <w:r>
+        <w:rPr>
+          <w:b/>
+        </w:rPr>
         <w:t>Replying:</w:t>
       </w:r>
       <w:r>
@@ -3919,6 +3948,108 @@
       </w:r>
       <w:r>
         <w:t>.</w:t>
+      </w:r>
+    </w:p>
+    <w:p>
+      <w:pPr>
+        <w:numPr>
+          <w:ilvl w:val="0"/>
+          <w:numId w:val="933"/>
+        </w:numPr>
+        <w:pStyle w:val="ListParagraph"/>
+      </w:pPr>
+      <w:r>
+        <w:rPr>
+          <w:b/>
+        </w:rPr>
+        <w:t>Retried answers:</w:t>
+      </w:r>
+      <w:r>
+        <w:t xml:space="preserve"> posting the same retained </w:t>
+      </w:r>
+      <w:r>
+        <w:rPr>
+          <w:rFonts w:ascii="Courier New" w:hAnsi="Courier New" w:eastAsia="Courier New" w:cs="Courier New"/>
+          <w:color w:val="374151"/>
+          <w:sz w:val="19"/>
+        </w:rPr>
+        <w:t>touch_id</w:t>
+      </w:r>
+      <w:r>
+        <w:t xml:space="preserve"> again reuses its existing </w:t>
+      </w:r>
+      <w:r>
+        <w:rPr>
+          <w:rFonts w:ascii="Courier New" w:hAnsi="Courier New" w:eastAsia="Courier New" w:cs="Courier New"/>
+          <w:color w:val="374151"/>
+          <w:sz w:val="19"/>
+        </w:rPr>
+        <w:t>item_id</w:t>
+      </w:r>
+      <w:r>
+        <w:t xml:space="preserve">, so a lost HTTP response does not create a second item. It can emit </w:t>
+      </w:r>
+      <w:r>
+        <w:rPr>
+          <w:rFonts w:ascii="Courier New" w:hAnsi="Courier New" w:eastAsia="Courier New" w:cs="Courier New"/>
+          <w:color w:val="374151"/>
+          <w:sz w:val="19"/>
+        </w:rPr>
+        <w:t>label_ready</w:t>
+      </w:r>
+      <w:r>
+        <w:t xml:space="preserve"> again. Prefer </w:t>
+      </w:r>
+      <w:r>
+        <w:rPr>
+          <w:rFonts w:ascii="Courier New" w:hAnsi="Courier New" w:eastAsia="Courier New" w:cs="Courier New"/>
+          <w:color w:val="374151"/>
+          <w:sz w:val="19"/>
+        </w:rPr>
+        <w:t>item_id</w:t>
+      </w:r>
+      <w:r>
+        <w:t xml:space="preserve"> for subsequent corrections. This does not make arbitrary </w:t>
+      </w:r>
+      <w:r>
+        <w:rPr>
+          <w:rFonts w:ascii="Courier New" w:hAnsi="Courier New" w:eastAsia="Courier New" w:cs="Courier New"/>
+          <w:color w:val="374151"/>
+          <w:sz w:val="19"/>
+        </w:rPr>
+        <w:t>POST /v1/items</w:t>
+      </w:r>
+      <w:r>
+        <w:t xml:space="preserve"> uploads idempotent.</w:t>
+      </w:r>
+    </w:p>
+    <w:p>
+      <w:pPr>
+        <w:numPr>
+          <w:ilvl w:val="0"/>
+          <w:numId w:val="933"/>
+        </w:numPr>
+        <w:pStyle w:val="ListParagraph"/>
+      </w:pPr>
+      <w:r>
+        <w:rPr>
+          <w:b/>
+        </w:rPr>
+        <w:t>Delivery status:</w:t>
+      </w:r>
+      <w:r>
+        <w:t xml:space="preserve"> the phone's </w:t>
+      </w:r>
+      <w:r>
+        <w:rPr>
+          <w:rFonts w:ascii="Courier New" w:hAnsi="Courier New" w:eastAsia="Courier New" w:cs="Courier New"/>
+          <w:color w:val="374151"/>
+          <w:sz w:val="19"/>
+        </w:rPr>
+        <w:t>unknown</w:t>
+      </w:r>
+      <w:r>
+        <w:t xml:space="preserve"> answer means a helper request was generated, not that iMessage accepted or delivered a photo. This contract has no provider-delivery acknowledgement to the phone.</w:t>
       </w:r>
     </w:p>
     <w:p>

--- a/docs/INTERFACES.docx
+++ b/docs/INTERFACES.docx
@@ -5482,8 +5482,312 @@
     <w:p>
       <w:pPr>
         <w:numPr>
+          <w:ilvl w:val="1"/>
+          <w:numId w:val="937"/>
+        </w:numPr>
+        <w:pStyle w:val="ListParagraph"/>
+      </w:pPr>
+      <w:r>
+        <w:rPr>
+          <w:b/>
+        </w:rPr>
+        <w:t>Room layout:</w:t>
+      </w:r>
+      <w:r>
+        <w:t xml:space="preserve"> the latest </w:t>
+      </w:r>
+      <w:r>
+        <w:rPr>
+          <w:rFonts w:ascii="Courier New" w:hAnsi="Courier New" w:eastAsia="Courier New" w:cs="Courier New"/>
+          <w:color w:val="374151"/>
+          <w:sz w:val="19"/>
+        </w:rPr>
+        <w:t>room_layout</w:t>
+      </w:r>
+      <w:r>
+        <w:t xml:space="preserve"> for the current map (below). </w:t>
+      </w:r>
+      <w:r>
+        <w:rPr>
+          <w:rFonts w:ascii="Courier New" w:hAnsi="Courier New" w:eastAsia="Courier New" w:cs="Courier New"/>
+          <w:color w:val="374151"/>
+          <w:sz w:val="19"/>
+        </w:rPr>
+        <w:t>map.walls</w:t>
+      </w:r>
+      <w:r>
+        <w:t xml:space="preserve"> holds its walls as </w:t>
+      </w:r>
+      <w:r>
+        <w:rPr>
+          <w:rFonts w:ascii="Courier New" w:hAnsi="Courier New" w:eastAsia="Courier New" w:cs="Courier New"/>
+          <w:color w:val="374151"/>
+          <w:sz w:val="19"/>
+        </w:rPr>
+        <w:t>{from: {x, z}, to: {x, z}}</w:t>
+      </w:r>
+      <w:r>
+        <w:t xml:space="preserve">. </w:t>
+      </w:r>
+      <w:r>
+        <w:rPr>
+          <w:rFonts w:ascii="Courier New" w:hAnsi="Courier New" w:eastAsia="Courier New" w:cs="Courier New"/>
+          <w:color w:val="374151"/>
+          <w:sz w:val="19"/>
+        </w:rPr>
+        <w:t>map.landmarks</w:t>
+      </w:r>
+      <w:r>
+        <w:t xml:space="preserve"> holds its furniture as </w:t>
+      </w:r>
+      <w:r>
+        <w:rPr>
+          <w:rFonts w:ascii="Courier New" w:hAnsi="Courier New" w:eastAsia="Courier New" w:cs="Courier New"/>
+          <w:color w:val="374151"/>
+          <w:sz w:val="19"/>
+        </w:rPr>
+        <w:t>{id, kind, x, z, width, depth, yawDeg, shape}</w:t>
+      </w:r>
+      <w:r>
+        <w:t>:</w:t>
+      </w:r>
+    </w:p>
+    <w:p>
+      <w:pPr>
+        <w:numPr>
+          <w:ilvl w:val="2"/>
+          <w:numId w:val="939"/>
+        </w:numPr>
+        <w:pStyle w:val="ListParagraph"/>
+      </w:pPr>
+      <w:r>
+        <w:rPr>
+          <w:rFonts w:ascii="Courier New" w:hAnsi="Courier New" w:eastAsia="Courier New" w:cs="Courier New"/>
+          <w:color w:val="374151"/>
+          <w:sz w:val="19"/>
+        </w:rPr>
+        <w:t>x, z</w:t>
+      </w:r>
+      <w:r>
+        <w:t xml:space="preserve"> is the centre; </w:t>
+      </w:r>
+      <w:r>
+        <w:rPr>
+          <w:rFonts w:ascii="Courier New" w:hAnsi="Courier New" w:eastAsia="Courier New" w:cs="Courier New"/>
+          <w:color w:val="374151"/>
+          <w:sz w:val="19"/>
+        </w:rPr>
+        <w:t>width</w:t>
+      </w:r>
+      <w:r>
+        <w:t xml:space="preserve"> runs across, </w:t>
+      </w:r>
+      <w:r>
+        <w:rPr>
+          <w:rFonts w:ascii="Courier New" w:hAnsi="Courier New" w:eastAsia="Courier New" w:cs="Courier New"/>
+          <w:color w:val="374151"/>
+          <w:sz w:val="19"/>
+        </w:rPr>
+        <w:t>depth</w:t>
+      </w:r>
+      <w:r>
+        <w:t xml:space="preserve"> front to back;</w:t>
+      </w:r>
+    </w:p>
+    <w:p>
+      <w:pPr>
+        <w:numPr>
+          <w:ilvl w:val="2"/>
+          <w:numId w:val="939"/>
+        </w:numPr>
+        <w:pStyle w:val="ListParagraph"/>
+      </w:pPr>
+      <w:r>
+        <w:rPr>
+          <w:rFonts w:ascii="Courier New" w:hAnsi="Courier New" w:eastAsia="Courier New" w:cs="Courier New"/>
+          <w:color w:val="374151"/>
+          <w:sz w:val="19"/>
+        </w:rPr>
+        <w:t>yawDeg</w:t>
+      </w:r>
+      <w:r>
+        <w:t xml:space="preserve"> is the way the front faces, in the wearer's convention (0 = world -z, 90 = +x);</w:t>
+      </w:r>
+    </w:p>
+    <w:p>
+      <w:pPr>
+        <w:numPr>
+          <w:ilvl w:val="2"/>
+          <w:numId w:val="939"/>
+        </w:numPr>
+        <w:pStyle w:val="ListParagraph"/>
+      </w:pPr>
+      <w:r>
+        <w:rPr>
+          <w:rFonts w:ascii="Courier New" w:hAnsi="Courier New" w:eastAsia="Courier New" w:cs="Courier New"/>
+          <w:color w:val="374151"/>
+          <w:sz w:val="19"/>
+        </w:rPr>
+        <w:t>shape</w:t>
+      </w:r>
+      <w:r>
+        <w:t xml:space="preserve"> is </w:t>
+      </w:r>
+      <w:r>
+        <w:rPr>
+          <w:rFonts w:ascii="Courier New" w:hAnsi="Courier New" w:eastAsia="Courier New" w:cs="Courier New"/>
+          <w:color w:val="374151"/>
+          <w:sz w:val="19"/>
+        </w:rPr>
+        <w:t>round</w:t>
+      </w:r>
+      <w:r>
+        <w:t xml:space="preserve"> or </w:t>
+      </w:r>
+      <w:r>
+        <w:rPr>
+          <w:rFonts w:ascii="Courier New" w:hAnsi="Courier New" w:eastAsia="Courier New" w:cs="Courier New"/>
+          <w:color w:val="374151"/>
+          <w:sz w:val="19"/>
+        </w:rPr>
+        <w:t>rect</w:t>
+      </w:r>
+      <w:r>
+        <w:t>;</w:t>
+      </w:r>
+    </w:p>
+    <w:p>
+      <w:pPr>
+        <w:numPr>
+          <w:ilvl w:val="2"/>
+          <w:numId w:val="939"/>
+        </w:numPr>
+        <w:pStyle w:val="ListParagraph"/>
+      </w:pPr>
+      <w:r>
+        <w:t xml:space="preserve">kinds today are </w:t>
+      </w:r>
+      <w:r>
+        <w:rPr>
+          <w:rFonts w:ascii="Courier New" w:hAnsi="Courier New" w:eastAsia="Courier New" w:cs="Courier New"/>
+          <w:color w:val="374151"/>
+          <w:sz w:val="19"/>
+        </w:rPr>
+        <w:t>table</w:t>
+      </w:r>
+      <w:r>
+        <w:t xml:space="preserve">, </w:t>
+      </w:r>
+      <w:r>
+        <w:rPr>
+          <w:rFonts w:ascii="Courier New" w:hAnsi="Courier New" w:eastAsia="Courier New" w:cs="Courier New"/>
+          <w:color w:val="374151"/>
+          <w:sz w:val="19"/>
+        </w:rPr>
+        <w:t>chair</w:t>
+      </w:r>
+      <w:r>
+        <w:t xml:space="preserve">, </w:t>
+      </w:r>
+      <w:r>
+        <w:rPr>
+          <w:rFonts w:ascii="Courier New" w:hAnsi="Courier New" w:eastAsia="Courier New" w:cs="Courier New"/>
+          <w:color w:val="374151"/>
+          <w:sz w:val="19"/>
+        </w:rPr>
+        <w:t>sofa</w:t>
+      </w:r>
+      <w:r>
+        <w:t xml:space="preserve">, </w:t>
+      </w:r>
+      <w:r>
+        <w:rPr>
+          <w:rFonts w:ascii="Courier New" w:hAnsi="Courier New" w:eastAsia="Courier New" w:cs="Courier New"/>
+          <w:color w:val="374151"/>
+          <w:sz w:val="19"/>
+        </w:rPr>
+        <w:t>bench</w:t>
+      </w:r>
+      <w:r>
+        <w:t xml:space="preserve">, </w:t>
+      </w:r>
+      <w:r>
+        <w:rPr>
+          <w:rFonts w:ascii="Courier New" w:hAnsi="Courier New" w:eastAsia="Courier New" w:cs="Courier New"/>
+          <w:color w:val="374151"/>
+          <w:sz w:val="19"/>
+        </w:rPr>
+        <w:t>bed</w:t>
+      </w:r>
+      <w:r>
+        <w:t xml:space="preserve">, </w:t>
+      </w:r>
+      <w:r>
+        <w:rPr>
+          <w:rFonts w:ascii="Courier New" w:hAnsi="Courier New" w:eastAsia="Courier New" w:cs="Courier New"/>
+          <w:color w:val="374151"/>
+          <w:sz w:val="19"/>
+        </w:rPr>
+        <w:t>storage</w:t>
+      </w:r>
+      <w:r>
+        <w:t xml:space="preserve">, </w:t>
+      </w:r>
+      <w:r>
+        <w:rPr>
+          <w:rFonts w:ascii="Courier New" w:hAnsi="Courier New" w:eastAsia="Courier New" w:cs="Courier New"/>
+          <w:color w:val="374151"/>
+          <w:sz w:val="19"/>
+        </w:rPr>
+        <w:t>tree</w:t>
+      </w:r>
+      <w:r>
+        <w:t xml:space="preserve"> and </w:t>
+      </w:r>
+      <w:r>
+        <w:rPr>
+          <w:rFonts w:ascii="Courier New" w:hAnsi="Courier New" w:eastAsia="Courier New" w:cs="Courier New"/>
+          <w:color w:val="374151"/>
+          <w:sz w:val="19"/>
+        </w:rPr>
+        <w:t>plant</w:t>
+      </w:r>
+      <w:r>
+        <w:t>; draw unknown kinds as a plain block.</w:t>
+      </w:r>
+    </w:p>
+    <w:p>
+      <w:r>
+        <w:t xml:space="preserve">The layout is display only. It's LiDAR geometry, so it can be wrong (a doorway the scan hasn't seen through yet can show as a wall). It's dropped when the map changes. Without a layout, </w:t>
+      </w:r>
+      <w:r>
+        <w:rPr>
+          <w:rFonts w:ascii="Courier New" w:hAnsi="Courier New" w:eastAsia="Courier New" w:cs="Courier New"/>
+          <w:color w:val="374151"/>
+          <w:sz w:val="19"/>
+        </w:rPr>
+        <w:t>walls</w:t>
+      </w:r>
+      <w:r>
+        <w:t xml:space="preserve"> is null and </w:t>
+      </w:r>
+      <w:r>
+        <w:rPr>
+          <w:rFonts w:ascii="Courier New" w:hAnsi="Courier New" w:eastAsia="Courier New" w:cs="Courier New"/>
+          <w:color w:val="374151"/>
+          <w:sz w:val="19"/>
+        </w:rPr>
+        <w:t>landmarks</w:t>
+      </w:r>
+      <w:r>
+        <w:t xml:space="preserve"> is absent.</w:t>
+      </w:r>
+    </w:p>
+    <w:p>
+      <w:pPr>
+        <w:numPr>
           <w:ilvl w:val="0"/>
-          <w:numId w:val="935"/>
+          <w:numId w:val="940"/>
         </w:numPr>
         <w:pStyle w:val="ListParagraph"/>
       </w:pPr>
@@ -5556,7 +5860,7 @@
       <w:tr>
         <w:tc>
           <w:tcPr>
-            <w:tcW w:type="dxa" w:w="1248"/>
+            <w:tcW w:type="dxa" w:w="1223"/>
             <w:shd w:val="clear" w:color="auto" w:fill="E8EEF7"/>
           </w:tcPr>
           <w:p>
@@ -5574,7 +5878,7 @@
         </w:tc>
         <w:tc>
           <w:tcPr>
-            <w:tcW w:type="dxa" w:w="1710"/>
+            <w:tcW w:type="dxa" w:w="3715"/>
             <w:shd w:val="clear" w:color="auto" w:fill="E8EEF7"/>
           </w:tcPr>
           <w:p>
@@ -5592,7 +5896,7 @@
         </w:tc>
         <w:tc>
           <w:tcPr>
-            <w:tcW w:type="dxa" w:w="6690"/>
+            <w:tcW w:type="dxa" w:w="4710"/>
             <w:shd w:val="clear" w:color="auto" w:fill="E8EEF7"/>
           </w:tcPr>
           <w:p>
@@ -5612,7 +5916,7 @@
       <w:tr>
         <w:tc>
           <w:tcPr>
-            <w:tcW w:type="dxa" w:w="1248"/>
+            <w:tcW w:type="dxa" w:w="1223"/>
           </w:tcPr>
           <w:p>
             <w:pPr>
@@ -5630,7 +5934,7 @@
         </w:tc>
         <w:tc>
           <w:tcPr>
-            <w:tcW w:type="dxa" w:w="1710"/>
+            <w:tcW w:type="dxa" w:w="3715"/>
           </w:tcPr>
           <w:p>
             <w:pPr>
@@ -5646,7 +5950,7 @@
         </w:tc>
         <w:tc>
           <w:tcPr>
-            <w:tcW w:type="dxa" w:w="6690"/>
+            <w:tcW w:type="dxa" w:w="4710"/>
           </w:tcPr>
           <w:p>
             <w:pPr>
@@ -5672,7 +5976,7 @@
       <w:tr>
         <w:tc>
           <w:tcPr>
-            <w:tcW w:type="dxa" w:w="1248"/>
+            <w:tcW w:type="dxa" w:w="1223"/>
           </w:tcPr>
           <w:p>
             <w:pPr>
@@ -5690,7 +5994,7 @@
         </w:tc>
         <w:tc>
           <w:tcPr>
-            <w:tcW w:type="dxa" w:w="1710"/>
+            <w:tcW w:type="dxa" w:w="3715"/>
           </w:tcPr>
           <w:p>
             <w:pPr>
@@ -5706,7 +6010,7 @@
         </w:tc>
         <w:tc>
           <w:tcPr>
-            <w:tcW w:type="dxa" w:w="6690"/>
+            <w:tcW w:type="dxa" w:w="4710"/>
           </w:tcPr>
           <w:p>
             <w:pPr>
@@ -5752,7 +6056,7 @@
       <w:tr>
         <w:tc>
           <w:tcPr>
-            <w:tcW w:type="dxa" w:w="1248"/>
+            <w:tcW w:type="dxa" w:w="1223"/>
           </w:tcPr>
           <w:p>
             <w:pPr>
@@ -5770,7 +6074,7 @@
         </w:tc>
         <w:tc>
           <w:tcPr>
-            <w:tcW w:type="dxa" w:w="1710"/>
+            <w:tcW w:type="dxa" w:w="3715"/>
           </w:tcPr>
           <w:p>
             <w:pPr>
@@ -5786,7 +6090,7 @@
         </w:tc>
         <w:tc>
           <w:tcPr>
-            <w:tcW w:type="dxa" w:w="6690"/>
+            <w:tcW w:type="dxa" w:w="4710"/>
           </w:tcPr>
           <w:p>
             <w:pPr>
@@ -5818,7 +6122,95 @@
       <w:tr>
         <w:tc>
           <w:tcPr>
-            <w:tcW w:type="dxa" w:w="1248"/>
+            <w:tcW w:type="dxa" w:w="1223"/>
+          </w:tcPr>
+          <w:p>
+            <w:pPr>
+              <w:spacing w:after="40"/>
+            </w:pPr>
+            <w:r>
+              <w:rPr>
+                <w:rFonts w:ascii="Courier New" w:hAnsi="Courier New" w:eastAsia="Courier New" w:cs="Courier New"/>
+                <w:color w:val="374151"/>
+                <w:sz w:val="19"/>
+              </w:rPr>
+              <w:t>room_layout</w:t>
+            </w:r>
+          </w:p>
+        </w:tc>
+        <w:tc>
+          <w:tcPr>
+            <w:tcW w:type="dxa" w:w="3715"/>
+          </w:tcPr>
+          <w:p>
+            <w:pPr>
+              <w:spacing w:after="40"/>
+            </w:pPr>
+            <w:r>
+              <w:rPr>
+                <w:sz w:val="20"/>
+              </w:rPr>
+              <w:t>every 3 frames (</w:t>
+            </w:r>
+            <w:r>
+              <w:rPr>
+                <w:rFonts w:ascii="Courier New" w:hAnsi="Courier New" w:eastAsia="Courier New" w:cs="Courier New"/>
+                <w:color w:val="374151"/>
+                <w:sz w:val="19"/>
+              </w:rPr>
+              <w:t>MARCO_LAYOUT_EVERY</w:t>
+            </w:r>
+            <w:r>
+              <w:rPr>
+                <w:sz w:val="20"/>
+              </w:rPr>
+              <w:t>, 0 = off), once the floor is known</w:t>
+            </w:r>
+          </w:p>
+        </w:tc>
+        <w:tc>
+          <w:tcPr>
+            <w:tcW w:type="dxa" w:w="4710"/>
+          </w:tcPr>
+          <w:p>
+            <w:pPr>
+              <w:spacing w:after="40"/>
+            </w:pPr>
+            <w:r>
+              <w:rPr>
+                <w:rFonts w:ascii="Courier New" w:hAnsi="Courier New" w:eastAsia="Courier New" w:cs="Courier New"/>
+                <w:color w:val="374151"/>
+                <w:sz w:val="19"/>
+              </w:rPr>
+              <w:t>{map_id, walls: [[[x, z], [x, z]], …], objects: [{kind, x, z, width, depth, yaw, height, shape}]}</w:t>
+            </w:r>
+            <w:r>
+              <w:rPr>
+                <w:sz w:val="20"/>
+              </w:rPr>
+              <w:t xml:space="preserve"> from </w:t>
+            </w:r>
+            <w:r>
+              <w:rPr>
+                <w:rFonts w:ascii="Courier New" w:hAnsi="Courier New" w:eastAsia="Courier New" w:cs="Courier New"/>
+                <w:color w:val="374151"/>
+                <w:sz w:val="19"/>
+              </w:rPr>
+              <w:t>server/marco/world/layout.py</w:t>
+            </w:r>
+            <w:r>
+              <w:rPr>
+                <w:sz w:val="20"/>
+              </w:rPr>
+              <w:t>: walls and furniture shapes summarised from the LiDAR map</w:t>
+            </w:r>
+          </w:p>
+        </w:tc>
+      </w:tr>
+      <w:tr>
+        <w:tc>
+          <w:tcPr>
+            <w:tcW w:type="dxa" w:w="1223"/>
           </w:tcPr>
           <w:p>
             <w:pPr>
@@ -5836,7 +6228,7 @@
         </w:tc>
         <w:tc>
           <w:tcPr>
-            <w:tcW w:type="dxa" w:w="1710"/>
+            <w:tcW w:type="dxa" w:w="3715"/>
           </w:tcPr>
           <w:p>
             <w:pPr>
@@ -5852,7 +6244,7 @@
         </w:tc>
         <w:tc>
           <w:tcPr>
-            <w:tcW w:type="dxa" w:w="6690"/>
+            <w:tcW w:type="dxa" w:w="4710"/>
           </w:tcPr>
           <w:p>
             <w:pPr>
@@ -5870,7 +6262,7 @@
       <w:tr>
         <w:tc>
           <w:tcPr>
-            <w:tcW w:type="dxa" w:w="1248"/>
+            <w:tcW w:type="dxa" w:w="1223"/>
           </w:tcPr>
           <w:p>
             <w:pPr>
@@ -5888,7 +6280,7 @@
         </w:tc>
         <w:tc>
           <w:tcPr>
-            <w:tcW w:type="dxa" w:w="1710"/>
+            <w:tcW w:type="dxa" w:w="3715"/>
           </w:tcPr>
           <w:p>
             <w:pPr>
@@ -5904,7 +6296,7 @@
         </w:tc>
         <w:tc>
           <w:tcPr>
-            <w:tcW w:type="dxa" w:w="6690"/>
+            <w:tcW w:type="dxa" w:w="4710"/>
           </w:tcPr>
           <w:p>
             <w:pPr>
@@ -6002,7 +6394,7 @@
       <w:pPr>
         <w:numPr>
           <w:ilvl w:val="0"/>
-          <w:numId w:val="939"/>
+          <w:numId w:val="941"/>
         </w:numPr>
         <w:pStyle w:val="ListParagraph"/>
       </w:pPr>
@@ -6025,303 +6417,6 @@
       </w:r>
       <w:r>
         <w:t>.</w:t>
-      </w:r>
-    </w:p>
-    <w:p>
-      <w:pPr>
-        <w:numPr>
-          <w:ilvl w:val="0"/>
-          <w:numId w:val="939"/>
-        </w:numPr>
-        <w:pStyle w:val="ListParagraph"/>
-      </w:pPr>
-      <w:r>
-        <w:rPr>
-          <w:b/>
-        </w:rPr>
-        <w:t>The answer arrives.</w:t>
-      </w:r>
-      <w:r>
-        <w:t xml:space="preserve"> The phone speaks </w:t>
-      </w:r>
-      <w:r>
-        <w:rPr>
-          <w:i/>
-        </w:rPr>
-        <w:t>"Polo! Behind you, two steps, on the table,"</w:t>
-      </w:r>
-      <w:r>
-        <w:t xml:space="preserve"> spatialised at </w:t>
-      </w:r>
-      <w:r>
-        <w:rPr>
-          <w:rFonts w:ascii="Courier New" w:hAnsi="Courier New" w:eastAsia="Courier New" w:cs="Courier New"/>
-          <w:color w:val="374151"/>
-          <w:sz w:val="19"/>
-        </w:rPr>
-        <w:t>position</w:t>
-      </w:r>
-      <w:r>
-        <w:t>:</w:t>
-      </w:r>
-    </w:p>
-    <w:p>
-      <w:pPr>
-        <w:numPr>
-          <w:ilvl w:val="1"/>
-          <w:numId w:val="940"/>
-        </w:numPr>
-        <w:pStyle w:val="ListParagraph"/>
-      </w:pPr>
-      <w:r>
-        <w:t xml:space="preserve">the direction is relative to the </w:t>
-      </w:r>
-      <w:r>
-        <w:rPr>
-          <w:b/>
-        </w:rPr>
-        <w:t>body</w:t>
-      </w:r>
-      <w:r>
-        <w:t xml:space="preserve"> (chest heading), because "behind you" means behind your body;</w:t>
-      </w:r>
-    </w:p>
-    <w:p>
-      <w:pPr>
-        <w:numPr>
-          <w:ilvl w:val="1"/>
-          <w:numId w:val="940"/>
-        </w:numPr>
-        <w:pStyle w:val="ListParagraph"/>
-      </w:pPr>
-      <w:r>
-        <w:t>clock position = round(relative azimuth / 30°), where 12 o'clock means ahead; 12, 3, 6 and 9 are said as "straight ahead", "on your right", "behind you" and "on your left";</w:t>
-      </w:r>
-    </w:p>
-    <w:p>
-      <w:pPr>
-        <w:numPr>
-          <w:ilvl w:val="1"/>
-          <w:numId w:val="940"/>
-        </w:numPr>
-        <w:pStyle w:val="ListParagraph"/>
-      </w:pPr>
-      <w:r>
-        <w:t>steps = round(horizontal distance / 0.7 m), at least one;</w:t>
-      </w:r>
-    </w:p>
-    <w:p>
-      <w:pPr>
-        <w:numPr>
-          <w:ilvl w:val="1"/>
-          <w:numId w:val="940"/>
-        </w:numPr>
-        <w:pStyle w:val="ListParagraph"/>
-      </w:pPr>
-      <w:r>
-        <w:t xml:space="preserve">within 0.6 m it says </w:t>
-      </w:r>
-      <w:r>
-        <w:rPr>
-          <w:i/>
-        </w:rPr>
-        <w:t>"Polo! Within reach, …"</w:t>
-      </w:r>
-      <w:r>
-        <w:t xml:space="preserve"> instead.</w:t>
-      </w:r>
-    </w:p>
-    <w:p>
-      <w:pPr>
-        <w:numPr>
-          <w:ilvl w:val="0"/>
-          <w:numId w:val="939"/>
-        </w:numPr>
-        <w:pStyle w:val="ListParagraph"/>
-      </w:pPr>
-      <w:r>
-        <w:rPr>
-          <w:b/>
-        </w:rPr>
-        <w:t>Beacon:</w:t>
-      </w:r>
-      <w:r>
-        <w:t xml:space="preserve"> beeps from </w:t>
-      </w:r>
-      <w:r>
-        <w:rPr>
-          <w:rFonts w:ascii="Courier New" w:hAnsi="Courier New" w:eastAsia="Courier New" w:cs="Courier New"/>
-          <w:color w:val="374151"/>
-          <w:sz w:val="19"/>
-        </w:rPr>
-        <w:t>position</w:t>
-      </w:r>
-      <w:r>
-        <w:t xml:space="preserve">, rendered relative to the </w:t>
-      </w:r>
-      <w:r>
-        <w:rPr>
-          <w:b/>
-        </w:rPr>
-        <w:t>head</w:t>
-      </w:r>
-      <w:r>
-        <w:t xml:space="preserve"> (fused yaw). They're muffled and lower while the item is behind the head (|relative azimuth| more than 90°).</w:t>
-      </w:r>
-    </w:p>
-    <w:p>
-      <w:pPr>
-        <w:numPr>
-          <w:ilvl w:val="0"/>
-          <w:numId w:val="939"/>
-        </w:numPr>
-        <w:pStyle w:val="ListParagraph"/>
-      </w:pPr>
-      <w:r>
-        <w:rPr>
-          <w:b/>
-        </w:rPr>
-        <w:t>Facing</w:t>
-      </w:r>
-      <w:r>
-        <w:t xml:space="preserve"> (|relative azimuth| 12° or less): a double ding plus a haptic, once per lock. The lock releases past 20°.</w:t>
-      </w:r>
-    </w:p>
-    <w:p>
-      <w:pPr>
-        <w:numPr>
-          <w:ilvl w:val="0"/>
-          <w:numId w:val="939"/>
-        </w:numPr>
-        <w:pStyle w:val="ListParagraph"/>
-      </w:pPr>
-      <w:r>
-        <w:rPr>
-          <w:b/>
-        </w:rPr>
-        <w:t>Walking:</w:t>
-      </w:r>
-      <w:r>
-        <w:t xml:space="preserve"> the gap between beeps = clamp(0.15 + 0.35 × distance, 0.15, 1.0) s. </w:t>
-      </w:r>
-      <w:r>
-        <w:rPr>
-          <w:i/>
-        </w:rPr>
-        <w:t>"Within reach, on the {surface}"</w:t>
-      </w:r>
-      <w:r>
-        <w:t xml:space="preserve"> is said once at 0.6 m (POC 5).</w:t>
-      </w:r>
-    </w:p>
-    <w:p>
-      <w:pPr>
-        <w:numPr>
-          <w:ilvl w:val="0"/>
-          <w:numId w:val="939"/>
-        </w:numPr>
-        <w:pStyle w:val="ListParagraph"/>
-      </w:pPr>
-      <w:r>
-        <w:rPr>
-          <w:b/>
-        </w:rPr>
-        <w:t>Steady tone</w:t>
-      </w:r>
-      <w:r>
-        <w:t xml:space="preserve"> once </w:t>
-      </w:r>
-      <w:r>
-        <w:rPr>
-          <w:rFonts w:ascii="Courier New" w:hAnsi="Courier New" w:eastAsia="Courier New" w:cs="Courier New"/>
-          <w:color w:val="374151"/>
-          <w:sz w:val="19"/>
-        </w:rPr>
-        <w:t>hand_proximity.distance_m</w:t>
-      </w:r>
-      <w:r>
-        <w:t xml:space="preserve"> is 0.30 or less. It releases above 0.40, or when proximity is older than 0.5 s.</w:t>
-      </w:r>
-    </w:p>
-    <w:p>
-      <w:pPr>
-        <w:numPr>
-          <w:ilvl w:val="0"/>
-          <w:numId w:val="939"/>
-        </w:numPr>
-        <w:pStyle w:val="ListParagraph"/>
-      </w:pPr>
-      <w:r>
-        <w:rPr>
-          <w:b/>
-        </w:rPr>
-        <w:t>On `touch` for that item:</w:t>
-      </w:r>
-      <w:r>
-        <w:t xml:space="preserve"> silence, then the item's typed label or </w:t>
-      </w:r>
-      <w:r>
-        <w:rPr>
-          <w:i/>
-        </w:rPr>
-        <w:t>"Got it."</w:t>
-      </w:r>
-      <w:r>
-        <w:t xml:space="preserve"> through §3.5. The phone's guidance sequence does not wait for cloud speech.</w:t>
-      </w:r>
-    </w:p>
-    <w:p>
-      <w:r>
-        <w:t xml:space="preserve">If an </w:t>
-      </w:r>
-      <w:r>
-        <w:rPr>
-          <w:rFonts w:ascii="Courier New" w:hAnsi="Courier New" w:eastAsia="Courier New" w:cs="Courier New"/>
-          <w:color w:val="374151"/>
-          <w:sz w:val="19"/>
-        </w:rPr>
-        <w:t>event moved</w:t>
-      </w:r>
-      <w:r>
-        <w:t xml:space="preserve"> (or </w:t>
-      </w:r>
-      <w:r>
-        <w:rPr>
-          <w:rFonts w:ascii="Courier New" w:hAnsi="Courier New" w:eastAsia="Courier New" w:cs="Courier New"/>
-          <w:color w:val="374151"/>
-          <w:sz w:val="19"/>
-        </w:rPr>
-        <w:t>put_down</w:t>
-      </w:r>
-      <w:r>
-        <w:t xml:space="preserve">) arrives for the target, retarget to its new </w:t>
-      </w:r>
-      <w:r>
-        <w:rPr>
-          <w:rFonts w:ascii="Courier New" w:hAnsi="Courier New" w:eastAsia="Courier New" w:cs="Courier New"/>
-          <w:color w:val="374151"/>
-          <w:sz w:val="19"/>
-        </w:rPr>
-        <w:t>position</w:t>
-      </w:r>
-      <w:r>
-        <w:t>.</w:t>
-      </w:r>
-    </w:p>
-    <w:p>
-      <w:pPr>
-        <w:pStyle w:val="Heading1"/>
-      </w:pPr>
-      <w:r>
-        <w:t>8. What each person needs from the others</w:t>
-      </w:r>
-    </w:p>
-    <w:p>
-      <w:r>
-        <w:rPr>
-          <w:b/>
-        </w:rPr>
-        <w:t>Vedant needs from Utkarsh:</w:t>
       </w:r>
     </w:p>
     <w:p>
@@ -6333,7 +6428,99 @@
         <w:pStyle w:val="ListParagraph"/>
       </w:pPr>
       <w:r>
-        <w:t>The frame upload (§3.1).</w:t>
+        <w:rPr>
+          <w:b/>
+        </w:rPr>
+        <w:t>The answer arrives.</w:t>
+      </w:r>
+      <w:r>
+        <w:t xml:space="preserve"> The phone speaks </w:t>
+      </w:r>
+      <w:r>
+        <w:rPr>
+          <w:i/>
+        </w:rPr>
+        <w:t>"Polo! Behind you, two steps, on the table,"</w:t>
+      </w:r>
+      <w:r>
+        <w:t xml:space="preserve"> spatialised at </w:t>
+      </w:r>
+      <w:r>
+        <w:rPr>
+          <w:rFonts w:ascii="Courier New" w:hAnsi="Courier New" w:eastAsia="Courier New" w:cs="Courier New"/>
+          <w:color w:val="374151"/>
+          <w:sz w:val="19"/>
+        </w:rPr>
+        <w:t>position</w:t>
+      </w:r>
+      <w:r>
+        <w:t>:</w:t>
+      </w:r>
+    </w:p>
+    <w:p>
+      <w:pPr>
+        <w:numPr>
+          <w:ilvl w:val="1"/>
+          <w:numId w:val="942"/>
+        </w:numPr>
+        <w:pStyle w:val="ListParagraph"/>
+      </w:pPr>
+      <w:r>
+        <w:t xml:space="preserve">the direction is relative to the </w:t>
+      </w:r>
+      <w:r>
+        <w:rPr>
+          <w:b/>
+        </w:rPr>
+        <w:t>body</w:t>
+      </w:r>
+      <w:r>
+        <w:t xml:space="preserve"> (chest heading), because "behind you" means behind your body;</w:t>
+      </w:r>
+    </w:p>
+    <w:p>
+      <w:pPr>
+        <w:numPr>
+          <w:ilvl w:val="1"/>
+          <w:numId w:val="942"/>
+        </w:numPr>
+        <w:pStyle w:val="ListParagraph"/>
+      </w:pPr>
+      <w:r>
+        <w:t>clock position = round(relative azimuth / 30°), where 12 o'clock means ahead; 12, 3, 6 and 9 are said as "straight ahead", "on your right", "behind you" and "on your left";</w:t>
+      </w:r>
+    </w:p>
+    <w:p>
+      <w:pPr>
+        <w:numPr>
+          <w:ilvl w:val="1"/>
+          <w:numId w:val="942"/>
+        </w:numPr>
+        <w:pStyle w:val="ListParagraph"/>
+      </w:pPr>
+      <w:r>
+        <w:t>steps = round(horizontal distance / 0.7 m), at least one;</w:t>
+      </w:r>
+    </w:p>
+    <w:p>
+      <w:pPr>
+        <w:numPr>
+          <w:ilvl w:val="1"/>
+          <w:numId w:val="942"/>
+        </w:numPr>
+        <w:pStyle w:val="ListParagraph"/>
+      </w:pPr>
+      <w:r>
+        <w:t xml:space="preserve">within 0.6 m it says </w:t>
+      </w:r>
+      <w:r>
+        <w:rPr>
+          <w:i/>
+        </w:rPr>
+        <w:t>"Polo! Within reach, …"</w:t>
+      </w:r>
+      <w:r>
+        <w:t xml:space="preserve"> instead.</w:t>
       </w:r>
     </w:p>
     <w:p>
@@ -6345,7 +6532,33 @@
         <w:pStyle w:val="ListParagraph"/>
       </w:pPr>
       <w:r>
-        <w:t>The pose stream and the hand stream (§3.2).</w:t>
+        <w:rPr>
+          <w:b/>
+        </w:rPr>
+        <w:t>Beacon:</w:t>
+      </w:r>
+      <w:r>
+        <w:t xml:space="preserve"> beeps from </w:t>
+      </w:r>
+      <w:r>
+        <w:rPr>
+          <w:rFonts w:ascii="Courier New" w:hAnsi="Courier New" w:eastAsia="Courier New" w:cs="Courier New"/>
+          <w:color w:val="374151"/>
+          <w:sz w:val="19"/>
+        </w:rPr>
+        <w:t>position</w:t>
+      </w:r>
+      <w:r>
+        <w:t xml:space="preserve">, rendered relative to the </w:t>
+      </w:r>
+      <w:r>
+        <w:rPr>
+          <w:b/>
+        </w:rPr>
+        <w:t>head</w:t>
+      </w:r>
+      <w:r>
+        <w:t xml:space="preserve"> (fused yaw). They're muffled and lower while the item is behind the head (|relative azimuth| more than 90°).</w:t>
       </w:r>
     </w:p>
     <w:p>
@@ -6357,18 +6570,13 @@
         <w:pStyle w:val="ListParagraph"/>
       </w:pPr>
       <w:r>
-        <w:t xml:space="preserve">The </w:t>
-      </w:r>
-      <w:r>
-        <w:rPr>
-          <w:rFonts w:ascii="Courier New" w:hAnsi="Courier New" w:eastAsia="Courier New" w:cs="Courier New"/>
-          <w:color w:val="374151"/>
-          <w:sz w:val="19"/>
-        </w:rPr>
-        <w:t>map</w:t>
-      </w:r>
-      <w:r>
-        <w:t xml:space="preserve"> messages (§3.4).</w:t>
+        <w:rPr>
+          <w:b/>
+        </w:rPr>
+        <w:t>Facing</w:t>
+      </w:r>
+      <w:r>
+        <w:t xml:space="preserve"> (|relative azimuth| 12° or less): a double ding plus a haptic, once per lock. The lock releases past 20°.</w:t>
       </w:r>
     </w:p>
     <w:p>
@@ -6380,19 +6588,40 @@
         <w:pStyle w:val="ListParagraph"/>
       </w:pPr>
       <w:r>
-        <w:t>A 5-minute recorded session saved to disk in exactly these formats (frames, poses, hands), so Vedant can build against real data before the app is finished.</w:t>
+        <w:rPr>
+          <w:b/>
+        </w:rPr>
+        <w:t>Walking:</w:t>
+      </w:r>
+      <w:r>
+        <w:t xml:space="preserve"> the gap between beeps = clamp(0.15 + 0.35 × distance, 0.15, 1.0) s. </w:t>
+      </w:r>
+      <w:r>
+        <w:rPr>
+          <w:i/>
+        </w:rPr>
+        <w:t>"Within reach, on the {surface}"</w:t>
+      </w:r>
+      <w:r>
+        <w:t xml:space="preserve"> is said once at 0.6 m (POC 5).</w:t>
       </w:r>
     </w:p>
     <w:p>
       <w:pPr>
         <w:numPr>
-          <w:ilvl w:val="1"/>
-          <w:numId w:val="942"/>
+          <w:ilvl w:val="0"/>
+          <w:numId w:val="941"/>
         </w:numPr>
         <w:pStyle w:val="ListParagraph"/>
       </w:pPr>
       <w:r>
-        <w:t xml:space="preserve">The server records every session it receives under </w:t>
+        <w:rPr>
+          <w:b/>
+        </w:rPr>
+        <w:t>Steady tone</w:t>
+      </w:r>
+      <w:r>
+        <w:t xml:space="preserve"> once </w:t>
       </w:r>
       <w:r>
         <w:rPr>
@@ -6400,22 +6629,42 @@
           <w:color w:val="374151"/>
           <w:sz w:val="19"/>
         </w:rPr>
-        <w:t>server/data/sessions/&lt;session_id&gt;/</w:t>
-      </w:r>
-      <w:r>
-        <w:t>. Running the app against the server is enough.</w:t>
+        <w:t>hand_proximity.distance_m</w:t>
+      </w:r>
+      <w:r>
+        <w:t xml:space="preserve"> is 0.30 or less. It releases above 0.40, or when proximity is older than 0.5 s.</w:t>
       </w:r>
     </w:p>
     <w:p>
       <w:pPr>
         <w:numPr>
-          <w:ilvl w:val="1"/>
-          <w:numId w:val="942"/>
+          <w:ilvl w:val="0"/>
+          <w:numId w:val="941"/>
         </w:numPr>
         <w:pStyle w:val="ListParagraph"/>
       </w:pPr>
       <w:r>
-        <w:t xml:space="preserve">Until then, a Stray Scanner recording converts with </w:t>
+        <w:rPr>
+          <w:b/>
+        </w:rPr>
+        <w:t>On `touch` for that item:</w:t>
+      </w:r>
+      <w:r>
+        <w:t xml:space="preserve"> silence, then the item's typed label or </w:t>
+      </w:r>
+      <w:r>
+        <w:rPr>
+          <w:i/>
+        </w:rPr>
+        <w:t>"Got it."</w:t>
+      </w:r>
+      <w:r>
+        <w:t xml:space="preserve"> through §3.5. The phone's guidance sequence does not wait for cloud speech.</w:t>
+      </w:r>
+    </w:p>
+    <w:p>
+      <w:r>
+        <w:t xml:space="preserve">If an </w:t>
       </w:r>
       <w:r>
         <w:rPr>
@@ -6423,18 +6672,48 @@
           <w:color w:val="374151"/>
           <w:sz w:val="19"/>
         </w:rPr>
-        <w:t>server/tools/stray_session.py</w:t>
+        <w:t>event moved</w:t>
+      </w:r>
+      <w:r>
+        <w:t xml:space="preserve"> (or </w:t>
+      </w:r>
+      <w:r>
+        <w:rPr>
+          <w:rFonts w:ascii="Courier New" w:hAnsi="Courier New" w:eastAsia="Courier New" w:cs="Courier New"/>
+          <w:color w:val="374151"/>
+          <w:sz w:val="19"/>
+        </w:rPr>
+        <w:t>put_down</w:t>
+      </w:r>
+      <w:r>
+        <w:t xml:space="preserve">) arrives for the target, retarget to its new </w:t>
+      </w:r>
+      <w:r>
+        <w:rPr>
+          <w:rFonts w:ascii="Courier New" w:hAnsi="Courier New" w:eastAsia="Courier New" w:cs="Courier New"/>
+          <w:color w:val="374151"/>
+          <w:sz w:val="19"/>
+        </w:rPr>
+        <w:t>position</w:t>
       </w:r>
       <w:r>
         <w:t>.</w:t>
       </w:r>
     </w:p>
     <w:p>
+      <w:pPr>
+        <w:pStyle w:val="Heading1"/>
+      </w:pPr>
+      <w:r>
+        <w:t>8. What each person needs from the others</w:t>
+      </w:r>
+    </w:p>
+    <w:p>
       <w:r>
         <w:rPr>
           <w:b/>
         </w:rPr>
-        <w:t>Utkarsh needs from Vedant:</w:t>
+        <w:t>Vedant needs from Utkarsh:</w:t>
       </w:r>
     </w:p>
     <w:p>
@@ -6446,51 +6725,7 @@
         <w:pStyle w:val="ListParagraph"/>
       </w:pPr>
       <w:r>
-        <w:t xml:space="preserve">A stub server that accepts everything above and returns fake </w:t>
-      </w:r>
-      <w:r>
-        <w:rPr>
-          <w:rFonts w:ascii="Courier New" w:hAnsi="Courier New" w:eastAsia="Courier New" w:cs="Courier New"/>
-          <w:color w:val="374151"/>
-          <w:sz w:val="19"/>
-        </w:rPr>
-        <w:t>answer</w:t>
-      </w:r>
-      <w:r>
-        <w:t xml:space="preserve"> / </w:t>
-      </w:r>
-      <w:r>
-        <w:rPr>
-          <w:rFonts w:ascii="Courier New" w:hAnsi="Courier New" w:eastAsia="Courier New" w:cs="Courier New"/>
-          <w:color w:val="374151"/>
-          <w:sz w:val="19"/>
-        </w:rPr>
-        <w:t>touch</w:t>
-      </w:r>
-      <w:r>
-        <w:t xml:space="preserve"> / </w:t>
-      </w:r>
-      <w:r>
-        <w:rPr>
-          <w:rFonts w:ascii="Courier New" w:hAnsi="Courier New" w:eastAsia="Courier New" w:cs="Courier New"/>
-          <w:color w:val="374151"/>
-          <w:sz w:val="19"/>
-        </w:rPr>
-        <w:t>event</w:t>
-      </w:r>
-      <w:r>
-        <w:t xml:space="preserve"> messages (</w:t>
-      </w:r>
-      <w:r>
-        <w:rPr>
-          <w:rFonts w:ascii="Courier New" w:hAnsi="Courier New" w:eastAsia="Courier New" w:cs="Courier New"/>
-          <w:color w:val="374151"/>
-          <w:sz w:val="19"/>
-        </w:rPr>
-        <w:t>MARCO_MODE=stub</w:t>
-      </w:r>
-      <w:r>
-        <w:t>, the default).</w:t>
+        <w:t>The frame upload (§3.1).</w:t>
       </w:r>
     </w:p>
     <w:p>
@@ -6502,18 +6737,7 @@
         <w:pStyle w:val="ListParagraph"/>
       </w:pPr>
       <w:r>
-        <w:t>Then the real ones (</w:t>
-      </w:r>
-      <w:r>
-        <w:rPr>
-          <w:rFonts w:ascii="Courier New" w:hAnsi="Courier New" w:eastAsia="Courier New" w:cs="Courier New"/>
-          <w:color w:val="374151"/>
-          <w:sz w:val="19"/>
-        </w:rPr>
-        <w:t>MARCO_MODE=real</w:t>
-      </w:r>
-      <w:r>
-        <w:t>).</w:t>
+        <w:t>The pose stream and the hand stream (§3.2).</w:t>
       </w:r>
     </w:p>
     <w:p>
@@ -6525,7 +6749,18 @@
         <w:pStyle w:val="ListParagraph"/>
       </w:pPr>
       <w:r>
-        <w:t>Typed labels and the speech route (§3.5). Legacy label audio URLs remain optional compatibility fields.</w:t>
+        <w:t xml:space="preserve">The </w:t>
+      </w:r>
+      <w:r>
+        <w:rPr>
+          <w:rFonts w:ascii="Courier New" w:hAnsi="Courier New" w:eastAsia="Courier New" w:cs="Courier New"/>
+          <w:color w:val="374151"/>
+          <w:sz w:val="19"/>
+        </w:rPr>
+        <w:t>map</w:t>
+      </w:r>
+      <w:r>
+        <w:t xml:space="preserve"> messages (§3.4).</w:t>
       </w:r>
     </w:p>
     <w:p>
@@ -6537,35 +6772,42 @@
         <w:pStyle w:val="ListParagraph"/>
       </w:pPr>
       <w:r>
+        <w:t>A 5-minute recorded session saved to disk in exactly these formats (frames, poses, hands), so Vedant can build against real data before the app is finished.</w:t>
+      </w:r>
+    </w:p>
+    <w:p>
+      <w:pPr>
+        <w:numPr>
+          <w:ilvl w:val="1"/>
+          <w:numId w:val="944"/>
+        </w:numPr>
+        <w:pStyle w:val="ListParagraph"/>
+      </w:pPr>
+      <w:r>
+        <w:t xml:space="preserve">The server records every session it receives under </w:t>
+      </w:r>
+      <w:r>
         <w:rPr>
           <w:rFonts w:ascii="Courier New" w:hAnsi="Courier New" w:eastAsia="Courier New" w:cs="Courier New"/>
           <w:color w:val="374151"/>
           <w:sz w:val="19"/>
         </w:rPr>
-        <w:t>label_request</w:t>
-      </w:r>
-      <w:r>
-        <w:t xml:space="preserve"> events for Photon.</w:t>
+        <w:t>server/data/sessions/&lt;session_id&gt;/</w:t>
+      </w:r>
+      <w:r>
+        <w:t>. Running the app against the server is enough.</w:t>
       </w:r>
     </w:p>
     <w:p>
-      <w:r>
-        <w:rPr>
-          <w:b/>
-        </w:rPr>
-        <w:t>The dashboard needs from Vedant:</w:t>
-      </w:r>
-    </w:p>
-    <w:p>
       <w:pPr>
         <w:numPr>
-          <w:ilvl w:val="0"/>
+          <w:ilvl w:val="1"/>
           <w:numId w:val="944"/>
         </w:numPr>
         <w:pStyle w:val="ListParagraph"/>
       </w:pPr>
       <w:r>
-        <w:t xml:space="preserve">the </w:t>
+        <w:t xml:space="preserve">Until then, a Stray Scanner recording converts with </w:t>
       </w:r>
       <w:r>
         <w:rPr>
@@ -6573,21 +6815,10 @@
           <w:color w:val="374151"/>
           <w:sz w:val="19"/>
         </w:rPr>
-        <w:t>/v1/dashboard</w:t>
-      </w:r>
-      <w:r>
-        <w:t xml:space="preserve"> feed with recorded or fake data first (</w:t>
-      </w:r>
-      <w:r>
-        <w:rPr>
-          <w:rFonts w:ascii="Courier New" w:hAnsi="Courier New" w:eastAsia="Courier New" w:cs="Courier New"/>
-          <w:color w:val="374151"/>
-          <w:sz w:val="19"/>
-        </w:rPr>
-        <w:t>server/tools/replay.py</w:t>
-      </w:r>
-      <w:r>
-        <w:t>), then live.</w:t>
+        <w:t>server/tools/stray_session.py</w:t>
+      </w:r>
+      <w:r>
+        <w:t>.</w:t>
       </w:r>
     </w:p>
     <w:p>
@@ -6595,10 +6826,7 @@
         <w:rPr>
           <w:b/>
         </w:rPr>
-        <w:t>Everyone:</w:t>
-      </w:r>
-      <w:r>
-        <w:t xml:space="preserve"> the server is private:</w:t>
+        <w:t>Utkarsh needs from Vedant:</w:t>
       </w:r>
     </w:p>
     <w:p>
@@ -6610,7 +6838,7 @@
         <w:pStyle w:val="ListParagraph"/>
       </w:pPr>
       <w:r>
-        <w:t xml:space="preserve">it binds 127.0.0.1 only and is reached through </w:t>
+        <w:t xml:space="preserve">A stub server that accepts everything above and returns fake </w:t>
       </w:r>
       <w:r>
         <w:rPr>
@@ -6618,10 +6846,43 @@
           <w:color w:val="374151"/>
           <w:sz w:val="19"/>
         </w:rPr>
-        <w:t>tailscale serve</w:t>
-      </w:r>
-      <w:r>
-        <w:t>;</w:t>
+        <w:t>answer</w:t>
+      </w:r>
+      <w:r>
+        <w:t xml:space="preserve"> / </w:t>
+      </w:r>
+      <w:r>
+        <w:rPr>
+          <w:rFonts w:ascii="Courier New" w:hAnsi="Courier New" w:eastAsia="Courier New" w:cs="Courier New"/>
+          <w:color w:val="374151"/>
+          <w:sz w:val="19"/>
+        </w:rPr>
+        <w:t>touch</w:t>
+      </w:r>
+      <w:r>
+        <w:t xml:space="preserve"> / </w:t>
+      </w:r>
+      <w:r>
+        <w:rPr>
+          <w:rFonts w:ascii="Courier New" w:hAnsi="Courier New" w:eastAsia="Courier New" w:cs="Courier New"/>
+          <w:color w:val="374151"/>
+          <w:sz w:val="19"/>
+        </w:rPr>
+        <w:t>event</w:t>
+      </w:r>
+      <w:r>
+        <w:t xml:space="preserve"> messages (</w:t>
+      </w:r>
+      <w:r>
+        <w:rPr>
+          <w:rFonts w:ascii="Courier New" w:hAnsi="Courier New" w:eastAsia="Courier New" w:cs="Courier New"/>
+          <w:color w:val="374151"/>
+          <w:sz w:val="19"/>
+        </w:rPr>
+        <w:t>MARCO_MODE=stub</w:t>
+      </w:r>
+      <w:r>
+        <w:t>, the default).</w:t>
       </w:r>
     </w:p>
     <w:p>
@@ -6633,7 +6894,7 @@
         <w:pStyle w:val="ListParagraph"/>
       </w:pPr>
       <w:r>
-        <w:t>every route goes through the fail-closed auth gate (</w:t>
+        <w:t>Then the real ones (</w:t>
       </w:r>
       <w:r>
         <w:rPr>
@@ -6641,29 +6902,50 @@
           <w:color w:val="374151"/>
           <w:sz w:val="19"/>
         </w:rPr>
-        <w:t>server/marco/auth.py</w:t>
-      </w:r>
-      <w:r>
-        <w:t xml:space="preserve">), which admits only </w:t>
-      </w:r>
+        <w:t>MARCO_MODE=real</w:t>
+      </w:r>
+      <w:r>
+        <w:t>).</w:t>
+      </w:r>
+    </w:p>
+    <w:p>
+      <w:pPr>
+        <w:numPr>
+          <w:ilvl w:val="0"/>
+          <w:numId w:val="945"/>
+        </w:numPr>
+        <w:pStyle w:val="ListParagraph"/>
+      </w:pPr>
+      <w:r>
+        <w:t>Typed labels and the speech route (§3.5). Legacy label audio URLs remain optional compatibility fields.</w:t>
+      </w:r>
+    </w:p>
+    <w:p>
+      <w:pPr>
+        <w:numPr>
+          <w:ilvl w:val="0"/>
+          <w:numId w:val="945"/>
+        </w:numPr>
+        <w:pStyle w:val="ListParagraph"/>
+      </w:pPr>
       <w:r>
         <w:rPr>
           <w:rFonts w:ascii="Courier New" w:hAnsi="Courier New" w:eastAsia="Courier New" w:cs="Courier New"/>
           <w:color w:val="374151"/>
           <w:sz w:val="19"/>
         </w:rPr>
-        <w:t>TAILSCALE_ALLOWED_LOGINS</w:t>
-      </w:r>
-      <w:r>
-        <w:t>.</w:t>
+        <w:t>label_request</w:t>
+      </w:r>
+      <w:r>
+        <w:t xml:space="preserve"> events for Photon.</w:t>
       </w:r>
     </w:p>
     <w:p>
-      <w:pPr>
-        <w:pStyle w:val="Heading1"/>
-      </w:pPr>
-      <w:r>
-        <w:t>9. Integration order</w:t>
+      <w:r>
+        <w:rPr>
+          <w:b/>
+        </w:rPr>
+        <w:t>The dashboard needs from Vedant:</w:t>
       </w:r>
     </w:p>
     <w:p>
@@ -6675,108 +6957,105 @@
         <w:pStyle w:val="ListParagraph"/>
       </w:pPr>
       <w:r>
-        <w:rPr>
-          <w:b/>
-        </w:rPr>
-        <w:t>Hour 0–2:</w:t>
-      </w:r>
-      <w:r>
-        <w:t xml:space="preserve"> agree this file. Vedant ships the stub server; Utkarsh gets the ARKit session and frame upload working; the dashboard renders fake feeds.</w:t>
+        <w:t xml:space="preserve">the </w:t>
+      </w:r>
+      <w:r>
+        <w:rPr>
+          <w:rFonts w:ascii="Courier New" w:hAnsi="Courier New" w:eastAsia="Courier New" w:cs="Courier New"/>
+          <w:color w:val="374151"/>
+          <w:sz w:val="19"/>
+        </w:rPr>
+        <w:t>/v1/dashboard</w:t>
+      </w:r>
+      <w:r>
+        <w:t xml:space="preserve"> feed with recorded or fake data first (</w:t>
+      </w:r>
+      <w:r>
+        <w:rPr>
+          <w:rFonts w:ascii="Courier New" w:hAnsi="Courier New" w:eastAsia="Courier New" w:cs="Courier New"/>
+          <w:color w:val="374151"/>
+          <w:sz w:val="19"/>
+        </w:rPr>
+        <w:t>server/tools/replay.py</w:t>
+      </w:r>
+      <w:r>
+        <w:t>), then live.</w:t>
       </w:r>
     </w:p>
     <w:p>
+      <w:r>
+        <w:rPr>
+          <w:b/>
+        </w:rPr>
+        <w:t>Everyone:</w:t>
+      </w:r>
+      <w:r>
+        <w:t xml:space="preserve"> the server is private:</w:t>
+      </w:r>
+    </w:p>
+    <w:p>
       <w:pPr>
         <w:numPr>
           <w:ilvl w:val="0"/>
-          <w:numId w:val="946"/>
-        </w:numPr>
-        <w:pStyle w:val="ListParagraph"/>
-      </w:pPr>
-      <w:r>
-        <w:rPr>
-          <w:b/>
-        </w:rPr>
-        <w:t>Then:</w:t>
-      </w:r>
-      <w:r>
-        <w:t xml:space="preserve"> the recorded 5-minute session from the vest. Vedant runs the real pipeline on it offline; the dashboard replays it.</w:t>
-      </w:r>
-    </w:p>
-    <w:p>
-      <w:pPr>
-        <w:numPr>
-          <w:ilvl w:val="0"/>
-          <w:numId w:val="946"/>
-        </w:numPr>
-        <w:pStyle w:val="ListParagraph"/>
-      </w:pPr>
-      <w:r>
-        <w:rPr>
-          <w:b/>
-        </w:rPr>
-        <w:t>First live path:</w:t>
-      </w:r>
-      <w:r>
-        <w:t xml:space="preserve"> register keys, put them down, ask "where are my keys?", and follow the sound to them, end to end.</w:t>
-      </w:r>
-    </w:p>
-    <w:p>
-      <w:pPr>
-        <w:numPr>
-          <w:ilvl w:val="0"/>
-          <w:numId w:val="946"/>
-        </w:numPr>
-        <w:pStyle w:val="ListParagraph"/>
-      </w:pPr>
-      <w:r>
-        <w:rPr>
-          <w:b/>
-        </w:rPr>
-        <w:t>Then:</w:t>
-      </w:r>
-    </w:p>
-    <w:p>
-      <w:pPr>
-        <w:numPr>
-          <w:ilvl w:val="1"/>
           <w:numId w:val="947"/>
         </w:numPr>
         <w:pStyle w:val="ListParagraph"/>
       </w:pPr>
       <w:r>
-        <w:t>touch and "what is this?" with Photon labeling;</w:t>
+        <w:t xml:space="preserve">it binds 127.0.0.1 only and is reached through </w:t>
+      </w:r>
+      <w:r>
+        <w:rPr>
+          <w:rFonts w:ascii="Courier New" w:hAnsi="Courier New" w:eastAsia="Courier New" w:cs="Courier New"/>
+          <w:color w:val="374151"/>
+          <w:sz w:val="19"/>
+        </w:rPr>
+        <w:t>tailscale serve</w:t>
+      </w:r>
+      <w:r>
+        <w:t>;</w:t>
       </w:r>
     </w:p>
     <w:p>
       <w:pPr>
         <w:numPr>
-          <w:ilvl w:val="1"/>
+          <w:ilvl w:val="0"/>
           <w:numId w:val="947"/>
         </w:numPr>
         <w:pStyle w:val="ListParagraph"/>
       </w:pPr>
       <w:r>
-        <w:t>moved and left-behind events;</w:t>
+        <w:t>every route goes through the fail-closed auth gate (</w:t>
+      </w:r>
+      <w:r>
+        <w:rPr>
+          <w:rFonts w:ascii="Courier New" w:hAnsi="Courier New" w:eastAsia="Courier New" w:cs="Courier New"/>
+          <w:color w:val="374151"/>
+          <w:sz w:val="19"/>
+        </w:rPr>
+        <w:t>server/marco/auth.py</w:t>
+      </w:r>
+      <w:r>
+        <w:t xml:space="preserve">), which admits only </w:t>
+      </w:r>
+      <w:r>
+        <w:rPr>
+          <w:rFonts w:ascii="Courier New" w:hAnsi="Courier New" w:eastAsia="Courier New" w:cs="Courier New"/>
+          <w:color w:val="374151"/>
+          <w:sz w:val="19"/>
+        </w:rPr>
+        <w:t>TAILSCALE_ALLOWED_LOGINS</w:t>
+      </w:r>
+      <w:r>
+        <w:t>.</w:t>
       </w:r>
     </w:p>
     <w:p>
       <w:pPr>
-        <w:numPr>
-          <w:ilvl w:val="1"/>
-          <w:numId w:val="947"/>
-        </w:numPr>
-        <w:pStyle w:val="ListParagraph"/>
-      </w:pPr>
-      <w:r>
-        <w:t>relaunch persistence.</w:t>
-      </w:r>
-    </w:p>
-    <w:p>
-      <w:pPr>
         <w:pStyle w:val="Heading1"/>
       </w:pPr>
       <w:r>
-        <w:t>10. Open questions (decide together)</w:t>
+        <w:t>9. Integration order</w:t>
       </w:r>
     </w:p>
     <w:p>
@@ -6791,32 +7070,10 @@
         <w:rPr>
           <w:b/>
         </w:rPr>
-        <w:t>Vision orientation:</w:t>
-      </w:r>
-      <w:r>
-        <w:t xml:space="preserve"> </w:t>
-      </w:r>
-      <w:r>
-        <w:rPr>
-          <w:rFonts w:ascii="Courier New" w:hAnsi="Courier New" w:eastAsia="Courier New" w:cs="Courier New"/>
-          <w:color w:val="374151"/>
-          <w:sz w:val="19"/>
-        </w:rPr>
-        <w:t>.up</w:t>
-      </w:r>
-      <w:r>
-        <w:t xml:space="preserve"> versus </w:t>
-      </w:r>
-      <w:r>
-        <w:rPr>
-          <w:rFonts w:ascii="Courier New" w:hAnsi="Courier New" w:eastAsia="Courier New" w:cs="Courier New"/>
-          <w:color w:val="374151"/>
-          <w:sz w:val="19"/>
-        </w:rPr>
-        <w:t>.right</w:t>
-      </w:r>
-      <w:r>
-        <w:t xml:space="preserve"> for the hand pose. Test in hour one.</w:t>
+        <w:t>Hour 0–2:</w:t>
+      </w:r>
+      <w:r>
+        <w:t xml:space="preserve"> agree this file. Vedant ships the stub server; Utkarsh gets the ARKit session and frame upload working; the dashboard renders fake feeds.</w:t>
       </w:r>
     </w:p>
     <w:p>
@@ -6831,32 +7088,10 @@
         <w:rPr>
           <w:b/>
         </w:rPr>
-        <w:t>Where the server runs: decided (2026-10-17).</w:t>
-      </w:r>
-      <w:r>
-        <w:t xml:space="preserve"> The Vultr GPU box (</w:t>
-      </w:r>
-      <w:r>
-        <w:rPr>
-          <w:rFonts w:ascii="Courier New" w:hAnsi="Courier New" w:eastAsia="Courier New" w:cs="Courier New"/>
-          <w:color w:val="374151"/>
-          <w:sz w:val="19"/>
-        </w:rPr>
-        <w:t>deploy/vultr/</w:t>
-      </w:r>
-      <w:r>
-        <w:t xml:space="preserve">, </w:t>
-      </w:r>
-      <w:r>
-        <w:rPr>
-          <w:rFonts w:ascii="Courier New" w:hAnsi="Courier New" w:eastAsia="Courier New" w:cs="Courier New"/>
-          <w:color w:val="374151"/>
-          <w:sz w:val="19"/>
-        </w:rPr>
-        <w:t>marco-gpu</w:t>
-      </w:r>
-      <w:r>
-        <w:t>) is the primary server; a laptop at the venue is the fallback. Nothing in this contract changes: clients only change the base URL.</w:t>
+        <w:t>Then:</w:t>
+      </w:r>
+      <w:r>
+        <w:t xml:space="preserve"> the recorded 5-minute session from the vest. Vedant runs the real pipeline on it offline; the dashboard replays it.</w:t>
       </w:r>
     </w:p>
     <w:p>
@@ -6871,10 +7106,10 @@
         <w:rPr>
           <w:b/>
         </w:rPr>
-        <w:t>Who names places</w:t>
-      </w:r>
-      <w:r>
-        <w:t xml:space="preserve"> ("entry table"): the server names them by height, or the user names them during setup.</w:t>
+        <w:t>First live path:</w:t>
+      </w:r>
+      <w:r>
+        <w:t xml:space="preserve"> register keys, put them down, ask "where are my keys?", and follow the sound to them, end to end.</w:t>
       </w:r>
     </w:p>
     <w:p>
@@ -6889,32 +7124,7 @@
         <w:rPr>
           <w:b/>
         </w:rPr>
-        <w:t>Photon and dashboard routes.</w:t>
-      </w:r>
-      <w:r>
-        <w:t xml:space="preserve"> </w:t>
-      </w:r>
-      <w:r>
-        <w:rPr>
-          <w:rFonts w:ascii="Courier New" w:hAnsi="Courier New" w:eastAsia="Courier New" w:cs="Courier New"/>
-          <w:color w:val="374151"/>
-          <w:sz w:val="19"/>
-        </w:rPr>
-        <w:t>photon/</w:t>
-      </w:r>
-      <w:r>
-        <w:t xml:space="preserve"> and </w:t>
-      </w:r>
-      <w:r>
-        <w:rPr>
-          <w:rFonts w:ascii="Courier New" w:hAnsi="Courier New" w:eastAsia="Courier New" w:cs="Courier New"/>
-          <w:color w:val="374151"/>
-          <w:sz w:val="19"/>
-        </w:rPr>
-        <w:t>frontend/</w:t>
-      </w:r>
-      <w:r>
-        <w:t xml:space="preserve"> were built against the earlier requirements and POC 26 paths. Status of each:</w:t>
+        <w:t>Then:</w:t>
       </w:r>
     </w:p>
     <w:p>
@@ -6926,68 +7136,7 @@
         <w:pStyle w:val="ListParagraph"/>
       </w:pPr>
       <w:r>
-        <w:rPr>
-          <w:b/>
-        </w:rPr>
-        <w:t>Photon: decided (2026-10-17).</w:t>
-      </w:r>
-      <w:r>
-        <w:t xml:space="preserve"> </w:t>
-      </w:r>
-      <w:r>
-        <w:rPr>
-          <w:rFonts w:ascii="Courier New" w:hAnsi="Courier New" w:eastAsia="Courier New" w:cs="Courier New"/>
-          <w:color w:val="374151"/>
-          <w:sz w:val="19"/>
-        </w:rPr>
-        <w:t>photon/</w:t>
-      </w:r>
-      <w:r>
-        <w:t xml:space="preserve"> adopted §5 as written, on Photon 2.0, with no format changes. The phone never talks to </w:t>
-      </w:r>
-      <w:r>
-        <w:rPr>
-          <w:rFonts w:ascii="Courier New" w:hAnsi="Courier New" w:eastAsia="Courier New" w:cs="Courier New"/>
-          <w:color w:val="374151"/>
-          <w:sz w:val="19"/>
-        </w:rPr>
-        <w:t>photon/</w:t>
-      </w:r>
-      <w:r>
-        <w:t xml:space="preserve">. Two optional additions are proposed in </w:t>
-      </w:r>
-      <w:r>
-        <w:rPr>
-          <w:rFonts w:ascii="Courier New" w:hAnsi="Courier New" w:eastAsia="Courier New" w:cs="Courier New"/>
-          <w:color w:val="374151"/>
-          <w:sz w:val="19"/>
-        </w:rPr>
-        <w:t>STATUS.md</w:t>
-      </w:r>
-      <w:r>
-        <w:t xml:space="preserve"> (</w:t>
-      </w:r>
-      <w:r>
-        <w:rPr>
-          <w:rFonts w:ascii="Courier New" w:hAnsi="Courier New" w:eastAsia="Courier New" w:cs="Courier New"/>
-          <w:color w:val="374151"/>
-          <w:sz w:val="19"/>
-        </w:rPr>
-        <w:t>label_request_seen</w:t>
-      </w:r>
-      <w:r>
-        <w:t xml:space="preserve">, </w:t>
-      </w:r>
-      <w:r>
-        <w:rPr>
-          <w:rFonts w:ascii="Courier New" w:hAnsi="Courier New" w:eastAsia="Courier New" w:cs="Courier New"/>
-          <w:color w:val="374151"/>
-          <w:sz w:val="19"/>
-        </w:rPr>
-        <w:t>label_unknown</w:t>
-      </w:r>
-      <w:r>
-        <w:t>); they are not part of this contract.</w:t>
+        <w:t>touch and "what is this?" with Photon labeling;</w:t>
       </w:r>
     </w:p>
     <w:p>
@@ -6999,65 +7148,27 @@
         <w:pStyle w:val="ListParagraph"/>
       </w:pPr>
       <w:r>
-        <w:rPr>
-          <w:b/>
-        </w:rPr>
-        <w:t>Dashboard: decided (2026-10-18).</w:t>
-      </w:r>
-      <w:r>
-        <w:t xml:space="preserve"> The server serves </w:t>
-      </w:r>
-      <w:r>
-        <w:rPr>
-          <w:rFonts w:ascii="Courier New" w:hAnsi="Courier New" w:eastAsia="Courier New" w:cs="Courier New"/>
-          <w:color w:val="374151"/>
-          <w:sz w:val="19"/>
-        </w:rPr>
-        <w:t>frontend/</w:t>
-      </w:r>
-      <w:r>
-        <w:t xml:space="preserve">'s own contract (§6, </w:t>
-      </w:r>
-      <w:r>
-        <w:rPr>
-          <w:rFonts w:ascii="Courier New" w:hAnsi="Courier New" w:eastAsia="Courier New" w:cs="Courier New"/>
-          <w:color w:val="374151"/>
-          <w:sz w:val="19"/>
-        </w:rPr>
-        <w:t>marco/dashboard.py</w:t>
-      </w:r>
-      <w:r>
-        <w:t xml:space="preserve">). The phone gained </w:t>
-      </w:r>
-      <w:r>
-        <w:rPr>
-          <w:rFonts w:ascii="Courier New" w:hAnsi="Courier New" w:eastAsia="Courier New" w:cs="Courier New"/>
-          <w:color w:val="374151"/>
-          <w:sz w:val="19"/>
-        </w:rPr>
-        <w:t>command</w:t>
-      </w:r>
-      <w:r>
-        <w:t xml:space="preserve"> and </w:t>
-      </w:r>
-      <w:r>
-        <w:rPr>
-          <w:rFonts w:ascii="Courier New" w:hAnsi="Courier New" w:eastAsia="Courier New" w:cs="Courier New"/>
-          <w:color w:val="374151"/>
-          <w:sz w:val="19"/>
-        </w:rPr>
-        <w:t>command_ack</w:t>
-      </w:r>
-      <w:r>
-        <w:t xml:space="preserve"> for Find and Stop.</w:t>
+        <w:t>moved and left-behind events;</w:t>
       </w:r>
     </w:p>
     <w:p>
       <w:pPr>
+        <w:numPr>
+          <w:ilvl w:val="1"/>
+          <w:numId w:val="949"/>
+        </w:numPr>
+        <w:pStyle w:val="ListParagraph"/>
+      </w:pPr>
+      <w:r>
+        <w:t>relaunch persistence.</w:t>
+      </w:r>
+    </w:p>
+    <w:p>
+      <w:pPr>
         <w:pStyle w:val="Heading1"/>
       </w:pPr>
       <w:r>
-        <w:t>11. Changes since v0.1</w:t>
+        <w:t>10. Open questions (decide together)</w:t>
       </w:r>
     </w:p>
     <w:p>
@@ -7072,10 +7183,10 @@
         <w:rPr>
           <w:b/>
         </w:rPr>
-        <w:t>Compression:</w:t>
-      </w:r>
-      <w:r>
-        <w:t xml:space="preserve"> DEFLATE, where raw DEFLATE (Apple's </w:t>
+        <w:t>Vision orientation:</w:t>
+      </w:r>
+      <w:r>
+        <w:t xml:space="preserve"> </w:t>
       </w:r>
       <w:r>
         <w:rPr>
@@ -7083,10 +7194,21 @@
           <w:color w:val="374151"/>
           <w:sz w:val="19"/>
         </w:rPr>
-        <w:t>.zlib</w:t>
-      </w:r>
-      <w:r>
-        <w:t>) and zlib are both accepted.</w:t>
+        <w:t>.up</w:t>
+      </w:r>
+      <w:r>
+        <w:t xml:space="preserve"> versus </w:t>
+      </w:r>
+      <w:r>
+        <w:rPr>
+          <w:rFonts w:ascii="Courier New" w:hAnsi="Courier New" w:eastAsia="Courier New" w:cs="Courier New"/>
+          <w:color w:val="374151"/>
+          <w:sz w:val="19"/>
+        </w:rPr>
+        <w:t>.right</w:t>
+      </w:r>
+      <w:r>
+        <w:t xml:space="preserve"> for the hand pose. Test in hour one.</w:t>
       </w:r>
     </w:p>
     <w:p>
@@ -7101,10 +7223,32 @@
         <w:rPr>
           <w:b/>
         </w:rPr>
-        <w:t>`session_id`</w:t>
-      </w:r>
-      <w:r>
-        <w:t xml:space="preserve"> is on every phone message (hand, guidance, query and map too).</w:t>
+        <w:t>Where the server runs: decided (2026-10-17).</w:t>
+      </w:r>
+      <w:r>
+        <w:t xml:space="preserve"> The Vultr GPU box (</w:t>
+      </w:r>
+      <w:r>
+        <w:rPr>
+          <w:rFonts w:ascii="Courier New" w:hAnsi="Courier New" w:eastAsia="Courier New" w:cs="Courier New"/>
+          <w:color w:val="374151"/>
+          <w:sz w:val="19"/>
+        </w:rPr>
+        <w:t>deploy/vultr/</w:t>
+      </w:r>
+      <w:r>
+        <w:t xml:space="preserve">, </w:t>
+      </w:r>
+      <w:r>
+        <w:rPr>
+          <w:rFonts w:ascii="Courier New" w:hAnsi="Courier New" w:eastAsia="Courier New" w:cs="Courier New"/>
+          <w:color w:val="374151"/>
+          <w:sz w:val="19"/>
+        </w:rPr>
+        <w:t>marco-gpu</w:t>
+      </w:r>
+      <w:r>
+        <w:t>) is the primary server; a laptop at the venue is the fallback. Nothing in this contract changes: clients only change the base URL.</w:t>
       </w:r>
     </w:p>
     <w:p>
@@ -7119,21 +7263,10 @@
         <w:rPr>
           <w:b/>
         </w:rPr>
-        <w:t>Hand message:</w:t>
-      </w:r>
-      <w:r>
-        <w:t xml:space="preserve"> gains </w:t>
-      </w:r>
-      <w:r>
-        <w:rPr>
-          <w:rFonts w:ascii="Courier New" w:hAnsi="Courier New" w:eastAsia="Courier New" w:cs="Courier New"/>
-          <w:color w:val="374151"/>
-          <w:sz w:val="19"/>
-        </w:rPr>
-        <w:t>map_id</w:t>
-      </w:r>
-      <w:r>
-        <w:t>. The server uses the latest frame's intrinsics, and the joint names are spelled out.</w:t>
+        <w:t>Who names places</w:t>
+      </w:r>
+      <w:r>
+        <w:t xml:space="preserve"> ("entry table"): the server names them by height, or the user names them during setup.</w:t>
       </w:r>
     </w:p>
     <w:p>
@@ -7148,7 +7281,7 @@
         <w:rPr>
           <w:b/>
         </w:rPr>
-        <w:t>New query</w:t>
+        <w:t>Photon and dashboard routes.</w:t>
       </w:r>
       <w:r>
         <w:t xml:space="preserve"> </w:t>
@@ -7159,25 +7292,21 @@
           <w:color w:val="374151"/>
           <w:sz w:val="19"/>
         </w:rPr>
-        <w:t>set_place door</w:t>
-      </w:r>
-      <w:r>
-        <w:t>, with its answer.</w:t>
-      </w:r>
-    </w:p>
-    <w:p>
-      <w:pPr>
-        <w:numPr>
-          <w:ilvl w:val="0"/>
-          <w:numId w:val="950"/>
-        </w:numPr>
-        <w:pStyle w:val="ListParagraph"/>
-      </w:pPr>
-      <w:r>
-        <w:rPr>
-          <w:b/>
-        </w:rPr>
-        <w:t>Find answers:</w:t>
+        <w:t>photon/</w:t>
+      </w:r>
+      <w:r>
+        <w:t xml:space="preserve"> and </w:t>
+      </w:r>
+      <w:r>
+        <w:rPr>
+          <w:rFonts w:ascii="Courier New" w:hAnsi="Courier New" w:eastAsia="Courier New" w:cs="Courier New"/>
+          <w:color w:val="374151"/>
+          <w:sz w:val="19"/>
+        </w:rPr>
+        <w:t>frontend/</w:t>
+      </w:r>
+      <w:r>
+        <w:t xml:space="preserve"> were built against the earlier requirements and POC 26 paths. Status of each:</w:t>
       </w:r>
     </w:p>
     <w:p>
@@ -7190,14 +7319,23 @@
       </w:pPr>
       <w:r>
         <w:rPr>
+          <w:b/>
+        </w:rPr>
+        <w:t>Photon: decided (2026-10-17).</w:t>
+      </w:r>
+      <w:r>
+        <w:t xml:space="preserve"> </w:t>
+      </w:r>
+      <w:r>
+        <w:rPr>
           <w:rFonts w:ascii="Courier New" w:hAnsi="Courier New" w:eastAsia="Courier New" w:cs="Courier New"/>
           <w:color w:val="374151"/>
           <w:sz w:val="19"/>
         </w:rPr>
-        <w:t>reason</w:t>
-      </w:r>
-      <w:r>
-        <w:t xml:space="preserve"> adds </w:t>
+        <w:t>photon/</w:t>
+      </w:r>
+      <w:r>
+        <w:t xml:space="preserve"> adopted §5 as written, on Photon 2.0, with no format changes. The phone never talks to </w:t>
       </w:r>
       <w:r>
         <w:rPr>
@@ -7205,10 +7343,43 @@
           <w:color w:val="374151"/>
           <w:sz w:val="19"/>
         </w:rPr>
-        <w:t>not_registered</w:t>
-      </w:r>
-      <w:r>
-        <w:t>;</w:t>
+        <w:t>photon/</w:t>
+      </w:r>
+      <w:r>
+        <w:t xml:space="preserve">. Two optional additions are proposed in </w:t>
+      </w:r>
+      <w:r>
+        <w:rPr>
+          <w:rFonts w:ascii="Courier New" w:hAnsi="Courier New" w:eastAsia="Courier New" w:cs="Courier New"/>
+          <w:color w:val="374151"/>
+          <w:sz w:val="19"/>
+        </w:rPr>
+        <w:t>STATUS.md</w:t>
+      </w:r>
+      <w:r>
+        <w:t xml:space="preserve"> (</w:t>
+      </w:r>
+      <w:r>
+        <w:rPr>
+          <w:rFonts w:ascii="Courier New" w:hAnsi="Courier New" w:eastAsia="Courier New" w:cs="Courier New"/>
+          <w:color w:val="374151"/>
+          <w:sz w:val="19"/>
+        </w:rPr>
+        <w:t>label_request_seen</w:t>
+      </w:r>
+      <w:r>
+        <w:t xml:space="preserve">, </w:t>
+      </w:r>
+      <w:r>
+        <w:rPr>
+          <w:rFonts w:ascii="Courier New" w:hAnsi="Courier New" w:eastAsia="Courier New" w:cs="Courier New"/>
+          <w:color w:val="374151"/>
+          <w:sz w:val="19"/>
+        </w:rPr>
+        <w:t>label_unknown</w:t>
+      </w:r>
+      <w:r>
+        <w:t>); they are not part of this contract.</w:t>
       </w:r>
     </w:p>
     <w:p>
@@ -7221,14 +7392,23 @@
       </w:pPr>
       <w:r>
         <w:rPr>
+          <w:b/>
+        </w:rPr>
+        <w:t>Dashboard: decided (2026-10-18).</w:t>
+      </w:r>
+      <w:r>
+        <w:t xml:space="preserve"> The server serves </w:t>
+      </w:r>
+      <w:r>
+        <w:rPr>
           <w:rFonts w:ascii="Courier New" w:hAnsi="Courier New" w:eastAsia="Courier New" w:cs="Courier New"/>
           <w:color w:val="374151"/>
           <w:sz w:val="19"/>
         </w:rPr>
-        <w:t>not_where_last_seen</w:t>
-      </w:r>
-      <w:r>
-        <w:t xml:space="preserve"> carries </w:t>
+        <w:t>frontend/</w:t>
+      </w:r>
+      <w:r>
+        <w:t xml:space="preserve">'s own contract (§6, </w:t>
       </w:r>
       <w:r>
         <w:rPr>
@@ -7236,10 +7416,10 @@
           <w:color w:val="374151"/>
           <w:sz w:val="19"/>
         </w:rPr>
-        <w:t>last_position</w:t>
-      </w:r>
-      <w:r>
-        <w:t xml:space="preserve"> and </w:t>
+        <w:t>marco/dashboard.py</w:t>
+      </w:r>
+      <w:r>
+        <w:t xml:space="preserve">). The phone gained </w:t>
       </w:r>
       <w:r>
         <w:rPr>
@@ -7247,22 +7427,10 @@
           <w:color w:val="374151"/>
           <w:sz w:val="19"/>
         </w:rPr>
-        <w:t>surface</w:t>
-      </w:r>
-      <w:r>
-        <w:t>;</w:t>
-      </w:r>
-    </w:p>
-    <w:p>
-      <w:pPr>
-        <w:numPr>
-          <w:ilvl w:val="1"/>
-          <w:numId w:val="951"/>
-        </w:numPr>
-        <w:pStyle w:val="ListParagraph"/>
-      </w:pPr>
-      <w:r>
-        <w:t xml:space="preserve">found answers carry </w:t>
+        <w:t>command</w:t>
+      </w:r>
+      <w:r>
+        <w:t xml:space="preserve"> and </w:t>
       </w:r>
       <w:r>
         <w:rPr>
@@ -7270,174 +7438,18 @@
           <w:color w:val="374151"/>
           <w:sz w:val="19"/>
         </w:rPr>
-        <w:t>state</w:t>
-      </w:r>
-      <w:r>
-        <w:t>.</w:t>
+        <w:t>command_ack</w:t>
+      </w:r>
+      <w:r>
+        <w:t xml:space="preserve"> for Find and Stop.</w:t>
       </w:r>
     </w:p>
     <w:p>
       <w:pPr>
-        <w:numPr>
-          <w:ilvl w:val="0"/>
-          <w:numId w:val="950"/>
-        </w:numPr>
-        <w:pStyle w:val="ListParagraph"/>
-      </w:pPr>
-      <w:r>
-        <w:rPr>
-          <w:b/>
-        </w:rPr>
-        <w:t>Event kinds:</w:t>
-      </w:r>
-      <w:r>
-        <w:t xml:space="preserve"> added </w:t>
-      </w:r>
-      <w:r>
-        <w:rPr>
-          <w:rFonts w:ascii="Courier New" w:hAnsi="Courier New" w:eastAsia="Courier New" w:cs="Courier New"/>
-          <w:color w:val="374151"/>
-          <w:sz w:val="19"/>
-        </w:rPr>
-        <w:t>seen</w:t>
-      </w:r>
-      <w:r>
-        <w:t xml:space="preserve">, </w:t>
-      </w:r>
-      <w:r>
-        <w:rPr>
-          <w:rFonts w:ascii="Courier New" w:hAnsi="Courier New" w:eastAsia="Courier New" w:cs="Courier New"/>
-          <w:color w:val="374151"/>
-          <w:sz w:val="19"/>
-        </w:rPr>
-        <w:t>missing</w:t>
-      </w:r>
-      <w:r>
-        <w:t xml:space="preserve"> and </w:t>
-      </w:r>
-      <w:r>
-        <w:rPr>
-          <w:rFonts w:ascii="Courier New" w:hAnsi="Courier New" w:eastAsia="Courier New" w:cs="Courier New"/>
-          <w:color w:val="374151"/>
-          <w:sz w:val="19"/>
-        </w:rPr>
-        <w:t>label_added</w:t>
-      </w:r>
-      <w:r>
-        <w:t>.</w:t>
-      </w:r>
-    </w:p>
-    <w:p>
-      <w:pPr>
-        <w:numPr>
-          <w:ilvl w:val="0"/>
-          <w:numId w:val="950"/>
-        </w:numPr>
-        <w:pStyle w:val="ListParagraph"/>
-      </w:pPr>
-      <w:r>
-        <w:rPr>
-          <w:b/>
-        </w:rPr>
-        <w:t>`POST /v1/labels`:</w:t>
-      </w:r>
-      <w:r>
-        <w:t xml:space="preserve"> takes </w:t>
-      </w:r>
-      <w:r>
-        <w:rPr>
-          <w:rFonts w:ascii="Courier New" w:hAnsi="Courier New" w:eastAsia="Courier New" w:cs="Courier New"/>
-          <w:color w:val="374151"/>
-          <w:sz w:val="19"/>
-        </w:rPr>
-        <w:t>text</w:t>
-      </w:r>
-      <w:r>
-        <w:t xml:space="preserve">, and </w:t>
-      </w:r>
-      <w:r>
-        <w:rPr>
-          <w:rFonts w:ascii="Courier New" w:hAnsi="Courier New" w:eastAsia="Courier New" w:cs="Courier New"/>
-          <w:color w:val="374151"/>
-          <w:sz w:val="19"/>
-        </w:rPr>
-        <w:t>item_id</w:t>
-      </w:r>
-      <w:r>
-        <w:t xml:space="preserve"> for a follow-up voice note; it returns </w:t>
-      </w:r>
-      <w:r>
-        <w:rPr>
-          <w:rFonts w:ascii="Courier New" w:hAnsi="Courier New" w:eastAsia="Courier New" w:cs="Courier New"/>
-          <w:color w:val="374151"/>
-          <w:sz w:val="19"/>
-        </w:rPr>
-        <w:t>item_id</w:t>
-      </w:r>
-      <w:r>
-        <w:t>.</w:t>
-      </w:r>
-    </w:p>
-    <w:p>
-      <w:pPr>
-        <w:numPr>
-          <w:ilvl w:val="0"/>
-          <w:numId w:val="950"/>
-        </w:numPr>
-        <w:pStyle w:val="ListParagraph"/>
-      </w:pPr>
-      <w:r>
-        <w:rPr>
-          <w:b/>
-        </w:rPr>
-        <w:t>`GET /v1/items` fields</w:t>
-      </w:r>
-      <w:r>
-        <w:t xml:space="preserve"> are listed.</w:t>
-      </w:r>
-    </w:p>
-    <w:p>
-      <w:pPr>
-        <w:numPr>
-          <w:ilvl w:val="0"/>
-          <w:numId w:val="950"/>
-        </w:numPr>
-        <w:pStyle w:val="ListParagraph"/>
-      </w:pPr>
-      <w:r>
-        <w:rPr>
-          <w:b/>
-        </w:rPr>
-        <w:t>§7:</w:t>
-      </w:r>
-      <w:r>
-        <w:t xml:space="preserve"> directions are relative to the body and sound to the head; there is a "within reach" line, the facing lock releases past 20°, and the steady tone releases above 40 cm.</w:t>
-      </w:r>
-    </w:p>
-    <w:p>
-      <w:pPr>
-        <w:numPr>
-          <w:ilvl w:val="0"/>
-          <w:numId w:val="950"/>
-        </w:numPr>
-        <w:pStyle w:val="ListParagraph"/>
-      </w:pPr>
-      <w:r>
-        <w:rPr>
-          <w:b/>
-        </w:rPr>
-        <w:t>"Getting my bearings."</w:t>
-      </w:r>
-      <w:r>
-        <w:t xml:space="preserve"> replaces "Marco is getting its bearings."</w:t>
-      </w:r>
-    </w:p>
-    <w:p>
-      <w:pPr>
         <w:pStyle w:val="Heading1"/>
       </w:pPr>
       <w:r>
-        <w:t>12. Changes since v0.2</w:t>
+        <w:t>11. Changes since v0.1</w:t>
       </w:r>
     </w:p>
     <w:p>
@@ -7452,10 +7464,10 @@
         <w:rPr>
           <w:b/>
         </w:rPr>
-        <w:t>Registrations and labels persist</w:t>
-      </w:r>
-      <w:r>
-        <w:t xml:space="preserve"> across server restarts (§3.3), under </w:t>
+        <w:t>Compression:</w:t>
+      </w:r>
+      <w:r>
+        <w:t xml:space="preserve"> DEFLATE, where raw DEFLATE (Apple's </w:t>
       </w:r>
       <w:r>
         <w:rPr>
@@ -7463,10 +7475,10 @@
           <w:color w:val="374151"/>
           <w:sz w:val="19"/>
         </w:rPr>
-        <w:t>MARCO_DATA/registry/</w:t>
-      </w:r>
-      <w:r>
-        <w:t>.</w:t>
+        <w:t>.zlib</w:t>
+      </w:r>
+      <w:r>
+        <w:t>) and zlib are both accepted.</w:t>
       </w:r>
     </w:p>
     <w:p>
@@ -7481,7 +7493,83 @@
         <w:rPr>
           <w:b/>
         </w:rPr>
-        <w:t>`source`:</w:t>
+        <w:t>`session_id`</w:t>
+      </w:r>
+      <w:r>
+        <w:t xml:space="preserve"> is on every phone message (hand, guidance, query and map too).</w:t>
+      </w:r>
+    </w:p>
+    <w:p>
+      <w:pPr>
+        <w:numPr>
+          <w:ilvl w:val="0"/>
+          <w:numId w:val="952"/>
+        </w:numPr>
+        <w:pStyle w:val="ListParagraph"/>
+      </w:pPr>
+      <w:r>
+        <w:rPr>
+          <w:b/>
+        </w:rPr>
+        <w:t>Hand message:</w:t>
+      </w:r>
+      <w:r>
+        <w:t xml:space="preserve"> gains </w:t>
+      </w:r>
+      <w:r>
+        <w:rPr>
+          <w:rFonts w:ascii="Courier New" w:hAnsi="Courier New" w:eastAsia="Courier New" w:cs="Courier New"/>
+          <w:color w:val="374151"/>
+          <w:sz w:val="19"/>
+        </w:rPr>
+        <w:t>map_id</w:t>
+      </w:r>
+      <w:r>
+        <w:t>. The server uses the latest frame's intrinsics, and the joint names are spelled out.</w:t>
+      </w:r>
+    </w:p>
+    <w:p>
+      <w:pPr>
+        <w:numPr>
+          <w:ilvl w:val="0"/>
+          <w:numId w:val="952"/>
+        </w:numPr>
+        <w:pStyle w:val="ListParagraph"/>
+      </w:pPr>
+      <w:r>
+        <w:rPr>
+          <w:b/>
+        </w:rPr>
+        <w:t>New query</w:t>
+      </w:r>
+      <w:r>
+        <w:t xml:space="preserve"> </w:t>
+      </w:r>
+      <w:r>
+        <w:rPr>
+          <w:rFonts w:ascii="Courier New" w:hAnsi="Courier New" w:eastAsia="Courier New" w:cs="Courier New"/>
+          <w:color w:val="374151"/>
+          <w:sz w:val="19"/>
+        </w:rPr>
+        <w:t>set_place door</w:t>
+      </w:r>
+      <w:r>
+        <w:t>, with its answer.</w:t>
+      </w:r>
+    </w:p>
+    <w:p>
+      <w:pPr>
+        <w:numPr>
+          <w:ilvl w:val="0"/>
+          <w:numId w:val="952"/>
+        </w:numPr>
+        <w:pStyle w:val="ListParagraph"/>
+      </w:pPr>
+      <w:r>
+        <w:rPr>
+          <w:b/>
+        </w:rPr>
+        <w:t>Find answers:</w:t>
       </w:r>
     </w:p>
     <w:p>
@@ -7493,18 +7581,15 @@
         <w:pStyle w:val="ListParagraph"/>
       </w:pPr>
       <w:r>
-        <w:t xml:space="preserve">optional on </w:t>
-      </w:r>
-      <w:r>
         <w:rPr>
           <w:rFonts w:ascii="Courier New" w:hAnsi="Courier New" w:eastAsia="Courier New" w:cs="Courier New"/>
           <w:color w:val="374151"/>
           <w:sz w:val="19"/>
         </w:rPr>
-        <w:t>POST /v1/items</w:t>
-      </w:r>
-      <w:r>
-        <w:t xml:space="preserve"> (default </w:t>
+        <w:t>reason</w:t>
+      </w:r>
+      <w:r>
+        <w:t xml:space="preserve"> adds </w:t>
       </w:r>
       <w:r>
         <w:rPr>
@@ -7512,32 +7597,10 @@
           <w:color w:val="374151"/>
           <w:sz w:val="19"/>
         </w:rPr>
-        <w:t>app</w:t>
-      </w:r>
-      <w:r>
-        <w:t xml:space="preserve">) and </w:t>
-      </w:r>
-      <w:r>
-        <w:rPr>
-          <w:rFonts w:ascii="Courier New" w:hAnsi="Courier New" w:eastAsia="Courier New" w:cs="Courier New"/>
-          <w:color w:val="374151"/>
-          <w:sz w:val="19"/>
-        </w:rPr>
-        <w:t>POST /v1/labels</w:t>
-      </w:r>
-      <w:r>
-        <w:t xml:space="preserve"> (default </w:t>
-      </w:r>
-      <w:r>
-        <w:rPr>
-          <w:rFonts w:ascii="Courier New" w:hAnsi="Courier New" w:eastAsia="Courier New" w:cs="Courier New"/>
-          <w:color w:val="374151"/>
-          <w:sz w:val="19"/>
-        </w:rPr>
-        <w:t>photon</w:t>
-      </w:r>
-      <w:r>
-        <w:t>);</w:t>
+        <w:t>not_registered</w:t>
+      </w:r>
+      <w:r>
+        <w:t>;</w:t>
       </w:r>
     </w:p>
     <w:p>
@@ -7549,15 +7612,57 @@
         <w:pStyle w:val="ListParagraph"/>
       </w:pPr>
       <w:r>
-        <w:t xml:space="preserve">listed in </w:t>
-      </w:r>
-      <w:r>
         <w:rPr>
           <w:rFonts w:ascii="Courier New" w:hAnsi="Courier New" w:eastAsia="Courier New" w:cs="Courier New"/>
           <w:color w:val="374151"/>
           <w:sz w:val="19"/>
         </w:rPr>
-        <w:t>GET /v1/items</w:t>
+        <w:t>not_where_last_seen</w:t>
+      </w:r>
+      <w:r>
+        <w:t xml:space="preserve"> carries </w:t>
+      </w:r>
+      <w:r>
+        <w:rPr>
+          <w:rFonts w:ascii="Courier New" w:hAnsi="Courier New" w:eastAsia="Courier New" w:cs="Courier New"/>
+          <w:color w:val="374151"/>
+          <w:sz w:val="19"/>
+        </w:rPr>
+        <w:t>last_position</w:t>
+      </w:r>
+      <w:r>
+        <w:t xml:space="preserve"> and </w:t>
+      </w:r>
+      <w:r>
+        <w:rPr>
+          <w:rFonts w:ascii="Courier New" w:hAnsi="Courier New" w:eastAsia="Courier New" w:cs="Courier New"/>
+          <w:color w:val="374151"/>
+          <w:sz w:val="19"/>
+        </w:rPr>
+        <w:t>surface</w:t>
+      </w:r>
+      <w:r>
+        <w:t>;</w:t>
+      </w:r>
+    </w:p>
+    <w:p>
+      <w:pPr>
+        <w:numPr>
+          <w:ilvl w:val="1"/>
+          <w:numId w:val="953"/>
+        </w:numPr>
+        <w:pStyle w:val="ListParagraph"/>
+      </w:pPr>
+      <w:r>
+        <w:t xml:space="preserve">found answers carry </w:t>
+      </w:r>
+      <w:r>
+        <w:rPr>
+          <w:rFonts w:ascii="Courier New" w:hAnsi="Courier New" w:eastAsia="Courier New" w:cs="Courier New"/>
+          <w:color w:val="374151"/>
+          <w:sz w:val="19"/>
+        </w:rPr>
+        <w:t>state</w:t>
       </w:r>
       <w:r>
         <w:t>.</w:t>
@@ -7575,10 +7680,10 @@
         <w:rPr>
           <w:b/>
         </w:rPr>
-        <w:t>New route</w:t>
-      </w:r>
-      <w:r>
-        <w:t xml:space="preserve"> </w:t>
+        <w:t>Event kinds:</w:t>
+      </w:r>
+      <w:r>
+        <w:t xml:space="preserve"> added </w:t>
       </w:r>
       <w:r>
         <w:rPr>
@@ -7586,10 +7691,10 @@
           <w:color w:val="374151"/>
           <w:sz w:val="19"/>
         </w:rPr>
-        <w:t>DELETE /v1/items?source=…</w:t>
-      </w:r>
-      <w:r>
-        <w:t xml:space="preserve">, which forgets one source's items. Photon's </w:t>
+        <w:t>seen</w:t>
+      </w:r>
+      <w:r>
+        <w:t xml:space="preserve">, </w:t>
       </w:r>
       <w:r>
         <w:rPr>
@@ -7597,10 +7702,21 @@
           <w:color w:val="374151"/>
           <w:sz w:val="19"/>
         </w:rPr>
-        <w:t>/restart</w:t>
-      </w:r>
-      <w:r>
-        <w:t xml:space="preserve"> command uses it (§5).</w:t>
+        <w:t>missing</w:t>
+      </w:r>
+      <w:r>
+        <w:t xml:space="preserve"> and </w:t>
+      </w:r>
+      <w:r>
+        <w:rPr>
+          <w:rFonts w:ascii="Courier New" w:hAnsi="Courier New" w:eastAsia="Courier New" w:cs="Courier New"/>
+          <w:color w:val="374151"/>
+          <w:sz w:val="19"/>
+        </w:rPr>
+        <w:t>label_added</w:t>
+      </w:r>
+      <w:r>
+        <w:t>.</w:t>
       </w:r>
     </w:p>
     <w:p>
@@ -7615,10 +7731,10 @@
         <w:rPr>
           <w:b/>
         </w:rPr>
-        <w:t>Dashboard API</w:t>
-      </w:r>
-      <w:r>
-        <w:t xml:space="preserve"> (§6): </w:t>
+        <w:t>`POST /v1/labels`:</w:t>
+      </w:r>
+      <w:r>
+        <w:t xml:space="preserve"> takes </w:t>
       </w:r>
       <w:r>
         <w:rPr>
@@ -7626,10 +7742,10 @@
           <w:color w:val="374151"/>
           <w:sz w:val="19"/>
         </w:rPr>
-        <w:t>GET /dashboard/snapshot</w:t>
-      </w:r>
-      <w:r>
-        <w:t xml:space="preserve">, </w:t>
+        <w:t>text</w:t>
+      </w:r>
+      <w:r>
+        <w:t xml:space="preserve">, and </w:t>
       </w:r>
       <w:r>
         <w:rPr>
@@ -7637,10 +7753,10 @@
           <w:color w:val="374151"/>
           <w:sz w:val="19"/>
         </w:rPr>
-        <w:t>WS /events</w:t>
-      </w:r>
-      <w:r>
-        <w:t xml:space="preserve">, </w:t>
+        <w:t>item_id</w:t>
+      </w:r>
+      <w:r>
+        <w:t xml:space="preserve"> for a follow-up voice note; it returns </w:t>
       </w:r>
       <w:r>
         <w:rPr>
@@ -7648,43 +7764,10 @@
           <w:color w:val="374151"/>
           <w:sz w:val="19"/>
         </w:rPr>
-        <w:t>POST /dashboard/commands</w:t>
-      </w:r>
-      <w:r>
-        <w:t xml:space="preserve">, </w:t>
-      </w:r>
-      <w:r>
-        <w:rPr>
-          <w:rFonts w:ascii="Courier New" w:hAnsi="Courier New" w:eastAsia="Courier New" w:cs="Courier New"/>
-          <w:color w:val="374151"/>
-          <w:sz w:val="19"/>
-        </w:rPr>
-        <w:t>GET /media/…</w:t>
-      </w:r>
-      <w:r>
-        <w:t xml:space="preserve"> and </w:t>
-      </w:r>
-      <w:r>
-        <w:rPr>
-          <w:rFonts w:ascii="Courier New" w:hAnsi="Courier New" w:eastAsia="Courier New" w:cs="Courier New"/>
-          <w:color w:val="374151"/>
-          <w:sz w:val="19"/>
-        </w:rPr>
-        <w:t>/app/…</w:t>
-      </w:r>
-      <w:r>
-        <w:t xml:space="preserve">, each also under </w:t>
-      </w:r>
-      <w:r>
-        <w:rPr>
-          <w:rFonts w:ascii="Courier New" w:hAnsi="Courier New" w:eastAsia="Courier New" w:cs="Courier New"/>
-          <w:color w:val="374151"/>
-          <w:sz w:val="19"/>
-        </w:rPr>
-        <w:t>/api/…</w:t>
-      </w:r>
-      <w:r>
-        <w:t>, all behind the auth gate.</w:t>
+        <w:t>item_id</w:t>
+      </w:r>
+      <w:r>
+        <w:t>.</w:t>
       </w:r>
     </w:p>
     <w:p>
@@ -7699,40 +7782,54 @@
         <w:rPr>
           <w:b/>
         </w:rPr>
-        <w:t>New phone messages for dashboard Find and Stop:</w:t>
-      </w:r>
-      <w:r>
-        <w:t xml:space="preserve"> </w:t>
-      </w:r>
-      <w:r>
-        <w:rPr>
-          <w:rFonts w:ascii="Courier New" w:hAnsi="Courier New" w:eastAsia="Courier New" w:cs="Courier New"/>
-          <w:color w:val="374151"/>
-          <w:sz w:val="19"/>
-        </w:rPr>
-        <w:t>command</w:t>
-      </w:r>
-      <w:r>
-        <w:t xml:space="preserve"> (server to phone, §4) and </w:t>
-      </w:r>
-      <w:r>
-        <w:rPr>
-          <w:rFonts w:ascii="Courier New" w:hAnsi="Courier New" w:eastAsia="Courier New" w:cs="Courier New"/>
-          <w:color w:val="374151"/>
-          <w:sz w:val="19"/>
-        </w:rPr>
-        <w:t>command_ack</w:t>
-      </w:r>
-      <w:r>
-        <w:t xml:space="preserve"> (phone to server, §3.2).</w:t>
+        <w:t>`GET /v1/items` fields</w:t>
+      </w:r>
+      <w:r>
+        <w:t xml:space="preserve"> are listed.</w:t>
       </w:r>
     </w:p>
     <w:p>
       <w:pPr>
+        <w:numPr>
+          <w:ilvl w:val="0"/>
+          <w:numId w:val="952"/>
+        </w:numPr>
+        <w:pStyle w:val="ListParagraph"/>
+      </w:pPr>
+      <w:r>
+        <w:rPr>
+          <w:b/>
+        </w:rPr>
+        <w:t>§7:</w:t>
+      </w:r>
+      <w:r>
+        <w:t xml:space="preserve"> directions are relative to the body and sound to the head; there is a "within reach" line, the facing lock releases past 20°, and the steady tone releases above 40 cm.</w:t>
+      </w:r>
+    </w:p>
+    <w:p>
+      <w:pPr>
+        <w:numPr>
+          <w:ilvl w:val="0"/>
+          <w:numId w:val="952"/>
+        </w:numPr>
+        <w:pStyle w:val="ListParagraph"/>
+      </w:pPr>
+      <w:r>
+        <w:rPr>
+          <w:b/>
+        </w:rPr>
+        <w:t>"Getting my bearings."</w:t>
+      </w:r>
+      <w:r>
+        <w:t xml:space="preserve"> replaces "Marco is getting its bearings."</w:t>
+      </w:r>
+    </w:p>
+    <w:p>
+      <w:pPr>
         <w:pStyle w:val="Heading1"/>
       </w:pPr>
       <w:r>
-        <w:t>13. Changes since v0.3</w:t>
+        <w:t>12. Changes since v0.2</w:t>
       </w:r>
     </w:p>
     <w:p>
@@ -7747,10 +7844,10 @@
         <w:rPr>
           <w:b/>
         </w:rPr>
-        <w:t>Output-only ElevenLabs:</w:t>
-      </w:r>
-      <w:r>
-        <w:t xml:space="preserve"> authenticated </w:t>
+        <w:t>Registrations and labels persist</w:t>
+      </w:r>
+      <w:r>
+        <w:t xml:space="preserve"> across server restarts (§3.3), under </w:t>
       </w:r>
       <w:r>
         <w:rPr>
@@ -7758,10 +7855,10 @@
           <w:color w:val="374151"/>
           <w:sz w:val="19"/>
         </w:rPr>
-        <w:t>POST /v1/speech</w:t>
-      </w:r>
-      <w:r>
-        <w:t xml:space="preserve"> (§3.5), short exact text to mono WAV, bounded caching/timeouts and Apple fallback. iOS plays it through the existing spatial voice node.</w:t>
+        <w:t>MARCO_DATA/registry/</w:t>
+      </w:r>
+      <w:r>
+        <w:t>.</w:t>
       </w:r>
     </w:p>
     <w:p>
@@ -7776,10 +7873,403 @@
         <w:rPr>
           <w:b/>
         </w:rPr>
+        <w:t>`source`:</w:t>
+      </w:r>
+    </w:p>
+    <w:p>
+      <w:pPr>
+        <w:numPr>
+          <w:ilvl w:val="1"/>
+          <w:numId w:val="955"/>
+        </w:numPr>
+        <w:pStyle w:val="ListParagraph"/>
+      </w:pPr>
+      <w:r>
+        <w:t xml:space="preserve">optional on </w:t>
+      </w:r>
+      <w:r>
+        <w:rPr>
+          <w:rFonts w:ascii="Courier New" w:hAnsi="Courier New" w:eastAsia="Courier New" w:cs="Courier New"/>
+          <w:color w:val="374151"/>
+          <w:sz w:val="19"/>
+        </w:rPr>
+        <w:t>POST /v1/items</w:t>
+      </w:r>
+      <w:r>
+        <w:t xml:space="preserve"> (default </w:t>
+      </w:r>
+      <w:r>
+        <w:rPr>
+          <w:rFonts w:ascii="Courier New" w:hAnsi="Courier New" w:eastAsia="Courier New" w:cs="Courier New"/>
+          <w:color w:val="374151"/>
+          <w:sz w:val="19"/>
+        </w:rPr>
+        <w:t>app</w:t>
+      </w:r>
+      <w:r>
+        <w:t xml:space="preserve">) and </w:t>
+      </w:r>
+      <w:r>
+        <w:rPr>
+          <w:rFonts w:ascii="Courier New" w:hAnsi="Courier New" w:eastAsia="Courier New" w:cs="Courier New"/>
+          <w:color w:val="374151"/>
+          <w:sz w:val="19"/>
+        </w:rPr>
+        <w:t>POST /v1/labels</w:t>
+      </w:r>
+      <w:r>
+        <w:t xml:space="preserve"> (default </w:t>
+      </w:r>
+      <w:r>
+        <w:rPr>
+          <w:rFonts w:ascii="Courier New" w:hAnsi="Courier New" w:eastAsia="Courier New" w:cs="Courier New"/>
+          <w:color w:val="374151"/>
+          <w:sz w:val="19"/>
+        </w:rPr>
+        <w:t>photon</w:t>
+      </w:r>
+      <w:r>
+        <w:t>);</w:t>
+      </w:r>
+    </w:p>
+    <w:p>
+      <w:pPr>
+        <w:numPr>
+          <w:ilvl w:val="1"/>
+          <w:numId w:val="955"/>
+        </w:numPr>
+        <w:pStyle w:val="ListParagraph"/>
+      </w:pPr>
+      <w:r>
+        <w:t xml:space="preserve">listed in </w:t>
+      </w:r>
+      <w:r>
+        <w:rPr>
+          <w:rFonts w:ascii="Courier New" w:hAnsi="Courier New" w:eastAsia="Courier New" w:cs="Courier New"/>
+          <w:color w:val="374151"/>
+          <w:sz w:val="19"/>
+        </w:rPr>
+        <w:t>GET /v1/items</w:t>
+      </w:r>
+      <w:r>
+        <w:t>.</w:t>
+      </w:r>
+    </w:p>
+    <w:p>
+      <w:pPr>
+        <w:numPr>
+          <w:ilvl w:val="0"/>
+          <w:numId w:val="954"/>
+        </w:numPr>
+        <w:pStyle w:val="ListParagraph"/>
+      </w:pPr>
+      <w:r>
+        <w:rPr>
+          <w:b/>
+        </w:rPr>
+        <w:t>New route</w:t>
+      </w:r>
+      <w:r>
+        <w:t xml:space="preserve"> </w:t>
+      </w:r>
+      <w:r>
+        <w:rPr>
+          <w:rFonts w:ascii="Courier New" w:hAnsi="Courier New" w:eastAsia="Courier New" w:cs="Courier New"/>
+          <w:color w:val="374151"/>
+          <w:sz w:val="19"/>
+        </w:rPr>
+        <w:t>DELETE /v1/items?source=…</w:t>
+      </w:r>
+      <w:r>
+        <w:t xml:space="preserve">, which forgets one source's items. Photon's </w:t>
+      </w:r>
+      <w:r>
+        <w:rPr>
+          <w:rFonts w:ascii="Courier New" w:hAnsi="Courier New" w:eastAsia="Courier New" w:cs="Courier New"/>
+          <w:color w:val="374151"/>
+          <w:sz w:val="19"/>
+        </w:rPr>
+        <w:t>/restart</w:t>
+      </w:r>
+      <w:r>
+        <w:t xml:space="preserve"> command uses it (§5).</w:t>
+      </w:r>
+    </w:p>
+    <w:p>
+      <w:pPr>
+        <w:numPr>
+          <w:ilvl w:val="0"/>
+          <w:numId w:val="954"/>
+        </w:numPr>
+        <w:pStyle w:val="ListParagraph"/>
+      </w:pPr>
+      <w:r>
+        <w:rPr>
+          <w:b/>
+        </w:rPr>
+        <w:t>Dashboard API</w:t>
+      </w:r>
+      <w:r>
+        <w:t xml:space="preserve"> (§6): </w:t>
+      </w:r>
+      <w:r>
+        <w:rPr>
+          <w:rFonts w:ascii="Courier New" w:hAnsi="Courier New" w:eastAsia="Courier New" w:cs="Courier New"/>
+          <w:color w:val="374151"/>
+          <w:sz w:val="19"/>
+        </w:rPr>
+        <w:t>GET /dashboard/snapshot</w:t>
+      </w:r>
+      <w:r>
+        <w:t xml:space="preserve">, </w:t>
+      </w:r>
+      <w:r>
+        <w:rPr>
+          <w:rFonts w:ascii="Courier New" w:hAnsi="Courier New" w:eastAsia="Courier New" w:cs="Courier New"/>
+          <w:color w:val="374151"/>
+          <w:sz w:val="19"/>
+        </w:rPr>
+        <w:t>WS /events</w:t>
+      </w:r>
+      <w:r>
+        <w:t xml:space="preserve">, </w:t>
+      </w:r>
+      <w:r>
+        <w:rPr>
+          <w:rFonts w:ascii="Courier New" w:hAnsi="Courier New" w:eastAsia="Courier New" w:cs="Courier New"/>
+          <w:color w:val="374151"/>
+          <w:sz w:val="19"/>
+        </w:rPr>
+        <w:t>POST /dashboard/commands</w:t>
+      </w:r>
+      <w:r>
+        <w:t xml:space="preserve">, </w:t>
+      </w:r>
+      <w:r>
+        <w:rPr>
+          <w:rFonts w:ascii="Courier New" w:hAnsi="Courier New" w:eastAsia="Courier New" w:cs="Courier New"/>
+          <w:color w:val="374151"/>
+          <w:sz w:val="19"/>
+        </w:rPr>
+        <w:t>GET /media/…</w:t>
+      </w:r>
+      <w:r>
+        <w:t xml:space="preserve"> and </w:t>
+      </w:r>
+      <w:r>
+        <w:rPr>
+          <w:rFonts w:ascii="Courier New" w:hAnsi="Courier New" w:eastAsia="Courier New" w:cs="Courier New"/>
+          <w:color w:val="374151"/>
+          <w:sz w:val="19"/>
+        </w:rPr>
+        <w:t>/app/…</w:t>
+      </w:r>
+      <w:r>
+        <w:t xml:space="preserve">, each also under </w:t>
+      </w:r>
+      <w:r>
+        <w:rPr>
+          <w:rFonts w:ascii="Courier New" w:hAnsi="Courier New" w:eastAsia="Courier New" w:cs="Courier New"/>
+          <w:color w:val="374151"/>
+          <w:sz w:val="19"/>
+        </w:rPr>
+        <w:t>/api/…</w:t>
+      </w:r>
+      <w:r>
+        <w:t>, all behind the auth gate.</w:t>
+      </w:r>
+    </w:p>
+    <w:p>
+      <w:pPr>
+        <w:numPr>
+          <w:ilvl w:val="0"/>
+          <w:numId w:val="954"/>
+        </w:numPr>
+        <w:pStyle w:val="ListParagraph"/>
+      </w:pPr>
+      <w:r>
+        <w:rPr>
+          <w:b/>
+        </w:rPr>
+        <w:t>New phone messages for dashboard Find and Stop:</w:t>
+      </w:r>
+      <w:r>
+        <w:t xml:space="preserve"> </w:t>
+      </w:r>
+      <w:r>
+        <w:rPr>
+          <w:rFonts w:ascii="Courier New" w:hAnsi="Courier New" w:eastAsia="Courier New" w:cs="Courier New"/>
+          <w:color w:val="374151"/>
+          <w:sz w:val="19"/>
+        </w:rPr>
+        <w:t>command</w:t>
+      </w:r>
+      <w:r>
+        <w:t xml:space="preserve"> (server to phone, §4) and </w:t>
+      </w:r>
+      <w:r>
+        <w:rPr>
+          <w:rFonts w:ascii="Courier New" w:hAnsi="Courier New" w:eastAsia="Courier New" w:cs="Courier New"/>
+          <w:color w:val="374151"/>
+          <w:sz w:val="19"/>
+        </w:rPr>
+        <w:t>command_ack</w:t>
+      </w:r>
+      <w:r>
+        <w:t xml:space="preserve"> (phone to server, §3.2).</w:t>
+      </w:r>
+    </w:p>
+    <w:p>
+      <w:pPr>
+        <w:pStyle w:val="Heading1"/>
+      </w:pPr>
+      <w:r>
+        <w:t>13. Changes since v0.3</w:t>
+      </w:r>
+    </w:p>
+    <w:p>
+      <w:pPr>
+        <w:numPr>
+          <w:ilvl w:val="0"/>
+          <w:numId w:val="956"/>
+        </w:numPr>
+        <w:pStyle w:val="ListParagraph"/>
+      </w:pPr>
+      <w:r>
+        <w:rPr>
+          <w:b/>
+        </w:rPr>
+        <w:t>Output-only ElevenLabs:</w:t>
+      </w:r>
+      <w:r>
+        <w:t xml:space="preserve"> authenticated </w:t>
+      </w:r>
+      <w:r>
+        <w:rPr>
+          <w:rFonts w:ascii="Courier New" w:hAnsi="Courier New" w:eastAsia="Courier New" w:cs="Courier New"/>
+          <w:color w:val="374151"/>
+          <w:sz w:val="19"/>
+        </w:rPr>
+        <w:t>POST /v1/speech</w:t>
+      </w:r>
+      <w:r>
+        <w:t xml:space="preserve"> (§3.5), short exact text to mono WAV, bounded caching/timeouts and Apple fallback. iOS plays it through the existing spatial voice node.</w:t>
+      </w:r>
+    </w:p>
+    <w:p>
+      <w:pPr>
+        <w:numPr>
+          <w:ilvl w:val="0"/>
+          <w:numId w:val="956"/>
+        </w:numPr>
+        <w:pStyle w:val="ListParagraph"/>
+      </w:pPr>
+      <w:r>
+        <w:rPr>
+          <w:b/>
+        </w:rPr>
         <w:t>Typed Photon labels:</w:t>
       </w:r>
       <w:r>
         <w:t xml:space="preserve"> no Scribe, transcription or new caregiver audio labels. Photos and typed names, retries, corrections and source attribution stay. Stored legacy media and optional wire fields remain compatible.</w:t>
+      </w:r>
+    </w:p>
+    <w:p>
+      <w:pPr>
+        <w:numPr>
+          <w:ilvl w:val="0"/>
+          <w:numId w:val="956"/>
+        </w:numPr>
+        <w:pStyle w:val="ListParagraph"/>
+      </w:pPr>
+      <w:r>
+        <w:rPr>
+          <w:b/>
+        </w:rPr>
+        <w:t>Room layout on the dashboard map</w:t>
+      </w:r>
+      <w:r>
+        <w:t xml:space="preserve"> (§6):</w:t>
+      </w:r>
+    </w:p>
+    <w:p>
+      <w:pPr>
+        <w:numPr>
+          <w:ilvl w:val="1"/>
+          <w:numId w:val="957"/>
+        </w:numPr>
+        <w:pStyle w:val="ListParagraph"/>
+      </w:pPr>
+      <w:r>
+        <w:t xml:space="preserve">a new raw-feed message, </w:t>
+      </w:r>
+      <w:r>
+        <w:rPr>
+          <w:rFonts w:ascii="Courier New" w:hAnsi="Courier New" w:eastAsia="Courier New" w:cs="Courier New"/>
+          <w:color w:val="374151"/>
+          <w:sz w:val="19"/>
+        </w:rPr>
+        <w:t>room_layout</w:t>
+      </w:r>
+      <w:r>
+        <w:t>;</w:t>
+      </w:r>
+    </w:p>
+    <w:p>
+      <w:pPr>
+        <w:numPr>
+          <w:ilvl w:val="1"/>
+          <w:numId w:val="957"/>
+        </w:numPr>
+        <w:pStyle w:val="ListParagraph"/>
+      </w:pPr>
+      <w:r>
+        <w:t xml:space="preserve">in the snapshot, </w:t>
+      </w:r>
+      <w:r>
+        <w:rPr>
+          <w:rFonts w:ascii="Courier New" w:hAnsi="Courier New" w:eastAsia="Courier New" w:cs="Courier New"/>
+          <w:color w:val="374151"/>
+          <w:sz w:val="19"/>
+        </w:rPr>
+        <w:t>map.walls</w:t>
+      </w:r>
+      <w:r>
+        <w:t xml:space="preserve"> is filled, and there is a new optional </w:t>
+      </w:r>
+      <w:r>
+        <w:rPr>
+          <w:rFonts w:ascii="Courier New" w:hAnsi="Courier New" w:eastAsia="Courier New" w:cs="Courier New"/>
+          <w:color w:val="374151"/>
+          <w:sz w:val="19"/>
+        </w:rPr>
+        <w:t>map.landmarks</w:t>
+      </w:r>
+      <w:r>
+        <w:t>;</w:t>
+      </w:r>
+    </w:p>
+    <w:p>
+      <w:pPr>
+        <w:numPr>
+          <w:ilvl w:val="1"/>
+          <w:numId w:val="957"/>
+        </w:numPr>
+        <w:pStyle w:val="ListParagraph"/>
+      </w:pPr>
+      <w:r>
+        <w:t xml:space="preserve">a new </w:t>
+      </w:r>
+      <w:r>
+        <w:rPr>
+          <w:rFonts w:ascii="Courier New" w:hAnsi="Courier New" w:eastAsia="Courier New" w:cs="Courier New"/>
+          <w:color w:val="374151"/>
+          <w:sz w:val="19"/>
+        </w:rPr>
+        <w:t>map_id</w:t>
+      </w:r>
+      <w:r>
+        <w:t xml:space="preserve"> on a frame now starts a fresh room map (old-frame voxels used to stay).</w:t>
       </w:r>
     </w:p>
     <w:sectPr>
@@ -8449,14 +8939,14 @@
     </w:lvlOverride>
   </w:num>
   <w:num w:numId="939">
-    <w:abstractNumId w:val="901"/>
-    <w:lvlOverride w:ilvl="0">
+    <w:abstractNumId w:val="900"/>
+    <w:lvlOverride w:ilvl="2">
       <w:startOverride w:val="1"/>
     </w:lvlOverride>
   </w:num>
   <w:num w:numId="940">
     <w:abstractNumId w:val="900"/>
-    <w:lvlOverride w:ilvl="1">
+    <w:lvlOverride w:ilvl="0">
       <w:startOverride w:val="1"/>
     </w:lvlOverride>
   </w:num>
@@ -8480,30 +8970,30 @@
   </w:num>
   <w:num w:numId="944">
     <w:abstractNumId w:val="900"/>
-    <w:lvlOverride w:ilvl="0">
+    <w:lvlOverride w:ilvl="1">
       <w:startOverride w:val="1"/>
     </w:lvlOverride>
   </w:num>
   <w:num w:numId="945">
-    <w:abstractNumId w:val="900"/>
+    <w:abstractNumId w:val="901"/>
     <w:lvlOverride w:ilvl="0">
       <w:startOverride w:val="1"/>
     </w:lvlOverride>
   </w:num>
   <w:num w:numId="946">
-    <w:abstractNumId w:val="901"/>
+    <w:abstractNumId w:val="900"/>
     <w:lvlOverride w:ilvl="0">
       <w:startOverride w:val="1"/>
     </w:lvlOverride>
   </w:num>
   <w:num w:numId="947">
     <w:abstractNumId w:val="900"/>
-    <w:lvlOverride w:ilvl="1">
+    <w:lvlOverride w:ilvl="0">
       <w:startOverride w:val="1"/>
     </w:lvlOverride>
   </w:num>
   <w:num w:numId="948">
-    <w:abstractNumId w:val="900"/>
+    <w:abstractNumId w:val="901"/>
     <w:lvlOverride w:ilvl="0">
       <w:startOverride w:val="1"/>
     </w:lvlOverride>
@@ -8541,6 +9031,24 @@
   <w:num w:numId="954">
     <w:abstractNumId w:val="900"/>
     <w:lvlOverride w:ilvl="0">
+      <w:startOverride w:val="1"/>
+    </w:lvlOverride>
+  </w:num>
+  <w:num w:numId="955">
+    <w:abstractNumId w:val="900"/>
+    <w:lvlOverride w:ilvl="1">
+      <w:startOverride w:val="1"/>
+    </w:lvlOverride>
+  </w:num>
+  <w:num w:numId="956">
+    <w:abstractNumId w:val="900"/>
+    <w:lvlOverride w:ilvl="0">
+      <w:startOverride w:val="1"/>
+    </w:lvlOverride>
+  </w:num>
+  <w:num w:numId="957">
+    <w:abstractNumId w:val="900"/>
+    <w:lvlOverride w:ilvl="1">
       <w:startOverride w:val="1"/>
     </w:lvlOverride>
   </w:num>

--- a/docs/INTERFACES.docx
+++ b/docs/INTERFACES.docx
@@ -3374,7 +3374,7 @@
         <w:t>hand_proximity</w:t>
       </w:r>
       <w:r>
-        <w:t xml:space="preserve"> is sent 15 times a second while guiding: the fingertip's distance to the target, which drives the steady tone in §7.</w:t>
+        <w:t xml:space="preserve"> is sent 15 times a second while guiding: the hand's distance to the target, which drives the steady tone in §7. It's measured from the fingertip, or from the knuckles or wrist when the back of the hand hides the fingertip from the chest camera.</w:t>
       </w:r>
     </w:p>
     <w:p>
@@ -8186,10 +8186,21 @@
         <w:rPr>
           <w:b/>
         </w:rPr>
-        <w:t>Room layout on the dashboard map</w:t>
-      </w:r>
-      <w:r>
-        <w:t xml:space="preserve"> (§6):</w:t>
+        <w:t>A hand over the guided item no longer makes it `missing`</w:t>
+      </w:r>
+      <w:r>
+        <w:t xml:space="preserve"> (§7 step 7). Close up, the detector usually can't see the item under the hand. That used to mark the item </w:t>
+      </w:r>
+      <w:r>
+        <w:rPr>
+          <w:rFonts w:ascii="Courier New" w:hAnsi="Courier New" w:eastAsia="Courier New" w:cs="Courier New"/>
+          <w:color w:val="374151"/>
+          <w:sz w:val="19"/>
+        </w:rPr>
+        <w:t>missing</w:t>
+      </w:r>
+      <w:r>
+        <w:t xml:space="preserve"> after 3 frames, which took it out of touch matching, so the touch, and with it the end of the search, never came.</w:t>
       </w:r>
     </w:p>
     <w:p>
@@ -8201,18 +8212,7 @@
         <w:pStyle w:val="ListParagraph"/>
       </w:pPr>
       <w:r>
-        <w:t xml:space="preserve">a new raw-feed message, </w:t>
-      </w:r>
-      <w:r>
-        <w:rPr>
-          <w:rFonts w:ascii="Courier New" w:hAnsi="Courier New" w:eastAsia="Courier New" w:cs="Courier New"/>
-          <w:color w:val="374151"/>
-          <w:sz w:val="19"/>
-        </w:rPr>
-        <w:t>room_layout</w:t>
-      </w:r>
-      <w:r>
-        <w:t>;</w:t>
+        <w:t>Frames where a hand is within 35 cm of an item don't count as misses.</w:t>
       </w:r>
     </w:p>
     <w:p>
@@ -8224,7 +8224,7 @@
         <w:pStyle w:val="ListParagraph"/>
       </w:pPr>
       <w:r>
-        <w:t xml:space="preserve">in the snapshot, </w:t>
+        <w:t xml:space="preserve">An item that disappears after a hand was at it is </w:t>
       </w:r>
       <w:r>
         <w:rPr>
@@ -8232,10 +8232,10 @@
           <w:color w:val="374151"/>
           <w:sz w:val="19"/>
         </w:rPr>
-        <w:t>map.walls</w:t>
-      </w:r>
-      <w:r>
-        <w:t xml:space="preserve"> is filled, and there is a new optional </w:t>
+        <w:t>picked_up</w:t>
+      </w:r>
+      <w:r>
+        <w:t xml:space="preserve">, not </w:t>
       </w:r>
       <w:r>
         <w:rPr>
@@ -8243,17 +8243,92 @@
           <w:color w:val="374151"/>
           <w:sz w:val="19"/>
         </w:rPr>
-        <w:t>map.landmarks</w:t>
-      </w:r>
-      <w:r>
-        <w:t>;</w:t>
+        <w:t>missing</w:t>
+      </w:r>
+      <w:r>
+        <w:t>.</w:t>
       </w:r>
     </w:p>
     <w:p>
       <w:pPr>
         <w:numPr>
+          <w:ilvl w:val="0"/>
+          <w:numId w:val="956"/>
+        </w:numPr>
+        <w:pStyle w:val="ListParagraph"/>
+      </w:pPr>
+      <w:r>
+        <w:rPr>
+          <w:b/>
+        </w:rPr>
+        <w:t>Room layout on the dashboard map</w:t>
+      </w:r>
+      <w:r>
+        <w:t xml:space="preserve"> (§6):</w:t>
+      </w:r>
+    </w:p>
+    <w:p>
+      <w:pPr>
+        <w:numPr>
           <w:ilvl w:val="1"/>
-          <w:numId w:val="957"/>
+          <w:numId w:val="958"/>
+        </w:numPr>
+        <w:pStyle w:val="ListParagraph"/>
+      </w:pPr>
+      <w:r>
+        <w:t xml:space="preserve">a new raw-feed message, </w:t>
+      </w:r>
+      <w:r>
+        <w:rPr>
+          <w:rFonts w:ascii="Courier New" w:hAnsi="Courier New" w:eastAsia="Courier New" w:cs="Courier New"/>
+          <w:color w:val="374151"/>
+          <w:sz w:val="19"/>
+        </w:rPr>
+        <w:t>room_layout</w:t>
+      </w:r>
+      <w:r>
+        <w:t>;</w:t>
+      </w:r>
+    </w:p>
+    <w:p>
+      <w:pPr>
+        <w:numPr>
+          <w:ilvl w:val="1"/>
+          <w:numId w:val="958"/>
+        </w:numPr>
+        <w:pStyle w:val="ListParagraph"/>
+      </w:pPr>
+      <w:r>
+        <w:t xml:space="preserve">in the snapshot, </w:t>
+      </w:r>
+      <w:r>
+        <w:rPr>
+          <w:rFonts w:ascii="Courier New" w:hAnsi="Courier New" w:eastAsia="Courier New" w:cs="Courier New"/>
+          <w:color w:val="374151"/>
+          <w:sz w:val="19"/>
+        </w:rPr>
+        <w:t>map.walls</w:t>
+      </w:r>
+      <w:r>
+        <w:t xml:space="preserve"> is filled, and there is a new optional </w:t>
+      </w:r>
+      <w:r>
+        <w:rPr>
+          <w:rFonts w:ascii="Courier New" w:hAnsi="Courier New" w:eastAsia="Courier New" w:cs="Courier New"/>
+          <w:color w:val="374151"/>
+          <w:sz w:val="19"/>
+        </w:rPr>
+        <w:t>map.landmarks</w:t>
+      </w:r>
+      <w:r>
+        <w:t>;</w:t>
+      </w:r>
+    </w:p>
+    <w:p>
+      <w:pPr>
+        <w:numPr>
+          <w:ilvl w:val="1"/>
+          <w:numId w:val="958"/>
         </w:numPr>
         <w:pStyle w:val="ListParagraph"/>
       </w:pPr>
@@ -9047,6 +9122,12 @@
     </w:lvlOverride>
   </w:num>
   <w:num w:numId="957">
+    <w:abstractNumId w:val="900"/>
+    <w:lvlOverride w:ilvl="1">
+      <w:startOverride w:val="1"/>
+    </w:lvlOverride>
+  </w:num>
+  <w:num w:numId="958">
     <w:abstractNumId w:val="900"/>
     <w:lvlOverride w:ilvl="1">
       <w:startOverride w:val="1"/>

--- a/docs/INTERFACES.docx
+++ b/docs/INTERFACES.docx
@@ -1907,6 +1907,626 @@
         <w:rPr>
           <w:b/>
         </w:rPr>
+        <w:t>What the wearer hears, for the dashboard</w:t>
+      </w:r>
+      <w:r>
+        <w:t xml:space="preserve"> (the server only relays these, §6). One </w:t>
+      </w:r>
+      <w:r>
+        <w:rPr>
+          <w:rFonts w:ascii="Courier New" w:hAnsi="Courier New" w:eastAsia="Courier New" w:cs="Courier New"/>
+          <w:color w:val="374151"/>
+          <w:sz w:val="19"/>
+        </w:rPr>
+        <w:t>sound</w:t>
+      </w:r>
+      <w:r>
+        <w:t xml:space="preserve"> message the moment each sound starts:</w:t>
+      </w:r>
+    </w:p>
+    <w:tbl>
+      <w:tblPr>
+        <w:tblW w:type="auto" w:w="0"/>
+        <w:tblLayout w:type="fixed"/>
+        <w:tblLook w:firstColumn="1" w:firstRow="1" w:lastColumn="0" w:lastRow="0" w:noHBand="0" w:noVBand="1" w:val="04A0"/>
+      </w:tblPr>
+      <w:tblGrid>
+        <w:gridCol w:w="9648"/>
+      </w:tblGrid>
+      <w:tr>
+        <w:tc>
+          <w:tcPr>
+            <w:tcW w:type="dxa" w:w="9648"/>
+            <w:shd w:val="clear" w:color="auto" w:fill="F3F4F6"/>
+          </w:tcPr>
+          <w:p>
+            <w:pPr>
+              <w:spacing w:after="0" w:line="240" w:lineRule="auto"/>
+            </w:pPr>
+            <w:r>
+              <w:rPr>
+                <w:rFonts w:ascii="Courier New" w:hAnsi="Courier New" w:eastAsia="Courier New" w:cs="Courier New"/>
+                <w:color w:val="1F2937"/>
+                <w:sz w:val="17"/>
+              </w:rPr>
+              <w:t>{"type": "sound", "session_id": "…", "t_device": 81235.20, "cue": "beep", "source": "beacon", "anchor": "item",</w:t>
+            </w:r>
+          </w:p>
+          <w:p>
+            <w:pPr>
+              <w:spacing w:after="0" w:line="240" w:lineRule="auto"/>
+            </w:pPr>
+            <w:r>
+              <w:rPr>
+                <w:rFonts w:ascii="Courier New" w:hAnsi="Courier New" w:eastAsia="Courier New" w:cs="Courier New"/>
+                <w:color w:val="1F2937"/>
+                <w:sz w:val="17"/>
+              </w:rPr>
+              <w:t xml:space="preserve"> "az_deg": -150.0, "el_deg": -12.0, "distance_m": 1.6, "muffled": true}</w:t>
+            </w:r>
+          </w:p>
+          <w:p>
+            <w:pPr>
+              <w:spacing w:after="0" w:line="240" w:lineRule="auto"/>
+            </w:pPr>
+            <w:r>
+              <w:rPr>
+                <w:rFonts w:ascii="Courier New" w:hAnsi="Courier New" w:eastAsia="Courier New" w:cs="Courier New"/>
+                <w:color w:val="1F2937"/>
+                <w:sz w:val="17"/>
+              </w:rPr>
+              <w:t>{"type": "sound", "session_id": "…", "t_device": 81234.90, "cue": "say", "source": "voice", "anchor": "item",</w:t>
+            </w:r>
+          </w:p>
+          <w:p>
+            <w:pPr>
+              <w:spacing w:after="0" w:line="240" w:lineRule="auto"/>
+            </w:pPr>
+            <w:r>
+              <w:rPr>
+                <w:rFonts w:ascii="Courier New" w:hAnsi="Courier New" w:eastAsia="Courier New" w:cs="Courier New"/>
+                <w:color w:val="1F2937"/>
+                <w:sz w:val="17"/>
+              </w:rPr>
+              <w:t xml:space="preserve"> "az_deg": -150.0, "el_deg": -12.0, "distance_m": 1.6, "text": "Polo! Behind you, two steps, on the table.", "duration_s": 2.9}</w:t>
+            </w:r>
+          </w:p>
+          <w:p>
+            <w:pPr>
+              <w:spacing w:after="0" w:line="240" w:lineRule="auto"/>
+            </w:pPr>
+            <w:r>
+              <w:rPr>
+                <w:rFonts w:ascii="Courier New" w:hAnsi="Courier New" w:eastAsia="Courier New" w:cs="Courier New"/>
+                <w:color w:val="1F2937"/>
+                <w:sz w:val="17"/>
+              </w:rPr>
+              <w:t>{"type": "sound", "session_id": "…", "t_device": 81240.10, "cue": "label", "source": "voice", "anchor": "room",</w:t>
+            </w:r>
+          </w:p>
+          <w:p>
+            <w:pPr>
+              <w:spacing w:after="0" w:line="240" w:lineRule="auto"/>
+            </w:pPr>
+            <w:r>
+              <w:rPr>
+                <w:rFonts w:ascii="Courier New" w:hAnsi="Courier New" w:eastAsia="Courier New" w:cs="Courier New"/>
+                <w:color w:val="1F2937"/>
+                <w:sz w:val="17"/>
+              </w:rPr>
+              <w:t xml:space="preserve"> "az_deg": 20.0, "el_deg": -35.0, "distance_m": 0.6, "text": "That's the cumin, love", "duration_s": 1.8}</w:t>
+            </w:r>
+          </w:p>
+        </w:tc>
+      </w:tr>
+    </w:tbl>
+    <w:p>
+      <w:pPr>
+        <w:spacing w:after="40"/>
+      </w:pPr>
+    </w:p>
+    <w:p>
+      <w:pPr>
+        <w:numPr>
+          <w:ilvl w:val="0"/>
+          <w:numId w:val="916"/>
+        </w:numPr>
+        <w:pStyle w:val="ListParagraph"/>
+      </w:pPr>
+      <w:r>
+        <w:rPr>
+          <w:b/>
+        </w:rPr>
+        <w:t>`cue`:</w:t>
+      </w:r>
+    </w:p>
+    <w:p>
+      <w:pPr>
+        <w:numPr>
+          <w:ilvl w:val="1"/>
+          <w:numId w:val="917"/>
+        </w:numPr>
+        <w:pStyle w:val="ListParagraph"/>
+      </w:pPr>
+      <w:r>
+        <w:rPr>
+          <w:rFonts w:ascii="Courier New" w:hAnsi="Courier New" w:eastAsia="Courier New" w:cs="Courier New"/>
+          <w:color w:val="374151"/>
+          <w:sz w:val="19"/>
+        </w:rPr>
+        <w:t>beep</w:t>
+      </w:r>
+      <w:r>
+        <w:t xml:space="preserve"> (with </w:t>
+      </w:r>
+      <w:r>
+        <w:rPr>
+          <w:rFonts w:ascii="Courier New" w:hAnsi="Courier New" w:eastAsia="Courier New" w:cs="Courier New"/>
+          <w:color w:val="374151"/>
+          <w:sz w:val="19"/>
+        </w:rPr>
+        <w:t>muffled</w:t>
+      </w:r>
+      <w:r>
+        <w:t xml:space="preserve"> true while the item is behind the head), </w:t>
+      </w:r>
+      <w:r>
+        <w:rPr>
+          <w:rFonts w:ascii="Courier New" w:hAnsi="Courier New" w:eastAsia="Courier New" w:cs="Courier New"/>
+          <w:color w:val="374151"/>
+          <w:sz w:val="19"/>
+        </w:rPr>
+        <w:t>ding</w:t>
+      </w:r>
+      <w:r>
+        <w:t xml:space="preserve"> (facing), </w:t>
+      </w:r>
+      <w:r>
+        <w:rPr>
+          <w:rFonts w:ascii="Courier New" w:hAnsi="Courier New" w:eastAsia="Courier New" w:cs="Courier New"/>
+          <w:color w:val="374151"/>
+          <w:sz w:val="19"/>
+        </w:rPr>
+        <w:t>tone_on</w:t>
+      </w:r>
+      <w:r>
+        <w:t xml:space="preserve"> and </w:t>
+      </w:r>
+      <w:r>
+        <w:rPr>
+          <w:rFonts w:ascii="Courier New" w:hAnsi="Courier New" w:eastAsia="Courier New" w:cs="Courier New"/>
+          <w:color w:val="374151"/>
+          <w:sz w:val="19"/>
+        </w:rPr>
+        <w:t>tone_off</w:t>
+      </w:r>
+      <w:r>
+        <w:t xml:space="preserve"> (the steady tone);</w:t>
+      </w:r>
+    </w:p>
+    <w:p>
+      <w:pPr>
+        <w:numPr>
+          <w:ilvl w:val="1"/>
+          <w:numId w:val="917"/>
+        </w:numPr>
+        <w:pStyle w:val="ListParagraph"/>
+      </w:pPr>
+      <w:r>
+        <w:rPr>
+          <w:rFonts w:ascii="Courier New" w:hAnsi="Courier New" w:eastAsia="Courier New" w:cs="Courier New"/>
+          <w:color w:val="374151"/>
+          <w:sz w:val="19"/>
+        </w:rPr>
+        <w:t>say</w:t>
+      </w:r>
+      <w:r>
+        <w:t xml:space="preserve"> (Marco's voice, with </w:t>
+      </w:r>
+      <w:r>
+        <w:rPr>
+          <w:rFonts w:ascii="Courier New" w:hAnsi="Courier New" w:eastAsia="Courier New" w:cs="Courier New"/>
+          <w:color w:val="374151"/>
+          <w:sz w:val="19"/>
+        </w:rPr>
+        <w:t>text</w:t>
+      </w:r>
+      <w:r>
+        <w:t xml:space="preserve">), </w:t>
+      </w:r>
+      <w:r>
+        <w:rPr>
+          <w:rFonts w:ascii="Courier New" w:hAnsi="Courier New" w:eastAsia="Courier New" w:cs="Courier New"/>
+          <w:color w:val="374151"/>
+          <w:sz w:val="19"/>
+        </w:rPr>
+        <w:t>label</w:t>
+      </w:r>
+      <w:r>
+        <w:t xml:space="preserve"> (an item's label, spoken in the same voice, with its words in </w:t>
+      </w:r>
+      <w:r>
+        <w:rPr>
+          <w:rFonts w:ascii="Courier New" w:hAnsi="Courier New" w:eastAsia="Courier New" w:cs="Courier New"/>
+          <w:color w:val="374151"/>
+          <w:sz w:val="19"/>
+        </w:rPr>
+        <w:t>text</w:t>
+      </w:r>
+      <w:r>
+        <w:t xml:space="preserve">; </w:t>
+      </w:r>
+      <w:r>
+        <w:rPr>
+          <w:rFonts w:ascii="Courier New" w:hAnsi="Courier New" w:eastAsia="Courier New" w:cs="Courier New"/>
+          <w:color w:val="374151"/>
+          <w:sz w:val="19"/>
+        </w:rPr>
+        <w:t>audio_url</w:t>
+      </w:r>
+      <w:r>
+        <w:t xml:space="preserve"> only if it is a recorded voice memo), </w:t>
+      </w:r>
+      <w:r>
+        <w:rPr>
+          <w:rFonts w:ascii="Courier New" w:hAnsi="Courier New" w:eastAsia="Courier New" w:cs="Courier New"/>
+          <w:color w:val="374151"/>
+          <w:sz w:val="19"/>
+        </w:rPr>
+        <w:t>blip</w:t>
+      </w:r>
+      <w:r>
+        <w:t xml:space="preserve"> (listening, after "Marco");</w:t>
+      </w:r>
+    </w:p>
+    <w:p>
+      <w:pPr>
+        <w:numPr>
+          <w:ilvl w:val="1"/>
+          <w:numId w:val="917"/>
+        </w:numPr>
+        <w:pStyle w:val="ListParagraph"/>
+      </w:pPr>
+      <w:r>
+        <w:rPr>
+          <w:rFonts w:ascii="Courier New" w:hAnsi="Courier New" w:eastAsia="Courier New" w:cs="Courier New"/>
+          <w:color w:val="374151"/>
+          <w:sz w:val="19"/>
+        </w:rPr>
+        <w:t>silence</w:t>
+      </w:r>
+      <w:r>
+        <w:t xml:space="preserve"> (everything stopped).</w:t>
+      </w:r>
+    </w:p>
+    <w:p>
+      <w:pPr>
+        <w:numPr>
+          <w:ilvl w:val="0"/>
+          <w:numId w:val="916"/>
+        </w:numPr>
+        <w:pStyle w:val="ListParagraph"/>
+      </w:pPr>
+      <w:r>
+        <w:rPr>
+          <w:b/>
+        </w:rPr>
+        <w:t>`source`:</w:t>
+      </w:r>
+      <w:r>
+        <w:t xml:space="preserve"> </w:t>
+      </w:r>
+      <w:r>
+        <w:rPr>
+          <w:rFonts w:ascii="Courier New" w:hAnsi="Courier New" w:eastAsia="Courier New" w:cs="Courier New"/>
+          <w:color w:val="374151"/>
+          <w:sz w:val="19"/>
+        </w:rPr>
+        <w:t>beacon</w:t>
+      </w:r>
+      <w:r>
+        <w:t xml:space="preserve"> for beep, ding and tone; </w:t>
+      </w:r>
+      <w:r>
+        <w:rPr>
+          <w:rFonts w:ascii="Courier New" w:hAnsi="Courier New" w:eastAsia="Courier New" w:cs="Courier New"/>
+          <w:color w:val="374151"/>
+          <w:sz w:val="19"/>
+        </w:rPr>
+        <w:t>voice</w:t>
+      </w:r>
+      <w:r>
+        <w:t xml:space="preserve"> for say, label and blip.</w:t>
+      </w:r>
+    </w:p>
+    <w:p>
+      <w:pPr>
+        <w:numPr>
+          <w:ilvl w:val="0"/>
+          <w:numId w:val="916"/>
+        </w:numPr>
+        <w:pStyle w:val="ListParagraph"/>
+      </w:pPr>
+      <w:r>
+        <w:rPr>
+          <w:b/>
+        </w:rPr>
+        <w:t>`anchor`:</w:t>
+      </w:r>
+      <w:r>
+        <w:t xml:space="preserve"> </w:t>
+      </w:r>
+      <w:r>
+        <w:rPr>
+          <w:rFonts w:ascii="Courier New" w:hAnsi="Courier New" w:eastAsia="Courier New" w:cs="Courier New"/>
+          <w:color w:val="374151"/>
+          <w:sz w:val="19"/>
+        </w:rPr>
+        <w:t>item</w:t>
+      </w:r>
+      <w:r>
+        <w:t xml:space="preserve"> (the guided item), </w:t>
+      </w:r>
+      <w:r>
+        <w:rPr>
+          <w:rFonts w:ascii="Courier New" w:hAnsi="Courier New" w:eastAsia="Courier New" w:cs="Courier New"/>
+          <w:color w:val="374151"/>
+          <w:sz w:val="19"/>
+        </w:rPr>
+        <w:t>room</w:t>
+      </w:r>
+      <w:r>
+        <w:t xml:space="preserve"> (another point in the room, such as a touched jar) or </w:t>
+      </w:r>
+      <w:r>
+        <w:rPr>
+          <w:rFonts w:ascii="Courier New" w:hAnsi="Courier New" w:eastAsia="Courier New" w:cs="Courier New"/>
+          <w:color w:val="374151"/>
+          <w:sz w:val="19"/>
+        </w:rPr>
+        <w:t>ahead</w:t>
+      </w:r>
+      <w:r>
+        <w:t xml:space="preserve"> (Marco's own lines, fixed to the head).</w:t>
+      </w:r>
+    </w:p>
+    <w:p>
+      <w:pPr>
+        <w:numPr>
+          <w:ilvl w:val="0"/>
+          <w:numId w:val="916"/>
+        </w:numPr>
+        <w:pStyle w:val="ListParagraph"/>
+      </w:pPr>
+      <w:r>
+        <w:rPr>
+          <w:b/>
+        </w:rPr>
+        <w:t>Direction, relative to the head at that moment:</w:t>
+      </w:r>
+    </w:p>
+    <w:p>
+      <w:pPr>
+        <w:numPr>
+          <w:ilvl w:val="1"/>
+          <w:numId w:val="918"/>
+        </w:numPr>
+        <w:pStyle w:val="ListParagraph"/>
+      </w:pPr>
+      <w:r>
+        <w:rPr>
+          <w:rFonts w:ascii="Courier New" w:hAnsi="Courier New" w:eastAsia="Courier New" w:cs="Courier New"/>
+          <w:color w:val="374151"/>
+          <w:sz w:val="19"/>
+        </w:rPr>
+        <w:t>az_deg</w:t>
+      </w:r>
+      <w:r>
+        <w:t>: 0 ahead, +90 right, ±180 behind;</w:t>
+      </w:r>
+    </w:p>
+    <w:p>
+      <w:pPr>
+        <w:numPr>
+          <w:ilvl w:val="1"/>
+          <w:numId w:val="918"/>
+        </w:numPr>
+        <w:pStyle w:val="ListParagraph"/>
+      </w:pPr>
+      <w:r>
+        <w:rPr>
+          <w:rFonts w:ascii="Courier New" w:hAnsi="Courier New" w:eastAsia="Courier New" w:cs="Courier New"/>
+          <w:color w:val="374151"/>
+          <w:sz w:val="19"/>
+        </w:rPr>
+        <w:t>el_deg</w:t>
+      </w:r>
+      <w:r>
+        <w:t>: + is up;</w:t>
+      </w:r>
+    </w:p>
+    <w:p>
+      <w:pPr>
+        <w:numPr>
+          <w:ilvl w:val="1"/>
+          <w:numId w:val="918"/>
+        </w:numPr>
+        <w:pStyle w:val="ListParagraph"/>
+      </w:pPr>
+      <w:r>
+        <w:rPr>
+          <w:rFonts w:ascii="Courier New" w:hAnsi="Courier New" w:eastAsia="Courier New" w:cs="Courier New"/>
+          <w:color w:val="374151"/>
+          <w:sz w:val="19"/>
+        </w:rPr>
+        <w:t>distance_m</w:t>
+      </w:r>
+      <w:r>
+        <w:t>: ear to source, in metres;</w:t>
+      </w:r>
+    </w:p>
+    <w:p>
+      <w:pPr>
+        <w:numPr>
+          <w:ilvl w:val="1"/>
+          <w:numId w:val="918"/>
+        </w:numPr>
+        <w:pStyle w:val="ListParagraph"/>
+      </w:pPr>
+      <w:r>
+        <w:rPr>
+          <w:rFonts w:ascii="Courier New" w:hAnsi="Courier New" w:eastAsia="Courier New" w:cs="Courier New"/>
+          <w:color w:val="374151"/>
+          <w:sz w:val="19"/>
+        </w:rPr>
+        <w:t>ahead</w:t>
+      </w:r>
+      <w:r>
+        <w:t xml:space="preserve"> is 0, 0, 1.</w:t>
+      </w:r>
+    </w:p>
+    <w:p>
+      <w:pPr>
+        <w:numPr>
+          <w:ilvl w:val="0"/>
+          <w:numId w:val="916"/>
+        </w:numPr>
+        <w:pStyle w:val="ListParagraph"/>
+      </w:pPr>
+      <w:r>
+        <w:rPr>
+          <w:b/>
+        </w:rPr>
+        <w:t>`duration_s`:</w:t>
+      </w:r>
+      <w:r>
+        <w:t xml:space="preserve"> for </w:t>
+      </w:r>
+      <w:r>
+        <w:rPr>
+          <w:rFonts w:ascii="Courier New" w:hAnsi="Courier New" w:eastAsia="Courier New" w:cs="Courier New"/>
+          <w:color w:val="374151"/>
+          <w:sz w:val="19"/>
+        </w:rPr>
+        <w:t>say</w:t>
+      </w:r>
+      <w:r>
+        <w:t xml:space="preserve"> and </w:t>
+      </w:r>
+      <w:r>
+        <w:rPr>
+          <w:rFonts w:ascii="Courier New" w:hAnsi="Courier New" w:eastAsia="Courier New" w:cs="Courier New"/>
+          <w:color w:val="374151"/>
+          <w:sz w:val="19"/>
+        </w:rPr>
+        <w:t>label</w:t>
+      </w:r>
+      <w:r>
+        <w:t>, estimated from the words (exact for a voice memo).</w:t>
+      </w:r>
+    </w:p>
+    <w:p>
+      <w:r>
+        <w:rPr>
+          <w:b/>
+        </w:rPr>
+        <w:t>Sound field, 10 per second while anything is audible:</w:t>
+      </w:r>
+      <w:r>
+        <w:t xml:space="preserve"> where each source is now, relative to the head. Send one last message with both sources null when it goes quiet:</w:t>
+      </w:r>
+    </w:p>
+    <w:tbl>
+      <w:tblPr>
+        <w:tblW w:type="auto" w:w="0"/>
+        <w:tblLayout w:type="fixed"/>
+        <w:tblLook w:firstColumn="1" w:firstRow="1" w:lastColumn="0" w:lastRow="0" w:noHBand="0" w:noVBand="1" w:val="04A0"/>
+      </w:tblPr>
+      <w:tblGrid>
+        <w:gridCol w:w="9648"/>
+      </w:tblGrid>
+      <w:tr>
+        <w:tc>
+          <w:tcPr>
+            <w:tcW w:type="dxa" w:w="9648"/>
+            <w:shd w:val="clear" w:color="auto" w:fill="F3F4F6"/>
+          </w:tcPr>
+          <w:p>
+            <w:pPr>
+              <w:spacing w:after="0" w:line="240" w:lineRule="auto"/>
+            </w:pPr>
+            <w:r>
+              <w:rPr>
+                <w:rFonts w:ascii="Courier New" w:hAnsi="Courier New" w:eastAsia="Courier New" w:cs="Courier New"/>
+                <w:color w:val="1F2937"/>
+                <w:sz w:val="17"/>
+              </w:rPr>
+              <w:t>{"type": "sound_field", "session_id": "…", "t_device": 81235.30, "head_yaw_deg": 12.3,</w:t>
+            </w:r>
+          </w:p>
+          <w:p>
+            <w:pPr>
+              <w:spacing w:after="0" w:line="240" w:lineRule="auto"/>
+            </w:pPr>
+            <w:r>
+              <w:rPr>
+                <w:rFonts w:ascii="Courier New" w:hAnsi="Courier New" w:eastAsia="Courier New" w:cs="Courier New"/>
+                <w:color w:val="1F2937"/>
+                <w:sz w:val="17"/>
+              </w:rPr>
+              <w:t xml:space="preserve"> "beacon": {"az_deg": -150.0, "el_deg": -12.0, "distance_m": 1.6, "muffled": true},</w:t>
+            </w:r>
+          </w:p>
+          <w:p>
+            <w:pPr>
+              <w:spacing w:after="0" w:line="240" w:lineRule="auto"/>
+            </w:pPr>
+            <w:r>
+              <w:rPr>
+                <w:rFonts w:ascii="Courier New" w:hAnsi="Courier New" w:eastAsia="Courier New" w:cs="Courier New"/>
+                <w:color w:val="1F2937"/>
+                <w:sz w:val="17"/>
+              </w:rPr>
+              <w:t xml:space="preserve"> "voice": {"az_deg": 0.0, "el_deg": 0.0, "distance_m": 1.0, "anchor": "ahead"}}</w:t>
+            </w:r>
+          </w:p>
+        </w:tc>
+      </w:tr>
+    </w:tbl>
+    <w:p>
+      <w:pPr>
+        <w:spacing w:after="40"/>
+      </w:pPr>
+    </w:p>
+    <w:p>
+      <w:r>
+        <w:rPr>
+          <w:rFonts w:ascii="Courier New" w:hAnsi="Courier New" w:eastAsia="Courier New" w:cs="Courier New"/>
+          <w:color w:val="374151"/>
+          <w:sz w:val="19"/>
+        </w:rPr>
+        <w:t>beacon</w:t>
+      </w:r>
+      <w:r>
+        <w:t xml:space="preserve"> is set while guiding and </w:t>
+      </w:r>
+      <w:r>
+        <w:rPr>
+          <w:rFonts w:ascii="Courier New" w:hAnsi="Courier New" w:eastAsia="Courier New" w:cs="Courier New"/>
+          <w:color w:val="374151"/>
+          <w:sz w:val="19"/>
+        </w:rPr>
+        <w:t>voice</w:t>
+      </w:r>
+      <w:r>
+        <w:t xml:space="preserve"> while Marco is speaking; each is null (or absent) otherwise.</w:t>
+      </w:r>
+    </w:p>
+    <w:p>
+      <w:r>
+        <w:rPr>
+          <w:b/>
+        </w:rPr>
         <w:t>Queries:</w:t>
       </w:r>
     </w:p>
@@ -2124,7 +2744,7 @@
       <w:pPr>
         <w:numPr>
           <w:ilvl w:val="0"/>
-          <w:numId w:val="916"/>
+          <w:numId w:val="919"/>
         </w:numPr>
         <w:pStyle w:val="ListParagraph"/>
       </w:pPr>
@@ -2158,7 +2778,7 @@
       <w:pPr>
         <w:numPr>
           <w:ilvl w:val="0"/>
-          <w:numId w:val="916"/>
+          <w:numId w:val="919"/>
         </w:numPr>
         <w:pStyle w:val="ListParagraph"/>
       </w:pPr>
@@ -2214,393 +2834,20 @@
       <w:pPr>
         <w:numPr>
           <w:ilvl w:val="0"/>
-          <w:numId w:val="916"/>
-        </w:numPr>
-        <w:pStyle w:val="ListParagraph"/>
-      </w:pPr>
-      <w:r>
-        <w:t>The server ignores acks for unknown, other-session or already-finished commands, and never replies to them.</w:t>
-      </w:r>
-    </w:p>
-    <w:p>
-      <w:pPr>
-        <w:pStyle w:val="Heading2"/>
-      </w:pPr>
-      <w:r>
-        <w:t>3.3 Registration: `POST /v1/items` (multipart `photo` + `name`), from the app's setup flow or from Photon</w:t>
-      </w:r>
-    </w:p>
-    <w:p>
-      <w:pPr>
-        <w:numPr>
-          <w:ilvl w:val="0"/>
-          <w:numId w:val="917"/>
-        </w:numPr>
-        <w:pStyle w:val="ListParagraph"/>
-      </w:pPr>
-      <w:r>
-        <w:rPr>
-          <w:b/>
-        </w:rPr>
-        <w:t>Photo:</w:t>
-      </w:r>
-      <w:r>
-        <w:t xml:space="preserve"> any normal upright photo; EXIF is fine here, and the server applies it. Send JPEG (convert HEIC on the phone).</w:t>
-      </w:r>
-    </w:p>
-    <w:p>
-      <w:pPr>
-        <w:numPr>
-          <w:ilvl w:val="0"/>
-          <w:numId w:val="917"/>
-        </w:numPr>
-        <w:pStyle w:val="ListParagraph"/>
-      </w:pPr>
-      <w:r>
-        <w:rPr>
-          <w:b/>
-        </w:rPr>
-        <w:t>`source`</w:t>
-      </w:r>
-      <w:r>
-        <w:t xml:space="preserve"> (optional form field): who registers it, </w:t>
-      </w:r>
-      <w:r>
-        <w:rPr>
-          <w:rFonts w:ascii="Courier New" w:hAnsi="Courier New" w:eastAsia="Courier New" w:cs="Courier New"/>
-          <w:color w:val="374151"/>
-          <w:sz w:val="19"/>
-        </w:rPr>
-        <w:t>app</w:t>
-      </w:r>
-      <w:r>
-        <w:t xml:space="preserve"> (the default: the app's setup flow) or </w:t>
-      </w:r>
-      <w:r>
-        <w:rPr>
-          <w:rFonts w:ascii="Courier New" w:hAnsi="Courier New" w:eastAsia="Courier New" w:cs="Courier New"/>
-          <w:color w:val="374151"/>
-          <w:sz w:val="19"/>
-        </w:rPr>
-        <w:t>photon</w:t>
-      </w:r>
-      <w:r>
-        <w:t xml:space="preserve"> (a caretaker). It lets one source's items be removed together (§5).</w:t>
-      </w:r>
-    </w:p>
-    <w:p>
-      <w:pPr>
-        <w:numPr>
-          <w:ilvl w:val="0"/>
-          <w:numId w:val="917"/>
-        </w:numPr>
-        <w:pStyle w:val="ListParagraph"/>
-      </w:pPr>
-      <w:r>
-        <w:rPr>
-          <w:b/>
-        </w:rPr>
-        <w:t>Reply:</w:t>
-      </w:r>
-      <w:r>
-        <w:t xml:space="preserve"> </w:t>
-      </w:r>
-      <w:r>
-        <w:rPr>
-          <w:rFonts w:ascii="Courier New" w:hAnsi="Courier New" w:eastAsia="Courier New" w:cs="Courier New"/>
-          <w:color w:val="374151"/>
-          <w:sz w:val="19"/>
-        </w:rPr>
-        <w:t>{item_id, quality: "ok"|"retake", reason}</w:t>
-      </w:r>
-      <w:r>
-        <w:t xml:space="preserve">. On </w:t>
-      </w:r>
-      <w:r>
-        <w:rPr>
-          <w:rFonts w:ascii="Courier New" w:hAnsi="Courier New" w:eastAsia="Courier New" w:cs="Courier New"/>
-          <w:color w:val="374151"/>
-          <w:sz w:val="19"/>
-        </w:rPr>
-        <w:t>retake</w:t>
-      </w:r>
-      <w:r>
-        <w:t xml:space="preserve">, say </w:t>
-      </w:r>
-      <w:r>
-        <w:rPr>
-          <w:i/>
-        </w:rPr>
-        <w:t>"I can't see the {name} clearly, try again."</w:t>
-      </w:r>
-    </w:p>
-    <w:p>
-      <w:pPr>
-        <w:numPr>
-          <w:ilvl w:val="0"/>
-          <w:numId w:val="917"/>
-        </w:numPr>
-        <w:pStyle w:val="ListParagraph"/>
-      </w:pPr>
-      <w:r>
-        <w:rPr>
-          <w:b/>
-        </w:rPr>
-        <w:t>`GET /v1/items`</w:t>
-      </w:r>
-      <w:r>
-        <w:t xml:space="preserve"> lists every item, with these fields (labels made before an app launch come from here):</w:t>
-      </w:r>
-    </w:p>
-    <w:p>
-      <w:pPr>
-        <w:numPr>
-          <w:ilvl w:val="1"/>
-          <w:numId w:val="918"/>
-        </w:numPr>
-        <w:pStyle w:val="ListParagraph"/>
-      </w:pPr>
-      <w:r>
-        <w:rPr>
-          <w:rFonts w:ascii="Courier New" w:hAnsi="Courier New" w:eastAsia="Courier New" w:cs="Courier New"/>
-          <w:color w:val="374151"/>
-          <w:sz w:val="19"/>
-        </w:rPr>
-        <w:t>item_id</w:t>
-      </w:r>
-      <w:r>
-        <w:t xml:space="preserve">, </w:t>
-      </w:r>
-      <w:r>
-        <w:rPr>
-          <w:rFonts w:ascii="Courier New" w:hAnsi="Courier New" w:eastAsia="Courier New" w:cs="Courier New"/>
-          <w:color w:val="374151"/>
-          <w:sz w:val="19"/>
-        </w:rPr>
-        <w:t>name</w:t>
-      </w:r>
-      <w:r>
-        <w:t xml:space="preserve">, </w:t>
-      </w:r>
-      <w:r>
-        <w:rPr>
-          <w:rFonts w:ascii="Courier New" w:hAnsi="Courier New" w:eastAsia="Courier New" w:cs="Courier New"/>
-          <w:color w:val="374151"/>
-          <w:sz w:val="19"/>
-        </w:rPr>
-        <w:t>position</w:t>
-      </w:r>
-      <w:r>
-        <w:t xml:space="preserve">, </w:t>
-      </w:r>
-      <w:r>
-        <w:rPr>
-          <w:rFonts w:ascii="Courier New" w:hAnsi="Courier New" w:eastAsia="Courier New" w:cs="Courier New"/>
-          <w:color w:val="374151"/>
-          <w:sz w:val="19"/>
-        </w:rPr>
-        <w:t>surface</w:t>
-      </w:r>
-      <w:r>
-        <w:t xml:space="preserve">, </w:t>
-      </w:r>
-      <w:r>
-        <w:rPr>
-          <w:rFonts w:ascii="Courier New" w:hAnsi="Courier New" w:eastAsia="Courier New" w:cs="Courier New"/>
-          <w:color w:val="374151"/>
-          <w:sz w:val="19"/>
-        </w:rPr>
-        <w:t>state</w:t>
-      </w:r>
-      <w:r>
-        <w:t>;</w:t>
-      </w:r>
-    </w:p>
-    <w:p>
-      <w:pPr>
-        <w:numPr>
-          <w:ilvl w:val="1"/>
-          <w:numId w:val="918"/>
-        </w:numPr>
-        <w:pStyle w:val="ListParagraph"/>
-      </w:pPr>
-      <w:r>
-        <w:rPr>
-          <w:rFonts w:ascii="Courier New" w:hAnsi="Courier New" w:eastAsia="Courier New" w:cs="Courier New"/>
-          <w:color w:val="374151"/>
-          <w:sz w:val="19"/>
-        </w:rPr>
-        <w:t>last_seen_wall</w:t>
-      </w:r>
-      <w:r>
-        <w:t>;</w:t>
-      </w:r>
-    </w:p>
-    <w:p>
-      <w:pPr>
-        <w:numPr>
-          <w:ilvl w:val="1"/>
-          <w:numId w:val="918"/>
-        </w:numPr>
-        <w:pStyle w:val="ListParagraph"/>
-      </w:pPr>
-      <w:r>
-        <w:rPr>
-          <w:rFonts w:ascii="Courier New" w:hAnsi="Courier New" w:eastAsia="Courier New" w:cs="Courier New"/>
-          <w:color w:val="374151"/>
-          <w:sz w:val="19"/>
-        </w:rPr>
-        <w:t>label_text</w:t>
-      </w:r>
-      <w:r>
-        <w:t xml:space="preserve">, </w:t>
-      </w:r>
-      <w:r>
-        <w:rPr>
-          <w:rFonts w:ascii="Courier New" w:hAnsi="Courier New" w:eastAsia="Courier New" w:cs="Courier New"/>
-          <w:color w:val="374151"/>
-          <w:sz w:val="19"/>
-        </w:rPr>
-        <w:t>label_audio_url</w:t>
-      </w:r>
-      <w:r>
-        <w:t xml:space="preserve">, </w:t>
-      </w:r>
-      <w:r>
-        <w:rPr>
-          <w:rFonts w:ascii="Courier New" w:hAnsi="Courier New" w:eastAsia="Courier New" w:cs="Courier New"/>
-          <w:color w:val="374151"/>
-          <w:sz w:val="19"/>
-        </w:rPr>
-        <w:t>size_m</w:t>
-      </w:r>
-      <w:r>
-        <w:t>;</w:t>
-      </w:r>
-    </w:p>
-    <w:p>
-      <w:pPr>
-        <w:numPr>
-          <w:ilvl w:val="1"/>
-          <w:numId w:val="918"/>
-        </w:numPr>
-        <w:pStyle w:val="ListParagraph"/>
-      </w:pPr>
-      <w:r>
-        <w:rPr>
-          <w:rFonts w:ascii="Courier New" w:hAnsi="Courier New" w:eastAsia="Courier New" w:cs="Courier New"/>
-          <w:color w:val="374151"/>
-          <w:sz w:val="19"/>
-        </w:rPr>
-        <w:t>source</w:t>
-      </w:r>
-      <w:r>
-        <w:t xml:space="preserve">: </w:t>
-      </w:r>
-      <w:r>
-        <w:rPr>
-          <w:rFonts w:ascii="Courier New" w:hAnsi="Courier New" w:eastAsia="Courier New" w:cs="Courier New"/>
-          <w:color w:val="374151"/>
-          <w:sz w:val="19"/>
-        </w:rPr>
-        <w:t>app</w:t>
-      </w:r>
-      <w:r>
-        <w:t xml:space="preserve">, </w:t>
-      </w:r>
-      <w:r>
-        <w:rPr>
-          <w:rFonts w:ascii="Courier New" w:hAnsi="Courier New" w:eastAsia="Courier New" w:cs="Courier New"/>
-          <w:color w:val="374151"/>
-          <w:sz w:val="19"/>
-        </w:rPr>
-        <w:t>photon</w:t>
-      </w:r>
-      <w:r>
-        <w:t xml:space="preserve">, or </w:t>
-      </w:r>
-      <w:r>
-        <w:rPr>
-          <w:rFonts w:ascii="Courier New" w:hAnsi="Courier New" w:eastAsia="Courier New" w:cs="Courier New"/>
-          <w:color w:val="374151"/>
-          <w:sz w:val="19"/>
-        </w:rPr>
-        <w:t>seed</w:t>
-      </w:r>
-      <w:r>
-        <w:t xml:space="preserve"> (the stub's built-in fake items).</w:t>
-      </w:r>
-    </w:p>
-    <w:p>
-      <w:pPr>
-        <w:numPr>
-          <w:ilvl w:val="0"/>
-          <w:numId w:val="917"/>
-        </w:numPr>
-        <w:pStyle w:val="ListParagraph"/>
-      </w:pPr>
-      <w:r>
-        <w:rPr>
-          <w:b/>
-        </w:rPr>
-        <w:t>Saved across server restarts:</w:t>
-      </w:r>
-      <w:r>
-        <w:t xml:space="preserve"> every registration and label, with its photo (or touch crop) and voice note, under </w:t>
-      </w:r>
-      <w:r>
-        <w:rPr>
-          <w:rFonts w:ascii="Courier New" w:hAnsi="Courier New" w:eastAsia="Courier New" w:cs="Courier New"/>
-          <w:color w:val="374151"/>
-          <w:sz w:val="19"/>
-        </w:rPr>
-        <w:t>MARCO_DATA/registry/</w:t>
-      </w:r>
-      <w:r>
-        <w:t>.</w:t>
-      </w:r>
-    </w:p>
-    <w:p>
-      <w:pPr>
-        <w:numPr>
-          <w:ilvl w:val="1"/>
           <w:numId w:val="919"/>
         </w:numPr>
         <w:pStyle w:val="ListParagraph"/>
       </w:pPr>
       <w:r>
-        <w:t>On start, the server reloads them and registers the photos with the detector again, so detection works at once.</w:t>
+        <w:t>The server ignores acks for unknown, other-session or already-finished commands, and never replies to them.</w:t>
       </w:r>
     </w:p>
     <w:p>
       <w:pPr>
-        <w:numPr>
-          <w:ilvl w:val="1"/>
-          <w:numId w:val="919"/>
-        </w:numPr>
-        <w:pStyle w:val="ListParagraph"/>
-      </w:pPr>
-      <w:r>
-        <w:t xml:space="preserve">Positions are not saved: an item is placed again when the camera next sees it. Until then it reads </w:t>
-      </w:r>
-      <w:r>
-        <w:rPr>
-          <w:rFonts w:ascii="Courier New" w:hAnsi="Courier New" w:eastAsia="Courier New" w:cs="Courier New"/>
-          <w:color w:val="374151"/>
-          <w:sz w:val="19"/>
-        </w:rPr>
-        <w:t>state: "registered"</w:t>
-      </w:r>
-      <w:r>
-        <w:t>.</w:t>
-      </w:r>
-    </w:p>
-    <w:p>
-      <w:pPr>
         <w:pStyle w:val="Heading2"/>
       </w:pPr>
       <w:r>
-        <w:t>3.4 ARWorldMap rules (Utkarsh), so positions survive relaunch</w:t>
+        <w:t>3.3 Registration: `POST /v1/items` (multipart `photo` + `name`), from the app's setup flow or from Photon</w:t>
       </w:r>
     </w:p>
     <w:p>
@@ -2612,18 +2859,13 @@
         <w:pStyle w:val="ListParagraph"/>
       </w:pPr>
       <w:r>
-        <w:t xml:space="preserve">Save </w:t>
-      </w:r>
-      <w:r>
-        <w:rPr>
-          <w:rFonts w:ascii="Courier New" w:hAnsi="Courier New" w:eastAsia="Courier New" w:cs="Courier New"/>
-          <w:color w:val="374151"/>
-          <w:sz w:val="19"/>
-        </w:rPr>
-        <w:t>getCurrentWorldMap</w:t>
-      </w:r>
-      <w:r>
-        <w:t xml:space="preserve"> about every 30 s and when the app goes to the background.</w:t>
+        <w:rPr>
+          <w:b/>
+        </w:rPr>
+        <w:t>Photo:</w:t>
+      </w:r>
+      <w:r>
+        <w:t xml:space="preserve"> any normal upright photo; EXIF is fine here, and the server applies it. Send JPEG (convert HEIC on the phone).</w:t>
       </w:r>
     </w:p>
     <w:p>
@@ -2635,7 +2877,13 @@
         <w:pStyle w:val="ListParagraph"/>
       </w:pPr>
       <w:r>
-        <w:t xml:space="preserve">On launch, load it as </w:t>
+        <w:rPr>
+          <w:b/>
+        </w:rPr>
+        <w:t>`source`</w:t>
+      </w:r>
+      <w:r>
+        <w:t xml:space="preserve"> (optional form field): who registers it, </w:t>
       </w:r>
       <w:r>
         <w:rPr>
@@ -2643,10 +2891,10 @@
           <w:color w:val="374151"/>
           <w:sz w:val="19"/>
         </w:rPr>
-        <w:t>initialWorldMap</w:t>
-      </w:r>
-      <w:r>
-        <w:t xml:space="preserve">. Wait until tracking is </w:t>
+        <w:t>app</w:t>
+      </w:r>
+      <w:r>
+        <w:t xml:space="preserve"> (the default: the app's setup flow) or </w:t>
       </w:r>
       <w:r>
         <w:rPr>
@@ -2654,21 +2902,10 @@
           <w:color w:val="374151"/>
           <w:sz w:val="19"/>
         </w:rPr>
-        <w:t>normal</w:t>
-      </w:r>
-      <w:r>
-        <w:t xml:space="preserve"> after relocalizing, then send </w:t>
-      </w:r>
-      <w:r>
-        <w:rPr>
-          <w:rFonts w:ascii="Courier New" w:hAnsi="Courier New" w:eastAsia="Courier New" w:cs="Courier New"/>
-          <w:color w:val="374151"/>
-          <w:sz w:val="19"/>
-        </w:rPr>
-        <w:t>map: relocalized</w:t>
-      </w:r>
-      <w:r>
-        <w:t xml:space="preserve"> and resume frames.</w:t>
+        <w:t>photon</w:t>
+      </w:r>
+      <w:r>
+        <w:t xml:space="preserve"> (a caretaker). It lets one source's items be removed together (§5).</w:t>
       </w:r>
     </w:p>
     <w:p>
@@ -2680,7 +2917,59 @@
         <w:pStyle w:val="ListParagraph"/>
       </w:pPr>
       <w:r>
-        <w:t>If relocalizing hasn't worked after 30 s of walking:</w:t>
+        <w:rPr>
+          <w:b/>
+        </w:rPr>
+        <w:t>Reply:</w:t>
+      </w:r>
+      <w:r>
+        <w:t xml:space="preserve"> </w:t>
+      </w:r>
+      <w:r>
+        <w:rPr>
+          <w:rFonts w:ascii="Courier New" w:hAnsi="Courier New" w:eastAsia="Courier New" w:cs="Courier New"/>
+          <w:color w:val="374151"/>
+          <w:sz w:val="19"/>
+        </w:rPr>
+        <w:t>{item_id, quality: "ok"|"retake", reason}</w:t>
+      </w:r>
+      <w:r>
+        <w:t xml:space="preserve">. On </w:t>
+      </w:r>
+      <w:r>
+        <w:rPr>
+          <w:rFonts w:ascii="Courier New" w:hAnsi="Courier New" w:eastAsia="Courier New" w:cs="Courier New"/>
+          <w:color w:val="374151"/>
+          <w:sz w:val="19"/>
+        </w:rPr>
+        <w:t>retake</w:t>
+      </w:r>
+      <w:r>
+        <w:t xml:space="preserve">, say </w:t>
+      </w:r>
+      <w:r>
+        <w:rPr>
+          <w:i/>
+        </w:rPr>
+        <w:t>"I can't see the {name} clearly, try again."</w:t>
+      </w:r>
+    </w:p>
+    <w:p>
+      <w:pPr>
+        <w:numPr>
+          <w:ilvl w:val="0"/>
+          <w:numId w:val="920"/>
+        </w:numPr>
+        <w:pStyle w:val="ListParagraph"/>
+      </w:pPr>
+      <w:r>
+        <w:rPr>
+          <w:b/>
+        </w:rPr>
+        <w:t>`GET /v1/items`</w:t>
+      </w:r>
+      <w:r>
+        <w:t xml:space="preserve"> lists every item, with these fields (labels made before an app launch come from here):</w:t>
       </w:r>
     </w:p>
     <w:p>
@@ -2692,7 +2981,59 @@
         <w:pStyle w:val="ListParagraph"/>
       </w:pPr>
       <w:r>
-        <w:t>start a fresh map;</w:t>
+        <w:rPr>
+          <w:rFonts w:ascii="Courier New" w:hAnsi="Courier New" w:eastAsia="Courier New" w:cs="Courier New"/>
+          <w:color w:val="374151"/>
+          <w:sz w:val="19"/>
+        </w:rPr>
+        <w:t>item_id</w:t>
+      </w:r>
+      <w:r>
+        <w:t xml:space="preserve">, </w:t>
+      </w:r>
+      <w:r>
+        <w:rPr>
+          <w:rFonts w:ascii="Courier New" w:hAnsi="Courier New" w:eastAsia="Courier New" w:cs="Courier New"/>
+          <w:color w:val="374151"/>
+          <w:sz w:val="19"/>
+        </w:rPr>
+        <w:t>name</w:t>
+      </w:r>
+      <w:r>
+        <w:t xml:space="preserve">, </w:t>
+      </w:r>
+      <w:r>
+        <w:rPr>
+          <w:rFonts w:ascii="Courier New" w:hAnsi="Courier New" w:eastAsia="Courier New" w:cs="Courier New"/>
+          <w:color w:val="374151"/>
+          <w:sz w:val="19"/>
+        </w:rPr>
+        <w:t>position</w:t>
+      </w:r>
+      <w:r>
+        <w:t xml:space="preserve">, </w:t>
+      </w:r>
+      <w:r>
+        <w:rPr>
+          <w:rFonts w:ascii="Courier New" w:hAnsi="Courier New" w:eastAsia="Courier New" w:cs="Courier New"/>
+          <w:color w:val="374151"/>
+          <w:sz w:val="19"/>
+        </w:rPr>
+        <w:t>surface</w:t>
+      </w:r>
+      <w:r>
+        <w:t xml:space="preserve">, </w:t>
+      </w:r>
+      <w:r>
+        <w:rPr>
+          <w:rFonts w:ascii="Courier New" w:hAnsi="Courier New" w:eastAsia="Courier New" w:cs="Courier New"/>
+          <w:color w:val="374151"/>
+          <w:sz w:val="19"/>
+        </w:rPr>
+        <w:t>state</w:t>
+      </w:r>
+      <w:r>
+        <w:t>;</w:t>
       </w:r>
     </w:p>
     <w:p>
@@ -2704,15 +3045,12 @@
         <w:pStyle w:val="ListParagraph"/>
       </w:pPr>
       <w:r>
-        <w:t xml:space="preserve">send </w:t>
-      </w:r>
-      <w:r>
         <w:rPr>
           <w:rFonts w:ascii="Courier New" w:hAnsi="Courier New" w:eastAsia="Courier New" w:cs="Courier New"/>
           <w:color w:val="374151"/>
           <w:sz w:val="19"/>
         </w:rPr>
-        <w:t>map: new_map</w:t>
+        <w:t>last_seen_wall</w:t>
       </w:r>
       <w:r>
         <w:t>;</w:t>
@@ -2723,6 +3061,288 @@
         <w:numPr>
           <w:ilvl w:val="1"/>
           <w:numId w:val="921"/>
+        </w:numPr>
+        <w:pStyle w:val="ListParagraph"/>
+      </w:pPr>
+      <w:r>
+        <w:rPr>
+          <w:rFonts w:ascii="Courier New" w:hAnsi="Courier New" w:eastAsia="Courier New" w:cs="Courier New"/>
+          <w:color w:val="374151"/>
+          <w:sz w:val="19"/>
+        </w:rPr>
+        <w:t>label_text</w:t>
+      </w:r>
+      <w:r>
+        <w:t xml:space="preserve">, </w:t>
+      </w:r>
+      <w:r>
+        <w:rPr>
+          <w:rFonts w:ascii="Courier New" w:hAnsi="Courier New" w:eastAsia="Courier New" w:cs="Courier New"/>
+          <w:color w:val="374151"/>
+          <w:sz w:val="19"/>
+        </w:rPr>
+        <w:t>label_audio_url</w:t>
+      </w:r>
+      <w:r>
+        <w:t xml:space="preserve">, </w:t>
+      </w:r>
+      <w:r>
+        <w:rPr>
+          <w:rFonts w:ascii="Courier New" w:hAnsi="Courier New" w:eastAsia="Courier New" w:cs="Courier New"/>
+          <w:color w:val="374151"/>
+          <w:sz w:val="19"/>
+        </w:rPr>
+        <w:t>size_m</w:t>
+      </w:r>
+      <w:r>
+        <w:t>;</w:t>
+      </w:r>
+    </w:p>
+    <w:p>
+      <w:pPr>
+        <w:numPr>
+          <w:ilvl w:val="1"/>
+          <w:numId w:val="921"/>
+        </w:numPr>
+        <w:pStyle w:val="ListParagraph"/>
+      </w:pPr>
+      <w:r>
+        <w:rPr>
+          <w:rFonts w:ascii="Courier New" w:hAnsi="Courier New" w:eastAsia="Courier New" w:cs="Courier New"/>
+          <w:color w:val="374151"/>
+          <w:sz w:val="19"/>
+        </w:rPr>
+        <w:t>source</w:t>
+      </w:r>
+      <w:r>
+        <w:t xml:space="preserve">: </w:t>
+      </w:r>
+      <w:r>
+        <w:rPr>
+          <w:rFonts w:ascii="Courier New" w:hAnsi="Courier New" w:eastAsia="Courier New" w:cs="Courier New"/>
+          <w:color w:val="374151"/>
+          <w:sz w:val="19"/>
+        </w:rPr>
+        <w:t>app</w:t>
+      </w:r>
+      <w:r>
+        <w:t xml:space="preserve">, </w:t>
+      </w:r>
+      <w:r>
+        <w:rPr>
+          <w:rFonts w:ascii="Courier New" w:hAnsi="Courier New" w:eastAsia="Courier New" w:cs="Courier New"/>
+          <w:color w:val="374151"/>
+          <w:sz w:val="19"/>
+        </w:rPr>
+        <w:t>photon</w:t>
+      </w:r>
+      <w:r>
+        <w:t xml:space="preserve">, or </w:t>
+      </w:r>
+      <w:r>
+        <w:rPr>
+          <w:rFonts w:ascii="Courier New" w:hAnsi="Courier New" w:eastAsia="Courier New" w:cs="Courier New"/>
+          <w:color w:val="374151"/>
+          <w:sz w:val="19"/>
+        </w:rPr>
+        <w:t>seed</w:t>
+      </w:r>
+      <w:r>
+        <w:t xml:space="preserve"> (the stub's built-in fake items).</w:t>
+      </w:r>
+    </w:p>
+    <w:p>
+      <w:pPr>
+        <w:numPr>
+          <w:ilvl w:val="0"/>
+          <w:numId w:val="920"/>
+        </w:numPr>
+        <w:pStyle w:val="ListParagraph"/>
+      </w:pPr>
+      <w:r>
+        <w:rPr>
+          <w:b/>
+        </w:rPr>
+        <w:t>Saved across server restarts:</w:t>
+      </w:r>
+      <w:r>
+        <w:t xml:space="preserve"> every registration and label, with its photo (or touch crop) and voice note, under </w:t>
+      </w:r>
+      <w:r>
+        <w:rPr>
+          <w:rFonts w:ascii="Courier New" w:hAnsi="Courier New" w:eastAsia="Courier New" w:cs="Courier New"/>
+          <w:color w:val="374151"/>
+          <w:sz w:val="19"/>
+        </w:rPr>
+        <w:t>MARCO_DATA/registry/</w:t>
+      </w:r>
+      <w:r>
+        <w:t>.</w:t>
+      </w:r>
+    </w:p>
+    <w:p>
+      <w:pPr>
+        <w:numPr>
+          <w:ilvl w:val="1"/>
+          <w:numId w:val="922"/>
+        </w:numPr>
+        <w:pStyle w:val="ListParagraph"/>
+      </w:pPr>
+      <w:r>
+        <w:t>On start, the server reloads them and registers the photos with the detector again, so detection works at once.</w:t>
+      </w:r>
+    </w:p>
+    <w:p>
+      <w:pPr>
+        <w:numPr>
+          <w:ilvl w:val="1"/>
+          <w:numId w:val="922"/>
+        </w:numPr>
+        <w:pStyle w:val="ListParagraph"/>
+      </w:pPr>
+      <w:r>
+        <w:t xml:space="preserve">Positions are not saved: an item is placed again when the camera next sees it. Until then it reads </w:t>
+      </w:r>
+      <w:r>
+        <w:rPr>
+          <w:rFonts w:ascii="Courier New" w:hAnsi="Courier New" w:eastAsia="Courier New" w:cs="Courier New"/>
+          <w:color w:val="374151"/>
+          <w:sz w:val="19"/>
+        </w:rPr>
+        <w:t>state: "registered"</w:t>
+      </w:r>
+      <w:r>
+        <w:t>.</w:t>
+      </w:r>
+    </w:p>
+    <w:p>
+      <w:pPr>
+        <w:pStyle w:val="Heading2"/>
+      </w:pPr>
+      <w:r>
+        <w:t>3.4 ARWorldMap rules (Utkarsh), so positions survive relaunch</w:t>
+      </w:r>
+    </w:p>
+    <w:p>
+      <w:pPr>
+        <w:numPr>
+          <w:ilvl w:val="0"/>
+          <w:numId w:val="923"/>
+        </w:numPr>
+        <w:pStyle w:val="ListParagraph"/>
+      </w:pPr>
+      <w:r>
+        <w:t xml:space="preserve">Save </w:t>
+      </w:r>
+      <w:r>
+        <w:rPr>
+          <w:rFonts w:ascii="Courier New" w:hAnsi="Courier New" w:eastAsia="Courier New" w:cs="Courier New"/>
+          <w:color w:val="374151"/>
+          <w:sz w:val="19"/>
+        </w:rPr>
+        <w:t>getCurrentWorldMap</w:t>
+      </w:r>
+      <w:r>
+        <w:t xml:space="preserve"> about every 30 s and when the app goes to the background.</w:t>
+      </w:r>
+    </w:p>
+    <w:p>
+      <w:pPr>
+        <w:numPr>
+          <w:ilvl w:val="0"/>
+          <w:numId w:val="923"/>
+        </w:numPr>
+        <w:pStyle w:val="ListParagraph"/>
+      </w:pPr>
+      <w:r>
+        <w:t xml:space="preserve">On launch, load it as </w:t>
+      </w:r>
+      <w:r>
+        <w:rPr>
+          <w:rFonts w:ascii="Courier New" w:hAnsi="Courier New" w:eastAsia="Courier New" w:cs="Courier New"/>
+          <w:color w:val="374151"/>
+          <w:sz w:val="19"/>
+        </w:rPr>
+        <w:t>initialWorldMap</w:t>
+      </w:r>
+      <w:r>
+        <w:t xml:space="preserve">. Wait until tracking is </w:t>
+      </w:r>
+      <w:r>
+        <w:rPr>
+          <w:rFonts w:ascii="Courier New" w:hAnsi="Courier New" w:eastAsia="Courier New" w:cs="Courier New"/>
+          <w:color w:val="374151"/>
+          <w:sz w:val="19"/>
+        </w:rPr>
+        <w:t>normal</w:t>
+      </w:r>
+      <w:r>
+        <w:t xml:space="preserve"> after relocalizing, then send </w:t>
+      </w:r>
+      <w:r>
+        <w:rPr>
+          <w:rFonts w:ascii="Courier New" w:hAnsi="Courier New" w:eastAsia="Courier New" w:cs="Courier New"/>
+          <w:color w:val="374151"/>
+          <w:sz w:val="19"/>
+        </w:rPr>
+        <w:t>map: relocalized</w:t>
+      </w:r>
+      <w:r>
+        <w:t xml:space="preserve"> and resume frames.</w:t>
+      </w:r>
+    </w:p>
+    <w:p>
+      <w:pPr>
+        <w:numPr>
+          <w:ilvl w:val="0"/>
+          <w:numId w:val="923"/>
+        </w:numPr>
+        <w:pStyle w:val="ListParagraph"/>
+      </w:pPr>
+      <w:r>
+        <w:t>If relocalizing hasn't worked after 30 s of walking:</w:t>
+      </w:r>
+    </w:p>
+    <w:p>
+      <w:pPr>
+        <w:numPr>
+          <w:ilvl w:val="1"/>
+          <w:numId w:val="924"/>
+        </w:numPr>
+        <w:pStyle w:val="ListParagraph"/>
+      </w:pPr>
+      <w:r>
+        <w:t>start a fresh map;</w:t>
+      </w:r>
+    </w:p>
+    <w:p>
+      <w:pPr>
+        <w:numPr>
+          <w:ilvl w:val="1"/>
+          <w:numId w:val="924"/>
+        </w:numPr>
+        <w:pStyle w:val="ListParagraph"/>
+      </w:pPr>
+      <w:r>
+        <w:t xml:space="preserve">send </w:t>
+      </w:r>
+      <w:r>
+        <w:rPr>
+          <w:rFonts w:ascii="Courier New" w:hAnsi="Courier New" w:eastAsia="Courier New" w:cs="Courier New"/>
+          <w:color w:val="374151"/>
+          <w:sz w:val="19"/>
+        </w:rPr>
+        <w:t>map: new_map</w:t>
+      </w:r>
+      <w:r>
+        <w:t>;</w:t>
+      </w:r>
+    </w:p>
+    <w:p>
+      <w:pPr>
+        <w:numPr>
+          <w:ilvl w:val="1"/>
+          <w:numId w:val="924"/>
         </w:numPr>
         <w:pStyle w:val="ListParagraph"/>
       </w:pPr>
@@ -2818,7 +3438,7 @@
       <w:pPr>
         <w:numPr>
           <w:ilvl w:val="0"/>
-          <w:numId w:val="922"/>
+          <w:numId w:val="925"/>
         </w:numPr>
         <w:pStyle w:val="ListParagraph"/>
       </w:pPr>
@@ -2832,165 +3452,6 @@
       </w:r>
       <w:r>
         <w:t>: 1–360 characters; whitespace is trimmed. Blank text and NUL are rejected (422).</w:t>
-      </w:r>
-    </w:p>
-    <w:p>
-      <w:pPr>
-        <w:numPr>
-          <w:ilvl w:val="0"/>
-          <w:numId w:val="922"/>
-        </w:numPr>
-        <w:pStyle w:val="ListParagraph"/>
-      </w:pPr>
-      <w:r>
-        <w:rPr>
-          <w:b/>
-        </w:rPr>
-        <w:t>200:</w:t>
-      </w:r>
-      <w:r>
-        <w:t xml:space="preserve"> </w:t>
-      </w:r>
-      <w:r>
-        <w:rPr>
-          <w:rFonts w:ascii="Courier New" w:hAnsi="Courier New" w:eastAsia="Courier New" w:cs="Courier New"/>
-          <w:color w:val="374151"/>
-          <w:sz w:val="19"/>
-        </w:rPr>
-        <w:t>Content-Type: audio/wav</w:t>
-      </w:r>
-      <w:r>
-        <w:t>, mono 24 kHz signed 16-bit PCM in a WAV</w:t>
-      </w:r>
-    </w:p>
-    <w:p>
-      <w:r>
-        <w:t>container, at most 20 seconds. The server uses the standard 44-byte PCM RIFF</w:t>
-      </w:r>
-    </w:p>
-    <w:p>
-      <w:r>
-        <w:t>header followed by sample data; the phone validates format and lengths before</w:t>
-      </w:r>
-    </w:p>
-    <w:p>
-      <w:r>
-        <w:t xml:space="preserve">caching. </w:t>
-      </w:r>
-      <w:r>
-        <w:rPr>
-          <w:rFonts w:ascii="Courier New" w:hAnsi="Courier New" w:eastAsia="Courier New" w:cs="Courier New"/>
-          <w:color w:val="374151"/>
-          <w:sz w:val="19"/>
-        </w:rPr>
-        <w:t>Cache-Control: private, no-store</w:t>
-      </w:r>
-      <w:r>
-        <w:t xml:space="preserve"> prevents HTTP</w:t>
-      </w:r>
-    </w:p>
-    <w:p>
-      <w:r>
-        <w:t xml:space="preserve">caching; </w:t>
-      </w:r>
-      <w:r>
-        <w:rPr>
-          <w:rFonts w:ascii="Courier New" w:hAnsi="Courier New" w:eastAsia="Courier New" w:cs="Courier New"/>
-          <w:color w:val="374151"/>
-          <w:sz w:val="19"/>
-        </w:rPr>
-        <w:t>X-Marco-Speech-Provider: elevenlabs</w:t>
-      </w:r>
-      <w:r>
-        <w:t xml:space="preserve"> identifies the provider and</w:t>
-      </w:r>
-    </w:p>
-    <w:p>
-      <w:r>
-        <w:rPr>
-          <w:rFonts w:ascii="Courier New" w:hAnsi="Courier New" w:eastAsia="Courier New" w:cs="Courier New"/>
-          <w:color w:val="374151"/>
-          <w:sz w:val="19"/>
-        </w:rPr>
-        <w:t>X-Marco-Speech-Cache: hit|miss</w:t>
-      </w:r>
-      <w:r>
-        <w:t xml:space="preserve"> identifies reuse of a cached/pending request.</w:t>
-      </w:r>
-    </w:p>
-    <w:p>
-      <w:pPr>
-        <w:numPr>
-          <w:ilvl w:val="0"/>
-          <w:numId w:val="923"/>
-        </w:numPr>
-        <w:pStyle w:val="ListParagraph"/>
-      </w:pPr>
-      <w:r>
-        <w:rPr>
-          <w:b/>
-        </w:rPr>
-        <w:t>503:</w:t>
-      </w:r>
-      <w:r>
-        <w:t xml:space="preserve"> unconfigured key, provider failure, invalid audio, saturation or</w:t>
-      </w:r>
-    </w:p>
-    <w:p>
-      <w:r>
-        <w:t xml:space="preserve">timeout. The phone falls back to Apple's </w:t>
-      </w:r>
-      <w:r>
-        <w:rPr>
-          <w:rFonts w:ascii="Courier New" w:hAnsi="Courier New" w:eastAsia="Courier New" w:cs="Courier New"/>
-          <w:color w:val="374151"/>
-          <w:sz w:val="19"/>
-        </w:rPr>
-        <w:t>AVSpeechSynthesizer</w:t>
-      </w:r>
-      <w:r>
-        <w:t>. The server's</w:t>
-      </w:r>
-    </w:p>
-    <w:p>
-      <w:r>
-        <w:t>deadline is 2.5 s and the phone's is 3 s; after failure the phone uses Apple for</w:t>
-      </w:r>
-    </w:p>
-    <w:p>
-      <w:r>
-        <w:t xml:space="preserve">uncached lines for 15 s before trying again. </w:t>
-      </w:r>
-      <w:r>
-        <w:rPr>
-          <w:b/>
-        </w:rPr>
-        <w:t>403:</w:t>
-      </w:r>
-      <w:r>
-        <w:t xml:space="preserve"> caller not authorized.</w:t>
-      </w:r>
-    </w:p>
-    <w:p>
-      <w:pPr>
-        <w:numPr>
-          <w:ilvl w:val="0"/>
-          <w:numId w:val="924"/>
-        </w:numPr>
-        <w:pStyle w:val="ListParagraph"/>
-      </w:pPr>
-      <w:r>
-        <w:t>Server cache: at most 128 entries / 8 MiB, keyed by voice, model and text;</w:t>
-      </w:r>
-    </w:p>
-    <w:p>
-      <w:r>
-        <w:t>duplicate pending lines share generation. Phone cache: 64 entries / 8 MiB,</w:t>
-      </w:r>
-    </w:p>
-    <w:p>
-      <w:r>
-        <w:t>cleared when the configured server changes. Caches are memory-only.</w:t>
       </w:r>
     </w:p>
     <w:p>
@@ -3002,22 +3463,79 @@
         <w:pStyle w:val="ListParagraph"/>
       </w:pPr>
       <w:r>
-        <w:t>A newer line, wake blip, Stop or stopped session cancels pending playback.</w:t>
+        <w:rPr>
+          <w:b/>
+        </w:rPr>
+        <w:t>200:</w:t>
+      </w:r>
+      <w:r>
+        <w:t xml:space="preserve"> </w:t>
+      </w:r>
+      <w:r>
+        <w:rPr>
+          <w:rFonts w:ascii="Courier New" w:hAnsi="Courier New" w:eastAsia="Courier New" w:cs="Courier New"/>
+          <w:color w:val="374151"/>
+          <w:sz w:val="19"/>
+        </w:rPr>
+        <w:t>Content-Type: audio/wav</w:t>
+      </w:r>
+      <w:r>
+        <w:t>, mono 24 kHz signed 16-bit PCM in a WAV</w:t>
       </w:r>
     </w:p>
     <w:p>
       <w:r>
-        <w:t>Late replies cannot speak an old instruction. The phone converts the WAV to</w:t>
+        <w:t>container, at most 20 seconds. The server uses the standard 44-byte PCM RIFF</w:t>
       </w:r>
     </w:p>
     <w:p>
       <w:r>
-        <w:t>its existing mono spatial voice node; world anchors, beeps, head fusion and</w:t>
+        <w:t>header followed by sample data; the phone validates format and lengths before</w:t>
       </w:r>
     </w:p>
     <w:p>
       <w:r>
-        <w:t>the 60 Hz guidance loop remain on the phone. No TTS request per sensor tick.</w:t>
+        <w:t xml:space="preserve">caching. </w:t>
+      </w:r>
+      <w:r>
+        <w:rPr>
+          <w:rFonts w:ascii="Courier New" w:hAnsi="Courier New" w:eastAsia="Courier New" w:cs="Courier New"/>
+          <w:color w:val="374151"/>
+          <w:sz w:val="19"/>
+        </w:rPr>
+        <w:t>Cache-Control: private, no-store</w:t>
+      </w:r>
+      <w:r>
+        <w:t xml:space="preserve"> prevents HTTP</w:t>
+      </w:r>
+    </w:p>
+    <w:p>
+      <w:r>
+        <w:t xml:space="preserve">caching; </w:t>
+      </w:r>
+      <w:r>
+        <w:rPr>
+          <w:rFonts w:ascii="Courier New" w:hAnsi="Courier New" w:eastAsia="Courier New" w:cs="Courier New"/>
+          <w:color w:val="374151"/>
+          <w:sz w:val="19"/>
+        </w:rPr>
+        <w:t>X-Marco-Speech-Provider: elevenlabs</w:t>
+      </w:r>
+      <w:r>
+        <w:t xml:space="preserve"> identifies the provider and</w:t>
+      </w:r>
+    </w:p>
+    <w:p>
+      <w:r>
+        <w:rPr>
+          <w:rFonts w:ascii="Courier New" w:hAnsi="Courier New" w:eastAsia="Courier New" w:cs="Courier New"/>
+          <w:color w:val="374151"/>
+          <w:sz w:val="19"/>
+        </w:rPr>
+        <w:t>X-Marco-Speech-Cache: hit|miss</w:t>
+      </w:r>
+      <w:r>
+        <w:t xml:space="preserve"> identifies reuse of a cached/pending request.</w:t>
       </w:r>
     </w:p>
     <w:p>
@@ -3025,6 +3543,108 @@
         <w:numPr>
           <w:ilvl w:val="0"/>
           <w:numId w:val="926"/>
+        </w:numPr>
+        <w:pStyle w:val="ListParagraph"/>
+      </w:pPr>
+      <w:r>
+        <w:rPr>
+          <w:b/>
+        </w:rPr>
+        <w:t>503:</w:t>
+      </w:r>
+      <w:r>
+        <w:t xml:space="preserve"> unconfigured key, provider failure, invalid audio, saturation or</w:t>
+      </w:r>
+    </w:p>
+    <w:p>
+      <w:r>
+        <w:t xml:space="preserve">timeout. The phone falls back to Apple's </w:t>
+      </w:r>
+      <w:r>
+        <w:rPr>
+          <w:rFonts w:ascii="Courier New" w:hAnsi="Courier New" w:eastAsia="Courier New" w:cs="Courier New"/>
+          <w:color w:val="374151"/>
+          <w:sz w:val="19"/>
+        </w:rPr>
+        <w:t>AVSpeechSynthesizer</w:t>
+      </w:r>
+      <w:r>
+        <w:t>. The server's</w:t>
+      </w:r>
+    </w:p>
+    <w:p>
+      <w:r>
+        <w:t>deadline is 2.5 s and the phone's is 3 s; after failure the phone uses Apple for</w:t>
+      </w:r>
+    </w:p>
+    <w:p>
+      <w:r>
+        <w:t xml:space="preserve">uncached lines for 15 s before trying again. </w:t>
+      </w:r>
+      <w:r>
+        <w:rPr>
+          <w:b/>
+        </w:rPr>
+        <w:t>403:</w:t>
+      </w:r>
+      <w:r>
+        <w:t xml:space="preserve"> caller not authorized.</w:t>
+      </w:r>
+    </w:p>
+    <w:p>
+      <w:pPr>
+        <w:numPr>
+          <w:ilvl w:val="0"/>
+          <w:numId w:val="927"/>
+        </w:numPr>
+        <w:pStyle w:val="ListParagraph"/>
+      </w:pPr>
+      <w:r>
+        <w:t>Server cache: at most 128 entries / 8 MiB, keyed by voice, model and text;</w:t>
+      </w:r>
+    </w:p>
+    <w:p>
+      <w:r>
+        <w:t>duplicate pending lines share generation. Phone cache: 64 entries / 8 MiB,</w:t>
+      </w:r>
+    </w:p>
+    <w:p>
+      <w:r>
+        <w:t>cleared when the configured server changes. Caches are memory-only.</w:t>
+      </w:r>
+    </w:p>
+    <w:p>
+      <w:pPr>
+        <w:numPr>
+          <w:ilvl w:val="0"/>
+          <w:numId w:val="928"/>
+        </w:numPr>
+        <w:pStyle w:val="ListParagraph"/>
+      </w:pPr>
+      <w:r>
+        <w:t>A newer line, wake blip, Stop or stopped session cancels pending playback.</w:t>
+      </w:r>
+    </w:p>
+    <w:p>
+      <w:r>
+        <w:t>Late replies cannot speak an old instruction. The phone converts the WAV to</w:t>
+      </w:r>
+    </w:p>
+    <w:p>
+      <w:r>
+        <w:t>its existing mono spatial voice node; world anchors, beeps, head fusion and</w:t>
+      </w:r>
+    </w:p>
+    <w:p>
+      <w:r>
+        <w:t>the 60 Hz guidance loop remain on the phone. No TTS request per sensor tick.</w:t>
+      </w:r>
+    </w:p>
+    <w:p>
+      <w:pPr>
+        <w:numPr>
+          <w:ilvl w:val="0"/>
+          <w:numId w:val="929"/>
         </w:numPr>
         <w:pStyle w:val="ListParagraph"/>
       </w:pPr>
@@ -3299,7 +3919,7 @@
       <w:pPr>
         <w:numPr>
           <w:ilvl w:val="0"/>
-          <w:numId w:val="927"/>
+          <w:numId w:val="930"/>
         </w:numPr>
         <w:pStyle w:val="ListParagraph"/>
       </w:pPr>
@@ -3330,7 +3950,7 @@
       <w:pPr>
         <w:numPr>
           <w:ilvl w:val="0"/>
-          <w:numId w:val="927"/>
+          <w:numId w:val="930"/>
         </w:numPr>
         <w:pStyle w:val="ListParagraph"/>
       </w:pPr>
@@ -3361,7 +3981,7 @@
       <w:pPr>
         <w:numPr>
           <w:ilvl w:val="0"/>
-          <w:numId w:val="927"/>
+          <w:numId w:val="930"/>
         </w:numPr>
         <w:pStyle w:val="ListParagraph"/>
       </w:pPr>
@@ -3381,7 +4001,7 @@
       <w:pPr>
         <w:numPr>
           <w:ilvl w:val="0"/>
-          <w:numId w:val="927"/>
+          <w:numId w:val="930"/>
         </w:numPr>
         <w:pStyle w:val="ListParagraph"/>
       </w:pPr>
@@ -3399,7 +4019,7 @@
       <w:pPr>
         <w:numPr>
           <w:ilvl w:val="0"/>
-          <w:numId w:val="927"/>
+          <w:numId w:val="930"/>
         </w:numPr>
         <w:pStyle w:val="ListParagraph"/>
       </w:pPr>
@@ -3490,394 +4110,15 @@
       <w:pPr>
         <w:numPr>
           <w:ilvl w:val="0"/>
-          <w:numId w:val="928"/>
-        </w:numPr>
-        <w:pStyle w:val="ListParagraph"/>
-      </w:pPr>
-      <w:r>
-        <w:rPr>
-          <w:b/>
-        </w:rPr>
-        <w:t>Ignore and reject:</w:t>
-      </w:r>
-    </w:p>
-    <w:p>
-      <w:pPr>
-        <w:numPr>
-          <w:ilvl w:val="1"/>
-          <w:numId w:val="929"/>
-        </w:numPr>
-        <w:pStyle w:val="ListParagraph"/>
-      </w:pPr>
-      <w:r>
-        <w:t xml:space="preserve">drop a repeated </w:t>
-      </w:r>
-      <w:r>
-        <w:rPr>
-          <w:rFonts w:ascii="Courier New" w:hAnsi="Courier New" w:eastAsia="Courier New" w:cs="Courier New"/>
-          <w:color w:val="374151"/>
-          <w:sz w:val="19"/>
-        </w:rPr>
-        <w:t>command_id</w:t>
-      </w:r>
-      <w:r>
-        <w:t>;</w:t>
-      </w:r>
-    </w:p>
-    <w:p>
-      <w:pPr>
-        <w:numPr>
-          <w:ilvl w:val="1"/>
-          <w:numId w:val="929"/>
-        </w:numPr>
-        <w:pStyle w:val="ListParagraph"/>
-      </w:pPr>
-      <w:r>
-        <w:t xml:space="preserve">reject a command for another </w:t>
-      </w:r>
-      <w:r>
-        <w:rPr>
-          <w:rFonts w:ascii="Courier New" w:hAnsi="Courier New" w:eastAsia="Courier New" w:cs="Courier New"/>
-          <w:color w:val="374151"/>
-          <w:sz w:val="19"/>
-        </w:rPr>
-        <w:t>session_id</w:t>
-      </w:r>
-      <w:r>
-        <w:t>;</w:t>
-      </w:r>
-    </w:p>
-    <w:p>
-      <w:pPr>
-        <w:numPr>
-          <w:ilvl w:val="1"/>
-          <w:numId w:val="929"/>
-        </w:numPr>
-        <w:pStyle w:val="ListParagraph"/>
-      </w:pPr>
-      <w:r>
-        <w:t xml:space="preserve">reject one that arrives after </w:t>
-      </w:r>
-      <w:r>
-        <w:rPr>
-          <w:rFonts w:ascii="Courier New" w:hAnsi="Courier New" w:eastAsia="Courier New" w:cs="Courier New"/>
-          <w:color w:val="374151"/>
-          <w:sz w:val="19"/>
-        </w:rPr>
-        <w:t>expires_wall</w:t>
-      </w:r>
-      <w:r>
-        <w:t xml:space="preserve"> (with about 2 s of clock slack): never start it late.</w:t>
-      </w:r>
-    </w:p>
-    <w:p>
-      <w:pPr>
-        <w:numPr>
-          <w:ilvl w:val="0"/>
-          <w:numId w:val="928"/>
-        </w:numPr>
-        <w:pStyle w:val="ListParagraph"/>
-      </w:pPr>
-      <w:r>
-        <w:rPr>
-          <w:b/>
-        </w:rPr>
-        <w:t>Find:</w:t>
-      </w:r>
-      <w:r>
-        <w:t xml:space="preserve"> guide to exactly </w:t>
-      </w:r>
-      <w:r>
-        <w:rPr>
-          <w:rFonts w:ascii="Courier New" w:hAnsi="Courier New" w:eastAsia="Courier New" w:cs="Courier New"/>
-          <w:color w:val="374151"/>
-          <w:sz w:val="19"/>
-        </w:rPr>
-        <w:t>item_id</w:t>
-      </w:r>
-      <w:r>
-        <w:t xml:space="preserve"> at </w:t>
-      </w:r>
-      <w:r>
-        <w:rPr>
-          <w:rFonts w:ascii="Courier New" w:hAnsi="Courier New" w:eastAsia="Courier New" w:cs="Courier New"/>
-          <w:color w:val="374151"/>
-          <w:sz w:val="19"/>
-        </w:rPr>
-        <w:t>position</w:t>
-      </w:r>
-      <w:r>
-        <w:t xml:space="preserve">, the same way as a voice Find; don't look the item up by name. Reject with </w:t>
-      </w:r>
-      <w:r>
-        <w:rPr>
-          <w:rFonts w:ascii="Courier New" w:hAnsi="Courier New" w:eastAsia="Courier New" w:cs="Courier New"/>
-          <w:color w:val="374151"/>
-          <w:sz w:val="19"/>
-        </w:rPr>
-        <w:t>position_unavailable</w:t>
-      </w:r>
-      <w:r>
-        <w:t xml:space="preserve"> when tracking isn't usable.</w:t>
-      </w:r>
-    </w:p>
-    <w:p>
-      <w:pPr>
-        <w:numPr>
-          <w:ilvl w:val="0"/>
-          <w:numId w:val="928"/>
-        </w:numPr>
-        <w:pStyle w:val="ListParagraph"/>
-      </w:pPr>
-      <w:r>
-        <w:rPr>
-          <w:b/>
-        </w:rPr>
-        <w:t>Stop:</w:t>
-      </w:r>
-      <w:r>
-        <w:t xml:space="preserve"> stop guidance only; the camera and streams stay on.</w:t>
-      </w:r>
-    </w:p>
-    <w:p>
-      <w:pPr>
-        <w:numPr>
-          <w:ilvl w:val="0"/>
-          <w:numId w:val="928"/>
-        </w:numPr>
-        <w:pStyle w:val="ListParagraph"/>
-      </w:pPr>
-      <w:r>
-        <w:rPr>
-          <w:b/>
-        </w:rPr>
-        <w:t>Ack:</w:t>
-      </w:r>
-      <w:r>
-        <w:t xml:space="preserve"> send </w:t>
-      </w:r>
-      <w:r>
-        <w:rPr>
-          <w:rFonts w:ascii="Courier New" w:hAnsi="Courier New" w:eastAsia="Courier New" w:cs="Courier New"/>
-          <w:color w:val="374151"/>
-          <w:sz w:val="19"/>
-        </w:rPr>
-        <w:t>command_ack</w:t>
-      </w:r>
-      <w:r>
-        <w:t xml:space="preserve"> (§3.2) for every command you act on or refuse.</w:t>
-      </w:r>
-    </w:p>
-    <w:p>
-      <w:pPr>
-        <w:pStyle w:val="Heading1"/>
-      </w:pPr>
-      <w:r>
-        <w:t>5. Photon to server (Utkarsh's Photon service)</w:t>
-      </w:r>
-    </w:p>
-    <w:p>
-      <w:pPr>
-        <w:numPr>
-          <w:ilvl w:val="0"/>
-          <w:numId w:val="930"/>
-        </w:numPr>
-        <w:pStyle w:val="ListParagraph"/>
-      </w:pPr>
-      <w:r>
-        <w:rPr>
-          <w:b/>
-        </w:rPr>
-        <w:t>Connect through the `tailscale serve` URL,</w:t>
-      </w:r>
-      <w:r>
-        <w:t xml:space="preserve"> even on the server Mac, so the allow-list sees the bridge's tailnet login.</w:t>
-      </w:r>
-    </w:p>
-    <w:p>
-      <w:pPr>
-        <w:numPr>
-          <w:ilvl w:val="0"/>
-          <w:numId w:val="930"/>
-        </w:numPr>
-        <w:pStyle w:val="ListParagraph"/>
-      </w:pPr>
-      <w:r>
-        <w:rPr>
-          <w:b/>
-        </w:rPr>
-        <w:t>Requests:</w:t>
-      </w:r>
-      <w:r>
-        <w:t xml:space="preserve"> listen on WebSocket </w:t>
-      </w:r>
-      <w:r>
-        <w:rPr>
-          <w:rFonts w:ascii="Courier New" w:hAnsi="Courier New" w:eastAsia="Courier New" w:cs="Courier New"/>
-          <w:color w:val="374151"/>
-          <w:sz w:val="19"/>
-        </w:rPr>
-        <w:t>/v1/photon</w:t>
-      </w:r>
-      <w:r>
-        <w:t xml:space="preserve"> for </w:t>
-      </w:r>
-      <w:r>
-        <w:rPr>
-          <w:rFonts w:ascii="Courier New" w:hAnsi="Courier New" w:eastAsia="Courier New" w:cs="Courier New"/>
-          <w:color w:val="374151"/>
-          <w:sz w:val="19"/>
-        </w:rPr>
-        <w:t>{"type": "label_request", "touch_id": "…", "crop_url": "/v1/touch/…/crop.jpg", "question": "What is this?"}</w:t>
-      </w:r>
-      <w:r>
-        <w:t>. These are sent when the user asks "what is this?" about an unknown item.</w:t>
-      </w:r>
-    </w:p>
-    <w:p>
-      <w:pPr>
-        <w:numPr>
-          <w:ilvl w:val="0"/>
-          <w:numId w:val="930"/>
-        </w:numPr>
-        <w:pStyle w:val="ListParagraph"/>
-      </w:pPr>
-      <w:r>
-        <w:rPr>
-          <w:b/>
-        </w:rPr>
-        <w:t>Reconnect delivery:</w:t>
-      </w:r>
-      <w:r>
-        <w:t xml:space="preserve"> the server retains up to 128 unanswered requests for 10 minutes and replays them to an authenticated bridge when it connects. Delivery is at least once: deduplicate by </w:t>
-      </w:r>
-      <w:r>
-        <w:rPr>
-          <w:rFonts w:ascii="Courier New" w:hAnsi="Courier New" w:eastAsia="Courier New" w:cs="Courier New"/>
-          <w:color w:val="374151"/>
-          <w:sz w:val="19"/>
-        </w:rPr>
-        <w:t>touch_id</w:t>
-      </w:r>
-      <w:r>
-        <w:t>, including across bridge restarts. Saving a label resolves that request. This buffer and touch crops are memory-only; a server restart loses them. The bridge can use its saved crop if a later answer encounters an expired touch (404).</w:t>
-      </w:r>
-    </w:p>
-    <w:p>
-      <w:pPr>
-        <w:numPr>
-          <w:ilvl w:val="0"/>
-          <w:numId w:val="930"/>
-        </w:numPr>
-        <w:pStyle w:val="ListParagraph"/>
-      </w:pPr>
-      <w:r>
-        <w:rPr>
-          <w:b/>
-        </w:rPr>
-        <w:t>Asking:</w:t>
-      </w:r>
-      <w:r>
-        <w:t xml:space="preserve"> send the crop (the touched item boxed) to the caretaker over iMessage.</w:t>
-      </w:r>
-    </w:p>
-    <w:p>
-      <w:pPr>
-        <w:numPr>
-          <w:ilvl w:val="0"/>
-          <w:numId w:val="930"/>
-        </w:numPr>
-        <w:pStyle w:val="ListParagraph"/>
-      </w:pPr>
-      <w:r>
-        <w:rPr>
-          <w:b/>
-        </w:rPr>
-        <w:t>Replying:</w:t>
-      </w:r>
-      <w:r>
-        <w:t xml:space="preserve"> post the answer to </w:t>
-      </w:r>
-      <w:r>
-        <w:rPr>
-          <w:rFonts w:ascii="Courier New" w:hAnsi="Courier New" w:eastAsia="Courier New" w:cs="Courier New"/>
-          <w:color w:val="374151"/>
-          <w:sz w:val="19"/>
-        </w:rPr>
-        <w:t>POST /v1/labels</w:t>
-      </w:r>
-      <w:r>
-        <w:t xml:space="preserve"> as multipart:</w:t>
-      </w:r>
-    </w:p>
-    <w:p>
-      <w:pPr>
-        <w:numPr>
-          <w:ilvl w:val="1"/>
           <w:numId w:val="931"/>
         </w:numPr>
         <w:pStyle w:val="ListParagraph"/>
       </w:pPr>
       <w:r>
         <w:rPr>
-          <w:rFonts w:ascii="Courier New" w:hAnsi="Courier New" w:eastAsia="Courier New" w:cs="Courier New"/>
-          <w:color w:val="374151"/>
-          <w:sz w:val="19"/>
-        </w:rPr>
-        <w:t>touch_id</w:t>
-      </w:r>
-      <w:r>
-        <w:t xml:space="preserve">, </w:t>
-      </w:r>
-      <w:r>
-        <w:rPr>
-          <w:rFonts w:ascii="Courier New" w:hAnsi="Courier New" w:eastAsia="Courier New" w:cs="Courier New"/>
-          <w:color w:val="374151"/>
-          <w:sz w:val="19"/>
-        </w:rPr>
-        <w:t>name</w:t>
-      </w:r>
-      <w:r>
-        <w:t xml:space="preserve"> (short, e.g. "cumin"), and </w:t>
-      </w:r>
-      <w:r>
-        <w:rPr>
-          <w:rFonts w:ascii="Courier New" w:hAnsi="Courier New" w:eastAsia="Courier New" w:cs="Courier New"/>
-          <w:color w:val="374151"/>
-          <w:sz w:val="19"/>
-        </w:rPr>
-        <w:t>text</w:t>
-      </w:r>
-      <w:r>
-        <w:t xml:space="preserve"> (the caretaker's words, which the phone speaks);</w:t>
-      </w:r>
-    </w:p>
-    <w:p>
-      <w:pPr>
-        <w:numPr>
-          <w:ilvl w:val="1"/>
-          <w:numId w:val="931"/>
-        </w:numPr>
-        <w:pStyle w:val="ListParagraph"/>
-      </w:pPr>
-      <w:r>
-        <w:t xml:space="preserve">no </w:t>
-      </w:r>
-      <w:r>
-        <w:rPr>
-          <w:rFonts w:ascii="Courier New" w:hAnsi="Courier New" w:eastAsia="Courier New" w:cs="Courier New"/>
-          <w:color w:val="374151"/>
-          <w:sz w:val="19"/>
-        </w:rPr>
-        <w:t>audio</w:t>
-      </w:r>
-      <w:r>
-        <w:t xml:space="preserve"> is sent by the current bridge. The optional legacy upload field remains compatible with older clients and saved data.</w:t>
-      </w:r>
-    </w:p>
-    <w:p>
-      <w:r>
-        <w:t>The server:</w:t>
+          <w:b/>
+        </w:rPr>
+        <w:t>Ignore and reject:</w:t>
       </w:r>
     </w:p>
     <w:p>
@@ -3889,7 +4130,18 @@
         <w:pStyle w:val="ListParagraph"/>
       </w:pPr>
       <w:r>
-        <w:t>registers the item from the crop;</w:t>
+        <w:t xml:space="preserve">drop a repeated </w:t>
+      </w:r>
+      <w:r>
+        <w:rPr>
+          <w:rFonts w:ascii="Courier New" w:hAnsi="Courier New" w:eastAsia="Courier New" w:cs="Courier New"/>
+          <w:color w:val="374151"/>
+          <w:sz w:val="19"/>
+        </w:rPr>
+        <w:t>command_id</w:t>
+      </w:r>
+      <w:r>
+        <w:t>;</w:t>
       </w:r>
     </w:p>
     <w:p>
@@ -3901,7 +4153,18 @@
         <w:pStyle w:val="ListParagraph"/>
       </w:pPr>
       <w:r>
-        <w:t>anchors it where it was touched;</w:t>
+        <w:t xml:space="preserve">reject a command for another </w:t>
+      </w:r>
+      <w:r>
+        <w:rPr>
+          <w:rFonts w:ascii="Courier New" w:hAnsi="Courier New" w:eastAsia="Courier New" w:cs="Courier New"/>
+          <w:color w:val="374151"/>
+          <w:sz w:val="19"/>
+        </w:rPr>
+        <w:t>session_id</w:t>
+      </w:r>
+      <w:r>
+        <w:t>;</w:t>
       </w:r>
     </w:p>
     <w:p>
@@ -3913,7 +4176,7 @@
         <w:pStyle w:val="ListParagraph"/>
       </w:pPr>
       <w:r>
-        <w:t xml:space="preserve">sends </w:t>
+        <w:t xml:space="preserve">reject one that arrives after </w:t>
       </w:r>
       <w:r>
         <w:rPr>
@@ -3921,22 +4184,28 @@
           <w:color w:val="374151"/>
           <w:sz w:val="19"/>
         </w:rPr>
-        <w:t>label_ready</w:t>
-      </w:r>
-      <w:r>
-        <w:t xml:space="preserve"> to the phone;</w:t>
+        <w:t>expires_wall</w:t>
+      </w:r>
+      <w:r>
+        <w:t xml:space="preserve"> (with about 2 s of clock slack): never start it late.</w:t>
       </w:r>
     </w:p>
     <w:p>
       <w:pPr>
         <w:numPr>
-          <w:ilvl w:val="1"/>
-          <w:numId w:val="932"/>
+          <w:ilvl w:val="0"/>
+          <w:numId w:val="931"/>
         </w:numPr>
         <w:pStyle w:val="ListParagraph"/>
       </w:pPr>
       <w:r>
-        <w:t xml:space="preserve">replies </w:t>
+        <w:rPr>
+          <w:b/>
+        </w:rPr>
+        <w:t>Find:</w:t>
+      </w:r>
+      <w:r>
+        <w:t xml:space="preserve"> guide to exactly </w:t>
       </w:r>
       <w:r>
         <w:rPr>
@@ -3944,10 +4213,87 @@
           <w:color w:val="374151"/>
           <w:sz w:val="19"/>
         </w:rPr>
-        <w:t>{"status": "ok", "item_id": "…"}</w:t>
-      </w:r>
-      <w:r>
-        <w:t>.</w:t>
+        <w:t>item_id</w:t>
+      </w:r>
+      <w:r>
+        <w:t xml:space="preserve"> at </w:t>
+      </w:r>
+      <w:r>
+        <w:rPr>
+          <w:rFonts w:ascii="Courier New" w:hAnsi="Courier New" w:eastAsia="Courier New" w:cs="Courier New"/>
+          <w:color w:val="374151"/>
+          <w:sz w:val="19"/>
+        </w:rPr>
+        <w:t>position</w:t>
+      </w:r>
+      <w:r>
+        <w:t xml:space="preserve">, the same way as a voice Find; don't look the item up by name. Reject with </w:t>
+      </w:r>
+      <w:r>
+        <w:rPr>
+          <w:rFonts w:ascii="Courier New" w:hAnsi="Courier New" w:eastAsia="Courier New" w:cs="Courier New"/>
+          <w:color w:val="374151"/>
+          <w:sz w:val="19"/>
+        </w:rPr>
+        <w:t>position_unavailable</w:t>
+      </w:r>
+      <w:r>
+        <w:t xml:space="preserve"> when tracking isn't usable.</w:t>
+      </w:r>
+    </w:p>
+    <w:p>
+      <w:pPr>
+        <w:numPr>
+          <w:ilvl w:val="0"/>
+          <w:numId w:val="931"/>
+        </w:numPr>
+        <w:pStyle w:val="ListParagraph"/>
+      </w:pPr>
+      <w:r>
+        <w:rPr>
+          <w:b/>
+        </w:rPr>
+        <w:t>Stop:</w:t>
+      </w:r>
+      <w:r>
+        <w:t xml:space="preserve"> stop guidance only; the camera and streams stay on.</w:t>
+      </w:r>
+    </w:p>
+    <w:p>
+      <w:pPr>
+        <w:numPr>
+          <w:ilvl w:val="0"/>
+          <w:numId w:val="931"/>
+        </w:numPr>
+        <w:pStyle w:val="ListParagraph"/>
+      </w:pPr>
+      <w:r>
+        <w:rPr>
+          <w:b/>
+        </w:rPr>
+        <w:t>Ack:</w:t>
+      </w:r>
+      <w:r>
+        <w:t xml:space="preserve"> send </w:t>
+      </w:r>
+      <w:r>
+        <w:rPr>
+          <w:rFonts w:ascii="Courier New" w:hAnsi="Courier New" w:eastAsia="Courier New" w:cs="Courier New"/>
+          <w:color w:val="374151"/>
+          <w:sz w:val="19"/>
+        </w:rPr>
+        <w:t>command_ack</w:t>
+      </w:r>
+      <w:r>
+        <w:t xml:space="preserve"> (§3.2) for every command you act on or refuse.</w:t>
+      </w:r>
+    </w:p>
+    <w:p>
+      <w:pPr>
+        <w:pStyle w:val="Heading1"/>
+      </w:pPr>
+      <w:r>
+        <w:t>5. Photon to server (Utkarsh's Photon service)</w:t>
       </w:r>
     </w:p>
     <w:p>
@@ -3962,65 +4308,10 @@
         <w:rPr>
           <w:b/>
         </w:rPr>
-        <w:t>Retried answers:</w:t>
-      </w:r>
-      <w:r>
-        <w:t xml:space="preserve"> posting the same retained </w:t>
-      </w:r>
-      <w:r>
-        <w:rPr>
-          <w:rFonts w:ascii="Courier New" w:hAnsi="Courier New" w:eastAsia="Courier New" w:cs="Courier New"/>
-          <w:color w:val="374151"/>
-          <w:sz w:val="19"/>
-        </w:rPr>
-        <w:t>touch_id</w:t>
-      </w:r>
-      <w:r>
-        <w:t xml:space="preserve"> again reuses its existing </w:t>
-      </w:r>
-      <w:r>
-        <w:rPr>
-          <w:rFonts w:ascii="Courier New" w:hAnsi="Courier New" w:eastAsia="Courier New" w:cs="Courier New"/>
-          <w:color w:val="374151"/>
-          <w:sz w:val="19"/>
-        </w:rPr>
-        <w:t>item_id</w:t>
-      </w:r>
-      <w:r>
-        <w:t xml:space="preserve">, so a lost HTTP response does not create a second item. It can emit </w:t>
-      </w:r>
-      <w:r>
-        <w:rPr>
-          <w:rFonts w:ascii="Courier New" w:hAnsi="Courier New" w:eastAsia="Courier New" w:cs="Courier New"/>
-          <w:color w:val="374151"/>
-          <w:sz w:val="19"/>
-        </w:rPr>
-        <w:t>label_ready</w:t>
-      </w:r>
-      <w:r>
-        <w:t xml:space="preserve"> again. Prefer </w:t>
-      </w:r>
-      <w:r>
-        <w:rPr>
-          <w:rFonts w:ascii="Courier New" w:hAnsi="Courier New" w:eastAsia="Courier New" w:cs="Courier New"/>
-          <w:color w:val="374151"/>
-          <w:sz w:val="19"/>
-        </w:rPr>
-        <w:t>item_id</w:t>
-      </w:r>
-      <w:r>
-        <w:t xml:space="preserve"> for subsequent corrections. This does not make arbitrary </w:t>
-      </w:r>
-      <w:r>
-        <w:rPr>
-          <w:rFonts w:ascii="Courier New" w:hAnsi="Courier New" w:eastAsia="Courier New" w:cs="Courier New"/>
-          <w:color w:val="374151"/>
-          <w:sz w:val="19"/>
-        </w:rPr>
-        <w:t>POST /v1/items</w:t>
-      </w:r>
-      <w:r>
-        <w:t xml:space="preserve"> uploads idempotent.</w:t>
+        <w:t>Connect through the `tailscale serve` URL,</w:t>
+      </w:r>
+      <w:r>
+        <w:t xml:space="preserve"> even on the server Mac, so the allow-list sees the bridge's tailnet login.</w:t>
       </w:r>
     </w:p>
     <w:p>
@@ -4035,10 +4326,10 @@
         <w:rPr>
           <w:b/>
         </w:rPr>
-        <w:t>Delivery status:</w:t>
-      </w:r>
-      <w:r>
-        <w:t xml:space="preserve"> the phone's </w:t>
+        <w:t>Requests:</w:t>
+      </w:r>
+      <w:r>
+        <w:t xml:space="preserve"> listen on WebSocket </w:t>
       </w:r>
       <w:r>
         <w:rPr>
@@ -4046,10 +4337,21 @@
           <w:color w:val="374151"/>
           <w:sz w:val="19"/>
         </w:rPr>
-        <w:t>unknown</w:t>
-      </w:r>
-      <w:r>
-        <w:t xml:space="preserve"> answer means a helper request was generated, not that iMessage accepted or delivered a photo. This contract has no provider-delivery acknowledgement to the phone.</w:t>
+        <w:t>/v1/photon</w:t>
+      </w:r>
+      <w:r>
+        <w:t xml:space="preserve"> for </w:t>
+      </w:r>
+      <w:r>
+        <w:rPr>
+          <w:rFonts w:ascii="Courier New" w:hAnsi="Courier New" w:eastAsia="Courier New" w:cs="Courier New"/>
+          <w:color w:val="374151"/>
+          <w:sz w:val="19"/>
+        </w:rPr>
+        <w:t>{"type": "label_request", "touch_id": "…", "crop_url": "/v1/touch/…/crop.jpg", "question": "What is this?"}</w:t>
+      </w:r>
+      <w:r>
+        <w:t>. These are sent when the user asks "what is this?" about an unknown item.</w:t>
       </w:r>
     </w:p>
     <w:p>
@@ -4064,10 +4366,10 @@
         <w:rPr>
           <w:b/>
         </w:rPr>
-        <w:t>Corrections:</w:t>
-      </w:r>
-      <w:r>
-        <w:t xml:space="preserve"> post again with that </w:t>
+        <w:t>Reconnect delivery:</w:t>
+      </w:r>
+      <w:r>
+        <w:t xml:space="preserve"> the server retains up to 128 unanswered requests for 10 minutes and replays them to an authenticated bridge when it connects. Delivery is at least once: deduplicate by </w:t>
       </w:r>
       <w:r>
         <w:rPr>
@@ -4075,43 +4377,10 @@
           <w:color w:val="374151"/>
           <w:sz w:val="19"/>
         </w:rPr>
-        <w:t>item_id</w:t>
-      </w:r>
-      <w:r>
-        <w:t xml:space="preserve"> (instead of </w:t>
-      </w:r>
-      <w:r>
-        <w:rPr>
-          <w:rFonts w:ascii="Courier New" w:hAnsi="Courier New" w:eastAsia="Courier New" w:cs="Courier New"/>
-          <w:color w:val="374151"/>
-          <w:sz w:val="19"/>
-        </w:rPr>
         <w:t>touch_id</w:t>
       </w:r>
       <w:r>
-        <w:t xml:space="preserve">), the corrected </w:t>
-      </w:r>
-      <w:r>
-        <w:rPr>
-          <w:rFonts w:ascii="Courier New" w:hAnsi="Courier New" w:eastAsia="Courier New" w:cs="Courier New"/>
-          <w:color w:val="374151"/>
-          <w:sz w:val="19"/>
-        </w:rPr>
-        <w:t>name</w:t>
-      </w:r>
-      <w:r>
-        <w:t xml:space="preserve"> and typed </w:t>
-      </w:r>
-      <w:r>
-        <w:rPr>
-          <w:rFonts w:ascii="Courier New" w:hAnsi="Courier New" w:eastAsia="Courier New" w:cs="Courier New"/>
-          <w:color w:val="374151"/>
-          <w:sz w:val="19"/>
-        </w:rPr>
-        <w:t>text</w:t>
-      </w:r>
-      <w:r>
-        <w:t>. A standalone recording gets a request to type the name; it is not downloaded, transcribed or uploaded as a label.</w:t>
+        <w:t>, including across bridge restarts. Saving a label resolves that request. This buffer and touch crops are memory-only; a server restart loses them. The bridge can use its saved crop if a later answer encounters an expired touch (404).</w:t>
       </w:r>
     </w:p>
     <w:p>
@@ -4126,32 +4395,10 @@
         <w:rPr>
           <w:b/>
         </w:rPr>
-        <w:t>Caretaker-initiated setup:</w:t>
-      </w:r>
-      <w:r>
-        <w:t xml:space="preserve"> the caretaker sends a photo with a caption. Post it to </w:t>
-      </w:r>
-      <w:r>
-        <w:rPr>
-          <w:rFonts w:ascii="Courier New" w:hAnsi="Courier New" w:eastAsia="Courier New" w:cs="Courier New"/>
-          <w:color w:val="374151"/>
-          <w:sz w:val="19"/>
-        </w:rPr>
-        <w:t>POST /v1/items</w:t>
-      </w:r>
-      <w:r>
-        <w:t xml:space="preserve"> with </w:t>
-      </w:r>
-      <w:r>
-        <w:rPr>
-          <w:rFonts w:ascii="Courier New" w:hAnsi="Courier New" w:eastAsia="Courier New" w:cs="Courier New"/>
-          <w:color w:val="374151"/>
-          <w:sz w:val="19"/>
-        </w:rPr>
-        <w:t>name</w:t>
-      </w:r>
-      <w:r>
-        <w:t xml:space="preserve"> = the caption.</w:t>
+        <w:t>Asking:</w:t>
+      </w:r>
+      <w:r>
+        <w:t xml:space="preserve"> send the crop (the touched item boxed) to the caretaker over iMessage.</w:t>
       </w:r>
     </w:p>
     <w:p>
@@ -4166,10 +4413,10 @@
         <w:rPr>
           <w:b/>
         </w:rPr>
-        <w:t>`source=photon`</w:t>
-      </w:r>
-      <w:r>
-        <w:t xml:space="preserve"> goes on every Photon </w:t>
+        <w:t>Replying:</w:t>
+      </w:r>
+      <w:r>
+        <w:t xml:space="preserve"> post the answer to </w:t>
       </w:r>
       <w:r>
         <w:rPr>
@@ -4177,61 +4424,10 @@
           <w:color w:val="374151"/>
           <w:sz w:val="19"/>
         </w:rPr>
-        <w:t>POST /v1/items</w:t>
-      </w:r>
-      <w:r>
-        <w:t xml:space="preserve"> and </w:t>
-      </w:r>
-      <w:r>
-        <w:rPr>
-          <w:rFonts w:ascii="Courier New" w:hAnsi="Courier New" w:eastAsia="Courier New" w:cs="Courier New"/>
-          <w:color w:val="374151"/>
-          <w:sz w:val="19"/>
-        </w:rPr>
         <w:t>POST /v1/labels</w:t>
       </w:r>
       <w:r>
-        <w:t xml:space="preserve"> (an item a label creates gets this source).</w:t>
-      </w:r>
-    </w:p>
-    <w:p>
-      <w:pPr>
-        <w:numPr>
-          <w:ilvl w:val="0"/>
-          <w:numId w:val="933"/>
-        </w:numPr>
-        <w:pStyle w:val="ListParagraph"/>
-      </w:pPr>
-      <w:r>
-        <w:rPr>
-          <w:b/>
-        </w:rPr>
-        <w:t>Starting over (testing):</w:t>
-      </w:r>
-      <w:r>
-        <w:t xml:space="preserve"> when a caretaker texts </w:t>
-      </w:r>
-      <w:r>
-        <w:rPr>
-          <w:rFonts w:ascii="Courier New" w:hAnsi="Courier New" w:eastAsia="Courier New" w:cs="Courier New"/>
-          <w:color w:val="374151"/>
-          <w:sz w:val="19"/>
-        </w:rPr>
-        <w:t>/restart</w:t>
-      </w:r>
-      <w:r>
-        <w:t xml:space="preserve">, the bridge calls </w:t>
-      </w:r>
-      <w:r>
-        <w:rPr>
-          <w:rFonts w:ascii="Courier New" w:hAnsi="Courier New" w:eastAsia="Courier New" w:cs="Courier New"/>
-          <w:color w:val="374151"/>
-          <w:sz w:val="19"/>
-        </w:rPr>
-        <w:t>DELETE /v1/items?source=photon</w:t>
-      </w:r>
-      <w:r>
-        <w:t>.</w:t>
+        <w:t xml:space="preserve"> as multipart:</w:t>
       </w:r>
     </w:p>
     <w:p>
@@ -4243,7 +4439,37 @@
         <w:pStyle w:val="ListParagraph"/>
       </w:pPr>
       <w:r>
-        <w:t>The server forgets every Photon item, with its label, voice note and saved files.</w:t>
+        <w:rPr>
+          <w:rFonts w:ascii="Courier New" w:hAnsi="Courier New" w:eastAsia="Courier New" w:cs="Courier New"/>
+          <w:color w:val="374151"/>
+          <w:sz w:val="19"/>
+        </w:rPr>
+        <w:t>touch_id</w:t>
+      </w:r>
+      <w:r>
+        <w:t xml:space="preserve">, </w:t>
+      </w:r>
+      <w:r>
+        <w:rPr>
+          <w:rFonts w:ascii="Courier New" w:hAnsi="Courier New" w:eastAsia="Courier New" w:cs="Courier New"/>
+          <w:color w:val="374151"/>
+          <w:sz w:val="19"/>
+        </w:rPr>
+        <w:t>name</w:t>
+      </w:r>
+      <w:r>
+        <w:t xml:space="preserve"> (short, e.g. "cumin"), and </w:t>
+      </w:r>
+      <w:r>
+        <w:rPr>
+          <w:rFonts w:ascii="Courier New" w:hAnsi="Courier New" w:eastAsia="Courier New" w:cs="Courier New"/>
+          <w:color w:val="374151"/>
+          <w:sz w:val="19"/>
+        </w:rPr>
+        <w:t>text</w:t>
+      </w:r>
+      <w:r>
+        <w:t xml:space="preserve"> (the caretaker's words, which the phone speaks);</w:t>
       </w:r>
     </w:p>
     <w:p>
@@ -4255,7 +4481,7 @@
         <w:pStyle w:val="ListParagraph"/>
       </w:pPr>
       <w:r>
-        <w:t>The app's own setup items (</w:t>
+        <w:t xml:space="preserve">no </w:t>
       </w:r>
       <w:r>
         <w:rPr>
@@ -4263,22 +4489,51 @@
           <w:color w:val="374151"/>
           <w:sz w:val="19"/>
         </w:rPr>
-        <w:t>source=app</w:t>
-      </w:r>
-      <w:r>
-        <w:t>) are untouched.</w:t>
+        <w:t>audio</w:t>
+      </w:r>
+      <w:r>
+        <w:t xml:space="preserve"> is sent by the current bridge. The optional legacy upload field remains compatible with older clients and saved data.</w:t>
       </w:r>
     </w:p>
     <w:p>
+      <w:r>
+        <w:t>The server:</w:t>
+      </w:r>
+    </w:p>
+    <w:p>
       <w:pPr>
         <w:numPr>
           <w:ilvl w:val="1"/>
-          <w:numId w:val="934"/>
+          <w:numId w:val="935"/>
         </w:numPr>
         <w:pStyle w:val="ListParagraph"/>
       </w:pPr>
       <w:r>
-        <w:t xml:space="preserve">The reply is </w:t>
+        <w:t>registers the item from the crop;</w:t>
+      </w:r>
+    </w:p>
+    <w:p>
+      <w:pPr>
+        <w:numPr>
+          <w:ilvl w:val="1"/>
+          <w:numId w:val="935"/>
+        </w:numPr>
+        <w:pStyle w:val="ListParagraph"/>
+      </w:pPr>
+      <w:r>
+        <w:t>anchors it where it was touched;</w:t>
+      </w:r>
+    </w:p>
+    <w:p>
+      <w:pPr>
+        <w:numPr>
+          <w:ilvl w:val="1"/>
+          <w:numId w:val="935"/>
+        </w:numPr>
+        <w:pStyle w:val="ListParagraph"/>
+      </w:pPr>
+      <w:r>
+        <w:t xml:space="preserve">sends </w:t>
       </w:r>
       <w:r>
         <w:rPr>
@@ -4286,17 +4541,382 @@
           <w:color w:val="374151"/>
           <w:sz w:val="19"/>
         </w:rPr>
-        <w:t>{"status": "ok", "removed": [{"item_id": "…", "name": "…"}]}</w:t>
-      </w:r>
-      <w:r>
-        <w:t>.</w:t>
+        <w:t>label_ready</w:t>
+      </w:r>
+      <w:r>
+        <w:t xml:space="preserve"> to the phone;</w:t>
       </w:r>
     </w:p>
     <w:p>
       <w:pPr>
         <w:numPr>
           <w:ilvl w:val="1"/>
-          <w:numId w:val="934"/>
+          <w:numId w:val="935"/>
+        </w:numPr>
+        <w:pStyle w:val="ListParagraph"/>
+      </w:pPr>
+      <w:r>
+        <w:t xml:space="preserve">replies </w:t>
+      </w:r>
+      <w:r>
+        <w:rPr>
+          <w:rFonts w:ascii="Courier New" w:hAnsi="Courier New" w:eastAsia="Courier New" w:cs="Courier New"/>
+          <w:color w:val="374151"/>
+          <w:sz w:val="19"/>
+        </w:rPr>
+        <w:t>{"status": "ok", "item_id": "…"}</w:t>
+      </w:r>
+      <w:r>
+        <w:t>.</w:t>
+      </w:r>
+    </w:p>
+    <w:p>
+      <w:pPr>
+        <w:numPr>
+          <w:ilvl w:val="0"/>
+          <w:numId w:val="936"/>
+        </w:numPr>
+        <w:pStyle w:val="ListParagraph"/>
+      </w:pPr>
+      <w:r>
+        <w:rPr>
+          <w:b/>
+        </w:rPr>
+        <w:t>Retried answers:</w:t>
+      </w:r>
+      <w:r>
+        <w:t xml:space="preserve"> posting the same retained </w:t>
+      </w:r>
+      <w:r>
+        <w:rPr>
+          <w:rFonts w:ascii="Courier New" w:hAnsi="Courier New" w:eastAsia="Courier New" w:cs="Courier New"/>
+          <w:color w:val="374151"/>
+          <w:sz w:val="19"/>
+        </w:rPr>
+        <w:t>touch_id</w:t>
+      </w:r>
+      <w:r>
+        <w:t xml:space="preserve"> again reuses its existing </w:t>
+      </w:r>
+      <w:r>
+        <w:rPr>
+          <w:rFonts w:ascii="Courier New" w:hAnsi="Courier New" w:eastAsia="Courier New" w:cs="Courier New"/>
+          <w:color w:val="374151"/>
+          <w:sz w:val="19"/>
+        </w:rPr>
+        <w:t>item_id</w:t>
+      </w:r>
+      <w:r>
+        <w:t xml:space="preserve">, so a lost HTTP response does not create a second item. It can emit </w:t>
+      </w:r>
+      <w:r>
+        <w:rPr>
+          <w:rFonts w:ascii="Courier New" w:hAnsi="Courier New" w:eastAsia="Courier New" w:cs="Courier New"/>
+          <w:color w:val="374151"/>
+          <w:sz w:val="19"/>
+        </w:rPr>
+        <w:t>label_ready</w:t>
+      </w:r>
+      <w:r>
+        <w:t xml:space="preserve"> again. Prefer </w:t>
+      </w:r>
+      <w:r>
+        <w:rPr>
+          <w:rFonts w:ascii="Courier New" w:hAnsi="Courier New" w:eastAsia="Courier New" w:cs="Courier New"/>
+          <w:color w:val="374151"/>
+          <w:sz w:val="19"/>
+        </w:rPr>
+        <w:t>item_id</w:t>
+      </w:r>
+      <w:r>
+        <w:t xml:space="preserve"> for subsequent corrections. This does not make arbitrary </w:t>
+      </w:r>
+      <w:r>
+        <w:rPr>
+          <w:rFonts w:ascii="Courier New" w:hAnsi="Courier New" w:eastAsia="Courier New" w:cs="Courier New"/>
+          <w:color w:val="374151"/>
+          <w:sz w:val="19"/>
+        </w:rPr>
+        <w:t>POST /v1/items</w:t>
+      </w:r>
+      <w:r>
+        <w:t xml:space="preserve"> uploads idempotent.</w:t>
+      </w:r>
+    </w:p>
+    <w:p>
+      <w:pPr>
+        <w:numPr>
+          <w:ilvl w:val="0"/>
+          <w:numId w:val="936"/>
+        </w:numPr>
+        <w:pStyle w:val="ListParagraph"/>
+      </w:pPr>
+      <w:r>
+        <w:rPr>
+          <w:b/>
+        </w:rPr>
+        <w:t>Delivery status:</w:t>
+      </w:r>
+      <w:r>
+        <w:t xml:space="preserve"> the phone's </w:t>
+      </w:r>
+      <w:r>
+        <w:rPr>
+          <w:rFonts w:ascii="Courier New" w:hAnsi="Courier New" w:eastAsia="Courier New" w:cs="Courier New"/>
+          <w:color w:val="374151"/>
+          <w:sz w:val="19"/>
+        </w:rPr>
+        <w:t>unknown</w:t>
+      </w:r>
+      <w:r>
+        <w:t xml:space="preserve"> answer means a helper request was generated, not that iMessage accepted or delivered a photo. This contract has no provider-delivery acknowledgement to the phone.</w:t>
+      </w:r>
+    </w:p>
+    <w:p>
+      <w:pPr>
+        <w:numPr>
+          <w:ilvl w:val="0"/>
+          <w:numId w:val="936"/>
+        </w:numPr>
+        <w:pStyle w:val="ListParagraph"/>
+      </w:pPr>
+      <w:r>
+        <w:rPr>
+          <w:b/>
+        </w:rPr>
+        <w:t>Corrections:</w:t>
+      </w:r>
+      <w:r>
+        <w:t xml:space="preserve"> post again with that </w:t>
+      </w:r>
+      <w:r>
+        <w:rPr>
+          <w:rFonts w:ascii="Courier New" w:hAnsi="Courier New" w:eastAsia="Courier New" w:cs="Courier New"/>
+          <w:color w:val="374151"/>
+          <w:sz w:val="19"/>
+        </w:rPr>
+        <w:t>item_id</w:t>
+      </w:r>
+      <w:r>
+        <w:t xml:space="preserve"> (instead of </w:t>
+      </w:r>
+      <w:r>
+        <w:rPr>
+          <w:rFonts w:ascii="Courier New" w:hAnsi="Courier New" w:eastAsia="Courier New" w:cs="Courier New"/>
+          <w:color w:val="374151"/>
+          <w:sz w:val="19"/>
+        </w:rPr>
+        <w:t>touch_id</w:t>
+      </w:r>
+      <w:r>
+        <w:t xml:space="preserve">), the corrected </w:t>
+      </w:r>
+      <w:r>
+        <w:rPr>
+          <w:rFonts w:ascii="Courier New" w:hAnsi="Courier New" w:eastAsia="Courier New" w:cs="Courier New"/>
+          <w:color w:val="374151"/>
+          <w:sz w:val="19"/>
+        </w:rPr>
+        <w:t>name</w:t>
+      </w:r>
+      <w:r>
+        <w:t xml:space="preserve"> and typed </w:t>
+      </w:r>
+      <w:r>
+        <w:rPr>
+          <w:rFonts w:ascii="Courier New" w:hAnsi="Courier New" w:eastAsia="Courier New" w:cs="Courier New"/>
+          <w:color w:val="374151"/>
+          <w:sz w:val="19"/>
+        </w:rPr>
+        <w:t>text</w:t>
+      </w:r>
+      <w:r>
+        <w:t>. A standalone recording gets a request to type the name; it is not downloaded, transcribed or uploaded as a label.</w:t>
+      </w:r>
+    </w:p>
+    <w:p>
+      <w:pPr>
+        <w:numPr>
+          <w:ilvl w:val="0"/>
+          <w:numId w:val="936"/>
+        </w:numPr>
+        <w:pStyle w:val="ListParagraph"/>
+      </w:pPr>
+      <w:r>
+        <w:rPr>
+          <w:b/>
+        </w:rPr>
+        <w:t>Caretaker-initiated setup:</w:t>
+      </w:r>
+      <w:r>
+        <w:t xml:space="preserve"> the caretaker sends a photo with a caption. Post it to </w:t>
+      </w:r>
+      <w:r>
+        <w:rPr>
+          <w:rFonts w:ascii="Courier New" w:hAnsi="Courier New" w:eastAsia="Courier New" w:cs="Courier New"/>
+          <w:color w:val="374151"/>
+          <w:sz w:val="19"/>
+        </w:rPr>
+        <w:t>POST /v1/items</w:t>
+      </w:r>
+      <w:r>
+        <w:t xml:space="preserve"> with </w:t>
+      </w:r>
+      <w:r>
+        <w:rPr>
+          <w:rFonts w:ascii="Courier New" w:hAnsi="Courier New" w:eastAsia="Courier New" w:cs="Courier New"/>
+          <w:color w:val="374151"/>
+          <w:sz w:val="19"/>
+        </w:rPr>
+        <w:t>name</w:t>
+      </w:r>
+      <w:r>
+        <w:t xml:space="preserve"> = the caption.</w:t>
+      </w:r>
+    </w:p>
+    <w:p>
+      <w:pPr>
+        <w:numPr>
+          <w:ilvl w:val="0"/>
+          <w:numId w:val="936"/>
+        </w:numPr>
+        <w:pStyle w:val="ListParagraph"/>
+      </w:pPr>
+      <w:r>
+        <w:rPr>
+          <w:b/>
+        </w:rPr>
+        <w:t>`source=photon`</w:t>
+      </w:r>
+      <w:r>
+        <w:t xml:space="preserve"> goes on every Photon </w:t>
+      </w:r>
+      <w:r>
+        <w:rPr>
+          <w:rFonts w:ascii="Courier New" w:hAnsi="Courier New" w:eastAsia="Courier New" w:cs="Courier New"/>
+          <w:color w:val="374151"/>
+          <w:sz w:val="19"/>
+        </w:rPr>
+        <w:t>POST /v1/items</w:t>
+      </w:r>
+      <w:r>
+        <w:t xml:space="preserve"> and </w:t>
+      </w:r>
+      <w:r>
+        <w:rPr>
+          <w:rFonts w:ascii="Courier New" w:hAnsi="Courier New" w:eastAsia="Courier New" w:cs="Courier New"/>
+          <w:color w:val="374151"/>
+          <w:sz w:val="19"/>
+        </w:rPr>
+        <w:t>POST /v1/labels</w:t>
+      </w:r>
+      <w:r>
+        <w:t xml:space="preserve"> (an item a label creates gets this source).</w:t>
+      </w:r>
+    </w:p>
+    <w:p>
+      <w:pPr>
+        <w:numPr>
+          <w:ilvl w:val="0"/>
+          <w:numId w:val="936"/>
+        </w:numPr>
+        <w:pStyle w:val="ListParagraph"/>
+      </w:pPr>
+      <w:r>
+        <w:rPr>
+          <w:b/>
+        </w:rPr>
+        <w:t>Starting over (testing):</w:t>
+      </w:r>
+      <w:r>
+        <w:t xml:space="preserve"> when a caretaker texts </w:t>
+      </w:r>
+      <w:r>
+        <w:rPr>
+          <w:rFonts w:ascii="Courier New" w:hAnsi="Courier New" w:eastAsia="Courier New" w:cs="Courier New"/>
+          <w:color w:val="374151"/>
+          <w:sz w:val="19"/>
+        </w:rPr>
+        <w:t>/restart</w:t>
+      </w:r>
+      <w:r>
+        <w:t xml:space="preserve">, the bridge calls </w:t>
+      </w:r>
+      <w:r>
+        <w:rPr>
+          <w:rFonts w:ascii="Courier New" w:hAnsi="Courier New" w:eastAsia="Courier New" w:cs="Courier New"/>
+          <w:color w:val="374151"/>
+          <w:sz w:val="19"/>
+        </w:rPr>
+        <w:t>DELETE /v1/items?source=photon</w:t>
+      </w:r>
+      <w:r>
+        <w:t>.</w:t>
+      </w:r>
+    </w:p>
+    <w:p>
+      <w:pPr>
+        <w:numPr>
+          <w:ilvl w:val="1"/>
+          <w:numId w:val="937"/>
+        </w:numPr>
+        <w:pStyle w:val="ListParagraph"/>
+      </w:pPr>
+      <w:r>
+        <w:t>The server forgets every Photon item, with its label, voice note and saved files.</w:t>
+      </w:r>
+    </w:p>
+    <w:p>
+      <w:pPr>
+        <w:numPr>
+          <w:ilvl w:val="1"/>
+          <w:numId w:val="937"/>
+        </w:numPr>
+        <w:pStyle w:val="ListParagraph"/>
+      </w:pPr>
+      <w:r>
+        <w:t>The app's own setup items (</w:t>
+      </w:r>
+      <w:r>
+        <w:rPr>
+          <w:rFonts w:ascii="Courier New" w:hAnsi="Courier New" w:eastAsia="Courier New" w:cs="Courier New"/>
+          <w:color w:val="374151"/>
+          <w:sz w:val="19"/>
+        </w:rPr>
+        <w:t>source=app</w:t>
+      </w:r>
+      <w:r>
+        <w:t>) are untouched.</w:t>
+      </w:r>
+    </w:p>
+    <w:p>
+      <w:pPr>
+        <w:numPr>
+          <w:ilvl w:val="1"/>
+          <w:numId w:val="937"/>
+        </w:numPr>
+        <w:pStyle w:val="ListParagraph"/>
+      </w:pPr>
+      <w:r>
+        <w:t xml:space="preserve">The reply is </w:t>
+      </w:r>
+      <w:r>
+        <w:rPr>
+          <w:rFonts w:ascii="Courier New" w:hAnsi="Courier New" w:eastAsia="Courier New" w:cs="Courier New"/>
+          <w:color w:val="374151"/>
+          <w:sz w:val="19"/>
+        </w:rPr>
+        <w:t>{"status": "ok", "removed": [{"item_id": "…", "name": "…"}]}</w:t>
+      </w:r>
+      <w:r>
+        <w:t>.</w:t>
+      </w:r>
+    </w:p>
+    <w:p>
+      <w:pPr>
+        <w:numPr>
+          <w:ilvl w:val="1"/>
+          <w:numId w:val="937"/>
         </w:numPr>
         <w:pStyle w:val="ListParagraph"/>
       </w:pPr>
@@ -4580,7 +5200,21 @@
               <w:rPr>
                 <w:sz w:val="20"/>
               </w:rPr>
-              <w:t>a snapshot at once, then after each change (at most 5 per second) and at least once a second</w:t>
+              <w:t xml:space="preserve">a snapshot at once, then after each change (at most 5 per second) and at least once a second; in between, </w:t>
+            </w:r>
+            <w:r>
+              <w:rPr>
+                <w:rFonts w:ascii="Courier New" w:hAnsi="Courier New" w:eastAsia="Courier New" w:cs="Courier New"/>
+                <w:color w:val="374151"/>
+                <w:sz w:val="19"/>
+              </w:rPr>
+              <w:t>dashboard.sound</w:t>
+            </w:r>
+            <w:r>
+              <w:rPr>
+                <w:sz w:val="20"/>
+              </w:rPr>
+              <w:t xml:space="preserve"> messages as they happen (below)</w:t>
             </w:r>
           </w:p>
         </w:tc>
@@ -4801,7 +5435,7 @@
       <w:pPr>
         <w:numPr>
           <w:ilvl w:val="0"/>
-          <w:numId w:val="935"/>
+          <w:numId w:val="938"/>
         </w:numPr>
         <w:pStyle w:val="ListParagraph"/>
       </w:pPr>
@@ -4830,7 +5464,7 @@
       <w:pPr>
         <w:numPr>
           <w:ilvl w:val="0"/>
-          <w:numId w:val="935"/>
+          <w:numId w:val="938"/>
         </w:numPr>
         <w:pStyle w:val="ListParagraph"/>
       </w:pPr>
@@ -4870,7 +5504,7 @@
       <w:pPr>
         <w:numPr>
           <w:ilvl w:val="1"/>
-          <w:numId w:val="936"/>
+          <w:numId w:val="939"/>
         </w:numPr>
         <w:pStyle w:val="ListParagraph"/>
       </w:pPr>
@@ -4899,7 +5533,7 @@
       <w:pPr>
         <w:numPr>
           <w:ilvl w:val="1"/>
-          <w:numId w:val="936"/>
+          <w:numId w:val="939"/>
         </w:numPr>
         <w:pStyle w:val="ListParagraph"/>
       </w:pPr>
@@ -4961,7 +5595,7 @@
       <w:pPr>
         <w:numPr>
           <w:ilvl w:val="1"/>
-          <w:numId w:val="936"/>
+          <w:numId w:val="939"/>
         </w:numPr>
         <w:pStyle w:val="ListParagraph"/>
       </w:pPr>
@@ -5001,7 +5635,7 @@
       <w:pPr>
         <w:numPr>
           <w:ilvl w:val="1"/>
-          <w:numId w:val="936"/>
+          <w:numId w:val="939"/>
         </w:numPr>
         <w:pStyle w:val="ListParagraph"/>
       </w:pPr>
@@ -5030,7 +5664,7 @@
       <w:pPr>
         <w:numPr>
           <w:ilvl w:val="1"/>
-          <w:numId w:val="936"/>
+          <w:numId w:val="939"/>
         </w:numPr>
         <w:pStyle w:val="ListParagraph"/>
       </w:pPr>
@@ -5136,7 +5770,7 @@
       <w:pPr>
         <w:numPr>
           <w:ilvl w:val="0"/>
-          <w:numId w:val="935"/>
+          <w:numId w:val="938"/>
         </w:numPr>
         <w:pStyle w:val="ListParagraph"/>
       </w:pPr>
@@ -5151,7 +5785,7 @@
       <w:pPr>
         <w:numPr>
           <w:ilvl w:val="1"/>
-          <w:numId w:val="937"/>
+          <w:numId w:val="940"/>
         </w:numPr>
         <w:pStyle w:val="ListParagraph"/>
       </w:pPr>
@@ -5180,7 +5814,7 @@
       <w:pPr>
         <w:numPr>
           <w:ilvl w:val="1"/>
-          <w:numId w:val="937"/>
+          <w:numId w:val="940"/>
         </w:numPr>
         <w:pStyle w:val="ListParagraph"/>
       </w:pPr>
@@ -5198,7 +5832,7 @@
       <w:pPr>
         <w:numPr>
           <w:ilvl w:val="1"/>
-          <w:numId w:val="937"/>
+          <w:numId w:val="940"/>
         </w:numPr>
         <w:pStyle w:val="ListParagraph"/>
       </w:pPr>
@@ -5216,7 +5850,7 @@
       <w:pPr>
         <w:numPr>
           <w:ilvl w:val="2"/>
-          <w:numId w:val="938"/>
+          <w:numId w:val="941"/>
         </w:numPr>
         <w:pStyle w:val="ListParagraph"/>
       </w:pPr>
@@ -5239,7 +5873,7 @@
       <w:pPr>
         <w:numPr>
           <w:ilvl w:val="2"/>
-          <w:numId w:val="938"/>
+          <w:numId w:val="941"/>
         </w:numPr>
         <w:pStyle w:val="ListParagraph"/>
       </w:pPr>
@@ -5262,7 +5896,7 @@
       <w:pPr>
         <w:numPr>
           <w:ilvl w:val="2"/>
-          <w:numId w:val="938"/>
+          <w:numId w:val="941"/>
         </w:numPr>
         <w:pStyle w:val="ListParagraph"/>
       </w:pPr>
@@ -5285,7 +5919,7 @@
       <w:pPr>
         <w:numPr>
           <w:ilvl w:val="2"/>
-          <w:numId w:val="938"/>
+          <w:numId w:val="941"/>
         </w:numPr>
         <w:pStyle w:val="ListParagraph"/>
       </w:pPr>
@@ -5319,7 +5953,7 @@
       <w:pPr>
         <w:numPr>
           <w:ilvl w:val="1"/>
-          <w:numId w:val="937"/>
+          <w:numId w:val="940"/>
         </w:numPr>
         <w:pStyle w:val="ListParagraph"/>
       </w:pPr>
@@ -5370,7 +6004,7 @@
       <w:pPr>
         <w:numPr>
           <w:ilvl w:val="1"/>
-          <w:numId w:val="937"/>
+          <w:numId w:val="940"/>
         </w:numPr>
         <w:pStyle w:val="ListParagraph"/>
       </w:pPr>
@@ -5421,7 +6055,7 @@
       <w:pPr>
         <w:numPr>
           <w:ilvl w:val="1"/>
-          <w:numId w:val="937"/>
+          <w:numId w:val="940"/>
         </w:numPr>
         <w:pStyle w:val="ListParagraph"/>
       </w:pPr>
@@ -5483,7 +6117,7 @@
       <w:pPr>
         <w:numPr>
           <w:ilvl w:val="1"/>
-          <w:numId w:val="937"/>
+          <w:numId w:val="940"/>
         </w:numPr>
         <w:pStyle w:val="ListParagraph"/>
       </w:pPr>
@@ -5556,7 +6190,7 @@
       <w:pPr>
         <w:numPr>
           <w:ilvl w:val="2"/>
-          <w:numId w:val="939"/>
+          <w:numId w:val="942"/>
         </w:numPr>
         <w:pStyle w:val="ListParagraph"/>
       </w:pPr>
@@ -5598,7 +6232,7 @@
       <w:pPr>
         <w:numPr>
           <w:ilvl w:val="2"/>
-          <w:numId w:val="939"/>
+          <w:numId w:val="942"/>
         </w:numPr>
         <w:pStyle w:val="ListParagraph"/>
       </w:pPr>
@@ -5618,7 +6252,7 @@
       <w:pPr>
         <w:numPr>
           <w:ilvl w:val="2"/>
-          <w:numId w:val="939"/>
+          <w:numId w:val="942"/>
         </w:numPr>
         <w:pStyle w:val="ListParagraph"/>
       </w:pPr>
@@ -5660,7 +6294,7 @@
       <w:pPr>
         <w:numPr>
           <w:ilvl w:val="2"/>
-          <w:numId w:val="939"/>
+          <w:numId w:val="942"/>
         </w:numPr>
         <w:pStyle w:val="ListParagraph"/>
       </w:pPr>
@@ -5787,7 +6421,7 @@
       <w:pPr>
         <w:numPr>
           <w:ilvl w:val="0"/>
-          <w:numId w:val="940"/>
+          <w:numId w:val="943"/>
         </w:numPr>
         <w:pStyle w:val="ListParagraph"/>
       </w:pPr>
@@ -5818,6 +6452,303 @@
           <w:sz w:val="19"/>
         </w:rPr>
         <w:t>MARCO_ROOM_NAME</w:t>
+      </w:r>
+      <w:r>
+        <w:t>.</w:t>
+      </w:r>
+    </w:p>
+    <w:p>
+      <w:pPr>
+        <w:numPr>
+          <w:ilvl w:val="0"/>
+          <w:numId w:val="943"/>
+        </w:numPr>
+        <w:pStyle w:val="ListParagraph"/>
+      </w:pPr>
+      <w:r>
+        <w:rPr>
+          <w:b/>
+        </w:rPr>
+        <w:t>What the wearer hears:</w:t>
+      </w:r>
+      <w:r>
+        <w:t xml:space="preserve"> the phone's </w:t>
+      </w:r>
+      <w:r>
+        <w:rPr>
+          <w:rFonts w:ascii="Courier New" w:hAnsi="Courier New" w:eastAsia="Courier New" w:cs="Courier New"/>
+          <w:color w:val="374151"/>
+          <w:sz w:val="19"/>
+        </w:rPr>
+        <w:t>sound</w:t>
+      </w:r>
+      <w:r>
+        <w:t xml:space="preserve"> and </w:t>
+      </w:r>
+      <w:r>
+        <w:rPr>
+          <w:rFonts w:ascii="Courier New" w:hAnsi="Courier New" w:eastAsia="Courier New" w:cs="Courier New"/>
+          <w:color w:val="374151"/>
+          <w:sz w:val="19"/>
+        </w:rPr>
+        <w:t>sound_field</w:t>
+      </w:r>
+      <w:r>
+        <w:t xml:space="preserve"> (§3.2) go out on </w:t>
+      </w:r>
+      <w:r>
+        <w:rPr>
+          <w:rFonts w:ascii="Courier New" w:hAnsi="Courier New" w:eastAsia="Courier New" w:cs="Courier New"/>
+          <w:color w:val="374151"/>
+          <w:sz w:val="19"/>
+        </w:rPr>
+        <w:t>/events</w:t>
+      </w:r>
+      <w:r>
+        <w:t xml:space="preserve"> at once, between snapshots, not throttled:</w:t>
+      </w:r>
+    </w:p>
+    <w:p>
+      <w:r>
+        <w:t>```json</w:t>
+      </w:r>
+    </w:p>
+    <w:p>
+      <w:r>
+        <w:t>{"type": "dashboard.sound", "schemaVersion": 1, "streamId": "…", "sentAt": "…",</w:t>
+      </w:r>
+    </w:p>
+    <w:p>
+      <w:r>
+        <w:t>"sound": {"kind": "cue", "tDevice": 81235.2, "cue": "beep", "source": "beacon", "anchor": "item",</w:t>
+      </w:r>
+    </w:p>
+    <w:p>
+      <w:r>
+        <w:t>"azimuthDeg": -150.0, "elevationDeg": -12.0, "distanceM": 1.6, "muffled": true,</w:t>
+      </w:r>
+    </w:p>
+    <w:p>
+      <w:r>
+        <w:t>"text": null, "durationS": null, "audioUrl": null}}</w:t>
+      </w:r>
+    </w:p>
+    <w:p>
+      <w:r>
+        <w:t>{"type": "dashboard.sound", "schemaVersion": 1, "streamId": "…", "sentAt": "…",</w:t>
+      </w:r>
+    </w:p>
+    <w:p>
+      <w:r>
+        <w:t>"sound": {"kind": "field", "tDevice": 81235.3, "headYawDeg": 12.3,</w:t>
+      </w:r>
+    </w:p>
+    <w:p>
+      <w:r>
+        <w:t>"beacon": {"azimuthDeg": -150.0, "elevationDeg": -12.0, "distanceM": 1.6, "muffled": true}, "voice": null}}</w:t>
+      </w:r>
+    </w:p>
+    <w:p>
+      <w:r>
+        <w:rPr>
+          <w:rFonts w:ascii="Courier New" w:hAnsi="Courier New" w:eastAsia="Courier New" w:cs="Courier New"/>
+          <w:color w:val="374151"/>
+          <w:sz w:val="19"/>
+        </w:rPr>
+        <w:t>`</w:t>
+      </w:r>
+    </w:p>
+    <w:p>
+      <w:pPr>
+        <w:numPr>
+          <w:ilvl w:val="1"/>
+          <w:numId w:val="944"/>
+        </w:numPr>
+        <w:pStyle w:val="ListParagraph"/>
+      </w:pPr>
+      <w:r>
+        <w:t>Only the bound phone session's are sent. A malformed one is dropped.</w:t>
+      </w:r>
+    </w:p>
+    <w:p>
+      <w:pPr>
+        <w:numPr>
+          <w:ilvl w:val="1"/>
+          <w:numId w:val="944"/>
+        </w:numPr>
+        <w:pStyle w:val="ListParagraph"/>
+      </w:pPr>
+      <w:r>
+        <w:rPr>
+          <w:rFonts w:ascii="Courier New" w:hAnsi="Courier New" w:eastAsia="Courier New" w:cs="Courier New"/>
+          <w:color w:val="374151"/>
+          <w:sz w:val="19"/>
+        </w:rPr>
+        <w:t>audioUrl</w:t>
+      </w:r>
+      <w:r>
+        <w:t xml:space="preserve"> is a voice memo's </w:t>
+      </w:r>
+      <w:r>
+        <w:rPr>
+          <w:rFonts w:ascii="Courier New" w:hAnsi="Courier New" w:eastAsia="Courier New" w:cs="Courier New"/>
+          <w:color w:val="374151"/>
+          <w:sz w:val="19"/>
+        </w:rPr>
+        <w:t>/media/audio/&lt;id&gt;</w:t>
+      </w:r>
+      <w:r>
+        <w:t xml:space="preserve">, when there is one. Field sources carry </w:t>
+      </w:r>
+      <w:r>
+        <w:rPr>
+          <w:rFonts w:ascii="Courier New" w:hAnsi="Courier New" w:eastAsia="Courier New" w:cs="Courier New"/>
+          <w:color w:val="374151"/>
+          <w:sz w:val="19"/>
+        </w:rPr>
+        <w:t>anchor</w:t>
+      </w:r>
+      <w:r>
+        <w:t xml:space="preserve"> (</w:t>
+      </w:r>
+      <w:r>
+        <w:rPr>
+          <w:rFonts w:ascii="Courier New" w:hAnsi="Courier New" w:eastAsia="Courier New" w:cs="Courier New"/>
+          <w:color w:val="374151"/>
+          <w:sz w:val="19"/>
+        </w:rPr>
+        <w:t>voice</w:t>
+      </w:r>
+      <w:r>
+        <w:t xml:space="preserve">) or </w:t>
+      </w:r>
+      <w:r>
+        <w:rPr>
+          <w:rFonts w:ascii="Courier New" w:hAnsi="Courier New" w:eastAsia="Courier New" w:cs="Courier New"/>
+          <w:color w:val="374151"/>
+          <w:sz w:val="19"/>
+        </w:rPr>
+        <w:t>muffled</w:t>
+      </w:r>
+      <w:r>
+        <w:t xml:space="preserve"> (</w:t>
+      </w:r>
+      <w:r>
+        <w:rPr>
+          <w:rFonts w:ascii="Courier New" w:hAnsi="Courier New" w:eastAsia="Courier New" w:cs="Courier New"/>
+          <w:color w:val="374151"/>
+          <w:sz w:val="19"/>
+        </w:rPr>
+        <w:t>beacon</w:t>
+      </w:r>
+      <w:r>
+        <w:t>).</w:t>
+      </w:r>
+    </w:p>
+    <w:p>
+      <w:pPr>
+        <w:numPr>
+          <w:ilvl w:val="1"/>
+          <w:numId w:val="944"/>
+        </w:numPr>
+        <w:pStyle w:val="ListParagraph"/>
+      </w:pPr>
+      <w:r>
+        <w:t xml:space="preserve">A new </w:t>
+      </w:r>
+      <w:r>
+        <w:rPr>
+          <w:rFonts w:ascii="Courier New" w:hAnsi="Courier New" w:eastAsia="Courier New" w:cs="Courier New"/>
+          <w:color w:val="374151"/>
+          <w:sz w:val="19"/>
+        </w:rPr>
+        <w:t>/events</w:t>
+      </w:r>
+      <w:r>
+        <w:t xml:space="preserve"> connection gets the latest field at once if it is under 1 s old.</w:t>
+      </w:r>
+    </w:p>
+    <w:p>
+      <w:pPr>
+        <w:numPr>
+          <w:ilvl w:val="1"/>
+          <w:numId w:val="944"/>
+        </w:numPr>
+        <w:pStyle w:val="ListParagraph"/>
+      </w:pPr>
+      <w:r>
+        <w:t xml:space="preserve">Dashboards that don't know </w:t>
+      </w:r>
+      <w:r>
+        <w:rPr>
+          <w:rFonts w:ascii="Courier New" w:hAnsi="Courier New" w:eastAsia="Courier New" w:cs="Courier New"/>
+          <w:color w:val="374151"/>
+          <w:sz w:val="19"/>
+        </w:rPr>
+        <w:t>dashboard.sound</w:t>
+      </w:r>
+      <w:r>
+        <w:t xml:space="preserve"> ignore it.</w:t>
+      </w:r>
+    </w:p>
+    <w:p>
+      <w:pPr>
+        <w:numPr>
+          <w:ilvl w:val="1"/>
+          <w:numId w:val="944"/>
+        </w:numPr>
+        <w:pStyle w:val="ListParagraph"/>
+      </w:pPr>
+      <w:r>
+        <w:rPr>
+          <w:b/>
+        </w:rPr>
+        <w:t>`navigation.spokenInstruction`</w:t>
+      </w:r>
+      <w:r>
+        <w:t xml:space="preserve"> in the snapshot is the phone's latest </w:t>
+      </w:r>
+      <w:r>
+        <w:rPr>
+          <w:rFonts w:ascii="Courier New" w:hAnsi="Courier New" w:eastAsia="Courier New" w:cs="Courier New"/>
+          <w:color w:val="374151"/>
+          <w:sz w:val="19"/>
+        </w:rPr>
+        <w:t>say</w:t>
+      </w:r>
+      <w:r>
+        <w:t xml:space="preserve"> line, while it plays and for 3 s after.</w:t>
+      </w:r>
+    </w:p>
+    <w:p>
+      <w:pPr>
+        <w:numPr>
+          <w:ilvl w:val="1"/>
+          <w:numId w:val="944"/>
+        </w:numPr>
+        <w:pStyle w:val="ListParagraph"/>
+      </w:pPr>
+      <w:r>
+        <w:t>The dashboard (</w:t>
+      </w:r>
+      <w:r>
+        <w:rPr>
+          <w:rFonts w:ascii="Courier New" w:hAnsi="Courier New" w:eastAsia="Courier New" w:cs="Courier New"/>
+          <w:color w:val="374151"/>
+          <w:sz w:val="19"/>
+        </w:rPr>
+        <w:t>frontend/</w:t>
+      </w:r>
+      <w:r>
+        <w:t xml:space="preserve">) draws these in every view: the room map, the camera and the guidance panel. The schema is </w:t>
+      </w:r>
+      <w:r>
+        <w:rPr>
+          <w:rFonts w:ascii="Courier New" w:hAnsi="Courier New" w:eastAsia="Courier New" w:cs="Courier New"/>
+          <w:color w:val="374151"/>
+          <w:sz w:val="19"/>
+        </w:rPr>
+        <w:t>frontend/docs/dashboard.sound.schema.json</w:t>
       </w:r>
       <w:r>
         <w:t>.</w:t>
@@ -6394,7 +7325,7 @@
       <w:pPr>
         <w:numPr>
           <w:ilvl w:val="0"/>
-          <w:numId w:val="941"/>
+          <w:numId w:val="945"/>
         </w:numPr>
         <w:pStyle w:val="ListParagraph"/>
       </w:pPr>
@@ -6417,416 +7348,6 @@
       </w:r>
       <w:r>
         <w:t>.</w:t>
-      </w:r>
-    </w:p>
-    <w:p>
-      <w:pPr>
-        <w:numPr>
-          <w:ilvl w:val="0"/>
-          <w:numId w:val="941"/>
-        </w:numPr>
-        <w:pStyle w:val="ListParagraph"/>
-      </w:pPr>
-      <w:r>
-        <w:rPr>
-          <w:b/>
-        </w:rPr>
-        <w:t>The answer arrives.</w:t>
-      </w:r>
-      <w:r>
-        <w:t xml:space="preserve"> The phone speaks </w:t>
-      </w:r>
-      <w:r>
-        <w:rPr>
-          <w:i/>
-        </w:rPr>
-        <w:t>"Polo! Behind you, two steps, on the table,"</w:t>
-      </w:r>
-      <w:r>
-        <w:t xml:space="preserve"> spatialised at </w:t>
-      </w:r>
-      <w:r>
-        <w:rPr>
-          <w:rFonts w:ascii="Courier New" w:hAnsi="Courier New" w:eastAsia="Courier New" w:cs="Courier New"/>
-          <w:color w:val="374151"/>
-          <w:sz w:val="19"/>
-        </w:rPr>
-        <w:t>position</w:t>
-      </w:r>
-      <w:r>
-        <w:t>:</w:t>
-      </w:r>
-    </w:p>
-    <w:p>
-      <w:pPr>
-        <w:numPr>
-          <w:ilvl w:val="1"/>
-          <w:numId w:val="942"/>
-        </w:numPr>
-        <w:pStyle w:val="ListParagraph"/>
-      </w:pPr>
-      <w:r>
-        <w:t xml:space="preserve">the direction is relative to the </w:t>
-      </w:r>
-      <w:r>
-        <w:rPr>
-          <w:b/>
-        </w:rPr>
-        <w:t>body</w:t>
-      </w:r>
-      <w:r>
-        <w:t xml:space="preserve"> (chest heading), because "behind you" means behind your body;</w:t>
-      </w:r>
-    </w:p>
-    <w:p>
-      <w:pPr>
-        <w:numPr>
-          <w:ilvl w:val="1"/>
-          <w:numId w:val="942"/>
-        </w:numPr>
-        <w:pStyle w:val="ListParagraph"/>
-      </w:pPr>
-      <w:r>
-        <w:t>clock position = round(relative azimuth / 30°), where 12 o'clock means ahead; 12, 3, 6 and 9 are said as "straight ahead", "on your right", "behind you" and "on your left";</w:t>
-      </w:r>
-    </w:p>
-    <w:p>
-      <w:pPr>
-        <w:numPr>
-          <w:ilvl w:val="1"/>
-          <w:numId w:val="942"/>
-        </w:numPr>
-        <w:pStyle w:val="ListParagraph"/>
-      </w:pPr>
-      <w:r>
-        <w:t>steps = round(horizontal distance / 0.7 m), at least one;</w:t>
-      </w:r>
-    </w:p>
-    <w:p>
-      <w:pPr>
-        <w:numPr>
-          <w:ilvl w:val="1"/>
-          <w:numId w:val="942"/>
-        </w:numPr>
-        <w:pStyle w:val="ListParagraph"/>
-      </w:pPr>
-      <w:r>
-        <w:t xml:space="preserve">within 0.6 m it says </w:t>
-      </w:r>
-      <w:r>
-        <w:rPr>
-          <w:i/>
-        </w:rPr>
-        <w:t>"Polo! Within reach, …"</w:t>
-      </w:r>
-      <w:r>
-        <w:t xml:space="preserve"> instead.</w:t>
-      </w:r>
-    </w:p>
-    <w:p>
-      <w:pPr>
-        <w:numPr>
-          <w:ilvl w:val="0"/>
-          <w:numId w:val="941"/>
-        </w:numPr>
-        <w:pStyle w:val="ListParagraph"/>
-      </w:pPr>
-      <w:r>
-        <w:rPr>
-          <w:b/>
-        </w:rPr>
-        <w:t>Beacon:</w:t>
-      </w:r>
-      <w:r>
-        <w:t xml:space="preserve"> beeps from </w:t>
-      </w:r>
-      <w:r>
-        <w:rPr>
-          <w:rFonts w:ascii="Courier New" w:hAnsi="Courier New" w:eastAsia="Courier New" w:cs="Courier New"/>
-          <w:color w:val="374151"/>
-          <w:sz w:val="19"/>
-        </w:rPr>
-        <w:t>position</w:t>
-      </w:r>
-      <w:r>
-        <w:t xml:space="preserve">, rendered relative to the </w:t>
-      </w:r>
-      <w:r>
-        <w:rPr>
-          <w:b/>
-        </w:rPr>
-        <w:t>head</w:t>
-      </w:r>
-      <w:r>
-        <w:t xml:space="preserve"> (fused yaw). They're muffled and lower while the item is behind the head (|relative azimuth| more than 90°).</w:t>
-      </w:r>
-    </w:p>
-    <w:p>
-      <w:pPr>
-        <w:numPr>
-          <w:ilvl w:val="0"/>
-          <w:numId w:val="941"/>
-        </w:numPr>
-        <w:pStyle w:val="ListParagraph"/>
-      </w:pPr>
-      <w:r>
-        <w:rPr>
-          <w:b/>
-        </w:rPr>
-        <w:t>Facing</w:t>
-      </w:r>
-      <w:r>
-        <w:t xml:space="preserve"> (|relative azimuth| 12° or less): a double ding plus a haptic, once per lock. The lock releases past 20°.</w:t>
-      </w:r>
-    </w:p>
-    <w:p>
-      <w:pPr>
-        <w:numPr>
-          <w:ilvl w:val="0"/>
-          <w:numId w:val="941"/>
-        </w:numPr>
-        <w:pStyle w:val="ListParagraph"/>
-      </w:pPr>
-      <w:r>
-        <w:rPr>
-          <w:b/>
-        </w:rPr>
-        <w:t>Walking:</w:t>
-      </w:r>
-      <w:r>
-        <w:t xml:space="preserve"> the gap between beeps = clamp(0.15 + 0.35 × distance, 0.15, 1.0) s. </w:t>
-      </w:r>
-      <w:r>
-        <w:rPr>
-          <w:i/>
-        </w:rPr>
-        <w:t>"Within reach, on the {surface}"</w:t>
-      </w:r>
-      <w:r>
-        <w:t xml:space="preserve"> is said once at 0.6 m (POC 5).</w:t>
-      </w:r>
-    </w:p>
-    <w:p>
-      <w:pPr>
-        <w:numPr>
-          <w:ilvl w:val="0"/>
-          <w:numId w:val="941"/>
-        </w:numPr>
-        <w:pStyle w:val="ListParagraph"/>
-      </w:pPr>
-      <w:r>
-        <w:rPr>
-          <w:b/>
-        </w:rPr>
-        <w:t>Steady tone</w:t>
-      </w:r>
-      <w:r>
-        <w:t xml:space="preserve"> once </w:t>
-      </w:r>
-      <w:r>
-        <w:rPr>
-          <w:rFonts w:ascii="Courier New" w:hAnsi="Courier New" w:eastAsia="Courier New" w:cs="Courier New"/>
-          <w:color w:val="374151"/>
-          <w:sz w:val="19"/>
-        </w:rPr>
-        <w:t>hand_proximity.distance_m</w:t>
-      </w:r>
-      <w:r>
-        <w:t xml:space="preserve"> is 0.30 or less. It releases above 0.40, or when proximity is older than 0.5 s.</w:t>
-      </w:r>
-    </w:p>
-    <w:p>
-      <w:pPr>
-        <w:numPr>
-          <w:ilvl w:val="0"/>
-          <w:numId w:val="941"/>
-        </w:numPr>
-        <w:pStyle w:val="ListParagraph"/>
-      </w:pPr>
-      <w:r>
-        <w:rPr>
-          <w:b/>
-        </w:rPr>
-        <w:t>On `touch` for that item:</w:t>
-      </w:r>
-      <w:r>
-        <w:t xml:space="preserve"> silence, then the item's typed label or </w:t>
-      </w:r>
-      <w:r>
-        <w:rPr>
-          <w:i/>
-        </w:rPr>
-        <w:t>"Got it."</w:t>
-      </w:r>
-      <w:r>
-        <w:t xml:space="preserve"> through §3.5. The phone's guidance sequence does not wait for cloud speech.</w:t>
-      </w:r>
-    </w:p>
-    <w:p>
-      <w:r>
-        <w:t xml:space="preserve">If an </w:t>
-      </w:r>
-      <w:r>
-        <w:rPr>
-          <w:rFonts w:ascii="Courier New" w:hAnsi="Courier New" w:eastAsia="Courier New" w:cs="Courier New"/>
-          <w:color w:val="374151"/>
-          <w:sz w:val="19"/>
-        </w:rPr>
-        <w:t>event moved</w:t>
-      </w:r>
-      <w:r>
-        <w:t xml:space="preserve"> (or </w:t>
-      </w:r>
-      <w:r>
-        <w:rPr>
-          <w:rFonts w:ascii="Courier New" w:hAnsi="Courier New" w:eastAsia="Courier New" w:cs="Courier New"/>
-          <w:color w:val="374151"/>
-          <w:sz w:val="19"/>
-        </w:rPr>
-        <w:t>put_down</w:t>
-      </w:r>
-      <w:r>
-        <w:t xml:space="preserve">) arrives for the target, retarget to its new </w:t>
-      </w:r>
-      <w:r>
-        <w:rPr>
-          <w:rFonts w:ascii="Courier New" w:hAnsi="Courier New" w:eastAsia="Courier New" w:cs="Courier New"/>
-          <w:color w:val="374151"/>
-          <w:sz w:val="19"/>
-        </w:rPr>
-        <w:t>position</w:t>
-      </w:r>
-      <w:r>
-        <w:t>.</w:t>
-      </w:r>
-    </w:p>
-    <w:p>
-      <w:pPr>
-        <w:pStyle w:val="Heading1"/>
-      </w:pPr>
-      <w:r>
-        <w:t>8. What each person needs from the others</w:t>
-      </w:r>
-    </w:p>
-    <w:p>
-      <w:r>
-        <w:rPr>
-          <w:b/>
-        </w:rPr>
-        <w:t>Vedant needs from Utkarsh:</w:t>
-      </w:r>
-    </w:p>
-    <w:p>
-      <w:pPr>
-        <w:numPr>
-          <w:ilvl w:val="0"/>
-          <w:numId w:val="943"/>
-        </w:numPr>
-        <w:pStyle w:val="ListParagraph"/>
-      </w:pPr>
-      <w:r>
-        <w:t>The frame upload (§3.1).</w:t>
-      </w:r>
-    </w:p>
-    <w:p>
-      <w:pPr>
-        <w:numPr>
-          <w:ilvl w:val="0"/>
-          <w:numId w:val="943"/>
-        </w:numPr>
-        <w:pStyle w:val="ListParagraph"/>
-      </w:pPr>
-      <w:r>
-        <w:t>The pose stream and the hand stream (§3.2).</w:t>
-      </w:r>
-    </w:p>
-    <w:p>
-      <w:pPr>
-        <w:numPr>
-          <w:ilvl w:val="0"/>
-          <w:numId w:val="943"/>
-        </w:numPr>
-        <w:pStyle w:val="ListParagraph"/>
-      </w:pPr>
-      <w:r>
-        <w:t xml:space="preserve">The </w:t>
-      </w:r>
-      <w:r>
-        <w:rPr>
-          <w:rFonts w:ascii="Courier New" w:hAnsi="Courier New" w:eastAsia="Courier New" w:cs="Courier New"/>
-          <w:color w:val="374151"/>
-          <w:sz w:val="19"/>
-        </w:rPr>
-        <w:t>map</w:t>
-      </w:r>
-      <w:r>
-        <w:t xml:space="preserve"> messages (§3.4).</w:t>
-      </w:r>
-    </w:p>
-    <w:p>
-      <w:pPr>
-        <w:numPr>
-          <w:ilvl w:val="0"/>
-          <w:numId w:val="943"/>
-        </w:numPr>
-        <w:pStyle w:val="ListParagraph"/>
-      </w:pPr>
-      <w:r>
-        <w:t>A 5-minute recorded session saved to disk in exactly these formats (frames, poses, hands), so Vedant can build against real data before the app is finished.</w:t>
-      </w:r>
-    </w:p>
-    <w:p>
-      <w:pPr>
-        <w:numPr>
-          <w:ilvl w:val="1"/>
-          <w:numId w:val="944"/>
-        </w:numPr>
-        <w:pStyle w:val="ListParagraph"/>
-      </w:pPr>
-      <w:r>
-        <w:t xml:space="preserve">The server records every session it receives under </w:t>
-      </w:r>
-      <w:r>
-        <w:rPr>
-          <w:rFonts w:ascii="Courier New" w:hAnsi="Courier New" w:eastAsia="Courier New" w:cs="Courier New"/>
-          <w:color w:val="374151"/>
-          <w:sz w:val="19"/>
-        </w:rPr>
-        <w:t>server/data/sessions/&lt;session_id&gt;/</w:t>
-      </w:r>
-      <w:r>
-        <w:t>. Running the app against the server is enough.</w:t>
-      </w:r>
-    </w:p>
-    <w:p>
-      <w:pPr>
-        <w:numPr>
-          <w:ilvl w:val="1"/>
-          <w:numId w:val="944"/>
-        </w:numPr>
-        <w:pStyle w:val="ListParagraph"/>
-      </w:pPr>
-      <w:r>
-        <w:t xml:space="preserve">Until then, a Stray Scanner recording converts with </w:t>
-      </w:r>
-      <w:r>
-        <w:rPr>
-          <w:rFonts w:ascii="Courier New" w:hAnsi="Courier New" w:eastAsia="Courier New" w:cs="Courier New"/>
-          <w:color w:val="374151"/>
-          <w:sz w:val="19"/>
-        </w:rPr>
-        <w:t>server/tools/stray_session.py</w:t>
-      </w:r>
-      <w:r>
-        <w:t>.</w:t>
-      </w:r>
-    </w:p>
-    <w:p>
-      <w:r>
-        <w:rPr>
-          <w:b/>
-        </w:rPr>
-        <w:t>Utkarsh needs from Vedant:</w:t>
       </w:r>
     </w:p>
     <w:p>
@@ -6838,7 +7359,22 @@
         <w:pStyle w:val="ListParagraph"/>
       </w:pPr>
       <w:r>
-        <w:t xml:space="preserve">A stub server that accepts everything above and returns fake </w:t>
+        <w:rPr>
+          <w:b/>
+        </w:rPr>
+        <w:t>The answer arrives.</w:t>
+      </w:r>
+      <w:r>
+        <w:t xml:space="preserve"> The phone speaks </w:t>
+      </w:r>
+      <w:r>
+        <w:rPr>
+          <w:i/>
+        </w:rPr>
+        <w:t>"Polo! Behind you, two steps, on the table,"</w:t>
+      </w:r>
+      <w:r>
+        <w:t xml:space="preserve"> spatialised at </w:t>
       </w:r>
       <w:r>
         <w:rPr>
@@ -6846,43 +7382,76 @@
           <w:color w:val="374151"/>
           <w:sz w:val="19"/>
         </w:rPr>
-        <w:t>answer</w:t>
-      </w:r>
-      <w:r>
-        <w:t xml:space="preserve"> / </w:t>
-      </w:r>
-      <w:r>
-        <w:rPr>
-          <w:rFonts w:ascii="Courier New" w:hAnsi="Courier New" w:eastAsia="Courier New" w:cs="Courier New"/>
-          <w:color w:val="374151"/>
-          <w:sz w:val="19"/>
-        </w:rPr>
-        <w:t>touch</w:t>
-      </w:r>
-      <w:r>
-        <w:t xml:space="preserve"> / </w:t>
-      </w:r>
-      <w:r>
-        <w:rPr>
-          <w:rFonts w:ascii="Courier New" w:hAnsi="Courier New" w:eastAsia="Courier New" w:cs="Courier New"/>
-          <w:color w:val="374151"/>
-          <w:sz w:val="19"/>
-        </w:rPr>
-        <w:t>event</w:t>
-      </w:r>
-      <w:r>
-        <w:t xml:space="preserve"> messages (</w:t>
-      </w:r>
-      <w:r>
-        <w:rPr>
-          <w:rFonts w:ascii="Courier New" w:hAnsi="Courier New" w:eastAsia="Courier New" w:cs="Courier New"/>
-          <w:color w:val="374151"/>
-          <w:sz w:val="19"/>
-        </w:rPr>
-        <w:t>MARCO_MODE=stub</w:t>
-      </w:r>
-      <w:r>
-        <w:t>, the default).</w:t>
+        <w:t>position</w:t>
+      </w:r>
+      <w:r>
+        <w:t>:</w:t>
+      </w:r>
+    </w:p>
+    <w:p>
+      <w:pPr>
+        <w:numPr>
+          <w:ilvl w:val="1"/>
+          <w:numId w:val="946"/>
+        </w:numPr>
+        <w:pStyle w:val="ListParagraph"/>
+      </w:pPr>
+      <w:r>
+        <w:t xml:space="preserve">the direction is relative to the </w:t>
+      </w:r>
+      <w:r>
+        <w:rPr>
+          <w:b/>
+        </w:rPr>
+        <w:t>body</w:t>
+      </w:r>
+      <w:r>
+        <w:t xml:space="preserve"> (chest heading), because "behind you" means behind your body;</w:t>
+      </w:r>
+    </w:p>
+    <w:p>
+      <w:pPr>
+        <w:numPr>
+          <w:ilvl w:val="1"/>
+          <w:numId w:val="946"/>
+        </w:numPr>
+        <w:pStyle w:val="ListParagraph"/>
+      </w:pPr>
+      <w:r>
+        <w:t>clock position = round(relative azimuth / 30°), where 12 o'clock means ahead; 12, 3, 6 and 9 are said as "straight ahead", "on your right", "behind you" and "on your left";</w:t>
+      </w:r>
+    </w:p>
+    <w:p>
+      <w:pPr>
+        <w:numPr>
+          <w:ilvl w:val="1"/>
+          <w:numId w:val="946"/>
+        </w:numPr>
+        <w:pStyle w:val="ListParagraph"/>
+      </w:pPr>
+      <w:r>
+        <w:t>steps = round(horizontal distance / 0.7 m), at least one;</w:t>
+      </w:r>
+    </w:p>
+    <w:p>
+      <w:pPr>
+        <w:numPr>
+          <w:ilvl w:val="1"/>
+          <w:numId w:val="946"/>
+        </w:numPr>
+        <w:pStyle w:val="ListParagraph"/>
+      </w:pPr>
+      <w:r>
+        <w:t xml:space="preserve">within 0.6 m it says </w:t>
+      </w:r>
+      <w:r>
+        <w:rPr>
+          <w:i/>
+        </w:rPr>
+        <w:t>"Polo! Within reach, …"</w:t>
+      </w:r>
+      <w:r>
+        <w:t xml:space="preserve"> instead.</w:t>
       </w:r>
     </w:p>
     <w:p>
@@ -6894,7 +7463,13 @@
         <w:pStyle w:val="ListParagraph"/>
       </w:pPr>
       <w:r>
-        <w:t>Then the real ones (</w:t>
+        <w:rPr>
+          <w:b/>
+        </w:rPr>
+        <w:t>Beacon:</w:t>
+      </w:r>
+      <w:r>
+        <w:t xml:space="preserve"> beeps from </w:t>
       </w:r>
       <w:r>
         <w:rPr>
@@ -6902,10 +7477,19 @@
           <w:color w:val="374151"/>
           <w:sz w:val="19"/>
         </w:rPr>
-        <w:t>MARCO_MODE=real</w:t>
-      </w:r>
-      <w:r>
-        <w:t>).</w:t>
+        <w:t>position</w:t>
+      </w:r>
+      <w:r>
+        <w:t xml:space="preserve">, rendered relative to the </w:t>
+      </w:r>
+      <w:r>
+        <w:rPr>
+          <w:b/>
+        </w:rPr>
+        <w:t>head</w:t>
+      </w:r>
+      <w:r>
+        <w:t xml:space="preserve"> (fused yaw). They're muffled and lower while the item is behind the head (|relative azimuth| more than 90°).</w:t>
       </w:r>
     </w:p>
     <w:p>
@@ -6917,7 +7501,13 @@
         <w:pStyle w:val="ListParagraph"/>
       </w:pPr>
       <w:r>
-        <w:t>Typed labels and the speech route (§3.5). Legacy label audio URLs remain optional compatibility fields.</w:t>
+        <w:rPr>
+          <w:b/>
+        </w:rPr>
+        <w:t>Facing</w:t>
+      </w:r>
+      <w:r>
+        <w:t xml:space="preserve"> (|relative azimuth| 12° or less): a double ding plus a haptic, once per lock. The lock releases past 20°.</w:t>
       </w:r>
     </w:p>
     <w:p>
@@ -6930,34 +7520,82 @@
       </w:pPr>
       <w:r>
         <w:rPr>
+          <w:b/>
+        </w:rPr>
+        <w:t>Walking:</w:t>
+      </w:r>
+      <w:r>
+        <w:t xml:space="preserve"> the gap between beeps = clamp(0.15 + 0.35 × distance, 0.15, 1.0) s. </w:t>
+      </w:r>
+      <w:r>
+        <w:rPr>
+          <w:i/>
+        </w:rPr>
+        <w:t>"Within reach, on the {surface}"</w:t>
+      </w:r>
+      <w:r>
+        <w:t xml:space="preserve"> is said once at 0.6 m (POC 5).</w:t>
+      </w:r>
+    </w:p>
+    <w:p>
+      <w:pPr>
+        <w:numPr>
+          <w:ilvl w:val="0"/>
+          <w:numId w:val="945"/>
+        </w:numPr>
+        <w:pStyle w:val="ListParagraph"/>
+      </w:pPr>
+      <w:r>
+        <w:rPr>
+          <w:b/>
+        </w:rPr>
+        <w:t>Steady tone</w:t>
+      </w:r>
+      <w:r>
+        <w:t xml:space="preserve"> once </w:t>
+      </w:r>
+      <w:r>
+        <w:rPr>
           <w:rFonts w:ascii="Courier New" w:hAnsi="Courier New" w:eastAsia="Courier New" w:cs="Courier New"/>
           <w:color w:val="374151"/>
           <w:sz w:val="19"/>
         </w:rPr>
-        <w:t>label_request</w:t>
-      </w:r>
-      <w:r>
-        <w:t xml:space="preserve"> events for Photon.</w:t>
+        <w:t>hand_proximity.distance_m</w:t>
+      </w:r>
+      <w:r>
+        <w:t xml:space="preserve"> is 0.30 or less. It releases above 0.40, or when proximity is older than 0.5 s.</w:t>
       </w:r>
     </w:p>
     <w:p>
+      <w:pPr>
+        <w:numPr>
+          <w:ilvl w:val="0"/>
+          <w:numId w:val="945"/>
+        </w:numPr>
+        <w:pStyle w:val="ListParagraph"/>
+      </w:pPr>
       <w:r>
         <w:rPr>
           <w:b/>
         </w:rPr>
-        <w:t>The dashboard needs from Vedant:</w:t>
+        <w:t>On `touch` for that item:</w:t>
+      </w:r>
+      <w:r>
+        <w:t xml:space="preserve"> silence, then the item's typed label or </w:t>
+      </w:r>
+      <w:r>
+        <w:rPr>
+          <w:i/>
+        </w:rPr>
+        <w:t>"Got it."</w:t>
+      </w:r>
+      <w:r>
+        <w:t xml:space="preserve"> through §3.5. The phone's guidance sequence does not wait for cloud speech.</w:t>
       </w:r>
     </w:p>
     <w:p>
-      <w:pPr>
-        <w:numPr>
-          <w:ilvl w:val="0"/>
-          <w:numId w:val="946"/>
-        </w:numPr>
-        <w:pStyle w:val="ListParagraph"/>
-      </w:pPr>
-      <w:r>
-        <w:t xml:space="preserve">the </w:t>
+      <w:r>
+        <w:t xml:space="preserve">If an </w:t>
       </w:r>
       <w:r>
         <w:rPr>
@@ -6965,10 +7603,10 @@
           <w:color w:val="374151"/>
           <w:sz w:val="19"/>
         </w:rPr>
-        <w:t>/v1/dashboard</w:t>
-      </w:r>
-      <w:r>
-        <w:t xml:space="preserve"> feed with recorded or fake data first (</w:t>
+        <w:t>event moved</w:t>
+      </w:r>
+      <w:r>
+        <w:t xml:space="preserve"> (or </w:t>
       </w:r>
       <w:r>
         <w:rPr>
@@ -6976,21 +7614,37 @@
           <w:color w:val="374151"/>
           <w:sz w:val="19"/>
         </w:rPr>
-        <w:t>server/tools/replay.py</w:t>
-      </w:r>
-      <w:r>
-        <w:t>), then live.</w:t>
+        <w:t>put_down</w:t>
+      </w:r>
+      <w:r>
+        <w:t xml:space="preserve">) arrives for the target, retarget to its new </w:t>
+      </w:r>
+      <w:r>
+        <w:rPr>
+          <w:rFonts w:ascii="Courier New" w:hAnsi="Courier New" w:eastAsia="Courier New" w:cs="Courier New"/>
+          <w:color w:val="374151"/>
+          <w:sz w:val="19"/>
+        </w:rPr>
+        <w:t>position</w:t>
+      </w:r>
+      <w:r>
+        <w:t>.</w:t>
       </w:r>
     </w:p>
     <w:p>
+      <w:pPr>
+        <w:pStyle w:val="Heading1"/>
+      </w:pPr>
+      <w:r>
+        <w:t>8. What each person needs from the others</w:t>
+      </w:r>
+    </w:p>
+    <w:p>
       <w:r>
         <w:rPr>
           <w:b/>
         </w:rPr>
-        <w:t>Everyone:</w:t>
-      </w:r>
-      <w:r>
-        <w:t xml:space="preserve"> the server is private:</w:t>
+        <w:t>Vedant needs from Utkarsh:</w:t>
       </w:r>
     </w:p>
     <w:p>
@@ -7002,18 +7656,7 @@
         <w:pStyle w:val="ListParagraph"/>
       </w:pPr>
       <w:r>
-        <w:t xml:space="preserve">it binds 127.0.0.1 only and is reached through </w:t>
-      </w:r>
-      <w:r>
-        <w:rPr>
-          <w:rFonts w:ascii="Courier New" w:hAnsi="Courier New" w:eastAsia="Courier New" w:cs="Courier New"/>
-          <w:color w:val="374151"/>
-          <w:sz w:val="19"/>
-        </w:rPr>
-        <w:t>tailscale serve</w:t>
-      </w:r>
-      <w:r>
-        <w:t>;</w:t>
+        <w:t>The frame upload (§3.1).</w:t>
       </w:r>
     </w:p>
     <w:p>
@@ -7025,7 +7668,19 @@
         <w:pStyle w:val="ListParagraph"/>
       </w:pPr>
       <w:r>
-        <w:t>every route goes through the fail-closed auth gate (</w:t>
+        <w:t>The pose stream and the hand stream (§3.2).</w:t>
+      </w:r>
+    </w:p>
+    <w:p>
+      <w:pPr>
+        <w:numPr>
+          <w:ilvl w:val="0"/>
+          <w:numId w:val="947"/>
+        </w:numPr>
+        <w:pStyle w:val="ListParagraph"/>
+      </w:pPr>
+      <w:r>
+        <w:t xml:space="preserve">The </w:t>
       </w:r>
       <w:r>
         <w:rPr>
@@ -7033,10 +7688,34 @@
           <w:color w:val="374151"/>
           <w:sz w:val="19"/>
         </w:rPr>
-        <w:t>server/marco/auth.py</w:t>
-      </w:r>
-      <w:r>
-        <w:t xml:space="preserve">), which admits only </w:t>
+        <w:t>map</w:t>
+      </w:r>
+      <w:r>
+        <w:t xml:space="preserve"> messages (§3.4).</w:t>
+      </w:r>
+    </w:p>
+    <w:p>
+      <w:pPr>
+        <w:numPr>
+          <w:ilvl w:val="0"/>
+          <w:numId w:val="947"/>
+        </w:numPr>
+        <w:pStyle w:val="ListParagraph"/>
+      </w:pPr>
+      <w:r>
+        <w:t>A 5-minute recorded session saved to disk in exactly these formats (frames, poses, hands), so Vedant can build against real data before the app is finished.</w:t>
+      </w:r>
+    </w:p>
+    <w:p>
+      <w:pPr>
+        <w:numPr>
+          <w:ilvl w:val="1"/>
+          <w:numId w:val="948"/>
+        </w:numPr>
+        <w:pStyle w:val="ListParagraph"/>
+      </w:pPr>
+      <w:r>
+        <w:t xml:space="preserve">The server records every session it receives under </w:t>
       </w:r>
       <w:r>
         <w:rPr>
@@ -7044,131 +7723,160 @@
           <w:color w:val="374151"/>
           <w:sz w:val="19"/>
         </w:rPr>
-        <w:t>TAILSCALE_ALLOWED_LOGINS</w:t>
-      </w:r>
-      <w:r>
-        <w:t>.</w:t>
+        <w:t>server/data/sessions/&lt;session_id&gt;/</w:t>
+      </w:r>
+      <w:r>
+        <w:t>. Running the app against the server is enough.</w:t>
       </w:r>
     </w:p>
     <w:p>
       <w:pPr>
-        <w:pStyle w:val="Heading1"/>
-      </w:pPr>
-      <w:r>
-        <w:t>9. Integration order</w:t>
-      </w:r>
-    </w:p>
-    <w:p>
-      <w:pPr>
         <w:numPr>
-          <w:ilvl w:val="0"/>
+          <w:ilvl w:val="1"/>
           <w:numId w:val="948"/>
         </w:numPr>
         <w:pStyle w:val="ListParagraph"/>
       </w:pPr>
       <w:r>
-        <w:rPr>
-          <w:b/>
-        </w:rPr>
-        <w:t>Hour 0–2:</w:t>
-      </w:r>
-      <w:r>
-        <w:t xml:space="preserve"> agree this file. Vedant ships the stub server; Utkarsh gets the ARKit session and frame upload working; the dashboard renders fake feeds.</w:t>
+        <w:t xml:space="preserve">Until then, a Stray Scanner recording converts with </w:t>
+      </w:r>
+      <w:r>
+        <w:rPr>
+          <w:rFonts w:ascii="Courier New" w:hAnsi="Courier New" w:eastAsia="Courier New" w:cs="Courier New"/>
+          <w:color w:val="374151"/>
+          <w:sz w:val="19"/>
+        </w:rPr>
+        <w:t>server/tools/stray_session.py</w:t>
+      </w:r>
+      <w:r>
+        <w:t>.</w:t>
       </w:r>
     </w:p>
     <w:p>
+      <w:r>
+        <w:rPr>
+          <w:b/>
+        </w:rPr>
+        <w:t>Utkarsh needs from Vedant:</w:t>
+      </w:r>
+    </w:p>
+    <w:p>
       <w:pPr>
         <w:numPr>
           <w:ilvl w:val="0"/>
-          <w:numId w:val="948"/>
-        </w:numPr>
-        <w:pStyle w:val="ListParagraph"/>
-      </w:pPr>
-      <w:r>
-        <w:rPr>
-          <w:b/>
-        </w:rPr>
-        <w:t>Then:</w:t>
-      </w:r>
-      <w:r>
-        <w:t xml:space="preserve"> the recorded 5-minute session from the vest. Vedant runs the real pipeline on it offline; the dashboard replays it.</w:t>
-      </w:r>
-    </w:p>
-    <w:p>
-      <w:pPr>
-        <w:numPr>
-          <w:ilvl w:val="0"/>
-          <w:numId w:val="948"/>
-        </w:numPr>
-        <w:pStyle w:val="ListParagraph"/>
-      </w:pPr>
-      <w:r>
-        <w:rPr>
-          <w:b/>
-        </w:rPr>
-        <w:t>First live path:</w:t>
-      </w:r>
-      <w:r>
-        <w:t xml:space="preserve"> register keys, put them down, ask "where are my keys?", and follow the sound to them, end to end.</w:t>
-      </w:r>
-    </w:p>
-    <w:p>
-      <w:pPr>
-        <w:numPr>
-          <w:ilvl w:val="0"/>
-          <w:numId w:val="948"/>
-        </w:numPr>
-        <w:pStyle w:val="ListParagraph"/>
-      </w:pPr>
-      <w:r>
-        <w:rPr>
-          <w:b/>
-        </w:rPr>
-        <w:t>Then:</w:t>
-      </w:r>
-    </w:p>
-    <w:p>
-      <w:pPr>
-        <w:numPr>
-          <w:ilvl w:val="1"/>
           <w:numId w:val="949"/>
         </w:numPr>
         <w:pStyle w:val="ListParagraph"/>
       </w:pPr>
       <w:r>
-        <w:t>touch and "what is this?" with Photon labeling;</w:t>
+        <w:t xml:space="preserve">A stub server that accepts everything above and returns fake </w:t>
+      </w:r>
+      <w:r>
+        <w:rPr>
+          <w:rFonts w:ascii="Courier New" w:hAnsi="Courier New" w:eastAsia="Courier New" w:cs="Courier New"/>
+          <w:color w:val="374151"/>
+          <w:sz w:val="19"/>
+        </w:rPr>
+        <w:t>answer</w:t>
+      </w:r>
+      <w:r>
+        <w:t xml:space="preserve"> / </w:t>
+      </w:r>
+      <w:r>
+        <w:rPr>
+          <w:rFonts w:ascii="Courier New" w:hAnsi="Courier New" w:eastAsia="Courier New" w:cs="Courier New"/>
+          <w:color w:val="374151"/>
+          <w:sz w:val="19"/>
+        </w:rPr>
+        <w:t>touch</w:t>
+      </w:r>
+      <w:r>
+        <w:t xml:space="preserve"> / </w:t>
+      </w:r>
+      <w:r>
+        <w:rPr>
+          <w:rFonts w:ascii="Courier New" w:hAnsi="Courier New" w:eastAsia="Courier New" w:cs="Courier New"/>
+          <w:color w:val="374151"/>
+          <w:sz w:val="19"/>
+        </w:rPr>
+        <w:t>event</w:t>
+      </w:r>
+      <w:r>
+        <w:t xml:space="preserve"> messages (</w:t>
+      </w:r>
+      <w:r>
+        <w:rPr>
+          <w:rFonts w:ascii="Courier New" w:hAnsi="Courier New" w:eastAsia="Courier New" w:cs="Courier New"/>
+          <w:color w:val="374151"/>
+          <w:sz w:val="19"/>
+        </w:rPr>
+        <w:t>MARCO_MODE=stub</w:t>
+      </w:r>
+      <w:r>
+        <w:t>, the default).</w:t>
       </w:r>
     </w:p>
     <w:p>
       <w:pPr>
         <w:numPr>
-          <w:ilvl w:val="1"/>
+          <w:ilvl w:val="0"/>
           <w:numId w:val="949"/>
         </w:numPr>
         <w:pStyle w:val="ListParagraph"/>
       </w:pPr>
       <w:r>
-        <w:t>moved and left-behind events;</w:t>
+        <w:t>Then the real ones (</w:t>
+      </w:r>
+      <w:r>
+        <w:rPr>
+          <w:rFonts w:ascii="Courier New" w:hAnsi="Courier New" w:eastAsia="Courier New" w:cs="Courier New"/>
+          <w:color w:val="374151"/>
+          <w:sz w:val="19"/>
+        </w:rPr>
+        <w:t>MARCO_MODE=real</w:t>
+      </w:r>
+      <w:r>
+        <w:t>).</w:t>
       </w:r>
     </w:p>
     <w:p>
       <w:pPr>
         <w:numPr>
-          <w:ilvl w:val="1"/>
+          <w:ilvl w:val="0"/>
           <w:numId w:val="949"/>
         </w:numPr>
         <w:pStyle w:val="ListParagraph"/>
       </w:pPr>
       <w:r>
-        <w:t>relaunch persistence.</w:t>
+        <w:t>Typed labels and the speech route (§3.5). Legacy label audio URLs remain optional compatibility fields.</w:t>
       </w:r>
     </w:p>
     <w:p>
       <w:pPr>
-        <w:pStyle w:val="Heading1"/>
-      </w:pPr>
-      <w:r>
-        <w:t>10. Open questions (decide together)</w:t>
+        <w:numPr>
+          <w:ilvl w:val="0"/>
+          <w:numId w:val="949"/>
+        </w:numPr>
+        <w:pStyle w:val="ListParagraph"/>
+      </w:pPr>
+      <w:r>
+        <w:rPr>
+          <w:rFonts w:ascii="Courier New" w:hAnsi="Courier New" w:eastAsia="Courier New" w:cs="Courier New"/>
+          <w:color w:val="374151"/>
+          <w:sz w:val="19"/>
+        </w:rPr>
+        <w:t>label_request</w:t>
+      </w:r>
+      <w:r>
+        <w:t xml:space="preserve"> events for Photon.</w:t>
+      </w:r>
+    </w:p>
+    <w:p>
+      <w:r>
+        <w:rPr>
+          <w:b/>
+        </w:rPr>
+        <w:t>The dashboard needs from Vedant:</w:t>
       </w:r>
     </w:p>
     <w:p>
@@ -7180,13 +7888,7 @@
         <w:pStyle w:val="ListParagraph"/>
       </w:pPr>
       <w:r>
-        <w:rPr>
-          <w:b/>
-        </w:rPr>
-        <w:t>Vision orientation:</w:t>
-      </w:r>
-      <w:r>
-        <w:t xml:space="preserve"> </w:t>
+        <w:t xml:space="preserve">the </w:t>
       </w:r>
       <w:r>
         <w:rPr>
@@ -7194,10 +7896,10 @@
           <w:color w:val="374151"/>
           <w:sz w:val="19"/>
         </w:rPr>
-        <w:t>.up</w:t>
-      </w:r>
-      <w:r>
-        <w:t xml:space="preserve"> versus </w:t>
+        <w:t>/v1/dashboard</w:t>
+      </w:r>
+      <w:r>
+        <w:t xml:space="preserve"> feed with recorded or fake data first (</w:t>
       </w:r>
       <w:r>
         <w:rPr>
@@ -7205,28 +7907,33 @@
           <w:color w:val="374151"/>
           <w:sz w:val="19"/>
         </w:rPr>
-        <w:t>.right</w:t>
-      </w:r>
-      <w:r>
-        <w:t xml:space="preserve"> for the hand pose. Test in hour one.</w:t>
+        <w:t>server/tools/replay.py</w:t>
+      </w:r>
+      <w:r>
+        <w:t>), then live.</w:t>
       </w:r>
     </w:p>
     <w:p>
+      <w:r>
+        <w:rPr>
+          <w:b/>
+        </w:rPr>
+        <w:t>Everyone:</w:t>
+      </w:r>
+      <w:r>
+        <w:t xml:space="preserve"> the server is private:</w:t>
+      </w:r>
+    </w:p>
+    <w:p>
       <w:pPr>
         <w:numPr>
           <w:ilvl w:val="0"/>
-          <w:numId w:val="950"/>
+          <w:numId w:val="951"/>
         </w:numPr>
         <w:pStyle w:val="ListParagraph"/>
       </w:pPr>
       <w:r>
-        <w:rPr>
-          <w:b/>
-        </w:rPr>
-        <w:t>Where the server runs: decided (2026-10-17).</w:t>
-      </w:r>
-      <w:r>
-        <w:t xml:space="preserve"> The Vultr GPU box (</w:t>
+        <w:t xml:space="preserve">it binds 127.0.0.1 only and is reached through </w:t>
       </w:r>
       <w:r>
         <w:rPr>
@@ -7234,10 +7941,22 @@
           <w:color w:val="374151"/>
           <w:sz w:val="19"/>
         </w:rPr>
-        <w:t>deploy/vultr/</w:t>
-      </w:r>
-      <w:r>
-        <w:t xml:space="preserve">, </w:t>
+        <w:t>tailscale serve</w:t>
+      </w:r>
+      <w:r>
+        <w:t>;</w:t>
+      </w:r>
+    </w:p>
+    <w:p>
+      <w:pPr>
+        <w:numPr>
+          <w:ilvl w:val="0"/>
+          <w:numId w:val="951"/>
+        </w:numPr>
+        <w:pStyle w:val="ListParagraph"/>
+      </w:pPr>
+      <w:r>
+        <w:t>every route goes through the fail-closed auth gate (</w:t>
       </w:r>
       <w:r>
         <w:rPr>
@@ -7245,46 +7964,10 @@
           <w:color w:val="374151"/>
           <w:sz w:val="19"/>
         </w:rPr>
-        <w:t>marco-gpu</w:t>
-      </w:r>
-      <w:r>
-        <w:t>) is the primary server; a laptop at the venue is the fallback. Nothing in this contract changes: clients only change the base URL.</w:t>
-      </w:r>
-    </w:p>
-    <w:p>
-      <w:pPr>
-        <w:numPr>
-          <w:ilvl w:val="0"/>
-          <w:numId w:val="950"/>
-        </w:numPr>
-        <w:pStyle w:val="ListParagraph"/>
-      </w:pPr>
-      <w:r>
-        <w:rPr>
-          <w:b/>
-        </w:rPr>
-        <w:t>Who names places</w:t>
-      </w:r>
-      <w:r>
-        <w:t xml:space="preserve"> ("entry table"): the server names them by height, or the user names them during setup.</w:t>
-      </w:r>
-    </w:p>
-    <w:p>
-      <w:pPr>
-        <w:numPr>
-          <w:ilvl w:val="0"/>
-          <w:numId w:val="950"/>
-        </w:numPr>
-        <w:pStyle w:val="ListParagraph"/>
-      </w:pPr>
-      <w:r>
-        <w:rPr>
-          <w:b/>
-        </w:rPr>
-        <w:t>Photon and dashboard routes.</w:t>
-      </w:r>
-      <w:r>
-        <w:t xml:space="preserve"> </w:t>
+        <w:t>server/marco/auth.py</w:t>
+      </w:r>
+      <w:r>
+        <w:t xml:space="preserve">), which admits only </w:t>
       </w:r>
       <w:r>
         <w:rPr>
@@ -7292,164 +7975,18 @@
           <w:color w:val="374151"/>
           <w:sz w:val="19"/>
         </w:rPr>
-        <w:t>photon/</w:t>
-      </w:r>
-      <w:r>
-        <w:t xml:space="preserve"> and </w:t>
-      </w:r>
-      <w:r>
-        <w:rPr>
-          <w:rFonts w:ascii="Courier New" w:hAnsi="Courier New" w:eastAsia="Courier New" w:cs="Courier New"/>
-          <w:color w:val="374151"/>
-          <w:sz w:val="19"/>
-        </w:rPr>
-        <w:t>frontend/</w:t>
-      </w:r>
-      <w:r>
-        <w:t xml:space="preserve"> were built against the earlier requirements and POC 26 paths. Status of each:</w:t>
+        <w:t>TAILSCALE_ALLOWED_LOGINS</w:t>
+      </w:r>
+      <w:r>
+        <w:t>.</w:t>
       </w:r>
     </w:p>
     <w:p>
       <w:pPr>
-        <w:numPr>
-          <w:ilvl w:val="1"/>
-          <w:numId w:val="951"/>
-        </w:numPr>
-        <w:pStyle w:val="ListParagraph"/>
-      </w:pPr>
-      <w:r>
-        <w:rPr>
-          <w:b/>
-        </w:rPr>
-        <w:t>Photon: decided (2026-10-17).</w:t>
-      </w:r>
-      <w:r>
-        <w:t xml:space="preserve"> </w:t>
-      </w:r>
-      <w:r>
-        <w:rPr>
-          <w:rFonts w:ascii="Courier New" w:hAnsi="Courier New" w:eastAsia="Courier New" w:cs="Courier New"/>
-          <w:color w:val="374151"/>
-          <w:sz w:val="19"/>
-        </w:rPr>
-        <w:t>photon/</w:t>
-      </w:r>
-      <w:r>
-        <w:t xml:space="preserve"> adopted §5 as written, on Photon 2.0, with no format changes. The phone never talks to </w:t>
-      </w:r>
-      <w:r>
-        <w:rPr>
-          <w:rFonts w:ascii="Courier New" w:hAnsi="Courier New" w:eastAsia="Courier New" w:cs="Courier New"/>
-          <w:color w:val="374151"/>
-          <w:sz w:val="19"/>
-        </w:rPr>
-        <w:t>photon/</w:t>
-      </w:r>
-      <w:r>
-        <w:t xml:space="preserve">. Two optional additions are proposed in </w:t>
-      </w:r>
-      <w:r>
-        <w:rPr>
-          <w:rFonts w:ascii="Courier New" w:hAnsi="Courier New" w:eastAsia="Courier New" w:cs="Courier New"/>
-          <w:color w:val="374151"/>
-          <w:sz w:val="19"/>
-        </w:rPr>
-        <w:t>STATUS.md</w:t>
-      </w:r>
-      <w:r>
-        <w:t xml:space="preserve"> (</w:t>
-      </w:r>
-      <w:r>
-        <w:rPr>
-          <w:rFonts w:ascii="Courier New" w:hAnsi="Courier New" w:eastAsia="Courier New" w:cs="Courier New"/>
-          <w:color w:val="374151"/>
-          <w:sz w:val="19"/>
-        </w:rPr>
-        <w:t>label_request_seen</w:t>
-      </w:r>
-      <w:r>
-        <w:t xml:space="preserve">, </w:t>
-      </w:r>
-      <w:r>
-        <w:rPr>
-          <w:rFonts w:ascii="Courier New" w:hAnsi="Courier New" w:eastAsia="Courier New" w:cs="Courier New"/>
-          <w:color w:val="374151"/>
-          <w:sz w:val="19"/>
-        </w:rPr>
-        <w:t>label_unknown</w:t>
-      </w:r>
-      <w:r>
-        <w:t>); they are not part of this contract.</w:t>
-      </w:r>
-    </w:p>
-    <w:p>
-      <w:pPr>
-        <w:numPr>
-          <w:ilvl w:val="1"/>
-          <w:numId w:val="951"/>
-        </w:numPr>
-        <w:pStyle w:val="ListParagraph"/>
-      </w:pPr>
-      <w:r>
-        <w:rPr>
-          <w:b/>
-        </w:rPr>
-        <w:t>Dashboard: decided (2026-10-18).</w:t>
-      </w:r>
-      <w:r>
-        <w:t xml:space="preserve"> The server serves </w:t>
-      </w:r>
-      <w:r>
-        <w:rPr>
-          <w:rFonts w:ascii="Courier New" w:hAnsi="Courier New" w:eastAsia="Courier New" w:cs="Courier New"/>
-          <w:color w:val="374151"/>
-          <w:sz w:val="19"/>
-        </w:rPr>
-        <w:t>frontend/</w:t>
-      </w:r>
-      <w:r>
-        <w:t xml:space="preserve">'s own contract (§6, </w:t>
-      </w:r>
-      <w:r>
-        <w:rPr>
-          <w:rFonts w:ascii="Courier New" w:hAnsi="Courier New" w:eastAsia="Courier New" w:cs="Courier New"/>
-          <w:color w:val="374151"/>
-          <w:sz w:val="19"/>
-        </w:rPr>
-        <w:t>marco/dashboard.py</w:t>
-      </w:r>
-      <w:r>
-        <w:t xml:space="preserve">). The phone gained </w:t>
-      </w:r>
-      <w:r>
-        <w:rPr>
-          <w:rFonts w:ascii="Courier New" w:hAnsi="Courier New" w:eastAsia="Courier New" w:cs="Courier New"/>
-          <w:color w:val="374151"/>
-          <w:sz w:val="19"/>
-        </w:rPr>
-        <w:t>command</w:t>
-      </w:r>
-      <w:r>
-        <w:t xml:space="preserve"> and </w:t>
-      </w:r>
-      <w:r>
-        <w:rPr>
-          <w:rFonts w:ascii="Courier New" w:hAnsi="Courier New" w:eastAsia="Courier New" w:cs="Courier New"/>
-          <w:color w:val="374151"/>
-          <w:sz w:val="19"/>
-        </w:rPr>
-        <w:t>command_ack</w:t>
-      </w:r>
-      <w:r>
-        <w:t xml:space="preserve"> for Find and Stop.</w:t>
-      </w:r>
-    </w:p>
-    <w:p>
-      <w:pPr>
         <w:pStyle w:val="Heading1"/>
       </w:pPr>
       <w:r>
-        <w:t>11. Changes since v0.1</w:t>
+        <w:t>9. Integration order</w:t>
       </w:r>
     </w:p>
     <w:p>
@@ -7464,21 +8001,10 @@
         <w:rPr>
           <w:b/>
         </w:rPr>
-        <w:t>Compression:</w:t>
-      </w:r>
-      <w:r>
-        <w:t xml:space="preserve"> DEFLATE, where raw DEFLATE (Apple's </w:t>
-      </w:r>
-      <w:r>
-        <w:rPr>
-          <w:rFonts w:ascii="Courier New" w:hAnsi="Courier New" w:eastAsia="Courier New" w:cs="Courier New"/>
-          <w:color w:val="374151"/>
-          <w:sz w:val="19"/>
-        </w:rPr>
-        <w:t>.zlib</w:t>
-      </w:r>
-      <w:r>
-        <w:t>) and zlib are both accepted.</w:t>
+        <w:t>Hour 0–2:</w:t>
+      </w:r>
+      <w:r>
+        <w:t xml:space="preserve"> agree this file. Vedant ships the stub server; Utkarsh gets the ARKit session and frame upload working; the dashboard renders fake feeds.</w:t>
       </w:r>
     </w:p>
     <w:p>
@@ -7493,10 +8019,10 @@
         <w:rPr>
           <w:b/>
         </w:rPr>
-        <w:t>`session_id`</w:t>
-      </w:r>
-      <w:r>
-        <w:t xml:space="preserve"> is on every phone message (hand, guidance, query and map too).</w:t>
+        <w:t>Then:</w:t>
+      </w:r>
+      <w:r>
+        <w:t xml:space="preserve"> the recorded 5-minute session from the vest. Vedant runs the real pipeline on it offline; the dashboard replays it.</w:t>
       </w:r>
     </w:p>
     <w:p>
@@ -7511,21 +8037,10 @@
         <w:rPr>
           <w:b/>
         </w:rPr>
-        <w:t>Hand message:</w:t>
-      </w:r>
-      <w:r>
-        <w:t xml:space="preserve"> gains </w:t>
-      </w:r>
-      <w:r>
-        <w:rPr>
-          <w:rFonts w:ascii="Courier New" w:hAnsi="Courier New" w:eastAsia="Courier New" w:cs="Courier New"/>
-          <w:color w:val="374151"/>
-          <w:sz w:val="19"/>
-        </w:rPr>
-        <w:t>map_id</w:t>
-      </w:r>
-      <w:r>
-        <w:t>. The server uses the latest frame's intrinsics, and the joint names are spelled out.</w:t>
+        <w:t>First live path:</w:t>
+      </w:r>
+      <w:r>
+        <w:t xml:space="preserve"> register keys, put them down, ask "where are my keys?", and follow the sound to them, end to end.</w:t>
       </w:r>
     </w:p>
     <w:p>
@@ -7540,36 +8055,7 @@
         <w:rPr>
           <w:b/>
         </w:rPr>
-        <w:t>New query</w:t>
-      </w:r>
-      <w:r>
-        <w:t xml:space="preserve"> </w:t>
-      </w:r>
-      <w:r>
-        <w:rPr>
-          <w:rFonts w:ascii="Courier New" w:hAnsi="Courier New" w:eastAsia="Courier New" w:cs="Courier New"/>
-          <w:color w:val="374151"/>
-          <w:sz w:val="19"/>
-        </w:rPr>
-        <w:t>set_place door</w:t>
-      </w:r>
-      <w:r>
-        <w:t>, with its answer.</w:t>
-      </w:r>
-    </w:p>
-    <w:p>
-      <w:pPr>
-        <w:numPr>
-          <w:ilvl w:val="0"/>
-          <w:numId w:val="952"/>
-        </w:numPr>
-        <w:pStyle w:val="ListParagraph"/>
-      </w:pPr>
-      <w:r>
-        <w:rPr>
-          <w:b/>
-        </w:rPr>
-        <w:t>Find answers:</w:t>
+        <w:t>Then:</w:t>
       </w:r>
     </w:p>
     <w:p>
@@ -7581,26 +8067,7 @@
         <w:pStyle w:val="ListParagraph"/>
       </w:pPr>
       <w:r>
-        <w:rPr>
-          <w:rFonts w:ascii="Courier New" w:hAnsi="Courier New" w:eastAsia="Courier New" w:cs="Courier New"/>
-          <w:color w:val="374151"/>
-          <w:sz w:val="19"/>
-        </w:rPr>
-        <w:t>reason</w:t>
-      </w:r>
-      <w:r>
-        <w:t xml:space="preserve"> adds </w:t>
-      </w:r>
-      <w:r>
-        <w:rPr>
-          <w:rFonts w:ascii="Courier New" w:hAnsi="Courier New" w:eastAsia="Courier New" w:cs="Courier New"/>
-          <w:color w:val="374151"/>
-          <w:sz w:val="19"/>
-        </w:rPr>
-        <w:t>not_registered</w:t>
-      </w:r>
-      <w:r>
-        <w:t>;</w:t>
+        <w:t>touch and "what is this?" with Photon labeling;</w:t>
       </w:r>
     </w:p>
     <w:p>
@@ -7612,37 +8079,7 @@
         <w:pStyle w:val="ListParagraph"/>
       </w:pPr>
       <w:r>
-        <w:rPr>
-          <w:rFonts w:ascii="Courier New" w:hAnsi="Courier New" w:eastAsia="Courier New" w:cs="Courier New"/>
-          <w:color w:val="374151"/>
-          <w:sz w:val="19"/>
-        </w:rPr>
-        <w:t>not_where_last_seen</w:t>
-      </w:r>
-      <w:r>
-        <w:t xml:space="preserve"> carries </w:t>
-      </w:r>
-      <w:r>
-        <w:rPr>
-          <w:rFonts w:ascii="Courier New" w:hAnsi="Courier New" w:eastAsia="Courier New" w:cs="Courier New"/>
-          <w:color w:val="374151"/>
-          <w:sz w:val="19"/>
-        </w:rPr>
-        <w:t>last_position</w:t>
-      </w:r>
-      <w:r>
-        <w:t xml:space="preserve"> and </w:t>
-      </w:r>
-      <w:r>
-        <w:rPr>
-          <w:rFonts w:ascii="Courier New" w:hAnsi="Courier New" w:eastAsia="Courier New" w:cs="Courier New"/>
-          <w:color w:val="374151"/>
-          <w:sz w:val="19"/>
-        </w:rPr>
-        <w:t>surface</w:t>
-      </w:r>
-      <w:r>
-        <w:t>;</w:t>
+        <w:t>moved and left-behind events;</w:t>
       </w:r>
     </w:p>
     <w:p>
@@ -7654,182 +8091,15 @@
         <w:pStyle w:val="ListParagraph"/>
       </w:pPr>
       <w:r>
-        <w:t xml:space="preserve">found answers carry </w:t>
-      </w:r>
-      <w:r>
-        <w:rPr>
-          <w:rFonts w:ascii="Courier New" w:hAnsi="Courier New" w:eastAsia="Courier New" w:cs="Courier New"/>
-          <w:color w:val="374151"/>
-          <w:sz w:val="19"/>
-        </w:rPr>
-        <w:t>state</w:t>
-      </w:r>
-      <w:r>
-        <w:t>.</w:t>
+        <w:t>relaunch persistence.</w:t>
       </w:r>
     </w:p>
     <w:p>
       <w:pPr>
-        <w:numPr>
-          <w:ilvl w:val="0"/>
-          <w:numId w:val="952"/>
-        </w:numPr>
-        <w:pStyle w:val="ListParagraph"/>
-      </w:pPr>
-      <w:r>
-        <w:rPr>
-          <w:b/>
-        </w:rPr>
-        <w:t>Event kinds:</w:t>
-      </w:r>
-      <w:r>
-        <w:t xml:space="preserve"> added </w:t>
-      </w:r>
-      <w:r>
-        <w:rPr>
-          <w:rFonts w:ascii="Courier New" w:hAnsi="Courier New" w:eastAsia="Courier New" w:cs="Courier New"/>
-          <w:color w:val="374151"/>
-          <w:sz w:val="19"/>
-        </w:rPr>
-        <w:t>seen</w:t>
-      </w:r>
-      <w:r>
-        <w:t xml:space="preserve">, </w:t>
-      </w:r>
-      <w:r>
-        <w:rPr>
-          <w:rFonts w:ascii="Courier New" w:hAnsi="Courier New" w:eastAsia="Courier New" w:cs="Courier New"/>
-          <w:color w:val="374151"/>
-          <w:sz w:val="19"/>
-        </w:rPr>
-        <w:t>missing</w:t>
-      </w:r>
-      <w:r>
-        <w:t xml:space="preserve"> and </w:t>
-      </w:r>
-      <w:r>
-        <w:rPr>
-          <w:rFonts w:ascii="Courier New" w:hAnsi="Courier New" w:eastAsia="Courier New" w:cs="Courier New"/>
-          <w:color w:val="374151"/>
-          <w:sz w:val="19"/>
-        </w:rPr>
-        <w:t>label_added</w:t>
-      </w:r>
-      <w:r>
-        <w:t>.</w:t>
-      </w:r>
-    </w:p>
-    <w:p>
-      <w:pPr>
-        <w:numPr>
-          <w:ilvl w:val="0"/>
-          <w:numId w:val="952"/>
-        </w:numPr>
-        <w:pStyle w:val="ListParagraph"/>
-      </w:pPr>
-      <w:r>
-        <w:rPr>
-          <w:b/>
-        </w:rPr>
-        <w:t>`POST /v1/labels`:</w:t>
-      </w:r>
-      <w:r>
-        <w:t xml:space="preserve"> takes </w:t>
-      </w:r>
-      <w:r>
-        <w:rPr>
-          <w:rFonts w:ascii="Courier New" w:hAnsi="Courier New" w:eastAsia="Courier New" w:cs="Courier New"/>
-          <w:color w:val="374151"/>
-          <w:sz w:val="19"/>
-        </w:rPr>
-        <w:t>text</w:t>
-      </w:r>
-      <w:r>
-        <w:t xml:space="preserve">, and </w:t>
-      </w:r>
-      <w:r>
-        <w:rPr>
-          <w:rFonts w:ascii="Courier New" w:hAnsi="Courier New" w:eastAsia="Courier New" w:cs="Courier New"/>
-          <w:color w:val="374151"/>
-          <w:sz w:val="19"/>
-        </w:rPr>
-        <w:t>item_id</w:t>
-      </w:r>
-      <w:r>
-        <w:t xml:space="preserve"> for a follow-up voice note; it returns </w:t>
-      </w:r>
-      <w:r>
-        <w:rPr>
-          <w:rFonts w:ascii="Courier New" w:hAnsi="Courier New" w:eastAsia="Courier New" w:cs="Courier New"/>
-          <w:color w:val="374151"/>
-          <w:sz w:val="19"/>
-        </w:rPr>
-        <w:t>item_id</w:t>
-      </w:r>
-      <w:r>
-        <w:t>.</w:t>
-      </w:r>
-    </w:p>
-    <w:p>
-      <w:pPr>
-        <w:numPr>
-          <w:ilvl w:val="0"/>
-          <w:numId w:val="952"/>
-        </w:numPr>
-        <w:pStyle w:val="ListParagraph"/>
-      </w:pPr>
-      <w:r>
-        <w:rPr>
-          <w:b/>
-        </w:rPr>
-        <w:t>`GET /v1/items` fields</w:t>
-      </w:r>
-      <w:r>
-        <w:t xml:space="preserve"> are listed.</w:t>
-      </w:r>
-    </w:p>
-    <w:p>
-      <w:pPr>
-        <w:numPr>
-          <w:ilvl w:val="0"/>
-          <w:numId w:val="952"/>
-        </w:numPr>
-        <w:pStyle w:val="ListParagraph"/>
-      </w:pPr>
-      <w:r>
-        <w:rPr>
-          <w:b/>
-        </w:rPr>
-        <w:t>§7:</w:t>
-      </w:r>
-      <w:r>
-        <w:t xml:space="preserve"> directions are relative to the body and sound to the head; there is a "within reach" line, the facing lock releases past 20°, and the steady tone releases above 40 cm.</w:t>
-      </w:r>
-    </w:p>
-    <w:p>
-      <w:pPr>
-        <w:numPr>
-          <w:ilvl w:val="0"/>
-          <w:numId w:val="952"/>
-        </w:numPr>
-        <w:pStyle w:val="ListParagraph"/>
-      </w:pPr>
-      <w:r>
-        <w:rPr>
-          <w:b/>
-        </w:rPr>
-        <w:t>"Getting my bearings."</w:t>
-      </w:r>
-      <w:r>
-        <w:t xml:space="preserve"> replaces "Marco is getting its bearings."</w:t>
-      </w:r>
-    </w:p>
-    <w:p>
-      <w:pPr>
         <w:pStyle w:val="Heading1"/>
       </w:pPr>
       <w:r>
-        <w:t>12. Changes since v0.2</w:t>
+        <w:t>10. Open questions (decide together)</w:t>
       </w:r>
     </w:p>
     <w:p>
@@ -7844,10 +8114,10 @@
         <w:rPr>
           <w:b/>
         </w:rPr>
-        <w:t>Registrations and labels persist</w:t>
-      </w:r>
-      <w:r>
-        <w:t xml:space="preserve"> across server restarts (§3.3), under </w:t>
+        <w:t>Vision orientation:</w:t>
+      </w:r>
+      <w:r>
+        <w:t xml:space="preserve"> </w:t>
       </w:r>
       <w:r>
         <w:rPr>
@@ -7855,10 +8125,21 @@
           <w:color w:val="374151"/>
           <w:sz w:val="19"/>
         </w:rPr>
-        <w:t>MARCO_DATA/registry/</w:t>
-      </w:r>
-      <w:r>
-        <w:t>.</w:t>
+        <w:t>.up</w:t>
+      </w:r>
+      <w:r>
+        <w:t xml:space="preserve"> versus </w:t>
+      </w:r>
+      <w:r>
+        <w:rPr>
+          <w:rFonts w:ascii="Courier New" w:hAnsi="Courier New" w:eastAsia="Courier New" w:cs="Courier New"/>
+          <w:color w:val="374151"/>
+          <w:sz w:val="19"/>
+        </w:rPr>
+        <w:t>.right</w:t>
+      </w:r>
+      <w:r>
+        <w:t xml:space="preserve"> for the hand pose. Test in hour one.</w:t>
       </w:r>
     </w:p>
     <w:p>
@@ -7873,7 +8154,90 @@
         <w:rPr>
           <w:b/>
         </w:rPr>
-        <w:t>`source`:</w:t>
+        <w:t>Where the server runs: decided (2026-10-17).</w:t>
+      </w:r>
+      <w:r>
+        <w:t xml:space="preserve"> The Vultr GPU box (</w:t>
+      </w:r>
+      <w:r>
+        <w:rPr>
+          <w:rFonts w:ascii="Courier New" w:hAnsi="Courier New" w:eastAsia="Courier New" w:cs="Courier New"/>
+          <w:color w:val="374151"/>
+          <w:sz w:val="19"/>
+        </w:rPr>
+        <w:t>deploy/vultr/</w:t>
+      </w:r>
+      <w:r>
+        <w:t xml:space="preserve">, </w:t>
+      </w:r>
+      <w:r>
+        <w:rPr>
+          <w:rFonts w:ascii="Courier New" w:hAnsi="Courier New" w:eastAsia="Courier New" w:cs="Courier New"/>
+          <w:color w:val="374151"/>
+          <w:sz w:val="19"/>
+        </w:rPr>
+        <w:t>marco-gpu</w:t>
+      </w:r>
+      <w:r>
+        <w:t>) is the primary server; a laptop at the venue is the fallback. Nothing in this contract changes: clients only change the base URL.</w:t>
+      </w:r>
+    </w:p>
+    <w:p>
+      <w:pPr>
+        <w:numPr>
+          <w:ilvl w:val="0"/>
+          <w:numId w:val="954"/>
+        </w:numPr>
+        <w:pStyle w:val="ListParagraph"/>
+      </w:pPr>
+      <w:r>
+        <w:rPr>
+          <w:b/>
+        </w:rPr>
+        <w:t>Who names places</w:t>
+      </w:r>
+      <w:r>
+        <w:t xml:space="preserve"> ("entry table"): the server names them by height, or the user names them during setup.</w:t>
+      </w:r>
+    </w:p>
+    <w:p>
+      <w:pPr>
+        <w:numPr>
+          <w:ilvl w:val="0"/>
+          <w:numId w:val="954"/>
+        </w:numPr>
+        <w:pStyle w:val="ListParagraph"/>
+      </w:pPr>
+      <w:r>
+        <w:rPr>
+          <w:b/>
+        </w:rPr>
+        <w:t>Photon and dashboard routes.</w:t>
+      </w:r>
+      <w:r>
+        <w:t xml:space="preserve"> </w:t>
+      </w:r>
+      <w:r>
+        <w:rPr>
+          <w:rFonts w:ascii="Courier New" w:hAnsi="Courier New" w:eastAsia="Courier New" w:cs="Courier New"/>
+          <w:color w:val="374151"/>
+          <w:sz w:val="19"/>
+        </w:rPr>
+        <w:t>photon/</w:t>
+      </w:r>
+      <w:r>
+        <w:t xml:space="preserve"> and </w:t>
+      </w:r>
+      <w:r>
+        <w:rPr>
+          <w:rFonts w:ascii="Courier New" w:hAnsi="Courier New" w:eastAsia="Courier New" w:cs="Courier New"/>
+          <w:color w:val="374151"/>
+          <w:sz w:val="19"/>
+        </w:rPr>
+        <w:t>frontend/</w:t>
+      </w:r>
+      <w:r>
+        <w:t xml:space="preserve"> were built against the earlier requirements and POC 26 paths. Status of each:</w:t>
       </w:r>
     </w:p>
     <w:p>
@@ -7885,7 +8249,13 @@
         <w:pStyle w:val="ListParagraph"/>
       </w:pPr>
       <w:r>
-        <w:t xml:space="preserve">optional on </w:t>
+        <w:rPr>
+          <w:b/>
+        </w:rPr>
+        <w:t>Photon: decided (2026-10-17).</w:t>
+      </w:r>
+      <w:r>
+        <w:t xml:space="preserve"> </w:t>
       </w:r>
       <w:r>
         <w:rPr>
@@ -7893,10 +8263,10 @@
           <w:color w:val="374151"/>
           <w:sz w:val="19"/>
         </w:rPr>
-        <w:t>POST /v1/items</w:t>
-      </w:r>
-      <w:r>
-        <w:t xml:space="preserve"> (default </w:t>
+        <w:t>photon/</w:t>
+      </w:r>
+      <w:r>
+        <w:t xml:space="preserve"> adopted §5 as written, on Photon 2.0, with no format changes. The phone never talks to </w:t>
       </w:r>
       <w:r>
         <w:rPr>
@@ -7904,10 +8274,10 @@
           <w:color w:val="374151"/>
           <w:sz w:val="19"/>
         </w:rPr>
-        <w:t>app</w:t>
-      </w:r>
-      <w:r>
-        <w:t xml:space="preserve">) and </w:t>
+        <w:t>photon/</w:t>
+      </w:r>
+      <w:r>
+        <w:t xml:space="preserve">. Two optional additions are proposed in </w:t>
       </w:r>
       <w:r>
         <w:rPr>
@@ -7915,10 +8285,10 @@
           <w:color w:val="374151"/>
           <w:sz w:val="19"/>
         </w:rPr>
-        <w:t>POST /v1/labels</w:t>
-      </w:r>
-      <w:r>
-        <w:t xml:space="preserve"> (default </w:t>
+        <w:t>STATUS.md</w:t>
+      </w:r>
+      <w:r>
+        <w:t xml:space="preserve"> (</w:t>
       </w:r>
       <w:r>
         <w:rPr>
@@ -7926,10 +8296,21 @@
           <w:color w:val="374151"/>
           <w:sz w:val="19"/>
         </w:rPr>
-        <w:t>photon</w:t>
-      </w:r>
-      <w:r>
-        <w:t>);</w:t>
+        <w:t>label_request_seen</w:t>
+      </w:r>
+      <w:r>
+        <w:t xml:space="preserve">, </w:t>
+      </w:r>
+      <w:r>
+        <w:rPr>
+          <w:rFonts w:ascii="Courier New" w:hAnsi="Courier New" w:eastAsia="Courier New" w:cs="Courier New"/>
+          <w:color w:val="374151"/>
+          <w:sz w:val="19"/>
+        </w:rPr>
+        <w:t>label_unknown</w:t>
+      </w:r>
+      <w:r>
+        <w:t>); they are not part of this contract.</w:t>
       </w:r>
     </w:p>
     <w:p>
@@ -7941,7 +8322,13 @@
         <w:pStyle w:val="ListParagraph"/>
       </w:pPr>
       <w:r>
-        <w:t xml:space="preserve">listed in </w:t>
+        <w:rPr>
+          <w:b/>
+        </w:rPr>
+        <w:t>Dashboard: decided (2026-10-18).</w:t>
+      </w:r>
+      <w:r>
+        <w:t xml:space="preserve"> The server serves </w:t>
       </w:r>
       <w:r>
         <w:rPr>
@@ -7949,28 +8336,10 @@
           <w:color w:val="374151"/>
           <w:sz w:val="19"/>
         </w:rPr>
-        <w:t>GET /v1/items</w:t>
-      </w:r>
-      <w:r>
-        <w:t>.</w:t>
-      </w:r>
-    </w:p>
-    <w:p>
-      <w:pPr>
-        <w:numPr>
-          <w:ilvl w:val="0"/>
-          <w:numId w:val="954"/>
-        </w:numPr>
-        <w:pStyle w:val="ListParagraph"/>
-      </w:pPr>
-      <w:r>
-        <w:rPr>
-          <w:b/>
-        </w:rPr>
-        <w:t>New route</w:t>
-      </w:r>
-      <w:r>
-        <w:t xml:space="preserve"> </w:t>
+        <w:t>frontend/</w:t>
+      </w:r>
+      <w:r>
+        <w:t xml:space="preserve">'s own contract (§6, </w:t>
       </w:r>
       <w:r>
         <w:rPr>
@@ -7978,10 +8347,10 @@
           <w:color w:val="374151"/>
           <w:sz w:val="19"/>
         </w:rPr>
-        <w:t>DELETE /v1/items?source=…</w:t>
-      </w:r>
-      <w:r>
-        <w:t xml:space="preserve">, which forgets one source's items. Photon's </w:t>
+        <w:t>marco/dashboard.py</w:t>
+      </w:r>
+      <w:r>
+        <w:t xml:space="preserve">). The phone gained </w:t>
       </w:r>
       <w:r>
         <w:rPr>
@@ -7989,28 +8358,10 @@
           <w:color w:val="374151"/>
           <w:sz w:val="19"/>
         </w:rPr>
-        <w:t>/restart</w:t>
-      </w:r>
-      <w:r>
-        <w:t xml:space="preserve"> command uses it (§5).</w:t>
-      </w:r>
-    </w:p>
-    <w:p>
-      <w:pPr>
-        <w:numPr>
-          <w:ilvl w:val="0"/>
-          <w:numId w:val="954"/>
-        </w:numPr>
-        <w:pStyle w:val="ListParagraph"/>
-      </w:pPr>
-      <w:r>
-        <w:rPr>
-          <w:b/>
-        </w:rPr>
-        <w:t>Dashboard API</w:t>
-      </w:r>
-      <w:r>
-        <w:t xml:space="preserve"> (§6): </w:t>
+        <w:t>command</w:t>
+      </w:r>
+      <w:r>
+        <w:t xml:space="preserve"> and </w:t>
       </w:r>
       <w:r>
         <w:rPr>
@@ -8018,113 +8369,18 @@
           <w:color w:val="374151"/>
           <w:sz w:val="19"/>
         </w:rPr>
-        <w:t>GET /dashboard/snapshot</w:t>
-      </w:r>
-      <w:r>
-        <w:t xml:space="preserve">, </w:t>
-      </w:r>
-      <w:r>
-        <w:rPr>
-          <w:rFonts w:ascii="Courier New" w:hAnsi="Courier New" w:eastAsia="Courier New" w:cs="Courier New"/>
-          <w:color w:val="374151"/>
-          <w:sz w:val="19"/>
-        </w:rPr>
-        <w:t>WS /events</w:t>
-      </w:r>
-      <w:r>
-        <w:t xml:space="preserve">, </w:t>
-      </w:r>
-      <w:r>
-        <w:rPr>
-          <w:rFonts w:ascii="Courier New" w:hAnsi="Courier New" w:eastAsia="Courier New" w:cs="Courier New"/>
-          <w:color w:val="374151"/>
-          <w:sz w:val="19"/>
-        </w:rPr>
-        <w:t>POST /dashboard/commands</w:t>
-      </w:r>
-      <w:r>
-        <w:t xml:space="preserve">, </w:t>
-      </w:r>
-      <w:r>
-        <w:rPr>
-          <w:rFonts w:ascii="Courier New" w:hAnsi="Courier New" w:eastAsia="Courier New" w:cs="Courier New"/>
-          <w:color w:val="374151"/>
-          <w:sz w:val="19"/>
-        </w:rPr>
-        <w:t>GET /media/…</w:t>
-      </w:r>
-      <w:r>
-        <w:t xml:space="preserve"> and </w:t>
-      </w:r>
-      <w:r>
-        <w:rPr>
-          <w:rFonts w:ascii="Courier New" w:hAnsi="Courier New" w:eastAsia="Courier New" w:cs="Courier New"/>
-          <w:color w:val="374151"/>
-          <w:sz w:val="19"/>
-        </w:rPr>
-        <w:t>/app/…</w:t>
-      </w:r>
-      <w:r>
-        <w:t xml:space="preserve">, each also under </w:t>
-      </w:r>
-      <w:r>
-        <w:rPr>
-          <w:rFonts w:ascii="Courier New" w:hAnsi="Courier New" w:eastAsia="Courier New" w:cs="Courier New"/>
-          <w:color w:val="374151"/>
-          <w:sz w:val="19"/>
-        </w:rPr>
-        <w:t>/api/…</w:t>
-      </w:r>
-      <w:r>
-        <w:t>, all behind the auth gate.</w:t>
+        <w:t>command_ack</w:t>
+      </w:r>
+      <w:r>
+        <w:t xml:space="preserve"> for Find and Stop.</w:t>
       </w:r>
     </w:p>
     <w:p>
       <w:pPr>
-        <w:numPr>
-          <w:ilvl w:val="0"/>
-          <w:numId w:val="954"/>
-        </w:numPr>
-        <w:pStyle w:val="ListParagraph"/>
-      </w:pPr>
-      <w:r>
-        <w:rPr>
-          <w:b/>
-        </w:rPr>
-        <w:t>New phone messages for dashboard Find and Stop:</w:t>
-      </w:r>
-      <w:r>
-        <w:t xml:space="preserve"> </w:t>
-      </w:r>
-      <w:r>
-        <w:rPr>
-          <w:rFonts w:ascii="Courier New" w:hAnsi="Courier New" w:eastAsia="Courier New" w:cs="Courier New"/>
-          <w:color w:val="374151"/>
-          <w:sz w:val="19"/>
-        </w:rPr>
-        <w:t>command</w:t>
-      </w:r>
-      <w:r>
-        <w:t xml:space="preserve"> (server to phone, §4) and </w:t>
-      </w:r>
-      <w:r>
-        <w:rPr>
-          <w:rFonts w:ascii="Courier New" w:hAnsi="Courier New" w:eastAsia="Courier New" w:cs="Courier New"/>
-          <w:color w:val="374151"/>
-          <w:sz w:val="19"/>
-        </w:rPr>
-        <w:t>command_ack</w:t>
-      </w:r>
-      <w:r>
-        <w:t xml:space="preserve"> (phone to server, §3.2).</w:t>
-      </w:r>
-    </w:p>
-    <w:p>
-      <w:pPr>
         <w:pStyle w:val="Heading1"/>
       </w:pPr>
       <w:r>
-        <w:t>13. Changes since v0.3</w:t>
+        <w:t>11. Changes since v0.1</w:t>
       </w:r>
     </w:p>
     <w:p>
@@ -8139,10 +8395,10 @@
         <w:rPr>
           <w:b/>
         </w:rPr>
-        <w:t>Output-only ElevenLabs:</w:t>
-      </w:r>
-      <w:r>
-        <w:t xml:space="preserve"> authenticated </w:t>
+        <w:t>Compression:</w:t>
+      </w:r>
+      <w:r>
+        <w:t xml:space="preserve"> DEFLATE, where raw DEFLATE (Apple's </w:t>
       </w:r>
       <w:r>
         <w:rPr>
@@ -8150,10 +8406,10 @@
           <w:color w:val="374151"/>
           <w:sz w:val="19"/>
         </w:rPr>
-        <w:t>POST /v1/speech</w:t>
-      </w:r>
-      <w:r>
-        <w:t xml:space="preserve"> (§3.5), short exact text to mono WAV, bounded caching/timeouts and Apple fallback. iOS plays it through the existing spatial voice node.</w:t>
+        <w:t>.zlib</w:t>
+      </w:r>
+      <w:r>
+        <w:t>) and zlib are both accepted.</w:t>
       </w:r>
     </w:p>
     <w:p>
@@ -8168,10 +8424,10 @@
         <w:rPr>
           <w:b/>
         </w:rPr>
-        <w:t>Typed Photon labels:</w:t>
-      </w:r>
-      <w:r>
-        <w:t xml:space="preserve"> no Scribe, transcription or new caregiver audio labels. Photos and typed names, retries, corrections and source attribution stay. Stored legacy media and optional wire fields remain compatible.</w:t>
+        <w:t>`session_id`</w:t>
+      </w:r>
+      <w:r>
+        <w:t xml:space="preserve"> is on every phone message (hand, guidance, query and map too).</w:t>
       </w:r>
     </w:p>
     <w:p>
@@ -8186,10 +8442,10 @@
         <w:rPr>
           <w:b/>
         </w:rPr>
-        <w:t>A hand over the guided item no longer makes it `missing`</w:t>
-      </w:r>
-      <w:r>
-        <w:t xml:space="preserve"> (§7 step 7). Close up, the detector usually can't see the item under the hand. That used to mark the item </w:t>
+        <w:t>Hand message:</w:t>
+      </w:r>
+      <w:r>
+        <w:t xml:space="preserve"> gains </w:t>
       </w:r>
       <w:r>
         <w:rPr>
@@ -8197,10 +8453,54 @@
           <w:color w:val="374151"/>
           <w:sz w:val="19"/>
         </w:rPr>
-        <w:t>missing</w:t>
-      </w:r>
-      <w:r>
-        <w:t xml:space="preserve"> after 3 frames, which took it out of touch matching, so the touch, and with it the end of the search, never came.</w:t>
+        <w:t>map_id</w:t>
+      </w:r>
+      <w:r>
+        <w:t>. The server uses the latest frame's intrinsics, and the joint names are spelled out.</w:t>
+      </w:r>
+    </w:p>
+    <w:p>
+      <w:pPr>
+        <w:numPr>
+          <w:ilvl w:val="0"/>
+          <w:numId w:val="956"/>
+        </w:numPr>
+        <w:pStyle w:val="ListParagraph"/>
+      </w:pPr>
+      <w:r>
+        <w:rPr>
+          <w:b/>
+        </w:rPr>
+        <w:t>New query</w:t>
+      </w:r>
+      <w:r>
+        <w:t xml:space="preserve"> </w:t>
+      </w:r>
+      <w:r>
+        <w:rPr>
+          <w:rFonts w:ascii="Courier New" w:hAnsi="Courier New" w:eastAsia="Courier New" w:cs="Courier New"/>
+          <w:color w:val="374151"/>
+          <w:sz w:val="19"/>
+        </w:rPr>
+        <w:t>set_place door</w:t>
+      </w:r>
+      <w:r>
+        <w:t>, with its answer.</w:t>
+      </w:r>
+    </w:p>
+    <w:p>
+      <w:pPr>
+        <w:numPr>
+          <w:ilvl w:val="0"/>
+          <w:numId w:val="956"/>
+        </w:numPr>
+        <w:pStyle w:val="ListParagraph"/>
+      </w:pPr>
+      <w:r>
+        <w:rPr>
+          <w:b/>
+        </w:rPr>
+        <w:t>Find answers:</w:t>
       </w:r>
     </w:p>
     <w:p>
@@ -8212,7 +8512,26 @@
         <w:pStyle w:val="ListParagraph"/>
       </w:pPr>
       <w:r>
-        <w:t>Frames where a hand is within 35 cm of an item don't count as misses.</w:t>
+        <w:rPr>
+          <w:rFonts w:ascii="Courier New" w:hAnsi="Courier New" w:eastAsia="Courier New" w:cs="Courier New"/>
+          <w:color w:val="374151"/>
+          <w:sz w:val="19"/>
+        </w:rPr>
+        <w:t>reason</w:t>
+      </w:r>
+      <w:r>
+        <w:t xml:space="preserve"> adds </w:t>
+      </w:r>
+      <w:r>
+        <w:rPr>
+          <w:rFonts w:ascii="Courier New" w:hAnsi="Courier New" w:eastAsia="Courier New" w:cs="Courier New"/>
+          <w:color w:val="374151"/>
+          <w:sz w:val="19"/>
+        </w:rPr>
+        <w:t>not_registered</w:t>
+      </w:r>
+      <w:r>
+        <w:t>;</w:t>
       </w:r>
     </w:p>
     <w:p>
@@ -8224,18 +8543,15 @@
         <w:pStyle w:val="ListParagraph"/>
       </w:pPr>
       <w:r>
-        <w:t xml:space="preserve">An item that disappears after a hand was at it is </w:t>
-      </w:r>
-      <w:r>
         <w:rPr>
           <w:rFonts w:ascii="Courier New" w:hAnsi="Courier New" w:eastAsia="Courier New" w:cs="Courier New"/>
           <w:color w:val="374151"/>
           <w:sz w:val="19"/>
         </w:rPr>
-        <w:t>picked_up</w:t>
-      </w:r>
-      <w:r>
-        <w:t xml:space="preserve">, not </w:t>
+        <w:t>not_where_last_seen</w:t>
+      </w:r>
+      <w:r>
+        <w:t xml:space="preserve"> carries </w:t>
       </w:r>
       <w:r>
         <w:rPr>
@@ -8243,7 +8559,41 @@
           <w:color w:val="374151"/>
           <w:sz w:val="19"/>
         </w:rPr>
-        <w:t>missing</w:t>
+        <w:t>last_position</w:t>
+      </w:r>
+      <w:r>
+        <w:t xml:space="preserve"> and </w:t>
+      </w:r>
+      <w:r>
+        <w:rPr>
+          <w:rFonts w:ascii="Courier New" w:hAnsi="Courier New" w:eastAsia="Courier New" w:cs="Courier New"/>
+          <w:color w:val="374151"/>
+          <w:sz w:val="19"/>
+        </w:rPr>
+        <w:t>surface</w:t>
+      </w:r>
+      <w:r>
+        <w:t>;</w:t>
+      </w:r>
+    </w:p>
+    <w:p>
+      <w:pPr>
+        <w:numPr>
+          <w:ilvl w:val="1"/>
+          <w:numId w:val="957"/>
+        </w:numPr>
+        <w:pStyle w:val="ListParagraph"/>
+      </w:pPr>
+      <w:r>
+        <w:t xml:space="preserve">found answers carry </w:t>
+      </w:r>
+      <w:r>
+        <w:rPr>
+          <w:rFonts w:ascii="Courier New" w:hAnsi="Courier New" w:eastAsia="Courier New" w:cs="Courier New"/>
+          <w:color w:val="374151"/>
+          <w:sz w:val="19"/>
+        </w:rPr>
+        <w:t>state</w:t>
       </w:r>
       <w:r>
         <w:t>.</w:t>
@@ -8261,22 +8611,174 @@
         <w:rPr>
           <w:b/>
         </w:rPr>
-        <w:t>Room layout on the dashboard map</w:t>
-      </w:r>
-      <w:r>
-        <w:t xml:space="preserve"> (§6):</w:t>
+        <w:t>Event kinds:</w:t>
+      </w:r>
+      <w:r>
+        <w:t xml:space="preserve"> added </w:t>
+      </w:r>
+      <w:r>
+        <w:rPr>
+          <w:rFonts w:ascii="Courier New" w:hAnsi="Courier New" w:eastAsia="Courier New" w:cs="Courier New"/>
+          <w:color w:val="374151"/>
+          <w:sz w:val="19"/>
+        </w:rPr>
+        <w:t>seen</w:t>
+      </w:r>
+      <w:r>
+        <w:t xml:space="preserve">, </w:t>
+      </w:r>
+      <w:r>
+        <w:rPr>
+          <w:rFonts w:ascii="Courier New" w:hAnsi="Courier New" w:eastAsia="Courier New" w:cs="Courier New"/>
+          <w:color w:val="374151"/>
+          <w:sz w:val="19"/>
+        </w:rPr>
+        <w:t>missing</w:t>
+      </w:r>
+      <w:r>
+        <w:t xml:space="preserve"> and </w:t>
+      </w:r>
+      <w:r>
+        <w:rPr>
+          <w:rFonts w:ascii="Courier New" w:hAnsi="Courier New" w:eastAsia="Courier New" w:cs="Courier New"/>
+          <w:color w:val="374151"/>
+          <w:sz w:val="19"/>
+        </w:rPr>
+        <w:t>label_added</w:t>
+      </w:r>
+      <w:r>
+        <w:t>.</w:t>
       </w:r>
     </w:p>
     <w:p>
       <w:pPr>
         <w:numPr>
-          <w:ilvl w:val="1"/>
+          <w:ilvl w:val="0"/>
+          <w:numId w:val="956"/>
+        </w:numPr>
+        <w:pStyle w:val="ListParagraph"/>
+      </w:pPr>
+      <w:r>
+        <w:rPr>
+          <w:b/>
+        </w:rPr>
+        <w:t>`POST /v1/labels`:</w:t>
+      </w:r>
+      <w:r>
+        <w:t xml:space="preserve"> takes </w:t>
+      </w:r>
+      <w:r>
+        <w:rPr>
+          <w:rFonts w:ascii="Courier New" w:hAnsi="Courier New" w:eastAsia="Courier New" w:cs="Courier New"/>
+          <w:color w:val="374151"/>
+          <w:sz w:val="19"/>
+        </w:rPr>
+        <w:t>text</w:t>
+      </w:r>
+      <w:r>
+        <w:t xml:space="preserve">, and </w:t>
+      </w:r>
+      <w:r>
+        <w:rPr>
+          <w:rFonts w:ascii="Courier New" w:hAnsi="Courier New" w:eastAsia="Courier New" w:cs="Courier New"/>
+          <w:color w:val="374151"/>
+          <w:sz w:val="19"/>
+        </w:rPr>
+        <w:t>item_id</w:t>
+      </w:r>
+      <w:r>
+        <w:t xml:space="preserve"> for a follow-up voice note; it returns </w:t>
+      </w:r>
+      <w:r>
+        <w:rPr>
+          <w:rFonts w:ascii="Courier New" w:hAnsi="Courier New" w:eastAsia="Courier New" w:cs="Courier New"/>
+          <w:color w:val="374151"/>
+          <w:sz w:val="19"/>
+        </w:rPr>
+        <w:t>item_id</w:t>
+      </w:r>
+      <w:r>
+        <w:t>.</w:t>
+      </w:r>
+    </w:p>
+    <w:p>
+      <w:pPr>
+        <w:numPr>
+          <w:ilvl w:val="0"/>
+          <w:numId w:val="956"/>
+        </w:numPr>
+        <w:pStyle w:val="ListParagraph"/>
+      </w:pPr>
+      <w:r>
+        <w:rPr>
+          <w:b/>
+        </w:rPr>
+        <w:t>`GET /v1/items` fields</w:t>
+      </w:r>
+      <w:r>
+        <w:t xml:space="preserve"> are listed.</w:t>
+      </w:r>
+    </w:p>
+    <w:p>
+      <w:pPr>
+        <w:numPr>
+          <w:ilvl w:val="0"/>
+          <w:numId w:val="956"/>
+        </w:numPr>
+        <w:pStyle w:val="ListParagraph"/>
+      </w:pPr>
+      <w:r>
+        <w:rPr>
+          <w:b/>
+        </w:rPr>
+        <w:t>§7:</w:t>
+      </w:r>
+      <w:r>
+        <w:t xml:space="preserve"> directions are relative to the body and sound to the head; there is a "within reach" line, the facing lock releases past 20°, and the steady tone releases above 40 cm.</w:t>
+      </w:r>
+    </w:p>
+    <w:p>
+      <w:pPr>
+        <w:numPr>
+          <w:ilvl w:val="0"/>
+          <w:numId w:val="956"/>
+        </w:numPr>
+        <w:pStyle w:val="ListParagraph"/>
+      </w:pPr>
+      <w:r>
+        <w:rPr>
+          <w:b/>
+        </w:rPr>
+        <w:t>"Getting my bearings."</w:t>
+      </w:r>
+      <w:r>
+        <w:t xml:space="preserve"> replaces "Marco is getting its bearings."</w:t>
+      </w:r>
+    </w:p>
+    <w:p>
+      <w:pPr>
+        <w:pStyle w:val="Heading1"/>
+      </w:pPr>
+      <w:r>
+        <w:t>12. Changes since v0.2</w:t>
+      </w:r>
+    </w:p>
+    <w:p>
+      <w:pPr>
+        <w:numPr>
+          <w:ilvl w:val="0"/>
           <w:numId w:val="958"/>
         </w:numPr>
         <w:pStyle w:val="ListParagraph"/>
       </w:pPr>
       <w:r>
-        <w:t xml:space="preserve">a new raw-feed message, </w:t>
+        <w:rPr>
+          <w:b/>
+        </w:rPr>
+        <w:t>Registrations and labels persist</w:t>
+      </w:r>
+      <w:r>
+        <w:t xml:space="preserve"> across server restarts (§3.3), under </w:t>
       </w:r>
       <w:r>
         <w:rPr>
@@ -8284,22 +8786,37 @@
           <w:color w:val="374151"/>
           <w:sz w:val="19"/>
         </w:rPr>
-        <w:t>room_layout</w:t>
-      </w:r>
-      <w:r>
-        <w:t>;</w:t>
+        <w:t>MARCO_DATA/registry/</w:t>
+      </w:r>
+      <w:r>
+        <w:t>.</w:t>
       </w:r>
     </w:p>
     <w:p>
       <w:pPr>
         <w:numPr>
-          <w:ilvl w:val="1"/>
+          <w:ilvl w:val="0"/>
           <w:numId w:val="958"/>
         </w:numPr>
         <w:pStyle w:val="ListParagraph"/>
       </w:pPr>
       <w:r>
-        <w:t xml:space="preserve">in the snapshot, </w:t>
+        <w:rPr>
+          <w:b/>
+        </w:rPr>
+        <w:t>`source`:</w:t>
+      </w:r>
+    </w:p>
+    <w:p>
+      <w:pPr>
+        <w:numPr>
+          <w:ilvl w:val="1"/>
+          <w:numId w:val="959"/>
+        </w:numPr>
+        <w:pStyle w:val="ListParagraph"/>
+      </w:pPr>
+      <w:r>
+        <w:t xml:space="preserve">optional on </w:t>
       </w:r>
       <w:r>
         <w:rPr>
@@ -8307,10 +8824,10 @@
           <w:color w:val="374151"/>
           <w:sz w:val="19"/>
         </w:rPr>
-        <w:t>map.walls</w:t>
-      </w:r>
-      <w:r>
-        <w:t xml:space="preserve"> is filled, and there is a new optional </w:t>
+        <w:t>POST /v1/items</w:t>
+      </w:r>
+      <w:r>
+        <w:t xml:space="preserve"> (default </w:t>
       </w:r>
       <w:r>
         <w:rPr>
@@ -8318,22 +8835,73 @@
           <w:color w:val="374151"/>
           <w:sz w:val="19"/>
         </w:rPr>
-        <w:t>map.landmarks</w:t>
-      </w:r>
-      <w:r>
-        <w:t>;</w:t>
+        <w:t>app</w:t>
+      </w:r>
+      <w:r>
+        <w:t xml:space="preserve">) and </w:t>
+      </w:r>
+      <w:r>
+        <w:rPr>
+          <w:rFonts w:ascii="Courier New" w:hAnsi="Courier New" w:eastAsia="Courier New" w:cs="Courier New"/>
+          <w:color w:val="374151"/>
+          <w:sz w:val="19"/>
+        </w:rPr>
+        <w:t>POST /v1/labels</w:t>
+      </w:r>
+      <w:r>
+        <w:t xml:space="preserve"> (default </w:t>
+      </w:r>
+      <w:r>
+        <w:rPr>
+          <w:rFonts w:ascii="Courier New" w:hAnsi="Courier New" w:eastAsia="Courier New" w:cs="Courier New"/>
+          <w:color w:val="374151"/>
+          <w:sz w:val="19"/>
+        </w:rPr>
+        <w:t>photon</w:t>
+      </w:r>
+      <w:r>
+        <w:t>);</w:t>
       </w:r>
     </w:p>
     <w:p>
       <w:pPr>
         <w:numPr>
           <w:ilvl w:val="1"/>
+          <w:numId w:val="959"/>
+        </w:numPr>
+        <w:pStyle w:val="ListParagraph"/>
+      </w:pPr>
+      <w:r>
+        <w:t xml:space="preserve">listed in </w:t>
+      </w:r>
+      <w:r>
+        <w:rPr>
+          <w:rFonts w:ascii="Courier New" w:hAnsi="Courier New" w:eastAsia="Courier New" w:cs="Courier New"/>
+          <w:color w:val="374151"/>
+          <w:sz w:val="19"/>
+        </w:rPr>
+        <w:t>GET /v1/items</w:t>
+      </w:r>
+      <w:r>
+        <w:t>.</w:t>
+      </w:r>
+    </w:p>
+    <w:p>
+      <w:pPr>
+        <w:numPr>
+          <w:ilvl w:val="0"/>
           <w:numId w:val="958"/>
         </w:numPr>
         <w:pStyle w:val="ListParagraph"/>
       </w:pPr>
       <w:r>
-        <w:t xml:space="preserve">a new </w:t>
+        <w:rPr>
+          <w:b/>
+        </w:rPr>
+        <w:t>New route</w:t>
+      </w:r>
+      <w:r>
+        <w:t xml:space="preserve"> </w:t>
       </w:r>
       <w:r>
         <w:rPr>
@@ -8341,10 +8909,446 @@
           <w:color w:val="374151"/>
           <w:sz w:val="19"/>
         </w:rPr>
+        <w:t>DELETE /v1/items?source=…</w:t>
+      </w:r>
+      <w:r>
+        <w:t xml:space="preserve">, which forgets one source's items. Photon's </w:t>
+      </w:r>
+      <w:r>
+        <w:rPr>
+          <w:rFonts w:ascii="Courier New" w:hAnsi="Courier New" w:eastAsia="Courier New" w:cs="Courier New"/>
+          <w:color w:val="374151"/>
+          <w:sz w:val="19"/>
+        </w:rPr>
+        <w:t>/restart</w:t>
+      </w:r>
+      <w:r>
+        <w:t xml:space="preserve"> command uses it (§5).</w:t>
+      </w:r>
+    </w:p>
+    <w:p>
+      <w:pPr>
+        <w:numPr>
+          <w:ilvl w:val="0"/>
+          <w:numId w:val="958"/>
+        </w:numPr>
+        <w:pStyle w:val="ListParagraph"/>
+      </w:pPr>
+      <w:r>
+        <w:rPr>
+          <w:b/>
+        </w:rPr>
+        <w:t>Dashboard API</w:t>
+      </w:r>
+      <w:r>
+        <w:t xml:space="preserve"> (§6): </w:t>
+      </w:r>
+      <w:r>
+        <w:rPr>
+          <w:rFonts w:ascii="Courier New" w:hAnsi="Courier New" w:eastAsia="Courier New" w:cs="Courier New"/>
+          <w:color w:val="374151"/>
+          <w:sz w:val="19"/>
+        </w:rPr>
+        <w:t>GET /dashboard/snapshot</w:t>
+      </w:r>
+      <w:r>
+        <w:t xml:space="preserve">, </w:t>
+      </w:r>
+      <w:r>
+        <w:rPr>
+          <w:rFonts w:ascii="Courier New" w:hAnsi="Courier New" w:eastAsia="Courier New" w:cs="Courier New"/>
+          <w:color w:val="374151"/>
+          <w:sz w:val="19"/>
+        </w:rPr>
+        <w:t>WS /events</w:t>
+      </w:r>
+      <w:r>
+        <w:t xml:space="preserve">, </w:t>
+      </w:r>
+      <w:r>
+        <w:rPr>
+          <w:rFonts w:ascii="Courier New" w:hAnsi="Courier New" w:eastAsia="Courier New" w:cs="Courier New"/>
+          <w:color w:val="374151"/>
+          <w:sz w:val="19"/>
+        </w:rPr>
+        <w:t>POST /dashboard/commands</w:t>
+      </w:r>
+      <w:r>
+        <w:t xml:space="preserve">, </w:t>
+      </w:r>
+      <w:r>
+        <w:rPr>
+          <w:rFonts w:ascii="Courier New" w:hAnsi="Courier New" w:eastAsia="Courier New" w:cs="Courier New"/>
+          <w:color w:val="374151"/>
+          <w:sz w:val="19"/>
+        </w:rPr>
+        <w:t>GET /media/…</w:t>
+      </w:r>
+      <w:r>
+        <w:t xml:space="preserve"> and </w:t>
+      </w:r>
+      <w:r>
+        <w:rPr>
+          <w:rFonts w:ascii="Courier New" w:hAnsi="Courier New" w:eastAsia="Courier New" w:cs="Courier New"/>
+          <w:color w:val="374151"/>
+          <w:sz w:val="19"/>
+        </w:rPr>
+        <w:t>/app/…</w:t>
+      </w:r>
+      <w:r>
+        <w:t xml:space="preserve">, each also under </w:t>
+      </w:r>
+      <w:r>
+        <w:rPr>
+          <w:rFonts w:ascii="Courier New" w:hAnsi="Courier New" w:eastAsia="Courier New" w:cs="Courier New"/>
+          <w:color w:val="374151"/>
+          <w:sz w:val="19"/>
+        </w:rPr>
+        <w:t>/api/…</w:t>
+      </w:r>
+      <w:r>
+        <w:t>, all behind the auth gate.</w:t>
+      </w:r>
+    </w:p>
+    <w:p>
+      <w:pPr>
+        <w:numPr>
+          <w:ilvl w:val="0"/>
+          <w:numId w:val="958"/>
+        </w:numPr>
+        <w:pStyle w:val="ListParagraph"/>
+      </w:pPr>
+      <w:r>
+        <w:rPr>
+          <w:b/>
+        </w:rPr>
+        <w:t>New phone messages for dashboard Find and Stop:</w:t>
+      </w:r>
+      <w:r>
+        <w:t xml:space="preserve"> </w:t>
+      </w:r>
+      <w:r>
+        <w:rPr>
+          <w:rFonts w:ascii="Courier New" w:hAnsi="Courier New" w:eastAsia="Courier New" w:cs="Courier New"/>
+          <w:color w:val="374151"/>
+          <w:sz w:val="19"/>
+        </w:rPr>
+        <w:t>command</w:t>
+      </w:r>
+      <w:r>
+        <w:t xml:space="preserve"> (server to phone, §4) and </w:t>
+      </w:r>
+      <w:r>
+        <w:rPr>
+          <w:rFonts w:ascii="Courier New" w:hAnsi="Courier New" w:eastAsia="Courier New" w:cs="Courier New"/>
+          <w:color w:val="374151"/>
+          <w:sz w:val="19"/>
+        </w:rPr>
+        <w:t>command_ack</w:t>
+      </w:r>
+      <w:r>
+        <w:t xml:space="preserve"> (phone to server, §3.2).</w:t>
+      </w:r>
+    </w:p>
+    <w:p>
+      <w:pPr>
+        <w:pStyle w:val="Heading1"/>
+      </w:pPr>
+      <w:r>
+        <w:t>13. Changes since v0.3</w:t>
+      </w:r>
+    </w:p>
+    <w:p>
+      <w:pPr>
+        <w:numPr>
+          <w:ilvl w:val="0"/>
+          <w:numId w:val="960"/>
+        </w:numPr>
+        <w:pStyle w:val="ListParagraph"/>
+      </w:pPr>
+      <w:r>
+        <w:rPr>
+          <w:b/>
+        </w:rPr>
+        <w:t>Output-only ElevenLabs:</w:t>
+      </w:r>
+      <w:r>
+        <w:t xml:space="preserve"> authenticated </w:t>
+      </w:r>
+      <w:r>
+        <w:rPr>
+          <w:rFonts w:ascii="Courier New" w:hAnsi="Courier New" w:eastAsia="Courier New" w:cs="Courier New"/>
+          <w:color w:val="374151"/>
+          <w:sz w:val="19"/>
+        </w:rPr>
+        <w:t>POST /v1/speech</w:t>
+      </w:r>
+      <w:r>
+        <w:t xml:space="preserve"> (§3.5), short exact text to mono WAV, bounded caching/timeouts and Apple fallback. iOS plays it through the existing spatial voice node.</w:t>
+      </w:r>
+    </w:p>
+    <w:p>
+      <w:pPr>
+        <w:numPr>
+          <w:ilvl w:val="0"/>
+          <w:numId w:val="960"/>
+        </w:numPr>
+        <w:pStyle w:val="ListParagraph"/>
+      </w:pPr>
+      <w:r>
+        <w:rPr>
+          <w:b/>
+        </w:rPr>
+        <w:t>Typed Photon labels:</w:t>
+      </w:r>
+      <w:r>
+        <w:t xml:space="preserve"> no Scribe, transcription or new caregiver audio labels. Photos and typed names, retries, corrections and source attribution stay. Stored legacy media and optional wire fields remain compatible.</w:t>
+      </w:r>
+    </w:p>
+    <w:p>
+      <w:pPr>
+        <w:numPr>
+          <w:ilvl w:val="0"/>
+          <w:numId w:val="960"/>
+        </w:numPr>
+        <w:pStyle w:val="ListParagraph"/>
+      </w:pPr>
+      <w:r>
+        <w:rPr>
+          <w:b/>
+        </w:rPr>
+        <w:t>A hand over the guided item no longer makes it `missing`</w:t>
+      </w:r>
+      <w:r>
+        <w:t xml:space="preserve"> (§7 step 7). Close up, the detector usually can't see the item under the hand. That used to mark the item </w:t>
+      </w:r>
+      <w:r>
+        <w:rPr>
+          <w:rFonts w:ascii="Courier New" w:hAnsi="Courier New" w:eastAsia="Courier New" w:cs="Courier New"/>
+          <w:color w:val="374151"/>
+          <w:sz w:val="19"/>
+        </w:rPr>
+        <w:t>missing</w:t>
+      </w:r>
+      <w:r>
+        <w:t xml:space="preserve"> after 3 frames, which took it out of touch matching, so the touch, and with it the end of the search, never came.</w:t>
+      </w:r>
+    </w:p>
+    <w:p>
+      <w:pPr>
+        <w:numPr>
+          <w:ilvl w:val="1"/>
+          <w:numId w:val="961"/>
+        </w:numPr>
+        <w:pStyle w:val="ListParagraph"/>
+      </w:pPr>
+      <w:r>
+        <w:t>Frames where a hand is within 35 cm of an item don't count as misses.</w:t>
+      </w:r>
+    </w:p>
+    <w:p>
+      <w:pPr>
+        <w:numPr>
+          <w:ilvl w:val="1"/>
+          <w:numId w:val="961"/>
+        </w:numPr>
+        <w:pStyle w:val="ListParagraph"/>
+      </w:pPr>
+      <w:r>
+        <w:t xml:space="preserve">An item that disappears after a hand was at it is </w:t>
+      </w:r>
+      <w:r>
+        <w:rPr>
+          <w:rFonts w:ascii="Courier New" w:hAnsi="Courier New" w:eastAsia="Courier New" w:cs="Courier New"/>
+          <w:color w:val="374151"/>
+          <w:sz w:val="19"/>
+        </w:rPr>
+        <w:t>picked_up</w:t>
+      </w:r>
+      <w:r>
+        <w:t xml:space="preserve">, not </w:t>
+      </w:r>
+      <w:r>
+        <w:rPr>
+          <w:rFonts w:ascii="Courier New" w:hAnsi="Courier New" w:eastAsia="Courier New" w:cs="Courier New"/>
+          <w:color w:val="374151"/>
+          <w:sz w:val="19"/>
+        </w:rPr>
+        <w:t>missing</w:t>
+      </w:r>
+      <w:r>
+        <w:t>.</w:t>
+      </w:r>
+    </w:p>
+    <w:p>
+      <w:pPr>
+        <w:numPr>
+          <w:ilvl w:val="0"/>
+          <w:numId w:val="960"/>
+        </w:numPr>
+        <w:pStyle w:val="ListParagraph"/>
+      </w:pPr>
+      <w:r>
+        <w:rPr>
+          <w:b/>
+        </w:rPr>
+        <w:t>Room layout on the dashboard map</w:t>
+      </w:r>
+      <w:r>
+        <w:t xml:space="preserve"> (§6):</w:t>
+      </w:r>
+    </w:p>
+    <w:p>
+      <w:pPr>
+        <w:numPr>
+          <w:ilvl w:val="1"/>
+          <w:numId w:val="962"/>
+        </w:numPr>
+        <w:pStyle w:val="ListParagraph"/>
+      </w:pPr>
+      <w:r>
+        <w:t xml:space="preserve">a new raw-feed message, </w:t>
+      </w:r>
+      <w:r>
+        <w:rPr>
+          <w:rFonts w:ascii="Courier New" w:hAnsi="Courier New" w:eastAsia="Courier New" w:cs="Courier New"/>
+          <w:color w:val="374151"/>
+          <w:sz w:val="19"/>
+        </w:rPr>
+        <w:t>room_layout</w:t>
+      </w:r>
+      <w:r>
+        <w:t>;</w:t>
+      </w:r>
+    </w:p>
+    <w:p>
+      <w:pPr>
+        <w:numPr>
+          <w:ilvl w:val="1"/>
+          <w:numId w:val="962"/>
+        </w:numPr>
+        <w:pStyle w:val="ListParagraph"/>
+      </w:pPr>
+      <w:r>
+        <w:t xml:space="preserve">in the snapshot, </w:t>
+      </w:r>
+      <w:r>
+        <w:rPr>
+          <w:rFonts w:ascii="Courier New" w:hAnsi="Courier New" w:eastAsia="Courier New" w:cs="Courier New"/>
+          <w:color w:val="374151"/>
+          <w:sz w:val="19"/>
+        </w:rPr>
+        <w:t>map.walls</w:t>
+      </w:r>
+      <w:r>
+        <w:t xml:space="preserve"> is filled, and there is a new optional </w:t>
+      </w:r>
+      <w:r>
+        <w:rPr>
+          <w:rFonts w:ascii="Courier New" w:hAnsi="Courier New" w:eastAsia="Courier New" w:cs="Courier New"/>
+          <w:color w:val="374151"/>
+          <w:sz w:val="19"/>
+        </w:rPr>
+        <w:t>map.landmarks</w:t>
+      </w:r>
+      <w:r>
+        <w:t>;</w:t>
+      </w:r>
+    </w:p>
+    <w:p>
+      <w:pPr>
+        <w:numPr>
+          <w:ilvl w:val="1"/>
+          <w:numId w:val="962"/>
+        </w:numPr>
+        <w:pStyle w:val="ListParagraph"/>
+      </w:pPr>
+      <w:r>
+        <w:t xml:space="preserve">a new </w:t>
+      </w:r>
+      <w:r>
+        <w:rPr>
+          <w:rFonts w:ascii="Courier New" w:hAnsi="Courier New" w:eastAsia="Courier New" w:cs="Courier New"/>
+          <w:color w:val="374151"/>
+          <w:sz w:val="19"/>
+        </w:rPr>
         <w:t>map_id</w:t>
       </w:r>
       <w:r>
         <w:t xml:space="preserve"> on a frame now starts a fresh room map (old-frame voxels used to stay).</w:t>
+      </w:r>
+    </w:p>
+    <w:p>
+      <w:pPr>
+        <w:numPr>
+          <w:ilvl w:val="0"/>
+          <w:numId w:val="960"/>
+        </w:numPr>
+        <w:pStyle w:val="ListParagraph"/>
+      </w:pPr>
+      <w:r>
+        <w:rPr>
+          <w:b/>
+        </w:rPr>
+        <w:t>What the wearer hears:</w:t>
+      </w:r>
+      <w:r>
+        <w:t xml:space="preserve"> new phone messages </w:t>
+      </w:r>
+      <w:r>
+        <w:rPr>
+          <w:rFonts w:ascii="Courier New" w:hAnsi="Courier New" w:eastAsia="Courier New" w:cs="Courier New"/>
+          <w:color w:val="374151"/>
+          <w:sz w:val="19"/>
+        </w:rPr>
+        <w:t>sound</w:t>
+      </w:r>
+      <w:r>
+        <w:t xml:space="preserve"> and </w:t>
+      </w:r>
+      <w:r>
+        <w:rPr>
+          <w:rFonts w:ascii="Courier New" w:hAnsi="Courier New" w:eastAsia="Courier New" w:cs="Courier New"/>
+          <w:color w:val="374151"/>
+          <w:sz w:val="19"/>
+        </w:rPr>
+        <w:t>sound_field</w:t>
+      </w:r>
+      <w:r>
+        <w:t xml:space="preserve"> (§3.2), relayed to the dashboard as </w:t>
+      </w:r>
+      <w:r>
+        <w:rPr>
+          <w:rFonts w:ascii="Courier New" w:hAnsi="Courier New" w:eastAsia="Courier New" w:cs="Courier New"/>
+          <w:color w:val="374151"/>
+          <w:sz w:val="19"/>
+        </w:rPr>
+        <w:t>dashboard.sound</w:t>
+      </w:r>
+      <w:r>
+        <w:t xml:space="preserve"> on </w:t>
+      </w:r>
+      <w:r>
+        <w:rPr>
+          <w:rFonts w:ascii="Courier New" w:hAnsi="Courier New" w:eastAsia="Courier New" w:cs="Courier New"/>
+          <w:color w:val="374151"/>
+          <w:sz w:val="19"/>
+        </w:rPr>
+        <w:t>/events</w:t>
+      </w:r>
+      <w:r>
+        <w:t xml:space="preserve">; </w:t>
+      </w:r>
+      <w:r>
+        <w:rPr>
+          <w:rFonts w:ascii="Courier New" w:hAnsi="Courier New" w:eastAsia="Courier New" w:cs="Courier New"/>
+          <w:color w:val="374151"/>
+          <w:sz w:val="19"/>
+        </w:rPr>
+        <w:t>navigation.spokenInstruction</w:t>
+      </w:r>
+      <w:r>
+        <w:t xml:space="preserve"> now carries the phone's spoken line (§6).</w:t>
       </w:r>
     </w:p>
     <w:sectPr>
@@ -8883,7 +9887,7 @@
   </w:num>
   <w:num w:numId="917">
     <w:abstractNumId w:val="900"/>
-    <w:lvlOverride w:ilvl="0">
+    <w:lvlOverride w:ilvl="1">
       <w:startOverride w:val="1"/>
     </w:lvlOverride>
   </w:num>
@@ -8895,12 +9899,12 @@
   </w:num>
   <w:num w:numId="919">
     <w:abstractNumId w:val="900"/>
-    <w:lvlOverride w:ilvl="1">
+    <w:lvlOverride w:ilvl="0">
       <w:startOverride w:val="1"/>
     </w:lvlOverride>
   </w:num>
   <w:num w:numId="920">
-    <w:abstractNumId w:val="901"/>
+    <w:abstractNumId w:val="900"/>
     <w:lvlOverride w:ilvl="0">
       <w:startOverride w:val="1"/>
     </w:lvlOverride>
@@ -8913,19 +9917,19 @@
   </w:num>
   <w:num w:numId="922">
     <w:abstractNumId w:val="900"/>
-    <w:lvlOverride w:ilvl="0">
+    <w:lvlOverride w:ilvl="1">
       <w:startOverride w:val="1"/>
     </w:lvlOverride>
   </w:num>
   <w:num w:numId="923">
-    <w:abstractNumId w:val="900"/>
+    <w:abstractNumId w:val="901"/>
     <w:lvlOverride w:ilvl="0">
       <w:startOverride w:val="1"/>
     </w:lvlOverride>
   </w:num>
   <w:num w:numId="924">
     <w:abstractNumId w:val="900"/>
-    <w:lvlOverride w:ilvl="0">
+    <w:lvlOverride w:ilvl="1">
       <w:startOverride w:val="1"/>
     </w:lvlOverride>
   </w:num>
@@ -8955,7 +9959,7 @@
   </w:num>
   <w:num w:numId="929">
     <w:abstractNumId w:val="900"/>
-    <w:lvlOverride w:ilvl="1">
+    <w:lvlOverride w:ilvl="0">
       <w:startOverride w:val="1"/>
     </w:lvlOverride>
   </w:num>
@@ -8967,7 +9971,7 @@
   </w:num>
   <w:num w:numId="931">
     <w:abstractNumId w:val="900"/>
-    <w:lvlOverride w:ilvl="1">
+    <w:lvlOverride w:ilvl="0">
       <w:startOverride w:val="1"/>
     </w:lvlOverride>
   </w:num>
@@ -8991,13 +9995,13 @@
   </w:num>
   <w:num w:numId="935">
     <w:abstractNumId w:val="900"/>
-    <w:lvlOverride w:ilvl="0">
+    <w:lvlOverride w:ilvl="1">
       <w:startOverride w:val="1"/>
     </w:lvlOverride>
   </w:num>
   <w:num w:numId="936">
     <w:abstractNumId w:val="900"/>
-    <w:lvlOverride w:ilvl="1">
+    <w:lvlOverride w:ilvl="0">
       <w:startOverride w:val="1"/>
     </w:lvlOverride>
   </w:num>
@@ -9009,36 +10013,36 @@
   </w:num>
   <w:num w:numId="938">
     <w:abstractNumId w:val="900"/>
-    <w:lvlOverride w:ilvl="2">
+    <w:lvlOverride w:ilvl="0">
       <w:startOverride w:val="1"/>
     </w:lvlOverride>
   </w:num>
   <w:num w:numId="939">
     <w:abstractNumId w:val="900"/>
-    <w:lvlOverride w:ilvl="2">
+    <w:lvlOverride w:ilvl="1">
       <w:startOverride w:val="1"/>
     </w:lvlOverride>
   </w:num>
   <w:num w:numId="940">
     <w:abstractNumId w:val="900"/>
-    <w:lvlOverride w:ilvl="0">
+    <w:lvlOverride w:ilvl="1">
       <w:startOverride w:val="1"/>
     </w:lvlOverride>
   </w:num>
   <w:num w:numId="941">
-    <w:abstractNumId w:val="901"/>
-    <w:lvlOverride w:ilvl="0">
+    <w:abstractNumId w:val="900"/>
+    <w:lvlOverride w:ilvl="2">
       <w:startOverride w:val="1"/>
     </w:lvlOverride>
   </w:num>
   <w:num w:numId="942">
     <w:abstractNumId w:val="900"/>
-    <w:lvlOverride w:ilvl="1">
+    <w:lvlOverride w:ilvl="2">
       <w:startOverride w:val="1"/>
     </w:lvlOverride>
   </w:num>
   <w:num w:numId="943">
-    <w:abstractNumId w:val="901"/>
+    <w:abstractNumId w:val="900"/>
     <w:lvlOverride w:ilvl="0">
       <w:startOverride w:val="1"/>
     </w:lvlOverride>
@@ -9057,25 +10061,25 @@
   </w:num>
   <w:num w:numId="946">
     <w:abstractNumId w:val="900"/>
-    <w:lvlOverride w:ilvl="0">
+    <w:lvlOverride w:ilvl="1">
       <w:startOverride w:val="1"/>
     </w:lvlOverride>
   </w:num>
   <w:num w:numId="947">
-    <w:abstractNumId w:val="900"/>
+    <w:abstractNumId w:val="901"/>
     <w:lvlOverride w:ilvl="0">
       <w:startOverride w:val="1"/>
     </w:lvlOverride>
   </w:num>
   <w:num w:numId="948">
-    <w:abstractNumId w:val="901"/>
-    <w:lvlOverride w:ilvl="0">
+    <w:abstractNumId w:val="900"/>
+    <w:lvlOverride w:ilvl="1">
       <w:startOverride w:val="1"/>
     </w:lvlOverride>
   </w:num>
   <w:num w:numId="949">
-    <w:abstractNumId w:val="900"/>
-    <w:lvlOverride w:ilvl="1">
+    <w:abstractNumId w:val="901"/>
+    <w:lvlOverride w:ilvl="0">
       <w:startOverride w:val="1"/>
     </w:lvlOverride>
   </w:num>
@@ -9087,12 +10091,12 @@
   </w:num>
   <w:num w:numId="951">
     <w:abstractNumId w:val="900"/>
-    <w:lvlOverride w:ilvl="1">
+    <w:lvlOverride w:ilvl="0">
       <w:startOverride w:val="1"/>
     </w:lvlOverride>
   </w:num>
   <w:num w:numId="952">
-    <w:abstractNumId w:val="900"/>
+    <w:abstractNumId w:val="901"/>
     <w:lvlOverride w:ilvl="0">
       <w:startOverride w:val="1"/>
     </w:lvlOverride>
@@ -9128,6 +10132,30 @@
     </w:lvlOverride>
   </w:num>
   <w:num w:numId="958">
+    <w:abstractNumId w:val="900"/>
+    <w:lvlOverride w:ilvl="0">
+      <w:startOverride w:val="1"/>
+    </w:lvlOverride>
+  </w:num>
+  <w:num w:numId="959">
+    <w:abstractNumId w:val="900"/>
+    <w:lvlOverride w:ilvl="1">
+      <w:startOverride w:val="1"/>
+    </w:lvlOverride>
+  </w:num>
+  <w:num w:numId="960">
+    <w:abstractNumId w:val="900"/>
+    <w:lvlOverride w:ilvl="0">
+      <w:startOverride w:val="1"/>
+    </w:lvlOverride>
+  </w:num>
+  <w:num w:numId="961">
+    <w:abstractNumId w:val="900"/>
+    <w:lvlOverride w:ilvl="1">
+      <w:startOverride w:val="1"/>
+    </w:lvlOverride>
+  </w:num>
+  <w:num w:numId="962">
     <w:abstractNumId w:val="900"/>
     <w:lvlOverride w:ilvl="1">
       <w:startOverride w:val="1"/>

--- a/docs/INTERFACES.docx
+++ b/docs/INTERFACES.docx
@@ -7270,6 +7270,28 @@
           <w:sz w:val="19"/>
         </w:rPr>
         <w:t>GET /v1/items</w:t>
+      </w:r>
+      <w:r>
+        <w:t xml:space="preserve">. For debugging, </w:t>
+      </w:r>
+      <w:r>
+        <w:rPr>
+          <w:rFonts w:ascii="Courier New" w:hAnsi="Courier New" w:eastAsia="Courier New" w:cs="Courier New"/>
+          <w:color w:val="374151"/>
+          <w:sz w:val="19"/>
+        </w:rPr>
+        <w:t>GET /v1/debug/detection</w:t>
+      </w:r>
+      <w:r>
+        <w:t xml:space="preserve"> gives, for the last 30 frames, each item's presence scores and where it was placed (or why not); see </w:t>
+      </w:r>
+      <w:r>
+        <w:rPr>
+          <w:rFonts w:ascii="Courier New" w:hAnsi="Courier New" w:eastAsia="Courier New" w:cs="Courier New"/>
+          <w:color w:val="374151"/>
+          <w:sz w:val="19"/>
+        </w:rPr>
+        <w:t>server/README.md</w:t>
       </w:r>
       <w:r>
         <w:t xml:space="preserve">. The pre-recorded outside-view 3D video can be rendered from </w:t>

--- a/docs/INTERFACES.docx
+++ b/docs/INTERFACES.docx
@@ -2057,7 +2057,7 @@
         <w:t>beep</w:t>
       </w:r>
       <w:r>
-        <w:t xml:space="preserve"> (with </w:t>
+        <w:t xml:space="preserve"> (any beacon pulse or reach ping, with </w:t>
       </w:r>
       <w:r>
         <w:rPr>
@@ -2068,7 +2068,7 @@
         <w:t>muffled</w:t>
       </w:r>
       <w:r>
-        <w:t xml:space="preserve"> true while the item is behind the head), </w:t>
+        <w:t xml:space="preserve"> true for the behind sound), </w:t>
       </w:r>
       <w:r>
         <w:rPr>
@@ -2079,7 +2079,7 @@
         <w:t>ding</w:t>
       </w:r>
       <w:r>
-        <w:t xml:space="preserve"> (facing), </w:t>
+        <w:t xml:space="preserve"> (facing, and the stop notes), </w:t>
       </w:r>
       <w:r>
         <w:rPr>
@@ -3994,7 +3994,7 @@
         <w:t>hand_proximity</w:t>
       </w:r>
       <w:r>
-        <w:t xml:space="preserve"> is sent 15 times a second while guiding: the hand's distance to the target, which drives the steady tone in §7. It's measured from the fingertip, or from the knuckles or wrist when the back of the hand hides the fingertip from the chest camera.</w:t>
+        <w:t xml:space="preserve"> is sent 15 times a second while guiding: the hand's distance to the target, which drives the reach pings and the steady tone in §7. It's measured from the fingertip, or from the knuckles or wrist when the back of the hand hides the fingertip from the chest camera.</w:t>
       </w:r>
     </w:p>
     <w:p>
@@ -7488,10 +7488,78 @@
         <w:rPr>
           <w:b/>
         </w:rPr>
-        <w:t>Beacon:</w:t>
-      </w:r>
-      <w:r>
-        <w:t xml:space="preserve"> beeps from </w:t>
+        <w:t>Beacon</w:t>
+      </w:r>
+      <w:r>
+        <w:t xml:space="preserve"> from the item, after the opening line, rendered relative to the </w:t>
+      </w:r>
+      <w:r>
+        <w:rPr>
+          <w:b/>
+        </w:rPr>
+        <w:t>head</w:t>
+      </w:r>
+      <w:r>
+        <w:t>: the fused yaw, advanced by the audio output latency so a sound is placed where the head will be when it is heard. Three sounds say where the item is without relying on the HRTF:</w:t>
+      </w:r>
+    </w:p>
+    <w:p>
+      <w:pPr>
+        <w:numPr>
+          <w:ilvl w:val="1"/>
+          <w:numId w:val="947"/>
+        </w:numPr>
+        <w:pStyle w:val="ListParagraph"/>
+      </w:pPr>
+      <w:r>
+        <w:rPr>
+          <w:b/>
+        </w:rPr>
+        <w:t>behind</w:t>
+      </w:r>
+      <w:r>
+        <w:t xml:space="preserve"> (|relative azimuth| above 110°, back under 100°): a low, muffled beep every 0.55 s;</w:t>
+      </w:r>
+    </w:p>
+    <w:p>
+      <w:pPr>
+        <w:numPr>
+          <w:ilvl w:val="1"/>
+          <w:numId w:val="947"/>
+        </w:numPr>
+        <w:pStyle w:val="ListParagraph"/>
+      </w:pPr>
+      <w:r>
+        <w:rPr>
+          <w:b/>
+        </w:rPr>
+        <w:t>off to one side:</w:t>
+      </w:r>
+      <w:r>
+        <w:t xml:space="preserve"> a plain beep every 0.4 s;</w:t>
+      </w:r>
+    </w:p>
+    <w:p>
+      <w:pPr>
+        <w:numPr>
+          <w:ilvl w:val="1"/>
+          <w:numId w:val="947"/>
+        </w:numPr>
+        <w:pStyle w:val="ListParagraph"/>
+      </w:pPr>
+      <w:r>
+        <w:rPr>
+          <w:b/>
+        </w:rPr>
+        <w:t>on the beam</w:t>
+      </w:r>
+      <w:r>
+        <w:t xml:space="preserve"> (step 4): a bright pulse whose pace is the distance (step 5).</w:t>
+      </w:r>
+    </w:p>
+    <w:p>
+      <w:r>
+        <w:t>The beacon is never played behind the head (</w:t>
       </w:r>
       <w:r>
         <w:rPr>
@@ -7499,26 +7567,17 @@
           <w:color w:val="374151"/>
           <w:sz w:val="19"/>
         </w:rPr>
-        <w:t>position</w:t>
-      </w:r>
-      <w:r>
-        <w:t xml:space="preserve">, rendered relative to the </w:t>
-      </w:r>
-      <w:r>
-        <w:rPr>
-          <w:b/>
-        </w:rPr>
-        <w:t>head</w:t>
-      </w:r>
-      <w:r>
-        <w:t xml:space="preserve"> (fused yaw). They're muffled and lower while the item is behind the head (|relative azimuth| more than 90°).</w:t>
+        <w:t>BeaconWarp</w:t>
+      </w:r>
+      <w:r>
+        <w:t>): errors up to 30° are doubled, 30-90° are squeezed into 60-90°, and anything further round is pinned at 90° on the shorter turning side. Once within reach, the direction is true.</w:t>
       </w:r>
     </w:p>
     <w:p>
       <w:pPr>
         <w:numPr>
           <w:ilvl w:val="0"/>
-          <w:numId w:val="945"/>
+          <w:numId w:val="948"/>
         </w:numPr>
         <w:pStyle w:val="ListParagraph"/>
       </w:pPr>
@@ -7526,17 +7585,17 @@
         <w:rPr>
           <w:b/>
         </w:rPr>
-        <w:t>Facing</w:t>
-      </w:r>
-      <w:r>
-        <w:t xml:space="preserve"> (|relative azimuth| 12° or less): a double ding plus a haptic, once per lock. The lock releases past 20°.</w:t>
+        <w:t>On the beam</w:t>
+      </w:r>
+      <w:r>
+        <w:t xml:space="preserve"> (|relative azimuth| within max(12°, atan(0.3 m / distance)), a corridor 30 cm either side of the item): a double ding plus a haptic, once per lock. The lock releases 8° outside that, and drifting off swaps to the plain beep at once.</w:t>
       </w:r>
     </w:p>
     <w:p>
       <w:pPr>
         <w:numPr>
           <w:ilvl w:val="0"/>
-          <w:numId w:val="945"/>
+          <w:numId w:val="948"/>
         </w:numPr>
         <w:pStyle w:val="ListParagraph"/>
       </w:pPr>
@@ -7547,23 +7606,23 @@
         <w:t>Walking:</w:t>
       </w:r>
       <w:r>
-        <w:t xml:space="preserve"> the gap between beeps = clamp(0.15 + 0.35 × distance, 0.15, 1.0) s. </w:t>
-      </w:r>
-      <w:r>
-        <w:rPr>
-          <w:i/>
-        </w:rPr>
-        <w:t>"Within reach, on the {surface}"</w:t>
-      </w:r>
-      <w:r>
-        <w:t xml:space="preserve"> is said once at 0.6 m (POC 5).</w:t>
+        <w:t xml:space="preserve"> the gap between bright pulses = clamp(0.3 × distance^0.8, 0.2, 0.95) s. </w:t>
+      </w:r>
+      <w:r>
+        <w:rPr>
+          <w:b/>
+        </w:rPr>
+        <w:t>Stop</w:t>
+      </w:r>
+      <w:r>
+        <w:t xml:space="preserve"> at 0.6 m, called earlier by 0.5 s of walking speed (at most 0.3 m): three rising notes and a haptic, then a soft ping from the item every 1.1 s. Walking back beyond 1.1 m re-arms it. Nothing is spoken between the opening line and the touch: the beeps do the guiding.</w:t>
       </w:r>
     </w:p>
     <w:p>
       <w:pPr>
         <w:numPr>
           <w:ilvl w:val="0"/>
-          <w:numId w:val="945"/>
+          <w:numId w:val="948"/>
         </w:numPr>
         <w:pStyle w:val="ListParagraph"/>
       </w:pPr>
@@ -7571,7 +7630,7 @@
         <w:rPr>
           <w:b/>
         </w:rPr>
-        <w:t>Steady tone</w:t>
+        <w:t>Reach</w:t>
       </w:r>
       <w:r>
         <w:t xml:space="preserve"> once </w:t>
@@ -7585,14 +7644,23 @@
         <w:t>hand_proximity.distance_m</w:t>
       </w:r>
       <w:r>
-        <w:t xml:space="preserve"> is 0.30 or less. It releases above 0.40, or when proximity is older than 0.5 s.</w:t>
+        <w:t xml:space="preserve"> is 0.45 or less (it releases above 0.55, or when proximity is older than 0.5 s): pings from the item that rise in pitch (six steps, D5 to D6) and speed up (0.3 s apart at 45 cm, 0.13 s at 10 cm). The </w:t>
+      </w:r>
+      <w:r>
+        <w:rPr>
+          <w:b/>
+        </w:rPr>
+        <w:t>steady tone</w:t>
+      </w:r>
+      <w:r>
+        <w:t>, the top pitch, plays at 5 cm or less and releases above 9 cm.</w:t>
       </w:r>
     </w:p>
     <w:p>
       <w:pPr>
         <w:numPr>
           <w:ilvl w:val="0"/>
-          <w:numId w:val="945"/>
+          <w:numId w:val="948"/>
         </w:numPr>
         <w:pStyle w:val="ListParagraph"/>
       </w:pPr>
@@ -7667,119 +7735,6 @@
           <w:b/>
         </w:rPr>
         <w:t>Vedant needs from Utkarsh:</w:t>
-      </w:r>
-    </w:p>
-    <w:p>
-      <w:pPr>
-        <w:numPr>
-          <w:ilvl w:val="0"/>
-          <w:numId w:val="947"/>
-        </w:numPr>
-        <w:pStyle w:val="ListParagraph"/>
-      </w:pPr>
-      <w:r>
-        <w:t>The frame upload (§3.1).</w:t>
-      </w:r>
-    </w:p>
-    <w:p>
-      <w:pPr>
-        <w:numPr>
-          <w:ilvl w:val="0"/>
-          <w:numId w:val="947"/>
-        </w:numPr>
-        <w:pStyle w:val="ListParagraph"/>
-      </w:pPr>
-      <w:r>
-        <w:t>The pose stream and the hand stream (§3.2).</w:t>
-      </w:r>
-    </w:p>
-    <w:p>
-      <w:pPr>
-        <w:numPr>
-          <w:ilvl w:val="0"/>
-          <w:numId w:val="947"/>
-        </w:numPr>
-        <w:pStyle w:val="ListParagraph"/>
-      </w:pPr>
-      <w:r>
-        <w:t xml:space="preserve">The </w:t>
-      </w:r>
-      <w:r>
-        <w:rPr>
-          <w:rFonts w:ascii="Courier New" w:hAnsi="Courier New" w:eastAsia="Courier New" w:cs="Courier New"/>
-          <w:color w:val="374151"/>
-          <w:sz w:val="19"/>
-        </w:rPr>
-        <w:t>map</w:t>
-      </w:r>
-      <w:r>
-        <w:t xml:space="preserve"> messages (§3.4).</w:t>
-      </w:r>
-    </w:p>
-    <w:p>
-      <w:pPr>
-        <w:numPr>
-          <w:ilvl w:val="0"/>
-          <w:numId w:val="947"/>
-        </w:numPr>
-        <w:pStyle w:val="ListParagraph"/>
-      </w:pPr>
-      <w:r>
-        <w:t>A 5-minute recorded session saved to disk in exactly these formats (frames, poses, hands), so Vedant can build against real data before the app is finished.</w:t>
-      </w:r>
-    </w:p>
-    <w:p>
-      <w:pPr>
-        <w:numPr>
-          <w:ilvl w:val="1"/>
-          <w:numId w:val="948"/>
-        </w:numPr>
-        <w:pStyle w:val="ListParagraph"/>
-      </w:pPr>
-      <w:r>
-        <w:t xml:space="preserve">The server records every session it receives under </w:t>
-      </w:r>
-      <w:r>
-        <w:rPr>
-          <w:rFonts w:ascii="Courier New" w:hAnsi="Courier New" w:eastAsia="Courier New" w:cs="Courier New"/>
-          <w:color w:val="374151"/>
-          <w:sz w:val="19"/>
-        </w:rPr>
-        <w:t>server/data/sessions/&lt;session_id&gt;/</w:t>
-      </w:r>
-      <w:r>
-        <w:t>. Running the app against the server is enough.</w:t>
-      </w:r>
-    </w:p>
-    <w:p>
-      <w:pPr>
-        <w:numPr>
-          <w:ilvl w:val="1"/>
-          <w:numId w:val="948"/>
-        </w:numPr>
-        <w:pStyle w:val="ListParagraph"/>
-      </w:pPr>
-      <w:r>
-        <w:t xml:space="preserve">Until then, a Stray Scanner recording converts with </w:t>
-      </w:r>
-      <w:r>
-        <w:rPr>
-          <w:rFonts w:ascii="Courier New" w:hAnsi="Courier New" w:eastAsia="Courier New" w:cs="Courier New"/>
-          <w:color w:val="374151"/>
-          <w:sz w:val="19"/>
-        </w:rPr>
-        <w:t>server/tools/stray_session.py</w:t>
-      </w:r>
-      <w:r>
-        <w:t>.</w:t>
-      </w:r>
-    </w:p>
-    <w:p>
-      <w:r>
-        <w:rPr>
-          <w:b/>
-        </w:rPr>
-        <w:t>Utkarsh needs from Vedant:</w:t>
       </w:r>
     </w:p>
     <w:p>
@@ -7791,51 +7746,7 @@
         <w:pStyle w:val="ListParagraph"/>
       </w:pPr>
       <w:r>
-        <w:t xml:space="preserve">A stub server that accepts everything above and returns fake </w:t>
-      </w:r>
-      <w:r>
-        <w:rPr>
-          <w:rFonts w:ascii="Courier New" w:hAnsi="Courier New" w:eastAsia="Courier New" w:cs="Courier New"/>
-          <w:color w:val="374151"/>
-          <w:sz w:val="19"/>
-        </w:rPr>
-        <w:t>answer</w:t>
-      </w:r>
-      <w:r>
-        <w:t xml:space="preserve"> / </w:t>
-      </w:r>
-      <w:r>
-        <w:rPr>
-          <w:rFonts w:ascii="Courier New" w:hAnsi="Courier New" w:eastAsia="Courier New" w:cs="Courier New"/>
-          <w:color w:val="374151"/>
-          <w:sz w:val="19"/>
-        </w:rPr>
-        <w:t>touch</w:t>
-      </w:r>
-      <w:r>
-        <w:t xml:space="preserve"> / </w:t>
-      </w:r>
-      <w:r>
-        <w:rPr>
-          <w:rFonts w:ascii="Courier New" w:hAnsi="Courier New" w:eastAsia="Courier New" w:cs="Courier New"/>
-          <w:color w:val="374151"/>
-          <w:sz w:val="19"/>
-        </w:rPr>
-        <w:t>event</w:t>
-      </w:r>
-      <w:r>
-        <w:t xml:space="preserve"> messages (</w:t>
-      </w:r>
-      <w:r>
-        <w:rPr>
-          <w:rFonts w:ascii="Courier New" w:hAnsi="Courier New" w:eastAsia="Courier New" w:cs="Courier New"/>
-          <w:color w:val="374151"/>
-          <w:sz w:val="19"/>
-        </w:rPr>
-        <w:t>MARCO_MODE=stub</w:t>
-      </w:r>
-      <w:r>
-        <w:t>, the default).</w:t>
+        <w:t>The frame upload (§3.1).</w:t>
       </w:r>
     </w:p>
     <w:p>
@@ -7847,18 +7758,7 @@
         <w:pStyle w:val="ListParagraph"/>
       </w:pPr>
       <w:r>
-        <w:t>Then the real ones (</w:t>
-      </w:r>
-      <w:r>
-        <w:rPr>
-          <w:rFonts w:ascii="Courier New" w:hAnsi="Courier New" w:eastAsia="Courier New" w:cs="Courier New"/>
-          <w:color w:val="374151"/>
-          <w:sz w:val="19"/>
-        </w:rPr>
-        <w:t>MARCO_MODE=real</w:t>
-      </w:r>
-      <w:r>
-        <w:t>).</w:t>
+        <w:t>The pose stream and the hand stream (§3.2).</w:t>
       </w:r>
     </w:p>
     <w:p>
@@ -7870,7 +7770,18 @@
         <w:pStyle w:val="ListParagraph"/>
       </w:pPr>
       <w:r>
-        <w:t>Typed labels and the speech route (§3.5). Legacy label audio URLs remain optional compatibility fields.</w:t>
+        <w:t xml:space="preserve">The </w:t>
+      </w:r>
+      <w:r>
+        <w:rPr>
+          <w:rFonts w:ascii="Courier New" w:hAnsi="Courier New" w:eastAsia="Courier New" w:cs="Courier New"/>
+          <w:color w:val="374151"/>
+          <w:sz w:val="19"/>
+        </w:rPr>
+        <w:t>map</w:t>
+      </w:r>
+      <w:r>
+        <w:t xml:space="preserve"> messages (§3.4).</w:t>
       </w:r>
     </w:p>
     <w:p>
@@ -7882,35 +7793,42 @@
         <w:pStyle w:val="ListParagraph"/>
       </w:pPr>
       <w:r>
+        <w:t>A 5-minute recorded session saved to disk in exactly these formats (frames, poses, hands), so Vedant can build against real data before the app is finished.</w:t>
+      </w:r>
+    </w:p>
+    <w:p>
+      <w:pPr>
+        <w:numPr>
+          <w:ilvl w:val="1"/>
+          <w:numId w:val="950"/>
+        </w:numPr>
+        <w:pStyle w:val="ListParagraph"/>
+      </w:pPr>
+      <w:r>
+        <w:t xml:space="preserve">The server records every session it receives under </w:t>
+      </w:r>
+      <w:r>
         <w:rPr>
           <w:rFonts w:ascii="Courier New" w:hAnsi="Courier New" w:eastAsia="Courier New" w:cs="Courier New"/>
           <w:color w:val="374151"/>
           <w:sz w:val="19"/>
         </w:rPr>
-        <w:t>label_request</w:t>
-      </w:r>
-      <w:r>
-        <w:t xml:space="preserve"> events for Photon.</w:t>
+        <w:t>server/data/sessions/&lt;session_id&gt;/</w:t>
+      </w:r>
+      <w:r>
+        <w:t>. Running the app against the server is enough.</w:t>
       </w:r>
     </w:p>
     <w:p>
-      <w:r>
-        <w:rPr>
-          <w:b/>
-        </w:rPr>
-        <w:t>The dashboard needs from Vedant:</w:t>
-      </w:r>
-    </w:p>
-    <w:p>
       <w:pPr>
         <w:numPr>
-          <w:ilvl w:val="0"/>
+          <w:ilvl w:val="1"/>
           <w:numId w:val="950"/>
         </w:numPr>
         <w:pStyle w:val="ListParagraph"/>
       </w:pPr>
       <w:r>
-        <w:t xml:space="preserve">the </w:t>
+        <w:t xml:space="preserve">Until then, a Stray Scanner recording converts with </w:t>
       </w:r>
       <w:r>
         <w:rPr>
@@ -7918,21 +7836,10 @@
           <w:color w:val="374151"/>
           <w:sz w:val="19"/>
         </w:rPr>
-        <w:t>/v1/dashboard</w:t>
-      </w:r>
-      <w:r>
-        <w:t xml:space="preserve"> feed with recorded or fake data first (</w:t>
-      </w:r>
-      <w:r>
-        <w:rPr>
-          <w:rFonts w:ascii="Courier New" w:hAnsi="Courier New" w:eastAsia="Courier New" w:cs="Courier New"/>
-          <w:color w:val="374151"/>
-          <w:sz w:val="19"/>
-        </w:rPr>
-        <w:t>server/tools/replay.py</w:t>
-      </w:r>
-      <w:r>
-        <w:t>), then live.</w:t>
+        <w:t>server/tools/stray_session.py</w:t>
+      </w:r>
+      <w:r>
+        <w:t>.</w:t>
       </w:r>
     </w:p>
     <w:p>
@@ -7940,10 +7847,7 @@
         <w:rPr>
           <w:b/>
         </w:rPr>
-        <w:t>Everyone:</w:t>
-      </w:r>
-      <w:r>
-        <w:t xml:space="preserve"> the server is private:</w:t>
+        <w:t>Utkarsh needs from Vedant:</w:t>
       </w:r>
     </w:p>
     <w:p>
@@ -7955,7 +7859,7 @@
         <w:pStyle w:val="ListParagraph"/>
       </w:pPr>
       <w:r>
-        <w:t xml:space="preserve">it binds 127.0.0.1 only and is reached through </w:t>
+        <w:t xml:space="preserve">A stub server that accepts everything above and returns fake </w:t>
       </w:r>
       <w:r>
         <w:rPr>
@@ -7963,10 +7867,43 @@
           <w:color w:val="374151"/>
           <w:sz w:val="19"/>
         </w:rPr>
-        <w:t>tailscale serve</w:t>
-      </w:r>
-      <w:r>
-        <w:t>;</w:t>
+        <w:t>answer</w:t>
+      </w:r>
+      <w:r>
+        <w:t xml:space="preserve"> / </w:t>
+      </w:r>
+      <w:r>
+        <w:rPr>
+          <w:rFonts w:ascii="Courier New" w:hAnsi="Courier New" w:eastAsia="Courier New" w:cs="Courier New"/>
+          <w:color w:val="374151"/>
+          <w:sz w:val="19"/>
+        </w:rPr>
+        <w:t>touch</w:t>
+      </w:r>
+      <w:r>
+        <w:t xml:space="preserve"> / </w:t>
+      </w:r>
+      <w:r>
+        <w:rPr>
+          <w:rFonts w:ascii="Courier New" w:hAnsi="Courier New" w:eastAsia="Courier New" w:cs="Courier New"/>
+          <w:color w:val="374151"/>
+          <w:sz w:val="19"/>
+        </w:rPr>
+        <w:t>event</w:t>
+      </w:r>
+      <w:r>
+        <w:t xml:space="preserve"> messages (</w:t>
+      </w:r>
+      <w:r>
+        <w:rPr>
+          <w:rFonts w:ascii="Courier New" w:hAnsi="Courier New" w:eastAsia="Courier New" w:cs="Courier New"/>
+          <w:color w:val="374151"/>
+          <w:sz w:val="19"/>
+        </w:rPr>
+        <w:t>MARCO_MODE=stub</w:t>
+      </w:r>
+      <w:r>
+        <w:t>, the default).</w:t>
       </w:r>
     </w:p>
     <w:p>
@@ -7978,7 +7915,7 @@
         <w:pStyle w:val="ListParagraph"/>
       </w:pPr>
       <w:r>
-        <w:t>every route goes through the fail-closed auth gate (</w:t>
+        <w:t>Then the real ones (</w:t>
       </w:r>
       <w:r>
         <w:rPr>
@@ -7986,29 +7923,50 @@
           <w:color w:val="374151"/>
           <w:sz w:val="19"/>
         </w:rPr>
-        <w:t>server/marco/auth.py</w:t>
-      </w:r>
-      <w:r>
-        <w:t xml:space="preserve">), which admits only </w:t>
-      </w:r>
+        <w:t>MARCO_MODE=real</w:t>
+      </w:r>
+      <w:r>
+        <w:t>).</w:t>
+      </w:r>
+    </w:p>
+    <w:p>
+      <w:pPr>
+        <w:numPr>
+          <w:ilvl w:val="0"/>
+          <w:numId w:val="951"/>
+        </w:numPr>
+        <w:pStyle w:val="ListParagraph"/>
+      </w:pPr>
+      <w:r>
+        <w:t>Typed labels and the speech route (§3.5). Legacy label audio URLs remain optional compatibility fields.</w:t>
+      </w:r>
+    </w:p>
+    <w:p>
+      <w:pPr>
+        <w:numPr>
+          <w:ilvl w:val="0"/>
+          <w:numId w:val="951"/>
+        </w:numPr>
+        <w:pStyle w:val="ListParagraph"/>
+      </w:pPr>
       <w:r>
         <w:rPr>
           <w:rFonts w:ascii="Courier New" w:hAnsi="Courier New" w:eastAsia="Courier New" w:cs="Courier New"/>
           <w:color w:val="374151"/>
           <w:sz w:val="19"/>
         </w:rPr>
-        <w:t>TAILSCALE_ALLOWED_LOGINS</w:t>
-      </w:r>
-      <w:r>
-        <w:t>.</w:t>
+        <w:t>label_request</w:t>
+      </w:r>
+      <w:r>
+        <w:t xml:space="preserve"> events for Photon.</w:t>
       </w:r>
     </w:p>
     <w:p>
-      <w:pPr>
-        <w:pStyle w:val="Heading1"/>
-      </w:pPr>
-      <w:r>
-        <w:t>9. Integration order</w:t>
+      <w:r>
+        <w:rPr>
+          <w:b/>
+        </w:rPr>
+        <w:t>The dashboard needs from Vedant:</w:t>
       </w:r>
     </w:p>
     <w:p>
@@ -8020,108 +7978,105 @@
         <w:pStyle w:val="ListParagraph"/>
       </w:pPr>
       <w:r>
-        <w:rPr>
-          <w:b/>
-        </w:rPr>
-        <w:t>Hour 0–2:</w:t>
-      </w:r>
-      <w:r>
-        <w:t xml:space="preserve"> agree this file. Vedant ships the stub server; Utkarsh gets the ARKit session and frame upload working; the dashboard renders fake feeds.</w:t>
+        <w:t xml:space="preserve">the </w:t>
+      </w:r>
+      <w:r>
+        <w:rPr>
+          <w:rFonts w:ascii="Courier New" w:hAnsi="Courier New" w:eastAsia="Courier New" w:cs="Courier New"/>
+          <w:color w:val="374151"/>
+          <w:sz w:val="19"/>
+        </w:rPr>
+        <w:t>/v1/dashboard</w:t>
+      </w:r>
+      <w:r>
+        <w:t xml:space="preserve"> feed with recorded or fake data first (</w:t>
+      </w:r>
+      <w:r>
+        <w:rPr>
+          <w:rFonts w:ascii="Courier New" w:hAnsi="Courier New" w:eastAsia="Courier New" w:cs="Courier New"/>
+          <w:color w:val="374151"/>
+          <w:sz w:val="19"/>
+        </w:rPr>
+        <w:t>server/tools/replay.py</w:t>
+      </w:r>
+      <w:r>
+        <w:t>), then live.</w:t>
       </w:r>
     </w:p>
     <w:p>
+      <w:r>
+        <w:rPr>
+          <w:b/>
+        </w:rPr>
+        <w:t>Everyone:</w:t>
+      </w:r>
+      <w:r>
+        <w:t xml:space="preserve"> the server is private:</w:t>
+      </w:r>
+    </w:p>
+    <w:p>
       <w:pPr>
         <w:numPr>
           <w:ilvl w:val="0"/>
-          <w:numId w:val="952"/>
-        </w:numPr>
-        <w:pStyle w:val="ListParagraph"/>
-      </w:pPr>
-      <w:r>
-        <w:rPr>
-          <w:b/>
-        </w:rPr>
-        <w:t>Then:</w:t>
-      </w:r>
-      <w:r>
-        <w:t xml:space="preserve"> the recorded 5-minute session from the vest. Vedant runs the real pipeline on it offline; the dashboard replays it.</w:t>
-      </w:r>
-    </w:p>
-    <w:p>
-      <w:pPr>
-        <w:numPr>
-          <w:ilvl w:val="0"/>
-          <w:numId w:val="952"/>
-        </w:numPr>
-        <w:pStyle w:val="ListParagraph"/>
-      </w:pPr>
-      <w:r>
-        <w:rPr>
-          <w:b/>
-        </w:rPr>
-        <w:t>First live path:</w:t>
-      </w:r>
-      <w:r>
-        <w:t xml:space="preserve"> register keys, put them down, ask "where are my keys?", and follow the sound to them, end to end.</w:t>
-      </w:r>
-    </w:p>
-    <w:p>
-      <w:pPr>
-        <w:numPr>
-          <w:ilvl w:val="0"/>
-          <w:numId w:val="952"/>
-        </w:numPr>
-        <w:pStyle w:val="ListParagraph"/>
-      </w:pPr>
-      <w:r>
-        <w:rPr>
-          <w:b/>
-        </w:rPr>
-        <w:t>Then:</w:t>
-      </w:r>
-    </w:p>
-    <w:p>
-      <w:pPr>
-        <w:numPr>
-          <w:ilvl w:val="1"/>
           <w:numId w:val="953"/>
         </w:numPr>
         <w:pStyle w:val="ListParagraph"/>
       </w:pPr>
       <w:r>
-        <w:t>touch and "what is this?" with Photon labeling;</w:t>
+        <w:t xml:space="preserve">it binds 127.0.0.1 only and is reached through </w:t>
+      </w:r>
+      <w:r>
+        <w:rPr>
+          <w:rFonts w:ascii="Courier New" w:hAnsi="Courier New" w:eastAsia="Courier New" w:cs="Courier New"/>
+          <w:color w:val="374151"/>
+          <w:sz w:val="19"/>
+        </w:rPr>
+        <w:t>tailscale serve</w:t>
+      </w:r>
+      <w:r>
+        <w:t>;</w:t>
       </w:r>
     </w:p>
     <w:p>
       <w:pPr>
         <w:numPr>
-          <w:ilvl w:val="1"/>
+          <w:ilvl w:val="0"/>
           <w:numId w:val="953"/>
         </w:numPr>
         <w:pStyle w:val="ListParagraph"/>
       </w:pPr>
       <w:r>
-        <w:t>moved and left-behind events;</w:t>
+        <w:t>every route goes through the fail-closed auth gate (</w:t>
+      </w:r>
+      <w:r>
+        <w:rPr>
+          <w:rFonts w:ascii="Courier New" w:hAnsi="Courier New" w:eastAsia="Courier New" w:cs="Courier New"/>
+          <w:color w:val="374151"/>
+          <w:sz w:val="19"/>
+        </w:rPr>
+        <w:t>server/marco/auth.py</w:t>
+      </w:r>
+      <w:r>
+        <w:t xml:space="preserve">), which admits only </w:t>
+      </w:r>
+      <w:r>
+        <w:rPr>
+          <w:rFonts w:ascii="Courier New" w:hAnsi="Courier New" w:eastAsia="Courier New" w:cs="Courier New"/>
+          <w:color w:val="374151"/>
+          <w:sz w:val="19"/>
+        </w:rPr>
+        <w:t>TAILSCALE_ALLOWED_LOGINS</w:t>
+      </w:r>
+      <w:r>
+        <w:t>.</w:t>
       </w:r>
     </w:p>
     <w:p>
       <w:pPr>
-        <w:numPr>
-          <w:ilvl w:val="1"/>
-          <w:numId w:val="953"/>
-        </w:numPr>
-        <w:pStyle w:val="ListParagraph"/>
-      </w:pPr>
-      <w:r>
-        <w:t>relaunch persistence.</w:t>
-      </w:r>
-    </w:p>
-    <w:p>
-      <w:pPr>
         <w:pStyle w:val="Heading1"/>
       </w:pPr>
       <w:r>
-        <w:t>10. Open questions (decide together)</w:t>
+        <w:t>9. Integration order</w:t>
       </w:r>
     </w:p>
     <w:p>
@@ -8136,32 +8091,10 @@
         <w:rPr>
           <w:b/>
         </w:rPr>
-        <w:t>Vision orientation:</w:t>
-      </w:r>
-      <w:r>
-        <w:t xml:space="preserve"> </w:t>
-      </w:r>
-      <w:r>
-        <w:rPr>
-          <w:rFonts w:ascii="Courier New" w:hAnsi="Courier New" w:eastAsia="Courier New" w:cs="Courier New"/>
-          <w:color w:val="374151"/>
-          <w:sz w:val="19"/>
-        </w:rPr>
-        <w:t>.up</w:t>
-      </w:r>
-      <w:r>
-        <w:t xml:space="preserve"> versus </w:t>
-      </w:r>
-      <w:r>
-        <w:rPr>
-          <w:rFonts w:ascii="Courier New" w:hAnsi="Courier New" w:eastAsia="Courier New" w:cs="Courier New"/>
-          <w:color w:val="374151"/>
-          <w:sz w:val="19"/>
-        </w:rPr>
-        <w:t>.right</w:t>
-      </w:r>
-      <w:r>
-        <w:t xml:space="preserve"> for the hand pose. Test in hour one.</w:t>
+        <w:t>Hour 0–2:</w:t>
+      </w:r>
+      <w:r>
+        <w:t xml:space="preserve"> agree this file. Vedant ships the stub server; Utkarsh gets the ARKit session and frame upload working; the dashboard renders fake feeds.</w:t>
       </w:r>
     </w:p>
     <w:p>
@@ -8176,32 +8109,10 @@
         <w:rPr>
           <w:b/>
         </w:rPr>
-        <w:t>Where the server runs: decided (2026-10-17).</w:t>
-      </w:r>
-      <w:r>
-        <w:t xml:space="preserve"> The Vultr GPU box (</w:t>
-      </w:r>
-      <w:r>
-        <w:rPr>
-          <w:rFonts w:ascii="Courier New" w:hAnsi="Courier New" w:eastAsia="Courier New" w:cs="Courier New"/>
-          <w:color w:val="374151"/>
-          <w:sz w:val="19"/>
-        </w:rPr>
-        <w:t>deploy/vultr/</w:t>
-      </w:r>
-      <w:r>
-        <w:t xml:space="preserve">, </w:t>
-      </w:r>
-      <w:r>
-        <w:rPr>
-          <w:rFonts w:ascii="Courier New" w:hAnsi="Courier New" w:eastAsia="Courier New" w:cs="Courier New"/>
-          <w:color w:val="374151"/>
-          <w:sz w:val="19"/>
-        </w:rPr>
-        <w:t>marco-gpu</w:t>
-      </w:r>
-      <w:r>
-        <w:t>) is the primary server; a laptop at the venue is the fallback. Nothing in this contract changes: clients only change the base URL.</w:t>
+        <w:t>Then:</w:t>
+      </w:r>
+      <w:r>
+        <w:t xml:space="preserve"> the recorded 5-minute session from the vest. Vedant runs the real pipeline on it offline; the dashboard replays it.</w:t>
       </w:r>
     </w:p>
     <w:p>
@@ -8216,10 +8127,10 @@
         <w:rPr>
           <w:b/>
         </w:rPr>
-        <w:t>Who names places</w:t>
-      </w:r>
-      <w:r>
-        <w:t xml:space="preserve"> ("entry table"): the server names them by height, or the user names them during setup.</w:t>
+        <w:t>First live path:</w:t>
+      </w:r>
+      <w:r>
+        <w:t xml:space="preserve"> register keys, put them down, ask "where are my keys?", and follow the sound to them, end to end.</w:t>
       </w:r>
     </w:p>
     <w:p>
@@ -8234,32 +8145,7 @@
         <w:rPr>
           <w:b/>
         </w:rPr>
-        <w:t>Photon and dashboard routes.</w:t>
-      </w:r>
-      <w:r>
-        <w:t xml:space="preserve"> </w:t>
-      </w:r>
-      <w:r>
-        <w:rPr>
-          <w:rFonts w:ascii="Courier New" w:hAnsi="Courier New" w:eastAsia="Courier New" w:cs="Courier New"/>
-          <w:color w:val="374151"/>
-          <w:sz w:val="19"/>
-        </w:rPr>
-        <w:t>photon/</w:t>
-      </w:r>
-      <w:r>
-        <w:t xml:space="preserve"> and </w:t>
-      </w:r>
-      <w:r>
-        <w:rPr>
-          <w:rFonts w:ascii="Courier New" w:hAnsi="Courier New" w:eastAsia="Courier New" w:cs="Courier New"/>
-          <w:color w:val="374151"/>
-          <w:sz w:val="19"/>
-        </w:rPr>
-        <w:t>frontend/</w:t>
-      </w:r>
-      <w:r>
-        <w:t xml:space="preserve"> were built against the earlier requirements and POC 26 paths. Status of each:</w:t>
+        <w:t>Then:</w:t>
       </w:r>
     </w:p>
     <w:p>
@@ -8271,68 +8157,7 @@
         <w:pStyle w:val="ListParagraph"/>
       </w:pPr>
       <w:r>
-        <w:rPr>
-          <w:b/>
-        </w:rPr>
-        <w:t>Photon: decided (2026-10-17).</w:t>
-      </w:r>
-      <w:r>
-        <w:t xml:space="preserve"> </w:t>
-      </w:r>
-      <w:r>
-        <w:rPr>
-          <w:rFonts w:ascii="Courier New" w:hAnsi="Courier New" w:eastAsia="Courier New" w:cs="Courier New"/>
-          <w:color w:val="374151"/>
-          <w:sz w:val="19"/>
-        </w:rPr>
-        <w:t>photon/</w:t>
-      </w:r>
-      <w:r>
-        <w:t xml:space="preserve"> adopted §5 as written, on Photon 2.0, with no format changes. The phone never talks to </w:t>
-      </w:r>
-      <w:r>
-        <w:rPr>
-          <w:rFonts w:ascii="Courier New" w:hAnsi="Courier New" w:eastAsia="Courier New" w:cs="Courier New"/>
-          <w:color w:val="374151"/>
-          <w:sz w:val="19"/>
-        </w:rPr>
-        <w:t>photon/</w:t>
-      </w:r>
-      <w:r>
-        <w:t xml:space="preserve">. Two optional additions are proposed in </w:t>
-      </w:r>
-      <w:r>
-        <w:rPr>
-          <w:rFonts w:ascii="Courier New" w:hAnsi="Courier New" w:eastAsia="Courier New" w:cs="Courier New"/>
-          <w:color w:val="374151"/>
-          <w:sz w:val="19"/>
-        </w:rPr>
-        <w:t>STATUS.md</w:t>
-      </w:r>
-      <w:r>
-        <w:t xml:space="preserve"> (</w:t>
-      </w:r>
-      <w:r>
-        <w:rPr>
-          <w:rFonts w:ascii="Courier New" w:hAnsi="Courier New" w:eastAsia="Courier New" w:cs="Courier New"/>
-          <w:color w:val="374151"/>
-          <w:sz w:val="19"/>
-        </w:rPr>
-        <w:t>label_request_seen</w:t>
-      </w:r>
-      <w:r>
-        <w:t xml:space="preserve">, </w:t>
-      </w:r>
-      <w:r>
-        <w:rPr>
-          <w:rFonts w:ascii="Courier New" w:hAnsi="Courier New" w:eastAsia="Courier New" w:cs="Courier New"/>
-          <w:color w:val="374151"/>
-          <w:sz w:val="19"/>
-        </w:rPr>
-        <w:t>label_unknown</w:t>
-      </w:r>
-      <w:r>
-        <w:t>); they are not part of this contract.</w:t>
+        <w:t>touch and "what is this?" with Photon labeling;</w:t>
       </w:r>
     </w:p>
     <w:p>
@@ -8344,65 +8169,27 @@
         <w:pStyle w:val="ListParagraph"/>
       </w:pPr>
       <w:r>
-        <w:rPr>
-          <w:b/>
-        </w:rPr>
-        <w:t>Dashboard: decided (2026-10-18).</w:t>
-      </w:r>
-      <w:r>
-        <w:t xml:space="preserve"> The server serves </w:t>
-      </w:r>
-      <w:r>
-        <w:rPr>
-          <w:rFonts w:ascii="Courier New" w:hAnsi="Courier New" w:eastAsia="Courier New" w:cs="Courier New"/>
-          <w:color w:val="374151"/>
-          <w:sz w:val="19"/>
-        </w:rPr>
-        <w:t>frontend/</w:t>
-      </w:r>
-      <w:r>
-        <w:t xml:space="preserve">'s own contract (§6, </w:t>
-      </w:r>
-      <w:r>
-        <w:rPr>
-          <w:rFonts w:ascii="Courier New" w:hAnsi="Courier New" w:eastAsia="Courier New" w:cs="Courier New"/>
-          <w:color w:val="374151"/>
-          <w:sz w:val="19"/>
-        </w:rPr>
-        <w:t>marco/dashboard.py</w:t>
-      </w:r>
-      <w:r>
-        <w:t xml:space="preserve">). The phone gained </w:t>
-      </w:r>
-      <w:r>
-        <w:rPr>
-          <w:rFonts w:ascii="Courier New" w:hAnsi="Courier New" w:eastAsia="Courier New" w:cs="Courier New"/>
-          <w:color w:val="374151"/>
-          <w:sz w:val="19"/>
-        </w:rPr>
-        <w:t>command</w:t>
-      </w:r>
-      <w:r>
-        <w:t xml:space="preserve"> and </w:t>
-      </w:r>
-      <w:r>
-        <w:rPr>
-          <w:rFonts w:ascii="Courier New" w:hAnsi="Courier New" w:eastAsia="Courier New" w:cs="Courier New"/>
-          <w:color w:val="374151"/>
-          <w:sz w:val="19"/>
-        </w:rPr>
-        <w:t>command_ack</w:t>
-      </w:r>
-      <w:r>
-        <w:t xml:space="preserve"> for Find and Stop.</w:t>
+        <w:t>moved and left-behind events;</w:t>
       </w:r>
     </w:p>
     <w:p>
       <w:pPr>
+        <w:numPr>
+          <w:ilvl w:val="1"/>
+          <w:numId w:val="955"/>
+        </w:numPr>
+        <w:pStyle w:val="ListParagraph"/>
+      </w:pPr>
+      <w:r>
+        <w:t>relaunch persistence.</w:t>
+      </w:r>
+    </w:p>
+    <w:p>
+      <w:pPr>
         <w:pStyle w:val="Heading1"/>
       </w:pPr>
       <w:r>
-        <w:t>11. Changes since v0.1</w:t>
+        <w:t>10. Open questions (decide together)</w:t>
       </w:r>
     </w:p>
     <w:p>
@@ -8417,10 +8204,10 @@
         <w:rPr>
           <w:b/>
         </w:rPr>
-        <w:t>Compression:</w:t>
-      </w:r>
-      <w:r>
-        <w:t xml:space="preserve"> DEFLATE, where raw DEFLATE (Apple's </w:t>
+        <w:t>Vision orientation:</w:t>
+      </w:r>
+      <w:r>
+        <w:t xml:space="preserve"> </w:t>
       </w:r>
       <w:r>
         <w:rPr>
@@ -8428,10 +8215,21 @@
           <w:color w:val="374151"/>
           <w:sz w:val="19"/>
         </w:rPr>
-        <w:t>.zlib</w:t>
-      </w:r>
-      <w:r>
-        <w:t>) and zlib are both accepted.</w:t>
+        <w:t>.up</w:t>
+      </w:r>
+      <w:r>
+        <w:t xml:space="preserve"> versus </w:t>
+      </w:r>
+      <w:r>
+        <w:rPr>
+          <w:rFonts w:ascii="Courier New" w:hAnsi="Courier New" w:eastAsia="Courier New" w:cs="Courier New"/>
+          <w:color w:val="374151"/>
+          <w:sz w:val="19"/>
+        </w:rPr>
+        <w:t>.right</w:t>
+      </w:r>
+      <w:r>
+        <w:t xml:space="preserve"> for the hand pose. Test in hour one.</w:t>
       </w:r>
     </w:p>
     <w:p>
@@ -8446,10 +8244,32 @@
         <w:rPr>
           <w:b/>
         </w:rPr>
-        <w:t>`session_id`</w:t>
-      </w:r>
-      <w:r>
-        <w:t xml:space="preserve"> is on every phone message (hand, guidance, query and map too).</w:t>
+        <w:t>Where the server runs: decided (2026-10-17).</w:t>
+      </w:r>
+      <w:r>
+        <w:t xml:space="preserve"> The Vultr GPU box (</w:t>
+      </w:r>
+      <w:r>
+        <w:rPr>
+          <w:rFonts w:ascii="Courier New" w:hAnsi="Courier New" w:eastAsia="Courier New" w:cs="Courier New"/>
+          <w:color w:val="374151"/>
+          <w:sz w:val="19"/>
+        </w:rPr>
+        <w:t>deploy/vultr/</w:t>
+      </w:r>
+      <w:r>
+        <w:t xml:space="preserve">, </w:t>
+      </w:r>
+      <w:r>
+        <w:rPr>
+          <w:rFonts w:ascii="Courier New" w:hAnsi="Courier New" w:eastAsia="Courier New" w:cs="Courier New"/>
+          <w:color w:val="374151"/>
+          <w:sz w:val="19"/>
+        </w:rPr>
+        <w:t>marco-gpu</w:t>
+      </w:r>
+      <w:r>
+        <w:t>) is the primary server; a laptop at the venue is the fallback. Nothing in this contract changes: clients only change the base URL.</w:t>
       </w:r>
     </w:p>
     <w:p>
@@ -8464,21 +8284,10 @@
         <w:rPr>
           <w:b/>
         </w:rPr>
-        <w:t>Hand message:</w:t>
-      </w:r>
-      <w:r>
-        <w:t xml:space="preserve"> gains </w:t>
-      </w:r>
-      <w:r>
-        <w:rPr>
-          <w:rFonts w:ascii="Courier New" w:hAnsi="Courier New" w:eastAsia="Courier New" w:cs="Courier New"/>
-          <w:color w:val="374151"/>
-          <w:sz w:val="19"/>
-        </w:rPr>
-        <w:t>map_id</w:t>
-      </w:r>
-      <w:r>
-        <w:t>. The server uses the latest frame's intrinsics, and the joint names are spelled out.</w:t>
+        <w:t>Who names places</w:t>
+      </w:r>
+      <w:r>
+        <w:t xml:space="preserve"> ("entry table"): the server names them by height, or the user names them during setup.</w:t>
       </w:r>
     </w:p>
     <w:p>
@@ -8493,7 +8302,7 @@
         <w:rPr>
           <w:b/>
         </w:rPr>
-        <w:t>New query</w:t>
+        <w:t>Photon and dashboard routes.</w:t>
       </w:r>
       <w:r>
         <w:t xml:space="preserve"> </w:t>
@@ -8504,25 +8313,21 @@
           <w:color w:val="374151"/>
           <w:sz w:val="19"/>
         </w:rPr>
-        <w:t>set_place door</w:t>
-      </w:r>
-      <w:r>
-        <w:t>, with its answer.</w:t>
-      </w:r>
-    </w:p>
-    <w:p>
-      <w:pPr>
-        <w:numPr>
-          <w:ilvl w:val="0"/>
-          <w:numId w:val="956"/>
-        </w:numPr>
-        <w:pStyle w:val="ListParagraph"/>
-      </w:pPr>
-      <w:r>
-        <w:rPr>
-          <w:b/>
-        </w:rPr>
-        <w:t>Find answers:</w:t>
+        <w:t>photon/</w:t>
+      </w:r>
+      <w:r>
+        <w:t xml:space="preserve"> and </w:t>
+      </w:r>
+      <w:r>
+        <w:rPr>
+          <w:rFonts w:ascii="Courier New" w:hAnsi="Courier New" w:eastAsia="Courier New" w:cs="Courier New"/>
+          <w:color w:val="374151"/>
+          <w:sz w:val="19"/>
+        </w:rPr>
+        <w:t>frontend/</w:t>
+      </w:r>
+      <w:r>
+        <w:t xml:space="preserve"> were built against the earlier requirements and POC 26 paths. Status of each:</w:t>
       </w:r>
     </w:p>
     <w:p>
@@ -8535,14 +8340,23 @@
       </w:pPr>
       <w:r>
         <w:rPr>
+          <w:b/>
+        </w:rPr>
+        <w:t>Photon: decided (2026-10-17).</w:t>
+      </w:r>
+      <w:r>
+        <w:t xml:space="preserve"> </w:t>
+      </w:r>
+      <w:r>
+        <w:rPr>
           <w:rFonts w:ascii="Courier New" w:hAnsi="Courier New" w:eastAsia="Courier New" w:cs="Courier New"/>
           <w:color w:val="374151"/>
           <w:sz w:val="19"/>
         </w:rPr>
-        <w:t>reason</w:t>
-      </w:r>
-      <w:r>
-        <w:t xml:space="preserve"> adds </w:t>
+        <w:t>photon/</w:t>
+      </w:r>
+      <w:r>
+        <w:t xml:space="preserve"> adopted §5 as written, on Photon 2.0, with no format changes. The phone never talks to </w:t>
       </w:r>
       <w:r>
         <w:rPr>
@@ -8550,10 +8364,43 @@
           <w:color w:val="374151"/>
           <w:sz w:val="19"/>
         </w:rPr>
-        <w:t>not_registered</w:t>
-      </w:r>
-      <w:r>
-        <w:t>;</w:t>
+        <w:t>photon/</w:t>
+      </w:r>
+      <w:r>
+        <w:t xml:space="preserve">. Two optional additions are proposed in </w:t>
+      </w:r>
+      <w:r>
+        <w:rPr>
+          <w:rFonts w:ascii="Courier New" w:hAnsi="Courier New" w:eastAsia="Courier New" w:cs="Courier New"/>
+          <w:color w:val="374151"/>
+          <w:sz w:val="19"/>
+        </w:rPr>
+        <w:t>STATUS.md</w:t>
+      </w:r>
+      <w:r>
+        <w:t xml:space="preserve"> (</w:t>
+      </w:r>
+      <w:r>
+        <w:rPr>
+          <w:rFonts w:ascii="Courier New" w:hAnsi="Courier New" w:eastAsia="Courier New" w:cs="Courier New"/>
+          <w:color w:val="374151"/>
+          <w:sz w:val="19"/>
+        </w:rPr>
+        <w:t>label_request_seen</w:t>
+      </w:r>
+      <w:r>
+        <w:t xml:space="preserve">, </w:t>
+      </w:r>
+      <w:r>
+        <w:rPr>
+          <w:rFonts w:ascii="Courier New" w:hAnsi="Courier New" w:eastAsia="Courier New" w:cs="Courier New"/>
+          <w:color w:val="374151"/>
+          <w:sz w:val="19"/>
+        </w:rPr>
+        <w:t>label_unknown</w:t>
+      </w:r>
+      <w:r>
+        <w:t>); they are not part of this contract.</w:t>
       </w:r>
     </w:p>
     <w:p>
@@ -8566,14 +8413,23 @@
       </w:pPr>
       <w:r>
         <w:rPr>
+          <w:b/>
+        </w:rPr>
+        <w:t>Dashboard: decided (2026-10-18).</w:t>
+      </w:r>
+      <w:r>
+        <w:t xml:space="preserve"> The server serves </w:t>
+      </w:r>
+      <w:r>
+        <w:rPr>
           <w:rFonts w:ascii="Courier New" w:hAnsi="Courier New" w:eastAsia="Courier New" w:cs="Courier New"/>
           <w:color w:val="374151"/>
           <w:sz w:val="19"/>
         </w:rPr>
-        <w:t>not_where_last_seen</w:t>
-      </w:r>
-      <w:r>
-        <w:t xml:space="preserve"> carries </w:t>
+        <w:t>frontend/</w:t>
+      </w:r>
+      <w:r>
+        <w:t xml:space="preserve">'s own contract (§6, </w:t>
       </w:r>
       <w:r>
         <w:rPr>
@@ -8581,10 +8437,10 @@
           <w:color w:val="374151"/>
           <w:sz w:val="19"/>
         </w:rPr>
-        <w:t>last_position</w:t>
-      </w:r>
-      <w:r>
-        <w:t xml:space="preserve"> and </w:t>
+        <w:t>marco/dashboard.py</w:t>
+      </w:r>
+      <w:r>
+        <w:t xml:space="preserve">). The phone gained </w:t>
       </w:r>
       <w:r>
         <w:rPr>
@@ -8592,22 +8448,10 @@
           <w:color w:val="374151"/>
           <w:sz w:val="19"/>
         </w:rPr>
-        <w:t>surface</w:t>
-      </w:r>
-      <w:r>
-        <w:t>;</w:t>
-      </w:r>
-    </w:p>
-    <w:p>
-      <w:pPr>
-        <w:numPr>
-          <w:ilvl w:val="1"/>
-          <w:numId w:val="957"/>
-        </w:numPr>
-        <w:pStyle w:val="ListParagraph"/>
-      </w:pPr>
-      <w:r>
-        <w:t xml:space="preserve">found answers carry </w:t>
+        <w:t>command</w:t>
+      </w:r>
+      <w:r>
+        <w:t xml:space="preserve"> and </w:t>
       </w:r>
       <w:r>
         <w:rPr>
@@ -8615,174 +8459,18 @@
           <w:color w:val="374151"/>
           <w:sz w:val="19"/>
         </w:rPr>
-        <w:t>state</w:t>
-      </w:r>
-      <w:r>
-        <w:t>.</w:t>
+        <w:t>command_ack</w:t>
+      </w:r>
+      <w:r>
+        <w:t xml:space="preserve"> for Find and Stop.</w:t>
       </w:r>
     </w:p>
     <w:p>
       <w:pPr>
-        <w:numPr>
-          <w:ilvl w:val="0"/>
-          <w:numId w:val="956"/>
-        </w:numPr>
-        <w:pStyle w:val="ListParagraph"/>
-      </w:pPr>
-      <w:r>
-        <w:rPr>
-          <w:b/>
-        </w:rPr>
-        <w:t>Event kinds:</w:t>
-      </w:r>
-      <w:r>
-        <w:t xml:space="preserve"> added </w:t>
-      </w:r>
-      <w:r>
-        <w:rPr>
-          <w:rFonts w:ascii="Courier New" w:hAnsi="Courier New" w:eastAsia="Courier New" w:cs="Courier New"/>
-          <w:color w:val="374151"/>
-          <w:sz w:val="19"/>
-        </w:rPr>
-        <w:t>seen</w:t>
-      </w:r>
-      <w:r>
-        <w:t xml:space="preserve">, </w:t>
-      </w:r>
-      <w:r>
-        <w:rPr>
-          <w:rFonts w:ascii="Courier New" w:hAnsi="Courier New" w:eastAsia="Courier New" w:cs="Courier New"/>
-          <w:color w:val="374151"/>
-          <w:sz w:val="19"/>
-        </w:rPr>
-        <w:t>missing</w:t>
-      </w:r>
-      <w:r>
-        <w:t xml:space="preserve"> and </w:t>
-      </w:r>
-      <w:r>
-        <w:rPr>
-          <w:rFonts w:ascii="Courier New" w:hAnsi="Courier New" w:eastAsia="Courier New" w:cs="Courier New"/>
-          <w:color w:val="374151"/>
-          <w:sz w:val="19"/>
-        </w:rPr>
-        <w:t>label_added</w:t>
-      </w:r>
-      <w:r>
-        <w:t>.</w:t>
-      </w:r>
-    </w:p>
-    <w:p>
-      <w:pPr>
-        <w:numPr>
-          <w:ilvl w:val="0"/>
-          <w:numId w:val="956"/>
-        </w:numPr>
-        <w:pStyle w:val="ListParagraph"/>
-      </w:pPr>
-      <w:r>
-        <w:rPr>
-          <w:b/>
-        </w:rPr>
-        <w:t>`POST /v1/labels`:</w:t>
-      </w:r>
-      <w:r>
-        <w:t xml:space="preserve"> takes </w:t>
-      </w:r>
-      <w:r>
-        <w:rPr>
-          <w:rFonts w:ascii="Courier New" w:hAnsi="Courier New" w:eastAsia="Courier New" w:cs="Courier New"/>
-          <w:color w:val="374151"/>
-          <w:sz w:val="19"/>
-        </w:rPr>
-        <w:t>text</w:t>
-      </w:r>
-      <w:r>
-        <w:t xml:space="preserve">, and </w:t>
-      </w:r>
-      <w:r>
-        <w:rPr>
-          <w:rFonts w:ascii="Courier New" w:hAnsi="Courier New" w:eastAsia="Courier New" w:cs="Courier New"/>
-          <w:color w:val="374151"/>
-          <w:sz w:val="19"/>
-        </w:rPr>
-        <w:t>item_id</w:t>
-      </w:r>
-      <w:r>
-        <w:t xml:space="preserve"> for a follow-up voice note; it returns </w:t>
-      </w:r>
-      <w:r>
-        <w:rPr>
-          <w:rFonts w:ascii="Courier New" w:hAnsi="Courier New" w:eastAsia="Courier New" w:cs="Courier New"/>
-          <w:color w:val="374151"/>
-          <w:sz w:val="19"/>
-        </w:rPr>
-        <w:t>item_id</w:t>
-      </w:r>
-      <w:r>
-        <w:t>.</w:t>
-      </w:r>
-    </w:p>
-    <w:p>
-      <w:pPr>
-        <w:numPr>
-          <w:ilvl w:val="0"/>
-          <w:numId w:val="956"/>
-        </w:numPr>
-        <w:pStyle w:val="ListParagraph"/>
-      </w:pPr>
-      <w:r>
-        <w:rPr>
-          <w:b/>
-        </w:rPr>
-        <w:t>`GET /v1/items` fields</w:t>
-      </w:r>
-      <w:r>
-        <w:t xml:space="preserve"> are listed.</w:t>
-      </w:r>
-    </w:p>
-    <w:p>
-      <w:pPr>
-        <w:numPr>
-          <w:ilvl w:val="0"/>
-          <w:numId w:val="956"/>
-        </w:numPr>
-        <w:pStyle w:val="ListParagraph"/>
-      </w:pPr>
-      <w:r>
-        <w:rPr>
-          <w:b/>
-        </w:rPr>
-        <w:t>§7:</w:t>
-      </w:r>
-      <w:r>
-        <w:t xml:space="preserve"> directions are relative to the body and sound to the head; there is a "within reach" line, the facing lock releases past 20°, and the steady tone releases above 40 cm.</w:t>
-      </w:r>
-    </w:p>
-    <w:p>
-      <w:pPr>
-        <w:numPr>
-          <w:ilvl w:val="0"/>
-          <w:numId w:val="956"/>
-        </w:numPr>
-        <w:pStyle w:val="ListParagraph"/>
-      </w:pPr>
-      <w:r>
-        <w:rPr>
-          <w:b/>
-        </w:rPr>
-        <w:t>"Getting my bearings."</w:t>
-      </w:r>
-      <w:r>
-        <w:t xml:space="preserve"> replaces "Marco is getting its bearings."</w:t>
-      </w:r>
-    </w:p>
-    <w:p>
-      <w:pPr>
         <w:pStyle w:val="Heading1"/>
       </w:pPr>
       <w:r>
-        <w:t>12. Changes since v0.2</w:t>
+        <w:t>11. Changes since v0.1</w:t>
       </w:r>
     </w:p>
     <w:p>
@@ -8797,10 +8485,10 @@
         <w:rPr>
           <w:b/>
         </w:rPr>
-        <w:t>Registrations and labels persist</w:t>
-      </w:r>
-      <w:r>
-        <w:t xml:space="preserve"> across server restarts (§3.3), under </w:t>
+        <w:t>Compression:</w:t>
+      </w:r>
+      <w:r>
+        <w:t xml:space="preserve"> DEFLATE, where raw DEFLATE (Apple's </w:t>
       </w:r>
       <w:r>
         <w:rPr>
@@ -8808,10 +8496,10 @@
           <w:color w:val="374151"/>
           <w:sz w:val="19"/>
         </w:rPr>
-        <w:t>MARCO_DATA/registry/</w:t>
-      </w:r>
-      <w:r>
-        <w:t>.</w:t>
+        <w:t>.zlib</w:t>
+      </w:r>
+      <w:r>
+        <w:t>) and zlib are both accepted.</w:t>
       </w:r>
     </w:p>
     <w:p>
@@ -8826,7 +8514,83 @@
         <w:rPr>
           <w:b/>
         </w:rPr>
-        <w:t>`source`:</w:t>
+        <w:t>`session_id`</w:t>
+      </w:r>
+      <w:r>
+        <w:t xml:space="preserve"> is on every phone message (hand, guidance, query and map too).</w:t>
+      </w:r>
+    </w:p>
+    <w:p>
+      <w:pPr>
+        <w:numPr>
+          <w:ilvl w:val="0"/>
+          <w:numId w:val="958"/>
+        </w:numPr>
+        <w:pStyle w:val="ListParagraph"/>
+      </w:pPr>
+      <w:r>
+        <w:rPr>
+          <w:b/>
+        </w:rPr>
+        <w:t>Hand message:</w:t>
+      </w:r>
+      <w:r>
+        <w:t xml:space="preserve"> gains </w:t>
+      </w:r>
+      <w:r>
+        <w:rPr>
+          <w:rFonts w:ascii="Courier New" w:hAnsi="Courier New" w:eastAsia="Courier New" w:cs="Courier New"/>
+          <w:color w:val="374151"/>
+          <w:sz w:val="19"/>
+        </w:rPr>
+        <w:t>map_id</w:t>
+      </w:r>
+      <w:r>
+        <w:t>. The server uses the latest frame's intrinsics, and the joint names are spelled out.</w:t>
+      </w:r>
+    </w:p>
+    <w:p>
+      <w:pPr>
+        <w:numPr>
+          <w:ilvl w:val="0"/>
+          <w:numId w:val="958"/>
+        </w:numPr>
+        <w:pStyle w:val="ListParagraph"/>
+      </w:pPr>
+      <w:r>
+        <w:rPr>
+          <w:b/>
+        </w:rPr>
+        <w:t>New query</w:t>
+      </w:r>
+      <w:r>
+        <w:t xml:space="preserve"> </w:t>
+      </w:r>
+      <w:r>
+        <w:rPr>
+          <w:rFonts w:ascii="Courier New" w:hAnsi="Courier New" w:eastAsia="Courier New" w:cs="Courier New"/>
+          <w:color w:val="374151"/>
+          <w:sz w:val="19"/>
+        </w:rPr>
+        <w:t>set_place door</w:t>
+      </w:r>
+      <w:r>
+        <w:t>, with its answer.</w:t>
+      </w:r>
+    </w:p>
+    <w:p>
+      <w:pPr>
+        <w:numPr>
+          <w:ilvl w:val="0"/>
+          <w:numId w:val="958"/>
+        </w:numPr>
+        <w:pStyle w:val="ListParagraph"/>
+      </w:pPr>
+      <w:r>
+        <w:rPr>
+          <w:b/>
+        </w:rPr>
+        <w:t>Find answers:</w:t>
       </w:r>
     </w:p>
     <w:p>
@@ -8838,18 +8602,15 @@
         <w:pStyle w:val="ListParagraph"/>
       </w:pPr>
       <w:r>
-        <w:t xml:space="preserve">optional on </w:t>
-      </w:r>
-      <w:r>
         <w:rPr>
           <w:rFonts w:ascii="Courier New" w:hAnsi="Courier New" w:eastAsia="Courier New" w:cs="Courier New"/>
           <w:color w:val="374151"/>
           <w:sz w:val="19"/>
         </w:rPr>
-        <w:t>POST /v1/items</w:t>
-      </w:r>
-      <w:r>
-        <w:t xml:space="preserve"> (default </w:t>
+        <w:t>reason</w:t>
+      </w:r>
+      <w:r>
+        <w:t xml:space="preserve"> adds </w:t>
       </w:r>
       <w:r>
         <w:rPr>
@@ -8857,32 +8618,10 @@
           <w:color w:val="374151"/>
           <w:sz w:val="19"/>
         </w:rPr>
-        <w:t>app</w:t>
-      </w:r>
-      <w:r>
-        <w:t xml:space="preserve">) and </w:t>
-      </w:r>
-      <w:r>
-        <w:rPr>
-          <w:rFonts w:ascii="Courier New" w:hAnsi="Courier New" w:eastAsia="Courier New" w:cs="Courier New"/>
-          <w:color w:val="374151"/>
-          <w:sz w:val="19"/>
-        </w:rPr>
-        <w:t>POST /v1/labels</w:t>
-      </w:r>
-      <w:r>
-        <w:t xml:space="preserve"> (default </w:t>
-      </w:r>
-      <w:r>
-        <w:rPr>
-          <w:rFonts w:ascii="Courier New" w:hAnsi="Courier New" w:eastAsia="Courier New" w:cs="Courier New"/>
-          <w:color w:val="374151"/>
-          <w:sz w:val="19"/>
-        </w:rPr>
-        <w:t>photon</w:t>
-      </w:r>
-      <w:r>
-        <w:t>);</w:t>
+        <w:t>not_registered</w:t>
+      </w:r>
+      <w:r>
+        <w:t>;</w:t>
       </w:r>
     </w:p>
     <w:p>
@@ -8894,15 +8633,57 @@
         <w:pStyle w:val="ListParagraph"/>
       </w:pPr>
       <w:r>
-        <w:t xml:space="preserve">listed in </w:t>
-      </w:r>
-      <w:r>
         <w:rPr>
           <w:rFonts w:ascii="Courier New" w:hAnsi="Courier New" w:eastAsia="Courier New" w:cs="Courier New"/>
           <w:color w:val="374151"/>
           <w:sz w:val="19"/>
         </w:rPr>
-        <w:t>GET /v1/items</w:t>
+        <w:t>not_where_last_seen</w:t>
+      </w:r>
+      <w:r>
+        <w:t xml:space="preserve"> carries </w:t>
+      </w:r>
+      <w:r>
+        <w:rPr>
+          <w:rFonts w:ascii="Courier New" w:hAnsi="Courier New" w:eastAsia="Courier New" w:cs="Courier New"/>
+          <w:color w:val="374151"/>
+          <w:sz w:val="19"/>
+        </w:rPr>
+        <w:t>last_position</w:t>
+      </w:r>
+      <w:r>
+        <w:t xml:space="preserve"> and </w:t>
+      </w:r>
+      <w:r>
+        <w:rPr>
+          <w:rFonts w:ascii="Courier New" w:hAnsi="Courier New" w:eastAsia="Courier New" w:cs="Courier New"/>
+          <w:color w:val="374151"/>
+          <w:sz w:val="19"/>
+        </w:rPr>
+        <w:t>surface</w:t>
+      </w:r>
+      <w:r>
+        <w:t>;</w:t>
+      </w:r>
+    </w:p>
+    <w:p>
+      <w:pPr>
+        <w:numPr>
+          <w:ilvl w:val="1"/>
+          <w:numId w:val="959"/>
+        </w:numPr>
+        <w:pStyle w:val="ListParagraph"/>
+      </w:pPr>
+      <w:r>
+        <w:t xml:space="preserve">found answers carry </w:t>
+      </w:r>
+      <w:r>
+        <w:rPr>
+          <w:rFonts w:ascii="Courier New" w:hAnsi="Courier New" w:eastAsia="Courier New" w:cs="Courier New"/>
+          <w:color w:val="374151"/>
+          <w:sz w:val="19"/>
+        </w:rPr>
+        <w:t>state</w:t>
       </w:r>
       <w:r>
         <w:t>.</w:t>
@@ -8920,10 +8701,10 @@
         <w:rPr>
           <w:b/>
         </w:rPr>
-        <w:t>New route</w:t>
-      </w:r>
-      <w:r>
-        <w:t xml:space="preserve"> </w:t>
+        <w:t>Event kinds:</w:t>
+      </w:r>
+      <w:r>
+        <w:t xml:space="preserve"> added </w:t>
       </w:r>
       <w:r>
         <w:rPr>
@@ -8931,10 +8712,10 @@
           <w:color w:val="374151"/>
           <w:sz w:val="19"/>
         </w:rPr>
-        <w:t>DELETE /v1/items?source=…</w:t>
-      </w:r>
-      <w:r>
-        <w:t xml:space="preserve">, which forgets one source's items. Photon's </w:t>
+        <w:t>seen</w:t>
+      </w:r>
+      <w:r>
+        <w:t xml:space="preserve">, </w:t>
       </w:r>
       <w:r>
         <w:rPr>
@@ -8942,10 +8723,21 @@
           <w:color w:val="374151"/>
           <w:sz w:val="19"/>
         </w:rPr>
-        <w:t>/restart</w:t>
-      </w:r>
-      <w:r>
-        <w:t xml:space="preserve"> command uses it (§5).</w:t>
+        <w:t>missing</w:t>
+      </w:r>
+      <w:r>
+        <w:t xml:space="preserve"> and </w:t>
+      </w:r>
+      <w:r>
+        <w:rPr>
+          <w:rFonts w:ascii="Courier New" w:hAnsi="Courier New" w:eastAsia="Courier New" w:cs="Courier New"/>
+          <w:color w:val="374151"/>
+          <w:sz w:val="19"/>
+        </w:rPr>
+        <w:t>label_added</w:t>
+      </w:r>
+      <w:r>
+        <w:t>.</w:t>
       </w:r>
     </w:p>
     <w:p>
@@ -8960,10 +8752,10 @@
         <w:rPr>
           <w:b/>
         </w:rPr>
-        <w:t>Dashboard API</w:t>
-      </w:r>
-      <w:r>
-        <w:t xml:space="preserve"> (§6): </w:t>
+        <w:t>`POST /v1/labels`:</w:t>
+      </w:r>
+      <w:r>
+        <w:t xml:space="preserve"> takes </w:t>
       </w:r>
       <w:r>
         <w:rPr>
@@ -8971,10 +8763,10 @@
           <w:color w:val="374151"/>
           <w:sz w:val="19"/>
         </w:rPr>
-        <w:t>GET /dashboard/snapshot</w:t>
-      </w:r>
-      <w:r>
-        <w:t xml:space="preserve">, </w:t>
+        <w:t>text</w:t>
+      </w:r>
+      <w:r>
+        <w:t xml:space="preserve">, and </w:t>
       </w:r>
       <w:r>
         <w:rPr>
@@ -8982,10 +8774,10 @@
           <w:color w:val="374151"/>
           <w:sz w:val="19"/>
         </w:rPr>
-        <w:t>WS /events</w:t>
-      </w:r>
-      <w:r>
-        <w:t xml:space="preserve">, </w:t>
+        <w:t>item_id</w:t>
+      </w:r>
+      <w:r>
+        <w:t xml:space="preserve"> for a follow-up voice note; it returns </w:t>
       </w:r>
       <w:r>
         <w:rPr>
@@ -8993,43 +8785,10 @@
           <w:color w:val="374151"/>
           <w:sz w:val="19"/>
         </w:rPr>
-        <w:t>POST /dashboard/commands</w:t>
-      </w:r>
-      <w:r>
-        <w:t xml:space="preserve">, </w:t>
-      </w:r>
-      <w:r>
-        <w:rPr>
-          <w:rFonts w:ascii="Courier New" w:hAnsi="Courier New" w:eastAsia="Courier New" w:cs="Courier New"/>
-          <w:color w:val="374151"/>
-          <w:sz w:val="19"/>
-        </w:rPr>
-        <w:t>GET /media/…</w:t>
-      </w:r>
-      <w:r>
-        <w:t xml:space="preserve"> and </w:t>
-      </w:r>
-      <w:r>
-        <w:rPr>
-          <w:rFonts w:ascii="Courier New" w:hAnsi="Courier New" w:eastAsia="Courier New" w:cs="Courier New"/>
-          <w:color w:val="374151"/>
-          <w:sz w:val="19"/>
-        </w:rPr>
-        <w:t>/app/…</w:t>
-      </w:r>
-      <w:r>
-        <w:t xml:space="preserve">, each also under </w:t>
-      </w:r>
-      <w:r>
-        <w:rPr>
-          <w:rFonts w:ascii="Courier New" w:hAnsi="Courier New" w:eastAsia="Courier New" w:cs="Courier New"/>
-          <w:color w:val="374151"/>
-          <w:sz w:val="19"/>
-        </w:rPr>
-        <w:t>/api/…</w:t>
-      </w:r>
-      <w:r>
-        <w:t>, all behind the auth gate.</w:t>
+        <w:t>item_id</w:t>
+      </w:r>
+      <w:r>
+        <w:t>.</w:t>
       </w:r>
     </w:p>
     <w:p>
@@ -9044,40 +8803,54 @@
         <w:rPr>
           <w:b/>
         </w:rPr>
-        <w:t>New phone messages for dashboard Find and Stop:</w:t>
-      </w:r>
-      <w:r>
-        <w:t xml:space="preserve"> </w:t>
-      </w:r>
-      <w:r>
-        <w:rPr>
-          <w:rFonts w:ascii="Courier New" w:hAnsi="Courier New" w:eastAsia="Courier New" w:cs="Courier New"/>
-          <w:color w:val="374151"/>
-          <w:sz w:val="19"/>
-        </w:rPr>
-        <w:t>command</w:t>
-      </w:r>
-      <w:r>
-        <w:t xml:space="preserve"> (server to phone, §4) and </w:t>
-      </w:r>
-      <w:r>
-        <w:rPr>
-          <w:rFonts w:ascii="Courier New" w:hAnsi="Courier New" w:eastAsia="Courier New" w:cs="Courier New"/>
-          <w:color w:val="374151"/>
-          <w:sz w:val="19"/>
-        </w:rPr>
-        <w:t>command_ack</w:t>
-      </w:r>
-      <w:r>
-        <w:t xml:space="preserve"> (phone to server, §3.2).</w:t>
+        <w:t>`GET /v1/items` fields</w:t>
+      </w:r>
+      <w:r>
+        <w:t xml:space="preserve"> are listed.</w:t>
       </w:r>
     </w:p>
     <w:p>
       <w:pPr>
+        <w:numPr>
+          <w:ilvl w:val="0"/>
+          <w:numId w:val="958"/>
+        </w:numPr>
+        <w:pStyle w:val="ListParagraph"/>
+      </w:pPr>
+      <w:r>
+        <w:rPr>
+          <w:b/>
+        </w:rPr>
+        <w:t>§7:</w:t>
+      </w:r>
+      <w:r>
+        <w:t xml:space="preserve"> directions are relative to the body and sound to the head; there is a "within reach" line, the facing lock releases past 20°, and the steady tone releases above 40 cm.</w:t>
+      </w:r>
+    </w:p>
+    <w:p>
+      <w:pPr>
+        <w:numPr>
+          <w:ilvl w:val="0"/>
+          <w:numId w:val="958"/>
+        </w:numPr>
+        <w:pStyle w:val="ListParagraph"/>
+      </w:pPr>
+      <w:r>
+        <w:rPr>
+          <w:b/>
+        </w:rPr>
+        <w:t>"Getting my bearings."</w:t>
+      </w:r>
+      <w:r>
+        <w:t xml:space="preserve"> replaces "Marco is getting its bearings."</w:t>
+      </w:r>
+    </w:p>
+    <w:p>
+      <w:pPr>
         <w:pStyle w:val="Heading1"/>
       </w:pPr>
       <w:r>
-        <w:t>13. Changes since v0.3</w:t>
+        <w:t>12. Changes since v0.2</w:t>
       </w:r>
     </w:p>
     <w:p>
@@ -9092,10 +8865,10 @@
         <w:rPr>
           <w:b/>
         </w:rPr>
-        <w:t>Output-only ElevenLabs:</w:t>
-      </w:r>
-      <w:r>
-        <w:t xml:space="preserve"> authenticated </w:t>
+        <w:t>Registrations and labels persist</w:t>
+      </w:r>
+      <w:r>
+        <w:t xml:space="preserve"> across server restarts (§3.3), under </w:t>
       </w:r>
       <w:r>
         <w:rPr>
@@ -9103,10 +8876,10 @@
           <w:color w:val="374151"/>
           <w:sz w:val="19"/>
         </w:rPr>
-        <w:t>POST /v1/speech</w:t>
-      </w:r>
-      <w:r>
-        <w:t xml:space="preserve"> (§3.5), short exact text to mono WAV, bounded caching/timeouts and Apple fallback. iOS plays it through the existing spatial voice node.</w:t>
+        <w:t>MARCO_DATA/registry/</w:t>
+      </w:r>
+      <w:r>
+        <w:t>.</w:t>
       </w:r>
     </w:p>
     <w:p>
@@ -9121,10 +8894,86 @@
         <w:rPr>
           <w:b/>
         </w:rPr>
-        <w:t>Typed Photon labels:</w:t>
-      </w:r>
-      <w:r>
-        <w:t xml:space="preserve"> no Scribe, transcription or new caregiver audio labels. Photos and typed names, retries, corrections and source attribution stay. Stored legacy media and optional wire fields remain compatible.</w:t>
+        <w:t>`source`:</w:t>
+      </w:r>
+    </w:p>
+    <w:p>
+      <w:pPr>
+        <w:numPr>
+          <w:ilvl w:val="1"/>
+          <w:numId w:val="961"/>
+        </w:numPr>
+        <w:pStyle w:val="ListParagraph"/>
+      </w:pPr>
+      <w:r>
+        <w:t xml:space="preserve">optional on </w:t>
+      </w:r>
+      <w:r>
+        <w:rPr>
+          <w:rFonts w:ascii="Courier New" w:hAnsi="Courier New" w:eastAsia="Courier New" w:cs="Courier New"/>
+          <w:color w:val="374151"/>
+          <w:sz w:val="19"/>
+        </w:rPr>
+        <w:t>POST /v1/items</w:t>
+      </w:r>
+      <w:r>
+        <w:t xml:space="preserve"> (default </w:t>
+      </w:r>
+      <w:r>
+        <w:rPr>
+          <w:rFonts w:ascii="Courier New" w:hAnsi="Courier New" w:eastAsia="Courier New" w:cs="Courier New"/>
+          <w:color w:val="374151"/>
+          <w:sz w:val="19"/>
+        </w:rPr>
+        <w:t>app</w:t>
+      </w:r>
+      <w:r>
+        <w:t xml:space="preserve">) and </w:t>
+      </w:r>
+      <w:r>
+        <w:rPr>
+          <w:rFonts w:ascii="Courier New" w:hAnsi="Courier New" w:eastAsia="Courier New" w:cs="Courier New"/>
+          <w:color w:val="374151"/>
+          <w:sz w:val="19"/>
+        </w:rPr>
+        <w:t>POST /v1/labels</w:t>
+      </w:r>
+      <w:r>
+        <w:t xml:space="preserve"> (default </w:t>
+      </w:r>
+      <w:r>
+        <w:rPr>
+          <w:rFonts w:ascii="Courier New" w:hAnsi="Courier New" w:eastAsia="Courier New" w:cs="Courier New"/>
+          <w:color w:val="374151"/>
+          <w:sz w:val="19"/>
+        </w:rPr>
+        <w:t>photon</w:t>
+      </w:r>
+      <w:r>
+        <w:t>);</w:t>
+      </w:r>
+    </w:p>
+    <w:p>
+      <w:pPr>
+        <w:numPr>
+          <w:ilvl w:val="1"/>
+          <w:numId w:val="961"/>
+        </w:numPr>
+        <w:pStyle w:val="ListParagraph"/>
+      </w:pPr>
+      <w:r>
+        <w:t xml:space="preserve">listed in </w:t>
+      </w:r>
+      <w:r>
+        <w:rPr>
+          <w:rFonts w:ascii="Courier New" w:hAnsi="Courier New" w:eastAsia="Courier New" w:cs="Courier New"/>
+          <w:color w:val="374151"/>
+          <w:sz w:val="19"/>
+        </w:rPr>
+        <w:t>GET /v1/items</w:t>
+      </w:r>
+      <w:r>
+        <w:t>.</w:t>
       </w:r>
     </w:p>
     <w:p>
@@ -9139,10 +8988,10 @@
         <w:rPr>
           <w:b/>
         </w:rPr>
-        <w:t>A hand over the guided item no longer makes it `missing`</w:t>
-      </w:r>
-      <w:r>
-        <w:t xml:space="preserve"> (§7 step 7). Close up, the detector usually can't see the item under the hand. That used to mark the item </w:t>
+        <w:t>New route</w:t>
+      </w:r>
+      <w:r>
+        <w:t xml:space="preserve"> </w:t>
       </w:r>
       <w:r>
         <w:rPr>
@@ -9150,34 +8999,10 @@
           <w:color w:val="374151"/>
           <w:sz w:val="19"/>
         </w:rPr>
-        <w:t>missing</w:t>
-      </w:r>
-      <w:r>
-        <w:t xml:space="preserve"> after 3 frames, which took it out of touch matching, so the touch, and with it the end of the search, never came.</w:t>
-      </w:r>
-    </w:p>
-    <w:p>
-      <w:pPr>
-        <w:numPr>
-          <w:ilvl w:val="1"/>
-          <w:numId w:val="961"/>
-        </w:numPr>
-        <w:pStyle w:val="ListParagraph"/>
-      </w:pPr>
-      <w:r>
-        <w:t>Frames where a hand is within 35 cm of an item don't count as misses.</w:t>
-      </w:r>
-    </w:p>
-    <w:p>
-      <w:pPr>
-        <w:numPr>
-          <w:ilvl w:val="1"/>
-          <w:numId w:val="961"/>
-        </w:numPr>
-        <w:pStyle w:val="ListParagraph"/>
-      </w:pPr>
-      <w:r>
-        <w:t xml:space="preserve">An item that disappears after a hand was at it is </w:t>
+        <w:t>DELETE /v1/items?source=…</w:t>
+      </w:r>
+      <w:r>
+        <w:t xml:space="preserve">, which forgets one source's items. Photon's </w:t>
       </w:r>
       <w:r>
         <w:rPr>
@@ -9185,21 +9010,10 @@
           <w:color w:val="374151"/>
           <w:sz w:val="19"/>
         </w:rPr>
-        <w:t>picked_up</w:t>
-      </w:r>
-      <w:r>
-        <w:t xml:space="preserve">, not </w:t>
-      </w:r>
-      <w:r>
-        <w:rPr>
-          <w:rFonts w:ascii="Courier New" w:hAnsi="Courier New" w:eastAsia="Courier New" w:cs="Courier New"/>
-          <w:color w:val="374151"/>
-          <w:sz w:val="19"/>
-        </w:rPr>
-        <w:t>missing</w:t>
-      </w:r>
-      <w:r>
-        <w:t>.</w:t>
+        <w:t>/restart</w:t>
+      </w:r>
+      <w:r>
+        <w:t xml:space="preserve"> command uses it (§5).</w:t>
       </w:r>
     </w:p>
     <w:p>
@@ -9214,22 +9028,142 @@
         <w:rPr>
           <w:b/>
         </w:rPr>
-        <w:t>Room layout on the dashboard map</w:t>
-      </w:r>
-      <w:r>
-        <w:t xml:space="preserve"> (§6):</w:t>
+        <w:t>Dashboard API</w:t>
+      </w:r>
+      <w:r>
+        <w:t xml:space="preserve"> (§6): </w:t>
+      </w:r>
+      <w:r>
+        <w:rPr>
+          <w:rFonts w:ascii="Courier New" w:hAnsi="Courier New" w:eastAsia="Courier New" w:cs="Courier New"/>
+          <w:color w:val="374151"/>
+          <w:sz w:val="19"/>
+        </w:rPr>
+        <w:t>GET /dashboard/snapshot</w:t>
+      </w:r>
+      <w:r>
+        <w:t xml:space="preserve">, </w:t>
+      </w:r>
+      <w:r>
+        <w:rPr>
+          <w:rFonts w:ascii="Courier New" w:hAnsi="Courier New" w:eastAsia="Courier New" w:cs="Courier New"/>
+          <w:color w:val="374151"/>
+          <w:sz w:val="19"/>
+        </w:rPr>
+        <w:t>WS /events</w:t>
+      </w:r>
+      <w:r>
+        <w:t xml:space="preserve">, </w:t>
+      </w:r>
+      <w:r>
+        <w:rPr>
+          <w:rFonts w:ascii="Courier New" w:hAnsi="Courier New" w:eastAsia="Courier New" w:cs="Courier New"/>
+          <w:color w:val="374151"/>
+          <w:sz w:val="19"/>
+        </w:rPr>
+        <w:t>POST /dashboard/commands</w:t>
+      </w:r>
+      <w:r>
+        <w:t xml:space="preserve">, </w:t>
+      </w:r>
+      <w:r>
+        <w:rPr>
+          <w:rFonts w:ascii="Courier New" w:hAnsi="Courier New" w:eastAsia="Courier New" w:cs="Courier New"/>
+          <w:color w:val="374151"/>
+          <w:sz w:val="19"/>
+        </w:rPr>
+        <w:t>GET /media/…</w:t>
+      </w:r>
+      <w:r>
+        <w:t xml:space="preserve"> and </w:t>
+      </w:r>
+      <w:r>
+        <w:rPr>
+          <w:rFonts w:ascii="Courier New" w:hAnsi="Courier New" w:eastAsia="Courier New" w:cs="Courier New"/>
+          <w:color w:val="374151"/>
+          <w:sz w:val="19"/>
+        </w:rPr>
+        <w:t>/app/…</w:t>
+      </w:r>
+      <w:r>
+        <w:t xml:space="preserve">, each also under </w:t>
+      </w:r>
+      <w:r>
+        <w:rPr>
+          <w:rFonts w:ascii="Courier New" w:hAnsi="Courier New" w:eastAsia="Courier New" w:cs="Courier New"/>
+          <w:color w:val="374151"/>
+          <w:sz w:val="19"/>
+        </w:rPr>
+        <w:t>/api/…</w:t>
+      </w:r>
+      <w:r>
+        <w:t>, all behind the auth gate.</w:t>
       </w:r>
     </w:p>
     <w:p>
       <w:pPr>
         <w:numPr>
-          <w:ilvl w:val="1"/>
+          <w:ilvl w:val="0"/>
+          <w:numId w:val="960"/>
+        </w:numPr>
+        <w:pStyle w:val="ListParagraph"/>
+      </w:pPr>
+      <w:r>
+        <w:rPr>
+          <w:b/>
+        </w:rPr>
+        <w:t>New phone messages for dashboard Find and Stop:</w:t>
+      </w:r>
+      <w:r>
+        <w:t xml:space="preserve"> </w:t>
+      </w:r>
+      <w:r>
+        <w:rPr>
+          <w:rFonts w:ascii="Courier New" w:hAnsi="Courier New" w:eastAsia="Courier New" w:cs="Courier New"/>
+          <w:color w:val="374151"/>
+          <w:sz w:val="19"/>
+        </w:rPr>
+        <w:t>command</w:t>
+      </w:r>
+      <w:r>
+        <w:t xml:space="preserve"> (server to phone, §4) and </w:t>
+      </w:r>
+      <w:r>
+        <w:rPr>
+          <w:rFonts w:ascii="Courier New" w:hAnsi="Courier New" w:eastAsia="Courier New" w:cs="Courier New"/>
+          <w:color w:val="374151"/>
+          <w:sz w:val="19"/>
+        </w:rPr>
+        <w:t>command_ack</w:t>
+      </w:r>
+      <w:r>
+        <w:t xml:space="preserve"> (phone to server, §3.2).</w:t>
+      </w:r>
+    </w:p>
+    <w:p>
+      <w:pPr>
+        <w:pStyle w:val="Heading1"/>
+      </w:pPr>
+      <w:r>
+        <w:t>13. Changes since v0.3</w:t>
+      </w:r>
+    </w:p>
+    <w:p>
+      <w:pPr>
+        <w:numPr>
+          <w:ilvl w:val="0"/>
           <w:numId w:val="962"/>
         </w:numPr>
         <w:pStyle w:val="ListParagraph"/>
       </w:pPr>
       <w:r>
-        <w:t xml:space="preserve">a new raw-feed message, </w:t>
+        <w:rPr>
+          <w:b/>
+        </w:rPr>
+        <w:t>Output-only ElevenLabs:</w:t>
+      </w:r>
+      <w:r>
+        <w:t xml:space="preserve"> authenticated </w:t>
       </w:r>
       <w:r>
         <w:rPr>
@@ -9237,22 +9171,64 @@
           <w:color w:val="374151"/>
           <w:sz w:val="19"/>
         </w:rPr>
-        <w:t>room_layout</w:t>
-      </w:r>
-      <w:r>
-        <w:t>;</w:t>
+        <w:t>POST /v1/speech</w:t>
+      </w:r>
+      <w:r>
+        <w:t xml:space="preserve"> (§3.5), short exact text to mono WAV, bounded caching/timeouts and Apple fallback. iOS plays it through the existing spatial voice node.</w:t>
       </w:r>
     </w:p>
     <w:p>
       <w:pPr>
         <w:numPr>
-          <w:ilvl w:val="1"/>
+          <w:ilvl w:val="0"/>
           <w:numId w:val="962"/>
         </w:numPr>
         <w:pStyle w:val="ListParagraph"/>
       </w:pPr>
       <w:r>
-        <w:t xml:space="preserve">in the snapshot, </w:t>
+        <w:rPr>
+          <w:b/>
+        </w:rPr>
+        <w:t>§7 guidance sounds</w:t>
+      </w:r>
+      <w:r>
+        <w:t xml:space="preserve"> (phone only; no message format changed): a beam that widens to 30 cm either side up close, three beacon sounds, a beacon never played behind, distance pace across the whole room, a speed-compensated stop (notes and a haptic, no words), graded reach pings with the steady tone at contact (5 cm), and head yaw advanced by the audio latency. The only words during a find are the opening line and the touch.</w:t>
+      </w:r>
+    </w:p>
+    <w:p>
+      <w:pPr>
+        <w:numPr>
+          <w:ilvl w:val="0"/>
+          <w:numId w:val="962"/>
+        </w:numPr>
+        <w:pStyle w:val="ListParagraph"/>
+      </w:pPr>
+      <w:r>
+        <w:rPr>
+          <w:b/>
+        </w:rPr>
+        <w:t>Typed Photon labels:</w:t>
+      </w:r>
+      <w:r>
+        <w:t xml:space="preserve"> no Scribe, transcription or new caregiver audio labels. Photos and typed names, retries, corrections and source attribution stay. Stored legacy media and optional wire fields remain compatible.</w:t>
+      </w:r>
+    </w:p>
+    <w:p>
+      <w:pPr>
+        <w:numPr>
+          <w:ilvl w:val="0"/>
+          <w:numId w:val="962"/>
+        </w:numPr>
+        <w:pStyle w:val="ListParagraph"/>
+      </w:pPr>
+      <w:r>
+        <w:rPr>
+          <w:b/>
+        </w:rPr>
+        <w:t>A hand over the guided item no longer makes it `missing`</w:t>
+      </w:r>
+      <w:r>
+        <w:t xml:space="preserve"> (§7 step 7). Close up, the detector usually can't see the item under the hand. That used to mark the item </w:t>
       </w:r>
       <w:r>
         <w:rPr>
@@ -9260,10 +9236,34 @@
           <w:color w:val="374151"/>
           <w:sz w:val="19"/>
         </w:rPr>
-        <w:t>map.walls</w:t>
-      </w:r>
-      <w:r>
-        <w:t xml:space="preserve"> is filled, and there is a new optional </w:t>
+        <w:t>missing</w:t>
+      </w:r>
+      <w:r>
+        <w:t xml:space="preserve"> after 3 frames, which took it out of touch matching, so the touch, and with it the end of the search, never came.</w:t>
+      </w:r>
+    </w:p>
+    <w:p>
+      <w:pPr>
+        <w:numPr>
+          <w:ilvl w:val="1"/>
+          <w:numId w:val="963"/>
+        </w:numPr>
+        <w:pStyle w:val="ListParagraph"/>
+      </w:pPr>
+      <w:r>
+        <w:t>Frames where a hand is within 35 cm of an item don't count as misses.</w:t>
+      </w:r>
+    </w:p>
+    <w:p>
+      <w:pPr>
+        <w:numPr>
+          <w:ilvl w:val="1"/>
+          <w:numId w:val="963"/>
+        </w:numPr>
+        <w:pStyle w:val="ListParagraph"/>
+      </w:pPr>
+      <w:r>
+        <w:t xml:space="preserve">An item that disappears after a hand was at it is </w:t>
       </w:r>
       <w:r>
         <w:rPr>
@@ -9271,22 +9271,51 @@
           <w:color w:val="374151"/>
           <w:sz w:val="19"/>
         </w:rPr>
-        <w:t>map.landmarks</w:t>
-      </w:r>
-      <w:r>
-        <w:t>;</w:t>
+        <w:t>picked_up</w:t>
+      </w:r>
+      <w:r>
+        <w:t xml:space="preserve">, not </w:t>
+      </w:r>
+      <w:r>
+        <w:rPr>
+          <w:rFonts w:ascii="Courier New" w:hAnsi="Courier New" w:eastAsia="Courier New" w:cs="Courier New"/>
+          <w:color w:val="374151"/>
+          <w:sz w:val="19"/>
+        </w:rPr>
+        <w:t>missing</w:t>
+      </w:r>
+      <w:r>
+        <w:t>.</w:t>
       </w:r>
     </w:p>
     <w:p>
       <w:pPr>
         <w:numPr>
-          <w:ilvl w:val="1"/>
+          <w:ilvl w:val="0"/>
           <w:numId w:val="962"/>
         </w:numPr>
         <w:pStyle w:val="ListParagraph"/>
       </w:pPr>
       <w:r>
-        <w:t xml:space="preserve">a new </w:t>
+        <w:rPr>
+          <w:b/>
+        </w:rPr>
+        <w:t>Room layout on the dashboard map</w:t>
+      </w:r>
+      <w:r>
+        <w:t xml:space="preserve"> (§6):</w:t>
+      </w:r>
+    </w:p>
+    <w:p>
+      <w:pPr>
+        <w:numPr>
+          <w:ilvl w:val="1"/>
+          <w:numId w:val="964"/>
+        </w:numPr>
+        <w:pStyle w:val="ListParagraph"/>
+      </w:pPr>
+      <w:r>
+        <w:t xml:space="preserve">a new raw-feed message, </w:t>
       </w:r>
       <w:r>
         <w:rPr>
@@ -9294,17 +9323,74 @@
           <w:color w:val="374151"/>
           <w:sz w:val="19"/>
         </w:rPr>
-        <w:t>map_id</w:t>
-      </w:r>
-      <w:r>
-        <w:t xml:space="preserve"> on a frame now starts a fresh room map (old-frame voxels used to stay).</w:t>
+        <w:t>room_layout</w:t>
+      </w:r>
+      <w:r>
+        <w:t>;</w:t>
       </w:r>
     </w:p>
     <w:p>
       <w:pPr>
         <w:numPr>
+          <w:ilvl w:val="1"/>
+          <w:numId w:val="964"/>
+        </w:numPr>
+        <w:pStyle w:val="ListParagraph"/>
+      </w:pPr>
+      <w:r>
+        <w:t xml:space="preserve">in the snapshot, </w:t>
+      </w:r>
+      <w:r>
+        <w:rPr>
+          <w:rFonts w:ascii="Courier New" w:hAnsi="Courier New" w:eastAsia="Courier New" w:cs="Courier New"/>
+          <w:color w:val="374151"/>
+          <w:sz w:val="19"/>
+        </w:rPr>
+        <w:t>map.walls</w:t>
+      </w:r>
+      <w:r>
+        <w:t xml:space="preserve"> is filled, and there is a new optional </w:t>
+      </w:r>
+      <w:r>
+        <w:rPr>
+          <w:rFonts w:ascii="Courier New" w:hAnsi="Courier New" w:eastAsia="Courier New" w:cs="Courier New"/>
+          <w:color w:val="374151"/>
+          <w:sz w:val="19"/>
+        </w:rPr>
+        <w:t>map.landmarks</w:t>
+      </w:r>
+      <w:r>
+        <w:t>;</w:t>
+      </w:r>
+    </w:p>
+    <w:p>
+      <w:pPr>
+        <w:numPr>
+          <w:ilvl w:val="1"/>
+          <w:numId w:val="964"/>
+        </w:numPr>
+        <w:pStyle w:val="ListParagraph"/>
+      </w:pPr>
+      <w:r>
+        <w:t xml:space="preserve">a new </w:t>
+      </w:r>
+      <w:r>
+        <w:rPr>
+          <w:rFonts w:ascii="Courier New" w:hAnsi="Courier New" w:eastAsia="Courier New" w:cs="Courier New"/>
+          <w:color w:val="374151"/>
+          <w:sz w:val="19"/>
+        </w:rPr>
+        <w:t>map_id</w:t>
+      </w:r>
+      <w:r>
+        <w:t xml:space="preserve"> on a frame now starts a fresh room map (old-frame voxels used to stay).</w:t>
+      </w:r>
+    </w:p>
+    <w:p>
+      <w:pPr>
+        <w:numPr>
           <w:ilvl w:val="0"/>
-          <w:numId w:val="960"/>
+          <w:numId w:val="962"/>
         </w:numPr>
         <w:pStyle w:val="ListParagraph"/>
       </w:pPr>
@@ -10088,14 +10174,14 @@
     </w:lvlOverride>
   </w:num>
   <w:num w:numId="947">
-    <w:abstractNumId w:val="901"/>
-    <w:lvlOverride w:ilvl="0">
+    <w:abstractNumId w:val="900"/>
+    <w:lvlOverride w:ilvl="1">
       <w:startOverride w:val="1"/>
     </w:lvlOverride>
   </w:num>
   <w:num w:numId="948">
-    <w:abstractNumId w:val="900"/>
-    <w:lvlOverride w:ilvl="1">
+    <w:abstractNumId w:val="901"/>
+    <w:lvlOverride w:ilvl="0">
       <w:startOverride w:val="1"/>
     </w:lvlOverride>
   </w:num>
@@ -10107,30 +10193,30 @@
   </w:num>
   <w:num w:numId="950">
     <w:abstractNumId w:val="900"/>
-    <w:lvlOverride w:ilvl="0">
+    <w:lvlOverride w:ilvl="1">
       <w:startOverride w:val="1"/>
     </w:lvlOverride>
   </w:num>
   <w:num w:numId="951">
-    <w:abstractNumId w:val="900"/>
+    <w:abstractNumId w:val="901"/>
     <w:lvlOverride w:ilvl="0">
       <w:startOverride w:val="1"/>
     </w:lvlOverride>
   </w:num>
   <w:num w:numId="952">
-    <w:abstractNumId w:val="901"/>
+    <w:abstractNumId w:val="900"/>
     <w:lvlOverride w:ilvl="0">
       <w:startOverride w:val="1"/>
     </w:lvlOverride>
   </w:num>
   <w:num w:numId="953">
     <w:abstractNumId w:val="900"/>
-    <w:lvlOverride w:ilvl="1">
+    <w:lvlOverride w:ilvl="0">
       <w:startOverride w:val="1"/>
     </w:lvlOverride>
   </w:num>
   <w:num w:numId="954">
-    <w:abstractNumId w:val="900"/>
+    <w:abstractNumId w:val="901"/>
     <w:lvlOverride w:ilvl="0">
       <w:startOverride w:val="1"/>
     </w:lvlOverride>
@@ -10178,6 +10264,18 @@
     </w:lvlOverride>
   </w:num>
   <w:num w:numId="962">
+    <w:abstractNumId w:val="900"/>
+    <w:lvlOverride w:ilvl="0">
+      <w:startOverride w:val="1"/>
+    </w:lvlOverride>
+  </w:num>
+  <w:num w:numId="963">
+    <w:abstractNumId w:val="900"/>
+    <w:lvlOverride w:ilvl="1">
+      <w:startOverride w:val="1"/>
+    </w:lvlOverride>
+  </w:num>
+  <w:num w:numId="964">
     <w:abstractNumId w:val="900"/>
     <w:lvlOverride w:ilvl="1">
       <w:startOverride w:val="1"/>

--- a/docs/INTERFACES.docx
+++ b/docs/INTERFACES.docx
@@ -7588,7 +7588,76 @@
         <w:t>On the beam</w:t>
       </w:r>
       <w:r>
-        <w:t xml:space="preserve"> (|relative azimuth| within max(12°, atan(0.3 m / distance)), a corridor 30 cm either side of the item): a double ding plus a haptic, once per lock. The lock releases 8° outside that, and drifting off swaps to the plain beep at once.</w:t>
+        <w:t xml:space="preserve"> (|relative azimuth| within max(12°, atan(0.3 m / distance)), a corridor 30 cm either side of the item): the ordinary beacon switches to bright pulses without a confirmation dwell; the beacon lock releases 8° outside that, and drifting off swaps to the plain beep at once. The special </w:t>
+      </w:r>
+      <w:r>
+        <w:rPr>
+          <w:b/>
+        </w:rPr>
+        <w:t>alignment confirmation</w:t>
+      </w:r>
+      <w:r>
+        <w:t xml:space="preserve"> is separate:</w:t>
+      </w:r>
+    </w:p>
+    <w:p>
+      <w:pPr>
+        <w:numPr>
+          <w:ilvl w:val="1"/>
+          <w:numId w:val="949"/>
+        </w:numPr>
+        <w:pStyle w:val="ListParagraph"/>
+      </w:pPr>
+      <w:r>
+        <w:t>hold inside the beam for 0.35 s to get one double ding and haptic;</w:t>
+      </w:r>
+    </w:p>
+    <w:p>
+      <w:pPr>
+        <w:numPr>
+          <w:ilvl w:val="1"/>
+          <w:numId w:val="949"/>
+        </w:numPr>
+        <w:pStyle w:val="ListParagraph"/>
+      </w:pPr>
+      <w:r>
+        <w:t>rearm only after remaining more than 15° outside the beam boundary for 0.7 s (27° from the target far away, wider up close), then returning for another 0.35 s dwell;</w:t>
+      </w:r>
+    </w:p>
+    <w:p>
+      <w:pPr>
+        <w:numPr>
+          <w:ilvl w:val="1"/>
+          <w:numId w:val="949"/>
+        </w:numPr>
+        <w:pStyle w:val="ListParagraph"/>
+      </w:pPr>
+      <w:r>
+        <w:t>leave at least 3 s between confirmation dings; holding alignment after cooldown alone does not repeat one;</w:t>
+      </w:r>
+    </w:p>
+    <w:p>
+      <w:pPr>
+        <w:numPr>
+          <w:ilvl w:val="1"/>
+          <w:numId w:val="949"/>
+        </w:numPr>
+        <w:pStyle w:val="ListParagraph"/>
+      </w:pPr>
+      <w:r>
+        <w:t>coordinate updates for the same target preserve the latch and cooldown; a new Find resets them;</w:t>
+      </w:r>
+    </w:p>
+    <w:p>
+      <w:pPr>
+        <w:numPr>
+          <w:ilvl w:val="1"/>
+          <w:numId w:val="949"/>
+        </w:numPr>
+        <w:pStyle w:val="ListParagraph"/>
+      </w:pPr>
+      <w:r>
+        <w:t>gaps longer than 0.2 s restart pending dwell timers. Confirmation pauses during the opening speech, arrival and hand guidance; these stages do not count toward dwell. Arrival and reach keep their own cues. Spatial placement and ordinary beeps still use the current angle every tick.</w:t>
       </w:r>
     </w:p>
     <w:p>
@@ -7741,7 +7810,7 @@
       <w:pPr>
         <w:numPr>
           <w:ilvl w:val="0"/>
-          <w:numId w:val="949"/>
+          <w:numId w:val="950"/>
         </w:numPr>
         <w:pStyle w:val="ListParagraph"/>
       </w:pPr>
@@ -7753,7 +7822,7 @@
       <w:pPr>
         <w:numPr>
           <w:ilvl w:val="0"/>
-          <w:numId w:val="949"/>
+          <w:numId w:val="950"/>
         </w:numPr>
         <w:pStyle w:val="ListParagraph"/>
       </w:pPr>
@@ -7765,7 +7834,7 @@
       <w:pPr>
         <w:numPr>
           <w:ilvl w:val="0"/>
-          <w:numId w:val="949"/>
+          <w:numId w:val="950"/>
         </w:numPr>
         <w:pStyle w:val="ListParagraph"/>
       </w:pPr>
@@ -7788,23 +7857,23 @@
       <w:pPr>
         <w:numPr>
           <w:ilvl w:val="0"/>
-          <w:numId w:val="949"/>
-        </w:numPr>
-        <w:pStyle w:val="ListParagraph"/>
-      </w:pPr>
-      <w:r>
-        <w:t>A 5-minute recorded session saved to disk in exactly these formats (frames, poses, hands), so Vedant can build against real data before the app is finished.</w:t>
-      </w:r>
-    </w:p>
-    <w:p>
-      <w:pPr>
-        <w:numPr>
-          <w:ilvl w:val="1"/>
           <w:numId w:val="950"/>
         </w:numPr>
         <w:pStyle w:val="ListParagraph"/>
       </w:pPr>
       <w:r>
+        <w:t>A 5-minute recorded session saved to disk in exactly these formats (frames, poses, hands), so Vedant can build against real data before the app is finished.</w:t>
+      </w:r>
+    </w:p>
+    <w:p>
+      <w:pPr>
+        <w:numPr>
+          <w:ilvl w:val="1"/>
+          <w:numId w:val="951"/>
+        </w:numPr>
+        <w:pStyle w:val="ListParagraph"/>
+      </w:pPr>
+      <w:r>
         <w:t xml:space="preserve">The server records every session it receives under </w:t>
       </w:r>
       <w:r>
@@ -7823,7 +7892,7 @@
       <w:pPr>
         <w:numPr>
           <w:ilvl w:val="1"/>
-          <w:numId w:val="950"/>
+          <w:numId w:val="951"/>
         </w:numPr>
         <w:pStyle w:val="ListParagraph"/>
       </w:pPr>
@@ -7848,125 +7917,6 @@
           <w:b/>
         </w:rPr>
         <w:t>Utkarsh needs from Vedant:</w:t>
-      </w:r>
-    </w:p>
-    <w:p>
-      <w:pPr>
-        <w:numPr>
-          <w:ilvl w:val="0"/>
-          <w:numId w:val="951"/>
-        </w:numPr>
-        <w:pStyle w:val="ListParagraph"/>
-      </w:pPr>
-      <w:r>
-        <w:t xml:space="preserve">A stub server that accepts everything above and returns fake </w:t>
-      </w:r>
-      <w:r>
-        <w:rPr>
-          <w:rFonts w:ascii="Courier New" w:hAnsi="Courier New" w:eastAsia="Courier New" w:cs="Courier New"/>
-          <w:color w:val="374151"/>
-          <w:sz w:val="19"/>
-        </w:rPr>
-        <w:t>answer</w:t>
-      </w:r>
-      <w:r>
-        <w:t xml:space="preserve"> / </w:t>
-      </w:r>
-      <w:r>
-        <w:rPr>
-          <w:rFonts w:ascii="Courier New" w:hAnsi="Courier New" w:eastAsia="Courier New" w:cs="Courier New"/>
-          <w:color w:val="374151"/>
-          <w:sz w:val="19"/>
-        </w:rPr>
-        <w:t>touch</w:t>
-      </w:r>
-      <w:r>
-        <w:t xml:space="preserve"> / </w:t>
-      </w:r>
-      <w:r>
-        <w:rPr>
-          <w:rFonts w:ascii="Courier New" w:hAnsi="Courier New" w:eastAsia="Courier New" w:cs="Courier New"/>
-          <w:color w:val="374151"/>
-          <w:sz w:val="19"/>
-        </w:rPr>
-        <w:t>event</w:t>
-      </w:r>
-      <w:r>
-        <w:t xml:space="preserve"> messages (</w:t>
-      </w:r>
-      <w:r>
-        <w:rPr>
-          <w:rFonts w:ascii="Courier New" w:hAnsi="Courier New" w:eastAsia="Courier New" w:cs="Courier New"/>
-          <w:color w:val="374151"/>
-          <w:sz w:val="19"/>
-        </w:rPr>
-        <w:t>MARCO_MODE=stub</w:t>
-      </w:r>
-      <w:r>
-        <w:t>, the default).</w:t>
-      </w:r>
-    </w:p>
-    <w:p>
-      <w:pPr>
-        <w:numPr>
-          <w:ilvl w:val="0"/>
-          <w:numId w:val="951"/>
-        </w:numPr>
-        <w:pStyle w:val="ListParagraph"/>
-      </w:pPr>
-      <w:r>
-        <w:t>Then the real ones (</w:t>
-      </w:r>
-      <w:r>
-        <w:rPr>
-          <w:rFonts w:ascii="Courier New" w:hAnsi="Courier New" w:eastAsia="Courier New" w:cs="Courier New"/>
-          <w:color w:val="374151"/>
-          <w:sz w:val="19"/>
-        </w:rPr>
-        <w:t>MARCO_MODE=real</w:t>
-      </w:r>
-      <w:r>
-        <w:t>).</w:t>
-      </w:r>
-    </w:p>
-    <w:p>
-      <w:pPr>
-        <w:numPr>
-          <w:ilvl w:val="0"/>
-          <w:numId w:val="951"/>
-        </w:numPr>
-        <w:pStyle w:val="ListParagraph"/>
-      </w:pPr>
-      <w:r>
-        <w:t>Typed labels and the speech route (§3.5). Legacy label audio URLs remain optional compatibility fields.</w:t>
-      </w:r>
-    </w:p>
-    <w:p>
-      <w:pPr>
-        <w:numPr>
-          <w:ilvl w:val="0"/>
-          <w:numId w:val="951"/>
-        </w:numPr>
-        <w:pStyle w:val="ListParagraph"/>
-      </w:pPr>
-      <w:r>
-        <w:rPr>
-          <w:rFonts w:ascii="Courier New" w:hAnsi="Courier New" w:eastAsia="Courier New" w:cs="Courier New"/>
-          <w:color w:val="374151"/>
-          <w:sz w:val="19"/>
-        </w:rPr>
-        <w:t>label_request</w:t>
-      </w:r>
-      <w:r>
-        <w:t xml:space="preserve"> events for Photon.</w:t>
-      </w:r>
-    </w:p>
-    <w:p>
-      <w:r>
-        <w:rPr>
-          <w:b/>
-        </w:rPr>
-        <w:t>The dashboard needs from Vedant:</w:t>
       </w:r>
     </w:p>
     <w:p>
@@ -7978,7 +7928,7 @@
         <w:pStyle w:val="ListParagraph"/>
       </w:pPr>
       <w:r>
-        <w:t xml:space="preserve">the </w:t>
+        <w:t xml:space="preserve">A stub server that accepts everything above and returns fake </w:t>
       </w:r>
       <w:r>
         <w:rPr>
@@ -7986,10 +7936,10 @@
           <w:color w:val="374151"/>
           <w:sz w:val="19"/>
         </w:rPr>
-        <w:t>/v1/dashboard</w:t>
-      </w:r>
-      <w:r>
-        <w:t xml:space="preserve"> feed with recorded or fake data first (</w:t>
+        <w:t>answer</w:t>
+      </w:r>
+      <w:r>
+        <w:t xml:space="preserve"> / </w:t>
       </w:r>
       <w:r>
         <w:rPr>
@@ -7997,21 +7947,95 @@
           <w:color w:val="374151"/>
           <w:sz w:val="19"/>
         </w:rPr>
-        <w:t>server/tools/replay.py</w:t>
-      </w:r>
-      <w:r>
-        <w:t>), then live.</w:t>
+        <w:t>touch</w:t>
+      </w:r>
+      <w:r>
+        <w:t xml:space="preserve"> / </w:t>
+      </w:r>
+      <w:r>
+        <w:rPr>
+          <w:rFonts w:ascii="Courier New" w:hAnsi="Courier New" w:eastAsia="Courier New" w:cs="Courier New"/>
+          <w:color w:val="374151"/>
+          <w:sz w:val="19"/>
+        </w:rPr>
+        <w:t>event</w:t>
+      </w:r>
+      <w:r>
+        <w:t xml:space="preserve"> messages (</w:t>
+      </w:r>
+      <w:r>
+        <w:rPr>
+          <w:rFonts w:ascii="Courier New" w:hAnsi="Courier New" w:eastAsia="Courier New" w:cs="Courier New"/>
+          <w:color w:val="374151"/>
+          <w:sz w:val="19"/>
+        </w:rPr>
+        <w:t>MARCO_MODE=stub</w:t>
+      </w:r>
+      <w:r>
+        <w:t>, the default).</w:t>
       </w:r>
     </w:p>
     <w:p>
+      <w:pPr>
+        <w:numPr>
+          <w:ilvl w:val="0"/>
+          <w:numId w:val="952"/>
+        </w:numPr>
+        <w:pStyle w:val="ListParagraph"/>
+      </w:pPr>
+      <w:r>
+        <w:t>Then the real ones (</w:t>
+      </w:r>
+      <w:r>
+        <w:rPr>
+          <w:rFonts w:ascii="Courier New" w:hAnsi="Courier New" w:eastAsia="Courier New" w:cs="Courier New"/>
+          <w:color w:val="374151"/>
+          <w:sz w:val="19"/>
+        </w:rPr>
+        <w:t>MARCO_MODE=real</w:t>
+      </w:r>
+      <w:r>
+        <w:t>).</w:t>
+      </w:r>
+    </w:p>
+    <w:p>
+      <w:pPr>
+        <w:numPr>
+          <w:ilvl w:val="0"/>
+          <w:numId w:val="952"/>
+        </w:numPr>
+        <w:pStyle w:val="ListParagraph"/>
+      </w:pPr>
+      <w:r>
+        <w:t>Typed labels and the speech route (§3.5). Legacy label audio URLs remain optional compatibility fields.</w:t>
+      </w:r>
+    </w:p>
+    <w:p>
+      <w:pPr>
+        <w:numPr>
+          <w:ilvl w:val="0"/>
+          <w:numId w:val="952"/>
+        </w:numPr>
+        <w:pStyle w:val="ListParagraph"/>
+      </w:pPr>
+      <w:r>
+        <w:rPr>
+          <w:rFonts w:ascii="Courier New" w:hAnsi="Courier New" w:eastAsia="Courier New" w:cs="Courier New"/>
+          <w:color w:val="374151"/>
+          <w:sz w:val="19"/>
+        </w:rPr>
+        <w:t>label_request</w:t>
+      </w:r>
+      <w:r>
+        <w:t xml:space="preserve"> events for Photon.</w:t>
+      </w:r>
+    </w:p>
+    <w:p>
       <w:r>
         <w:rPr>
           <w:b/>
         </w:rPr>
-        <w:t>Everyone:</w:t>
-      </w:r>
-      <w:r>
-        <w:t xml:space="preserve"> the server is private:</w:t>
+        <w:t>The dashboard needs from Vedant:</w:t>
       </w:r>
     </w:p>
     <w:p>
@@ -8023,7 +8047,7 @@
         <w:pStyle w:val="ListParagraph"/>
       </w:pPr>
       <w:r>
-        <w:t xml:space="preserve">it binds 127.0.0.1 only and is reached through </w:t>
+        <w:t xml:space="preserve">the </w:t>
       </w:r>
       <w:r>
         <w:rPr>
@@ -8031,22 +8055,10 @@
           <w:color w:val="374151"/>
           <w:sz w:val="19"/>
         </w:rPr>
-        <w:t>tailscale serve</w:t>
-      </w:r>
-      <w:r>
-        <w:t>;</w:t>
-      </w:r>
-    </w:p>
-    <w:p>
-      <w:pPr>
-        <w:numPr>
-          <w:ilvl w:val="0"/>
-          <w:numId w:val="953"/>
-        </w:numPr>
-        <w:pStyle w:val="ListParagraph"/>
-      </w:pPr>
-      <w:r>
-        <w:t>every route goes through the fail-closed auth gate (</w:t>
+        <w:t>/v1/dashboard</w:t>
+      </w:r>
+      <w:r>
+        <w:t xml:space="preserve"> feed with recorded or fake data first (</w:t>
       </w:r>
       <w:r>
         <w:rPr>
@@ -8054,29 +8066,21 @@
           <w:color w:val="374151"/>
           <w:sz w:val="19"/>
         </w:rPr>
-        <w:t>server/marco/auth.py</w:t>
-      </w:r>
-      <w:r>
-        <w:t xml:space="preserve">), which admits only </w:t>
-      </w:r>
-      <w:r>
-        <w:rPr>
-          <w:rFonts w:ascii="Courier New" w:hAnsi="Courier New" w:eastAsia="Courier New" w:cs="Courier New"/>
-          <w:color w:val="374151"/>
-          <w:sz w:val="19"/>
-        </w:rPr>
-        <w:t>TAILSCALE_ALLOWED_LOGINS</w:t>
-      </w:r>
-      <w:r>
-        <w:t>.</w:t>
+        <w:t>server/tools/replay.py</w:t>
+      </w:r>
+      <w:r>
+        <w:t>), then live.</w:t>
       </w:r>
     </w:p>
     <w:p>
-      <w:pPr>
-        <w:pStyle w:val="Heading1"/>
-      </w:pPr>
-      <w:r>
-        <w:t>9. Integration order</w:t>
+      <w:r>
+        <w:rPr>
+          <w:b/>
+        </w:rPr>
+        <w:t>Everyone:</w:t>
+      </w:r>
+      <w:r>
+        <w:t xml:space="preserve"> the server is private:</w:t>
       </w:r>
     </w:p>
     <w:p>
@@ -8088,13 +8092,18 @@
         <w:pStyle w:val="ListParagraph"/>
       </w:pPr>
       <w:r>
-        <w:rPr>
-          <w:b/>
-        </w:rPr>
-        <w:t>Hour 0–2:</w:t>
-      </w:r>
-      <w:r>
-        <w:t xml:space="preserve"> agree this file. Vedant ships the stub server; Utkarsh gets the ARKit session and frame upload working; the dashboard renders fake feeds.</w:t>
+        <w:t xml:space="preserve">it binds 127.0.0.1 only and is reached through </w:t>
+      </w:r>
+      <w:r>
+        <w:rPr>
+          <w:rFonts w:ascii="Courier New" w:hAnsi="Courier New" w:eastAsia="Courier New" w:cs="Courier New"/>
+          <w:color w:val="374151"/>
+          <w:sz w:val="19"/>
+        </w:rPr>
+        <w:t>tailscale serve</w:t>
+      </w:r>
+      <w:r>
+        <w:t>;</w:t>
       </w:r>
     </w:p>
     <w:p>
@@ -8106,101 +8115,161 @@
         <w:pStyle w:val="ListParagraph"/>
       </w:pPr>
       <w:r>
-        <w:rPr>
-          <w:b/>
-        </w:rPr>
-        <w:t>Then:</w:t>
-      </w:r>
-      <w:r>
-        <w:t xml:space="preserve"> the recorded 5-minute session from the vest. Vedant runs the real pipeline on it offline; the dashboard replays it.</w:t>
+        <w:t>every route goes through the fail-closed auth gate (</w:t>
+      </w:r>
+      <w:r>
+        <w:rPr>
+          <w:rFonts w:ascii="Courier New" w:hAnsi="Courier New" w:eastAsia="Courier New" w:cs="Courier New"/>
+          <w:color w:val="374151"/>
+          <w:sz w:val="19"/>
+        </w:rPr>
+        <w:t>server/marco/auth.py</w:t>
+      </w:r>
+      <w:r>
+        <w:t xml:space="preserve">), which admits only </w:t>
+      </w:r>
+      <w:r>
+        <w:rPr>
+          <w:rFonts w:ascii="Courier New" w:hAnsi="Courier New" w:eastAsia="Courier New" w:cs="Courier New"/>
+          <w:color w:val="374151"/>
+          <w:sz w:val="19"/>
+        </w:rPr>
+        <w:t>TAILSCALE_ALLOWED_LOGINS</w:t>
+      </w:r>
+      <w:r>
+        <w:t>.</w:t>
       </w:r>
     </w:p>
     <w:p>
       <w:pPr>
+        <w:pStyle w:val="Heading1"/>
+      </w:pPr>
+      <w:r>
+        <w:t>9. Integration order</w:t>
+      </w:r>
+    </w:p>
+    <w:p>
+      <w:pPr>
         <w:numPr>
           <w:ilvl w:val="0"/>
-          <w:numId w:val="954"/>
-        </w:numPr>
-        <w:pStyle w:val="ListParagraph"/>
-      </w:pPr>
-      <w:r>
-        <w:rPr>
-          <w:b/>
-        </w:rPr>
-        <w:t>First live path:</w:t>
-      </w:r>
-      <w:r>
-        <w:t xml:space="preserve"> register keys, put them down, ask "where are my keys?", and follow the sound to them, end to end.</w:t>
-      </w:r>
-    </w:p>
-    <w:p>
-      <w:pPr>
-        <w:numPr>
-          <w:ilvl w:val="0"/>
-          <w:numId w:val="954"/>
-        </w:numPr>
-        <w:pStyle w:val="ListParagraph"/>
-      </w:pPr>
-      <w:r>
-        <w:rPr>
-          <w:b/>
-        </w:rPr>
-        <w:t>Then:</w:t>
-      </w:r>
-    </w:p>
-    <w:p>
-      <w:pPr>
-        <w:numPr>
-          <w:ilvl w:val="1"/>
           <w:numId w:val="955"/>
         </w:numPr>
         <w:pStyle w:val="ListParagraph"/>
       </w:pPr>
       <w:r>
-        <w:t>touch and "what is this?" with Photon labeling;</w:t>
+        <w:rPr>
+          <w:b/>
+        </w:rPr>
+        <w:t>Hour 0–2:</w:t>
+      </w:r>
+      <w:r>
+        <w:t xml:space="preserve"> agree this file. Vedant ships the stub server; Utkarsh gets the ARKit session and frame upload working; the dashboard renders fake feeds.</w:t>
       </w:r>
     </w:p>
     <w:p>
       <w:pPr>
         <w:numPr>
-          <w:ilvl w:val="1"/>
+          <w:ilvl w:val="0"/>
           <w:numId w:val="955"/>
         </w:numPr>
         <w:pStyle w:val="ListParagraph"/>
       </w:pPr>
       <w:r>
-        <w:t>moved and left-behind events;</w:t>
+        <w:rPr>
+          <w:b/>
+        </w:rPr>
+        <w:t>Then:</w:t>
+      </w:r>
+      <w:r>
+        <w:t xml:space="preserve"> the recorded 5-minute session from the vest. Vedant runs the real pipeline on it offline; the dashboard replays it.</w:t>
       </w:r>
     </w:p>
     <w:p>
       <w:pPr>
         <w:numPr>
-          <w:ilvl w:val="1"/>
+          <w:ilvl w:val="0"/>
           <w:numId w:val="955"/>
         </w:numPr>
         <w:pStyle w:val="ListParagraph"/>
       </w:pPr>
       <w:r>
-        <w:t>relaunch persistence.</w:t>
+        <w:rPr>
+          <w:b/>
+        </w:rPr>
+        <w:t>First live path:</w:t>
+      </w:r>
+      <w:r>
+        <w:t xml:space="preserve"> register keys, put them down, ask "where are my keys?", and follow the sound to them, end to end.</w:t>
       </w:r>
     </w:p>
     <w:p>
       <w:pPr>
-        <w:pStyle w:val="Heading1"/>
-      </w:pPr>
-      <w:r>
-        <w:t>10. Open questions (decide together)</w:t>
+        <w:numPr>
+          <w:ilvl w:val="0"/>
+          <w:numId w:val="955"/>
+        </w:numPr>
+        <w:pStyle w:val="ListParagraph"/>
+      </w:pPr>
+      <w:r>
+        <w:rPr>
+          <w:b/>
+        </w:rPr>
+        <w:t>Then:</w:t>
       </w:r>
     </w:p>
     <w:p>
       <w:pPr>
         <w:numPr>
-          <w:ilvl w:val="0"/>
+          <w:ilvl w:val="1"/>
           <w:numId w:val="956"/>
         </w:numPr>
         <w:pStyle w:val="ListParagraph"/>
       </w:pPr>
       <w:r>
+        <w:t>touch and "what is this?" with Photon labeling;</w:t>
+      </w:r>
+    </w:p>
+    <w:p>
+      <w:pPr>
+        <w:numPr>
+          <w:ilvl w:val="1"/>
+          <w:numId w:val="956"/>
+        </w:numPr>
+        <w:pStyle w:val="ListParagraph"/>
+      </w:pPr>
+      <w:r>
+        <w:t>moved and left-behind events;</w:t>
+      </w:r>
+    </w:p>
+    <w:p>
+      <w:pPr>
+        <w:numPr>
+          <w:ilvl w:val="1"/>
+          <w:numId w:val="956"/>
+        </w:numPr>
+        <w:pStyle w:val="ListParagraph"/>
+      </w:pPr>
+      <w:r>
+        <w:t>relaunch persistence.</w:t>
+      </w:r>
+    </w:p>
+    <w:p>
+      <w:pPr>
+        <w:pStyle w:val="Heading1"/>
+      </w:pPr>
+      <w:r>
+        <w:t>10. Open questions (decide together)</w:t>
+      </w:r>
+    </w:p>
+    <w:p>
+      <w:pPr>
+        <w:numPr>
+          <w:ilvl w:val="0"/>
+          <w:numId w:val="957"/>
+        </w:numPr>
+        <w:pStyle w:val="ListParagraph"/>
+      </w:pPr>
+      <w:r>
         <w:rPr>
           <w:b/>
         </w:rPr>
@@ -8236,7 +8305,7 @@
       <w:pPr>
         <w:numPr>
           <w:ilvl w:val="0"/>
-          <w:numId w:val="956"/>
+          <w:numId w:val="957"/>
         </w:numPr>
         <w:pStyle w:val="ListParagraph"/>
       </w:pPr>
@@ -8276,7 +8345,7 @@
       <w:pPr>
         <w:numPr>
           <w:ilvl w:val="0"/>
-          <w:numId w:val="956"/>
+          <w:numId w:val="957"/>
         </w:numPr>
         <w:pStyle w:val="ListParagraph"/>
       </w:pPr>
@@ -8294,7 +8363,7 @@
       <w:pPr>
         <w:numPr>
           <w:ilvl w:val="0"/>
-          <w:numId w:val="956"/>
+          <w:numId w:val="957"/>
         </w:numPr>
         <w:pStyle w:val="ListParagraph"/>
       </w:pPr>
@@ -8334,7 +8403,7 @@
       <w:pPr>
         <w:numPr>
           <w:ilvl w:val="1"/>
-          <w:numId w:val="957"/>
+          <w:numId w:val="958"/>
         </w:numPr>
         <w:pStyle w:val="ListParagraph"/>
       </w:pPr>
@@ -8407,7 +8476,7 @@
       <w:pPr>
         <w:numPr>
           <w:ilvl w:val="1"/>
-          <w:numId w:val="957"/>
+          <w:numId w:val="958"/>
         </w:numPr>
         <w:pStyle w:val="ListParagraph"/>
       </w:pPr>
@@ -8477,7 +8546,7 @@
       <w:pPr>
         <w:numPr>
           <w:ilvl w:val="0"/>
-          <w:numId w:val="958"/>
+          <w:numId w:val="959"/>
         </w:numPr>
         <w:pStyle w:val="ListParagraph"/>
       </w:pPr>
@@ -8506,7 +8575,7 @@
       <w:pPr>
         <w:numPr>
           <w:ilvl w:val="0"/>
-          <w:numId w:val="958"/>
+          <w:numId w:val="959"/>
         </w:numPr>
         <w:pStyle w:val="ListParagraph"/>
       </w:pPr>
@@ -8524,7 +8593,7 @@
       <w:pPr>
         <w:numPr>
           <w:ilvl w:val="0"/>
-          <w:numId w:val="958"/>
+          <w:numId w:val="959"/>
         </w:numPr>
         <w:pStyle w:val="ListParagraph"/>
       </w:pPr>
@@ -8553,7 +8622,7 @@
       <w:pPr>
         <w:numPr>
           <w:ilvl w:val="0"/>
-          <w:numId w:val="958"/>
+          <w:numId w:val="959"/>
         </w:numPr>
         <w:pStyle w:val="ListParagraph"/>
       </w:pPr>
@@ -8582,27 +8651,27 @@
       <w:pPr>
         <w:numPr>
           <w:ilvl w:val="0"/>
-          <w:numId w:val="958"/>
-        </w:numPr>
-        <w:pStyle w:val="ListParagraph"/>
-      </w:pPr>
-      <w:r>
-        <w:rPr>
-          <w:b/>
-        </w:rPr>
-        <w:t>Find answers:</w:t>
-      </w:r>
-    </w:p>
-    <w:p>
-      <w:pPr>
-        <w:numPr>
-          <w:ilvl w:val="1"/>
           <w:numId w:val="959"/>
         </w:numPr>
         <w:pStyle w:val="ListParagraph"/>
       </w:pPr>
       <w:r>
         <w:rPr>
+          <w:b/>
+        </w:rPr>
+        <w:t>Find answers:</w:t>
+      </w:r>
+    </w:p>
+    <w:p>
+      <w:pPr>
+        <w:numPr>
+          <w:ilvl w:val="1"/>
+          <w:numId w:val="960"/>
+        </w:numPr>
+        <w:pStyle w:val="ListParagraph"/>
+      </w:pPr>
+      <w:r>
+        <w:rPr>
           <w:rFonts w:ascii="Courier New" w:hAnsi="Courier New" w:eastAsia="Courier New" w:cs="Courier New"/>
           <w:color w:val="374151"/>
           <w:sz w:val="19"/>
@@ -8628,20 +8697,94 @@
       <w:pPr>
         <w:numPr>
           <w:ilvl w:val="1"/>
+          <w:numId w:val="960"/>
+        </w:numPr>
+        <w:pStyle w:val="ListParagraph"/>
+      </w:pPr>
+      <w:r>
+        <w:rPr>
+          <w:rFonts w:ascii="Courier New" w:hAnsi="Courier New" w:eastAsia="Courier New" w:cs="Courier New"/>
+          <w:color w:val="374151"/>
+          <w:sz w:val="19"/>
+        </w:rPr>
+        <w:t>not_where_last_seen</w:t>
+      </w:r>
+      <w:r>
+        <w:t xml:space="preserve"> carries </w:t>
+      </w:r>
+      <w:r>
+        <w:rPr>
+          <w:rFonts w:ascii="Courier New" w:hAnsi="Courier New" w:eastAsia="Courier New" w:cs="Courier New"/>
+          <w:color w:val="374151"/>
+          <w:sz w:val="19"/>
+        </w:rPr>
+        <w:t>last_position</w:t>
+      </w:r>
+      <w:r>
+        <w:t xml:space="preserve"> and </w:t>
+      </w:r>
+      <w:r>
+        <w:rPr>
+          <w:rFonts w:ascii="Courier New" w:hAnsi="Courier New" w:eastAsia="Courier New" w:cs="Courier New"/>
+          <w:color w:val="374151"/>
+          <w:sz w:val="19"/>
+        </w:rPr>
+        <w:t>surface</w:t>
+      </w:r>
+      <w:r>
+        <w:t>;</w:t>
+      </w:r>
+    </w:p>
+    <w:p>
+      <w:pPr>
+        <w:numPr>
+          <w:ilvl w:val="1"/>
+          <w:numId w:val="960"/>
+        </w:numPr>
+        <w:pStyle w:val="ListParagraph"/>
+      </w:pPr>
+      <w:r>
+        <w:t xml:space="preserve">found answers carry </w:t>
+      </w:r>
+      <w:r>
+        <w:rPr>
+          <w:rFonts w:ascii="Courier New" w:hAnsi="Courier New" w:eastAsia="Courier New" w:cs="Courier New"/>
+          <w:color w:val="374151"/>
+          <w:sz w:val="19"/>
+        </w:rPr>
+        <w:t>state</w:t>
+      </w:r>
+      <w:r>
+        <w:t>.</w:t>
+      </w:r>
+    </w:p>
+    <w:p>
+      <w:pPr>
+        <w:numPr>
+          <w:ilvl w:val="0"/>
           <w:numId w:val="959"/>
         </w:numPr>
         <w:pStyle w:val="ListParagraph"/>
       </w:pPr>
       <w:r>
         <w:rPr>
+          <w:b/>
+        </w:rPr>
+        <w:t>Event kinds:</w:t>
+      </w:r>
+      <w:r>
+        <w:t xml:space="preserve"> added </w:t>
+      </w:r>
+      <w:r>
+        <w:rPr>
           <w:rFonts w:ascii="Courier New" w:hAnsi="Courier New" w:eastAsia="Courier New" w:cs="Courier New"/>
           <w:color w:val="374151"/>
           <w:sz w:val="19"/>
         </w:rPr>
-        <w:t>not_where_last_seen</w:t>
-      </w:r>
-      <w:r>
-        <w:t xml:space="preserve"> carries </w:t>
+        <w:t>seen</w:t>
+      </w:r>
+      <w:r>
+        <w:t xml:space="preserve">, </w:t>
       </w:r>
       <w:r>
         <w:rPr>
@@ -8649,7 +8792,7 @@
           <w:color w:val="374151"/>
           <w:sz w:val="19"/>
         </w:rPr>
-        <w:t>last_position</w:t>
+        <w:t>missing</w:t>
       </w:r>
       <w:r>
         <w:t xml:space="preserve"> and </w:t>
@@ -8660,22 +8803,28 @@
           <w:color w:val="374151"/>
           <w:sz w:val="19"/>
         </w:rPr>
-        <w:t>surface</w:t>
-      </w:r>
-      <w:r>
-        <w:t>;</w:t>
+        <w:t>label_added</w:t>
+      </w:r>
+      <w:r>
+        <w:t>.</w:t>
       </w:r>
     </w:p>
     <w:p>
       <w:pPr>
         <w:numPr>
-          <w:ilvl w:val="1"/>
+          <w:ilvl w:val="0"/>
           <w:numId w:val="959"/>
         </w:numPr>
         <w:pStyle w:val="ListParagraph"/>
       </w:pPr>
       <w:r>
-        <w:t xml:space="preserve">found answers carry </w:t>
+        <w:rPr>
+          <w:b/>
+        </w:rPr>
+        <w:t>`POST /v1/labels`:</w:t>
+      </w:r>
+      <w:r>
+        <w:t xml:space="preserve"> takes </w:t>
       </w:r>
       <w:r>
         <w:rPr>
@@ -8683,28 +8832,10 @@
           <w:color w:val="374151"/>
           <w:sz w:val="19"/>
         </w:rPr>
-        <w:t>state</w:t>
-      </w:r>
-      <w:r>
-        <w:t>.</w:t>
-      </w:r>
-    </w:p>
-    <w:p>
-      <w:pPr>
-        <w:numPr>
-          <w:ilvl w:val="0"/>
-          <w:numId w:val="958"/>
-        </w:numPr>
-        <w:pStyle w:val="ListParagraph"/>
-      </w:pPr>
-      <w:r>
-        <w:rPr>
-          <w:b/>
-        </w:rPr>
-        <w:t>Event kinds:</w:t>
-      </w:r>
-      <w:r>
-        <w:t xml:space="preserve"> added </w:t>
+        <w:t>text</w:t>
+      </w:r>
+      <w:r>
+        <w:t xml:space="preserve">, and </w:t>
       </w:r>
       <w:r>
         <w:rPr>
@@ -8712,10 +8843,10 @@
           <w:color w:val="374151"/>
           <w:sz w:val="19"/>
         </w:rPr>
-        <w:t>seen</w:t>
-      </w:r>
-      <w:r>
-        <w:t xml:space="preserve">, </w:t>
+        <w:t>item_id</w:t>
+      </w:r>
+      <w:r>
+        <w:t xml:space="preserve"> for a follow-up voice note; it returns </w:t>
       </w:r>
       <w:r>
         <w:rPr>
@@ -8723,10 +8854,90 @@
           <w:color w:val="374151"/>
           <w:sz w:val="19"/>
         </w:rPr>
-        <w:t>missing</w:t>
-      </w:r>
-      <w:r>
-        <w:t xml:space="preserve"> and </w:t>
+        <w:t>item_id</w:t>
+      </w:r>
+      <w:r>
+        <w:t>.</w:t>
+      </w:r>
+    </w:p>
+    <w:p>
+      <w:pPr>
+        <w:numPr>
+          <w:ilvl w:val="0"/>
+          <w:numId w:val="959"/>
+        </w:numPr>
+        <w:pStyle w:val="ListParagraph"/>
+      </w:pPr>
+      <w:r>
+        <w:rPr>
+          <w:b/>
+        </w:rPr>
+        <w:t>`GET /v1/items` fields</w:t>
+      </w:r>
+      <w:r>
+        <w:t xml:space="preserve"> are listed.</w:t>
+      </w:r>
+    </w:p>
+    <w:p>
+      <w:pPr>
+        <w:numPr>
+          <w:ilvl w:val="0"/>
+          <w:numId w:val="959"/>
+        </w:numPr>
+        <w:pStyle w:val="ListParagraph"/>
+      </w:pPr>
+      <w:r>
+        <w:rPr>
+          <w:b/>
+        </w:rPr>
+        <w:t>§7:</w:t>
+      </w:r>
+      <w:r>
+        <w:t xml:space="preserve"> directions are relative to the body and sound to the head; there is a "within reach" line, the facing lock releases past 20°, and the steady tone releases above 40 cm.</w:t>
+      </w:r>
+    </w:p>
+    <w:p>
+      <w:pPr>
+        <w:numPr>
+          <w:ilvl w:val="0"/>
+          <w:numId w:val="959"/>
+        </w:numPr>
+        <w:pStyle w:val="ListParagraph"/>
+      </w:pPr>
+      <w:r>
+        <w:rPr>
+          <w:b/>
+        </w:rPr>
+        <w:t>"Getting my bearings."</w:t>
+      </w:r>
+      <w:r>
+        <w:t xml:space="preserve"> replaces "Marco is getting its bearings."</w:t>
+      </w:r>
+    </w:p>
+    <w:p>
+      <w:pPr>
+        <w:pStyle w:val="Heading1"/>
+      </w:pPr>
+      <w:r>
+        <w:t>12. Changes since v0.2</w:t>
+      </w:r>
+    </w:p>
+    <w:p>
+      <w:pPr>
+        <w:numPr>
+          <w:ilvl w:val="0"/>
+          <w:numId w:val="961"/>
+        </w:numPr>
+        <w:pStyle w:val="ListParagraph"/>
+      </w:pPr>
+      <w:r>
+        <w:rPr>
+          <w:b/>
+        </w:rPr>
+        <w:t>Registrations and labels persist</w:t>
+      </w:r>
+      <w:r>
+        <w:t xml:space="preserve"> across server restarts (§3.3), under </w:t>
       </w:r>
       <w:r>
         <w:rPr>
@@ -8734,7 +8945,7 @@
           <w:color w:val="374151"/>
           <w:sz w:val="19"/>
         </w:rPr>
-        <w:t>label_added</w:t>
+        <w:t>MARCO_DATA/registry/</w:t>
       </w:r>
       <w:r>
         <w:t>.</w:t>
@@ -8744,7 +8955,7 @@
       <w:pPr>
         <w:numPr>
           <w:ilvl w:val="0"/>
-          <w:numId w:val="958"/>
+          <w:numId w:val="961"/>
         </w:numPr>
         <w:pStyle w:val="ListParagraph"/>
       </w:pPr>
@@ -8752,10 +8963,19 @@
         <w:rPr>
           <w:b/>
         </w:rPr>
-        <w:t>`POST /v1/labels`:</w:t>
-      </w:r>
-      <w:r>
-        <w:t xml:space="preserve"> takes </w:t>
+        <w:t>`source`:</w:t>
+      </w:r>
+    </w:p>
+    <w:p>
+      <w:pPr>
+        <w:numPr>
+          <w:ilvl w:val="1"/>
+          <w:numId w:val="962"/>
+        </w:numPr>
+        <w:pStyle w:val="ListParagraph"/>
+      </w:pPr>
+      <w:r>
+        <w:t xml:space="preserve">optional on </w:t>
       </w:r>
       <w:r>
         <w:rPr>
@@ -8763,10 +8983,10 @@
           <w:color w:val="374151"/>
           <w:sz w:val="19"/>
         </w:rPr>
-        <w:t>text</w:t>
-      </w:r>
-      <w:r>
-        <w:t xml:space="preserve">, and </w:t>
+        <w:t>POST /v1/items</w:t>
+      </w:r>
+      <w:r>
+        <w:t xml:space="preserve"> (default </w:t>
       </w:r>
       <w:r>
         <w:rPr>
@@ -8774,10 +8994,10 @@
           <w:color w:val="374151"/>
           <w:sz w:val="19"/>
         </w:rPr>
-        <w:t>item_id</w:t>
-      </w:r>
-      <w:r>
-        <w:t xml:space="preserve"> for a follow-up voice note; it returns </w:t>
+        <w:t>app</w:t>
+      </w:r>
+      <w:r>
+        <w:t xml:space="preserve">) and </w:t>
       </w:r>
       <w:r>
         <w:rPr>
@@ -8785,90 +9005,10 @@
           <w:color w:val="374151"/>
           <w:sz w:val="19"/>
         </w:rPr>
-        <w:t>item_id</w:t>
-      </w:r>
-      <w:r>
-        <w:t>.</w:t>
-      </w:r>
-    </w:p>
-    <w:p>
-      <w:pPr>
-        <w:numPr>
-          <w:ilvl w:val="0"/>
-          <w:numId w:val="958"/>
-        </w:numPr>
-        <w:pStyle w:val="ListParagraph"/>
-      </w:pPr>
-      <w:r>
-        <w:rPr>
-          <w:b/>
-        </w:rPr>
-        <w:t>`GET /v1/items` fields</w:t>
-      </w:r>
-      <w:r>
-        <w:t xml:space="preserve"> are listed.</w:t>
-      </w:r>
-    </w:p>
-    <w:p>
-      <w:pPr>
-        <w:numPr>
-          <w:ilvl w:val="0"/>
-          <w:numId w:val="958"/>
-        </w:numPr>
-        <w:pStyle w:val="ListParagraph"/>
-      </w:pPr>
-      <w:r>
-        <w:rPr>
-          <w:b/>
-        </w:rPr>
-        <w:t>§7:</w:t>
-      </w:r>
-      <w:r>
-        <w:t xml:space="preserve"> directions are relative to the body and sound to the head; there is a "within reach" line, the facing lock releases past 20°, and the steady tone releases above 40 cm.</w:t>
-      </w:r>
-    </w:p>
-    <w:p>
-      <w:pPr>
-        <w:numPr>
-          <w:ilvl w:val="0"/>
-          <w:numId w:val="958"/>
-        </w:numPr>
-        <w:pStyle w:val="ListParagraph"/>
-      </w:pPr>
-      <w:r>
-        <w:rPr>
-          <w:b/>
-        </w:rPr>
-        <w:t>"Getting my bearings."</w:t>
-      </w:r>
-      <w:r>
-        <w:t xml:space="preserve"> replaces "Marco is getting its bearings."</w:t>
-      </w:r>
-    </w:p>
-    <w:p>
-      <w:pPr>
-        <w:pStyle w:val="Heading1"/>
-      </w:pPr>
-      <w:r>
-        <w:t>12. Changes since v0.2</w:t>
-      </w:r>
-    </w:p>
-    <w:p>
-      <w:pPr>
-        <w:numPr>
-          <w:ilvl w:val="0"/>
-          <w:numId w:val="960"/>
-        </w:numPr>
-        <w:pStyle w:val="ListParagraph"/>
-      </w:pPr>
-      <w:r>
-        <w:rPr>
-          <w:b/>
-        </w:rPr>
-        <w:t>Registrations and labels persist</w:t>
-      </w:r>
-      <w:r>
-        <w:t xml:space="preserve"> across server restarts (§3.3), under </w:t>
+        <w:t>POST /v1/labels</w:t>
+      </w:r>
+      <w:r>
+        <w:t xml:space="preserve"> (default </w:t>
       </w:r>
       <w:r>
         <w:rPr>
@@ -8876,37 +9016,51 @@
           <w:color w:val="374151"/>
           <w:sz w:val="19"/>
         </w:rPr>
-        <w:t>MARCO_DATA/registry/</w:t>
-      </w:r>
-      <w:r>
-        <w:t>.</w:t>
+        <w:t>photon</w:t>
+      </w:r>
+      <w:r>
+        <w:t>);</w:t>
       </w:r>
     </w:p>
     <w:p>
       <w:pPr>
         <w:numPr>
-          <w:ilvl w:val="0"/>
-          <w:numId w:val="960"/>
+          <w:ilvl w:val="1"/>
+          <w:numId w:val="962"/>
         </w:numPr>
         <w:pStyle w:val="ListParagraph"/>
       </w:pPr>
       <w:r>
-        <w:rPr>
-          <w:b/>
-        </w:rPr>
-        <w:t>`source`:</w:t>
+        <w:t xml:space="preserve">listed in </w:t>
+      </w:r>
+      <w:r>
+        <w:rPr>
+          <w:rFonts w:ascii="Courier New" w:hAnsi="Courier New" w:eastAsia="Courier New" w:cs="Courier New"/>
+          <w:color w:val="374151"/>
+          <w:sz w:val="19"/>
+        </w:rPr>
+        <w:t>GET /v1/items</w:t>
+      </w:r>
+      <w:r>
+        <w:t>.</w:t>
       </w:r>
     </w:p>
     <w:p>
       <w:pPr>
         <w:numPr>
-          <w:ilvl w:val="1"/>
+          <w:ilvl w:val="0"/>
           <w:numId w:val="961"/>
         </w:numPr>
         <w:pStyle w:val="ListParagraph"/>
       </w:pPr>
       <w:r>
-        <w:t xml:space="preserve">optional on </w:t>
+        <w:rPr>
+          <w:b/>
+        </w:rPr>
+        <w:t>New route</w:t>
+      </w:r>
+      <w:r>
+        <w:t xml:space="preserve"> </w:t>
       </w:r>
       <w:r>
         <w:rPr>
@@ -8914,10 +9068,10 @@
           <w:color w:val="374151"/>
           <w:sz w:val="19"/>
         </w:rPr>
-        <w:t>POST /v1/items</w:t>
-      </w:r>
-      <w:r>
-        <w:t xml:space="preserve"> (default </w:t>
+        <w:t>DELETE /v1/items?source=…</w:t>
+      </w:r>
+      <w:r>
+        <w:t xml:space="preserve">, which forgets one source's items. Photon's </w:t>
       </w:r>
       <w:r>
         <w:rPr>
@@ -8925,10 +9079,28 @@
           <w:color w:val="374151"/>
           <w:sz w:val="19"/>
         </w:rPr>
-        <w:t>app</w:t>
-      </w:r>
-      <w:r>
-        <w:t xml:space="preserve">) and </w:t>
+        <w:t>/restart</w:t>
+      </w:r>
+      <w:r>
+        <w:t xml:space="preserve"> command uses it (§5).</w:t>
+      </w:r>
+    </w:p>
+    <w:p>
+      <w:pPr>
+        <w:numPr>
+          <w:ilvl w:val="0"/>
+          <w:numId w:val="961"/>
+        </w:numPr>
+        <w:pStyle w:val="ListParagraph"/>
+      </w:pPr>
+      <w:r>
+        <w:rPr>
+          <w:b/>
+        </w:rPr>
+        <w:t>Dashboard API</w:t>
+      </w:r>
+      <w:r>
+        <w:t xml:space="preserve"> (§6): </w:t>
       </w:r>
       <w:r>
         <w:rPr>
@@ -8936,10 +9108,10 @@
           <w:color w:val="374151"/>
           <w:sz w:val="19"/>
         </w:rPr>
-        <w:t>POST /v1/labels</w:t>
-      </w:r>
-      <w:r>
-        <w:t xml:space="preserve"> (default </w:t>
+        <w:t>GET /dashboard/snapshot</w:t>
+      </w:r>
+      <w:r>
+        <w:t xml:space="preserve">, </w:t>
       </w:r>
       <w:r>
         <w:rPr>
@@ -8947,22 +9119,72 @@
           <w:color w:val="374151"/>
           <w:sz w:val="19"/>
         </w:rPr>
-        <w:t>photon</w:t>
-      </w:r>
-      <w:r>
-        <w:t>);</w:t>
+        <w:t>WS /events</w:t>
+      </w:r>
+      <w:r>
+        <w:t xml:space="preserve">, </w:t>
+      </w:r>
+      <w:r>
+        <w:rPr>
+          <w:rFonts w:ascii="Courier New" w:hAnsi="Courier New" w:eastAsia="Courier New" w:cs="Courier New"/>
+          <w:color w:val="374151"/>
+          <w:sz w:val="19"/>
+        </w:rPr>
+        <w:t>POST /dashboard/commands</w:t>
+      </w:r>
+      <w:r>
+        <w:t xml:space="preserve">, </w:t>
+      </w:r>
+      <w:r>
+        <w:rPr>
+          <w:rFonts w:ascii="Courier New" w:hAnsi="Courier New" w:eastAsia="Courier New" w:cs="Courier New"/>
+          <w:color w:val="374151"/>
+          <w:sz w:val="19"/>
+        </w:rPr>
+        <w:t>GET /media/…</w:t>
+      </w:r>
+      <w:r>
+        <w:t xml:space="preserve"> and </w:t>
+      </w:r>
+      <w:r>
+        <w:rPr>
+          <w:rFonts w:ascii="Courier New" w:hAnsi="Courier New" w:eastAsia="Courier New" w:cs="Courier New"/>
+          <w:color w:val="374151"/>
+          <w:sz w:val="19"/>
+        </w:rPr>
+        <w:t>/app/…</w:t>
+      </w:r>
+      <w:r>
+        <w:t xml:space="preserve">, each also under </w:t>
+      </w:r>
+      <w:r>
+        <w:rPr>
+          <w:rFonts w:ascii="Courier New" w:hAnsi="Courier New" w:eastAsia="Courier New" w:cs="Courier New"/>
+          <w:color w:val="374151"/>
+          <w:sz w:val="19"/>
+        </w:rPr>
+        <w:t>/api/…</w:t>
+      </w:r>
+      <w:r>
+        <w:t>, all behind the auth gate.</w:t>
       </w:r>
     </w:p>
     <w:p>
       <w:pPr>
         <w:numPr>
-          <w:ilvl w:val="1"/>
+          <w:ilvl w:val="0"/>
           <w:numId w:val="961"/>
         </w:numPr>
         <w:pStyle w:val="ListParagraph"/>
       </w:pPr>
       <w:r>
-        <w:t xml:space="preserve">listed in </w:t>
+        <w:rPr>
+          <w:b/>
+        </w:rPr>
+        <w:t>New phone messages for dashboard Find and Stop:</w:t>
+      </w:r>
+      <w:r>
+        <w:t xml:space="preserve"> </w:t>
       </w:r>
       <w:r>
         <w:rPr>
@@ -8970,28 +9192,10 @@
           <w:color w:val="374151"/>
           <w:sz w:val="19"/>
         </w:rPr>
-        <w:t>GET /v1/items</w:t>
-      </w:r>
-      <w:r>
-        <w:t>.</w:t>
-      </w:r>
-    </w:p>
-    <w:p>
-      <w:pPr>
-        <w:numPr>
-          <w:ilvl w:val="0"/>
-          <w:numId w:val="960"/>
-        </w:numPr>
-        <w:pStyle w:val="ListParagraph"/>
-      </w:pPr>
-      <w:r>
-        <w:rPr>
-          <w:b/>
-        </w:rPr>
-        <w:t>New route</w:t>
-      </w:r>
-      <w:r>
-        <w:t xml:space="preserve"> </w:t>
+        <w:t>command</w:t>
+      </w:r>
+      <w:r>
+        <w:t xml:space="preserve"> (server to phone, §4) and </w:t>
       </w:r>
       <w:r>
         <w:rPr>
@@ -8999,10 +9203,36 @@
           <w:color w:val="374151"/>
           <w:sz w:val="19"/>
         </w:rPr>
-        <w:t>DELETE /v1/items?source=…</w:t>
-      </w:r>
-      <w:r>
-        <w:t xml:space="preserve">, which forgets one source's items. Photon's </w:t>
+        <w:t>command_ack</w:t>
+      </w:r>
+      <w:r>
+        <w:t xml:space="preserve"> (phone to server, §3.2).</w:t>
+      </w:r>
+    </w:p>
+    <w:p>
+      <w:pPr>
+        <w:pStyle w:val="Heading1"/>
+      </w:pPr>
+      <w:r>
+        <w:t>13. Changes since v0.3</w:t>
+      </w:r>
+    </w:p>
+    <w:p>
+      <w:pPr>
+        <w:numPr>
+          <w:ilvl w:val="0"/>
+          <w:numId w:val="963"/>
+        </w:numPr>
+        <w:pStyle w:val="ListParagraph"/>
+      </w:pPr>
+      <w:r>
+        <w:rPr>
+          <w:b/>
+        </w:rPr>
+        <w:t>Output-only ElevenLabs:</w:t>
+      </w:r>
+      <w:r>
+        <w:t xml:space="preserve"> authenticated </w:t>
       </w:r>
       <w:r>
         <w:rPr>
@@ -9010,17 +9240,17 @@
           <w:color w:val="374151"/>
           <w:sz w:val="19"/>
         </w:rPr>
-        <w:t>/restart</w:t>
-      </w:r>
-      <w:r>
-        <w:t xml:space="preserve"> command uses it (§5).</w:t>
+        <w:t>POST /v1/speech</w:t>
+      </w:r>
+      <w:r>
+        <w:t xml:space="preserve"> (§3.5), short exact text to mono WAV, bounded caching/timeouts and Apple fallback. iOS plays it through the existing spatial voice node.</w:t>
       </w:r>
     </w:p>
     <w:p>
       <w:pPr>
         <w:numPr>
           <w:ilvl w:val="0"/>
-          <w:numId w:val="960"/>
+          <w:numId w:val="963"/>
         </w:numPr>
         <w:pStyle w:val="ListParagraph"/>
       </w:pPr>
@@ -9028,10 +9258,64 @@
         <w:rPr>
           <w:b/>
         </w:rPr>
-        <w:t>Dashboard API</w:t>
-      </w:r>
-      <w:r>
-        <w:t xml:space="preserve"> (§6): </w:t>
+        <w:t>§7 guidance sounds</w:t>
+      </w:r>
+      <w:r>
+        <w:t xml:space="preserve"> (phone only; no message format changed): a beam that widens to 30 cm either side up close, three beacon sounds, a beacon never played behind, distance pace across the whole room, a speed-compensated stop (notes and a haptic, no words), graded reach pings with the steady tone at contact (5 cm), and head yaw advanced by the audio latency. The only words during a find are the opening line and the touch.</w:t>
+      </w:r>
+    </w:p>
+    <w:p>
+      <w:pPr>
+        <w:numPr>
+          <w:ilvl w:val="0"/>
+          <w:numId w:val="963"/>
+        </w:numPr>
+        <w:pStyle w:val="ListParagraph"/>
+      </w:pPr>
+      <w:r>
+        <w:rPr>
+          <w:b/>
+        </w:rPr>
+        <w:t>Stable facing confirmation</w:t>
+      </w:r>
+      <w:r>
+        <w:t xml:space="preserve"> (§7 step 4; phone only): 0.35 s entry dwell, a wider sustained-away rearm and a 3 s repeat limit prevent repeated dings from small movements. Ordinary beacon direction/cadence remain responsive, and same-item position updates preserve the confirmation latch.</w:t>
+      </w:r>
+    </w:p>
+    <w:p>
+      <w:pPr>
+        <w:numPr>
+          <w:ilvl w:val="0"/>
+          <w:numId w:val="963"/>
+        </w:numPr>
+        <w:pStyle w:val="ListParagraph"/>
+      </w:pPr>
+      <w:r>
+        <w:rPr>
+          <w:b/>
+        </w:rPr>
+        <w:t>Typed Photon labels:</w:t>
+      </w:r>
+      <w:r>
+        <w:t xml:space="preserve"> no Scribe, transcription or new caregiver audio labels. Photos and typed names, retries, corrections and source attribution stay. Stored legacy media and optional wire fields remain compatible.</w:t>
+      </w:r>
+    </w:p>
+    <w:p>
+      <w:pPr>
+        <w:numPr>
+          <w:ilvl w:val="0"/>
+          <w:numId w:val="963"/>
+        </w:numPr>
+        <w:pStyle w:val="ListParagraph"/>
+      </w:pPr>
+      <w:r>
+        <w:rPr>
+          <w:b/>
+        </w:rPr>
+        <w:t>A hand over the guided item no longer makes it `missing`</w:t>
+      </w:r>
+      <w:r>
+        <w:t xml:space="preserve"> (§7 step 7). Close up, the detector usually can't see the item under the hand. That used to mark the item </w:t>
       </w:r>
       <w:r>
         <w:rPr>
@@ -9039,271 +9323,10 @@
           <w:color w:val="374151"/>
           <w:sz w:val="19"/>
         </w:rPr>
-        <w:t>GET /dashboard/snapshot</w:t>
-      </w:r>
-      <w:r>
-        <w:t xml:space="preserve">, </w:t>
-      </w:r>
-      <w:r>
-        <w:rPr>
-          <w:rFonts w:ascii="Courier New" w:hAnsi="Courier New" w:eastAsia="Courier New" w:cs="Courier New"/>
-          <w:color w:val="374151"/>
-          <w:sz w:val="19"/>
-        </w:rPr>
-        <w:t>WS /events</w:t>
-      </w:r>
-      <w:r>
-        <w:t xml:space="preserve">, </w:t>
-      </w:r>
-      <w:r>
-        <w:rPr>
-          <w:rFonts w:ascii="Courier New" w:hAnsi="Courier New" w:eastAsia="Courier New" w:cs="Courier New"/>
-          <w:color w:val="374151"/>
-          <w:sz w:val="19"/>
-        </w:rPr>
-        <w:t>POST /dashboard/commands</w:t>
-      </w:r>
-      <w:r>
-        <w:t xml:space="preserve">, </w:t>
-      </w:r>
-      <w:r>
-        <w:rPr>
-          <w:rFonts w:ascii="Courier New" w:hAnsi="Courier New" w:eastAsia="Courier New" w:cs="Courier New"/>
-          <w:color w:val="374151"/>
-          <w:sz w:val="19"/>
-        </w:rPr>
-        <w:t>GET /media/…</w:t>
-      </w:r>
-      <w:r>
-        <w:t xml:space="preserve"> and </w:t>
-      </w:r>
-      <w:r>
-        <w:rPr>
-          <w:rFonts w:ascii="Courier New" w:hAnsi="Courier New" w:eastAsia="Courier New" w:cs="Courier New"/>
-          <w:color w:val="374151"/>
-          <w:sz w:val="19"/>
-        </w:rPr>
-        <w:t>/app/…</w:t>
-      </w:r>
-      <w:r>
-        <w:t xml:space="preserve">, each also under </w:t>
-      </w:r>
-      <w:r>
-        <w:rPr>
-          <w:rFonts w:ascii="Courier New" w:hAnsi="Courier New" w:eastAsia="Courier New" w:cs="Courier New"/>
-          <w:color w:val="374151"/>
-          <w:sz w:val="19"/>
-        </w:rPr>
-        <w:t>/api/…</w:t>
-      </w:r>
-      <w:r>
-        <w:t>, all behind the auth gate.</w:t>
-      </w:r>
-    </w:p>
-    <w:p>
-      <w:pPr>
-        <w:numPr>
-          <w:ilvl w:val="0"/>
-          <w:numId w:val="960"/>
-        </w:numPr>
-        <w:pStyle w:val="ListParagraph"/>
-      </w:pPr>
-      <w:r>
-        <w:rPr>
-          <w:b/>
-        </w:rPr>
-        <w:t>New phone messages for dashboard Find and Stop:</w:t>
-      </w:r>
-      <w:r>
-        <w:t xml:space="preserve"> </w:t>
-      </w:r>
-      <w:r>
-        <w:rPr>
-          <w:rFonts w:ascii="Courier New" w:hAnsi="Courier New" w:eastAsia="Courier New" w:cs="Courier New"/>
-          <w:color w:val="374151"/>
-          <w:sz w:val="19"/>
-        </w:rPr>
-        <w:t>command</w:t>
-      </w:r>
-      <w:r>
-        <w:t xml:space="preserve"> (server to phone, §4) and </w:t>
-      </w:r>
-      <w:r>
-        <w:rPr>
-          <w:rFonts w:ascii="Courier New" w:hAnsi="Courier New" w:eastAsia="Courier New" w:cs="Courier New"/>
-          <w:color w:val="374151"/>
-          <w:sz w:val="19"/>
-        </w:rPr>
-        <w:t>command_ack</w:t>
-      </w:r>
-      <w:r>
-        <w:t xml:space="preserve"> (phone to server, §3.2).</w:t>
-      </w:r>
-    </w:p>
-    <w:p>
-      <w:pPr>
-        <w:pStyle w:val="Heading1"/>
-      </w:pPr>
-      <w:r>
-        <w:t>13. Changes since v0.3</w:t>
-      </w:r>
-    </w:p>
-    <w:p>
-      <w:pPr>
-        <w:numPr>
-          <w:ilvl w:val="0"/>
-          <w:numId w:val="962"/>
-        </w:numPr>
-        <w:pStyle w:val="ListParagraph"/>
-      </w:pPr>
-      <w:r>
-        <w:rPr>
-          <w:b/>
-        </w:rPr>
-        <w:t>Output-only ElevenLabs:</w:t>
-      </w:r>
-      <w:r>
-        <w:t xml:space="preserve"> authenticated </w:t>
-      </w:r>
-      <w:r>
-        <w:rPr>
-          <w:rFonts w:ascii="Courier New" w:hAnsi="Courier New" w:eastAsia="Courier New" w:cs="Courier New"/>
-          <w:color w:val="374151"/>
-          <w:sz w:val="19"/>
-        </w:rPr>
-        <w:t>POST /v1/speech</w:t>
-      </w:r>
-      <w:r>
-        <w:t xml:space="preserve"> (§3.5), short exact text to mono WAV, bounded caching/timeouts and Apple fallback. iOS plays it through the existing spatial voice node.</w:t>
-      </w:r>
-    </w:p>
-    <w:p>
-      <w:pPr>
-        <w:numPr>
-          <w:ilvl w:val="0"/>
-          <w:numId w:val="962"/>
-        </w:numPr>
-        <w:pStyle w:val="ListParagraph"/>
-      </w:pPr>
-      <w:r>
-        <w:rPr>
-          <w:b/>
-        </w:rPr>
-        <w:t>§7 guidance sounds</w:t>
-      </w:r>
-      <w:r>
-        <w:t xml:space="preserve"> (phone only; no message format changed): a beam that widens to 30 cm either side up close, three beacon sounds, a beacon never played behind, distance pace across the whole room, a speed-compensated stop (notes and a haptic, no words), graded reach pings with the steady tone at contact (5 cm), and head yaw advanced by the audio latency. The only words during a find are the opening line and the touch.</w:t>
-      </w:r>
-    </w:p>
-    <w:p>
-      <w:pPr>
-        <w:numPr>
-          <w:ilvl w:val="0"/>
-          <w:numId w:val="962"/>
-        </w:numPr>
-        <w:pStyle w:val="ListParagraph"/>
-      </w:pPr>
-      <w:r>
-        <w:rPr>
-          <w:b/>
-        </w:rPr>
-        <w:t>Typed Photon labels:</w:t>
-      </w:r>
-      <w:r>
-        <w:t xml:space="preserve"> no Scribe, transcription or new caregiver audio labels. Photos and typed names, retries, corrections and source attribution stay. Stored legacy media and optional wire fields remain compatible.</w:t>
-      </w:r>
-    </w:p>
-    <w:p>
-      <w:pPr>
-        <w:numPr>
-          <w:ilvl w:val="0"/>
-          <w:numId w:val="962"/>
-        </w:numPr>
-        <w:pStyle w:val="ListParagraph"/>
-      </w:pPr>
-      <w:r>
-        <w:rPr>
-          <w:b/>
-        </w:rPr>
-        <w:t>A hand over the guided item no longer makes it `missing`</w:t>
-      </w:r>
-      <w:r>
-        <w:t xml:space="preserve"> (§7 step 7). Close up, the detector usually can't see the item under the hand. That used to mark the item </w:t>
-      </w:r>
-      <w:r>
-        <w:rPr>
-          <w:rFonts w:ascii="Courier New" w:hAnsi="Courier New" w:eastAsia="Courier New" w:cs="Courier New"/>
-          <w:color w:val="374151"/>
-          <w:sz w:val="19"/>
-        </w:rPr>
         <w:t>missing</w:t>
       </w:r>
       <w:r>
         <w:t xml:space="preserve"> after 3 frames, which took it out of touch matching, so the touch, and with it the end of the search, never came.</w:t>
-      </w:r>
-    </w:p>
-    <w:p>
-      <w:pPr>
-        <w:numPr>
-          <w:ilvl w:val="1"/>
-          <w:numId w:val="963"/>
-        </w:numPr>
-        <w:pStyle w:val="ListParagraph"/>
-      </w:pPr>
-      <w:r>
-        <w:t>Frames where a hand is within 35 cm of an item don't count as misses.</w:t>
-      </w:r>
-    </w:p>
-    <w:p>
-      <w:pPr>
-        <w:numPr>
-          <w:ilvl w:val="1"/>
-          <w:numId w:val="963"/>
-        </w:numPr>
-        <w:pStyle w:val="ListParagraph"/>
-      </w:pPr>
-      <w:r>
-        <w:t xml:space="preserve">An item that disappears after a hand was at it is </w:t>
-      </w:r>
-      <w:r>
-        <w:rPr>
-          <w:rFonts w:ascii="Courier New" w:hAnsi="Courier New" w:eastAsia="Courier New" w:cs="Courier New"/>
-          <w:color w:val="374151"/>
-          <w:sz w:val="19"/>
-        </w:rPr>
-        <w:t>picked_up</w:t>
-      </w:r>
-      <w:r>
-        <w:t xml:space="preserve">, not </w:t>
-      </w:r>
-      <w:r>
-        <w:rPr>
-          <w:rFonts w:ascii="Courier New" w:hAnsi="Courier New" w:eastAsia="Courier New" w:cs="Courier New"/>
-          <w:color w:val="374151"/>
-          <w:sz w:val="19"/>
-        </w:rPr>
-        <w:t>missing</w:t>
-      </w:r>
-      <w:r>
-        <w:t>.</w:t>
-      </w:r>
-    </w:p>
-    <w:p>
-      <w:pPr>
-        <w:numPr>
-          <w:ilvl w:val="0"/>
-          <w:numId w:val="962"/>
-        </w:numPr>
-        <w:pStyle w:val="ListParagraph"/>
-      </w:pPr>
-      <w:r>
-        <w:rPr>
-          <w:b/>
-        </w:rPr>
-        <w:t>Room layout on the dashboard map</w:t>
-      </w:r>
-      <w:r>
-        <w:t xml:space="preserve"> (§6):</w:t>
       </w:r>
     </w:p>
     <w:p>
@@ -9315,18 +9338,7 @@
         <w:pStyle w:val="ListParagraph"/>
       </w:pPr>
       <w:r>
-        <w:t xml:space="preserve">a new raw-feed message, </w:t>
-      </w:r>
-      <w:r>
-        <w:rPr>
-          <w:rFonts w:ascii="Courier New" w:hAnsi="Courier New" w:eastAsia="Courier New" w:cs="Courier New"/>
-          <w:color w:val="374151"/>
-          <w:sz w:val="19"/>
-        </w:rPr>
-        <w:t>room_layout</w:t>
-      </w:r>
-      <w:r>
-        <w:t>;</w:t>
+        <w:t>Frames where a hand is within 35 cm of an item don't count as misses.</w:t>
       </w:r>
     </w:p>
     <w:p>
@@ -9338,7 +9350,7 @@
         <w:pStyle w:val="ListParagraph"/>
       </w:pPr>
       <w:r>
-        <w:t xml:space="preserve">in the snapshot, </w:t>
+        <w:t xml:space="preserve">An item that disappears after a hand was at it is </w:t>
       </w:r>
       <w:r>
         <w:rPr>
@@ -9346,10 +9358,10 @@
           <w:color w:val="374151"/>
           <w:sz w:val="19"/>
         </w:rPr>
-        <w:t>map.walls</w:t>
-      </w:r>
-      <w:r>
-        <w:t xml:space="preserve"> is filled, and there is a new optional </w:t>
+        <w:t>picked_up</w:t>
+      </w:r>
+      <w:r>
+        <w:t xml:space="preserve">, not </w:t>
       </w:r>
       <w:r>
         <w:rPr>
@@ -9357,22 +9369,40 @@
           <w:color w:val="374151"/>
           <w:sz w:val="19"/>
         </w:rPr>
-        <w:t>map.landmarks</w:t>
-      </w:r>
-      <w:r>
-        <w:t>;</w:t>
+        <w:t>missing</w:t>
+      </w:r>
+      <w:r>
+        <w:t>.</w:t>
       </w:r>
     </w:p>
     <w:p>
       <w:pPr>
         <w:numPr>
-          <w:ilvl w:val="1"/>
-          <w:numId w:val="964"/>
+          <w:ilvl w:val="0"/>
+          <w:numId w:val="963"/>
         </w:numPr>
         <w:pStyle w:val="ListParagraph"/>
       </w:pPr>
       <w:r>
-        <w:t xml:space="preserve">a new </w:t>
+        <w:rPr>
+          <w:b/>
+        </w:rPr>
+        <w:t>Room layout on the dashboard map</w:t>
+      </w:r>
+      <w:r>
+        <w:t xml:space="preserve"> (§6):</w:t>
+      </w:r>
+    </w:p>
+    <w:p>
+      <w:pPr>
+        <w:numPr>
+          <w:ilvl w:val="1"/>
+          <w:numId w:val="965"/>
+        </w:numPr>
+        <w:pStyle w:val="ListParagraph"/>
+      </w:pPr>
+      <w:r>
+        <w:t xml:space="preserve">a new raw-feed message, </w:t>
       </w:r>
       <w:r>
         <w:rPr>
@@ -9380,17 +9410,74 @@
           <w:color w:val="374151"/>
           <w:sz w:val="19"/>
         </w:rPr>
-        <w:t>map_id</w:t>
-      </w:r>
-      <w:r>
-        <w:t xml:space="preserve"> on a frame now starts a fresh room map (old-frame voxels used to stay).</w:t>
+        <w:t>room_layout</w:t>
+      </w:r>
+      <w:r>
+        <w:t>;</w:t>
       </w:r>
     </w:p>
     <w:p>
       <w:pPr>
         <w:numPr>
+          <w:ilvl w:val="1"/>
+          <w:numId w:val="965"/>
+        </w:numPr>
+        <w:pStyle w:val="ListParagraph"/>
+      </w:pPr>
+      <w:r>
+        <w:t xml:space="preserve">in the snapshot, </w:t>
+      </w:r>
+      <w:r>
+        <w:rPr>
+          <w:rFonts w:ascii="Courier New" w:hAnsi="Courier New" w:eastAsia="Courier New" w:cs="Courier New"/>
+          <w:color w:val="374151"/>
+          <w:sz w:val="19"/>
+        </w:rPr>
+        <w:t>map.walls</w:t>
+      </w:r>
+      <w:r>
+        <w:t xml:space="preserve"> is filled, and there is a new optional </w:t>
+      </w:r>
+      <w:r>
+        <w:rPr>
+          <w:rFonts w:ascii="Courier New" w:hAnsi="Courier New" w:eastAsia="Courier New" w:cs="Courier New"/>
+          <w:color w:val="374151"/>
+          <w:sz w:val="19"/>
+        </w:rPr>
+        <w:t>map.landmarks</w:t>
+      </w:r>
+      <w:r>
+        <w:t>;</w:t>
+      </w:r>
+    </w:p>
+    <w:p>
+      <w:pPr>
+        <w:numPr>
+          <w:ilvl w:val="1"/>
+          <w:numId w:val="965"/>
+        </w:numPr>
+        <w:pStyle w:val="ListParagraph"/>
+      </w:pPr>
+      <w:r>
+        <w:t xml:space="preserve">a new </w:t>
+      </w:r>
+      <w:r>
+        <w:rPr>
+          <w:rFonts w:ascii="Courier New" w:hAnsi="Courier New" w:eastAsia="Courier New" w:cs="Courier New"/>
+          <w:color w:val="374151"/>
+          <w:sz w:val="19"/>
+        </w:rPr>
+        <w:t>map_id</w:t>
+      </w:r>
+      <w:r>
+        <w:t xml:space="preserve"> on a frame now starts a fresh room map (old-frame voxels used to stay).</w:t>
+      </w:r>
+    </w:p>
+    <w:p>
+      <w:pPr>
+        <w:numPr>
           <w:ilvl w:val="0"/>
-          <w:numId w:val="962"/>
+          <w:numId w:val="963"/>
         </w:numPr>
         <w:pStyle w:val="ListParagraph"/>
       </w:pPr>
@@ -10186,25 +10273,25 @@
     </w:lvlOverride>
   </w:num>
   <w:num w:numId="949">
+    <w:abstractNumId w:val="900"/>
+    <w:lvlOverride w:ilvl="1">
+      <w:startOverride w:val="1"/>
+    </w:lvlOverride>
+  </w:num>
+  <w:num w:numId="950">
     <w:abstractNumId w:val="901"/>
     <w:lvlOverride w:ilvl="0">
       <w:startOverride w:val="1"/>
     </w:lvlOverride>
   </w:num>
-  <w:num w:numId="950">
+  <w:num w:numId="951">
     <w:abstractNumId w:val="900"/>
     <w:lvlOverride w:ilvl="1">
       <w:startOverride w:val="1"/>
     </w:lvlOverride>
   </w:num>
-  <w:num w:numId="951">
+  <w:num w:numId="952">
     <w:abstractNumId w:val="901"/>
-    <w:lvlOverride w:ilvl="0">
-      <w:startOverride w:val="1"/>
-    </w:lvlOverride>
-  </w:num>
-  <w:num w:numId="952">
-    <w:abstractNumId w:val="900"/>
     <w:lvlOverride w:ilvl="0">
       <w:startOverride w:val="1"/>
     </w:lvlOverride>
@@ -10216,66 +10303,72 @@
     </w:lvlOverride>
   </w:num>
   <w:num w:numId="954">
+    <w:abstractNumId w:val="900"/>
+    <w:lvlOverride w:ilvl="0">
+      <w:startOverride w:val="1"/>
+    </w:lvlOverride>
+  </w:num>
+  <w:num w:numId="955">
     <w:abstractNumId w:val="901"/>
     <w:lvlOverride w:ilvl="0">
       <w:startOverride w:val="1"/>
     </w:lvlOverride>
   </w:num>
-  <w:num w:numId="955">
+  <w:num w:numId="956">
     <w:abstractNumId w:val="900"/>
     <w:lvlOverride w:ilvl="1">
       <w:startOverride w:val="1"/>
     </w:lvlOverride>
   </w:num>
-  <w:num w:numId="956">
+  <w:num w:numId="957">
     <w:abstractNumId w:val="900"/>
     <w:lvlOverride w:ilvl="0">
       <w:startOverride w:val="1"/>
     </w:lvlOverride>
   </w:num>
-  <w:num w:numId="957">
+  <w:num w:numId="958">
     <w:abstractNumId w:val="900"/>
     <w:lvlOverride w:ilvl="1">
       <w:startOverride w:val="1"/>
     </w:lvlOverride>
   </w:num>
-  <w:num w:numId="958">
+  <w:num w:numId="959">
     <w:abstractNumId w:val="900"/>
     <w:lvlOverride w:ilvl="0">
       <w:startOverride w:val="1"/>
     </w:lvlOverride>
   </w:num>
-  <w:num w:numId="959">
+  <w:num w:numId="960">
     <w:abstractNumId w:val="900"/>
     <w:lvlOverride w:ilvl="1">
       <w:startOverride w:val="1"/>
     </w:lvlOverride>
   </w:num>
-  <w:num w:numId="960">
+  <w:num w:numId="961">
     <w:abstractNumId w:val="900"/>
     <w:lvlOverride w:ilvl="0">
       <w:startOverride w:val="1"/>
     </w:lvlOverride>
   </w:num>
-  <w:num w:numId="961">
+  <w:num w:numId="962">
     <w:abstractNumId w:val="900"/>
     <w:lvlOverride w:ilvl="1">
       <w:startOverride w:val="1"/>
     </w:lvlOverride>
   </w:num>
-  <w:num w:numId="962">
+  <w:num w:numId="963">
     <w:abstractNumId w:val="900"/>
     <w:lvlOverride w:ilvl="0">
       <w:startOverride w:val="1"/>
     </w:lvlOverride>
   </w:num>
-  <w:num w:numId="963">
+  <w:num w:numId="964">
     <w:abstractNumId w:val="900"/>
     <w:lvlOverride w:ilvl="1">
       <w:startOverride w:val="1"/>
     </w:lvlOverride>
   </w:num>
-  <w:num w:numId="964">
+  <w:num w:numId="965">
     <w:abstractNumId w:val="900"/>
     <w:lvlOverride w:ilvl="1">
       <w:startOverride w:val="1"/>

--- a/docs/INTERFACES.docx
+++ b/docs/INTERFACES.docx
@@ -2847,7 +2847,23 @@
         <w:pStyle w:val="Heading2"/>
       </w:pPr>
       <w:r>
-        <w:t>3.3 Registration: `POST /v1/items` (multipart `photo` + `name`), from the app's setup flow or from Photon</w:t>
+        <w:t>3.2b WebSocket `wss://…/v1/preview` (the dashboard's live view; binary, phone to server)</w:t>
+      </w:r>
+    </w:p>
+    <w:p>
+      <w:r>
+        <w:t xml:space="preserve">The phone sends small upright JPEGs, about 480 × 360 at quality 0.5 (around 20 KB each), so the dashboard's camera view moves smoothly. They are separate from the 1 frame/s detection frames (§3.1), which don't change, and they never go on </w:t>
+      </w:r>
+      <w:r>
+        <w:rPr>
+          <w:rFonts w:ascii="Courier New" w:hAnsi="Courier New" w:eastAsia="Courier New" w:cs="Courier New"/>
+          <w:color w:val="374151"/>
+          <w:sz w:val="19"/>
+        </w:rPr>
+        <w:t>/v1/phone</w:t>
+      </w:r>
+      <w:r>
+        <w:t>, so a picture can't hold up a pose or hand message.</w:t>
       </w:r>
     </w:p>
     <w:p>
@@ -2862,10 +2878,21 @@
         <w:rPr>
           <w:b/>
         </w:rPr>
-        <w:t>Photo:</w:t>
-      </w:r>
-      <w:r>
-        <w:t xml:space="preserve"> any normal upright photo; EXIF is fine here, and the server applies it. Send JPEG (convert HEIC on the phone).</w:t>
+        <w:t>Server to phone:</w:t>
+      </w:r>
+      <w:r>
+        <w:t xml:space="preserve"> </w:t>
+      </w:r>
+      <w:r>
+        <w:rPr>
+          <w:rFonts w:ascii="Courier New" w:hAnsi="Courier New" w:eastAsia="Courier New" w:cs="Courier New"/>
+          <w:color w:val="374151"/>
+          <w:sz w:val="19"/>
+        </w:rPr>
+        <w:t>{"type": "preview", "want": true|false, "hz": 10}</w:t>
+      </w:r>
+      <w:r>
+        <w:t>. It's sent on connecting and whenever a dashboard starts or stops watching.</w:t>
       </w:r>
     </w:p>
     <w:p>
@@ -2880,10 +2907,10 @@
         <w:rPr>
           <w:b/>
         </w:rPr>
-        <w:t>`source`</w:t>
-      </w:r>
-      <w:r>
-        <w:t xml:space="preserve"> (optional form field): who registers it, </w:t>
+        <w:t>Phone:</w:t>
+      </w:r>
+      <w:r>
+        <w:t xml:space="preserve"> sends only while </w:t>
       </w:r>
       <w:r>
         <w:rPr>
@@ -2891,10 +2918,10 @@
           <w:color w:val="374151"/>
           <w:sz w:val="19"/>
         </w:rPr>
-        <w:t>app</w:t>
-      </w:r>
-      <w:r>
-        <w:t xml:space="preserve"> (the default: the app's setup flow) or </w:t>
+        <w:t>want</w:t>
+      </w:r>
+      <w:r>
+        <w:t xml:space="preserve"> is true, at most </w:t>
       </w:r>
       <w:r>
         <w:rPr>
@@ -2902,10 +2929,45 @@
           <w:color w:val="374151"/>
           <w:sz w:val="19"/>
         </w:rPr>
-        <w:t>photon</w:t>
-      </w:r>
-      <w:r>
-        <w:t xml:space="preserve"> (a caretaker). It lets one source's items be removed together (§5).</w:t>
+        <w:t>hz</w:t>
+      </w:r>
+      <w:r>
+        <w:t xml:space="preserve"> per second, with one frame in flight at a time (skip, never queue).</w:t>
+      </w:r>
+    </w:p>
+    <w:p>
+      <w:pPr>
+        <w:numPr>
+          <w:ilvl w:val="1"/>
+          <w:numId w:val="921"/>
+        </w:numPr>
+        <w:pStyle w:val="ListParagraph"/>
+      </w:pPr>
+      <w:r>
+        <w:t>"Upright" means turned by the same quarter turns the server uses for detection frames (</w:t>
+      </w:r>
+      <w:r>
+        <w:rPr>
+          <w:rFonts w:ascii="Courier New" w:hAnsi="Courier New" w:eastAsia="Courier New" w:cs="Courier New"/>
+          <w:color w:val="374151"/>
+          <w:sz w:val="19"/>
+        </w:rPr>
+        <w:t>upright_turns</w:t>
+      </w:r>
+      <w:r>
+        <w:t>), so the detection boxes line up.</w:t>
+      </w:r>
+    </w:p>
+    <w:p>
+      <w:pPr>
+        <w:numPr>
+          <w:ilvl w:val="1"/>
+          <w:numId w:val="921"/>
+        </w:numPr>
+        <w:pStyle w:val="ListParagraph"/>
+      </w:pPr>
+      <w:r>
+        <w:t>It drops to 5 a second when the phone is warm and stops when it's hot, before hand tracking or the camera has to give way.</w:t>
       </w:r>
     </w:p>
     <w:p>
@@ -2920,10 +2982,10 @@
         <w:rPr>
           <w:b/>
         </w:rPr>
-        <w:t>Reply:</w:t>
-      </w:r>
-      <w:r>
-        <w:t xml:space="preserve"> </w:t>
+        <w:t>Server:</w:t>
+      </w:r>
+      <w:r>
+        <w:t xml:space="preserve"> passes the bytes to the dashboards without decoding or recording them, newest first. It refuses anything that isn't a JPEG, is over 256 KB, or comes faster than </w:t>
       </w:r>
       <w:r>
         <w:rPr>
@@ -2931,10 +2993,10 @@
           <w:color w:val="374151"/>
           <w:sz w:val="19"/>
         </w:rPr>
-        <w:t>{item_id, quality: "ok"|"retake", reason}</w:t>
-      </w:r>
-      <w:r>
-        <w:t xml:space="preserve">. On </w:t>
+        <w:t>hz</w:t>
+      </w:r>
+      <w:r>
+        <w:t xml:space="preserve">. </w:t>
       </w:r>
       <w:r>
         <w:rPr>
@@ -2942,23 +3004,25 @@
           <w:color w:val="374151"/>
           <w:sz w:val="19"/>
         </w:rPr>
-        <w:t>retake</w:t>
-      </w:r>
-      <w:r>
-        <w:t xml:space="preserve">, say </w:t>
-      </w:r>
-      <w:r>
-        <w:rPr>
-          <w:i/>
-        </w:rPr>
-        <w:t>"I can't see the {name} clearly, try again."</w:t>
+        <w:t>MARCO_PREVIEW_HZ=0</w:t>
+      </w:r>
+      <w:r>
+        <w:t xml:space="preserve"> turns previews off.</w:t>
       </w:r>
     </w:p>
     <w:p>
       <w:pPr>
+        <w:pStyle w:val="Heading2"/>
+      </w:pPr>
+      <w:r>
+        <w:t>3.3 Registration: `POST /v1/items` (multipart `photo` + `name`), from the app's setup flow or from Photon</w:t>
+      </w:r>
+    </w:p>
+    <w:p>
+      <w:pPr>
         <w:numPr>
           <w:ilvl w:val="0"/>
-          <w:numId w:val="920"/>
+          <w:numId w:val="922"/>
         </w:numPr>
         <w:pStyle w:val="ListParagraph"/>
       </w:pPr>
@@ -2966,30 +3030,39 @@
         <w:rPr>
           <w:b/>
         </w:rPr>
-        <w:t>`GET /v1/items`</w:t>
-      </w:r>
-      <w:r>
-        <w:t xml:space="preserve"> lists every item, with these fields (labels made before an app launch come from here):</w:t>
+        <w:t>Photo:</w:t>
+      </w:r>
+      <w:r>
+        <w:t xml:space="preserve"> any normal upright photo; EXIF is fine here, and the server applies it. Send JPEG (convert HEIC on the phone).</w:t>
       </w:r>
     </w:p>
     <w:p>
       <w:pPr>
         <w:numPr>
-          <w:ilvl w:val="1"/>
-          <w:numId w:val="921"/>
+          <w:ilvl w:val="0"/>
+          <w:numId w:val="922"/>
         </w:numPr>
         <w:pStyle w:val="ListParagraph"/>
       </w:pPr>
+      <w:r>
+        <w:rPr>
+          <w:b/>
+        </w:rPr>
+        <w:t>`source`</w:t>
+      </w:r>
+      <w:r>
+        <w:t xml:space="preserve"> (optional form field): who registers it, </w:t>
+      </w:r>
       <w:r>
         <w:rPr>
           <w:rFonts w:ascii="Courier New" w:hAnsi="Courier New" w:eastAsia="Courier New" w:cs="Courier New"/>
           <w:color w:val="374151"/>
           <w:sz w:val="19"/>
         </w:rPr>
-        <w:t>item_id</w:t>
-      </w:r>
-      <w:r>
-        <w:t xml:space="preserve">, </w:t>
+        <w:t>app</w:t>
+      </w:r>
+      <w:r>
+        <w:t xml:space="preserve"> (the default: the app's setup flow) or </w:t>
       </w:r>
       <w:r>
         <w:rPr>
@@ -2997,10 +3070,28 @@
           <w:color w:val="374151"/>
           <w:sz w:val="19"/>
         </w:rPr>
-        <w:t>name</w:t>
-      </w:r>
-      <w:r>
-        <w:t xml:space="preserve">, </w:t>
+        <w:t>photon</w:t>
+      </w:r>
+      <w:r>
+        <w:t xml:space="preserve"> (a caretaker). It lets one source's items be removed together (§5).</w:t>
+      </w:r>
+    </w:p>
+    <w:p>
+      <w:pPr>
+        <w:numPr>
+          <w:ilvl w:val="0"/>
+          <w:numId w:val="922"/>
+        </w:numPr>
+        <w:pStyle w:val="ListParagraph"/>
+      </w:pPr>
+      <w:r>
+        <w:rPr>
+          <w:b/>
+        </w:rPr>
+        <w:t>Reply:</w:t>
+      </w:r>
+      <w:r>
+        <w:t xml:space="preserve"> </w:t>
       </w:r>
       <w:r>
         <w:rPr>
@@ -3008,10 +3099,10 @@
           <w:color w:val="374151"/>
           <w:sz w:val="19"/>
         </w:rPr>
-        <w:t>position</w:t>
-      </w:r>
-      <w:r>
-        <w:t xml:space="preserve">, </w:t>
+        <w:t>{item_id, quality: "ok"|"retake", reason}</w:t>
+      </w:r>
+      <w:r>
+        <w:t xml:space="preserve">. On </w:t>
       </w:r>
       <w:r>
         <w:rPr>
@@ -3019,58 +3110,73 @@
           <w:color w:val="374151"/>
           <w:sz w:val="19"/>
         </w:rPr>
-        <w:t>surface</w:t>
-      </w:r>
-      <w:r>
-        <w:t xml:space="preserve">, </w:t>
-      </w:r>
+        <w:t>retake</w:t>
+      </w:r>
+      <w:r>
+        <w:t xml:space="preserve">, say </w:t>
+      </w:r>
+      <w:r>
+        <w:rPr>
+          <w:i/>
+        </w:rPr>
+        <w:t>"I can't see the {name} clearly, try again."</w:t>
+      </w:r>
+    </w:p>
+    <w:p>
+      <w:pPr>
+        <w:numPr>
+          <w:ilvl w:val="0"/>
+          <w:numId w:val="922"/>
+        </w:numPr>
+        <w:pStyle w:val="ListParagraph"/>
+      </w:pPr>
+      <w:r>
+        <w:rPr>
+          <w:b/>
+        </w:rPr>
+        <w:t>`GET /v1/items`</w:t>
+      </w:r>
+      <w:r>
+        <w:t xml:space="preserve"> lists every item, with these fields (labels made before an app launch come from here):</w:t>
+      </w:r>
+    </w:p>
+    <w:p>
+      <w:pPr>
+        <w:numPr>
+          <w:ilvl w:val="1"/>
+          <w:numId w:val="923"/>
+        </w:numPr>
+        <w:pStyle w:val="ListParagraph"/>
+      </w:pPr>
       <w:r>
         <w:rPr>
           <w:rFonts w:ascii="Courier New" w:hAnsi="Courier New" w:eastAsia="Courier New" w:cs="Courier New"/>
           <w:color w:val="374151"/>
           <w:sz w:val="19"/>
         </w:rPr>
-        <w:t>state</w:t>
-      </w:r>
-      <w:r>
-        <w:t>;</w:t>
-      </w:r>
-    </w:p>
-    <w:p>
-      <w:pPr>
-        <w:numPr>
-          <w:ilvl w:val="1"/>
-          <w:numId w:val="921"/>
-        </w:numPr>
-        <w:pStyle w:val="ListParagraph"/>
-      </w:pPr>
+        <w:t>item_id</w:t>
+      </w:r>
+      <w:r>
+        <w:t xml:space="preserve">, </w:t>
+      </w:r>
       <w:r>
         <w:rPr>
           <w:rFonts w:ascii="Courier New" w:hAnsi="Courier New" w:eastAsia="Courier New" w:cs="Courier New"/>
           <w:color w:val="374151"/>
           <w:sz w:val="19"/>
         </w:rPr>
-        <w:t>last_seen_wall</w:t>
-      </w:r>
-      <w:r>
-        <w:t>;</w:t>
-      </w:r>
-    </w:p>
-    <w:p>
-      <w:pPr>
-        <w:numPr>
-          <w:ilvl w:val="1"/>
-          <w:numId w:val="921"/>
-        </w:numPr>
-        <w:pStyle w:val="ListParagraph"/>
-      </w:pPr>
+        <w:t>name</w:t>
+      </w:r>
+      <w:r>
+        <w:t xml:space="preserve">, </w:t>
+      </w:r>
       <w:r>
         <w:rPr>
           <w:rFonts w:ascii="Courier New" w:hAnsi="Courier New" w:eastAsia="Courier New" w:cs="Courier New"/>
           <w:color w:val="374151"/>
           <w:sz w:val="19"/>
         </w:rPr>
-        <w:t>label_text</w:t>
+        <w:t>position</w:t>
       </w:r>
       <w:r>
         <w:t xml:space="preserve">, </w:t>
@@ -3081,7 +3187,7 @@
           <w:color w:val="374151"/>
           <w:sz w:val="19"/>
         </w:rPr>
-        <w:t>label_audio_url</w:t>
+        <w:t>surface</w:t>
       </w:r>
       <w:r>
         <w:t xml:space="preserve">, </w:t>
@@ -3092,7 +3198,7 @@
           <w:color w:val="374151"/>
           <w:sz w:val="19"/>
         </w:rPr>
-        <w:t>size_m</w:t>
+        <w:t>state</w:t>
       </w:r>
       <w:r>
         <w:t>;</w:t>
@@ -3102,7 +3208,7 @@
       <w:pPr>
         <w:numPr>
           <w:ilvl w:val="1"/>
-          <w:numId w:val="921"/>
+          <w:numId w:val="923"/>
         </w:numPr>
         <w:pStyle w:val="ListParagraph"/>
       </w:pPr>
@@ -3112,18 +3218,27 @@
           <w:color w:val="374151"/>
           <w:sz w:val="19"/>
         </w:rPr>
-        <w:t>source</w:t>
-      </w:r>
-      <w:r>
-        <w:t xml:space="preserve">: </w:t>
-      </w:r>
+        <w:t>last_seen_wall</w:t>
+      </w:r>
+      <w:r>
+        <w:t>;</w:t>
+      </w:r>
+    </w:p>
+    <w:p>
+      <w:pPr>
+        <w:numPr>
+          <w:ilvl w:val="1"/>
+          <w:numId w:val="923"/>
+        </w:numPr>
+        <w:pStyle w:val="ListParagraph"/>
+      </w:pPr>
       <w:r>
         <w:rPr>
           <w:rFonts w:ascii="Courier New" w:hAnsi="Courier New" w:eastAsia="Courier New" w:cs="Courier New"/>
           <w:color w:val="374151"/>
           <w:sz w:val="19"/>
         </w:rPr>
-        <w:t>app</w:t>
+        <w:t>label_text</w:t>
       </w:r>
       <w:r>
         <w:t xml:space="preserve">, </w:t>
@@ -3134,10 +3249,10 @@
           <w:color w:val="374151"/>
           <w:sz w:val="19"/>
         </w:rPr>
-        <w:t>photon</w:t>
-      </w:r>
-      <w:r>
-        <w:t xml:space="preserve">, or </w:t>
+        <w:t>label_audio_url</w:t>
+      </w:r>
+      <w:r>
+        <w:t xml:space="preserve">, </w:t>
       </w:r>
       <w:r>
         <w:rPr>
@@ -3145,63 +3260,81 @@
           <w:color w:val="374151"/>
           <w:sz w:val="19"/>
         </w:rPr>
-        <w:t>seed</w:t>
-      </w:r>
-      <w:r>
-        <w:t xml:space="preserve"> (the stub's built-in fake items).</w:t>
+        <w:t>size_m</w:t>
+      </w:r>
+      <w:r>
+        <w:t>;</w:t>
       </w:r>
     </w:p>
     <w:p>
       <w:pPr>
         <w:numPr>
-          <w:ilvl w:val="0"/>
-          <w:numId w:val="920"/>
+          <w:ilvl w:val="1"/>
+          <w:numId w:val="923"/>
         </w:numPr>
         <w:pStyle w:val="ListParagraph"/>
       </w:pPr>
-      <w:r>
-        <w:rPr>
-          <w:b/>
-        </w:rPr>
-        <w:t>Saved across server restarts:</w:t>
-      </w:r>
-      <w:r>
-        <w:t xml:space="preserve"> every registration and label, with its photo (or touch crop) and voice note, under </w:t>
-      </w:r>
       <w:r>
         <w:rPr>
           <w:rFonts w:ascii="Courier New" w:hAnsi="Courier New" w:eastAsia="Courier New" w:cs="Courier New"/>
           <w:color w:val="374151"/>
           <w:sz w:val="19"/>
         </w:rPr>
-        <w:t>MARCO_DATA/registry/</w:t>
-      </w:r>
-      <w:r>
-        <w:t>.</w:t>
+        <w:t>source</w:t>
+      </w:r>
+      <w:r>
+        <w:t xml:space="preserve">: </w:t>
+      </w:r>
+      <w:r>
+        <w:rPr>
+          <w:rFonts w:ascii="Courier New" w:hAnsi="Courier New" w:eastAsia="Courier New" w:cs="Courier New"/>
+          <w:color w:val="374151"/>
+          <w:sz w:val="19"/>
+        </w:rPr>
+        <w:t>app</w:t>
+      </w:r>
+      <w:r>
+        <w:t xml:space="preserve">, </w:t>
+      </w:r>
+      <w:r>
+        <w:rPr>
+          <w:rFonts w:ascii="Courier New" w:hAnsi="Courier New" w:eastAsia="Courier New" w:cs="Courier New"/>
+          <w:color w:val="374151"/>
+          <w:sz w:val="19"/>
+        </w:rPr>
+        <w:t>photon</w:t>
+      </w:r>
+      <w:r>
+        <w:t xml:space="preserve">, or </w:t>
+      </w:r>
+      <w:r>
+        <w:rPr>
+          <w:rFonts w:ascii="Courier New" w:hAnsi="Courier New" w:eastAsia="Courier New" w:cs="Courier New"/>
+          <w:color w:val="374151"/>
+          <w:sz w:val="19"/>
+        </w:rPr>
+        <w:t>seed</w:t>
+      </w:r>
+      <w:r>
+        <w:t xml:space="preserve"> (the stub's built-in fake items).</w:t>
       </w:r>
     </w:p>
     <w:p>
       <w:pPr>
         <w:numPr>
-          <w:ilvl w:val="1"/>
+          <w:ilvl w:val="0"/>
           <w:numId w:val="922"/>
         </w:numPr>
         <w:pStyle w:val="ListParagraph"/>
       </w:pPr>
       <w:r>
-        <w:t>On start, the server reloads them and registers the photos with the detector again, so detection works at once.</w:t>
-      </w:r>
-    </w:p>
-    <w:p>
-      <w:pPr>
-        <w:numPr>
-          <w:ilvl w:val="1"/>
-          <w:numId w:val="922"/>
-        </w:numPr>
-        <w:pStyle w:val="ListParagraph"/>
-      </w:pPr>
-      <w:r>
-        <w:t xml:space="preserve">Positions are not saved: an item is placed again when the camera next sees it. Until then it reads </w:t>
+        <w:rPr>
+          <w:b/>
+        </w:rPr>
+        <w:t>Saved across server restarts:</w:t>
+      </w:r>
+      <w:r>
+        <w:t xml:space="preserve"> every registration and label, with its photo (or touch crop) and voice note, under </w:t>
       </w:r>
       <w:r>
         <w:rPr>
@@ -3209,98 +3342,10 @@
           <w:color w:val="374151"/>
           <w:sz w:val="19"/>
         </w:rPr>
-        <w:t>state: "registered"</w:t>
+        <w:t>MARCO_DATA/registry/</w:t>
       </w:r>
       <w:r>
         <w:t>.</w:t>
-      </w:r>
-    </w:p>
-    <w:p>
-      <w:pPr>
-        <w:pStyle w:val="Heading2"/>
-      </w:pPr>
-      <w:r>
-        <w:t>3.4 ARWorldMap rules (Utkarsh), so positions survive relaunch</w:t>
-      </w:r>
-    </w:p>
-    <w:p>
-      <w:pPr>
-        <w:numPr>
-          <w:ilvl w:val="0"/>
-          <w:numId w:val="923"/>
-        </w:numPr>
-        <w:pStyle w:val="ListParagraph"/>
-      </w:pPr>
-      <w:r>
-        <w:t xml:space="preserve">Save </w:t>
-      </w:r>
-      <w:r>
-        <w:rPr>
-          <w:rFonts w:ascii="Courier New" w:hAnsi="Courier New" w:eastAsia="Courier New" w:cs="Courier New"/>
-          <w:color w:val="374151"/>
-          <w:sz w:val="19"/>
-        </w:rPr>
-        <w:t>getCurrentWorldMap</w:t>
-      </w:r>
-      <w:r>
-        <w:t xml:space="preserve"> about every 30 s and when the app goes to the background.</w:t>
-      </w:r>
-    </w:p>
-    <w:p>
-      <w:pPr>
-        <w:numPr>
-          <w:ilvl w:val="0"/>
-          <w:numId w:val="923"/>
-        </w:numPr>
-        <w:pStyle w:val="ListParagraph"/>
-      </w:pPr>
-      <w:r>
-        <w:t xml:space="preserve">On launch, load it as </w:t>
-      </w:r>
-      <w:r>
-        <w:rPr>
-          <w:rFonts w:ascii="Courier New" w:hAnsi="Courier New" w:eastAsia="Courier New" w:cs="Courier New"/>
-          <w:color w:val="374151"/>
-          <w:sz w:val="19"/>
-        </w:rPr>
-        <w:t>initialWorldMap</w:t>
-      </w:r>
-      <w:r>
-        <w:t xml:space="preserve">. Wait until tracking is </w:t>
-      </w:r>
-      <w:r>
-        <w:rPr>
-          <w:rFonts w:ascii="Courier New" w:hAnsi="Courier New" w:eastAsia="Courier New" w:cs="Courier New"/>
-          <w:color w:val="374151"/>
-          <w:sz w:val="19"/>
-        </w:rPr>
-        <w:t>normal</w:t>
-      </w:r>
-      <w:r>
-        <w:t xml:space="preserve"> after relocalizing, then send </w:t>
-      </w:r>
-      <w:r>
-        <w:rPr>
-          <w:rFonts w:ascii="Courier New" w:hAnsi="Courier New" w:eastAsia="Courier New" w:cs="Courier New"/>
-          <w:color w:val="374151"/>
-          <w:sz w:val="19"/>
-        </w:rPr>
-        <w:t>map: relocalized</w:t>
-      </w:r>
-      <w:r>
-        <w:t xml:space="preserve"> and resume frames.</w:t>
-      </w:r>
-    </w:p>
-    <w:p>
-      <w:pPr>
-        <w:numPr>
-          <w:ilvl w:val="0"/>
-          <w:numId w:val="923"/>
-        </w:numPr>
-        <w:pStyle w:val="ListParagraph"/>
-      </w:pPr>
-      <w:r>
-        <w:t>If relocalizing hasn't worked after 30 s of walking:</w:t>
       </w:r>
     </w:p>
     <w:p>
@@ -3312,7 +3357,7 @@
         <w:pStyle w:val="ListParagraph"/>
       </w:pPr>
       <w:r>
-        <w:t>start a fresh map;</w:t>
+        <w:t>On start, the server reloads them and registers the photos with the detector again, so detection works at once.</w:t>
       </w:r>
     </w:p>
     <w:p>
@@ -3324,7 +3369,7 @@
         <w:pStyle w:val="ListParagraph"/>
       </w:pPr>
       <w:r>
-        <w:t xml:space="preserve">send </w:t>
+        <w:t xml:space="preserve">Positions are not saved: an item is placed again when the camera next sees it. Until then it reads </w:t>
       </w:r>
       <w:r>
         <w:rPr>
@@ -3332,17 +3377,140 @@
           <w:color w:val="374151"/>
           <w:sz w:val="19"/>
         </w:rPr>
-        <w:t>map: new_map</w:t>
-      </w:r>
-      <w:r>
-        <w:t>;</w:t>
+        <w:t>state: "registered"</w:t>
+      </w:r>
+      <w:r>
+        <w:t>.</w:t>
       </w:r>
     </w:p>
     <w:p>
       <w:pPr>
+        <w:pStyle w:val="Heading2"/>
+      </w:pPr>
+      <w:r>
+        <w:t>3.4 ARWorldMap rules (Utkarsh), so positions survive relaunch</w:t>
+      </w:r>
+    </w:p>
+    <w:p>
+      <w:pPr>
+        <w:numPr>
+          <w:ilvl w:val="0"/>
+          <w:numId w:val="925"/>
+        </w:numPr>
+        <w:pStyle w:val="ListParagraph"/>
+      </w:pPr>
+      <w:r>
+        <w:t xml:space="preserve">Save </w:t>
+      </w:r>
+      <w:r>
+        <w:rPr>
+          <w:rFonts w:ascii="Courier New" w:hAnsi="Courier New" w:eastAsia="Courier New" w:cs="Courier New"/>
+          <w:color w:val="374151"/>
+          <w:sz w:val="19"/>
+        </w:rPr>
+        <w:t>getCurrentWorldMap</w:t>
+      </w:r>
+      <w:r>
+        <w:t xml:space="preserve"> about every 30 s and when the app goes to the background.</w:t>
+      </w:r>
+    </w:p>
+    <w:p>
+      <w:pPr>
+        <w:numPr>
+          <w:ilvl w:val="0"/>
+          <w:numId w:val="925"/>
+        </w:numPr>
+        <w:pStyle w:val="ListParagraph"/>
+      </w:pPr>
+      <w:r>
+        <w:t xml:space="preserve">On launch, load it as </w:t>
+      </w:r>
+      <w:r>
+        <w:rPr>
+          <w:rFonts w:ascii="Courier New" w:hAnsi="Courier New" w:eastAsia="Courier New" w:cs="Courier New"/>
+          <w:color w:val="374151"/>
+          <w:sz w:val="19"/>
+        </w:rPr>
+        <w:t>initialWorldMap</w:t>
+      </w:r>
+      <w:r>
+        <w:t xml:space="preserve">. Wait until tracking is </w:t>
+      </w:r>
+      <w:r>
+        <w:rPr>
+          <w:rFonts w:ascii="Courier New" w:hAnsi="Courier New" w:eastAsia="Courier New" w:cs="Courier New"/>
+          <w:color w:val="374151"/>
+          <w:sz w:val="19"/>
+        </w:rPr>
+        <w:t>normal</w:t>
+      </w:r>
+      <w:r>
+        <w:t xml:space="preserve"> after relocalizing, then send </w:t>
+      </w:r>
+      <w:r>
+        <w:rPr>
+          <w:rFonts w:ascii="Courier New" w:hAnsi="Courier New" w:eastAsia="Courier New" w:cs="Courier New"/>
+          <w:color w:val="374151"/>
+          <w:sz w:val="19"/>
+        </w:rPr>
+        <w:t>map: relocalized</w:t>
+      </w:r>
+      <w:r>
+        <w:t xml:space="preserve"> and resume frames.</w:t>
+      </w:r>
+    </w:p>
+    <w:p>
+      <w:pPr>
+        <w:numPr>
+          <w:ilvl w:val="0"/>
+          <w:numId w:val="925"/>
+        </w:numPr>
+        <w:pStyle w:val="ListParagraph"/>
+      </w:pPr>
+      <w:r>
+        <w:t>If relocalizing hasn't worked after 30 s of walking:</w:t>
+      </w:r>
+    </w:p>
+    <w:p>
+      <w:pPr>
         <w:numPr>
           <w:ilvl w:val="1"/>
-          <w:numId w:val="924"/>
+          <w:numId w:val="926"/>
+        </w:numPr>
+        <w:pStyle w:val="ListParagraph"/>
+      </w:pPr>
+      <w:r>
+        <w:t>start a fresh map;</w:t>
+      </w:r>
+    </w:p>
+    <w:p>
+      <w:pPr>
+        <w:numPr>
+          <w:ilvl w:val="1"/>
+          <w:numId w:val="926"/>
+        </w:numPr>
+        <w:pStyle w:val="ListParagraph"/>
+      </w:pPr>
+      <w:r>
+        <w:t xml:space="preserve">send </w:t>
+      </w:r>
+      <w:r>
+        <w:rPr>
+          <w:rFonts w:ascii="Courier New" w:hAnsi="Courier New" w:eastAsia="Courier New" w:cs="Courier New"/>
+          <w:color w:val="374151"/>
+          <w:sz w:val="19"/>
+        </w:rPr>
+        <w:t>map: new_map</w:t>
+      </w:r>
+      <w:r>
+        <w:t>;</w:t>
+      </w:r>
+    </w:p>
+    <w:p>
+      <w:pPr>
+        <w:numPr>
+          <w:ilvl w:val="1"/>
+          <w:numId w:val="926"/>
         </w:numPr>
         <w:pStyle w:val="ListParagraph"/>
       </w:pPr>
@@ -3438,7 +3606,7 @@
       <w:pPr>
         <w:numPr>
           <w:ilvl w:val="0"/>
-          <w:numId w:val="925"/>
+          <w:numId w:val="927"/>
         </w:numPr>
         <w:pStyle w:val="ListParagraph"/>
       </w:pPr>
@@ -3452,143 +3620,6 @@
       </w:r>
       <w:r>
         <w:t>: 1–360 characters; whitespace is trimmed. Blank text and NUL are rejected (422).</w:t>
-      </w:r>
-    </w:p>
-    <w:p>
-      <w:pPr>
-        <w:numPr>
-          <w:ilvl w:val="0"/>
-          <w:numId w:val="925"/>
-        </w:numPr>
-        <w:pStyle w:val="ListParagraph"/>
-      </w:pPr>
-      <w:r>
-        <w:rPr>
-          <w:b/>
-        </w:rPr>
-        <w:t>200:</w:t>
-      </w:r>
-      <w:r>
-        <w:t xml:space="preserve"> </w:t>
-      </w:r>
-      <w:r>
-        <w:rPr>
-          <w:rFonts w:ascii="Courier New" w:hAnsi="Courier New" w:eastAsia="Courier New" w:cs="Courier New"/>
-          <w:color w:val="374151"/>
-          <w:sz w:val="19"/>
-        </w:rPr>
-        <w:t>Content-Type: audio/wav</w:t>
-      </w:r>
-      <w:r>
-        <w:t>, mono 24 kHz signed 16-bit PCM in a WAV</w:t>
-      </w:r>
-    </w:p>
-    <w:p>
-      <w:r>
-        <w:t>container, at most 20 seconds. The server uses the standard 44-byte PCM RIFF</w:t>
-      </w:r>
-    </w:p>
-    <w:p>
-      <w:r>
-        <w:t>header followed by sample data; the phone validates format and lengths before</w:t>
-      </w:r>
-    </w:p>
-    <w:p>
-      <w:r>
-        <w:t xml:space="preserve">caching. </w:t>
-      </w:r>
-      <w:r>
-        <w:rPr>
-          <w:rFonts w:ascii="Courier New" w:hAnsi="Courier New" w:eastAsia="Courier New" w:cs="Courier New"/>
-          <w:color w:val="374151"/>
-          <w:sz w:val="19"/>
-        </w:rPr>
-        <w:t>Cache-Control: private, no-store</w:t>
-      </w:r>
-      <w:r>
-        <w:t xml:space="preserve"> prevents HTTP</w:t>
-      </w:r>
-    </w:p>
-    <w:p>
-      <w:r>
-        <w:t xml:space="preserve">caching; </w:t>
-      </w:r>
-      <w:r>
-        <w:rPr>
-          <w:rFonts w:ascii="Courier New" w:hAnsi="Courier New" w:eastAsia="Courier New" w:cs="Courier New"/>
-          <w:color w:val="374151"/>
-          <w:sz w:val="19"/>
-        </w:rPr>
-        <w:t>X-Marco-Speech-Provider: elevenlabs</w:t>
-      </w:r>
-      <w:r>
-        <w:t xml:space="preserve"> identifies the provider and</w:t>
-      </w:r>
-    </w:p>
-    <w:p>
-      <w:r>
-        <w:rPr>
-          <w:rFonts w:ascii="Courier New" w:hAnsi="Courier New" w:eastAsia="Courier New" w:cs="Courier New"/>
-          <w:color w:val="374151"/>
-          <w:sz w:val="19"/>
-        </w:rPr>
-        <w:t>X-Marco-Speech-Cache: hit|miss</w:t>
-      </w:r>
-      <w:r>
-        <w:t xml:space="preserve"> identifies reuse of a cached/pending request.</w:t>
-      </w:r>
-    </w:p>
-    <w:p>
-      <w:pPr>
-        <w:numPr>
-          <w:ilvl w:val="0"/>
-          <w:numId w:val="926"/>
-        </w:numPr>
-        <w:pStyle w:val="ListParagraph"/>
-      </w:pPr>
-      <w:r>
-        <w:rPr>
-          <w:b/>
-        </w:rPr>
-        <w:t>503:</w:t>
-      </w:r>
-      <w:r>
-        <w:t xml:space="preserve"> unconfigured key, provider failure, invalid audio, saturation or</w:t>
-      </w:r>
-    </w:p>
-    <w:p>
-      <w:r>
-        <w:t xml:space="preserve">timeout. The phone falls back to Apple's </w:t>
-      </w:r>
-      <w:r>
-        <w:rPr>
-          <w:rFonts w:ascii="Courier New" w:hAnsi="Courier New" w:eastAsia="Courier New" w:cs="Courier New"/>
-          <w:color w:val="374151"/>
-          <w:sz w:val="19"/>
-        </w:rPr>
-        <w:t>AVSpeechSynthesizer</w:t>
-      </w:r>
-      <w:r>
-        <w:t>. The server's</w:t>
-      </w:r>
-    </w:p>
-    <w:p>
-      <w:r>
-        <w:t>deadline is 2.5 s and the phone's is 3 s; after failure the phone uses Apple for</w:t>
-      </w:r>
-    </w:p>
-    <w:p>
-      <w:r>
-        <w:t xml:space="preserve">uncached lines for 15 s before trying again. </w:t>
-      </w:r>
-      <w:r>
-        <w:rPr>
-          <w:b/>
-        </w:rPr>
-        <w:t>403:</w:t>
-      </w:r>
-      <w:r>
-        <w:t xml:space="preserve"> caller not authorized.</w:t>
       </w:r>
     </w:p>
     <w:p>
@@ -3600,17 +3631,79 @@
         <w:pStyle w:val="ListParagraph"/>
       </w:pPr>
       <w:r>
-        <w:t>Server cache: at most 128 entries / 8 MiB, keyed by voice, model and text;</w:t>
+        <w:rPr>
+          <w:b/>
+        </w:rPr>
+        <w:t>200:</w:t>
+      </w:r>
+      <w:r>
+        <w:t xml:space="preserve"> </w:t>
+      </w:r>
+      <w:r>
+        <w:rPr>
+          <w:rFonts w:ascii="Courier New" w:hAnsi="Courier New" w:eastAsia="Courier New" w:cs="Courier New"/>
+          <w:color w:val="374151"/>
+          <w:sz w:val="19"/>
+        </w:rPr>
+        <w:t>Content-Type: audio/wav</w:t>
+      </w:r>
+      <w:r>
+        <w:t>, mono 24 kHz signed 16-bit PCM in a WAV</w:t>
       </w:r>
     </w:p>
     <w:p>
       <w:r>
-        <w:t>duplicate pending lines share generation. Phone cache: 64 entries / 8 MiB,</w:t>
+        <w:t>container, at most 20 seconds. The server uses the standard 44-byte PCM RIFF</w:t>
       </w:r>
     </w:p>
     <w:p>
       <w:r>
-        <w:t>cleared when the configured server changes. Caches are memory-only.</w:t>
+        <w:t>header followed by sample data; the phone validates format and lengths before</w:t>
+      </w:r>
+    </w:p>
+    <w:p>
+      <w:r>
+        <w:t xml:space="preserve">caching. </w:t>
+      </w:r>
+      <w:r>
+        <w:rPr>
+          <w:rFonts w:ascii="Courier New" w:hAnsi="Courier New" w:eastAsia="Courier New" w:cs="Courier New"/>
+          <w:color w:val="374151"/>
+          <w:sz w:val="19"/>
+        </w:rPr>
+        <w:t>Cache-Control: private, no-store</w:t>
+      </w:r>
+      <w:r>
+        <w:t xml:space="preserve"> prevents HTTP</w:t>
+      </w:r>
+    </w:p>
+    <w:p>
+      <w:r>
+        <w:t xml:space="preserve">caching; </w:t>
+      </w:r>
+      <w:r>
+        <w:rPr>
+          <w:rFonts w:ascii="Courier New" w:hAnsi="Courier New" w:eastAsia="Courier New" w:cs="Courier New"/>
+          <w:color w:val="374151"/>
+          <w:sz w:val="19"/>
+        </w:rPr>
+        <w:t>X-Marco-Speech-Provider: elevenlabs</w:t>
+      </w:r>
+      <w:r>
+        <w:t xml:space="preserve"> identifies the provider and</w:t>
+      </w:r>
+    </w:p>
+    <w:p>
+      <w:r>
+        <w:rPr>
+          <w:rFonts w:ascii="Courier New" w:hAnsi="Courier New" w:eastAsia="Courier New" w:cs="Courier New"/>
+          <w:color w:val="374151"/>
+          <w:sz w:val="19"/>
+        </w:rPr>
+        <w:t>X-Marco-Speech-Cache: hit|miss</w:t>
+      </w:r>
+      <w:r>
+        <w:t xml:space="preserve"> identifies reuse of a cached/pending request.</w:t>
       </w:r>
     </w:p>
     <w:p>
@@ -3622,22 +3715,48 @@
         <w:pStyle w:val="ListParagraph"/>
       </w:pPr>
       <w:r>
-        <w:t>A newer line, wake blip, Stop or stopped session cancels pending playback.</w:t>
+        <w:rPr>
+          <w:b/>
+        </w:rPr>
+        <w:t>503:</w:t>
+      </w:r>
+      <w:r>
+        <w:t xml:space="preserve"> unconfigured key, provider failure, invalid audio, saturation or</w:t>
       </w:r>
     </w:p>
     <w:p>
       <w:r>
-        <w:t>Late replies cannot speak an old instruction. The phone converts the WAV to</w:t>
+        <w:t xml:space="preserve">timeout. The phone falls back to Apple's </w:t>
+      </w:r>
+      <w:r>
+        <w:rPr>
+          <w:rFonts w:ascii="Courier New" w:hAnsi="Courier New" w:eastAsia="Courier New" w:cs="Courier New"/>
+          <w:color w:val="374151"/>
+          <w:sz w:val="19"/>
+        </w:rPr>
+        <w:t>AVSpeechSynthesizer</w:t>
+      </w:r>
+      <w:r>
+        <w:t>. The server's</w:t>
       </w:r>
     </w:p>
     <w:p>
       <w:r>
-        <w:t>its existing mono spatial voice node; world anchors, beeps, head fusion and</w:t>
+        <w:t>deadline is 2.5 s and the phone's is 3 s; after failure the phone uses Apple for</w:t>
       </w:r>
     </w:p>
     <w:p>
       <w:r>
-        <w:t>the 60 Hz guidance loop remain on the phone. No TTS request per sensor tick.</w:t>
+        <w:t xml:space="preserve">uncached lines for 15 s before trying again. </w:t>
+      </w:r>
+      <w:r>
+        <w:rPr>
+          <w:b/>
+        </w:rPr>
+        <w:t>403:</w:t>
+      </w:r>
+      <w:r>
+        <w:t xml:space="preserve"> caller not authorized.</w:t>
       </w:r>
     </w:p>
     <w:p>
@@ -3645,6 +3764,55 @@
         <w:numPr>
           <w:ilvl w:val="0"/>
           <w:numId w:val="929"/>
+        </w:numPr>
+        <w:pStyle w:val="ListParagraph"/>
+      </w:pPr>
+      <w:r>
+        <w:t>Server cache: at most 128 entries / 8 MiB, keyed by voice, model and text;</w:t>
+      </w:r>
+    </w:p>
+    <w:p>
+      <w:r>
+        <w:t>duplicate pending lines share generation. Phone cache: 64 entries / 8 MiB,</w:t>
+      </w:r>
+    </w:p>
+    <w:p>
+      <w:r>
+        <w:t>cleared when the configured server changes. Caches are memory-only.</w:t>
+      </w:r>
+    </w:p>
+    <w:p>
+      <w:pPr>
+        <w:numPr>
+          <w:ilvl w:val="0"/>
+          <w:numId w:val="930"/>
+        </w:numPr>
+        <w:pStyle w:val="ListParagraph"/>
+      </w:pPr>
+      <w:r>
+        <w:t>A newer line, wake blip, Stop or stopped session cancels pending playback.</w:t>
+      </w:r>
+    </w:p>
+    <w:p>
+      <w:r>
+        <w:t>Late replies cannot speak an old instruction. The phone converts the WAV to</w:t>
+      </w:r>
+    </w:p>
+    <w:p>
+      <w:r>
+        <w:t>its existing mono spatial voice node; world anchors, beeps, head fusion and</w:t>
+      </w:r>
+    </w:p>
+    <w:p>
+      <w:r>
+        <w:t>the 60 Hz guidance loop remain on the phone. No TTS request per sensor tick.</w:t>
+      </w:r>
+    </w:p>
+    <w:p>
+      <w:pPr>
+        <w:numPr>
+          <w:ilvl w:val="0"/>
+          <w:numId w:val="931"/>
         </w:numPr>
         <w:pStyle w:val="ListParagraph"/>
       </w:pPr>
@@ -3919,7 +4087,7 @@
       <w:pPr>
         <w:numPr>
           <w:ilvl w:val="0"/>
-          <w:numId w:val="930"/>
+          <w:numId w:val="932"/>
         </w:numPr>
         <w:pStyle w:val="ListParagraph"/>
       </w:pPr>
@@ -3950,7 +4118,7 @@
       <w:pPr>
         <w:numPr>
           <w:ilvl w:val="0"/>
-          <w:numId w:val="930"/>
+          <w:numId w:val="932"/>
         </w:numPr>
         <w:pStyle w:val="ListParagraph"/>
       </w:pPr>
@@ -3981,7 +4149,7 @@
       <w:pPr>
         <w:numPr>
           <w:ilvl w:val="0"/>
-          <w:numId w:val="930"/>
+          <w:numId w:val="932"/>
         </w:numPr>
         <w:pStyle w:val="ListParagraph"/>
       </w:pPr>
@@ -4001,7 +4169,7 @@
       <w:pPr>
         <w:numPr>
           <w:ilvl w:val="0"/>
-          <w:numId w:val="930"/>
+          <w:numId w:val="932"/>
         </w:numPr>
         <w:pStyle w:val="ListParagraph"/>
       </w:pPr>
@@ -4019,7 +4187,7 @@
       <w:pPr>
         <w:numPr>
           <w:ilvl w:val="0"/>
-          <w:numId w:val="930"/>
+          <w:numId w:val="932"/>
         </w:numPr>
         <w:pStyle w:val="ListParagraph"/>
       </w:pPr>
@@ -4110,7 +4278,7 @@
       <w:pPr>
         <w:numPr>
           <w:ilvl w:val="0"/>
-          <w:numId w:val="931"/>
+          <w:numId w:val="933"/>
         </w:numPr>
         <w:pStyle w:val="ListParagraph"/>
       </w:pPr>
@@ -4125,7 +4293,7 @@
       <w:pPr>
         <w:numPr>
           <w:ilvl w:val="1"/>
-          <w:numId w:val="932"/>
+          <w:numId w:val="934"/>
         </w:numPr>
         <w:pStyle w:val="ListParagraph"/>
       </w:pPr>
@@ -4148,7 +4316,7 @@
       <w:pPr>
         <w:numPr>
           <w:ilvl w:val="1"/>
-          <w:numId w:val="932"/>
+          <w:numId w:val="934"/>
         </w:numPr>
         <w:pStyle w:val="ListParagraph"/>
       </w:pPr>
@@ -4171,7 +4339,7 @@
       <w:pPr>
         <w:numPr>
           <w:ilvl w:val="1"/>
-          <w:numId w:val="932"/>
+          <w:numId w:val="934"/>
         </w:numPr>
         <w:pStyle w:val="ListParagraph"/>
       </w:pPr>
@@ -4188,112 +4356,6 @@
       </w:r>
       <w:r>
         <w:t xml:space="preserve"> (with about 2 s of clock slack): never start it late.</w:t>
-      </w:r>
-    </w:p>
-    <w:p>
-      <w:pPr>
-        <w:numPr>
-          <w:ilvl w:val="0"/>
-          <w:numId w:val="931"/>
-        </w:numPr>
-        <w:pStyle w:val="ListParagraph"/>
-      </w:pPr>
-      <w:r>
-        <w:rPr>
-          <w:b/>
-        </w:rPr>
-        <w:t>Find:</w:t>
-      </w:r>
-      <w:r>
-        <w:t xml:space="preserve"> guide to exactly </w:t>
-      </w:r>
-      <w:r>
-        <w:rPr>
-          <w:rFonts w:ascii="Courier New" w:hAnsi="Courier New" w:eastAsia="Courier New" w:cs="Courier New"/>
-          <w:color w:val="374151"/>
-          <w:sz w:val="19"/>
-        </w:rPr>
-        <w:t>item_id</w:t>
-      </w:r>
-      <w:r>
-        <w:t xml:space="preserve"> at </w:t>
-      </w:r>
-      <w:r>
-        <w:rPr>
-          <w:rFonts w:ascii="Courier New" w:hAnsi="Courier New" w:eastAsia="Courier New" w:cs="Courier New"/>
-          <w:color w:val="374151"/>
-          <w:sz w:val="19"/>
-        </w:rPr>
-        <w:t>position</w:t>
-      </w:r>
-      <w:r>
-        <w:t xml:space="preserve">, the same way as a voice Find; don't look the item up by name. Reject with </w:t>
-      </w:r>
-      <w:r>
-        <w:rPr>
-          <w:rFonts w:ascii="Courier New" w:hAnsi="Courier New" w:eastAsia="Courier New" w:cs="Courier New"/>
-          <w:color w:val="374151"/>
-          <w:sz w:val="19"/>
-        </w:rPr>
-        <w:t>position_unavailable</w:t>
-      </w:r>
-      <w:r>
-        <w:t xml:space="preserve"> when tracking isn't usable.</w:t>
-      </w:r>
-    </w:p>
-    <w:p>
-      <w:pPr>
-        <w:numPr>
-          <w:ilvl w:val="0"/>
-          <w:numId w:val="931"/>
-        </w:numPr>
-        <w:pStyle w:val="ListParagraph"/>
-      </w:pPr>
-      <w:r>
-        <w:rPr>
-          <w:b/>
-        </w:rPr>
-        <w:t>Stop:</w:t>
-      </w:r>
-      <w:r>
-        <w:t xml:space="preserve"> stop guidance only; the camera and streams stay on.</w:t>
-      </w:r>
-    </w:p>
-    <w:p>
-      <w:pPr>
-        <w:numPr>
-          <w:ilvl w:val="0"/>
-          <w:numId w:val="931"/>
-        </w:numPr>
-        <w:pStyle w:val="ListParagraph"/>
-      </w:pPr>
-      <w:r>
-        <w:rPr>
-          <w:b/>
-        </w:rPr>
-        <w:t>Ack:</w:t>
-      </w:r>
-      <w:r>
-        <w:t xml:space="preserve"> send </w:t>
-      </w:r>
-      <w:r>
-        <w:rPr>
-          <w:rFonts w:ascii="Courier New" w:hAnsi="Courier New" w:eastAsia="Courier New" w:cs="Courier New"/>
-          <w:color w:val="374151"/>
-          <w:sz w:val="19"/>
-        </w:rPr>
-        <w:t>command_ack</w:t>
-      </w:r>
-      <w:r>
-        <w:t xml:space="preserve"> (§3.2) for every command you act on or refuse.</w:t>
-      </w:r>
-    </w:p>
-    <w:p>
-      <w:pPr>
-        <w:pStyle w:val="Heading1"/>
-      </w:pPr>
-      <w:r>
-        <w:t>5. Photon to server (Utkarsh's Photon service)</w:t>
       </w:r>
     </w:p>
     <w:p>
@@ -4308,10 +4370,43 @@
         <w:rPr>
           <w:b/>
         </w:rPr>
-        <w:t>Connect through the `tailscale serve` URL,</w:t>
-      </w:r>
-      <w:r>
-        <w:t xml:space="preserve"> even on the server Mac, so the allow-list sees the bridge's tailnet login.</w:t>
+        <w:t>Find:</w:t>
+      </w:r>
+      <w:r>
+        <w:t xml:space="preserve"> guide to exactly </w:t>
+      </w:r>
+      <w:r>
+        <w:rPr>
+          <w:rFonts w:ascii="Courier New" w:hAnsi="Courier New" w:eastAsia="Courier New" w:cs="Courier New"/>
+          <w:color w:val="374151"/>
+          <w:sz w:val="19"/>
+        </w:rPr>
+        <w:t>item_id</w:t>
+      </w:r>
+      <w:r>
+        <w:t xml:space="preserve"> at </w:t>
+      </w:r>
+      <w:r>
+        <w:rPr>
+          <w:rFonts w:ascii="Courier New" w:hAnsi="Courier New" w:eastAsia="Courier New" w:cs="Courier New"/>
+          <w:color w:val="374151"/>
+          <w:sz w:val="19"/>
+        </w:rPr>
+        <w:t>position</w:t>
+      </w:r>
+      <w:r>
+        <w:t xml:space="preserve">, the same way as a voice Find; don't look the item up by name. Reject with </w:t>
+      </w:r>
+      <w:r>
+        <w:rPr>
+          <w:rFonts w:ascii="Courier New" w:hAnsi="Courier New" w:eastAsia="Courier New" w:cs="Courier New"/>
+          <w:color w:val="374151"/>
+          <w:sz w:val="19"/>
+        </w:rPr>
+        <w:t>position_unavailable</w:t>
+      </w:r>
+      <w:r>
+        <w:t xml:space="preserve"> when tracking isn't usable.</w:t>
       </w:r>
     </w:p>
     <w:p>
@@ -4326,32 +4421,10 @@
         <w:rPr>
           <w:b/>
         </w:rPr>
-        <w:t>Requests:</w:t>
-      </w:r>
-      <w:r>
-        <w:t xml:space="preserve"> listen on WebSocket </w:t>
-      </w:r>
-      <w:r>
-        <w:rPr>
-          <w:rFonts w:ascii="Courier New" w:hAnsi="Courier New" w:eastAsia="Courier New" w:cs="Courier New"/>
-          <w:color w:val="374151"/>
-          <w:sz w:val="19"/>
-        </w:rPr>
-        <w:t>/v1/photon</w:t>
-      </w:r>
-      <w:r>
-        <w:t xml:space="preserve"> for </w:t>
-      </w:r>
-      <w:r>
-        <w:rPr>
-          <w:rFonts w:ascii="Courier New" w:hAnsi="Courier New" w:eastAsia="Courier New" w:cs="Courier New"/>
-          <w:color w:val="374151"/>
-          <w:sz w:val="19"/>
-        </w:rPr>
-        <w:t>{"type": "label_request", "touch_id": "…", "crop_url": "/v1/touch/…/crop.jpg", "question": "What is this?"}</w:t>
-      </w:r>
-      <w:r>
-        <w:t>. These are sent when the user asks "what is this?" about an unknown item.</w:t>
+        <w:t>Stop:</w:t>
+      </w:r>
+      <w:r>
+        <w:t xml:space="preserve"> stop guidance only; the camera and streams stay on.</w:t>
       </w:r>
     </w:p>
     <w:p>
@@ -4366,10 +4439,10 @@
         <w:rPr>
           <w:b/>
         </w:rPr>
-        <w:t>Reconnect delivery:</w:t>
-      </w:r>
-      <w:r>
-        <w:t xml:space="preserve"> the server retains up to 128 unanswered requests for 10 minutes and replays them to an authenticated bridge when it connects. Delivery is at least once: deduplicate by </w:t>
+        <w:t>Ack:</w:t>
+      </w:r>
+      <w:r>
+        <w:t xml:space="preserve"> send </w:t>
       </w:r>
       <w:r>
         <w:rPr>
@@ -4377,17 +4450,25 @@
           <w:color w:val="374151"/>
           <w:sz w:val="19"/>
         </w:rPr>
-        <w:t>touch_id</w:t>
-      </w:r>
-      <w:r>
-        <w:t>, including across bridge restarts. Saving a label resolves that request. This buffer and touch crops are memory-only; a server restart loses them. The bridge can use its saved crop if a later answer encounters an expired touch (404).</w:t>
+        <w:t>command_ack</w:t>
+      </w:r>
+      <w:r>
+        <w:t xml:space="preserve"> (§3.2) for every command you act on or refuse.</w:t>
       </w:r>
     </w:p>
     <w:p>
       <w:pPr>
+        <w:pStyle w:val="Heading1"/>
+      </w:pPr>
+      <w:r>
+        <w:t>5. Photon to server (Utkarsh's Photon service)</w:t>
+      </w:r>
+    </w:p>
+    <w:p>
+      <w:pPr>
         <w:numPr>
           <w:ilvl w:val="0"/>
-          <w:numId w:val="933"/>
+          <w:numId w:val="935"/>
         </w:numPr>
         <w:pStyle w:val="ListParagraph"/>
       </w:pPr>
@@ -4395,17 +4476,17 @@
         <w:rPr>
           <w:b/>
         </w:rPr>
-        <w:t>Asking:</w:t>
-      </w:r>
-      <w:r>
-        <w:t xml:space="preserve"> send the crop (the touched item boxed) to the caretaker over iMessage.</w:t>
+        <w:t>Connect through the `tailscale serve` URL,</w:t>
+      </w:r>
+      <w:r>
+        <w:t xml:space="preserve"> even on the server Mac, so the allow-list sees the bridge's tailnet login.</w:t>
       </w:r>
     </w:p>
     <w:p>
       <w:pPr>
         <w:numPr>
           <w:ilvl w:val="0"/>
-          <w:numId w:val="933"/>
+          <w:numId w:val="935"/>
         </w:numPr>
         <w:pStyle w:val="ListParagraph"/>
       </w:pPr>
@@ -4413,10 +4494,10 @@
         <w:rPr>
           <w:b/>
         </w:rPr>
-        <w:t>Replying:</w:t>
-      </w:r>
-      <w:r>
-        <w:t xml:space="preserve"> post the answer to </w:t>
+        <w:t>Requests:</w:t>
+      </w:r>
+      <w:r>
+        <w:t xml:space="preserve"> listen on WebSocket </w:t>
       </w:r>
       <w:r>
         <w:rPr>
@@ -4424,30 +4505,39 @@
           <w:color w:val="374151"/>
           <w:sz w:val="19"/>
         </w:rPr>
-        <w:t>POST /v1/labels</w:t>
-      </w:r>
-      <w:r>
-        <w:t xml:space="preserve"> as multipart:</w:t>
-      </w:r>
-    </w:p>
-    <w:p>
-      <w:pPr>
-        <w:numPr>
-          <w:ilvl w:val="1"/>
-          <w:numId w:val="934"/>
-        </w:numPr>
-        <w:pStyle w:val="ListParagraph"/>
-      </w:pPr>
+        <w:t>/v1/photon</w:t>
+      </w:r>
+      <w:r>
+        <w:t xml:space="preserve"> for </w:t>
+      </w:r>
       <w:r>
         <w:rPr>
           <w:rFonts w:ascii="Courier New" w:hAnsi="Courier New" w:eastAsia="Courier New" w:cs="Courier New"/>
           <w:color w:val="374151"/>
           <w:sz w:val="19"/>
         </w:rPr>
-        <w:t>touch_id</w:t>
-      </w:r>
-      <w:r>
-        <w:t xml:space="preserve">, </w:t>
+        <w:t>{"type": "label_request", "touch_id": "…", "crop_url": "/v1/touch/…/crop.jpg", "question": "What is this?"}</w:t>
+      </w:r>
+      <w:r>
+        <w:t>. These are sent when the user asks "what is this?" about an unknown item.</w:t>
+      </w:r>
+    </w:p>
+    <w:p>
+      <w:pPr>
+        <w:numPr>
+          <w:ilvl w:val="0"/>
+          <w:numId w:val="935"/>
+        </w:numPr>
+        <w:pStyle w:val="ListParagraph"/>
+      </w:pPr>
+      <w:r>
+        <w:rPr>
+          <w:b/>
+        </w:rPr>
+        <w:t>Reconnect delivery:</w:t>
+      </w:r>
+      <w:r>
+        <w:t xml:space="preserve"> the server retains up to 128 unanswered requests for 10 minutes and replays them to an authenticated bridge when it connects. Delivery is at least once: deduplicate by </w:t>
       </w:r>
       <w:r>
         <w:rPr>
@@ -4455,10 +4545,46 @@
           <w:color w:val="374151"/>
           <w:sz w:val="19"/>
         </w:rPr>
-        <w:t>name</w:t>
-      </w:r>
-      <w:r>
-        <w:t xml:space="preserve"> (short, e.g. "cumin"), and </w:t>
+        <w:t>touch_id</w:t>
+      </w:r>
+      <w:r>
+        <w:t>, including across bridge restarts. Saving a label resolves that request. This buffer and touch crops are memory-only; a server restart loses them. The bridge can use its saved crop if a later answer encounters an expired touch (404).</w:t>
+      </w:r>
+    </w:p>
+    <w:p>
+      <w:pPr>
+        <w:numPr>
+          <w:ilvl w:val="0"/>
+          <w:numId w:val="935"/>
+        </w:numPr>
+        <w:pStyle w:val="ListParagraph"/>
+      </w:pPr>
+      <w:r>
+        <w:rPr>
+          <w:b/>
+        </w:rPr>
+        <w:t>Asking:</w:t>
+      </w:r>
+      <w:r>
+        <w:t xml:space="preserve"> send the crop (the touched item boxed) to the caretaker over iMessage.</w:t>
+      </w:r>
+    </w:p>
+    <w:p>
+      <w:pPr>
+        <w:numPr>
+          <w:ilvl w:val="0"/>
+          <w:numId w:val="935"/>
+        </w:numPr>
+        <w:pStyle w:val="ListParagraph"/>
+      </w:pPr>
+      <w:r>
+        <w:rPr>
+          <w:b/>
+        </w:rPr>
+        <w:t>Replying:</w:t>
+      </w:r>
+      <w:r>
+        <w:t xml:space="preserve"> post the answer to </w:t>
       </w:r>
       <w:r>
         <w:rPr>
@@ -4466,74 +4592,30 @@
           <w:color w:val="374151"/>
           <w:sz w:val="19"/>
         </w:rPr>
-        <w:t>text</w:t>
-      </w:r>
-      <w:r>
-        <w:t xml:space="preserve"> (the caretaker's words, which the phone speaks);</w:t>
+        <w:t>POST /v1/labels</w:t>
+      </w:r>
+      <w:r>
+        <w:t xml:space="preserve"> as multipart:</w:t>
       </w:r>
     </w:p>
     <w:p>
       <w:pPr>
         <w:numPr>
           <w:ilvl w:val="1"/>
-          <w:numId w:val="934"/>
+          <w:numId w:val="936"/>
         </w:numPr>
         <w:pStyle w:val="ListParagraph"/>
       </w:pPr>
-      <w:r>
-        <w:t xml:space="preserve">no </w:t>
-      </w:r>
       <w:r>
         <w:rPr>
           <w:rFonts w:ascii="Courier New" w:hAnsi="Courier New" w:eastAsia="Courier New" w:cs="Courier New"/>
           <w:color w:val="374151"/>
           <w:sz w:val="19"/>
         </w:rPr>
-        <w:t>audio</w:t>
-      </w:r>
-      <w:r>
-        <w:t xml:space="preserve"> is sent by the current bridge. The optional legacy upload field remains compatible with older clients and saved data.</w:t>
-      </w:r>
-    </w:p>
-    <w:p>
-      <w:r>
-        <w:t>The server:</w:t>
-      </w:r>
-    </w:p>
-    <w:p>
-      <w:pPr>
-        <w:numPr>
-          <w:ilvl w:val="1"/>
-          <w:numId w:val="935"/>
-        </w:numPr>
-        <w:pStyle w:val="ListParagraph"/>
-      </w:pPr>
-      <w:r>
-        <w:t>registers the item from the crop;</w:t>
-      </w:r>
-    </w:p>
-    <w:p>
-      <w:pPr>
-        <w:numPr>
-          <w:ilvl w:val="1"/>
-          <w:numId w:val="935"/>
-        </w:numPr>
-        <w:pStyle w:val="ListParagraph"/>
-      </w:pPr>
-      <w:r>
-        <w:t>anchors it where it was touched;</w:t>
-      </w:r>
-    </w:p>
-    <w:p>
-      <w:pPr>
-        <w:numPr>
-          <w:ilvl w:val="1"/>
-          <w:numId w:val="935"/>
-        </w:numPr>
-        <w:pStyle w:val="ListParagraph"/>
-      </w:pPr>
-      <w:r>
-        <w:t xml:space="preserve">sends </w:t>
+        <w:t>touch_id</w:t>
+      </w:r>
+      <w:r>
+        <w:t xml:space="preserve">, </w:t>
       </w:r>
       <w:r>
         <w:rPr>
@@ -4541,22 +4623,10 @@
           <w:color w:val="374151"/>
           <w:sz w:val="19"/>
         </w:rPr>
-        <w:t>label_ready</w:t>
-      </w:r>
-      <w:r>
-        <w:t xml:space="preserve"> to the phone;</w:t>
-      </w:r>
-    </w:p>
-    <w:p>
-      <w:pPr>
-        <w:numPr>
-          <w:ilvl w:val="1"/>
-          <w:numId w:val="935"/>
-        </w:numPr>
-        <w:pStyle w:val="ListParagraph"/>
-      </w:pPr>
-      <w:r>
-        <w:t xml:space="preserve">replies </w:t>
+        <w:t>name</w:t>
+      </w:r>
+      <w:r>
+        <w:t xml:space="preserve"> (short, e.g. "cumin"), and </w:t>
       </w:r>
       <w:r>
         <w:rPr>
@@ -4564,28 +4634,22 @@
           <w:color w:val="374151"/>
           <w:sz w:val="19"/>
         </w:rPr>
-        <w:t>{"status": "ok", "item_id": "…"}</w:t>
-      </w:r>
-      <w:r>
-        <w:t>.</w:t>
+        <w:t>text</w:t>
+      </w:r>
+      <w:r>
+        <w:t xml:space="preserve"> (the caretaker's words, which the phone speaks);</w:t>
       </w:r>
     </w:p>
     <w:p>
       <w:pPr>
         <w:numPr>
-          <w:ilvl w:val="0"/>
+          <w:ilvl w:val="1"/>
           <w:numId w:val="936"/>
         </w:numPr>
         <w:pStyle w:val="ListParagraph"/>
       </w:pPr>
       <w:r>
-        <w:rPr>
-          <w:b/>
-        </w:rPr>
-        <w:t>Retried answers:</w:t>
-      </w:r>
-      <w:r>
-        <w:t xml:space="preserve"> posting the same retained </w:t>
+        <w:t xml:space="preserve">no </w:t>
       </w:r>
       <w:r>
         <w:rPr>
@@ -4593,265 +4657,15 @@
           <w:color w:val="374151"/>
           <w:sz w:val="19"/>
         </w:rPr>
-        <w:t>touch_id</w:t>
-      </w:r>
-      <w:r>
-        <w:t xml:space="preserve"> again reuses its existing </w:t>
-      </w:r>
-      <w:r>
-        <w:rPr>
-          <w:rFonts w:ascii="Courier New" w:hAnsi="Courier New" w:eastAsia="Courier New" w:cs="Courier New"/>
-          <w:color w:val="374151"/>
-          <w:sz w:val="19"/>
-        </w:rPr>
-        <w:t>item_id</w:t>
-      </w:r>
-      <w:r>
-        <w:t xml:space="preserve">, so a lost HTTP response does not create a second item. It can emit </w:t>
-      </w:r>
-      <w:r>
-        <w:rPr>
-          <w:rFonts w:ascii="Courier New" w:hAnsi="Courier New" w:eastAsia="Courier New" w:cs="Courier New"/>
-          <w:color w:val="374151"/>
-          <w:sz w:val="19"/>
-        </w:rPr>
-        <w:t>label_ready</w:t>
-      </w:r>
-      <w:r>
-        <w:t xml:space="preserve"> again. Prefer </w:t>
-      </w:r>
-      <w:r>
-        <w:rPr>
-          <w:rFonts w:ascii="Courier New" w:hAnsi="Courier New" w:eastAsia="Courier New" w:cs="Courier New"/>
-          <w:color w:val="374151"/>
-          <w:sz w:val="19"/>
-        </w:rPr>
-        <w:t>item_id</w:t>
-      </w:r>
-      <w:r>
-        <w:t xml:space="preserve"> for subsequent corrections. This does not make arbitrary </w:t>
-      </w:r>
-      <w:r>
-        <w:rPr>
-          <w:rFonts w:ascii="Courier New" w:hAnsi="Courier New" w:eastAsia="Courier New" w:cs="Courier New"/>
-          <w:color w:val="374151"/>
-          <w:sz w:val="19"/>
-        </w:rPr>
-        <w:t>POST /v1/items</w:t>
-      </w:r>
-      <w:r>
-        <w:t xml:space="preserve"> uploads idempotent.</w:t>
+        <w:t>audio</w:t>
+      </w:r>
+      <w:r>
+        <w:t xml:space="preserve"> is sent by the current bridge. The optional legacy upload field remains compatible with older clients and saved data.</w:t>
       </w:r>
     </w:p>
     <w:p>
-      <w:pPr>
-        <w:numPr>
-          <w:ilvl w:val="0"/>
-          <w:numId w:val="936"/>
-        </w:numPr>
-        <w:pStyle w:val="ListParagraph"/>
-      </w:pPr>
-      <w:r>
-        <w:rPr>
-          <w:b/>
-        </w:rPr>
-        <w:t>Delivery status:</w:t>
-      </w:r>
-      <w:r>
-        <w:t xml:space="preserve"> the phone's </w:t>
-      </w:r>
-      <w:r>
-        <w:rPr>
-          <w:rFonts w:ascii="Courier New" w:hAnsi="Courier New" w:eastAsia="Courier New" w:cs="Courier New"/>
-          <w:color w:val="374151"/>
-          <w:sz w:val="19"/>
-        </w:rPr>
-        <w:t>unknown</w:t>
-      </w:r>
-      <w:r>
-        <w:t xml:space="preserve"> answer means a helper request was generated, not that iMessage accepted or delivered a photo. This contract has no provider-delivery acknowledgement to the phone.</w:t>
-      </w:r>
-    </w:p>
-    <w:p>
-      <w:pPr>
-        <w:numPr>
-          <w:ilvl w:val="0"/>
-          <w:numId w:val="936"/>
-        </w:numPr>
-        <w:pStyle w:val="ListParagraph"/>
-      </w:pPr>
-      <w:r>
-        <w:rPr>
-          <w:b/>
-        </w:rPr>
-        <w:t>Corrections:</w:t>
-      </w:r>
-      <w:r>
-        <w:t xml:space="preserve"> post again with that </w:t>
-      </w:r>
-      <w:r>
-        <w:rPr>
-          <w:rFonts w:ascii="Courier New" w:hAnsi="Courier New" w:eastAsia="Courier New" w:cs="Courier New"/>
-          <w:color w:val="374151"/>
-          <w:sz w:val="19"/>
-        </w:rPr>
-        <w:t>item_id</w:t>
-      </w:r>
-      <w:r>
-        <w:t xml:space="preserve"> (instead of </w:t>
-      </w:r>
-      <w:r>
-        <w:rPr>
-          <w:rFonts w:ascii="Courier New" w:hAnsi="Courier New" w:eastAsia="Courier New" w:cs="Courier New"/>
-          <w:color w:val="374151"/>
-          <w:sz w:val="19"/>
-        </w:rPr>
-        <w:t>touch_id</w:t>
-      </w:r>
-      <w:r>
-        <w:t xml:space="preserve">), the corrected </w:t>
-      </w:r>
-      <w:r>
-        <w:rPr>
-          <w:rFonts w:ascii="Courier New" w:hAnsi="Courier New" w:eastAsia="Courier New" w:cs="Courier New"/>
-          <w:color w:val="374151"/>
-          <w:sz w:val="19"/>
-        </w:rPr>
-        <w:t>name</w:t>
-      </w:r>
-      <w:r>
-        <w:t xml:space="preserve"> and typed </w:t>
-      </w:r>
-      <w:r>
-        <w:rPr>
-          <w:rFonts w:ascii="Courier New" w:hAnsi="Courier New" w:eastAsia="Courier New" w:cs="Courier New"/>
-          <w:color w:val="374151"/>
-          <w:sz w:val="19"/>
-        </w:rPr>
-        <w:t>text</w:t>
-      </w:r>
-      <w:r>
-        <w:t>. A standalone recording gets a request to type the name; it is not downloaded, transcribed or uploaded as a label.</w:t>
-      </w:r>
-    </w:p>
-    <w:p>
-      <w:pPr>
-        <w:numPr>
-          <w:ilvl w:val="0"/>
-          <w:numId w:val="936"/>
-        </w:numPr>
-        <w:pStyle w:val="ListParagraph"/>
-      </w:pPr>
-      <w:r>
-        <w:rPr>
-          <w:b/>
-        </w:rPr>
-        <w:t>Caretaker-initiated setup:</w:t>
-      </w:r>
-      <w:r>
-        <w:t xml:space="preserve"> the caretaker sends a photo with a caption. Post it to </w:t>
-      </w:r>
-      <w:r>
-        <w:rPr>
-          <w:rFonts w:ascii="Courier New" w:hAnsi="Courier New" w:eastAsia="Courier New" w:cs="Courier New"/>
-          <w:color w:val="374151"/>
-          <w:sz w:val="19"/>
-        </w:rPr>
-        <w:t>POST /v1/items</w:t>
-      </w:r>
-      <w:r>
-        <w:t xml:space="preserve"> with </w:t>
-      </w:r>
-      <w:r>
-        <w:rPr>
-          <w:rFonts w:ascii="Courier New" w:hAnsi="Courier New" w:eastAsia="Courier New" w:cs="Courier New"/>
-          <w:color w:val="374151"/>
-          <w:sz w:val="19"/>
-        </w:rPr>
-        <w:t>name</w:t>
-      </w:r>
-      <w:r>
-        <w:t xml:space="preserve"> = the caption.</w:t>
-      </w:r>
-    </w:p>
-    <w:p>
-      <w:pPr>
-        <w:numPr>
-          <w:ilvl w:val="0"/>
-          <w:numId w:val="936"/>
-        </w:numPr>
-        <w:pStyle w:val="ListParagraph"/>
-      </w:pPr>
-      <w:r>
-        <w:rPr>
-          <w:b/>
-        </w:rPr>
-        <w:t>`source=photon`</w:t>
-      </w:r>
-      <w:r>
-        <w:t xml:space="preserve"> goes on every Photon </w:t>
-      </w:r>
-      <w:r>
-        <w:rPr>
-          <w:rFonts w:ascii="Courier New" w:hAnsi="Courier New" w:eastAsia="Courier New" w:cs="Courier New"/>
-          <w:color w:val="374151"/>
-          <w:sz w:val="19"/>
-        </w:rPr>
-        <w:t>POST /v1/items</w:t>
-      </w:r>
-      <w:r>
-        <w:t xml:space="preserve"> and </w:t>
-      </w:r>
-      <w:r>
-        <w:rPr>
-          <w:rFonts w:ascii="Courier New" w:hAnsi="Courier New" w:eastAsia="Courier New" w:cs="Courier New"/>
-          <w:color w:val="374151"/>
-          <w:sz w:val="19"/>
-        </w:rPr>
-        <w:t>POST /v1/labels</w:t>
-      </w:r>
-      <w:r>
-        <w:t xml:space="preserve"> (an item a label creates gets this source).</w:t>
-      </w:r>
-    </w:p>
-    <w:p>
-      <w:pPr>
-        <w:numPr>
-          <w:ilvl w:val="0"/>
-          <w:numId w:val="936"/>
-        </w:numPr>
-        <w:pStyle w:val="ListParagraph"/>
-      </w:pPr>
-      <w:r>
-        <w:rPr>
-          <w:b/>
-        </w:rPr>
-        <w:t>Starting over (testing):</w:t>
-      </w:r>
-      <w:r>
-        <w:t xml:space="preserve"> when a caretaker texts </w:t>
-      </w:r>
-      <w:r>
-        <w:rPr>
-          <w:rFonts w:ascii="Courier New" w:hAnsi="Courier New" w:eastAsia="Courier New" w:cs="Courier New"/>
-          <w:color w:val="374151"/>
-          <w:sz w:val="19"/>
-        </w:rPr>
-        <w:t>/restart</w:t>
-      </w:r>
-      <w:r>
-        <w:t xml:space="preserve">, the bridge calls </w:t>
-      </w:r>
-      <w:r>
-        <w:rPr>
-          <w:rFonts w:ascii="Courier New" w:hAnsi="Courier New" w:eastAsia="Courier New" w:cs="Courier New"/>
-          <w:color w:val="374151"/>
-          <w:sz w:val="19"/>
-        </w:rPr>
-        <w:t>DELETE /v1/items?source=photon</w:t>
-      </w:r>
-      <w:r>
-        <w:t>.</w:t>
+      <w:r>
+        <w:t>The server:</w:t>
       </w:r>
     </w:p>
     <w:p>
@@ -4863,7 +4677,7 @@
         <w:pStyle w:val="ListParagraph"/>
       </w:pPr>
       <w:r>
-        <w:t>The server forgets every Photon item, with its label, voice note and saved files.</w:t>
+        <w:t>registers the item from the crop;</w:t>
       </w:r>
     </w:p>
     <w:p>
@@ -4875,18 +4689,7 @@
         <w:pStyle w:val="ListParagraph"/>
       </w:pPr>
       <w:r>
-        <w:t>The app's own setup items (</w:t>
-      </w:r>
-      <w:r>
-        <w:rPr>
-          <w:rFonts w:ascii="Courier New" w:hAnsi="Courier New" w:eastAsia="Courier New" w:cs="Courier New"/>
-          <w:color w:val="374151"/>
-          <w:sz w:val="19"/>
-        </w:rPr>
-        <w:t>source=app</w:t>
-      </w:r>
-      <w:r>
-        <w:t>) are untouched.</w:t>
+        <w:t>anchors it where it was touched;</w:t>
       </w:r>
     </w:p>
     <w:p>
@@ -4898,7 +4701,7 @@
         <w:pStyle w:val="ListParagraph"/>
       </w:pPr>
       <w:r>
-        <w:t xml:space="preserve">The reply is </w:t>
+        <w:t xml:space="preserve">sends </w:t>
       </w:r>
       <w:r>
         <w:rPr>
@@ -4906,10 +4709,10 @@
           <w:color w:val="374151"/>
           <w:sz w:val="19"/>
         </w:rPr>
-        <w:t>{"status": "ok", "removed": [{"item_id": "…", "name": "…"}]}</w:t>
-      </w:r>
-      <w:r>
-        <w:t>.</w:t>
+        <w:t>label_ready</w:t>
+      </w:r>
+      <w:r>
+        <w:t xml:space="preserve"> to the phone;</w:t>
       </w:r>
     </w:p>
     <w:p>
@@ -4917,6 +4720,371 @@
         <w:numPr>
           <w:ilvl w:val="1"/>
           <w:numId w:val="937"/>
+        </w:numPr>
+        <w:pStyle w:val="ListParagraph"/>
+      </w:pPr>
+      <w:r>
+        <w:t xml:space="preserve">replies </w:t>
+      </w:r>
+      <w:r>
+        <w:rPr>
+          <w:rFonts w:ascii="Courier New" w:hAnsi="Courier New" w:eastAsia="Courier New" w:cs="Courier New"/>
+          <w:color w:val="374151"/>
+          <w:sz w:val="19"/>
+        </w:rPr>
+        <w:t>{"status": "ok", "item_id": "…"}</w:t>
+      </w:r>
+      <w:r>
+        <w:t>.</w:t>
+      </w:r>
+    </w:p>
+    <w:p>
+      <w:pPr>
+        <w:numPr>
+          <w:ilvl w:val="0"/>
+          <w:numId w:val="938"/>
+        </w:numPr>
+        <w:pStyle w:val="ListParagraph"/>
+      </w:pPr>
+      <w:r>
+        <w:rPr>
+          <w:b/>
+        </w:rPr>
+        <w:t>Retried answers:</w:t>
+      </w:r>
+      <w:r>
+        <w:t xml:space="preserve"> posting the same retained </w:t>
+      </w:r>
+      <w:r>
+        <w:rPr>
+          <w:rFonts w:ascii="Courier New" w:hAnsi="Courier New" w:eastAsia="Courier New" w:cs="Courier New"/>
+          <w:color w:val="374151"/>
+          <w:sz w:val="19"/>
+        </w:rPr>
+        <w:t>touch_id</w:t>
+      </w:r>
+      <w:r>
+        <w:t xml:space="preserve"> again reuses its existing </w:t>
+      </w:r>
+      <w:r>
+        <w:rPr>
+          <w:rFonts w:ascii="Courier New" w:hAnsi="Courier New" w:eastAsia="Courier New" w:cs="Courier New"/>
+          <w:color w:val="374151"/>
+          <w:sz w:val="19"/>
+        </w:rPr>
+        <w:t>item_id</w:t>
+      </w:r>
+      <w:r>
+        <w:t xml:space="preserve">, so a lost HTTP response does not create a second item. It can emit </w:t>
+      </w:r>
+      <w:r>
+        <w:rPr>
+          <w:rFonts w:ascii="Courier New" w:hAnsi="Courier New" w:eastAsia="Courier New" w:cs="Courier New"/>
+          <w:color w:val="374151"/>
+          <w:sz w:val="19"/>
+        </w:rPr>
+        <w:t>label_ready</w:t>
+      </w:r>
+      <w:r>
+        <w:t xml:space="preserve"> again. Prefer </w:t>
+      </w:r>
+      <w:r>
+        <w:rPr>
+          <w:rFonts w:ascii="Courier New" w:hAnsi="Courier New" w:eastAsia="Courier New" w:cs="Courier New"/>
+          <w:color w:val="374151"/>
+          <w:sz w:val="19"/>
+        </w:rPr>
+        <w:t>item_id</w:t>
+      </w:r>
+      <w:r>
+        <w:t xml:space="preserve"> for subsequent corrections. This does not make arbitrary </w:t>
+      </w:r>
+      <w:r>
+        <w:rPr>
+          <w:rFonts w:ascii="Courier New" w:hAnsi="Courier New" w:eastAsia="Courier New" w:cs="Courier New"/>
+          <w:color w:val="374151"/>
+          <w:sz w:val="19"/>
+        </w:rPr>
+        <w:t>POST /v1/items</w:t>
+      </w:r>
+      <w:r>
+        <w:t xml:space="preserve"> uploads idempotent.</w:t>
+      </w:r>
+    </w:p>
+    <w:p>
+      <w:pPr>
+        <w:numPr>
+          <w:ilvl w:val="0"/>
+          <w:numId w:val="938"/>
+        </w:numPr>
+        <w:pStyle w:val="ListParagraph"/>
+      </w:pPr>
+      <w:r>
+        <w:rPr>
+          <w:b/>
+        </w:rPr>
+        <w:t>Delivery status:</w:t>
+      </w:r>
+      <w:r>
+        <w:t xml:space="preserve"> the phone's </w:t>
+      </w:r>
+      <w:r>
+        <w:rPr>
+          <w:rFonts w:ascii="Courier New" w:hAnsi="Courier New" w:eastAsia="Courier New" w:cs="Courier New"/>
+          <w:color w:val="374151"/>
+          <w:sz w:val="19"/>
+        </w:rPr>
+        <w:t>unknown</w:t>
+      </w:r>
+      <w:r>
+        <w:t xml:space="preserve"> answer means a helper request was generated, not that iMessage accepted or delivered a photo. This contract has no provider-delivery acknowledgement to the phone.</w:t>
+      </w:r>
+    </w:p>
+    <w:p>
+      <w:pPr>
+        <w:numPr>
+          <w:ilvl w:val="0"/>
+          <w:numId w:val="938"/>
+        </w:numPr>
+        <w:pStyle w:val="ListParagraph"/>
+      </w:pPr>
+      <w:r>
+        <w:rPr>
+          <w:b/>
+        </w:rPr>
+        <w:t>Corrections:</w:t>
+      </w:r>
+      <w:r>
+        <w:t xml:space="preserve"> post again with that </w:t>
+      </w:r>
+      <w:r>
+        <w:rPr>
+          <w:rFonts w:ascii="Courier New" w:hAnsi="Courier New" w:eastAsia="Courier New" w:cs="Courier New"/>
+          <w:color w:val="374151"/>
+          <w:sz w:val="19"/>
+        </w:rPr>
+        <w:t>item_id</w:t>
+      </w:r>
+      <w:r>
+        <w:t xml:space="preserve"> (instead of </w:t>
+      </w:r>
+      <w:r>
+        <w:rPr>
+          <w:rFonts w:ascii="Courier New" w:hAnsi="Courier New" w:eastAsia="Courier New" w:cs="Courier New"/>
+          <w:color w:val="374151"/>
+          <w:sz w:val="19"/>
+        </w:rPr>
+        <w:t>touch_id</w:t>
+      </w:r>
+      <w:r>
+        <w:t xml:space="preserve">), the corrected </w:t>
+      </w:r>
+      <w:r>
+        <w:rPr>
+          <w:rFonts w:ascii="Courier New" w:hAnsi="Courier New" w:eastAsia="Courier New" w:cs="Courier New"/>
+          <w:color w:val="374151"/>
+          <w:sz w:val="19"/>
+        </w:rPr>
+        <w:t>name</w:t>
+      </w:r>
+      <w:r>
+        <w:t xml:space="preserve"> and typed </w:t>
+      </w:r>
+      <w:r>
+        <w:rPr>
+          <w:rFonts w:ascii="Courier New" w:hAnsi="Courier New" w:eastAsia="Courier New" w:cs="Courier New"/>
+          <w:color w:val="374151"/>
+          <w:sz w:val="19"/>
+        </w:rPr>
+        <w:t>text</w:t>
+      </w:r>
+      <w:r>
+        <w:t>. A standalone recording gets a request to type the name; it is not downloaded, transcribed or uploaded as a label.</w:t>
+      </w:r>
+    </w:p>
+    <w:p>
+      <w:pPr>
+        <w:numPr>
+          <w:ilvl w:val="0"/>
+          <w:numId w:val="938"/>
+        </w:numPr>
+        <w:pStyle w:val="ListParagraph"/>
+      </w:pPr>
+      <w:r>
+        <w:rPr>
+          <w:b/>
+        </w:rPr>
+        <w:t>Caretaker-initiated setup:</w:t>
+      </w:r>
+      <w:r>
+        <w:t xml:space="preserve"> the caretaker sends a photo with a caption. Post it to </w:t>
+      </w:r>
+      <w:r>
+        <w:rPr>
+          <w:rFonts w:ascii="Courier New" w:hAnsi="Courier New" w:eastAsia="Courier New" w:cs="Courier New"/>
+          <w:color w:val="374151"/>
+          <w:sz w:val="19"/>
+        </w:rPr>
+        <w:t>POST /v1/items</w:t>
+      </w:r>
+      <w:r>
+        <w:t xml:space="preserve"> with </w:t>
+      </w:r>
+      <w:r>
+        <w:rPr>
+          <w:rFonts w:ascii="Courier New" w:hAnsi="Courier New" w:eastAsia="Courier New" w:cs="Courier New"/>
+          <w:color w:val="374151"/>
+          <w:sz w:val="19"/>
+        </w:rPr>
+        <w:t>name</w:t>
+      </w:r>
+      <w:r>
+        <w:t xml:space="preserve"> = the caption.</w:t>
+      </w:r>
+    </w:p>
+    <w:p>
+      <w:pPr>
+        <w:numPr>
+          <w:ilvl w:val="0"/>
+          <w:numId w:val="938"/>
+        </w:numPr>
+        <w:pStyle w:val="ListParagraph"/>
+      </w:pPr>
+      <w:r>
+        <w:rPr>
+          <w:b/>
+        </w:rPr>
+        <w:t>`source=photon`</w:t>
+      </w:r>
+      <w:r>
+        <w:t xml:space="preserve"> goes on every Photon </w:t>
+      </w:r>
+      <w:r>
+        <w:rPr>
+          <w:rFonts w:ascii="Courier New" w:hAnsi="Courier New" w:eastAsia="Courier New" w:cs="Courier New"/>
+          <w:color w:val="374151"/>
+          <w:sz w:val="19"/>
+        </w:rPr>
+        <w:t>POST /v1/items</w:t>
+      </w:r>
+      <w:r>
+        <w:t xml:space="preserve"> and </w:t>
+      </w:r>
+      <w:r>
+        <w:rPr>
+          <w:rFonts w:ascii="Courier New" w:hAnsi="Courier New" w:eastAsia="Courier New" w:cs="Courier New"/>
+          <w:color w:val="374151"/>
+          <w:sz w:val="19"/>
+        </w:rPr>
+        <w:t>POST /v1/labels</w:t>
+      </w:r>
+      <w:r>
+        <w:t xml:space="preserve"> (an item a label creates gets this source).</w:t>
+      </w:r>
+    </w:p>
+    <w:p>
+      <w:pPr>
+        <w:numPr>
+          <w:ilvl w:val="0"/>
+          <w:numId w:val="938"/>
+        </w:numPr>
+        <w:pStyle w:val="ListParagraph"/>
+      </w:pPr>
+      <w:r>
+        <w:rPr>
+          <w:b/>
+        </w:rPr>
+        <w:t>Starting over (testing):</w:t>
+      </w:r>
+      <w:r>
+        <w:t xml:space="preserve"> when a caretaker texts </w:t>
+      </w:r>
+      <w:r>
+        <w:rPr>
+          <w:rFonts w:ascii="Courier New" w:hAnsi="Courier New" w:eastAsia="Courier New" w:cs="Courier New"/>
+          <w:color w:val="374151"/>
+          <w:sz w:val="19"/>
+        </w:rPr>
+        <w:t>/restart</w:t>
+      </w:r>
+      <w:r>
+        <w:t xml:space="preserve">, the bridge calls </w:t>
+      </w:r>
+      <w:r>
+        <w:rPr>
+          <w:rFonts w:ascii="Courier New" w:hAnsi="Courier New" w:eastAsia="Courier New" w:cs="Courier New"/>
+          <w:color w:val="374151"/>
+          <w:sz w:val="19"/>
+        </w:rPr>
+        <w:t>DELETE /v1/items?source=photon</w:t>
+      </w:r>
+      <w:r>
+        <w:t>.</w:t>
+      </w:r>
+    </w:p>
+    <w:p>
+      <w:pPr>
+        <w:numPr>
+          <w:ilvl w:val="1"/>
+          <w:numId w:val="939"/>
+        </w:numPr>
+        <w:pStyle w:val="ListParagraph"/>
+      </w:pPr>
+      <w:r>
+        <w:t>The server forgets every Photon item, with its label, voice note and saved files.</w:t>
+      </w:r>
+    </w:p>
+    <w:p>
+      <w:pPr>
+        <w:numPr>
+          <w:ilvl w:val="1"/>
+          <w:numId w:val="939"/>
+        </w:numPr>
+        <w:pStyle w:val="ListParagraph"/>
+      </w:pPr>
+      <w:r>
+        <w:t>The app's own setup items (</w:t>
+      </w:r>
+      <w:r>
+        <w:rPr>
+          <w:rFonts w:ascii="Courier New" w:hAnsi="Courier New" w:eastAsia="Courier New" w:cs="Courier New"/>
+          <w:color w:val="374151"/>
+          <w:sz w:val="19"/>
+        </w:rPr>
+        <w:t>source=app</w:t>
+      </w:r>
+      <w:r>
+        <w:t>) are untouched.</w:t>
+      </w:r>
+    </w:p>
+    <w:p>
+      <w:pPr>
+        <w:numPr>
+          <w:ilvl w:val="1"/>
+          <w:numId w:val="939"/>
+        </w:numPr>
+        <w:pStyle w:val="ListParagraph"/>
+      </w:pPr>
+      <w:r>
+        <w:t xml:space="preserve">The reply is </w:t>
+      </w:r>
+      <w:r>
+        <w:rPr>
+          <w:rFonts w:ascii="Courier New" w:hAnsi="Courier New" w:eastAsia="Courier New" w:cs="Courier New"/>
+          <w:color w:val="374151"/>
+          <w:sz w:val="19"/>
+        </w:rPr>
+        <w:t>{"status": "ok", "removed": [{"item_id": "…", "name": "…"}]}</w:t>
+      </w:r>
+      <w:r>
+        <w:t>.</w:t>
+      </w:r>
+    </w:p>
+    <w:p>
+      <w:pPr>
+        <w:numPr>
+          <w:ilvl w:val="1"/>
+          <w:numId w:val="939"/>
         </w:numPr>
         <w:pStyle w:val="ListParagraph"/>
       </w:pPr>
@@ -5425,6 +5593,100 @@
           </w:p>
         </w:tc>
       </w:tr>
+      <w:tr>
+        <w:tc>
+          <w:tcPr>
+            <w:tcW w:type="dxa" w:w="4824"/>
+          </w:tcPr>
+          <w:p>
+            <w:pPr>
+              <w:spacing w:after="40"/>
+            </w:pPr>
+            <w:r>
+              <w:rPr>
+                <w:rFonts w:ascii="Courier New" w:hAnsi="Courier New" w:eastAsia="Courier New" w:cs="Courier New"/>
+                <w:color w:val="374151"/>
+                <w:sz w:val="19"/>
+              </w:rPr>
+              <w:t>WS /preview</w:t>
+            </w:r>
+          </w:p>
+        </w:tc>
+        <w:tc>
+          <w:tcPr>
+            <w:tcW w:type="dxa" w:w="4824"/>
+          </w:tcPr>
+          <w:p>
+            <w:pPr>
+              <w:spacing w:after="40"/>
+            </w:pPr>
+            <w:r>
+              <w:rPr>
+                <w:sz w:val="20"/>
+              </w:rPr>
+              <w:t>the live view: binary messages, each the newest JPEG from the phone (§3.2b), about 10 a second while it's open. The phone only sends while a dashboard has this open.</w:t>
+            </w:r>
+          </w:p>
+        </w:tc>
+      </w:tr>
+      <w:tr>
+        <w:tc>
+          <w:tcPr>
+            <w:tcW w:type="dxa" w:w="4824"/>
+          </w:tcPr>
+          <w:p>
+            <w:pPr>
+              <w:spacing w:after="40"/>
+            </w:pPr>
+            <w:r>
+              <w:rPr>
+                <w:rFonts w:ascii="Courier New" w:hAnsi="Courier New" w:eastAsia="Courier New" w:cs="Courier New"/>
+                <w:color w:val="374151"/>
+                <w:sz w:val="19"/>
+              </w:rPr>
+              <w:t>POST /v1/reset</w:t>
+            </w:r>
+          </w:p>
+        </w:tc>
+        <w:tc>
+          <w:tcPr>
+            <w:tcW w:type="dxa" w:w="4824"/>
+          </w:tcPr>
+          <w:p>
+            <w:pPr>
+              <w:spacing w:after="40"/>
+            </w:pPr>
+            <w:r>
+              <w:rPr>
+                <w:rFonts w:ascii="Courier New" w:hAnsi="Courier New" w:eastAsia="Courier New" w:cs="Courier New"/>
+                <w:color w:val="374151"/>
+                <w:sz w:val="19"/>
+              </w:rPr>
+              <w:t>{"confirm": "reset"}</w:t>
+            </w:r>
+            <w:r>
+              <w:rPr>
+                <w:sz w:val="20"/>
+              </w:rPr>
+              <w:t xml:space="preserve">: a fresh demo. Forgets every item (photos, crops, labels, voice notes), every event and sighting, the room map and pending label questions, on the server and the dashboard. Recordings of past sessions are kept. Photon's own list needs </w:t>
+            </w:r>
+            <w:r>
+              <w:rPr>
+                <w:rFonts w:ascii="Courier New" w:hAnsi="Courier New" w:eastAsia="Courier New" w:cs="Courier New"/>
+                <w:color w:val="374151"/>
+                <w:sz w:val="19"/>
+              </w:rPr>
+              <w:t>/restart</w:t>
+            </w:r>
+            <w:r>
+              <w:rPr>
+                <w:sz w:val="20"/>
+              </w:rPr>
+              <w:t>, and the phone's ARKit map needs "Forget the map" in the app.</w:t>
+            </w:r>
+          </w:p>
+        </w:tc>
+      </w:tr>
     </w:tbl>
     <w:p>
       <w:pPr>
@@ -5435,7 +5697,7 @@
       <w:pPr>
         <w:numPr>
           <w:ilvl w:val="0"/>
-          <w:numId w:val="938"/>
+          <w:numId w:val="940"/>
         </w:numPr>
         <w:pStyle w:val="ListParagraph"/>
       </w:pPr>
@@ -5464,7 +5726,7 @@
       <w:pPr>
         <w:numPr>
           <w:ilvl w:val="0"/>
-          <w:numId w:val="938"/>
+          <w:numId w:val="940"/>
         </w:numPr>
         <w:pStyle w:val="ListParagraph"/>
       </w:pPr>
@@ -5504,7 +5766,7 @@
       <w:pPr>
         <w:numPr>
           <w:ilvl w:val="1"/>
-          <w:numId w:val="939"/>
+          <w:numId w:val="941"/>
         </w:numPr>
         <w:pStyle w:val="ListParagraph"/>
       </w:pPr>
@@ -5533,7 +5795,7 @@
       <w:pPr>
         <w:numPr>
           <w:ilvl w:val="1"/>
-          <w:numId w:val="939"/>
+          <w:numId w:val="941"/>
         </w:numPr>
         <w:pStyle w:val="ListParagraph"/>
       </w:pPr>
@@ -5595,7 +5857,7 @@
       <w:pPr>
         <w:numPr>
           <w:ilvl w:val="1"/>
-          <w:numId w:val="939"/>
+          <w:numId w:val="941"/>
         </w:numPr>
         <w:pStyle w:val="ListParagraph"/>
       </w:pPr>
@@ -5635,7 +5897,7 @@
       <w:pPr>
         <w:numPr>
           <w:ilvl w:val="1"/>
-          <w:numId w:val="939"/>
+          <w:numId w:val="941"/>
         </w:numPr>
         <w:pStyle w:val="ListParagraph"/>
       </w:pPr>
@@ -5664,7 +5926,7 @@
       <w:pPr>
         <w:numPr>
           <w:ilvl w:val="1"/>
-          <w:numId w:val="939"/>
+          <w:numId w:val="941"/>
         </w:numPr>
         <w:pStyle w:val="ListParagraph"/>
       </w:pPr>
@@ -5770,21 +6032,6 @@
       <w:pPr>
         <w:numPr>
           <w:ilvl w:val="0"/>
-          <w:numId w:val="938"/>
-        </w:numPr>
-        <w:pStyle w:val="ListParagraph"/>
-      </w:pPr>
-      <w:r>
-        <w:rPr>
-          <w:b/>
-        </w:rPr>
-        <w:t>Mapping:</w:t>
-      </w:r>
-    </w:p>
-    <w:p>
-      <w:pPr>
-        <w:numPr>
-          <w:ilvl w:val="1"/>
           <w:numId w:val="940"/>
         </w:numPr>
         <w:pStyle w:val="ListParagraph"/>
@@ -5793,6 +6040,21 @@
         <w:rPr>
           <w:b/>
         </w:rPr>
+        <w:t>Mapping:</w:t>
+      </w:r>
+    </w:p>
+    <w:p>
+      <w:pPr>
+        <w:numPr>
+          <w:ilvl w:val="1"/>
+          <w:numId w:val="942"/>
+        </w:numPr>
+        <w:pStyle w:val="ListParagraph"/>
+      </w:pPr>
+      <w:r>
+        <w:rPr>
+          <w:b/>
+        </w:rPr>
         <w:t>Items:</w:t>
       </w:r>
       <w:r>
@@ -5814,7 +6076,7 @@
       <w:pPr>
         <w:numPr>
           <w:ilvl w:val="1"/>
-          <w:numId w:val="940"/>
+          <w:numId w:val="942"/>
         </w:numPr>
         <w:pStyle w:val="ListParagraph"/>
       </w:pPr>
@@ -5832,7 +6094,7 @@
       <w:pPr>
         <w:numPr>
           <w:ilvl w:val="1"/>
-          <w:numId w:val="940"/>
+          <w:numId w:val="942"/>
         </w:numPr>
         <w:pStyle w:val="ListParagraph"/>
       </w:pPr>
@@ -5850,7 +6112,7 @@
       <w:pPr>
         <w:numPr>
           <w:ilvl w:val="2"/>
-          <w:numId w:val="941"/>
+          <w:numId w:val="943"/>
         </w:numPr>
         <w:pStyle w:val="ListParagraph"/>
       </w:pPr>
@@ -5873,7 +6135,7 @@
       <w:pPr>
         <w:numPr>
           <w:ilvl w:val="2"/>
-          <w:numId w:val="941"/>
+          <w:numId w:val="943"/>
         </w:numPr>
         <w:pStyle w:val="ListParagraph"/>
       </w:pPr>
@@ -5896,7 +6158,7 @@
       <w:pPr>
         <w:numPr>
           <w:ilvl w:val="2"/>
-          <w:numId w:val="941"/>
+          <w:numId w:val="943"/>
         </w:numPr>
         <w:pStyle w:val="ListParagraph"/>
       </w:pPr>
@@ -5919,7 +6181,7 @@
       <w:pPr>
         <w:numPr>
           <w:ilvl w:val="2"/>
-          <w:numId w:val="941"/>
+          <w:numId w:val="943"/>
         </w:numPr>
         <w:pStyle w:val="ListParagraph"/>
       </w:pPr>
@@ -5953,7 +6215,7 @@
       <w:pPr>
         <w:numPr>
           <w:ilvl w:val="1"/>
-          <w:numId w:val="940"/>
+          <w:numId w:val="942"/>
         </w:numPr>
         <w:pStyle w:val="ListParagraph"/>
       </w:pPr>
@@ -6004,7 +6266,7 @@
       <w:pPr>
         <w:numPr>
           <w:ilvl w:val="1"/>
-          <w:numId w:val="940"/>
+          <w:numId w:val="942"/>
         </w:numPr>
         <w:pStyle w:val="ListParagraph"/>
       </w:pPr>
@@ -6055,7 +6317,7 @@
       <w:pPr>
         <w:numPr>
           <w:ilvl w:val="1"/>
-          <w:numId w:val="940"/>
+          <w:numId w:val="942"/>
         </w:numPr>
         <w:pStyle w:val="ListParagraph"/>
       </w:pPr>
@@ -6117,7 +6379,7 @@
       <w:pPr>
         <w:numPr>
           <w:ilvl w:val="1"/>
-          <w:numId w:val="940"/>
+          <w:numId w:val="942"/>
         </w:numPr>
         <w:pStyle w:val="ListParagraph"/>
       </w:pPr>
@@ -6190,7 +6452,7 @@
       <w:pPr>
         <w:numPr>
           <w:ilvl w:val="2"/>
-          <w:numId w:val="942"/>
+          <w:numId w:val="944"/>
         </w:numPr>
         <w:pStyle w:val="ListParagraph"/>
       </w:pPr>
@@ -6232,7 +6494,7 @@
       <w:pPr>
         <w:numPr>
           <w:ilvl w:val="2"/>
-          <w:numId w:val="942"/>
+          <w:numId w:val="944"/>
         </w:numPr>
         <w:pStyle w:val="ListParagraph"/>
       </w:pPr>
@@ -6252,7 +6514,7 @@
       <w:pPr>
         <w:numPr>
           <w:ilvl w:val="2"/>
-          <w:numId w:val="942"/>
+          <w:numId w:val="944"/>
         </w:numPr>
         <w:pStyle w:val="ListParagraph"/>
       </w:pPr>
@@ -6294,7 +6556,7 @@
       <w:pPr>
         <w:numPr>
           <w:ilvl w:val="2"/>
-          <w:numId w:val="942"/>
+          <w:numId w:val="944"/>
         </w:numPr>
         <w:pStyle w:val="ListParagraph"/>
       </w:pPr>
@@ -6421,7 +6683,7 @@
       <w:pPr>
         <w:numPr>
           <w:ilvl w:val="0"/>
-          <w:numId w:val="943"/>
+          <w:numId w:val="945"/>
         </w:numPr>
         <w:pStyle w:val="ListParagraph"/>
       </w:pPr>
@@ -6461,7 +6723,7 @@
       <w:pPr>
         <w:numPr>
           <w:ilvl w:val="0"/>
-          <w:numId w:val="943"/>
+          <w:numId w:val="945"/>
         </w:numPr>
         <w:pStyle w:val="ListParagraph"/>
       </w:pPr>
@@ -6562,7 +6824,7 @@
       <w:pPr>
         <w:numPr>
           <w:ilvl w:val="1"/>
-          <w:numId w:val="944"/>
+          <w:numId w:val="946"/>
         </w:numPr>
         <w:pStyle w:val="ListParagraph"/>
       </w:pPr>
@@ -6574,7 +6836,7 @@
       <w:pPr>
         <w:numPr>
           <w:ilvl w:val="1"/>
-          <w:numId w:val="944"/>
+          <w:numId w:val="946"/>
         </w:numPr>
         <w:pStyle w:val="ListParagraph"/>
       </w:pPr>
@@ -6649,7 +6911,7 @@
       <w:pPr>
         <w:numPr>
           <w:ilvl w:val="1"/>
-          <w:numId w:val="944"/>
+          <w:numId w:val="946"/>
         </w:numPr>
         <w:pStyle w:val="ListParagraph"/>
       </w:pPr>
@@ -6672,7 +6934,7 @@
       <w:pPr>
         <w:numPr>
           <w:ilvl w:val="1"/>
-          <w:numId w:val="944"/>
+          <w:numId w:val="946"/>
         </w:numPr>
         <w:pStyle w:val="ListParagraph"/>
       </w:pPr>
@@ -6695,7 +6957,7 @@
       <w:pPr>
         <w:numPr>
           <w:ilvl w:val="1"/>
-          <w:numId w:val="944"/>
+          <w:numId w:val="946"/>
         </w:numPr>
         <w:pStyle w:val="ListParagraph"/>
       </w:pPr>
@@ -6724,7 +6986,7 @@
       <w:pPr>
         <w:numPr>
           <w:ilvl w:val="1"/>
-          <w:numId w:val="944"/>
+          <w:numId w:val="946"/>
         </w:numPr>
         <w:pStyle w:val="ListParagraph"/>
       </w:pPr>
@@ -7347,7 +7609,7 @@
       <w:pPr>
         <w:numPr>
           <w:ilvl w:val="0"/>
-          <w:numId w:val="945"/>
+          <w:numId w:val="947"/>
         </w:numPr>
         <w:pStyle w:val="ListParagraph"/>
       </w:pPr>
@@ -7376,7 +7638,7 @@
       <w:pPr>
         <w:numPr>
           <w:ilvl w:val="0"/>
-          <w:numId w:val="945"/>
+          <w:numId w:val="947"/>
         </w:numPr>
         <w:pStyle w:val="ListParagraph"/>
       </w:pPr>
@@ -7414,7 +7676,7 @@
       <w:pPr>
         <w:numPr>
           <w:ilvl w:val="1"/>
-          <w:numId w:val="946"/>
+          <w:numId w:val="948"/>
         </w:numPr>
         <w:pStyle w:val="ListParagraph"/>
       </w:pPr>
@@ -7435,7 +7697,7 @@
       <w:pPr>
         <w:numPr>
           <w:ilvl w:val="1"/>
-          <w:numId w:val="946"/>
+          <w:numId w:val="948"/>
         </w:numPr>
         <w:pStyle w:val="ListParagraph"/>
       </w:pPr>
@@ -7447,7 +7709,7 @@
       <w:pPr>
         <w:numPr>
           <w:ilvl w:val="1"/>
-          <w:numId w:val="946"/>
+          <w:numId w:val="948"/>
         </w:numPr>
         <w:pStyle w:val="ListParagraph"/>
       </w:pPr>
@@ -7459,7 +7721,7 @@
       <w:pPr>
         <w:numPr>
           <w:ilvl w:val="1"/>
-          <w:numId w:val="946"/>
+          <w:numId w:val="948"/>
         </w:numPr>
         <w:pStyle w:val="ListParagraph"/>
       </w:pPr>
@@ -7480,33 +7742,6 @@
       <w:pPr>
         <w:numPr>
           <w:ilvl w:val="0"/>
-          <w:numId w:val="945"/>
-        </w:numPr>
-        <w:pStyle w:val="ListParagraph"/>
-      </w:pPr>
-      <w:r>
-        <w:rPr>
-          <w:b/>
-        </w:rPr>
-        <w:t>Beacon</w:t>
-      </w:r>
-      <w:r>
-        <w:t xml:space="preserve"> from the item, after the opening line, rendered relative to the </w:t>
-      </w:r>
-      <w:r>
-        <w:rPr>
-          <w:b/>
-        </w:rPr>
-        <w:t>head</w:t>
-      </w:r>
-      <w:r>
-        <w:t>: the fused yaw, advanced by the audio output latency so a sound is placed where the head will be when it is heard. Three sounds say where the item is without relying on the HRTF:</w:t>
-      </w:r>
-    </w:p>
-    <w:p>
-      <w:pPr>
-        <w:numPr>
-          <w:ilvl w:val="1"/>
           <w:numId w:val="947"/>
         </w:numPr>
         <w:pStyle w:val="ListParagraph"/>
@@ -7515,89 +7750,19 @@
         <w:rPr>
           <w:b/>
         </w:rPr>
-        <w:t>behind</w:t>
-      </w:r>
-      <w:r>
-        <w:t xml:space="preserve"> (|relative azimuth| above 110°, back under 100°): a low, muffled beep every 0.55 s;</w:t>
-      </w:r>
-    </w:p>
-    <w:p>
-      <w:pPr>
-        <w:numPr>
-          <w:ilvl w:val="1"/>
-          <w:numId w:val="947"/>
-        </w:numPr>
-        <w:pStyle w:val="ListParagraph"/>
-      </w:pPr>
+        <w:t>Beacon</w:t>
+      </w:r>
+      <w:r>
+        <w:t xml:space="preserve"> from the item, after the opening line, rendered relative to the </w:t>
+      </w:r>
       <w:r>
         <w:rPr>
           <w:b/>
         </w:rPr>
-        <w:t>off to one side:</w:t>
-      </w:r>
-      <w:r>
-        <w:t xml:space="preserve"> a plain beep every 0.4 s;</w:t>
-      </w:r>
-    </w:p>
-    <w:p>
-      <w:pPr>
-        <w:numPr>
-          <w:ilvl w:val="1"/>
-          <w:numId w:val="947"/>
-        </w:numPr>
-        <w:pStyle w:val="ListParagraph"/>
-      </w:pPr>
-      <w:r>
-        <w:rPr>
-          <w:b/>
-        </w:rPr>
-        <w:t>on the beam</w:t>
-      </w:r>
-      <w:r>
-        <w:t xml:space="preserve"> (step 4): a bright pulse whose pace is the distance (step 5).</w:t>
-      </w:r>
-    </w:p>
-    <w:p>
-      <w:r>
-        <w:t>The beacon is never played behind the head (</w:t>
-      </w:r>
-      <w:r>
-        <w:rPr>
-          <w:rFonts w:ascii="Courier New" w:hAnsi="Courier New" w:eastAsia="Courier New" w:cs="Courier New"/>
-          <w:color w:val="374151"/>
-          <w:sz w:val="19"/>
-        </w:rPr>
-        <w:t>BeaconWarp</w:t>
-      </w:r>
-      <w:r>
-        <w:t>): errors up to 30° are doubled, 30-90° are squeezed into 60-90°, and anything further round is pinned at 90° on the shorter turning side. Once within reach, the direction is true.</w:t>
-      </w:r>
-    </w:p>
-    <w:p>
-      <w:pPr>
-        <w:numPr>
-          <w:ilvl w:val="0"/>
-          <w:numId w:val="948"/>
-        </w:numPr>
-        <w:pStyle w:val="ListParagraph"/>
-      </w:pPr>
-      <w:r>
-        <w:rPr>
-          <w:b/>
-        </w:rPr>
-        <w:t>On the beam</w:t>
-      </w:r>
-      <w:r>
-        <w:t xml:space="preserve"> (|relative azimuth| within max(12°, atan(0.3 m / distance)), a corridor 30 cm either side of the item): the ordinary beacon switches to bright pulses without a confirmation dwell; the beacon lock releases 8° outside that, and drifting off swaps to the plain beep at once. The special </w:t>
-      </w:r>
-      <w:r>
-        <w:rPr>
-          <w:b/>
-        </w:rPr>
-        <w:t>alignment confirmation</w:t>
-      </w:r>
-      <w:r>
-        <w:t xml:space="preserve"> is separate:</w:t>
+        <w:t>head</w:t>
+      </w:r>
+      <w:r>
+        <w:t>: the fused yaw, advanced by the audio output latency so a sound is placed where the head will be when it is heard. Three sounds say where the item is without relying on the HRTF:</w:t>
       </w:r>
     </w:p>
     <w:p>
@@ -7609,7 +7774,13 @@
         <w:pStyle w:val="ListParagraph"/>
       </w:pPr>
       <w:r>
-        <w:t>hold inside the beam for 0.35 s to get one double ding and haptic;</w:t>
+        <w:rPr>
+          <w:b/>
+        </w:rPr>
+        <w:t>behind</w:t>
+      </w:r>
+      <w:r>
+        <w:t xml:space="preserve"> (|relative azimuth| above 110°, back under 100°): a low, muffled beep every 0.55 s;</w:t>
       </w:r>
     </w:p>
     <w:p>
@@ -7621,7 +7792,13 @@
         <w:pStyle w:val="ListParagraph"/>
       </w:pPr>
       <w:r>
-        <w:t>rearm only after remaining more than 15° outside the beam boundary for 0.7 s (27° from the target far away, wider up close), then returning for another 0.35 s dwell;</w:t>
+        <w:rPr>
+          <w:b/>
+        </w:rPr>
+        <w:t>off to one side:</w:t>
+      </w:r>
+      <w:r>
+        <w:t xml:space="preserve"> a plain beep every 0.4 s;</w:t>
       </w:r>
     </w:p>
     <w:p>
@@ -7633,76 +7810,18 @@
         <w:pStyle w:val="ListParagraph"/>
       </w:pPr>
       <w:r>
-        <w:t>leave at least 3 s between confirmation dings; holding alignment after cooldown alone does not repeat one;</w:t>
+        <w:rPr>
+          <w:b/>
+        </w:rPr>
+        <w:t>on the beam</w:t>
+      </w:r>
+      <w:r>
+        <w:t xml:space="preserve"> (step 4): a bright pulse whose pace is the distance (step 5).</w:t>
       </w:r>
     </w:p>
     <w:p>
-      <w:pPr>
-        <w:numPr>
-          <w:ilvl w:val="1"/>
-          <w:numId w:val="949"/>
-        </w:numPr>
-        <w:pStyle w:val="ListParagraph"/>
-      </w:pPr>
-      <w:r>
-        <w:t>coordinate updates for the same target preserve the latch and cooldown; a new Find resets them;</w:t>
-      </w:r>
-    </w:p>
-    <w:p>
-      <w:pPr>
-        <w:numPr>
-          <w:ilvl w:val="1"/>
-          <w:numId w:val="949"/>
-        </w:numPr>
-        <w:pStyle w:val="ListParagraph"/>
-      </w:pPr>
-      <w:r>
-        <w:t>gaps longer than 0.2 s restart pending dwell timers. Confirmation pauses during the opening speech, arrival and hand guidance; these stages do not count toward dwell. Arrival and reach keep their own cues. Spatial placement and ordinary beeps still use the current angle every tick.</w:t>
-      </w:r>
-    </w:p>
-    <w:p>
-      <w:pPr>
-        <w:numPr>
-          <w:ilvl w:val="0"/>
-          <w:numId w:val="948"/>
-        </w:numPr>
-        <w:pStyle w:val="ListParagraph"/>
-      </w:pPr>
-      <w:r>
-        <w:rPr>
-          <w:b/>
-        </w:rPr>
-        <w:t>Walking:</w:t>
-      </w:r>
-      <w:r>
-        <w:t xml:space="preserve"> the gap between bright pulses = clamp(0.3 × distance^0.8, 0.2, 0.95) s. </w:t>
-      </w:r>
-      <w:r>
-        <w:rPr>
-          <w:b/>
-        </w:rPr>
-        <w:t>Stop</w:t>
-      </w:r>
-      <w:r>
-        <w:t xml:space="preserve"> at 0.6 m, called earlier by 0.5 s of walking speed (at most 0.3 m): three rising notes and a haptic, then a soft ping from the item every 1.1 s. Walking back beyond 1.1 m re-arms it. Nothing is spoken between the opening line and the touch: the beeps do the guiding.</w:t>
-      </w:r>
-    </w:p>
-    <w:p>
-      <w:pPr>
-        <w:numPr>
-          <w:ilvl w:val="0"/>
-          <w:numId w:val="948"/>
-        </w:numPr>
-        <w:pStyle w:val="ListParagraph"/>
-      </w:pPr>
-      <w:r>
-        <w:rPr>
-          <w:b/>
-        </w:rPr>
-        <w:t>Reach</w:t>
-      </w:r>
-      <w:r>
-        <w:t xml:space="preserve"> once </w:t>
+      <w:r>
+        <w:t>The beacon is never played behind the head (</w:t>
       </w:r>
       <w:r>
         <w:rPr>
@@ -7710,100 +7829,10 @@
           <w:color w:val="374151"/>
           <w:sz w:val="19"/>
         </w:rPr>
-        <w:t>hand_proximity.distance_m</w:t>
-      </w:r>
-      <w:r>
-        <w:t xml:space="preserve"> is 0.45 or less (it releases above 0.55, or when proximity is older than 0.5 s): pings from the item that rise in pitch (six steps, D5 to D6) and speed up (0.3 s apart at 45 cm, 0.13 s at 10 cm). The </w:t>
-      </w:r>
-      <w:r>
-        <w:rPr>
-          <w:b/>
-        </w:rPr>
-        <w:t>steady tone</w:t>
-      </w:r>
-      <w:r>
-        <w:t>, the top pitch, plays at 5 cm or less and releases above 9 cm.</w:t>
-      </w:r>
-    </w:p>
-    <w:p>
-      <w:pPr>
-        <w:numPr>
-          <w:ilvl w:val="0"/>
-          <w:numId w:val="948"/>
-        </w:numPr>
-        <w:pStyle w:val="ListParagraph"/>
-      </w:pPr>
-      <w:r>
-        <w:rPr>
-          <w:b/>
-        </w:rPr>
-        <w:t>On `touch` for that item:</w:t>
-      </w:r>
-      <w:r>
-        <w:t xml:space="preserve"> silence, then the item's typed label or </w:t>
-      </w:r>
-      <w:r>
-        <w:rPr>
-          <w:i/>
-        </w:rPr>
-        <w:t>"Got it."</w:t>
-      </w:r>
-      <w:r>
-        <w:t xml:space="preserve"> through §3.5. The phone's guidance sequence does not wait for cloud speech.</w:t>
-      </w:r>
-    </w:p>
-    <w:p>
-      <w:r>
-        <w:t xml:space="preserve">If an </w:t>
-      </w:r>
-      <w:r>
-        <w:rPr>
-          <w:rFonts w:ascii="Courier New" w:hAnsi="Courier New" w:eastAsia="Courier New" w:cs="Courier New"/>
-          <w:color w:val="374151"/>
-          <w:sz w:val="19"/>
-        </w:rPr>
-        <w:t>event moved</w:t>
-      </w:r>
-      <w:r>
-        <w:t xml:space="preserve"> (or </w:t>
-      </w:r>
-      <w:r>
-        <w:rPr>
-          <w:rFonts w:ascii="Courier New" w:hAnsi="Courier New" w:eastAsia="Courier New" w:cs="Courier New"/>
-          <w:color w:val="374151"/>
-          <w:sz w:val="19"/>
-        </w:rPr>
-        <w:t>put_down</w:t>
-      </w:r>
-      <w:r>
-        <w:t xml:space="preserve">) arrives for the target, retarget to its new </w:t>
-      </w:r>
-      <w:r>
-        <w:rPr>
-          <w:rFonts w:ascii="Courier New" w:hAnsi="Courier New" w:eastAsia="Courier New" w:cs="Courier New"/>
-          <w:color w:val="374151"/>
-          <w:sz w:val="19"/>
-        </w:rPr>
-        <w:t>position</w:t>
-      </w:r>
-      <w:r>
-        <w:t>.</w:t>
-      </w:r>
-    </w:p>
-    <w:p>
-      <w:pPr>
-        <w:pStyle w:val="Heading1"/>
-      </w:pPr>
-      <w:r>
-        <w:t>8. What each person needs from the others</w:t>
-      </w:r>
-    </w:p>
-    <w:p>
-      <w:r>
-        <w:rPr>
-          <w:b/>
-        </w:rPr>
-        <w:t>Vedant needs from Utkarsh:</w:t>
+        <w:t>BeaconWarp</w:t>
+      </w:r>
+      <w:r>
+        <w:t>): errors up to 30° are doubled, 30-90° are squeezed into 60-90°, and anything further round is pinned at 90° on the shorter turning side. Once within reach, the direction is true.</w:t>
       </w:r>
     </w:p>
     <w:p>
@@ -7815,7 +7844,82 @@
         <w:pStyle w:val="ListParagraph"/>
       </w:pPr>
       <w:r>
-        <w:t>The frame upload (§3.1).</w:t>
+        <w:rPr>
+          <w:b/>
+        </w:rPr>
+        <w:t>On the beam</w:t>
+      </w:r>
+      <w:r>
+        <w:t xml:space="preserve"> (|relative azimuth| within max(12°, atan(0.3 m / distance)), a corridor 30 cm either side of the item): the ordinary beacon switches to bright pulses without a confirmation dwell; the beacon lock releases 8° outside that, and drifting off swaps to the plain beep at once. The special </w:t>
+      </w:r>
+      <w:r>
+        <w:rPr>
+          <w:b/>
+        </w:rPr>
+        <w:t>alignment confirmation</w:t>
+      </w:r>
+      <w:r>
+        <w:t xml:space="preserve"> is separate:</w:t>
+      </w:r>
+    </w:p>
+    <w:p>
+      <w:pPr>
+        <w:numPr>
+          <w:ilvl w:val="1"/>
+          <w:numId w:val="951"/>
+        </w:numPr>
+        <w:pStyle w:val="ListParagraph"/>
+      </w:pPr>
+      <w:r>
+        <w:t>hold inside the beam for 0.35 s to get one double ding and haptic;</w:t>
+      </w:r>
+    </w:p>
+    <w:p>
+      <w:pPr>
+        <w:numPr>
+          <w:ilvl w:val="1"/>
+          <w:numId w:val="951"/>
+        </w:numPr>
+        <w:pStyle w:val="ListParagraph"/>
+      </w:pPr>
+      <w:r>
+        <w:t>rearm only after remaining more than 15° outside the beam boundary for 0.7 s (27° from the target far away, wider up close), then returning for another 0.35 s dwell;</w:t>
+      </w:r>
+    </w:p>
+    <w:p>
+      <w:pPr>
+        <w:numPr>
+          <w:ilvl w:val="1"/>
+          <w:numId w:val="951"/>
+        </w:numPr>
+        <w:pStyle w:val="ListParagraph"/>
+      </w:pPr>
+      <w:r>
+        <w:t>leave at least 3 s between confirmation dings; holding alignment after cooldown alone does not repeat one;</w:t>
+      </w:r>
+    </w:p>
+    <w:p>
+      <w:pPr>
+        <w:numPr>
+          <w:ilvl w:val="1"/>
+          <w:numId w:val="951"/>
+        </w:numPr>
+        <w:pStyle w:val="ListParagraph"/>
+      </w:pPr>
+      <w:r>
+        <w:t>coordinate updates for the same target preserve the latch and cooldown; a new Find resets them;</w:t>
+      </w:r>
+    </w:p>
+    <w:p>
+      <w:pPr>
+        <w:numPr>
+          <w:ilvl w:val="1"/>
+          <w:numId w:val="951"/>
+        </w:numPr>
+        <w:pStyle w:val="ListParagraph"/>
+      </w:pPr>
+      <w:r>
+        <w:t>gaps longer than 0.2 s restart pending dwell timers. Confirmation pauses during the opening speech, arrival and hand guidance; these stages do not count toward dwell. Arrival and reach keep their own cues. Spatial placement and ordinary beeps still use the current angle every tick.</w:t>
       </w:r>
     </w:p>
     <w:p>
@@ -7827,7 +7931,22 @@
         <w:pStyle w:val="ListParagraph"/>
       </w:pPr>
       <w:r>
-        <w:t>The pose stream and the hand stream (§3.2).</w:t>
+        <w:rPr>
+          <w:b/>
+        </w:rPr>
+        <w:t>Walking:</w:t>
+      </w:r>
+      <w:r>
+        <w:t xml:space="preserve"> the gap between bright pulses = clamp(0.3 × distance^0.8, 0.2, 0.95) s. </w:t>
+      </w:r>
+      <w:r>
+        <w:rPr>
+          <w:b/>
+        </w:rPr>
+        <w:t>Stop</w:t>
+      </w:r>
+      <w:r>
+        <w:t xml:space="preserve"> at 0.6 m, called earlier by 0.5 s of walking speed (at most 0.3 m): three rising notes and a haptic, then a soft ping from the item every 1.1 s. Walking back beyond 1.1 m re-arms it. Nothing is spoken between the opening line and the touch: the beeps do the guiding.</w:t>
       </w:r>
     </w:p>
     <w:p>
@@ -7839,7 +7958,13 @@
         <w:pStyle w:val="ListParagraph"/>
       </w:pPr>
       <w:r>
-        <w:t xml:space="preserve">The </w:t>
+        <w:rPr>
+          <w:b/>
+        </w:rPr>
+        <w:t>Reach</w:t>
+      </w:r>
+      <w:r>
+        <w:t xml:space="preserve"> once </w:t>
       </w:r>
       <w:r>
         <w:rPr>
@@ -7847,10 +7972,19 @@
           <w:color w:val="374151"/>
           <w:sz w:val="19"/>
         </w:rPr>
-        <w:t>map</w:t>
-      </w:r>
-      <w:r>
-        <w:t xml:space="preserve"> messages (§3.4).</w:t>
+        <w:t>hand_proximity.distance_m</w:t>
+      </w:r>
+      <w:r>
+        <w:t xml:space="preserve"> is 0.45 or less (it releases above 0.55, or when proximity is older than 0.5 s): pings from the item that rise in pitch (six steps, D5 to D6) and speed up (0.3 s apart at 45 cm, 0.13 s at 10 cm). The </w:t>
+      </w:r>
+      <w:r>
+        <w:rPr>
+          <w:b/>
+        </w:rPr>
+        <w:t>steady tone</w:t>
+      </w:r>
+      <w:r>
+        <w:t>, the top pitch, plays at 5 cm or less and releases above 9 cm.</w:t>
       </w:r>
     </w:p>
     <w:p>
@@ -7862,19 +7996,27 @@
         <w:pStyle w:val="ListParagraph"/>
       </w:pPr>
       <w:r>
-        <w:t>A 5-minute recorded session saved to disk in exactly these formats (frames, poses, hands), so Vedant can build against real data before the app is finished.</w:t>
+        <w:rPr>
+          <w:b/>
+        </w:rPr>
+        <w:t>On `touch` for that item:</w:t>
+      </w:r>
+      <w:r>
+        <w:t xml:space="preserve"> silence, then the item's typed label or </w:t>
+      </w:r>
+      <w:r>
+        <w:rPr>
+          <w:i/>
+        </w:rPr>
+        <w:t>"Got it."</w:t>
+      </w:r>
+      <w:r>
+        <w:t xml:space="preserve"> through §3.5. The phone's guidance sequence does not wait for cloud speech.</w:t>
       </w:r>
     </w:p>
     <w:p>
-      <w:pPr>
-        <w:numPr>
-          <w:ilvl w:val="1"/>
-          <w:numId w:val="951"/>
-        </w:numPr>
-        <w:pStyle w:val="ListParagraph"/>
-      </w:pPr>
-      <w:r>
-        <w:t xml:space="preserve">The server records every session it receives under </w:t>
+      <w:r>
+        <w:t xml:space="preserve">If an </w:t>
       </w:r>
       <w:r>
         <w:rPr>
@@ -7882,22 +8024,10 @@
           <w:color w:val="374151"/>
           <w:sz w:val="19"/>
         </w:rPr>
-        <w:t>server/data/sessions/&lt;session_id&gt;/</w:t>
-      </w:r>
-      <w:r>
-        <w:t>. Running the app against the server is enough.</w:t>
-      </w:r>
-    </w:p>
-    <w:p>
-      <w:pPr>
-        <w:numPr>
-          <w:ilvl w:val="1"/>
-          <w:numId w:val="951"/>
-        </w:numPr>
-        <w:pStyle w:val="ListParagraph"/>
-      </w:pPr>
-      <w:r>
-        <w:t xml:space="preserve">Until then, a Stray Scanner recording converts with </w:t>
+        <w:t>event moved</w:t>
+      </w:r>
+      <w:r>
+        <w:t xml:space="preserve"> (or </w:t>
       </w:r>
       <w:r>
         <w:rPr>
@@ -7905,18 +8035,37 @@
           <w:color w:val="374151"/>
           <w:sz w:val="19"/>
         </w:rPr>
-        <w:t>server/tools/stray_session.py</w:t>
+        <w:t>put_down</w:t>
+      </w:r>
+      <w:r>
+        <w:t xml:space="preserve">) arrives for the target, retarget to its new </w:t>
+      </w:r>
+      <w:r>
+        <w:rPr>
+          <w:rFonts w:ascii="Courier New" w:hAnsi="Courier New" w:eastAsia="Courier New" w:cs="Courier New"/>
+          <w:color w:val="374151"/>
+          <w:sz w:val="19"/>
+        </w:rPr>
+        <w:t>position</w:t>
       </w:r>
       <w:r>
         <w:t>.</w:t>
       </w:r>
     </w:p>
     <w:p>
+      <w:pPr>
+        <w:pStyle w:val="Heading1"/>
+      </w:pPr>
+      <w:r>
+        <w:t>8. What each person needs from the others</w:t>
+      </w:r>
+    </w:p>
+    <w:p>
       <w:r>
         <w:rPr>
           <w:b/>
         </w:rPr>
-        <w:t>Utkarsh needs from Vedant:</w:t>
+        <w:t>Vedant needs from Utkarsh:</w:t>
       </w:r>
     </w:p>
     <w:p>
@@ -7928,51 +8077,7 @@
         <w:pStyle w:val="ListParagraph"/>
       </w:pPr>
       <w:r>
-        <w:t xml:space="preserve">A stub server that accepts everything above and returns fake </w:t>
-      </w:r>
-      <w:r>
-        <w:rPr>
-          <w:rFonts w:ascii="Courier New" w:hAnsi="Courier New" w:eastAsia="Courier New" w:cs="Courier New"/>
-          <w:color w:val="374151"/>
-          <w:sz w:val="19"/>
-        </w:rPr>
-        <w:t>answer</w:t>
-      </w:r>
-      <w:r>
-        <w:t xml:space="preserve"> / </w:t>
-      </w:r>
-      <w:r>
-        <w:rPr>
-          <w:rFonts w:ascii="Courier New" w:hAnsi="Courier New" w:eastAsia="Courier New" w:cs="Courier New"/>
-          <w:color w:val="374151"/>
-          <w:sz w:val="19"/>
-        </w:rPr>
-        <w:t>touch</w:t>
-      </w:r>
-      <w:r>
-        <w:t xml:space="preserve"> / </w:t>
-      </w:r>
-      <w:r>
-        <w:rPr>
-          <w:rFonts w:ascii="Courier New" w:hAnsi="Courier New" w:eastAsia="Courier New" w:cs="Courier New"/>
-          <w:color w:val="374151"/>
-          <w:sz w:val="19"/>
-        </w:rPr>
-        <w:t>event</w:t>
-      </w:r>
-      <w:r>
-        <w:t xml:space="preserve"> messages (</w:t>
-      </w:r>
-      <w:r>
-        <w:rPr>
-          <w:rFonts w:ascii="Courier New" w:hAnsi="Courier New" w:eastAsia="Courier New" w:cs="Courier New"/>
-          <w:color w:val="374151"/>
-          <w:sz w:val="19"/>
-        </w:rPr>
-        <w:t>MARCO_MODE=stub</w:t>
-      </w:r>
-      <w:r>
-        <w:t>, the default).</w:t>
+        <w:t>The frame upload (§3.1).</w:t>
       </w:r>
     </w:p>
     <w:p>
@@ -7984,18 +8089,7 @@
         <w:pStyle w:val="ListParagraph"/>
       </w:pPr>
       <w:r>
-        <w:t>Then the real ones (</w:t>
-      </w:r>
-      <w:r>
-        <w:rPr>
-          <w:rFonts w:ascii="Courier New" w:hAnsi="Courier New" w:eastAsia="Courier New" w:cs="Courier New"/>
-          <w:color w:val="374151"/>
-          <w:sz w:val="19"/>
-        </w:rPr>
-        <w:t>MARCO_MODE=real</w:t>
-      </w:r>
-      <w:r>
-        <w:t>).</w:t>
+        <w:t>The pose stream and the hand stream (§3.2).</w:t>
       </w:r>
     </w:p>
     <w:p>
@@ -8007,7 +8101,18 @@
         <w:pStyle w:val="ListParagraph"/>
       </w:pPr>
       <w:r>
-        <w:t>Typed labels and the speech route (§3.5). Legacy label audio URLs remain optional compatibility fields.</w:t>
+        <w:t xml:space="preserve">The </w:t>
+      </w:r>
+      <w:r>
+        <w:rPr>
+          <w:rFonts w:ascii="Courier New" w:hAnsi="Courier New" w:eastAsia="Courier New" w:cs="Courier New"/>
+          <w:color w:val="374151"/>
+          <w:sz w:val="19"/>
+        </w:rPr>
+        <w:t>map</w:t>
+      </w:r>
+      <w:r>
+        <w:t xml:space="preserve"> messages (§3.4).</w:t>
       </w:r>
     </w:p>
     <w:p>
@@ -8019,35 +8124,42 @@
         <w:pStyle w:val="ListParagraph"/>
       </w:pPr>
       <w:r>
+        <w:t>A 5-minute recorded session saved to disk in exactly these formats (frames, poses, hands), so Vedant can build against real data before the app is finished.</w:t>
+      </w:r>
+    </w:p>
+    <w:p>
+      <w:pPr>
+        <w:numPr>
+          <w:ilvl w:val="1"/>
+          <w:numId w:val="953"/>
+        </w:numPr>
+        <w:pStyle w:val="ListParagraph"/>
+      </w:pPr>
+      <w:r>
+        <w:t xml:space="preserve">The server records every session it receives under </w:t>
+      </w:r>
+      <w:r>
         <w:rPr>
           <w:rFonts w:ascii="Courier New" w:hAnsi="Courier New" w:eastAsia="Courier New" w:cs="Courier New"/>
           <w:color w:val="374151"/>
           <w:sz w:val="19"/>
         </w:rPr>
-        <w:t>label_request</w:t>
-      </w:r>
-      <w:r>
-        <w:t xml:space="preserve"> events for Photon.</w:t>
+        <w:t>server/data/sessions/&lt;session_id&gt;/</w:t>
+      </w:r>
+      <w:r>
+        <w:t>. Running the app against the server is enough.</w:t>
       </w:r>
     </w:p>
     <w:p>
-      <w:r>
-        <w:rPr>
-          <w:b/>
-        </w:rPr>
-        <w:t>The dashboard needs from Vedant:</w:t>
-      </w:r>
-    </w:p>
-    <w:p>
       <w:pPr>
         <w:numPr>
-          <w:ilvl w:val="0"/>
+          <w:ilvl w:val="1"/>
           <w:numId w:val="953"/>
         </w:numPr>
         <w:pStyle w:val="ListParagraph"/>
       </w:pPr>
       <w:r>
-        <w:t xml:space="preserve">the </w:t>
+        <w:t xml:space="preserve">Until then, a Stray Scanner recording converts with </w:t>
       </w:r>
       <w:r>
         <w:rPr>
@@ -8055,21 +8167,10 @@
           <w:color w:val="374151"/>
           <w:sz w:val="19"/>
         </w:rPr>
-        <w:t>/v1/dashboard</w:t>
-      </w:r>
-      <w:r>
-        <w:t xml:space="preserve"> feed with recorded or fake data first (</w:t>
-      </w:r>
-      <w:r>
-        <w:rPr>
-          <w:rFonts w:ascii="Courier New" w:hAnsi="Courier New" w:eastAsia="Courier New" w:cs="Courier New"/>
-          <w:color w:val="374151"/>
-          <w:sz w:val="19"/>
-        </w:rPr>
-        <w:t>server/tools/replay.py</w:t>
-      </w:r>
-      <w:r>
-        <w:t>), then live.</w:t>
+        <w:t>server/tools/stray_session.py</w:t>
+      </w:r>
+      <w:r>
+        <w:t>.</w:t>
       </w:r>
     </w:p>
     <w:p>
@@ -8077,10 +8178,7 @@
         <w:rPr>
           <w:b/>
         </w:rPr>
-        <w:t>Everyone:</w:t>
-      </w:r>
-      <w:r>
-        <w:t xml:space="preserve"> the server is private:</w:t>
+        <w:t>Utkarsh needs from Vedant:</w:t>
       </w:r>
     </w:p>
     <w:p>
@@ -8092,7 +8190,7 @@
         <w:pStyle w:val="ListParagraph"/>
       </w:pPr>
       <w:r>
-        <w:t xml:space="preserve">it binds 127.0.0.1 only and is reached through </w:t>
+        <w:t xml:space="preserve">A stub server that accepts everything above and returns fake </w:t>
       </w:r>
       <w:r>
         <w:rPr>
@@ -8100,10 +8198,43 @@
           <w:color w:val="374151"/>
           <w:sz w:val="19"/>
         </w:rPr>
-        <w:t>tailscale serve</w:t>
-      </w:r>
-      <w:r>
-        <w:t>;</w:t>
+        <w:t>answer</w:t>
+      </w:r>
+      <w:r>
+        <w:t xml:space="preserve"> / </w:t>
+      </w:r>
+      <w:r>
+        <w:rPr>
+          <w:rFonts w:ascii="Courier New" w:hAnsi="Courier New" w:eastAsia="Courier New" w:cs="Courier New"/>
+          <w:color w:val="374151"/>
+          <w:sz w:val="19"/>
+        </w:rPr>
+        <w:t>touch</w:t>
+      </w:r>
+      <w:r>
+        <w:t xml:space="preserve"> / </w:t>
+      </w:r>
+      <w:r>
+        <w:rPr>
+          <w:rFonts w:ascii="Courier New" w:hAnsi="Courier New" w:eastAsia="Courier New" w:cs="Courier New"/>
+          <w:color w:val="374151"/>
+          <w:sz w:val="19"/>
+        </w:rPr>
+        <w:t>event</w:t>
+      </w:r>
+      <w:r>
+        <w:t xml:space="preserve"> messages (</w:t>
+      </w:r>
+      <w:r>
+        <w:rPr>
+          <w:rFonts w:ascii="Courier New" w:hAnsi="Courier New" w:eastAsia="Courier New" w:cs="Courier New"/>
+          <w:color w:val="374151"/>
+          <w:sz w:val="19"/>
+        </w:rPr>
+        <w:t>MARCO_MODE=stub</w:t>
+      </w:r>
+      <w:r>
+        <w:t>, the default).</w:t>
       </w:r>
     </w:p>
     <w:p>
@@ -8115,7 +8246,7 @@
         <w:pStyle w:val="ListParagraph"/>
       </w:pPr>
       <w:r>
-        <w:t>every route goes through the fail-closed auth gate (</w:t>
+        <w:t>Then the real ones (</w:t>
       </w:r>
       <w:r>
         <w:rPr>
@@ -8123,29 +8254,50 @@
           <w:color w:val="374151"/>
           <w:sz w:val="19"/>
         </w:rPr>
-        <w:t>server/marco/auth.py</w:t>
-      </w:r>
-      <w:r>
-        <w:t xml:space="preserve">), which admits only </w:t>
-      </w:r>
+        <w:t>MARCO_MODE=real</w:t>
+      </w:r>
+      <w:r>
+        <w:t>).</w:t>
+      </w:r>
+    </w:p>
+    <w:p>
+      <w:pPr>
+        <w:numPr>
+          <w:ilvl w:val="0"/>
+          <w:numId w:val="954"/>
+        </w:numPr>
+        <w:pStyle w:val="ListParagraph"/>
+      </w:pPr>
+      <w:r>
+        <w:t>Typed labels and the speech route (§3.5). Legacy label audio URLs remain optional compatibility fields.</w:t>
+      </w:r>
+    </w:p>
+    <w:p>
+      <w:pPr>
+        <w:numPr>
+          <w:ilvl w:val="0"/>
+          <w:numId w:val="954"/>
+        </w:numPr>
+        <w:pStyle w:val="ListParagraph"/>
+      </w:pPr>
       <w:r>
         <w:rPr>
           <w:rFonts w:ascii="Courier New" w:hAnsi="Courier New" w:eastAsia="Courier New" w:cs="Courier New"/>
           <w:color w:val="374151"/>
           <w:sz w:val="19"/>
         </w:rPr>
-        <w:t>TAILSCALE_ALLOWED_LOGINS</w:t>
-      </w:r>
-      <w:r>
-        <w:t>.</w:t>
+        <w:t>label_request</w:t>
+      </w:r>
+      <w:r>
+        <w:t xml:space="preserve"> events for Photon.</w:t>
       </w:r>
     </w:p>
     <w:p>
-      <w:pPr>
-        <w:pStyle w:val="Heading1"/>
-      </w:pPr>
-      <w:r>
-        <w:t>9. Integration order</w:t>
+      <w:r>
+        <w:rPr>
+          <w:b/>
+        </w:rPr>
+        <w:t>The dashboard needs from Vedant:</w:t>
       </w:r>
     </w:p>
     <w:p>
@@ -8157,108 +8309,105 @@
         <w:pStyle w:val="ListParagraph"/>
       </w:pPr>
       <w:r>
-        <w:rPr>
-          <w:b/>
-        </w:rPr>
-        <w:t>Hour 0–2:</w:t>
-      </w:r>
-      <w:r>
-        <w:t xml:space="preserve"> agree this file. Vedant ships the stub server; Utkarsh gets the ARKit session and frame upload working; the dashboard renders fake feeds.</w:t>
+        <w:t xml:space="preserve">the </w:t>
+      </w:r>
+      <w:r>
+        <w:rPr>
+          <w:rFonts w:ascii="Courier New" w:hAnsi="Courier New" w:eastAsia="Courier New" w:cs="Courier New"/>
+          <w:color w:val="374151"/>
+          <w:sz w:val="19"/>
+        </w:rPr>
+        <w:t>/v1/dashboard</w:t>
+      </w:r>
+      <w:r>
+        <w:t xml:space="preserve"> feed with recorded or fake data first (</w:t>
+      </w:r>
+      <w:r>
+        <w:rPr>
+          <w:rFonts w:ascii="Courier New" w:hAnsi="Courier New" w:eastAsia="Courier New" w:cs="Courier New"/>
+          <w:color w:val="374151"/>
+          <w:sz w:val="19"/>
+        </w:rPr>
+        <w:t>server/tools/replay.py</w:t>
+      </w:r>
+      <w:r>
+        <w:t>), then live.</w:t>
       </w:r>
     </w:p>
     <w:p>
+      <w:r>
+        <w:rPr>
+          <w:b/>
+        </w:rPr>
+        <w:t>Everyone:</w:t>
+      </w:r>
+      <w:r>
+        <w:t xml:space="preserve"> the server is private:</w:t>
+      </w:r>
+    </w:p>
+    <w:p>
       <w:pPr>
         <w:numPr>
           <w:ilvl w:val="0"/>
-          <w:numId w:val="955"/>
-        </w:numPr>
-        <w:pStyle w:val="ListParagraph"/>
-      </w:pPr>
-      <w:r>
-        <w:rPr>
-          <w:b/>
-        </w:rPr>
-        <w:t>Then:</w:t>
-      </w:r>
-      <w:r>
-        <w:t xml:space="preserve"> the recorded 5-minute session from the vest. Vedant runs the real pipeline on it offline; the dashboard replays it.</w:t>
-      </w:r>
-    </w:p>
-    <w:p>
-      <w:pPr>
-        <w:numPr>
-          <w:ilvl w:val="0"/>
-          <w:numId w:val="955"/>
-        </w:numPr>
-        <w:pStyle w:val="ListParagraph"/>
-      </w:pPr>
-      <w:r>
-        <w:rPr>
-          <w:b/>
-        </w:rPr>
-        <w:t>First live path:</w:t>
-      </w:r>
-      <w:r>
-        <w:t xml:space="preserve"> register keys, put them down, ask "where are my keys?", and follow the sound to them, end to end.</w:t>
-      </w:r>
-    </w:p>
-    <w:p>
-      <w:pPr>
-        <w:numPr>
-          <w:ilvl w:val="0"/>
-          <w:numId w:val="955"/>
-        </w:numPr>
-        <w:pStyle w:val="ListParagraph"/>
-      </w:pPr>
-      <w:r>
-        <w:rPr>
-          <w:b/>
-        </w:rPr>
-        <w:t>Then:</w:t>
-      </w:r>
-    </w:p>
-    <w:p>
-      <w:pPr>
-        <w:numPr>
-          <w:ilvl w:val="1"/>
           <w:numId w:val="956"/>
         </w:numPr>
         <w:pStyle w:val="ListParagraph"/>
       </w:pPr>
       <w:r>
-        <w:t>touch and "what is this?" with Photon labeling;</w:t>
+        <w:t xml:space="preserve">it binds 127.0.0.1 only and is reached through </w:t>
+      </w:r>
+      <w:r>
+        <w:rPr>
+          <w:rFonts w:ascii="Courier New" w:hAnsi="Courier New" w:eastAsia="Courier New" w:cs="Courier New"/>
+          <w:color w:val="374151"/>
+          <w:sz w:val="19"/>
+        </w:rPr>
+        <w:t>tailscale serve</w:t>
+      </w:r>
+      <w:r>
+        <w:t>;</w:t>
       </w:r>
     </w:p>
     <w:p>
       <w:pPr>
         <w:numPr>
-          <w:ilvl w:val="1"/>
+          <w:ilvl w:val="0"/>
           <w:numId w:val="956"/>
         </w:numPr>
         <w:pStyle w:val="ListParagraph"/>
       </w:pPr>
       <w:r>
-        <w:t>moved and left-behind events;</w:t>
+        <w:t>every route goes through the fail-closed auth gate (</w:t>
+      </w:r>
+      <w:r>
+        <w:rPr>
+          <w:rFonts w:ascii="Courier New" w:hAnsi="Courier New" w:eastAsia="Courier New" w:cs="Courier New"/>
+          <w:color w:val="374151"/>
+          <w:sz w:val="19"/>
+        </w:rPr>
+        <w:t>server/marco/auth.py</w:t>
+      </w:r>
+      <w:r>
+        <w:t xml:space="preserve">), which admits only </w:t>
+      </w:r>
+      <w:r>
+        <w:rPr>
+          <w:rFonts w:ascii="Courier New" w:hAnsi="Courier New" w:eastAsia="Courier New" w:cs="Courier New"/>
+          <w:color w:val="374151"/>
+          <w:sz w:val="19"/>
+        </w:rPr>
+        <w:t>TAILSCALE_ALLOWED_LOGINS</w:t>
+      </w:r>
+      <w:r>
+        <w:t>.</w:t>
       </w:r>
     </w:p>
     <w:p>
       <w:pPr>
-        <w:numPr>
-          <w:ilvl w:val="1"/>
-          <w:numId w:val="956"/>
-        </w:numPr>
-        <w:pStyle w:val="ListParagraph"/>
-      </w:pPr>
-      <w:r>
-        <w:t>relaunch persistence.</w:t>
-      </w:r>
-    </w:p>
-    <w:p>
-      <w:pPr>
         <w:pStyle w:val="Heading1"/>
       </w:pPr>
       <w:r>
-        <w:t>10. Open questions (decide together)</w:t>
+        <w:t>9. Integration order</w:t>
       </w:r>
     </w:p>
     <w:p>
@@ -8273,32 +8422,10 @@
         <w:rPr>
           <w:b/>
         </w:rPr>
-        <w:t>Vision orientation:</w:t>
-      </w:r>
-      <w:r>
-        <w:t xml:space="preserve"> </w:t>
-      </w:r>
-      <w:r>
-        <w:rPr>
-          <w:rFonts w:ascii="Courier New" w:hAnsi="Courier New" w:eastAsia="Courier New" w:cs="Courier New"/>
-          <w:color w:val="374151"/>
-          <w:sz w:val="19"/>
-        </w:rPr>
-        <w:t>.up</w:t>
-      </w:r>
-      <w:r>
-        <w:t xml:space="preserve"> versus </w:t>
-      </w:r>
-      <w:r>
-        <w:rPr>
-          <w:rFonts w:ascii="Courier New" w:hAnsi="Courier New" w:eastAsia="Courier New" w:cs="Courier New"/>
-          <w:color w:val="374151"/>
-          <w:sz w:val="19"/>
-        </w:rPr>
-        <w:t>.right</w:t>
-      </w:r>
-      <w:r>
-        <w:t xml:space="preserve"> for the hand pose. Test in hour one.</w:t>
+        <w:t>Hour 0–2:</w:t>
+      </w:r>
+      <w:r>
+        <w:t xml:space="preserve"> agree this file. Vedant ships the stub server; Utkarsh gets the ARKit session and frame upload working; the dashboard renders fake feeds.</w:t>
       </w:r>
     </w:p>
     <w:p>
@@ -8313,32 +8440,10 @@
         <w:rPr>
           <w:b/>
         </w:rPr>
-        <w:t>Where the server runs: decided (2026-10-17).</w:t>
-      </w:r>
-      <w:r>
-        <w:t xml:space="preserve"> The Vultr GPU box (</w:t>
-      </w:r>
-      <w:r>
-        <w:rPr>
-          <w:rFonts w:ascii="Courier New" w:hAnsi="Courier New" w:eastAsia="Courier New" w:cs="Courier New"/>
-          <w:color w:val="374151"/>
-          <w:sz w:val="19"/>
-        </w:rPr>
-        <w:t>deploy/vultr/</w:t>
-      </w:r>
-      <w:r>
-        <w:t xml:space="preserve">, </w:t>
-      </w:r>
-      <w:r>
-        <w:rPr>
-          <w:rFonts w:ascii="Courier New" w:hAnsi="Courier New" w:eastAsia="Courier New" w:cs="Courier New"/>
-          <w:color w:val="374151"/>
-          <w:sz w:val="19"/>
-        </w:rPr>
-        <w:t>marco-gpu</w:t>
-      </w:r>
-      <w:r>
-        <w:t>) is the primary server; a laptop at the venue is the fallback. Nothing in this contract changes: clients only change the base URL.</w:t>
+        <w:t>Then:</w:t>
+      </w:r>
+      <w:r>
+        <w:t xml:space="preserve"> the recorded 5-minute session from the vest. Vedant runs the real pipeline on it offline; the dashboard replays it.</w:t>
       </w:r>
     </w:p>
     <w:p>
@@ -8353,10 +8458,10 @@
         <w:rPr>
           <w:b/>
         </w:rPr>
-        <w:t>Who names places</w:t>
-      </w:r>
-      <w:r>
-        <w:t xml:space="preserve"> ("entry table"): the server names them by height, or the user names them during setup.</w:t>
+        <w:t>First live path:</w:t>
+      </w:r>
+      <w:r>
+        <w:t xml:space="preserve"> register keys, put them down, ask "where are my keys?", and follow the sound to them, end to end.</w:t>
       </w:r>
     </w:p>
     <w:p>
@@ -8371,32 +8476,7 @@
         <w:rPr>
           <w:b/>
         </w:rPr>
-        <w:t>Photon and dashboard routes.</w:t>
-      </w:r>
-      <w:r>
-        <w:t xml:space="preserve"> </w:t>
-      </w:r>
-      <w:r>
-        <w:rPr>
-          <w:rFonts w:ascii="Courier New" w:hAnsi="Courier New" w:eastAsia="Courier New" w:cs="Courier New"/>
-          <w:color w:val="374151"/>
-          <w:sz w:val="19"/>
-        </w:rPr>
-        <w:t>photon/</w:t>
-      </w:r>
-      <w:r>
-        <w:t xml:space="preserve"> and </w:t>
-      </w:r>
-      <w:r>
-        <w:rPr>
-          <w:rFonts w:ascii="Courier New" w:hAnsi="Courier New" w:eastAsia="Courier New" w:cs="Courier New"/>
-          <w:color w:val="374151"/>
-          <w:sz w:val="19"/>
-        </w:rPr>
-        <w:t>frontend/</w:t>
-      </w:r>
-      <w:r>
-        <w:t xml:space="preserve"> were built against the earlier requirements and POC 26 paths. Status of each:</w:t>
+        <w:t>Then:</w:t>
       </w:r>
     </w:p>
     <w:p>
@@ -8408,68 +8488,7 @@
         <w:pStyle w:val="ListParagraph"/>
       </w:pPr>
       <w:r>
-        <w:rPr>
-          <w:b/>
-        </w:rPr>
-        <w:t>Photon: decided (2026-10-17).</w:t>
-      </w:r>
-      <w:r>
-        <w:t xml:space="preserve"> </w:t>
-      </w:r>
-      <w:r>
-        <w:rPr>
-          <w:rFonts w:ascii="Courier New" w:hAnsi="Courier New" w:eastAsia="Courier New" w:cs="Courier New"/>
-          <w:color w:val="374151"/>
-          <w:sz w:val="19"/>
-        </w:rPr>
-        <w:t>photon/</w:t>
-      </w:r>
-      <w:r>
-        <w:t xml:space="preserve"> adopted §5 as written, on Photon 2.0, with no format changes. The phone never talks to </w:t>
-      </w:r>
-      <w:r>
-        <w:rPr>
-          <w:rFonts w:ascii="Courier New" w:hAnsi="Courier New" w:eastAsia="Courier New" w:cs="Courier New"/>
-          <w:color w:val="374151"/>
-          <w:sz w:val="19"/>
-        </w:rPr>
-        <w:t>photon/</w:t>
-      </w:r>
-      <w:r>
-        <w:t xml:space="preserve">. Two optional additions are proposed in </w:t>
-      </w:r>
-      <w:r>
-        <w:rPr>
-          <w:rFonts w:ascii="Courier New" w:hAnsi="Courier New" w:eastAsia="Courier New" w:cs="Courier New"/>
-          <w:color w:val="374151"/>
-          <w:sz w:val="19"/>
-        </w:rPr>
-        <w:t>STATUS.md</w:t>
-      </w:r>
-      <w:r>
-        <w:t xml:space="preserve"> (</w:t>
-      </w:r>
-      <w:r>
-        <w:rPr>
-          <w:rFonts w:ascii="Courier New" w:hAnsi="Courier New" w:eastAsia="Courier New" w:cs="Courier New"/>
-          <w:color w:val="374151"/>
-          <w:sz w:val="19"/>
-        </w:rPr>
-        <w:t>label_request_seen</w:t>
-      </w:r>
-      <w:r>
-        <w:t xml:space="preserve">, </w:t>
-      </w:r>
-      <w:r>
-        <w:rPr>
-          <w:rFonts w:ascii="Courier New" w:hAnsi="Courier New" w:eastAsia="Courier New" w:cs="Courier New"/>
-          <w:color w:val="374151"/>
-          <w:sz w:val="19"/>
-        </w:rPr>
-        <w:t>label_unknown</w:t>
-      </w:r>
-      <w:r>
-        <w:t>); they are not part of this contract.</w:t>
+        <w:t>touch and "what is this?" with Photon labeling;</w:t>
       </w:r>
     </w:p>
     <w:p>
@@ -8481,65 +8500,27 @@
         <w:pStyle w:val="ListParagraph"/>
       </w:pPr>
       <w:r>
-        <w:rPr>
-          <w:b/>
-        </w:rPr>
-        <w:t>Dashboard: decided (2026-10-18).</w:t>
-      </w:r>
-      <w:r>
-        <w:t xml:space="preserve"> The server serves </w:t>
-      </w:r>
-      <w:r>
-        <w:rPr>
-          <w:rFonts w:ascii="Courier New" w:hAnsi="Courier New" w:eastAsia="Courier New" w:cs="Courier New"/>
-          <w:color w:val="374151"/>
-          <w:sz w:val="19"/>
-        </w:rPr>
-        <w:t>frontend/</w:t>
-      </w:r>
-      <w:r>
-        <w:t xml:space="preserve">'s own contract (§6, </w:t>
-      </w:r>
-      <w:r>
-        <w:rPr>
-          <w:rFonts w:ascii="Courier New" w:hAnsi="Courier New" w:eastAsia="Courier New" w:cs="Courier New"/>
-          <w:color w:val="374151"/>
-          <w:sz w:val="19"/>
-        </w:rPr>
-        <w:t>marco/dashboard.py</w:t>
-      </w:r>
-      <w:r>
-        <w:t xml:space="preserve">). The phone gained </w:t>
-      </w:r>
-      <w:r>
-        <w:rPr>
-          <w:rFonts w:ascii="Courier New" w:hAnsi="Courier New" w:eastAsia="Courier New" w:cs="Courier New"/>
-          <w:color w:val="374151"/>
-          <w:sz w:val="19"/>
-        </w:rPr>
-        <w:t>command</w:t>
-      </w:r>
-      <w:r>
-        <w:t xml:space="preserve"> and </w:t>
-      </w:r>
-      <w:r>
-        <w:rPr>
-          <w:rFonts w:ascii="Courier New" w:hAnsi="Courier New" w:eastAsia="Courier New" w:cs="Courier New"/>
-          <w:color w:val="374151"/>
-          <w:sz w:val="19"/>
-        </w:rPr>
-        <w:t>command_ack</w:t>
-      </w:r>
-      <w:r>
-        <w:t xml:space="preserve"> for Find and Stop.</w:t>
+        <w:t>moved and left-behind events;</w:t>
       </w:r>
     </w:p>
     <w:p>
       <w:pPr>
+        <w:numPr>
+          <w:ilvl w:val="1"/>
+          <w:numId w:val="958"/>
+        </w:numPr>
+        <w:pStyle w:val="ListParagraph"/>
+      </w:pPr>
+      <w:r>
+        <w:t>relaunch persistence.</w:t>
+      </w:r>
+    </w:p>
+    <w:p>
+      <w:pPr>
         <w:pStyle w:val="Heading1"/>
       </w:pPr>
       <w:r>
-        <w:t>11. Changes since v0.1</w:t>
+        <w:t>10. Open questions (decide together)</w:t>
       </w:r>
     </w:p>
     <w:p>
@@ -8554,10 +8535,10 @@
         <w:rPr>
           <w:b/>
         </w:rPr>
-        <w:t>Compression:</w:t>
-      </w:r>
-      <w:r>
-        <w:t xml:space="preserve"> DEFLATE, where raw DEFLATE (Apple's </w:t>
+        <w:t>Vision orientation:</w:t>
+      </w:r>
+      <w:r>
+        <w:t xml:space="preserve"> </w:t>
       </w:r>
       <w:r>
         <w:rPr>
@@ -8565,10 +8546,21 @@
           <w:color w:val="374151"/>
           <w:sz w:val="19"/>
         </w:rPr>
-        <w:t>.zlib</w:t>
-      </w:r>
-      <w:r>
-        <w:t>) and zlib are both accepted.</w:t>
+        <w:t>.up</w:t>
+      </w:r>
+      <w:r>
+        <w:t xml:space="preserve"> versus </w:t>
+      </w:r>
+      <w:r>
+        <w:rPr>
+          <w:rFonts w:ascii="Courier New" w:hAnsi="Courier New" w:eastAsia="Courier New" w:cs="Courier New"/>
+          <w:color w:val="374151"/>
+          <w:sz w:val="19"/>
+        </w:rPr>
+        <w:t>.right</w:t>
+      </w:r>
+      <w:r>
+        <w:t xml:space="preserve"> for the hand pose. Test in hour one.</w:t>
       </w:r>
     </w:p>
     <w:p>
@@ -8583,10 +8575,32 @@
         <w:rPr>
           <w:b/>
         </w:rPr>
-        <w:t>`session_id`</w:t>
-      </w:r>
-      <w:r>
-        <w:t xml:space="preserve"> is on every phone message (hand, guidance, query and map too).</w:t>
+        <w:t>Where the server runs: decided (2026-10-17).</w:t>
+      </w:r>
+      <w:r>
+        <w:t xml:space="preserve"> The Vultr GPU box (</w:t>
+      </w:r>
+      <w:r>
+        <w:rPr>
+          <w:rFonts w:ascii="Courier New" w:hAnsi="Courier New" w:eastAsia="Courier New" w:cs="Courier New"/>
+          <w:color w:val="374151"/>
+          <w:sz w:val="19"/>
+        </w:rPr>
+        <w:t>deploy/vultr/</w:t>
+      </w:r>
+      <w:r>
+        <w:t xml:space="preserve">, </w:t>
+      </w:r>
+      <w:r>
+        <w:rPr>
+          <w:rFonts w:ascii="Courier New" w:hAnsi="Courier New" w:eastAsia="Courier New" w:cs="Courier New"/>
+          <w:color w:val="374151"/>
+          <w:sz w:val="19"/>
+        </w:rPr>
+        <w:t>marco-gpu</w:t>
+      </w:r>
+      <w:r>
+        <w:t>) is the primary server; a laptop at the venue is the fallback. Nothing in this contract changes: clients only change the base URL.</w:t>
       </w:r>
     </w:p>
     <w:p>
@@ -8601,21 +8615,10 @@
         <w:rPr>
           <w:b/>
         </w:rPr>
-        <w:t>Hand message:</w:t>
-      </w:r>
-      <w:r>
-        <w:t xml:space="preserve"> gains </w:t>
-      </w:r>
-      <w:r>
-        <w:rPr>
-          <w:rFonts w:ascii="Courier New" w:hAnsi="Courier New" w:eastAsia="Courier New" w:cs="Courier New"/>
-          <w:color w:val="374151"/>
-          <w:sz w:val="19"/>
-        </w:rPr>
-        <w:t>map_id</w:t>
-      </w:r>
-      <w:r>
-        <w:t>. The server uses the latest frame's intrinsics, and the joint names are spelled out.</w:t>
+        <w:t>Who names places</w:t>
+      </w:r>
+      <w:r>
+        <w:t xml:space="preserve"> ("entry table"): the server names them by height, or the user names them during setup.</w:t>
       </w:r>
     </w:p>
     <w:p>
@@ -8630,7 +8633,7 @@
         <w:rPr>
           <w:b/>
         </w:rPr>
-        <w:t>New query</w:t>
+        <w:t>Photon and dashboard routes.</w:t>
       </w:r>
       <w:r>
         <w:t xml:space="preserve"> </w:t>
@@ -8641,25 +8644,21 @@
           <w:color w:val="374151"/>
           <w:sz w:val="19"/>
         </w:rPr>
-        <w:t>set_place door</w:t>
-      </w:r>
-      <w:r>
-        <w:t>, with its answer.</w:t>
-      </w:r>
-    </w:p>
-    <w:p>
-      <w:pPr>
-        <w:numPr>
-          <w:ilvl w:val="0"/>
-          <w:numId w:val="959"/>
-        </w:numPr>
-        <w:pStyle w:val="ListParagraph"/>
-      </w:pPr>
-      <w:r>
-        <w:rPr>
-          <w:b/>
-        </w:rPr>
-        <w:t>Find answers:</w:t>
+        <w:t>photon/</w:t>
+      </w:r>
+      <w:r>
+        <w:t xml:space="preserve"> and </w:t>
+      </w:r>
+      <w:r>
+        <w:rPr>
+          <w:rFonts w:ascii="Courier New" w:hAnsi="Courier New" w:eastAsia="Courier New" w:cs="Courier New"/>
+          <w:color w:val="374151"/>
+          <w:sz w:val="19"/>
+        </w:rPr>
+        <w:t>frontend/</w:t>
+      </w:r>
+      <w:r>
+        <w:t xml:space="preserve"> were built against the earlier requirements and POC 26 paths. Status of each:</w:t>
       </w:r>
     </w:p>
     <w:p>
@@ -8672,14 +8671,23 @@
       </w:pPr>
       <w:r>
         <w:rPr>
+          <w:b/>
+        </w:rPr>
+        <w:t>Photon: decided (2026-10-17).</w:t>
+      </w:r>
+      <w:r>
+        <w:t xml:space="preserve"> </w:t>
+      </w:r>
+      <w:r>
+        <w:rPr>
           <w:rFonts w:ascii="Courier New" w:hAnsi="Courier New" w:eastAsia="Courier New" w:cs="Courier New"/>
           <w:color w:val="374151"/>
           <w:sz w:val="19"/>
         </w:rPr>
-        <w:t>reason</w:t>
-      </w:r>
-      <w:r>
-        <w:t xml:space="preserve"> adds </w:t>
+        <w:t>photon/</w:t>
+      </w:r>
+      <w:r>
+        <w:t xml:space="preserve"> adopted §5 as written, on Photon 2.0, with no format changes. The phone never talks to </w:t>
       </w:r>
       <w:r>
         <w:rPr>
@@ -8687,10 +8695,43 @@
           <w:color w:val="374151"/>
           <w:sz w:val="19"/>
         </w:rPr>
-        <w:t>not_registered</w:t>
-      </w:r>
-      <w:r>
-        <w:t>;</w:t>
+        <w:t>photon/</w:t>
+      </w:r>
+      <w:r>
+        <w:t xml:space="preserve">. Two optional additions are proposed in </w:t>
+      </w:r>
+      <w:r>
+        <w:rPr>
+          <w:rFonts w:ascii="Courier New" w:hAnsi="Courier New" w:eastAsia="Courier New" w:cs="Courier New"/>
+          <w:color w:val="374151"/>
+          <w:sz w:val="19"/>
+        </w:rPr>
+        <w:t>STATUS.md</w:t>
+      </w:r>
+      <w:r>
+        <w:t xml:space="preserve"> (</w:t>
+      </w:r>
+      <w:r>
+        <w:rPr>
+          <w:rFonts w:ascii="Courier New" w:hAnsi="Courier New" w:eastAsia="Courier New" w:cs="Courier New"/>
+          <w:color w:val="374151"/>
+          <w:sz w:val="19"/>
+        </w:rPr>
+        <w:t>label_request_seen</w:t>
+      </w:r>
+      <w:r>
+        <w:t xml:space="preserve">, </w:t>
+      </w:r>
+      <w:r>
+        <w:rPr>
+          <w:rFonts w:ascii="Courier New" w:hAnsi="Courier New" w:eastAsia="Courier New" w:cs="Courier New"/>
+          <w:color w:val="374151"/>
+          <w:sz w:val="19"/>
+        </w:rPr>
+        <w:t>label_unknown</w:t>
+      </w:r>
+      <w:r>
+        <w:t>); they are not part of this contract.</w:t>
       </w:r>
     </w:p>
     <w:p>
@@ -8703,14 +8744,23 @@
       </w:pPr>
       <w:r>
         <w:rPr>
+          <w:b/>
+        </w:rPr>
+        <w:t>Dashboard: decided (2026-10-18).</w:t>
+      </w:r>
+      <w:r>
+        <w:t xml:space="preserve"> The server serves </w:t>
+      </w:r>
+      <w:r>
+        <w:rPr>
           <w:rFonts w:ascii="Courier New" w:hAnsi="Courier New" w:eastAsia="Courier New" w:cs="Courier New"/>
           <w:color w:val="374151"/>
           <w:sz w:val="19"/>
         </w:rPr>
-        <w:t>not_where_last_seen</w:t>
-      </w:r>
-      <w:r>
-        <w:t xml:space="preserve"> carries </w:t>
+        <w:t>frontend/</w:t>
+      </w:r>
+      <w:r>
+        <w:t xml:space="preserve">'s own contract (§6, </w:t>
       </w:r>
       <w:r>
         <w:rPr>
@@ -8718,10 +8768,10 @@
           <w:color w:val="374151"/>
           <w:sz w:val="19"/>
         </w:rPr>
-        <w:t>last_position</w:t>
-      </w:r>
-      <w:r>
-        <w:t xml:space="preserve"> and </w:t>
+        <w:t>marco/dashboard.py</w:t>
+      </w:r>
+      <w:r>
+        <w:t xml:space="preserve">). The phone gained </w:t>
       </w:r>
       <w:r>
         <w:rPr>
@@ -8729,22 +8779,10 @@
           <w:color w:val="374151"/>
           <w:sz w:val="19"/>
         </w:rPr>
-        <w:t>surface</w:t>
-      </w:r>
-      <w:r>
-        <w:t>;</w:t>
-      </w:r>
-    </w:p>
-    <w:p>
-      <w:pPr>
-        <w:numPr>
-          <w:ilvl w:val="1"/>
-          <w:numId w:val="960"/>
-        </w:numPr>
-        <w:pStyle w:val="ListParagraph"/>
-      </w:pPr>
-      <w:r>
-        <w:t xml:space="preserve">found answers carry </w:t>
+        <w:t>command</w:t>
+      </w:r>
+      <w:r>
+        <w:t xml:space="preserve"> and </w:t>
       </w:r>
       <w:r>
         <w:rPr>
@@ -8752,174 +8790,18 @@
           <w:color w:val="374151"/>
           <w:sz w:val="19"/>
         </w:rPr>
-        <w:t>state</w:t>
-      </w:r>
-      <w:r>
-        <w:t>.</w:t>
+        <w:t>command_ack</w:t>
+      </w:r>
+      <w:r>
+        <w:t xml:space="preserve"> for Find and Stop.</w:t>
       </w:r>
     </w:p>
     <w:p>
       <w:pPr>
-        <w:numPr>
-          <w:ilvl w:val="0"/>
-          <w:numId w:val="959"/>
-        </w:numPr>
-        <w:pStyle w:val="ListParagraph"/>
-      </w:pPr>
-      <w:r>
-        <w:rPr>
-          <w:b/>
-        </w:rPr>
-        <w:t>Event kinds:</w:t>
-      </w:r>
-      <w:r>
-        <w:t xml:space="preserve"> added </w:t>
-      </w:r>
-      <w:r>
-        <w:rPr>
-          <w:rFonts w:ascii="Courier New" w:hAnsi="Courier New" w:eastAsia="Courier New" w:cs="Courier New"/>
-          <w:color w:val="374151"/>
-          <w:sz w:val="19"/>
-        </w:rPr>
-        <w:t>seen</w:t>
-      </w:r>
-      <w:r>
-        <w:t xml:space="preserve">, </w:t>
-      </w:r>
-      <w:r>
-        <w:rPr>
-          <w:rFonts w:ascii="Courier New" w:hAnsi="Courier New" w:eastAsia="Courier New" w:cs="Courier New"/>
-          <w:color w:val="374151"/>
-          <w:sz w:val="19"/>
-        </w:rPr>
-        <w:t>missing</w:t>
-      </w:r>
-      <w:r>
-        <w:t xml:space="preserve"> and </w:t>
-      </w:r>
-      <w:r>
-        <w:rPr>
-          <w:rFonts w:ascii="Courier New" w:hAnsi="Courier New" w:eastAsia="Courier New" w:cs="Courier New"/>
-          <w:color w:val="374151"/>
-          <w:sz w:val="19"/>
-        </w:rPr>
-        <w:t>label_added</w:t>
-      </w:r>
-      <w:r>
-        <w:t>.</w:t>
-      </w:r>
-    </w:p>
-    <w:p>
-      <w:pPr>
-        <w:numPr>
-          <w:ilvl w:val="0"/>
-          <w:numId w:val="959"/>
-        </w:numPr>
-        <w:pStyle w:val="ListParagraph"/>
-      </w:pPr>
-      <w:r>
-        <w:rPr>
-          <w:b/>
-        </w:rPr>
-        <w:t>`POST /v1/labels`:</w:t>
-      </w:r>
-      <w:r>
-        <w:t xml:space="preserve"> takes </w:t>
-      </w:r>
-      <w:r>
-        <w:rPr>
-          <w:rFonts w:ascii="Courier New" w:hAnsi="Courier New" w:eastAsia="Courier New" w:cs="Courier New"/>
-          <w:color w:val="374151"/>
-          <w:sz w:val="19"/>
-        </w:rPr>
-        <w:t>text</w:t>
-      </w:r>
-      <w:r>
-        <w:t xml:space="preserve">, and </w:t>
-      </w:r>
-      <w:r>
-        <w:rPr>
-          <w:rFonts w:ascii="Courier New" w:hAnsi="Courier New" w:eastAsia="Courier New" w:cs="Courier New"/>
-          <w:color w:val="374151"/>
-          <w:sz w:val="19"/>
-        </w:rPr>
-        <w:t>item_id</w:t>
-      </w:r>
-      <w:r>
-        <w:t xml:space="preserve"> for a follow-up voice note; it returns </w:t>
-      </w:r>
-      <w:r>
-        <w:rPr>
-          <w:rFonts w:ascii="Courier New" w:hAnsi="Courier New" w:eastAsia="Courier New" w:cs="Courier New"/>
-          <w:color w:val="374151"/>
-          <w:sz w:val="19"/>
-        </w:rPr>
-        <w:t>item_id</w:t>
-      </w:r>
-      <w:r>
-        <w:t>.</w:t>
-      </w:r>
-    </w:p>
-    <w:p>
-      <w:pPr>
-        <w:numPr>
-          <w:ilvl w:val="0"/>
-          <w:numId w:val="959"/>
-        </w:numPr>
-        <w:pStyle w:val="ListParagraph"/>
-      </w:pPr>
-      <w:r>
-        <w:rPr>
-          <w:b/>
-        </w:rPr>
-        <w:t>`GET /v1/items` fields</w:t>
-      </w:r>
-      <w:r>
-        <w:t xml:space="preserve"> are listed.</w:t>
-      </w:r>
-    </w:p>
-    <w:p>
-      <w:pPr>
-        <w:numPr>
-          <w:ilvl w:val="0"/>
-          <w:numId w:val="959"/>
-        </w:numPr>
-        <w:pStyle w:val="ListParagraph"/>
-      </w:pPr>
-      <w:r>
-        <w:rPr>
-          <w:b/>
-        </w:rPr>
-        <w:t>§7:</w:t>
-      </w:r>
-      <w:r>
-        <w:t xml:space="preserve"> directions are relative to the body and sound to the head; there is a "within reach" line, the facing lock releases past 20°, and the steady tone releases above 40 cm.</w:t>
-      </w:r>
-    </w:p>
-    <w:p>
-      <w:pPr>
-        <w:numPr>
-          <w:ilvl w:val="0"/>
-          <w:numId w:val="959"/>
-        </w:numPr>
-        <w:pStyle w:val="ListParagraph"/>
-      </w:pPr>
-      <w:r>
-        <w:rPr>
-          <w:b/>
-        </w:rPr>
-        <w:t>"Getting my bearings."</w:t>
-      </w:r>
-      <w:r>
-        <w:t xml:space="preserve"> replaces "Marco is getting its bearings."</w:t>
-      </w:r>
-    </w:p>
-    <w:p>
-      <w:pPr>
         <w:pStyle w:val="Heading1"/>
       </w:pPr>
       <w:r>
-        <w:t>12. Changes since v0.2</w:t>
+        <w:t>11. Changes since v0.1</w:t>
       </w:r>
     </w:p>
     <w:p>
@@ -8934,10 +8816,10 @@
         <w:rPr>
           <w:b/>
         </w:rPr>
-        <w:t>Registrations and labels persist</w:t>
-      </w:r>
-      <w:r>
-        <w:t xml:space="preserve"> across server restarts (§3.3), under </w:t>
+        <w:t>Compression:</w:t>
+      </w:r>
+      <w:r>
+        <w:t xml:space="preserve"> DEFLATE, where raw DEFLATE (Apple's </w:t>
       </w:r>
       <w:r>
         <w:rPr>
@@ -8945,10 +8827,10 @@
           <w:color w:val="374151"/>
           <w:sz w:val="19"/>
         </w:rPr>
-        <w:t>MARCO_DATA/registry/</w:t>
-      </w:r>
-      <w:r>
-        <w:t>.</w:t>
+        <w:t>.zlib</w:t>
+      </w:r>
+      <w:r>
+        <w:t>) and zlib are both accepted.</w:t>
       </w:r>
     </w:p>
     <w:p>
@@ -8963,7 +8845,83 @@
         <w:rPr>
           <w:b/>
         </w:rPr>
-        <w:t>`source`:</w:t>
+        <w:t>`session_id`</w:t>
+      </w:r>
+      <w:r>
+        <w:t xml:space="preserve"> is on every phone message (hand, guidance, query and map too).</w:t>
+      </w:r>
+    </w:p>
+    <w:p>
+      <w:pPr>
+        <w:numPr>
+          <w:ilvl w:val="0"/>
+          <w:numId w:val="961"/>
+        </w:numPr>
+        <w:pStyle w:val="ListParagraph"/>
+      </w:pPr>
+      <w:r>
+        <w:rPr>
+          <w:b/>
+        </w:rPr>
+        <w:t>Hand message:</w:t>
+      </w:r>
+      <w:r>
+        <w:t xml:space="preserve"> gains </w:t>
+      </w:r>
+      <w:r>
+        <w:rPr>
+          <w:rFonts w:ascii="Courier New" w:hAnsi="Courier New" w:eastAsia="Courier New" w:cs="Courier New"/>
+          <w:color w:val="374151"/>
+          <w:sz w:val="19"/>
+        </w:rPr>
+        <w:t>map_id</w:t>
+      </w:r>
+      <w:r>
+        <w:t>. The server uses the latest frame's intrinsics, and the joint names are spelled out.</w:t>
+      </w:r>
+    </w:p>
+    <w:p>
+      <w:pPr>
+        <w:numPr>
+          <w:ilvl w:val="0"/>
+          <w:numId w:val="961"/>
+        </w:numPr>
+        <w:pStyle w:val="ListParagraph"/>
+      </w:pPr>
+      <w:r>
+        <w:rPr>
+          <w:b/>
+        </w:rPr>
+        <w:t>New query</w:t>
+      </w:r>
+      <w:r>
+        <w:t xml:space="preserve"> </w:t>
+      </w:r>
+      <w:r>
+        <w:rPr>
+          <w:rFonts w:ascii="Courier New" w:hAnsi="Courier New" w:eastAsia="Courier New" w:cs="Courier New"/>
+          <w:color w:val="374151"/>
+          <w:sz w:val="19"/>
+        </w:rPr>
+        <w:t>set_place door</w:t>
+      </w:r>
+      <w:r>
+        <w:t>, with its answer.</w:t>
+      </w:r>
+    </w:p>
+    <w:p>
+      <w:pPr>
+        <w:numPr>
+          <w:ilvl w:val="0"/>
+          <w:numId w:val="961"/>
+        </w:numPr>
+        <w:pStyle w:val="ListParagraph"/>
+      </w:pPr>
+      <w:r>
+        <w:rPr>
+          <w:b/>
+        </w:rPr>
+        <w:t>Find answers:</w:t>
       </w:r>
     </w:p>
     <w:p>
@@ -8975,18 +8933,15 @@
         <w:pStyle w:val="ListParagraph"/>
       </w:pPr>
       <w:r>
-        <w:t xml:space="preserve">optional on </w:t>
-      </w:r>
-      <w:r>
         <w:rPr>
           <w:rFonts w:ascii="Courier New" w:hAnsi="Courier New" w:eastAsia="Courier New" w:cs="Courier New"/>
           <w:color w:val="374151"/>
           <w:sz w:val="19"/>
         </w:rPr>
-        <w:t>POST /v1/items</w:t>
-      </w:r>
-      <w:r>
-        <w:t xml:space="preserve"> (default </w:t>
+        <w:t>reason</w:t>
+      </w:r>
+      <w:r>
+        <w:t xml:space="preserve"> adds </w:t>
       </w:r>
       <w:r>
         <w:rPr>
@@ -8994,32 +8949,10 @@
           <w:color w:val="374151"/>
           <w:sz w:val="19"/>
         </w:rPr>
-        <w:t>app</w:t>
-      </w:r>
-      <w:r>
-        <w:t xml:space="preserve">) and </w:t>
-      </w:r>
-      <w:r>
-        <w:rPr>
-          <w:rFonts w:ascii="Courier New" w:hAnsi="Courier New" w:eastAsia="Courier New" w:cs="Courier New"/>
-          <w:color w:val="374151"/>
-          <w:sz w:val="19"/>
-        </w:rPr>
-        <w:t>POST /v1/labels</w:t>
-      </w:r>
-      <w:r>
-        <w:t xml:space="preserve"> (default </w:t>
-      </w:r>
-      <w:r>
-        <w:rPr>
-          <w:rFonts w:ascii="Courier New" w:hAnsi="Courier New" w:eastAsia="Courier New" w:cs="Courier New"/>
-          <w:color w:val="374151"/>
-          <w:sz w:val="19"/>
-        </w:rPr>
-        <w:t>photon</w:t>
-      </w:r>
-      <w:r>
-        <w:t>);</w:t>
+        <w:t>not_registered</w:t>
+      </w:r>
+      <w:r>
+        <w:t>;</w:t>
       </w:r>
     </w:p>
     <w:p>
@@ -9031,15 +8964,57 @@
         <w:pStyle w:val="ListParagraph"/>
       </w:pPr>
       <w:r>
-        <w:t xml:space="preserve">listed in </w:t>
-      </w:r>
-      <w:r>
         <w:rPr>
           <w:rFonts w:ascii="Courier New" w:hAnsi="Courier New" w:eastAsia="Courier New" w:cs="Courier New"/>
           <w:color w:val="374151"/>
           <w:sz w:val="19"/>
         </w:rPr>
-        <w:t>GET /v1/items</w:t>
+        <w:t>not_where_last_seen</w:t>
+      </w:r>
+      <w:r>
+        <w:t xml:space="preserve"> carries </w:t>
+      </w:r>
+      <w:r>
+        <w:rPr>
+          <w:rFonts w:ascii="Courier New" w:hAnsi="Courier New" w:eastAsia="Courier New" w:cs="Courier New"/>
+          <w:color w:val="374151"/>
+          <w:sz w:val="19"/>
+        </w:rPr>
+        <w:t>last_position</w:t>
+      </w:r>
+      <w:r>
+        <w:t xml:space="preserve"> and </w:t>
+      </w:r>
+      <w:r>
+        <w:rPr>
+          <w:rFonts w:ascii="Courier New" w:hAnsi="Courier New" w:eastAsia="Courier New" w:cs="Courier New"/>
+          <w:color w:val="374151"/>
+          <w:sz w:val="19"/>
+        </w:rPr>
+        <w:t>surface</w:t>
+      </w:r>
+      <w:r>
+        <w:t>;</w:t>
+      </w:r>
+    </w:p>
+    <w:p>
+      <w:pPr>
+        <w:numPr>
+          <w:ilvl w:val="1"/>
+          <w:numId w:val="962"/>
+        </w:numPr>
+        <w:pStyle w:val="ListParagraph"/>
+      </w:pPr>
+      <w:r>
+        <w:t xml:space="preserve">found answers carry </w:t>
+      </w:r>
+      <w:r>
+        <w:rPr>
+          <w:rFonts w:ascii="Courier New" w:hAnsi="Courier New" w:eastAsia="Courier New" w:cs="Courier New"/>
+          <w:color w:val="374151"/>
+          <w:sz w:val="19"/>
+        </w:rPr>
+        <w:t>state</w:t>
       </w:r>
       <w:r>
         <w:t>.</w:t>
@@ -9057,10 +9032,10 @@
         <w:rPr>
           <w:b/>
         </w:rPr>
-        <w:t>New route</w:t>
-      </w:r>
-      <w:r>
-        <w:t xml:space="preserve"> </w:t>
+        <w:t>Event kinds:</w:t>
+      </w:r>
+      <w:r>
+        <w:t xml:space="preserve"> added </w:t>
       </w:r>
       <w:r>
         <w:rPr>
@@ -9068,10 +9043,10 @@
           <w:color w:val="374151"/>
           <w:sz w:val="19"/>
         </w:rPr>
-        <w:t>DELETE /v1/items?source=…</w:t>
-      </w:r>
-      <w:r>
-        <w:t xml:space="preserve">, which forgets one source's items. Photon's </w:t>
+        <w:t>seen</w:t>
+      </w:r>
+      <w:r>
+        <w:t xml:space="preserve">, </w:t>
       </w:r>
       <w:r>
         <w:rPr>
@@ -9079,10 +9054,21 @@
           <w:color w:val="374151"/>
           <w:sz w:val="19"/>
         </w:rPr>
-        <w:t>/restart</w:t>
-      </w:r>
-      <w:r>
-        <w:t xml:space="preserve"> command uses it (§5).</w:t>
+        <w:t>missing</w:t>
+      </w:r>
+      <w:r>
+        <w:t xml:space="preserve"> and </w:t>
+      </w:r>
+      <w:r>
+        <w:rPr>
+          <w:rFonts w:ascii="Courier New" w:hAnsi="Courier New" w:eastAsia="Courier New" w:cs="Courier New"/>
+          <w:color w:val="374151"/>
+          <w:sz w:val="19"/>
+        </w:rPr>
+        <w:t>label_added</w:t>
+      </w:r>
+      <w:r>
+        <w:t>.</w:t>
       </w:r>
     </w:p>
     <w:p>
@@ -9097,10 +9083,10 @@
         <w:rPr>
           <w:b/>
         </w:rPr>
-        <w:t>Dashboard API</w:t>
-      </w:r>
-      <w:r>
-        <w:t xml:space="preserve"> (§6): </w:t>
+        <w:t>`POST /v1/labels`:</w:t>
+      </w:r>
+      <w:r>
+        <w:t xml:space="preserve"> takes </w:t>
       </w:r>
       <w:r>
         <w:rPr>
@@ -9108,10 +9094,10 @@
           <w:color w:val="374151"/>
           <w:sz w:val="19"/>
         </w:rPr>
-        <w:t>GET /dashboard/snapshot</w:t>
-      </w:r>
-      <w:r>
-        <w:t xml:space="preserve">, </w:t>
+        <w:t>text</w:t>
+      </w:r>
+      <w:r>
+        <w:t xml:space="preserve">, and </w:t>
       </w:r>
       <w:r>
         <w:rPr>
@@ -9119,10 +9105,10 @@
           <w:color w:val="374151"/>
           <w:sz w:val="19"/>
         </w:rPr>
-        <w:t>WS /events</w:t>
-      </w:r>
-      <w:r>
-        <w:t xml:space="preserve">, </w:t>
+        <w:t>item_id</w:t>
+      </w:r>
+      <w:r>
+        <w:t xml:space="preserve"> for a follow-up voice note; it returns </w:t>
       </w:r>
       <w:r>
         <w:rPr>
@@ -9130,43 +9116,10 @@
           <w:color w:val="374151"/>
           <w:sz w:val="19"/>
         </w:rPr>
-        <w:t>POST /dashboard/commands</w:t>
-      </w:r>
-      <w:r>
-        <w:t xml:space="preserve">, </w:t>
-      </w:r>
-      <w:r>
-        <w:rPr>
-          <w:rFonts w:ascii="Courier New" w:hAnsi="Courier New" w:eastAsia="Courier New" w:cs="Courier New"/>
-          <w:color w:val="374151"/>
-          <w:sz w:val="19"/>
-        </w:rPr>
-        <w:t>GET /media/…</w:t>
-      </w:r>
-      <w:r>
-        <w:t xml:space="preserve"> and </w:t>
-      </w:r>
-      <w:r>
-        <w:rPr>
-          <w:rFonts w:ascii="Courier New" w:hAnsi="Courier New" w:eastAsia="Courier New" w:cs="Courier New"/>
-          <w:color w:val="374151"/>
-          <w:sz w:val="19"/>
-        </w:rPr>
-        <w:t>/app/…</w:t>
-      </w:r>
-      <w:r>
-        <w:t xml:space="preserve">, each also under </w:t>
-      </w:r>
-      <w:r>
-        <w:rPr>
-          <w:rFonts w:ascii="Courier New" w:hAnsi="Courier New" w:eastAsia="Courier New" w:cs="Courier New"/>
-          <w:color w:val="374151"/>
-          <w:sz w:val="19"/>
-        </w:rPr>
-        <w:t>/api/…</w:t>
-      </w:r>
-      <w:r>
-        <w:t>, all behind the auth gate.</w:t>
+        <w:t>item_id</w:t>
+      </w:r>
+      <w:r>
+        <w:t>.</w:t>
       </w:r>
     </w:p>
     <w:p>
@@ -9181,40 +9134,54 @@
         <w:rPr>
           <w:b/>
         </w:rPr>
-        <w:t>New phone messages for dashboard Find and Stop:</w:t>
-      </w:r>
-      <w:r>
-        <w:t xml:space="preserve"> </w:t>
-      </w:r>
-      <w:r>
-        <w:rPr>
-          <w:rFonts w:ascii="Courier New" w:hAnsi="Courier New" w:eastAsia="Courier New" w:cs="Courier New"/>
-          <w:color w:val="374151"/>
-          <w:sz w:val="19"/>
-        </w:rPr>
-        <w:t>command</w:t>
-      </w:r>
-      <w:r>
-        <w:t xml:space="preserve"> (server to phone, §4) and </w:t>
-      </w:r>
-      <w:r>
-        <w:rPr>
-          <w:rFonts w:ascii="Courier New" w:hAnsi="Courier New" w:eastAsia="Courier New" w:cs="Courier New"/>
-          <w:color w:val="374151"/>
-          <w:sz w:val="19"/>
-        </w:rPr>
-        <w:t>command_ack</w:t>
-      </w:r>
-      <w:r>
-        <w:t xml:space="preserve"> (phone to server, §3.2).</w:t>
+        <w:t>`GET /v1/items` fields</w:t>
+      </w:r>
+      <w:r>
+        <w:t xml:space="preserve"> are listed.</w:t>
       </w:r>
     </w:p>
     <w:p>
       <w:pPr>
+        <w:numPr>
+          <w:ilvl w:val="0"/>
+          <w:numId w:val="961"/>
+        </w:numPr>
+        <w:pStyle w:val="ListParagraph"/>
+      </w:pPr>
+      <w:r>
+        <w:rPr>
+          <w:b/>
+        </w:rPr>
+        <w:t>§7:</w:t>
+      </w:r>
+      <w:r>
+        <w:t xml:space="preserve"> directions are relative to the body and sound to the head; there is a "within reach" line, the facing lock releases past 20°, and the steady tone releases above 40 cm.</w:t>
+      </w:r>
+    </w:p>
+    <w:p>
+      <w:pPr>
+        <w:numPr>
+          <w:ilvl w:val="0"/>
+          <w:numId w:val="961"/>
+        </w:numPr>
+        <w:pStyle w:val="ListParagraph"/>
+      </w:pPr>
+      <w:r>
+        <w:rPr>
+          <w:b/>
+        </w:rPr>
+        <w:t>"Getting my bearings."</w:t>
+      </w:r>
+      <w:r>
+        <w:t xml:space="preserve"> replaces "Marco is getting its bearings."</w:t>
+      </w:r>
+    </w:p>
+    <w:p>
+      <w:pPr>
         <w:pStyle w:val="Heading1"/>
       </w:pPr>
       <w:r>
-        <w:t>13. Changes since v0.3</w:t>
+        <w:t>12. Changes since v0.2</w:t>
       </w:r>
     </w:p>
     <w:p>
@@ -9229,10 +9196,10 @@
         <w:rPr>
           <w:b/>
         </w:rPr>
-        <w:t>Output-only ElevenLabs:</w:t>
-      </w:r>
-      <w:r>
-        <w:t xml:space="preserve"> authenticated </w:t>
+        <w:t>Registrations and labels persist</w:t>
+      </w:r>
+      <w:r>
+        <w:t xml:space="preserve"> across server restarts (§3.3), under </w:t>
       </w:r>
       <w:r>
         <w:rPr>
@@ -9240,10 +9207,10 @@
           <w:color w:val="374151"/>
           <w:sz w:val="19"/>
         </w:rPr>
-        <w:t>POST /v1/speech</w:t>
-      </w:r>
-      <w:r>
-        <w:t xml:space="preserve"> (§3.5), short exact text to mono WAV, bounded caching/timeouts and Apple fallback. iOS plays it through the existing spatial voice node.</w:t>
+        <w:t>MARCO_DATA/registry/</w:t>
+      </w:r>
+      <w:r>
+        <w:t>.</w:t>
       </w:r>
     </w:p>
     <w:p>
@@ -9258,10 +9225,86 @@
         <w:rPr>
           <w:b/>
         </w:rPr>
-        <w:t>§7 guidance sounds</w:t>
-      </w:r>
-      <w:r>
-        <w:t xml:space="preserve"> (phone only; no message format changed): a beam that widens to 30 cm either side up close, three beacon sounds, a beacon never played behind, distance pace across the whole room, a speed-compensated stop (notes and a haptic, no words), graded reach pings with the steady tone at contact (5 cm), and head yaw advanced by the audio latency. The only words during a find are the opening line and the touch.</w:t>
+        <w:t>`source`:</w:t>
+      </w:r>
+    </w:p>
+    <w:p>
+      <w:pPr>
+        <w:numPr>
+          <w:ilvl w:val="1"/>
+          <w:numId w:val="964"/>
+        </w:numPr>
+        <w:pStyle w:val="ListParagraph"/>
+      </w:pPr>
+      <w:r>
+        <w:t xml:space="preserve">optional on </w:t>
+      </w:r>
+      <w:r>
+        <w:rPr>
+          <w:rFonts w:ascii="Courier New" w:hAnsi="Courier New" w:eastAsia="Courier New" w:cs="Courier New"/>
+          <w:color w:val="374151"/>
+          <w:sz w:val="19"/>
+        </w:rPr>
+        <w:t>POST /v1/items</w:t>
+      </w:r>
+      <w:r>
+        <w:t xml:space="preserve"> (default </w:t>
+      </w:r>
+      <w:r>
+        <w:rPr>
+          <w:rFonts w:ascii="Courier New" w:hAnsi="Courier New" w:eastAsia="Courier New" w:cs="Courier New"/>
+          <w:color w:val="374151"/>
+          <w:sz w:val="19"/>
+        </w:rPr>
+        <w:t>app</w:t>
+      </w:r>
+      <w:r>
+        <w:t xml:space="preserve">) and </w:t>
+      </w:r>
+      <w:r>
+        <w:rPr>
+          <w:rFonts w:ascii="Courier New" w:hAnsi="Courier New" w:eastAsia="Courier New" w:cs="Courier New"/>
+          <w:color w:val="374151"/>
+          <w:sz w:val="19"/>
+        </w:rPr>
+        <w:t>POST /v1/labels</w:t>
+      </w:r>
+      <w:r>
+        <w:t xml:space="preserve"> (default </w:t>
+      </w:r>
+      <w:r>
+        <w:rPr>
+          <w:rFonts w:ascii="Courier New" w:hAnsi="Courier New" w:eastAsia="Courier New" w:cs="Courier New"/>
+          <w:color w:val="374151"/>
+          <w:sz w:val="19"/>
+        </w:rPr>
+        <w:t>photon</w:t>
+      </w:r>
+      <w:r>
+        <w:t>);</w:t>
+      </w:r>
+    </w:p>
+    <w:p>
+      <w:pPr>
+        <w:numPr>
+          <w:ilvl w:val="1"/>
+          <w:numId w:val="964"/>
+        </w:numPr>
+        <w:pStyle w:val="ListParagraph"/>
+      </w:pPr>
+      <w:r>
+        <w:t xml:space="preserve">listed in </w:t>
+      </w:r>
+      <w:r>
+        <w:rPr>
+          <w:rFonts w:ascii="Courier New" w:hAnsi="Courier New" w:eastAsia="Courier New" w:cs="Courier New"/>
+          <w:color w:val="374151"/>
+          <w:sz w:val="19"/>
+        </w:rPr>
+        <w:t>GET /v1/items</w:t>
+      </w:r>
+      <w:r>
+        <w:t>.</w:t>
       </w:r>
     </w:p>
     <w:p>
@@ -9276,10 +9319,32 @@
         <w:rPr>
           <w:b/>
         </w:rPr>
-        <w:t>Stable facing confirmation</w:t>
-      </w:r>
-      <w:r>
-        <w:t xml:space="preserve"> (§7 step 4; phone only): 0.35 s entry dwell, a wider sustained-away rearm and a 3 s repeat limit prevent repeated dings from small movements. Ordinary beacon direction/cadence remain responsive, and same-item position updates preserve the confirmation latch.</w:t>
+        <w:t>New route</w:t>
+      </w:r>
+      <w:r>
+        <w:t xml:space="preserve"> </w:t>
+      </w:r>
+      <w:r>
+        <w:rPr>
+          <w:rFonts w:ascii="Courier New" w:hAnsi="Courier New" w:eastAsia="Courier New" w:cs="Courier New"/>
+          <w:color w:val="374151"/>
+          <w:sz w:val="19"/>
+        </w:rPr>
+        <w:t>DELETE /v1/items?source=…</w:t>
+      </w:r>
+      <w:r>
+        <w:t xml:space="preserve">, which forgets one source's items. Photon's </w:t>
+      </w:r>
+      <w:r>
+        <w:rPr>
+          <w:rFonts w:ascii="Courier New" w:hAnsi="Courier New" w:eastAsia="Courier New" w:cs="Courier New"/>
+          <w:color w:val="374151"/>
+          <w:sz w:val="19"/>
+        </w:rPr>
+        <w:t>/restart</w:t>
+      </w:r>
+      <w:r>
+        <w:t xml:space="preserve"> command uses it (§5).</w:t>
       </w:r>
     </w:p>
     <w:p>
@@ -9294,10 +9359,76 @@
         <w:rPr>
           <w:b/>
         </w:rPr>
-        <w:t>Typed Photon labels:</w:t>
-      </w:r>
-      <w:r>
-        <w:t xml:space="preserve"> no Scribe, transcription or new caregiver audio labels. Photos and typed names, retries, corrections and source attribution stay. Stored legacy media and optional wire fields remain compatible.</w:t>
+        <w:t>Dashboard API</w:t>
+      </w:r>
+      <w:r>
+        <w:t xml:space="preserve"> (§6): </w:t>
+      </w:r>
+      <w:r>
+        <w:rPr>
+          <w:rFonts w:ascii="Courier New" w:hAnsi="Courier New" w:eastAsia="Courier New" w:cs="Courier New"/>
+          <w:color w:val="374151"/>
+          <w:sz w:val="19"/>
+        </w:rPr>
+        <w:t>GET /dashboard/snapshot</w:t>
+      </w:r>
+      <w:r>
+        <w:t xml:space="preserve">, </w:t>
+      </w:r>
+      <w:r>
+        <w:rPr>
+          <w:rFonts w:ascii="Courier New" w:hAnsi="Courier New" w:eastAsia="Courier New" w:cs="Courier New"/>
+          <w:color w:val="374151"/>
+          <w:sz w:val="19"/>
+        </w:rPr>
+        <w:t>WS /events</w:t>
+      </w:r>
+      <w:r>
+        <w:t xml:space="preserve">, </w:t>
+      </w:r>
+      <w:r>
+        <w:rPr>
+          <w:rFonts w:ascii="Courier New" w:hAnsi="Courier New" w:eastAsia="Courier New" w:cs="Courier New"/>
+          <w:color w:val="374151"/>
+          <w:sz w:val="19"/>
+        </w:rPr>
+        <w:t>POST /dashboard/commands</w:t>
+      </w:r>
+      <w:r>
+        <w:t xml:space="preserve">, </w:t>
+      </w:r>
+      <w:r>
+        <w:rPr>
+          <w:rFonts w:ascii="Courier New" w:hAnsi="Courier New" w:eastAsia="Courier New" w:cs="Courier New"/>
+          <w:color w:val="374151"/>
+          <w:sz w:val="19"/>
+        </w:rPr>
+        <w:t>GET /media/…</w:t>
+      </w:r>
+      <w:r>
+        <w:t xml:space="preserve"> and </w:t>
+      </w:r>
+      <w:r>
+        <w:rPr>
+          <w:rFonts w:ascii="Courier New" w:hAnsi="Courier New" w:eastAsia="Courier New" w:cs="Courier New"/>
+          <w:color w:val="374151"/>
+          <w:sz w:val="19"/>
+        </w:rPr>
+        <w:t>/app/…</w:t>
+      </w:r>
+      <w:r>
+        <w:t xml:space="preserve">, each also under </w:t>
+      </w:r>
+      <w:r>
+        <w:rPr>
+          <w:rFonts w:ascii="Courier New" w:hAnsi="Courier New" w:eastAsia="Courier New" w:cs="Courier New"/>
+          <w:color w:val="374151"/>
+          <w:sz w:val="19"/>
+        </w:rPr>
+        <w:t>/api/…</w:t>
+      </w:r>
+      <w:r>
+        <w:t>, all behind the auth gate.</w:t>
       </w:r>
     </w:p>
     <w:p>
@@ -9312,10 +9443,10 @@
         <w:rPr>
           <w:b/>
         </w:rPr>
-        <w:t>A hand over the guided item no longer makes it `missing`</w:t>
-      </w:r>
-      <w:r>
-        <w:t xml:space="preserve"> (§7 step 7). Close up, the detector usually can't see the item under the hand. That used to mark the item </w:t>
+        <w:t>New phone messages for dashboard Find and Stop:</w:t>
+      </w:r>
+      <w:r>
+        <w:t xml:space="preserve"> </w:t>
       </w:r>
       <w:r>
         <w:rPr>
@@ -9323,34 +9454,10 @@
           <w:color w:val="374151"/>
           <w:sz w:val="19"/>
         </w:rPr>
-        <w:t>missing</w:t>
-      </w:r>
-      <w:r>
-        <w:t xml:space="preserve"> after 3 frames, which took it out of touch matching, so the touch, and with it the end of the search, never came.</w:t>
-      </w:r>
-    </w:p>
-    <w:p>
-      <w:pPr>
-        <w:numPr>
-          <w:ilvl w:val="1"/>
-          <w:numId w:val="964"/>
-        </w:numPr>
-        <w:pStyle w:val="ListParagraph"/>
-      </w:pPr>
-      <w:r>
-        <w:t>Frames where a hand is within 35 cm of an item don't count as misses.</w:t>
-      </w:r>
-    </w:p>
-    <w:p>
-      <w:pPr>
-        <w:numPr>
-          <w:ilvl w:val="1"/>
-          <w:numId w:val="964"/>
-        </w:numPr>
-        <w:pStyle w:val="ListParagraph"/>
-      </w:pPr>
-      <w:r>
-        <w:t xml:space="preserve">An item that disappears after a hand was at it is </w:t>
+        <w:t>command</w:t>
+      </w:r>
+      <w:r>
+        <w:t xml:space="preserve"> (server to phone, §4) and </w:t>
       </w:r>
       <w:r>
         <w:rPr>
@@ -9358,10 +9465,36 @@
           <w:color w:val="374151"/>
           <w:sz w:val="19"/>
         </w:rPr>
-        <w:t>picked_up</w:t>
-      </w:r>
-      <w:r>
-        <w:t xml:space="preserve">, not </w:t>
+        <w:t>command_ack</w:t>
+      </w:r>
+      <w:r>
+        <w:t xml:space="preserve"> (phone to server, §3.2).</w:t>
+      </w:r>
+    </w:p>
+    <w:p>
+      <w:pPr>
+        <w:pStyle w:val="Heading1"/>
+      </w:pPr>
+      <w:r>
+        <w:t>13. Changes since v0.3</w:t>
+      </w:r>
+    </w:p>
+    <w:p>
+      <w:pPr>
+        <w:numPr>
+          <w:ilvl w:val="0"/>
+          <w:numId w:val="965"/>
+        </w:numPr>
+        <w:pStyle w:val="ListParagraph"/>
+      </w:pPr>
+      <w:r>
+        <w:rPr>
+          <w:b/>
+        </w:rPr>
+        <w:t>Output-only ElevenLabs:</w:t>
+      </w:r>
+      <w:r>
+        <w:t xml:space="preserve"> authenticated </w:t>
       </w:r>
       <w:r>
         <w:rPr>
@@ -9369,40 +9502,82 @@
           <w:color w:val="374151"/>
           <w:sz w:val="19"/>
         </w:rPr>
-        <w:t>missing</w:t>
-      </w:r>
-      <w:r>
-        <w:t>.</w:t>
+        <w:t>POST /v1/speech</w:t>
+      </w:r>
+      <w:r>
+        <w:t xml:space="preserve"> (§3.5), short exact text to mono WAV, bounded caching/timeouts and Apple fallback. iOS plays it through the existing spatial voice node.</w:t>
       </w:r>
     </w:p>
     <w:p>
       <w:pPr>
         <w:numPr>
           <w:ilvl w:val="0"/>
-          <w:numId w:val="963"/>
-        </w:numPr>
-        <w:pStyle w:val="ListParagraph"/>
-      </w:pPr>
-      <w:r>
-        <w:rPr>
-          <w:b/>
-        </w:rPr>
-        <w:t>Room layout on the dashboard map</w:t>
-      </w:r>
-      <w:r>
-        <w:t xml:space="preserve"> (§6):</w:t>
-      </w:r>
-    </w:p>
-    <w:p>
-      <w:pPr>
-        <w:numPr>
-          <w:ilvl w:val="1"/>
           <w:numId w:val="965"/>
         </w:numPr>
         <w:pStyle w:val="ListParagraph"/>
       </w:pPr>
       <w:r>
-        <w:t xml:space="preserve">a new raw-feed message, </w:t>
+        <w:rPr>
+          <w:b/>
+        </w:rPr>
+        <w:t>§7 guidance sounds</w:t>
+      </w:r>
+      <w:r>
+        <w:t xml:space="preserve"> (phone only; no message format changed): a beam that widens to 30 cm either side up close, three beacon sounds, a beacon never played behind, distance pace across the whole room, a speed-compensated stop (notes and a haptic, no words), graded reach pings with the steady tone at contact (5 cm), and head yaw advanced by the audio latency. The only words during a find are the opening line and the touch.</w:t>
+      </w:r>
+    </w:p>
+    <w:p>
+      <w:pPr>
+        <w:numPr>
+          <w:ilvl w:val="0"/>
+          <w:numId w:val="965"/>
+        </w:numPr>
+        <w:pStyle w:val="ListParagraph"/>
+      </w:pPr>
+      <w:r>
+        <w:rPr>
+          <w:b/>
+        </w:rPr>
+        <w:t>Stable facing confirmation</w:t>
+      </w:r>
+      <w:r>
+        <w:t xml:space="preserve"> (§7 step 4; phone only): 0.35 s entry dwell, a wider sustained-away rearm and a 3 s repeat limit prevent repeated dings from small movements. Ordinary beacon direction/cadence remain responsive, and same-item position updates preserve the confirmation latch.</w:t>
+      </w:r>
+    </w:p>
+    <w:p>
+      <w:pPr>
+        <w:numPr>
+          <w:ilvl w:val="0"/>
+          <w:numId w:val="965"/>
+        </w:numPr>
+        <w:pStyle w:val="ListParagraph"/>
+      </w:pPr>
+      <w:r>
+        <w:rPr>
+          <w:b/>
+        </w:rPr>
+        <w:t>Typed Photon labels:</w:t>
+      </w:r>
+      <w:r>
+        <w:t xml:space="preserve"> no Scribe, transcription or new caregiver audio labels. Photos and typed names, retries, corrections and source attribution stay. Stored legacy media and optional wire fields remain compatible.</w:t>
+      </w:r>
+    </w:p>
+    <w:p>
+      <w:pPr>
+        <w:numPr>
+          <w:ilvl w:val="0"/>
+          <w:numId w:val="965"/>
+        </w:numPr>
+        <w:pStyle w:val="ListParagraph"/>
+      </w:pPr>
+      <w:r>
+        <w:rPr>
+          <w:b/>
+        </w:rPr>
+        <w:t>A hand over the guided item no longer makes it `missing`</w:t>
+      </w:r>
+      <w:r>
+        <w:t xml:space="preserve"> (§7 step 7). Close up, the detector usually can't see the item under the hand. That used to mark the item </w:t>
       </w:r>
       <w:r>
         <w:rPr>
@@ -9410,22 +9585,74 @@
           <w:color w:val="374151"/>
           <w:sz w:val="19"/>
         </w:rPr>
-        <w:t>room_layout</w:t>
-      </w:r>
-      <w:r>
-        <w:t>;</w:t>
+        <w:t>missing</w:t>
+      </w:r>
+      <w:r>
+        <w:t xml:space="preserve"> after 3 frames, which took it out of touch matching, so the touch, and with it the end of the search, never came.</w:t>
       </w:r>
     </w:p>
     <w:p>
       <w:pPr>
         <w:numPr>
           <w:ilvl w:val="1"/>
+          <w:numId w:val="966"/>
+        </w:numPr>
+        <w:pStyle w:val="ListParagraph"/>
+      </w:pPr>
+      <w:r>
+        <w:t>Frames where a hand is within 35 cm of an item don't count as misses.</w:t>
+      </w:r>
+    </w:p>
+    <w:p>
+      <w:pPr>
+        <w:numPr>
+          <w:ilvl w:val="1"/>
+          <w:numId w:val="966"/>
+        </w:numPr>
+        <w:pStyle w:val="ListParagraph"/>
+      </w:pPr>
+      <w:r>
+        <w:t xml:space="preserve">An item that disappears after a hand was at it is </w:t>
+      </w:r>
+      <w:r>
+        <w:rPr>
+          <w:rFonts w:ascii="Courier New" w:hAnsi="Courier New" w:eastAsia="Courier New" w:cs="Courier New"/>
+          <w:color w:val="374151"/>
+          <w:sz w:val="19"/>
+        </w:rPr>
+        <w:t>picked_up</w:t>
+      </w:r>
+      <w:r>
+        <w:t xml:space="preserve">, not </w:t>
+      </w:r>
+      <w:r>
+        <w:rPr>
+          <w:rFonts w:ascii="Courier New" w:hAnsi="Courier New" w:eastAsia="Courier New" w:cs="Courier New"/>
+          <w:color w:val="374151"/>
+          <w:sz w:val="19"/>
+        </w:rPr>
+        <w:t>missing</w:t>
+      </w:r>
+      <w:r>
+        <w:t>.</w:t>
+      </w:r>
+    </w:p>
+    <w:p>
+      <w:pPr>
+        <w:numPr>
+          <w:ilvl w:val="0"/>
           <w:numId w:val="965"/>
         </w:numPr>
         <w:pStyle w:val="ListParagraph"/>
       </w:pPr>
       <w:r>
-        <w:t xml:space="preserve">in the snapshot, </w:t>
+        <w:rPr>
+          <w:b/>
+        </w:rPr>
+        <w:t>Live view (§3.2b, §6):</w:t>
+      </w:r>
+      <w:r>
+        <w:t xml:space="preserve"> phone </w:t>
       </w:r>
       <w:r>
         <w:rPr>
@@ -9433,10 +9660,10 @@
           <w:color w:val="374151"/>
           <w:sz w:val="19"/>
         </w:rPr>
-        <w:t>map.walls</w:t>
-      </w:r>
-      <w:r>
-        <w:t xml:space="preserve"> is filled, and there is a new optional </w:t>
+        <w:t>/v1/preview</w:t>
+      </w:r>
+      <w:r>
+        <w:t xml:space="preserve"> and dashboard </w:t>
       </w:r>
       <w:r>
         <w:rPr>
@@ -9444,22 +9671,58 @@
           <w:color w:val="374151"/>
           <w:sz w:val="19"/>
         </w:rPr>
-        <w:t>map.landmarks</w:t>
-      </w:r>
-      <w:r>
-        <w:t>;</w:t>
+        <w:t>WS /preview</w:t>
+      </w:r>
+      <w:r>
+        <w:t>, with small JPEGs about 10 a second, beside the unchanged 1 frame/s detection frames.</w:t>
       </w:r>
     </w:p>
     <w:p>
       <w:pPr>
         <w:numPr>
-          <w:ilvl w:val="1"/>
+          <w:ilvl w:val="0"/>
           <w:numId w:val="965"/>
         </w:numPr>
         <w:pStyle w:val="ListParagraph"/>
       </w:pPr>
       <w:r>
-        <w:t xml:space="preserve">a new </w:t>
+        <w:rPr>
+          <w:b/>
+        </w:rPr>
+        <w:t>`POST /v1/reset`</w:t>
+      </w:r>
+      <w:r>
+        <w:t xml:space="preserve"> (§6), for starting a demo afresh.</w:t>
+      </w:r>
+    </w:p>
+    <w:p>
+      <w:pPr>
+        <w:numPr>
+          <w:ilvl w:val="0"/>
+          <w:numId w:val="965"/>
+        </w:numPr>
+        <w:pStyle w:val="ListParagraph"/>
+      </w:pPr>
+      <w:r>
+        <w:rPr>
+          <w:b/>
+        </w:rPr>
+        <w:t>Room layout on the dashboard map</w:t>
+      </w:r>
+      <w:r>
+        <w:t xml:space="preserve"> (§6):</w:t>
+      </w:r>
+    </w:p>
+    <w:p>
+      <w:pPr>
+        <w:numPr>
+          <w:ilvl w:val="1"/>
+          <w:numId w:val="967"/>
+        </w:numPr>
+        <w:pStyle w:val="ListParagraph"/>
+      </w:pPr>
+      <w:r>
+        <w:t xml:space="preserve">a new raw-feed message, </w:t>
       </w:r>
       <w:r>
         <w:rPr>
@@ -9467,17 +9730,74 @@
           <w:color w:val="374151"/>
           <w:sz w:val="19"/>
         </w:rPr>
-        <w:t>map_id</w:t>
-      </w:r>
-      <w:r>
-        <w:t xml:space="preserve"> on a frame now starts a fresh room map (old-frame voxels used to stay).</w:t>
+        <w:t>room_layout</w:t>
+      </w:r>
+      <w:r>
+        <w:t>;</w:t>
       </w:r>
     </w:p>
     <w:p>
       <w:pPr>
         <w:numPr>
+          <w:ilvl w:val="1"/>
+          <w:numId w:val="967"/>
+        </w:numPr>
+        <w:pStyle w:val="ListParagraph"/>
+      </w:pPr>
+      <w:r>
+        <w:t xml:space="preserve">in the snapshot, </w:t>
+      </w:r>
+      <w:r>
+        <w:rPr>
+          <w:rFonts w:ascii="Courier New" w:hAnsi="Courier New" w:eastAsia="Courier New" w:cs="Courier New"/>
+          <w:color w:val="374151"/>
+          <w:sz w:val="19"/>
+        </w:rPr>
+        <w:t>map.walls</w:t>
+      </w:r>
+      <w:r>
+        <w:t xml:space="preserve"> is filled, and there is a new optional </w:t>
+      </w:r>
+      <w:r>
+        <w:rPr>
+          <w:rFonts w:ascii="Courier New" w:hAnsi="Courier New" w:eastAsia="Courier New" w:cs="Courier New"/>
+          <w:color w:val="374151"/>
+          <w:sz w:val="19"/>
+        </w:rPr>
+        <w:t>map.landmarks</w:t>
+      </w:r>
+      <w:r>
+        <w:t>;</w:t>
+      </w:r>
+    </w:p>
+    <w:p>
+      <w:pPr>
+        <w:numPr>
+          <w:ilvl w:val="1"/>
+          <w:numId w:val="967"/>
+        </w:numPr>
+        <w:pStyle w:val="ListParagraph"/>
+      </w:pPr>
+      <w:r>
+        <w:t xml:space="preserve">a new </w:t>
+      </w:r>
+      <w:r>
+        <w:rPr>
+          <w:rFonts w:ascii="Courier New" w:hAnsi="Courier New" w:eastAsia="Courier New" w:cs="Courier New"/>
+          <w:color w:val="374151"/>
+          <w:sz w:val="19"/>
+        </w:rPr>
+        <w:t>map_id</w:t>
+      </w:r>
+      <w:r>
+        <w:t xml:space="preserve"> on a frame now starts a fresh room map (old-frame voxels used to stay).</w:t>
+      </w:r>
+    </w:p>
+    <w:p>
+      <w:pPr>
+        <w:numPr>
           <w:ilvl w:val="0"/>
-          <w:numId w:val="963"/>
+          <w:numId w:val="965"/>
         </w:numPr>
         <w:pStyle w:val="ListParagraph"/>
       </w:pPr>
@@ -10112,13 +10432,13 @@
   </w:num>
   <w:num w:numId="922">
     <w:abstractNumId w:val="900"/>
-    <w:lvlOverride w:ilvl="1">
+    <w:lvlOverride w:ilvl="0">
       <w:startOverride w:val="1"/>
     </w:lvlOverride>
   </w:num>
   <w:num w:numId="923">
-    <w:abstractNumId w:val="901"/>
-    <w:lvlOverride w:ilvl="0">
+    <w:abstractNumId w:val="900"/>
+    <w:lvlOverride w:ilvl="1">
       <w:startOverride w:val="1"/>
     </w:lvlOverride>
   </w:num>
@@ -10129,14 +10449,14 @@
     </w:lvlOverride>
   </w:num>
   <w:num w:numId="925">
-    <w:abstractNumId w:val="900"/>
+    <w:abstractNumId w:val="901"/>
     <w:lvlOverride w:ilvl="0">
       <w:startOverride w:val="1"/>
     </w:lvlOverride>
   </w:num>
   <w:num w:numId="926">
     <w:abstractNumId w:val="900"/>
-    <w:lvlOverride w:ilvl="0">
+    <w:lvlOverride w:ilvl="1">
       <w:startOverride w:val="1"/>
     </w:lvlOverride>
   </w:num>
@@ -10172,7 +10492,7 @@
   </w:num>
   <w:num w:numId="932">
     <w:abstractNumId w:val="900"/>
-    <w:lvlOverride w:ilvl="1">
+    <w:lvlOverride w:ilvl="0">
       <w:startOverride w:val="1"/>
     </w:lvlOverride>
   </w:num>
@@ -10190,13 +10510,13 @@
   </w:num>
   <w:num w:numId="935">
     <w:abstractNumId w:val="900"/>
-    <w:lvlOverride w:ilvl="1">
+    <w:lvlOverride w:ilvl="0">
       <w:startOverride w:val="1"/>
     </w:lvlOverride>
   </w:num>
   <w:num w:numId="936">
     <w:abstractNumId w:val="900"/>
-    <w:lvlOverride w:ilvl="0">
+    <w:lvlOverride w:ilvl="1">
       <w:startOverride w:val="1"/>
     </w:lvlOverride>
   </w:num>
@@ -10220,36 +10540,36 @@
   </w:num>
   <w:num w:numId="940">
     <w:abstractNumId w:val="900"/>
-    <w:lvlOverride w:ilvl="1">
+    <w:lvlOverride w:ilvl="0">
       <w:startOverride w:val="1"/>
     </w:lvlOverride>
   </w:num>
   <w:num w:numId="941">
     <w:abstractNumId w:val="900"/>
-    <w:lvlOverride w:ilvl="2">
+    <w:lvlOverride w:ilvl="1">
       <w:startOverride w:val="1"/>
     </w:lvlOverride>
   </w:num>
   <w:num w:numId="942">
     <w:abstractNumId w:val="900"/>
-    <w:lvlOverride w:ilvl="2">
+    <w:lvlOverride w:ilvl="1">
       <w:startOverride w:val="1"/>
     </w:lvlOverride>
   </w:num>
   <w:num w:numId="943">
     <w:abstractNumId w:val="900"/>
-    <w:lvlOverride w:ilvl="0">
+    <w:lvlOverride w:ilvl="2">
       <w:startOverride w:val="1"/>
     </w:lvlOverride>
   </w:num>
   <w:num w:numId="944">
     <w:abstractNumId w:val="900"/>
-    <w:lvlOverride w:ilvl="1">
+    <w:lvlOverride w:ilvl="2">
       <w:startOverride w:val="1"/>
     </w:lvlOverride>
   </w:num>
   <w:num w:numId="945">
-    <w:abstractNumId w:val="901"/>
+    <w:abstractNumId w:val="900"/>
     <w:lvlOverride w:ilvl="0">
       <w:startOverride w:val="1"/>
     </w:lvlOverride>
@@ -10261,14 +10581,14 @@
     </w:lvlOverride>
   </w:num>
   <w:num w:numId="947">
-    <w:abstractNumId w:val="900"/>
-    <w:lvlOverride w:ilvl="1">
+    <w:abstractNumId w:val="901"/>
+    <w:lvlOverride w:ilvl="0">
       <w:startOverride w:val="1"/>
     </w:lvlOverride>
   </w:num>
   <w:num w:numId="948">
-    <w:abstractNumId w:val="901"/>
-    <w:lvlOverride w:ilvl="0">
+    <w:abstractNumId w:val="900"/>
+    <w:lvlOverride w:ilvl="1">
       <w:startOverride w:val="1"/>
     </w:lvlOverride>
   </w:num>
@@ -10298,30 +10618,30 @@
   </w:num>
   <w:num w:numId="953">
     <w:abstractNumId w:val="900"/>
-    <w:lvlOverride w:ilvl="0">
+    <w:lvlOverride w:ilvl="1">
       <w:startOverride w:val="1"/>
     </w:lvlOverride>
   </w:num>
   <w:num w:numId="954">
-    <w:abstractNumId w:val="900"/>
+    <w:abstractNumId w:val="901"/>
     <w:lvlOverride w:ilvl="0">
       <w:startOverride w:val="1"/>
     </w:lvlOverride>
   </w:num>
   <w:num w:numId="955">
-    <w:abstractNumId w:val="901"/>
+    <w:abstractNumId w:val="900"/>
     <w:lvlOverride w:ilvl="0">
       <w:startOverride w:val="1"/>
     </w:lvlOverride>
   </w:num>
   <w:num w:numId="956">
     <w:abstractNumId w:val="900"/>
-    <w:lvlOverride w:ilvl="1">
+    <w:lvlOverride w:ilvl="0">
       <w:startOverride w:val="1"/>
     </w:lvlOverride>
   </w:num>
   <w:num w:numId="957">
-    <w:abstractNumId w:val="900"/>
+    <w:abstractNumId w:val="901"/>
     <w:lvlOverride w:ilvl="0">
       <w:startOverride w:val="1"/>
     </w:lvlOverride>
@@ -10369,6 +10689,18 @@
     </w:lvlOverride>
   </w:num>
   <w:num w:numId="965">
+    <w:abstractNumId w:val="900"/>
+    <w:lvlOverride w:ilvl="0">
+      <w:startOverride w:val="1"/>
+    </w:lvlOverride>
+  </w:num>
+  <w:num w:numId="966">
+    <w:abstractNumId w:val="900"/>
+    <w:lvlOverride w:ilvl="1">
+      <w:startOverride w:val="1"/>
+    </w:lvlOverride>
+  </w:num>
+  <w:num w:numId="967">
     <w:abstractNumId w:val="900"/>
     <w:lvlOverride w:ilvl="1">
       <w:startOverride w:val="1"/>

--- a/docs/INTERFACES.docx
+++ b/docs/INTERFACES.docx
@@ -2101,7 +2101,18 @@
         <w:t>tone_off</w:t>
       </w:r>
       <w:r>
-        <w:t xml:space="preserve"> (the steady tone);</w:t>
+        <w:t xml:space="preserve"> (the steady tone). The optional </w:t>
+      </w:r>
+      <w:r>
+        <w:rPr>
+          <w:rFonts w:ascii="Courier New" w:hAnsi="Courier New" w:eastAsia="Courier New" w:cs="Courier New"/>
+          <w:color w:val="374151"/>
+          <w:sz w:val="19"/>
+        </w:rPr>
+        <w:t>variant</w:t>
+      </w:r>
+      <w:r>
+        <w:t xml:space="preserve"> below distinguishes their current recipes;</w:t>
       </w:r>
     </w:p>
     <w:p>
@@ -2423,6 +2434,225 @@
       </w:r>
       <w:r>
         <w:t>, estimated from the words (exact for a voice memo).</w:t>
+      </w:r>
+    </w:p>
+    <w:p>
+      <w:pPr>
+        <w:numPr>
+          <w:ilvl w:val="0"/>
+          <w:numId w:val="916"/>
+        </w:numPr>
+        <w:pStyle w:val="ListParagraph"/>
+      </w:pPr>
+      <w:r>
+        <w:rPr>
+          <w:b/>
+        </w:rPr>
+        <w:t>Guidance sound detail (optional, compatible with older messages):</w:t>
+      </w:r>
+      <w:r>
+        <w:t xml:space="preserve"> </w:t>
+      </w:r>
+      <w:r>
+        <w:rPr>
+          <w:rFonts w:ascii="Courier New" w:hAnsi="Courier New" w:eastAsia="Courier New" w:cs="Courier New"/>
+          <w:color w:val="374151"/>
+          <w:sz w:val="19"/>
+        </w:rPr>
+        <w:t>variant</w:t>
+      </w:r>
+      <w:r>
+        <w:t xml:space="preserve"> is </w:t>
+      </w:r>
+      <w:r>
+        <w:rPr>
+          <w:rFonts w:ascii="Courier New" w:hAnsi="Courier New" w:eastAsia="Courier New" w:cs="Courier New"/>
+          <w:color w:val="374151"/>
+          <w:sz w:val="19"/>
+        </w:rPr>
+        <w:t>on_beam</w:t>
+      </w:r>
+      <w:r>
+        <w:t xml:space="preserve">, </w:t>
+      </w:r>
+      <w:r>
+        <w:rPr>
+          <w:rFonts w:ascii="Courier New" w:hAnsi="Courier New" w:eastAsia="Courier New" w:cs="Courier New"/>
+          <w:color w:val="374151"/>
+          <w:sz w:val="19"/>
+        </w:rPr>
+        <w:t>off_beam</w:t>
+      </w:r>
+      <w:r>
+        <w:t xml:space="preserve">, </w:t>
+      </w:r>
+      <w:r>
+        <w:rPr>
+          <w:rFonts w:ascii="Courier New" w:hAnsi="Courier New" w:eastAsia="Courier New" w:cs="Courier New"/>
+          <w:color w:val="374151"/>
+          <w:sz w:val="19"/>
+        </w:rPr>
+        <w:t>behind</w:t>
+      </w:r>
+      <w:r>
+        <w:t xml:space="preserve">, </w:t>
+      </w:r>
+      <w:r>
+        <w:rPr>
+          <w:rFonts w:ascii="Courier New" w:hAnsi="Courier New" w:eastAsia="Courier New" w:cs="Courier New"/>
+          <w:color w:val="374151"/>
+          <w:sz w:val="19"/>
+        </w:rPr>
+        <w:t>here</w:t>
+      </w:r>
+      <w:r>
+        <w:t xml:space="preserve"> or </w:t>
+      </w:r>
+      <w:r>
+        <w:rPr>
+          <w:rFonts w:ascii="Courier New" w:hAnsi="Courier New" w:eastAsia="Courier New" w:cs="Courier New"/>
+          <w:color w:val="374151"/>
+          <w:sz w:val="19"/>
+        </w:rPr>
+        <w:t>hand_ping</w:t>
+      </w:r>
+      <w:r>
+        <w:t xml:space="preserve"> for </w:t>
+      </w:r>
+      <w:r>
+        <w:rPr>
+          <w:rFonts w:ascii="Courier New" w:hAnsi="Courier New" w:eastAsia="Courier New" w:cs="Courier New"/>
+          <w:color w:val="374151"/>
+          <w:sz w:val="19"/>
+        </w:rPr>
+        <w:t>beep</w:t>
+      </w:r>
+      <w:r>
+        <w:t xml:space="preserve">; </w:t>
+      </w:r>
+      <w:r>
+        <w:rPr>
+          <w:rFonts w:ascii="Courier New" w:hAnsi="Courier New" w:eastAsia="Courier New" w:cs="Courier New"/>
+          <w:color w:val="374151"/>
+          <w:sz w:val="19"/>
+        </w:rPr>
+        <w:t>arrive</w:t>
+      </w:r>
+      <w:r>
+        <w:t xml:space="preserve"> for </w:t>
+      </w:r>
+      <w:r>
+        <w:rPr>
+          <w:rFonts w:ascii="Courier New" w:hAnsi="Courier New" w:eastAsia="Courier New" w:cs="Courier New"/>
+          <w:color w:val="374151"/>
+          <w:sz w:val="19"/>
+        </w:rPr>
+        <w:t>ding</w:t>
+      </w:r>
+      <w:r>
+        <w:t xml:space="preserve">; </w:t>
+      </w:r>
+      <w:r>
+        <w:rPr>
+          <w:rFonts w:ascii="Courier New" w:hAnsi="Courier New" w:eastAsia="Courier New" w:cs="Courier New"/>
+          <w:color w:val="374151"/>
+          <w:sz w:val="19"/>
+        </w:rPr>
+        <w:t>contact</w:t>
+      </w:r>
+      <w:r>
+        <w:t xml:space="preserve"> for </w:t>
+      </w:r>
+      <w:r>
+        <w:rPr>
+          <w:rFonts w:ascii="Courier New" w:hAnsi="Courier New" w:eastAsia="Courier New" w:cs="Courier New"/>
+          <w:color w:val="374151"/>
+          <w:sz w:val="19"/>
+        </w:rPr>
+        <w:t>tone_on</w:t>
+      </w:r>
+      <w:r>
+        <w:t xml:space="preserve">. The source is </w:t>
+      </w:r>
+      <w:r>
+        <w:rPr>
+          <w:rFonts w:ascii="Courier New" w:hAnsi="Courier New" w:eastAsia="Courier New" w:cs="Courier New"/>
+          <w:color w:val="374151"/>
+          <w:sz w:val="19"/>
+        </w:rPr>
+        <w:t>beacon</w:t>
+      </w:r>
+      <w:r>
+        <w:t xml:space="preserve">. A plain </w:t>
+      </w:r>
+      <w:r>
+        <w:rPr>
+          <w:rFonts w:ascii="Courier New" w:hAnsi="Courier New" w:eastAsia="Courier New" w:cs="Courier New"/>
+          <w:color w:val="374151"/>
+          <w:sz w:val="19"/>
+        </w:rPr>
+        <w:t>ding</w:t>
+      </w:r>
+      <w:r>
+        <w:t xml:space="preserve"> is the two-note facing confirmation; </w:t>
+      </w:r>
+      <w:r>
+        <w:rPr>
+          <w:rFonts w:ascii="Courier New" w:hAnsi="Courier New" w:eastAsia="Courier New" w:cs="Courier New"/>
+          <w:color w:val="374151"/>
+          <w:sz w:val="19"/>
+        </w:rPr>
+        <w:t>arrive</w:t>
+      </w:r>
+      <w:r>
+        <w:t xml:space="preserve"> is the three-note stop cue. A </w:t>
+      </w:r>
+      <w:r>
+        <w:rPr>
+          <w:rFonts w:ascii="Courier New" w:hAnsi="Courier New" w:eastAsia="Courier New" w:cs="Courier New"/>
+          <w:color w:val="374151"/>
+          <w:sz w:val="19"/>
+        </w:rPr>
+        <w:t>hand_ping</w:t>
+      </w:r>
+      <w:r>
+        <w:t xml:space="preserve"> must include integer </w:t>
+      </w:r>
+      <w:r>
+        <w:rPr>
+          <w:rFonts w:ascii="Courier New" w:hAnsi="Courier New" w:eastAsia="Courier New" w:cs="Courier New"/>
+          <w:color w:val="374151"/>
+          <w:sz w:val="19"/>
+        </w:rPr>
+        <w:t>hand_step</w:t>
+      </w:r>
+      <w:r>
+        <w:t xml:space="preserve"> 0–5 (D5, E5, F♯5, A5, B5, D6); no other variant carries a step. The contact tone is the rounded top note, 1175 Hz. Absent/null detail means the original generic beep/ding/660 Hz tone; do not infer a variant from direction or distance. The phone uses its actual cue and pitch step, including the playback clamp.</w:t>
+      </w:r>
+    </w:p>
+    <w:p>
+      <w:r>
+        <w:t>```json</w:t>
+      </w:r>
+    </w:p>
+    <w:p>
+      <w:r>
+        <w:t>{"type": "sound", "session_id": "…", "t_device": 81240.2, "cue": "beep", "source": "beacon", "anchor": "item",</w:t>
+      </w:r>
+    </w:p>
+    <w:p>
+      <w:r>
+        <w:t>"az_deg": 5.0, "el_deg": -40.0, "distance_m": 0.6, "variant": "hand_ping", "hand_step": 4}</w:t>
+      </w:r>
+    </w:p>
+    <w:p>
+      <w:r>
+        <w:rPr>
+          <w:rFonts w:ascii="Courier New" w:hAnsi="Courier New" w:eastAsia="Courier New" w:cs="Courier New"/>
+          <w:color w:val="374151"/>
+          <w:sz w:val="19"/>
+        </w:rPr>
+        <w:t>`</w:t>
       </w:r>
     </w:p>
     <w:p>
@@ -6905,6 +7135,58 @@
       </w:r>
       <w:r>
         <w:t>).</w:t>
+      </w:r>
+    </w:p>
+    <w:p>
+      <w:pPr>
+        <w:numPr>
+          <w:ilvl w:val="1"/>
+          <w:numId w:val="946"/>
+        </w:numPr>
+        <w:pStyle w:val="ListParagraph"/>
+      </w:pPr>
+      <w:r>
+        <w:t xml:space="preserve">Guidance cue detail is relayed unchanged as optional </w:t>
+      </w:r>
+      <w:r>
+        <w:rPr>
+          <w:rFonts w:ascii="Courier New" w:hAnsi="Courier New" w:eastAsia="Courier New" w:cs="Courier New"/>
+          <w:color w:val="374151"/>
+          <w:sz w:val="19"/>
+        </w:rPr>
+        <w:t>variant</w:t>
+      </w:r>
+      <w:r>
+        <w:t xml:space="preserve"> and </w:t>
+      </w:r>
+      <w:r>
+        <w:rPr>
+          <w:rFonts w:ascii="Courier New" w:hAnsi="Courier New" w:eastAsia="Courier New" w:cs="Courier New"/>
+          <w:color w:val="374151"/>
+          <w:sz w:val="19"/>
+        </w:rPr>
+        <w:t>handStep</w:t>
+      </w:r>
+      <w:r>
+        <w:t xml:space="preserve"> (§3.2); old messages omit them. Invalid variants, cue/source combinations or pitch steps are dropped. No schema-version change: old clients ignore these extra fields and new clients retain the old recipes when details are absent.</w:t>
+      </w:r>
+    </w:p>
+    <w:p>
+      <w:pPr>
+        <w:numPr>
+          <w:ilvl w:val="1"/>
+          <w:numId w:val="946"/>
+        </w:numPr>
+        <w:pStyle w:val="ListParagraph"/>
+      </w:pPr>
+      <w:r>
+        <w:rPr>
+          <w:b/>
+        </w:rPr>
+        <w:t>Listen in</w:t>
+      </w:r>
+      <w:r>
+        <w:t xml:space="preserve"> synthesizes the reported current recipe, including all six reach pitches, the arrival triad and contact tone. Distance attenuation uses the phone's 0.6 m reference and 0.35 rolloff. This is an observer reconstruction with network timing and the browser's HRTF, not a recording of Apple's rendered output; haptics are not replayed. Opt-in remains required.</w:t>
       </w:r>
     </w:p>
     <w:p>
